--- a/_Document/task_summary.docx
+++ b/_Document/task_summary.docx
@@ -1,6 +1,6 @@
 
 <file path=word/document.xml><?xml version="1.0" encoding="utf-8"?>
-<w:document xmlns:wpc="http://schemas.microsoft.com/office/word/2010/wordprocessingCanvas" xmlns:cx="http://schemas.microsoft.com/office/drawing/2014/chartex" xmlns:cx1="http://schemas.microsoft.com/office/drawing/2015/9/8/chartex" xmlns:cx2="http://schemas.microsoft.com/office/drawing/2015/10/21/chartex" xmlns:cx3="http://schemas.microsoft.com/office/drawing/2016/5/9/chartex" xmlns:cx4="http://schemas.microsoft.com/office/drawing/2016/5/10/chartex" xmlns:cx5="http://schemas.microsoft.com/office/drawing/2016/5/11/chartex" xmlns:cx6="http://schemas.microsoft.com/office/drawing/2016/5/12/chartex" xmlns:cx7="http://schemas.microsoft.com/office/drawing/2016/5/13/chartex" xmlns:cx8="http://schemas.microsoft.com/office/drawing/2016/5/14/chartex" xmlns:mc="http://schemas.openxmlformats.org/markup-compatibility/2006" xmlns:aink="http://schemas.microsoft.com/office/drawing/2016/ink" xmlns:am3d="http://schemas.microsoft.com/office/drawing/2017/model3d" xmlns:o="urn:schemas-microsoft-com:office:office" xmlns:oel="http://schemas.microsoft.com/office/2019/extlst" xmlns:r="http://schemas.openxmlformats.org/officeDocument/2006/relationships" xmlns:m="http://schemas.openxmlformats.org/officeDocument/2006/math" xmlns:v="urn:schemas-microsoft-com:vml" xmlns:wp14="http://schemas.microsoft.com/office/word/2010/wordprocessingDrawing" xmlns:wp="http://schemas.openxmlformats.org/drawingml/2006/wordprocessingDrawing" xmlns:w10="urn:schemas-microsoft-com:office:word" xmlns:w="http://schemas.openxmlformats.org/wordprocessingml/2006/main" xmlns:w14="http://schemas.microsoft.com/office/word/2010/wordml" xmlns:w15="http://schemas.microsoft.com/office/word/2012/wordml" xmlns:w16cex="http://schemas.microsoft.com/office/word/2018/wordml/cex" xmlns:w16cid="http://schemas.microsoft.com/office/word/2016/wordml/cid" xmlns:w16="http://schemas.microsoft.com/office/word/2018/wordml" xmlns:w16du="http://schemas.microsoft.com/office/word/2023/wordml/word16du" xmlns:w16sdtdh="http://schemas.microsoft.com/office/word/2020/wordml/sdtdatahash" xmlns:w16sdtfl="http://schemas.microsoft.com/office/word/2024/wordml/sdtformatlock" xmlns:w16se="http://schemas.microsoft.com/office/word/2015/wordml/symex" xmlns:wpg="http://schemas.microsoft.com/office/word/2010/wordprocessingGroup" xmlns:wpi="http://schemas.microsoft.com/office/word/2010/wordprocessingInk" xmlns:wne="http://schemas.microsoft.com/office/word/2006/wordml" xmlns:wps="http://schemas.microsoft.com/office/word/2010/wordprocessingShape" mc:Ignorable="w14 w15 w16se w16cid w16 w16cex w16sdtdh w16sdtfl w16du wp14">
+<w:document xmlns:wpc="http://schemas.microsoft.com/office/word/2010/wordprocessingCanvas" xmlns:cx="http://schemas.microsoft.com/office/drawing/2014/chartex" xmlns:cx1="http://schemas.microsoft.com/office/drawing/2015/9/8/chartex" xmlns:cx2="http://schemas.microsoft.com/office/drawing/2015/10/21/chartex" xmlns:cx3="http://schemas.microsoft.com/office/drawing/2016/5/9/chartex" xmlns:cx4="http://schemas.microsoft.com/office/drawing/2016/5/10/chartex" xmlns:cx5="http://schemas.microsoft.com/office/drawing/2016/5/11/chartex" xmlns:cx6="http://schemas.microsoft.com/office/drawing/2016/5/12/chartex" xmlns:cx7="http://schemas.microsoft.com/office/drawing/2016/5/13/chartex" xmlns:cx8="http://schemas.microsoft.com/office/drawing/2016/5/14/chartex" xmlns:mc="http://schemas.openxmlformats.org/markup-compatibility/2006" xmlns:aink="http://schemas.microsoft.com/office/drawing/2016/ink" xmlns:am3d="http://schemas.microsoft.com/office/drawing/2017/model3d" xmlns:o="urn:schemas-microsoft-com:office:office" xmlns:r="http://schemas.openxmlformats.org/officeDocument/2006/relationships" xmlns:m="http://schemas.openxmlformats.org/officeDocument/2006/math" xmlns:v="urn:schemas-microsoft-com:vml" xmlns:wp14="http://schemas.microsoft.com/office/word/2010/wordprocessingDrawing" xmlns:wp="http://schemas.openxmlformats.org/drawingml/2006/wordprocessingDrawing" xmlns:w10="urn:schemas-microsoft-com:office:word" xmlns:w="http://schemas.openxmlformats.org/wordprocessingml/2006/main" xmlns:w14="http://schemas.microsoft.com/office/word/2010/wordml" xmlns:w15="http://schemas.microsoft.com/office/word/2012/wordml" xmlns:w16cex="http://schemas.microsoft.com/office/word/2018/wordml/cex" xmlns:w16cid="http://schemas.microsoft.com/office/word/2016/wordml/cid" xmlns:w16="http://schemas.microsoft.com/office/word/2018/wordml" xmlns:w16sdtdh="http://schemas.microsoft.com/office/word/2020/wordml/sdtdatahash" xmlns:w16se="http://schemas.microsoft.com/office/word/2015/wordml/symex" xmlns:wpg="http://schemas.microsoft.com/office/word/2010/wordprocessingGroup" xmlns:wpi="http://schemas.microsoft.com/office/word/2010/wordprocessingInk" xmlns:wne="http://schemas.microsoft.com/office/word/2006/wordml" xmlns:wps="http://schemas.microsoft.com/office/word/2010/wordprocessingShape" mc:Ignorable="w14 w15 w16se w16cid w16 w16cex w16sdtdh wp14">
   <w:body>
     <w:p>
       <w:pPr>
@@ -21,7 +21,7 @@
           <w:sz w:val="36"/>
           <w:szCs w:val="44"/>
         </w:rPr>
-        <w:t>D</w:t>
+        <w:t>1.</w:t>
       </w:r>
       <w:r>
         <w:rPr>
@@ -31,7 +31,47 @@
           <w:sz w:val="36"/>
           <w:szCs w:val="44"/>
         </w:rPr>
-        <w:t xml:space="preserve">ata scrapping </w:t>
+        <w:t>D</w:t>
+      </w:r>
+      <w:r>
+        <w:rPr>
+          <w:rFonts w:asciiTheme="minorBidi" w:hAnsiTheme="minorBidi" w:cstheme="minorBidi"/>
+          <w:b/>
+          <w:bCs/>
+          <w:sz w:val="36"/>
+          <w:szCs w:val="44"/>
+        </w:rPr>
+        <w:t>ata</w:t>
+      </w:r>
+      <w:r>
+        <w:rPr>
+          <w:rFonts w:asciiTheme="minorBidi" w:hAnsiTheme="minorBidi" w:cstheme="minorBidi"/>
+          <w:b/>
+          <w:bCs/>
+          <w:sz w:val="36"/>
+          <w:szCs w:val="44"/>
+        </w:rPr>
+        <w:t xml:space="preserve"> </w:t>
+      </w:r>
+      <w:r>
+        <w:rPr>
+          <w:rFonts w:asciiTheme="minorBidi" w:hAnsiTheme="minorBidi" w:cstheme="minorBidi"/>
+          <w:b/>
+          <w:bCs/>
+          <w:sz w:val="36"/>
+          <w:szCs w:val="44"/>
+        </w:rPr>
+        <w:t>d</w:t>
+      </w:r>
+      <w:r>
+        <w:rPr>
+          <w:rFonts w:asciiTheme="minorBidi" w:hAnsiTheme="minorBidi" w:cstheme="minorBidi"/>
+          <w:b/>
+          <w:bCs/>
+          <w:sz w:val="36"/>
+          <w:szCs w:val="44"/>
+        </w:rPr>
+        <w:t>escription</w:t>
       </w:r>
     </w:p>
     <w:p>
@@ -831,6 +871,87 @@
     </w:p>
     <w:p>
       <w:pPr>
+        <w:pStyle w:val="Heading2"/>
+        <w:rPr>
+          <w:rFonts w:asciiTheme="minorBidi" w:hAnsiTheme="minorBidi" w:cstheme="minorBidi"/>
+          <w:bCs/>
+          <w:sz w:val="36"/>
+          <w:szCs w:val="44"/>
+        </w:rPr>
+      </w:pPr>
+      <w:r>
+        <w:rPr>
+          <w:rFonts w:asciiTheme="minorBidi" w:hAnsiTheme="minorBidi" w:cstheme="minorBidi"/>
+          <w:b/>
+          <w:bCs/>
+          <w:sz w:val="36"/>
+          <w:szCs w:val="44"/>
+        </w:rPr>
+        <w:t>2.</w:t>
+      </w:r>
+      <w:r>
+        <w:rPr>
+          <w:rFonts w:asciiTheme="minorBidi" w:hAnsiTheme="minorBidi" w:cstheme="minorBidi"/>
+          <w:b/>
+          <w:bCs/>
+          <w:sz w:val="36"/>
+          <w:szCs w:val="44"/>
+        </w:rPr>
+        <w:t xml:space="preserve"> </w:t>
+      </w:r>
+      <w:r>
+        <w:rPr>
+          <w:rFonts w:asciiTheme="minorBidi" w:hAnsiTheme="minorBidi" w:cstheme="minorBidi"/>
+          <w:b/>
+          <w:bCs/>
+          <w:sz w:val="36"/>
+          <w:szCs w:val="44"/>
+        </w:rPr>
+        <w:t>D</w:t>
+      </w:r>
+      <w:r>
+        <w:rPr>
+          <w:rFonts w:asciiTheme="minorBidi" w:hAnsiTheme="minorBidi" w:cstheme="minorBidi"/>
+          <w:b/>
+          <w:bCs/>
+          <w:sz w:val="36"/>
+          <w:szCs w:val="44"/>
+        </w:rPr>
+        <w:t>ata</w:t>
+      </w:r>
+      <w:r>
+        <w:rPr>
+          <w:rFonts w:asciiTheme="minorBidi" w:hAnsiTheme="minorBidi" w:cstheme="minorBidi"/>
+          <w:b/>
+          <w:bCs/>
+          <w:sz w:val="36"/>
+          <w:szCs w:val="44"/>
+        </w:rPr>
+        <w:t xml:space="preserve"> </w:t>
+      </w:r>
+      <w:r>
+        <w:rPr>
+          <w:rFonts w:asciiTheme="minorBidi" w:hAnsiTheme="minorBidi" w:cstheme="minorBidi"/>
+          <w:b/>
+          <w:bCs/>
+          <w:sz w:val="36"/>
+          <w:szCs w:val="44"/>
+        </w:rPr>
+        <w:t>p</w:t>
+      </w:r>
+      <w:r>
+        <w:rPr>
+          <w:rFonts w:asciiTheme="minorBidi" w:hAnsiTheme="minorBidi" w:cstheme="minorBidi"/>
+          <w:b/>
+          <w:bCs/>
+          <w:sz w:val="36"/>
+          <w:szCs w:val="44"/>
+        </w:rPr>
+        <w:t>reparation</w:t>
+      </w:r>
+    </w:p>
+    <w:p>
+      <w:pPr>
         <w:pStyle w:val="ListParagraph"/>
         <w:numPr>
           <w:ilvl w:val="0"/>
@@ -1299,7 +1420,6 @@
           <w:rFonts w:asciiTheme="minorBidi" w:hAnsiTheme="minorBidi"/>
           <w:sz w:val="28"/>
         </w:rPr>
-        <w:lastRenderedPageBreak/>
         <w:t>Imbalance data</w:t>
       </w:r>
     </w:p>
@@ -1737,58 +1857,6 @@
     </w:p>
     <w:p>
       <w:pPr>
-        <w:pStyle w:val="Heading2"/>
-        <w:rPr>
-          <w:rFonts w:asciiTheme="minorBidi" w:hAnsiTheme="minorBidi" w:cstheme="minorBidi"/>
-          <w:b/>
-          <w:bCs/>
-          <w:sz w:val="36"/>
-          <w:szCs w:val="44"/>
-        </w:rPr>
-      </w:pPr>
-      <w:r>
-        <w:rPr>
-          <w:rFonts w:asciiTheme="minorBidi" w:hAnsiTheme="minorBidi" w:cstheme="minorBidi"/>
-          <w:b/>
-          <w:bCs/>
-          <w:sz w:val="36"/>
-          <w:szCs w:val="44"/>
-        </w:rPr>
-        <w:t>D</w:t>
-      </w:r>
-      <w:r>
-        <w:rPr>
-          <w:rFonts w:asciiTheme="minorBidi" w:hAnsiTheme="minorBidi" w:cstheme="minorBidi"/>
-          <w:b/>
-          <w:bCs/>
-          <w:sz w:val="36"/>
-          <w:szCs w:val="44"/>
-        </w:rPr>
-        <w:t>ata</w:t>
-      </w:r>
-      <w:r>
-        <w:rPr>
-          <w:rFonts w:asciiTheme="minorBidi" w:hAnsiTheme="minorBidi" w:cstheme="minorBidi"/>
-          <w:b/>
-          <w:bCs/>
-          <w:sz w:val="36"/>
-          <w:szCs w:val="44"/>
-        </w:rPr>
-        <w:t xml:space="preserve"> preparation</w:t>
-      </w:r>
-      <w:r>
-        <w:rPr>
-          <w:rFonts w:asciiTheme="minorBidi" w:hAnsiTheme="minorBidi" w:cstheme="minorBidi"/>
-          <w:b/>
-          <w:bCs/>
-          <w:sz w:val="36"/>
-          <w:szCs w:val="44"/>
-        </w:rPr>
-        <w:t xml:space="preserve"> </w:t>
-      </w:r>
-    </w:p>
-    <w:p>
-      <w:pPr>
         <w:pStyle w:val="ListParagraph"/>
         <w:numPr>
           <w:ilvl w:val="0"/>
@@ -1807,13 +1875,8 @@
           <w:numId w:val="3"/>
         </w:numPr>
       </w:pPr>
-      <w:proofErr w:type="gramStart"/>
-      <w:r>
-        <w:t>transforms.Resize</w:t>
-      </w:r>
-      <w:proofErr w:type="gramEnd"/>
-      <w:r>
-        <w:t xml:space="preserve">(): </w:t>
+      <w:r>
+        <w:t xml:space="preserve">transforms.Resize(): </w:t>
       </w:r>
       <w:r>
         <w:rPr>
@@ -1848,13 +1911,8 @@
           <w:numId w:val="3"/>
         </w:numPr>
       </w:pPr>
-      <w:proofErr w:type="gramStart"/>
-      <w:r>
-        <w:t>transforms.ToTensor</w:t>
-      </w:r>
-      <w:proofErr w:type="gramEnd"/>
-      <w:r>
-        <w:t>():</w:t>
+      <w:r>
+        <w:t>transforms.ToTensor():</w:t>
       </w:r>
       <w:r>
         <w:t xml:space="preserve"> </w:t>
@@ -1908,13 +1966,8 @@
           <w:numId w:val="3"/>
         </w:numPr>
       </w:pPr>
-      <w:proofErr w:type="gramStart"/>
-      <w:r>
-        <w:t>transforms.Normalize</w:t>
-      </w:r>
-      <w:proofErr w:type="gramEnd"/>
-      <w:r>
-        <w:t>(mean=IMAGENET_MEAN, std=IMAGENET_STD):</w:t>
+      <w:r>
+        <w:t>transforms.Normalize(mean=IMAGENET_MEAN, std=IMAGENET_STD):</w:t>
       </w:r>
       <w:r>
         <w:rPr>
@@ -1977,13 +2030,8 @@
           <w:numId w:val="3"/>
         </w:numPr>
       </w:pPr>
-      <w:proofErr w:type="gramStart"/>
-      <w:r>
-        <w:t>transforms.RandomHorizontalFlip</w:t>
-      </w:r>
-      <w:proofErr w:type="gramEnd"/>
-      <w:r>
-        <w:t>(p=0.5):</w:t>
+      <w:r>
+        <w:t>transforms.RandomHorizontalFlip(p=0.5):</w:t>
       </w:r>
       <w:r>
         <w:rPr>
@@ -2021,13 +2069,8 @@
           <w:numId w:val="3"/>
         </w:numPr>
       </w:pPr>
-      <w:proofErr w:type="gramStart"/>
-      <w:r>
-        <w:t>transforms.RandomRotation</w:t>
-      </w:r>
-      <w:proofErr w:type="gramEnd"/>
-      <w:r>
-        <w:t>(degrees=20)</w:t>
+      <w:r>
+        <w:t>transforms.RandomRotation(degrees=20)</w:t>
       </w:r>
       <w:r>
         <w:t xml:space="preserve"> </w:t>
@@ -2077,13 +2120,8 @@
           <w:numId w:val="3"/>
         </w:numPr>
       </w:pPr>
-      <w:proofErr w:type="gramStart"/>
-      <w:r>
-        <w:t>transforms.ColorJitter</w:t>
-      </w:r>
-      <w:proofErr w:type="gramEnd"/>
-      <w:r>
-        <w:t xml:space="preserve">(brightness=0.20, </w:t>
+      <w:r>
+        <w:t xml:space="preserve">transforms.ColorJitter(brightness=0.20, </w:t>
       </w:r>
       <w:bookmarkStart w:id="0" w:name="_Hlk241747366"/>
       <w:r>
@@ -2181,13 +2219,8 @@
           <w:numId w:val="3"/>
         </w:numPr>
       </w:pPr>
-      <w:proofErr w:type="gramStart"/>
-      <w:r>
-        <w:t>transforms.RandomResizedCrop</w:t>
-      </w:r>
-      <w:proofErr w:type="gramEnd"/>
-      <w:r>
-        <w:t xml:space="preserve">(self.image_size, scale=(0.8, 1.0)): </w:t>
+      <w:r>
+        <w:t xml:space="preserve">transforms.RandomResizedCrop(self.image_size, scale=(0.8, 1.0)): </w:t>
       </w:r>
       <w:r>
         <w:rPr>
@@ -2262,13 +2295,8 @@
           <w:numId w:val="3"/>
         </w:numPr>
       </w:pPr>
-      <w:proofErr w:type="gramStart"/>
-      <w:r>
-        <w:t>transforms.RandomPerspective</w:t>
-      </w:r>
-      <w:proofErr w:type="gramEnd"/>
-      <w:r>
-        <w:t>(distortion_scale=0.15, p=0.3):</w:t>
+      <w:r>
+        <w:t>transforms.RandomPerspective(distortion_scale=0.15, p=0.3):</w:t>
       </w:r>
       <w:r>
         <w:rPr>
@@ -2306,13 +2334,8 @@
           <w:numId w:val="3"/>
         </w:numPr>
       </w:pPr>
-      <w:proofErr w:type="gramStart"/>
-      <w:r>
-        <w:t>transforms.RandomGrayscale</w:t>
-      </w:r>
-      <w:proofErr w:type="gramEnd"/>
-      <w:r>
-        <w:t xml:space="preserve">(p=0.1): </w:t>
+      <w:r>
+        <w:t xml:space="preserve">transforms.RandomGrayscale(p=0.1): </w:t>
       </w:r>
       <w:r>
         <w:rPr>
@@ -2539,7 +2562,47 @@
           <w:sz w:val="36"/>
           <w:szCs w:val="44"/>
         </w:rPr>
-        <w:t>Model Architechure</w:t>
+        <w:t>3</w:t>
+      </w:r>
+      <w:r>
+        <w:rPr>
+          <w:rFonts w:asciiTheme="minorBidi" w:hAnsiTheme="minorBidi" w:cstheme="minorBidi"/>
+          <w:b/>
+          <w:bCs/>
+          <w:sz w:val="36"/>
+          <w:szCs w:val="44"/>
+        </w:rPr>
+        <w:t>.</w:t>
+      </w:r>
+      <w:r>
+        <w:rPr>
+          <w:rFonts w:asciiTheme="minorBidi" w:hAnsiTheme="minorBidi" w:cstheme="minorBidi"/>
+          <w:b/>
+          <w:bCs/>
+          <w:sz w:val="36"/>
+          <w:szCs w:val="44"/>
+        </w:rPr>
+        <w:t xml:space="preserve">Model </w:t>
+      </w:r>
+      <w:r>
+        <w:rPr>
+          <w:rFonts w:asciiTheme="minorBidi" w:hAnsiTheme="minorBidi" w:cstheme="minorBidi"/>
+          <w:b/>
+          <w:bCs/>
+          <w:sz w:val="36"/>
+          <w:szCs w:val="44"/>
+        </w:rPr>
+        <w:t>a</w:t>
+      </w:r>
+      <w:r>
+        <w:rPr>
+          <w:rFonts w:asciiTheme="minorBidi" w:hAnsiTheme="minorBidi" w:cstheme="minorBidi"/>
+          <w:b/>
+          <w:bCs/>
+          <w:sz w:val="36"/>
+          <w:szCs w:val="44"/>
+        </w:rPr>
+        <w:t>rchitechure</w:t>
       </w:r>
     </w:p>
     <w:p>
@@ -3608,17 +3671,10 @@
     </w:tbl>
     <w:p/>
     <w:p/>
-    <w:p>
-      <w:pPr>
-        <w:rPr>
-          <w:rFonts w:hint="cs"/>
-        </w:rPr>
-      </w:pPr>
-    </w:p>
-    <w:p>
-      <w:pPr>
-        <w:rPr>
-          <w:rFonts w:hint="cs"/>
+    <w:p/>
+    <w:p>
+      <w:pPr>
+        <w:rPr>
           <w:i/>
           <w:iCs/>
           <w:color w:val="EE0000"/>
@@ -3773,16 +3829,7 @@
         </w:rPr>
       </w:pPr>
       <w:r>
-        <w:t>Model Architec</w:t>
-      </w:r>
-      <w:r>
-        <w:t>t</w:t>
-      </w:r>
-      <w:r>
-        <w:t>ure</w:t>
-      </w:r>
-      <w:r>
-        <w:t xml:space="preserve"> Modification</w:t>
+        <w:t>Model Architecture Modification</w:t>
       </w:r>
       <w:r>
         <w:t>:</w:t>
@@ -4007,15 +4054,7 @@
         </w:numPr>
       </w:pPr>
       <w:r>
-        <w:t xml:space="preserve">Layer 1: </w:t>
-      </w:r>
-      <w:proofErr w:type="gramStart"/>
-      <w:r>
-        <w:t>nn.Linear</w:t>
-      </w:r>
-      <w:proofErr w:type="gramEnd"/>
-      <w:r>
-        <w:t>(feature_dim, head_hidden_dim=256)</w:t>
+        <w:t>Layer 1: nn.Linear(feature_dim, head_hidden_dim=256)</w:t>
       </w:r>
     </w:p>
     <w:p>
@@ -4026,15 +4065,7 @@
         </w:numPr>
       </w:pPr>
       <w:r>
-        <w:t xml:space="preserve">Layer 2: </w:t>
-      </w:r>
-      <w:proofErr w:type="gramStart"/>
-      <w:r>
-        <w:t>nn.ReLU</w:t>
-      </w:r>
-      <w:proofErr w:type="gramEnd"/>
-      <w:r>
-        <w:t>(inplace=True)</w:t>
+        <w:t>Layer 2: nn.ReLU(inplace=True)</w:t>
       </w:r>
     </w:p>
     <w:p>
@@ -4045,15 +4076,7 @@
         </w:numPr>
       </w:pPr>
       <w:r>
-        <w:t xml:space="preserve">Layer 3: </w:t>
-      </w:r>
-      <w:proofErr w:type="gramStart"/>
-      <w:r>
-        <w:t>nn.Dropout</w:t>
-      </w:r>
-      <w:proofErr w:type="gramEnd"/>
-      <w:r>
-        <w:t>(head_dropout=0.3)</w:t>
+        <w:t>Layer 3: nn.Dropout(head_dropout=0.3)</w:t>
       </w:r>
     </w:p>
     <w:p>
@@ -4064,15 +4087,7 @@
         </w:numPr>
       </w:pPr>
       <w:r>
-        <w:t xml:space="preserve">Layer 4: </w:t>
-      </w:r>
-      <w:proofErr w:type="gramStart"/>
-      <w:r>
-        <w:t>nn.Linear</w:t>
-      </w:r>
-      <w:proofErr w:type="gramEnd"/>
-      <w:r>
-        <w:t>(256, num_classes=4)</w:t>
+        <w:t>Layer 4: nn.Linear(256, num_classes=4)</w:t>
       </w:r>
     </w:p>
     <w:p>
@@ -4086,6 +4101,26 @@
           <w:szCs w:val="44"/>
         </w:rPr>
       </w:pPr>
+      <w:r>
+        <w:rPr>
+          <w:rFonts w:asciiTheme="minorBidi" w:hAnsiTheme="minorBidi" w:cstheme="minorBidi"/>
+          <w:b/>
+          <w:bCs/>
+          <w:sz w:val="36"/>
+          <w:szCs w:val="44"/>
+        </w:rPr>
+        <w:t>4</w:t>
+      </w:r>
+      <w:r>
+        <w:rPr>
+          <w:rFonts w:asciiTheme="minorBidi" w:hAnsiTheme="minorBidi" w:cstheme="minorBidi"/>
+          <w:b/>
+          <w:bCs/>
+          <w:sz w:val="36"/>
+          <w:szCs w:val="44"/>
+        </w:rPr>
+        <w:t>.</w:t>
+      </w:r>
       <w:r>
         <w:rPr>
           <w:rFonts w:asciiTheme="minorBidi" w:hAnsiTheme="minorBidi" w:cstheme="minorBidi"/>
@@ -4351,7 +4386,6 @@
           <w:numId w:val="6"/>
         </w:numPr>
         <w:rPr>
-          <w:rFonts w:hint="cs"/>
           <w:color w:val="000000" w:themeColor="text1"/>
         </w:rPr>
       </w:pPr>
@@ -4692,7 +4726,7 @@
       <w:pPr>
         <w:spacing w:before="100" w:after="200"/>
         <w:rPr>
-          <w:rFonts w:ascii="Segoe UI Symbol" w:hAnsi="Segoe UI Symbol" w:hint="cs"/>
+          <w:rFonts w:ascii="Segoe UI Symbol" w:hAnsi="Segoe UI Symbol"/>
           <w:b/>
           <w:bCs/>
           <w:color w:val="C00000"/>
@@ -4704,7 +4738,7 @@
       <w:pPr>
         <w:pStyle w:val="Heading2"/>
         <w:rPr>
-          <w:rFonts w:asciiTheme="minorBidi" w:hAnsiTheme="minorBidi" w:cstheme="minorBidi" w:hint="cs"/>
+          <w:rFonts w:asciiTheme="minorBidi" w:hAnsiTheme="minorBidi" w:cstheme="minorBidi"/>
           <w:b/>
           <w:bCs/>
           <w:sz w:val="36"/>
@@ -4720,28 +4754,28 @@
           <w:szCs w:val="44"/>
         </w:rPr>
         <w:lastRenderedPageBreak/>
-        <w:t>Evaluation metrics &amp; Error Analysis</w:t>
-      </w:r>
-      <w:r>
-        <w:rPr>
-          <w:rFonts w:asciiTheme="minorBidi" w:hAnsiTheme="minorBidi" w:cstheme="minorBidi" w:hint="cs"/>
+        <w:t>5.</w:t>
+      </w:r>
+      <w:r>
+        <w:rPr>
+          <w:rFonts w:asciiTheme="minorBidi" w:hAnsiTheme="minorBidi" w:cstheme="minorBidi"/>
           <w:b/>
           <w:bCs/>
           <w:sz w:val="36"/>
           <w:szCs w:val="44"/>
-          <w:cs/>
-        </w:rPr>
-        <w:t xml:space="preserve"> </w:t>
-      </w:r>
-      <w:r>
-        <w:rPr>
-          <w:rFonts w:asciiTheme="minorBidi" w:hAnsiTheme="minorBidi" w:cstheme="minorBidi"/>
+        </w:rPr>
+        <w:t>Evaluation metrics &amp; Error Analysis</w:t>
+      </w:r>
+      <w:r>
+        <w:rPr>
+          <w:rFonts w:asciiTheme="minorBidi" w:hAnsiTheme="minorBidi" w:cstheme="minorBidi" w:hint="cs"/>
           <w:b/>
           <w:bCs/>
           <w:sz w:val="36"/>
           <w:szCs w:val="44"/>
-        </w:rPr>
-        <w:t>6) Experimental results</w:t>
+          <w:cs/>
+        </w:rPr>
+        <w:t xml:space="preserve"> </w:t>
       </w:r>
     </w:p>
     <w:p>
@@ -4965,23 +4999,19 @@
           <w:sz w:val="36"/>
           <w:szCs w:val="44"/>
         </w:rPr>
-        <w:t>Experimental results</w:t>
-      </w:r>
-      <w:r>
-        <w:rPr>
-          <w:rFonts w:asciiTheme="minorBidi" w:hAnsiTheme="minorBidi" w:cstheme="minorBidi" w:hint="cs"/>
+        <w:t>6</w:t>
+      </w:r>
+      <w:r>
+        <w:rPr>
+          <w:rFonts w:asciiTheme="minorBidi" w:hAnsiTheme="minorBidi" w:cstheme="minorBidi"/>
           <w:b/>
           <w:bCs/>
           <w:sz w:val="36"/>
           <w:szCs w:val="44"/>
-          <w:cs/>
-        </w:rPr>
-        <w:t xml:space="preserve">  </w:t>
-      </w:r>
-    </w:p>
-    <w:p>
-      <w:pPr>
-        <w:pStyle w:val="Heading2"/>
+        </w:rPr>
+        <w:t>.</w:t>
+      </w:r>
+      <w:r>
         <w:rPr>
           <w:rFonts w:asciiTheme="minorBidi" w:hAnsiTheme="minorBidi" w:cstheme="minorBidi"/>
           <w:b/>
@@ -4989,7 +5019,8 @@
           <w:sz w:val="36"/>
           <w:szCs w:val="44"/>
         </w:rPr>
-      </w:pPr>
+        <w:t>Experimental results</w:t>
+      </w:r>
       <w:r>
         <w:rPr>
           <w:rFonts w:asciiTheme="minorBidi" w:hAnsiTheme="minorBidi" w:cstheme="minorBidi"/>
@@ -4998,15 +5029,8 @@
           <w:sz w:val="36"/>
           <w:szCs w:val="44"/>
         </w:rPr>
-        <w:t>Discussion and conclusions</w:t>
-      </w:r>
-    </w:p>
-    <w:p>
-      <w:pPr>
-        <w:rPr>
-          <w:rFonts w:hint="cs"/>
-        </w:rPr>
-      </w:pPr>
+        <w:t xml:space="preserve"> </w:t>
+      </w:r>
     </w:p>
     <w:p>
       <w:pPr>
@@ -5021,27 +5045,53 @@
       </w:pPr>
       <w:r>
         <w:rPr>
-          <w:rFonts w:asciiTheme="minorBidi" w:hAnsiTheme="minorBidi" w:cstheme="minorBidi" w:hint="cs"/>
+          <w:rFonts w:asciiTheme="minorBidi" w:hAnsiTheme="minorBidi" w:cstheme="minorBidi"/>
           <w:b/>
           <w:bCs/>
           <w:sz w:val="36"/>
           <w:szCs w:val="44"/>
+        </w:rPr>
+        <w:t>7.</w:t>
+      </w:r>
+      <w:r>
+        <w:rPr>
+          <w:rFonts w:asciiTheme="minorBidi" w:hAnsiTheme="minorBidi" w:cstheme="minorBidi"/>
+          <w:b/>
+          <w:bCs/>
+          <w:sz w:val="36"/>
+          <w:szCs w:val="44"/>
+        </w:rPr>
+        <w:t>Discussion and conclusions</w:t>
+      </w:r>
+    </w:p>
+    <w:p/>
+    <w:p>
+      <w:pPr>
+        <w:pStyle w:val="Heading2"/>
+        <w:rPr>
+          <w:rFonts w:asciiTheme="minorBidi" w:hAnsiTheme="minorBidi" w:cstheme="minorBidi"/>
+          <w:b/>
+          <w:bCs/>
+          <w:sz w:val="36"/>
+          <w:szCs w:val="44"/>
+        </w:rPr>
+      </w:pPr>
+      <w:r>
+        <w:rPr>
+          <w:rFonts w:asciiTheme="minorBidi" w:hAnsiTheme="minorBidi" w:cstheme="minorBidi" w:hint="cs"/>
+          <w:b/>
+          <w:bCs/>
+          <w:sz w:val="36"/>
+          <w:szCs w:val="44"/>
           <w:cs/>
         </w:rPr>
         <w:t xml:space="preserve"> </w:t>
       </w:r>
     </w:p>
-    <w:p>
-      <w:pPr>
-        <w:rPr>
-          <w:rFonts w:hint="cs"/>
-        </w:rPr>
-      </w:pPr>
-    </w:p>
-    <w:p>
-      <w:pPr>
-        <w:rPr>
-          <w:rFonts w:hint="cs"/>
+    <w:p/>
+    <w:p>
+      <w:pPr>
+        <w:rPr>
           <w:cs/>
         </w:rPr>
       </w:pPr>
@@ -5057,7 +5107,7 @@
 </file>
 
 <file path=word/numbering.xml><?xml version="1.0" encoding="utf-8"?>
-<w:numbering xmlns:wpc="http://schemas.microsoft.com/office/word/2010/wordprocessingCanvas" xmlns:cx="http://schemas.microsoft.com/office/drawing/2014/chartex" xmlns:cx1="http://schemas.microsoft.com/office/drawing/2015/9/8/chartex" xmlns:cx2="http://schemas.microsoft.com/office/drawing/2015/10/21/chartex" xmlns:cx3="http://schemas.microsoft.com/office/drawing/2016/5/9/chartex" xmlns:cx4="http://schemas.microsoft.com/office/drawing/2016/5/10/chartex" xmlns:cx5="http://schemas.microsoft.com/office/drawing/2016/5/11/chartex" xmlns:cx6="http://schemas.microsoft.com/office/drawing/2016/5/12/chartex" xmlns:cx7="http://schemas.microsoft.com/office/drawing/2016/5/13/chartex" xmlns:cx8="http://schemas.microsoft.com/office/drawing/2016/5/14/chartex" xmlns:mc="http://schemas.openxmlformats.org/markup-compatibility/2006" xmlns:aink="http://schemas.microsoft.com/office/drawing/2016/ink" xmlns:am3d="http://schemas.microsoft.com/office/drawing/2017/model3d" xmlns:o="urn:schemas-microsoft-com:office:office" xmlns:oel="http://schemas.microsoft.com/office/2019/extlst" xmlns:r="http://schemas.openxmlformats.org/officeDocument/2006/relationships" xmlns:m="http://schemas.openxmlformats.org/officeDocument/2006/math" xmlns:v="urn:schemas-microsoft-com:vml" xmlns:wp14="http://schemas.microsoft.com/office/word/2010/wordprocessingDrawing" xmlns:wp="http://schemas.openxmlformats.org/drawingml/2006/wordprocessingDrawing" xmlns:w10="urn:schemas-microsoft-com:office:word" xmlns:w="http://schemas.openxmlformats.org/wordprocessingml/2006/main" xmlns:w14="http://schemas.microsoft.com/office/word/2010/wordml" xmlns:w15="http://schemas.microsoft.com/office/word/2012/wordml" xmlns:w16cex="http://schemas.microsoft.com/office/word/2018/wordml/cex" xmlns:w16cid="http://schemas.microsoft.com/office/word/2016/wordml/cid" xmlns:w16="http://schemas.microsoft.com/office/word/2018/wordml" xmlns:w16du="http://schemas.microsoft.com/office/word/2023/wordml/word16du" xmlns:w16sdtdh="http://schemas.microsoft.com/office/word/2020/wordml/sdtdatahash" xmlns:w16sdtfl="http://schemas.microsoft.com/office/word/2024/wordml/sdtformatlock" xmlns:w16se="http://schemas.microsoft.com/office/word/2015/wordml/symex" xmlns:wpg="http://schemas.microsoft.com/office/word/2010/wordprocessingGroup" xmlns:wpi="http://schemas.microsoft.com/office/word/2010/wordprocessingInk" xmlns:wne="http://schemas.microsoft.com/office/word/2006/wordml" xmlns:wps="http://schemas.microsoft.com/office/word/2010/wordprocessingShape" mc:Ignorable="w14 w15 w16se w16cid w16 w16cex w16sdtdh w16sdtfl w16du wp14">
+<w:numbering xmlns:wpc="http://schemas.microsoft.com/office/word/2010/wordprocessingCanvas" xmlns:cx="http://schemas.microsoft.com/office/drawing/2014/chartex" xmlns:cx1="http://schemas.microsoft.com/office/drawing/2015/9/8/chartex" xmlns:cx2="http://schemas.microsoft.com/office/drawing/2015/10/21/chartex" xmlns:cx3="http://schemas.microsoft.com/office/drawing/2016/5/9/chartex" xmlns:cx4="http://schemas.microsoft.com/office/drawing/2016/5/10/chartex" xmlns:cx5="http://schemas.microsoft.com/office/drawing/2016/5/11/chartex" xmlns:cx6="http://schemas.microsoft.com/office/drawing/2016/5/12/chartex" xmlns:cx7="http://schemas.microsoft.com/office/drawing/2016/5/13/chartex" xmlns:cx8="http://schemas.microsoft.com/office/drawing/2016/5/14/chartex" xmlns:mc="http://schemas.openxmlformats.org/markup-compatibility/2006" xmlns:aink="http://schemas.microsoft.com/office/drawing/2016/ink" xmlns:am3d="http://schemas.microsoft.com/office/drawing/2017/model3d" xmlns:o="urn:schemas-microsoft-com:office:office" xmlns:r="http://schemas.openxmlformats.org/officeDocument/2006/relationships" xmlns:m="http://schemas.openxmlformats.org/officeDocument/2006/math" xmlns:v="urn:schemas-microsoft-com:vml" xmlns:wp14="http://schemas.microsoft.com/office/word/2010/wordprocessingDrawing" xmlns:wp="http://schemas.openxmlformats.org/drawingml/2006/wordprocessingDrawing" xmlns:w10="urn:schemas-microsoft-com:office:word" xmlns:w="http://schemas.openxmlformats.org/wordprocessingml/2006/main" xmlns:w14="http://schemas.microsoft.com/office/word/2010/wordml" xmlns:w15="http://schemas.microsoft.com/office/word/2012/wordml" xmlns:w16cex="http://schemas.microsoft.com/office/word/2018/wordml/cex" xmlns:w16cid="http://schemas.microsoft.com/office/word/2016/wordml/cid" xmlns:w16="http://schemas.microsoft.com/office/word/2018/wordml" xmlns:w16sdtdh="http://schemas.microsoft.com/office/word/2020/wordml/sdtdatahash" xmlns:w16se="http://schemas.microsoft.com/office/word/2015/wordml/symex" xmlns:wpg="http://schemas.microsoft.com/office/word/2010/wordprocessingGroup" xmlns:wpi="http://schemas.microsoft.com/office/word/2010/wordprocessingInk" xmlns:wne="http://schemas.microsoft.com/office/word/2006/wordml" xmlns:wps="http://schemas.microsoft.com/office/word/2010/wordprocessingShape" mc:Ignorable="w14 w15 w16se w16cid w16 w16cex w16sdtdh wp14">
   <w:abstractNum w:abstractNumId="0" w15:restartNumberingAfterBreak="0">
     <w:nsid w:val="019275CA"/>
     <w:multiLevelType w:val="hybridMultilevel"/>
@@ -5702,38 +5752,29 @@
       </w:rPr>
     </w:lvl>
   </w:abstractNum>
-  <w:num w:numId="1" w16cid:durableId="196356822">
+  <w:num w:numId="1">
     <w:abstractNumId w:val="4"/>
   </w:num>
-  <w:num w:numId="2" w16cid:durableId="781656529">
+  <w:num w:numId="2">
     <w:abstractNumId w:val="3"/>
   </w:num>
-  <w:num w:numId="3" w16cid:durableId="229930419">
+  <w:num w:numId="3">
     <w:abstractNumId w:val="0"/>
   </w:num>
-  <w:num w:numId="4" w16cid:durableId="747576749">
+  <w:num w:numId="4">
     <w:abstractNumId w:val="2"/>
   </w:num>
-  <w:num w:numId="5" w16cid:durableId="1760709446">
+  <w:num w:numId="5">
     <w:abstractNumId w:val="5"/>
   </w:num>
-  <w:num w:numId="6" w16cid:durableId="36399985">
+  <w:num w:numId="6">
     <w:abstractNumId w:val="1"/>
-    <w:lvlOverride w:ilvl="0"/>
-    <w:lvlOverride w:ilvl="1"/>
-    <w:lvlOverride w:ilvl="2"/>
-    <w:lvlOverride w:ilvl="3"/>
-    <w:lvlOverride w:ilvl="4"/>
-    <w:lvlOverride w:ilvl="5"/>
-    <w:lvlOverride w:ilvl="6"/>
-    <w:lvlOverride w:ilvl="7"/>
-    <w:lvlOverride w:ilvl="8"/>
   </w:num>
 </w:numbering>
 </file>
 
 <file path=word/styles.xml><?xml version="1.0" encoding="utf-8"?>
-<w:styles xmlns:mc="http://schemas.openxmlformats.org/markup-compatibility/2006" xmlns:r="http://schemas.openxmlformats.org/officeDocument/2006/relationships" xmlns:w="http://schemas.openxmlformats.org/wordprocessingml/2006/main" xmlns:w14="http://schemas.microsoft.com/office/word/2010/wordml" xmlns:w15="http://schemas.microsoft.com/office/word/2012/wordml" xmlns:w16cex="http://schemas.microsoft.com/office/word/2018/wordml/cex" xmlns:w16cid="http://schemas.microsoft.com/office/word/2016/wordml/cid" xmlns:w16="http://schemas.microsoft.com/office/word/2018/wordml" xmlns:w16du="http://schemas.microsoft.com/office/word/2023/wordml/word16du" xmlns:w16sdtdh="http://schemas.microsoft.com/office/word/2020/wordml/sdtdatahash" xmlns:w16sdtfl="http://schemas.microsoft.com/office/word/2024/wordml/sdtformatlock" xmlns:w16se="http://schemas.microsoft.com/office/word/2015/wordml/symex" mc:Ignorable="w14 w15 w16se w16cid w16 w16cex w16sdtdh w16sdtfl w16du">
+<w:styles xmlns:mc="http://schemas.openxmlformats.org/markup-compatibility/2006" xmlns:r="http://schemas.openxmlformats.org/officeDocument/2006/relationships" xmlns:w="http://schemas.openxmlformats.org/wordprocessingml/2006/main" xmlns:w14="http://schemas.microsoft.com/office/word/2010/wordml" xmlns:w15="http://schemas.microsoft.com/office/word/2012/wordml" xmlns:w16cex="http://schemas.microsoft.com/office/word/2018/wordml/cex" xmlns:w16cid="http://schemas.microsoft.com/office/word/2016/wordml/cid" xmlns:w16="http://schemas.microsoft.com/office/word/2018/wordml" xmlns:w16sdtdh="http://schemas.microsoft.com/office/word/2020/wordml/sdtdatahash" xmlns:w16se="http://schemas.microsoft.com/office/word/2015/wordml/symex" mc:Ignorable="w14 w15 w16se w16cid w16 w16cex w16sdtdh">
   <w:docDefaults>
     <w:rPrDefault>
       <w:rPr>

--- a/_Document/task_summary.docx
+++ b/_Document/task_summary.docx
@@ -76,6 +76,72 @@
     </w:p>
     <w:p>
       <w:pPr>
+        <w:rPr>
+          <w:color w:val="FF0000"/>
+        </w:rPr>
+      </w:pPr>
+      <w:r>
+        <w:rPr>
+          <w:color w:val="FF0000"/>
+        </w:rPr>
+        <w:t>&gt;&gt;</w:t>
+      </w:r>
+      <w:r>
+        <w:t xml:space="preserve"> </w:t>
+      </w:r>
+      <w:r>
+        <w:rPr>
+          <w:rFonts w:hint="cs"/>
+          <w:color w:val="FF0000"/>
+          <w:cs/>
+        </w:rPr>
+        <w:t>ใส่</w:t>
+      </w:r>
+      <w:r>
+        <w:rPr>
+          <w:color w:val="FF0000"/>
+        </w:rPr>
+        <w:t xml:space="preserve"> sample of each class</w:t>
+      </w:r>
+      <w:r>
+        <w:rPr>
+          <w:color w:val="FF0000"/>
+        </w:rPr>
+        <w:t xml:space="preserve"> image </w:t>
+      </w:r>
+    </w:p>
+    <w:p>
+      <w:pPr>
+        <w:rPr>
+          <w:rFonts w:asciiTheme="minorBidi" w:hAnsiTheme="minorBidi" w:hint="cs"/>
+          <w:color w:val="FF0000"/>
+        </w:rPr>
+      </w:pPr>
+      <w:r>
+        <w:rPr>
+          <w:rFonts w:asciiTheme="minorBidi" w:hAnsiTheme="minorBidi"/>
+          <w:color w:val="FF0000"/>
+        </w:rPr>
+        <w:t xml:space="preserve">&gt;&gt; </w:t>
+      </w:r>
+      <w:r>
+        <w:rPr>
+          <w:rFonts w:asciiTheme="minorBidi" w:hAnsiTheme="minorBidi"/>
+          <w:color w:val="FF0000"/>
+          <w:cs/>
+        </w:rPr>
+        <w:t xml:space="preserve">ใส่ </w:t>
+      </w:r>
+      <w:r>
+        <w:rPr>
+          <w:rFonts w:asciiTheme="minorBidi" w:hAnsiTheme="minorBidi"/>
+          <w:color w:val="FF0000"/>
+        </w:rPr>
+        <w:t>EDA visualization</w:t>
+      </w:r>
+    </w:p>
+    <w:p>
+      <w:pPr>
         <w:pStyle w:val="ListParagraph"/>
         <w:numPr>
           <w:ilvl w:val="0"/>
@@ -83,30 +149,1385 @@
         </w:numPr>
         <w:rPr>
           <w:rFonts w:asciiTheme="minorBidi" w:hAnsiTheme="minorBidi"/>
-          <w:sz w:val="28"/>
-        </w:rPr>
-      </w:pPr>
-      <w:r>
-        <w:rPr>
-          <w:rFonts w:asciiTheme="minorBidi" w:hAnsiTheme="minorBidi"/>
-          <w:sz w:val="28"/>
-        </w:rPr>
-        <w:t xml:space="preserve">Scrape </w:t>
-      </w:r>
-      <w:r>
-        <w:rPr>
-          <w:rFonts w:asciiTheme="minorBidi" w:hAnsiTheme="minorBidi"/>
-          <w:sz w:val="28"/>
-          <w:cs/>
-        </w:rPr>
-        <w:t>ข้อมูลจาก</w:t>
-      </w:r>
-      <w:r>
-        <w:rPr>
-          <w:rFonts w:asciiTheme="minorBidi" w:hAnsiTheme="minorBidi"/>
-          <w:sz w:val="28"/>
-        </w:rPr>
-        <w:t xml:space="preserve"> จาก Bing Image Search ผ่านแพ็กเกจ better_bing_image_downloader </w:t>
+          <w:color w:val="00B050"/>
+          <w:sz w:val="28"/>
+        </w:rPr>
+      </w:pPr>
+      <w:r>
+        <w:rPr>
+          <w:rFonts w:asciiTheme="minorBidi" w:hAnsiTheme="minorBidi" w:hint="cs"/>
+          <w:color w:val="00B050"/>
+          <w:sz w:val="28"/>
+          <w:cs/>
+        </w:rPr>
+        <w:t>จุดประสงค์ของโปรเจค</w:t>
+      </w:r>
+      <w:r>
+        <w:rPr>
+          <w:rFonts w:asciiTheme="minorBidi" w:hAnsiTheme="minorBidi"/>
+          <w:color w:val="00B050"/>
+          <w:sz w:val="28"/>
+        </w:rPr>
+        <w:t xml:space="preserve">: </w:t>
+      </w:r>
+      <w:r>
+        <w:rPr>
+          <w:rFonts w:asciiTheme="minorBidi" w:hAnsiTheme="minorBidi" w:hint="cs"/>
+          <w:color w:val="00B050"/>
+          <w:sz w:val="28"/>
+          <w:cs/>
+        </w:rPr>
+        <w:t>ข้อมูลชุดนี้สร้างขึ้นโดยมุ่งเน้นไปที่การจำแนก</w:t>
+      </w:r>
+      <w:r>
+        <w:rPr>
+          <w:rFonts w:asciiTheme="minorBidi" w:hAnsiTheme="minorBidi"/>
+          <w:color w:val="00B050"/>
+          <w:sz w:val="28"/>
+          <w:cs/>
+        </w:rPr>
+        <w:t>ผลไม้ปีศาจ</w:t>
+      </w:r>
+      <w:r>
+        <w:rPr>
+          <w:rFonts w:asciiTheme="minorBidi" w:hAnsiTheme="minorBidi"/>
+          <w:color w:val="00B050"/>
+          <w:sz w:val="28"/>
+        </w:rPr>
+        <w:t xml:space="preserve"> </w:t>
+      </w:r>
+      <w:r>
+        <w:rPr>
+          <w:rFonts w:asciiTheme="minorBidi" w:hAnsiTheme="minorBidi"/>
+          <w:color w:val="00B050"/>
+          <w:sz w:val="28"/>
+          <w:szCs w:val="36"/>
+        </w:rPr>
+        <w:t>(Devil Fruit)</w:t>
+      </w:r>
+      <w:r>
+        <w:rPr>
+          <w:rFonts w:asciiTheme="minorBidi" w:hAnsiTheme="minorBidi"/>
+          <w:color w:val="00B050"/>
+          <w:sz w:val="28"/>
+          <w:szCs w:val="36"/>
+        </w:rPr>
+        <w:t xml:space="preserve"> </w:t>
+      </w:r>
+      <w:r>
+        <w:rPr>
+          <w:rFonts w:asciiTheme="minorBidi" w:hAnsiTheme="minorBidi"/>
+          <w:color w:val="00B050"/>
+          <w:cs/>
+        </w:rPr>
+        <w:t>จากการ์ตูนเรื่อง</w:t>
+      </w:r>
+      <w:r>
+        <w:rPr>
+          <w:rFonts w:asciiTheme="minorBidi" w:hAnsiTheme="minorBidi"/>
+          <w:color w:val="00B050"/>
+        </w:rPr>
+        <w:t xml:space="preserve"> </w:t>
+      </w:r>
+      <w:r>
+        <w:rPr>
+          <w:rStyle w:val="Emphasis"/>
+          <w:rFonts w:asciiTheme="minorBidi" w:hAnsiTheme="minorBidi"/>
+          <w:i w:val="0"/>
+          <w:iCs w:val="0"/>
+          <w:color w:val="00B050"/>
+          <w:sz w:val="28"/>
+          <w:szCs w:val="36"/>
+        </w:rPr>
+        <w:t>One Piece</w:t>
+      </w:r>
+      <w:r>
+        <w:rPr>
+          <w:rStyle w:val="Emphasis"/>
+          <w:rFonts w:asciiTheme="minorBidi" w:hAnsiTheme="minorBidi" w:hint="cs"/>
+          <w:i w:val="0"/>
+          <w:iCs w:val="0"/>
+          <w:color w:val="00B050"/>
+          <w:sz w:val="28"/>
+          <w:szCs w:val="36"/>
+          <w:cs/>
+        </w:rPr>
+        <w:t xml:space="preserve"> </w:t>
+      </w:r>
+      <w:r>
+        <w:rPr>
+          <w:rFonts w:asciiTheme="minorBidi" w:hAnsiTheme="minorBidi" w:hint="cs"/>
+          <w:color w:val="00B050"/>
+          <w:sz w:val="28"/>
+          <w:cs/>
+        </w:rPr>
+        <w:t>ที่มีลักษณะและลวดลายใกล</w:t>
+      </w:r>
+      <w:r>
+        <w:rPr>
+          <w:rFonts w:asciiTheme="minorBidi" w:hAnsiTheme="minorBidi" w:hint="cs"/>
+          <w:sz w:val="28"/>
+          <w:cs/>
+        </w:rPr>
+        <w:t>้เ</w:t>
+      </w:r>
+      <w:r>
+        <w:rPr>
+          <w:rFonts w:asciiTheme="minorBidi" w:hAnsiTheme="minorBidi" w:hint="cs"/>
+          <w:color w:val="00B050"/>
+          <w:sz w:val="28"/>
+          <w:cs/>
+        </w:rPr>
+        <w:t xml:space="preserve">คียงกัน ได้แก่ </w:t>
+      </w:r>
+      <w:proofErr w:type="spellStart"/>
+      <w:r>
+        <w:rPr>
+          <w:rFonts w:asciiTheme="minorBidi" w:hAnsiTheme="minorBidi"/>
+          <w:color w:val="00B050"/>
+          <w:sz w:val="28"/>
+        </w:rPr>
+        <w:t>Gomu</w:t>
+      </w:r>
+      <w:proofErr w:type="spellEnd"/>
+      <w:r>
+        <w:rPr>
+          <w:rFonts w:asciiTheme="minorBidi" w:hAnsiTheme="minorBidi"/>
+          <w:color w:val="00B050"/>
+          <w:sz w:val="28"/>
+        </w:rPr>
+        <w:t xml:space="preserve"> </w:t>
+      </w:r>
+      <w:proofErr w:type="spellStart"/>
+      <w:r>
+        <w:rPr>
+          <w:rFonts w:asciiTheme="minorBidi" w:hAnsiTheme="minorBidi"/>
+          <w:color w:val="00B050"/>
+          <w:sz w:val="28"/>
+        </w:rPr>
+        <w:t>Gomu</w:t>
+      </w:r>
+      <w:proofErr w:type="spellEnd"/>
+      <w:r>
+        <w:rPr>
+          <w:rFonts w:asciiTheme="minorBidi" w:hAnsiTheme="minorBidi"/>
+          <w:color w:val="00B050"/>
+          <w:sz w:val="28"/>
+        </w:rPr>
+        <w:t xml:space="preserve">, </w:t>
+      </w:r>
+      <w:proofErr w:type="spellStart"/>
+      <w:r>
+        <w:rPr>
+          <w:rFonts w:asciiTheme="minorBidi" w:hAnsiTheme="minorBidi"/>
+          <w:color w:val="00B050"/>
+          <w:sz w:val="28"/>
+        </w:rPr>
+        <w:t>Mera</w:t>
+      </w:r>
+      <w:proofErr w:type="spellEnd"/>
+      <w:r>
+        <w:rPr>
+          <w:rFonts w:asciiTheme="minorBidi" w:hAnsiTheme="minorBidi"/>
+          <w:color w:val="00B050"/>
+          <w:sz w:val="28"/>
+        </w:rPr>
+        <w:t xml:space="preserve"> </w:t>
+      </w:r>
+      <w:proofErr w:type="spellStart"/>
+      <w:r>
+        <w:rPr>
+          <w:rFonts w:asciiTheme="minorBidi" w:hAnsiTheme="minorBidi"/>
+          <w:color w:val="00B050"/>
+          <w:sz w:val="28"/>
+        </w:rPr>
+        <w:t>Mera</w:t>
+      </w:r>
+      <w:proofErr w:type="spellEnd"/>
+      <w:r>
+        <w:rPr>
+          <w:rFonts w:asciiTheme="minorBidi" w:hAnsiTheme="minorBidi"/>
+          <w:color w:val="00B050"/>
+          <w:sz w:val="28"/>
+        </w:rPr>
+        <w:t xml:space="preserve">, </w:t>
+      </w:r>
+      <w:proofErr w:type="spellStart"/>
+      <w:r>
+        <w:rPr>
+          <w:rFonts w:asciiTheme="minorBidi" w:hAnsiTheme="minorBidi"/>
+          <w:color w:val="00B050"/>
+          <w:sz w:val="28"/>
+        </w:rPr>
+        <w:t>Ope</w:t>
+      </w:r>
+      <w:proofErr w:type="spellEnd"/>
+      <w:r>
+        <w:rPr>
+          <w:rFonts w:asciiTheme="minorBidi" w:hAnsiTheme="minorBidi"/>
+          <w:color w:val="00B050"/>
+          <w:sz w:val="28"/>
+        </w:rPr>
+        <w:t xml:space="preserve"> </w:t>
+      </w:r>
+      <w:proofErr w:type="spellStart"/>
+      <w:r>
+        <w:rPr>
+          <w:rFonts w:asciiTheme="minorBidi" w:hAnsiTheme="minorBidi"/>
+          <w:color w:val="00B050"/>
+          <w:sz w:val="28"/>
+        </w:rPr>
+        <w:t>Ope</w:t>
+      </w:r>
+      <w:proofErr w:type="spellEnd"/>
+      <w:r>
+        <w:rPr>
+          <w:rFonts w:asciiTheme="minorBidi" w:hAnsiTheme="minorBidi" w:hint="cs"/>
+          <w:color w:val="00B050"/>
+          <w:sz w:val="28"/>
+          <w:cs/>
+        </w:rPr>
+        <w:t xml:space="preserve"> และ </w:t>
+      </w:r>
+      <w:r>
+        <w:rPr>
+          <w:rFonts w:asciiTheme="minorBidi" w:hAnsiTheme="minorBidi"/>
+          <w:color w:val="00B050"/>
+          <w:sz w:val="28"/>
+        </w:rPr>
+        <w:t xml:space="preserve">Yami </w:t>
+      </w:r>
+      <w:proofErr w:type="spellStart"/>
+      <w:r>
+        <w:rPr>
+          <w:rFonts w:asciiTheme="minorBidi" w:hAnsiTheme="minorBidi"/>
+          <w:color w:val="00B050"/>
+          <w:sz w:val="28"/>
+        </w:rPr>
+        <w:t>Yami</w:t>
+      </w:r>
+      <w:proofErr w:type="spellEnd"/>
+      <w:r>
+        <w:rPr>
+          <w:rFonts w:asciiTheme="minorBidi" w:hAnsiTheme="minorBidi"/>
+          <w:color w:val="00B050"/>
+          <w:sz w:val="28"/>
+        </w:rPr>
+        <w:t xml:space="preserve"> </w:t>
+      </w:r>
+    </w:p>
+    <w:p>
+      <w:pPr>
+        <w:pStyle w:val="ListParagraph"/>
+        <w:numPr>
+          <w:ilvl w:val="0"/>
+          <w:numId w:val="1"/>
+        </w:numPr>
+        <w:rPr>
+          <w:rFonts w:asciiTheme="minorBidi" w:hAnsiTheme="minorBidi"/>
+          <w:color w:val="00B050"/>
+          <w:sz w:val="28"/>
+        </w:rPr>
+      </w:pPr>
+      <w:r>
+        <w:rPr>
+          <w:rFonts w:asciiTheme="minorBidi" w:hAnsiTheme="minorBidi" w:hint="cs"/>
+          <w:color w:val="00B050"/>
+          <w:sz w:val="28"/>
+          <w:cs/>
+        </w:rPr>
+        <w:t>ที่มาของข้อมูล</w:t>
+      </w:r>
+      <w:r>
+        <w:rPr>
+          <w:rFonts w:asciiTheme="minorBidi" w:hAnsiTheme="minorBidi"/>
+          <w:color w:val="00B050"/>
+          <w:sz w:val="28"/>
+        </w:rPr>
+        <w:t xml:space="preserve">: </w:t>
+      </w:r>
+      <w:r>
+        <w:rPr>
+          <w:rFonts w:asciiTheme="minorBidi" w:hAnsiTheme="minorBidi" w:hint="cs"/>
+          <w:color w:val="00B050"/>
+          <w:sz w:val="28"/>
+          <w:cs/>
+        </w:rPr>
+        <w:t xml:space="preserve">ข้อมูลชุดนี้รวบรวมด้วยวิธีการ </w:t>
+      </w:r>
+      <w:r>
+        <w:rPr>
+          <w:rFonts w:asciiTheme="minorBidi" w:hAnsiTheme="minorBidi"/>
+          <w:color w:val="00B050"/>
+          <w:cs/>
+        </w:rPr>
+        <w:t>ดึงข้อมูลอัตโนมัติจากเว็บไซต์</w:t>
+      </w:r>
+      <w:r>
+        <w:rPr>
+          <w:rFonts w:asciiTheme="minorBidi" w:hAnsiTheme="minorBidi"/>
+          <w:color w:val="00B050"/>
+          <w:sz w:val="28"/>
+        </w:rPr>
+        <w:t xml:space="preserve"> (</w:t>
+      </w:r>
+      <w:bookmarkStart w:id="0" w:name="_Hlk242271332"/>
+      <w:r>
+        <w:rPr>
+          <w:rFonts w:asciiTheme="minorBidi" w:hAnsiTheme="minorBidi"/>
+          <w:color w:val="00B050"/>
+          <w:sz w:val="28"/>
+        </w:rPr>
+        <w:t>data scraping</w:t>
+      </w:r>
+      <w:bookmarkEnd w:id="0"/>
+      <w:r>
+        <w:rPr>
+          <w:rFonts w:asciiTheme="minorBidi" w:hAnsiTheme="minorBidi"/>
+          <w:color w:val="00B050"/>
+          <w:sz w:val="28"/>
+        </w:rPr>
+        <w:t xml:space="preserve">) </w:t>
+      </w:r>
+      <w:r>
+        <w:rPr>
+          <w:rFonts w:asciiTheme="minorBidi" w:hAnsiTheme="minorBidi" w:hint="cs"/>
+          <w:color w:val="00B050"/>
+          <w:sz w:val="28"/>
+          <w:cs/>
+        </w:rPr>
+        <w:t>โดยดึง</w:t>
+      </w:r>
+      <w:r>
+        <w:rPr>
+          <w:rFonts w:asciiTheme="minorBidi" w:hAnsiTheme="minorBidi"/>
+          <w:color w:val="00B050"/>
+          <w:sz w:val="28"/>
+          <w:cs/>
+        </w:rPr>
+        <w:t>ข้อมูล</w:t>
+      </w:r>
+      <w:proofErr w:type="spellStart"/>
+      <w:r>
+        <w:rPr>
+          <w:rFonts w:asciiTheme="minorBidi" w:hAnsiTheme="minorBidi"/>
+          <w:color w:val="00B050"/>
+          <w:sz w:val="28"/>
+        </w:rPr>
+        <w:t>จาก</w:t>
+      </w:r>
+      <w:proofErr w:type="spellEnd"/>
+      <w:r>
+        <w:rPr>
+          <w:rFonts w:asciiTheme="minorBidi" w:hAnsiTheme="minorBidi" w:hint="cs"/>
+          <w:color w:val="00B050"/>
+          <w:sz w:val="28"/>
+          <w:cs/>
+        </w:rPr>
+        <w:t xml:space="preserve"> </w:t>
+      </w:r>
+      <w:r>
+        <w:rPr>
+          <w:rFonts w:asciiTheme="minorBidi" w:hAnsiTheme="minorBidi"/>
+          <w:color w:val="00B050"/>
+          <w:sz w:val="28"/>
+        </w:rPr>
+        <w:t xml:space="preserve">Bing Image Search </w:t>
+      </w:r>
+      <w:proofErr w:type="spellStart"/>
+      <w:r>
+        <w:rPr>
+          <w:rFonts w:asciiTheme="minorBidi" w:hAnsiTheme="minorBidi"/>
+          <w:color w:val="00B050"/>
+          <w:sz w:val="28"/>
+        </w:rPr>
+        <w:t>ผ่านแพ็กเกจ</w:t>
+      </w:r>
+      <w:proofErr w:type="spellEnd"/>
+      <w:r>
+        <w:rPr>
+          <w:rFonts w:asciiTheme="minorBidi" w:hAnsiTheme="minorBidi"/>
+          <w:color w:val="00B050"/>
+          <w:sz w:val="28"/>
+        </w:rPr>
+        <w:t xml:space="preserve"> </w:t>
+      </w:r>
+      <w:proofErr w:type="spellStart"/>
+      <w:r>
+        <w:rPr>
+          <w:rFonts w:asciiTheme="minorBidi" w:hAnsiTheme="minorBidi"/>
+          <w:color w:val="00B050"/>
+          <w:sz w:val="28"/>
+        </w:rPr>
+        <w:t>better_bing_image_downloader</w:t>
+      </w:r>
+      <w:proofErr w:type="spellEnd"/>
+      <w:r>
+        <w:rPr>
+          <w:rFonts w:asciiTheme="minorBidi" w:hAnsiTheme="minorBidi" w:hint="cs"/>
+          <w:color w:val="00B050"/>
+          <w:sz w:val="28"/>
+          <w:cs/>
+        </w:rPr>
+        <w:t xml:space="preserve"> โดยการใช้ภาษา </w:t>
+      </w:r>
+      <w:r>
+        <w:rPr>
+          <w:rFonts w:asciiTheme="minorBidi" w:hAnsiTheme="minorBidi"/>
+          <w:color w:val="00B050"/>
+          <w:sz w:val="28"/>
+        </w:rPr>
+        <w:t>Python</w:t>
+      </w:r>
+      <w:r>
+        <w:rPr>
+          <w:rFonts w:asciiTheme="minorBidi" w:hAnsiTheme="minorBidi" w:hint="cs"/>
+          <w:color w:val="00B050"/>
+          <w:sz w:val="28"/>
+          <w:cs/>
+        </w:rPr>
+        <w:t xml:space="preserve"> โดย</w:t>
+      </w:r>
+      <w:r>
+        <w:rPr>
+          <w:rFonts w:asciiTheme="minorBidi" w:hAnsiTheme="minorBidi" w:hint="cs"/>
+          <w:color w:val="00B050"/>
+          <w:sz w:val="28"/>
+          <w:cs/>
+        </w:rPr>
+        <w:t>มี</w:t>
+      </w:r>
+      <w:r>
+        <w:rPr>
+          <w:rFonts w:asciiTheme="minorBidi" w:hAnsiTheme="minorBidi" w:hint="cs"/>
+          <w:color w:val="00B050"/>
+          <w:sz w:val="28"/>
+          <w:cs/>
+        </w:rPr>
+        <w:t>จำนวนรูปภาพ</w:t>
+      </w:r>
+      <w:r>
+        <w:rPr>
+          <w:rFonts w:asciiTheme="minorBidi" w:hAnsiTheme="minorBidi" w:hint="cs"/>
+          <w:color w:val="00B050"/>
+          <w:sz w:val="28"/>
+          <w:cs/>
+        </w:rPr>
+        <w:t>หลังดึง</w:t>
+      </w:r>
+      <w:r>
+        <w:rPr>
+          <w:rFonts w:asciiTheme="minorBidi" w:hAnsiTheme="minorBidi" w:hint="cs"/>
+          <w:color w:val="00B050"/>
+          <w:sz w:val="28"/>
+          <w:cs/>
+        </w:rPr>
+        <w:t xml:space="preserve">ของแต่ละคลาสดังนี้ </w:t>
+      </w:r>
+      <w:r>
+        <w:rPr>
+          <w:rFonts w:asciiTheme="minorBidi" w:hAnsiTheme="minorBidi"/>
+          <w:color w:val="00B050"/>
+          <w:sz w:val="28"/>
+          <w:cs/>
+        </w:rPr>
+        <w:t xml:space="preserve"> </w:t>
+      </w:r>
+      <w:proofErr w:type="spellStart"/>
+      <w:r>
+        <w:rPr>
+          <w:rFonts w:asciiTheme="minorBidi" w:hAnsiTheme="minorBidi"/>
+          <w:color w:val="00B050"/>
+          <w:sz w:val="28"/>
+        </w:rPr>
+        <w:t>Gomu</w:t>
+      </w:r>
+      <w:proofErr w:type="spellEnd"/>
+      <w:r>
+        <w:rPr>
+          <w:rFonts w:asciiTheme="minorBidi" w:hAnsiTheme="minorBidi"/>
+          <w:color w:val="00B050"/>
+          <w:sz w:val="28"/>
+        </w:rPr>
+        <w:t xml:space="preserve"> </w:t>
+      </w:r>
+      <w:proofErr w:type="spellStart"/>
+      <w:r>
+        <w:rPr>
+          <w:rFonts w:asciiTheme="minorBidi" w:hAnsiTheme="minorBidi"/>
+          <w:color w:val="00B050"/>
+          <w:sz w:val="28"/>
+        </w:rPr>
+        <w:t>Gomu</w:t>
+      </w:r>
+      <w:proofErr w:type="spellEnd"/>
+      <w:r>
+        <w:rPr>
+          <w:rFonts w:asciiTheme="minorBidi" w:hAnsiTheme="minorBidi"/>
+          <w:color w:val="00B050"/>
+          <w:sz w:val="28"/>
+        </w:rPr>
+        <w:t xml:space="preserve"> </w:t>
+      </w:r>
+      <w:r>
+        <w:rPr>
+          <w:rFonts w:asciiTheme="minorBidi" w:hAnsiTheme="minorBidi" w:hint="cs"/>
+          <w:color w:val="00B050"/>
+          <w:sz w:val="28"/>
+          <w:cs/>
+        </w:rPr>
+        <w:t>จำนวน</w:t>
+      </w:r>
+      <w:r>
+        <w:rPr>
+          <w:rFonts w:asciiTheme="minorBidi" w:hAnsiTheme="minorBidi"/>
+          <w:color w:val="00B050"/>
+          <w:sz w:val="28"/>
+        </w:rPr>
+        <w:t xml:space="preserve"> 1087 </w:t>
+      </w:r>
+      <w:r>
+        <w:rPr>
+          <w:rFonts w:asciiTheme="minorBidi" w:hAnsiTheme="minorBidi"/>
+          <w:color w:val="00B050"/>
+          <w:sz w:val="28"/>
+          <w:cs/>
+        </w:rPr>
+        <w:t>รูป</w:t>
+      </w:r>
+      <w:r>
+        <w:rPr>
+          <w:rFonts w:asciiTheme="minorBidi" w:hAnsiTheme="minorBidi"/>
+          <w:color w:val="00B050"/>
+          <w:sz w:val="28"/>
+        </w:rPr>
+        <w:t xml:space="preserve">, </w:t>
+      </w:r>
+      <w:proofErr w:type="spellStart"/>
+      <w:r>
+        <w:rPr>
+          <w:rFonts w:asciiTheme="minorBidi" w:hAnsiTheme="minorBidi"/>
+          <w:color w:val="00B050"/>
+          <w:sz w:val="28"/>
+        </w:rPr>
+        <w:t>Mera</w:t>
+      </w:r>
+      <w:proofErr w:type="spellEnd"/>
+      <w:r>
+        <w:rPr>
+          <w:rFonts w:asciiTheme="minorBidi" w:hAnsiTheme="minorBidi"/>
+          <w:color w:val="00B050"/>
+          <w:sz w:val="28"/>
+        </w:rPr>
+        <w:t xml:space="preserve"> </w:t>
+      </w:r>
+      <w:proofErr w:type="spellStart"/>
+      <w:r>
+        <w:rPr>
+          <w:rFonts w:asciiTheme="minorBidi" w:hAnsiTheme="minorBidi"/>
+          <w:color w:val="00B050"/>
+          <w:sz w:val="28"/>
+        </w:rPr>
+        <w:t>Mer</w:t>
+      </w:r>
+      <w:r>
+        <w:rPr>
+          <w:rFonts w:asciiTheme="minorBidi" w:hAnsiTheme="minorBidi"/>
+          <w:color w:val="00B050"/>
+          <w:sz w:val="28"/>
+        </w:rPr>
+        <w:t>a</w:t>
+      </w:r>
+      <w:proofErr w:type="spellEnd"/>
+      <w:r>
+        <w:rPr>
+          <w:rFonts w:asciiTheme="minorBidi" w:hAnsiTheme="minorBidi"/>
+          <w:color w:val="00B050"/>
+          <w:sz w:val="28"/>
+        </w:rPr>
+        <w:t xml:space="preserve"> </w:t>
+      </w:r>
+      <w:r>
+        <w:rPr>
+          <w:rFonts w:asciiTheme="minorBidi" w:hAnsiTheme="minorBidi" w:hint="cs"/>
+          <w:color w:val="00B050"/>
+          <w:sz w:val="28"/>
+          <w:cs/>
+        </w:rPr>
+        <w:t xml:space="preserve">จำนวน </w:t>
+      </w:r>
+      <w:r>
+        <w:rPr>
+          <w:rFonts w:asciiTheme="minorBidi" w:hAnsiTheme="minorBidi"/>
+          <w:color w:val="00B050"/>
+          <w:sz w:val="28"/>
+        </w:rPr>
+        <w:t xml:space="preserve">1096 </w:t>
+      </w:r>
+      <w:r>
+        <w:rPr>
+          <w:rFonts w:asciiTheme="minorBidi" w:hAnsiTheme="minorBidi"/>
+          <w:color w:val="00B050"/>
+          <w:sz w:val="28"/>
+          <w:cs/>
+        </w:rPr>
+        <w:t>รูป</w:t>
+      </w:r>
+      <w:r>
+        <w:rPr>
+          <w:rFonts w:asciiTheme="minorBidi" w:hAnsiTheme="minorBidi"/>
+          <w:color w:val="00B050"/>
+          <w:sz w:val="28"/>
+        </w:rPr>
+        <w:t xml:space="preserve">, </w:t>
+      </w:r>
+      <w:proofErr w:type="spellStart"/>
+      <w:r>
+        <w:rPr>
+          <w:rFonts w:asciiTheme="minorBidi" w:hAnsiTheme="minorBidi"/>
+          <w:color w:val="00B050"/>
+          <w:sz w:val="28"/>
+        </w:rPr>
+        <w:t>Ope</w:t>
+      </w:r>
+      <w:proofErr w:type="spellEnd"/>
+      <w:r>
+        <w:rPr>
+          <w:rFonts w:asciiTheme="minorBidi" w:hAnsiTheme="minorBidi"/>
+          <w:color w:val="00B050"/>
+          <w:sz w:val="28"/>
+        </w:rPr>
+        <w:t xml:space="preserve"> </w:t>
+      </w:r>
+      <w:proofErr w:type="spellStart"/>
+      <w:r>
+        <w:rPr>
+          <w:rFonts w:asciiTheme="minorBidi" w:hAnsiTheme="minorBidi"/>
+          <w:color w:val="00B050"/>
+          <w:sz w:val="28"/>
+        </w:rPr>
+        <w:t>Ope</w:t>
+      </w:r>
+      <w:proofErr w:type="spellEnd"/>
+      <w:r>
+        <w:rPr>
+          <w:rFonts w:asciiTheme="minorBidi" w:hAnsiTheme="minorBidi"/>
+          <w:color w:val="00B050"/>
+          <w:sz w:val="28"/>
+          <w:cs/>
+        </w:rPr>
+        <w:t xml:space="preserve"> </w:t>
+      </w:r>
+      <w:r>
+        <w:rPr>
+          <w:rFonts w:asciiTheme="minorBidi" w:hAnsiTheme="minorBidi" w:hint="cs"/>
+          <w:color w:val="00B050"/>
+          <w:sz w:val="28"/>
+          <w:cs/>
+        </w:rPr>
+        <w:t>จำนวน</w:t>
+      </w:r>
+      <w:r>
+        <w:rPr>
+          <w:rFonts w:asciiTheme="minorBidi" w:hAnsiTheme="minorBidi"/>
+          <w:color w:val="00B050"/>
+          <w:sz w:val="28"/>
+        </w:rPr>
+        <w:t xml:space="preserve"> 1084</w:t>
+      </w:r>
+      <w:r>
+        <w:rPr>
+          <w:rFonts w:asciiTheme="minorBidi" w:hAnsiTheme="minorBidi"/>
+          <w:color w:val="00B050"/>
+          <w:sz w:val="28"/>
+          <w:cs/>
+        </w:rPr>
+        <w:t xml:space="preserve"> รูป</w:t>
+      </w:r>
+      <w:r>
+        <w:rPr>
+          <w:rFonts w:asciiTheme="minorBidi" w:hAnsiTheme="minorBidi" w:hint="cs"/>
+          <w:color w:val="00B050"/>
+          <w:sz w:val="28"/>
+          <w:cs/>
+        </w:rPr>
+        <w:t xml:space="preserve"> และ </w:t>
+      </w:r>
+      <w:r>
+        <w:rPr>
+          <w:rFonts w:asciiTheme="minorBidi" w:hAnsiTheme="minorBidi"/>
+          <w:color w:val="00B050"/>
+          <w:sz w:val="28"/>
+        </w:rPr>
+        <w:t xml:space="preserve">Yami </w:t>
+      </w:r>
+      <w:proofErr w:type="spellStart"/>
+      <w:r>
+        <w:rPr>
+          <w:rFonts w:asciiTheme="minorBidi" w:hAnsiTheme="minorBidi"/>
+          <w:color w:val="00B050"/>
+          <w:sz w:val="28"/>
+        </w:rPr>
+        <w:t>Yami</w:t>
+      </w:r>
+      <w:proofErr w:type="spellEnd"/>
+      <w:r>
+        <w:rPr>
+          <w:rFonts w:asciiTheme="minorBidi" w:hAnsiTheme="minorBidi"/>
+          <w:color w:val="00B050"/>
+          <w:sz w:val="28"/>
+          <w:cs/>
+        </w:rPr>
+        <w:t xml:space="preserve"> </w:t>
+      </w:r>
+      <w:r>
+        <w:rPr>
+          <w:rFonts w:asciiTheme="minorBidi" w:hAnsiTheme="minorBidi"/>
+          <w:color w:val="00B050"/>
+          <w:sz w:val="28"/>
+        </w:rPr>
+        <w:t>= 1050</w:t>
+      </w:r>
+      <w:r>
+        <w:rPr>
+          <w:rFonts w:asciiTheme="minorBidi" w:hAnsiTheme="minorBidi"/>
+          <w:color w:val="00B050"/>
+          <w:sz w:val="28"/>
+          <w:cs/>
+        </w:rPr>
+        <w:t xml:space="preserve"> รูป </w:t>
+      </w:r>
+    </w:p>
+    <w:p>
+      <w:pPr>
+        <w:pStyle w:val="ListParagraph"/>
+        <w:numPr>
+          <w:ilvl w:val="0"/>
+          <w:numId w:val="1"/>
+        </w:numPr>
+        <w:rPr>
+          <w:rFonts w:asciiTheme="minorBidi" w:hAnsiTheme="minorBidi"/>
+          <w:color w:val="00B050"/>
+          <w:sz w:val="28"/>
+        </w:rPr>
+      </w:pPr>
+      <w:r>
+        <w:rPr>
+          <w:rFonts w:asciiTheme="minorBidi" w:hAnsiTheme="minorBidi"/>
+          <w:color w:val="00B050"/>
+          <w:sz w:val="28"/>
+        </w:rPr>
+        <w:t xml:space="preserve">Data Cleaning: </w:t>
+      </w:r>
+      <w:r>
+        <w:rPr>
+          <w:rFonts w:asciiTheme="minorBidi" w:hAnsiTheme="minorBidi" w:hint="cs"/>
+          <w:color w:val="00B050"/>
+          <w:sz w:val="28"/>
+          <w:cs/>
+        </w:rPr>
+        <w:t>เนื่องจาก</w:t>
+      </w:r>
+      <w:r>
+        <w:rPr>
+          <w:rFonts w:asciiTheme="minorBidi" w:hAnsiTheme="minorBidi"/>
+          <w:color w:val="00B050"/>
+          <w:sz w:val="28"/>
+          <w:cs/>
+        </w:rPr>
+        <w:t>ข้อมูลที่ได้จากการ</w:t>
+      </w:r>
+      <w:r>
+        <w:rPr>
+          <w:rFonts w:asciiTheme="minorBidi" w:hAnsiTheme="minorBidi" w:hint="cs"/>
+          <w:color w:val="00B050"/>
+          <w:sz w:val="28"/>
+          <w:cs/>
+        </w:rPr>
+        <w:t xml:space="preserve">ทำ </w:t>
+      </w:r>
+      <w:r>
+        <w:rPr>
+          <w:rFonts w:asciiTheme="minorBidi" w:hAnsiTheme="minorBidi"/>
+          <w:color w:val="00B050"/>
+          <w:sz w:val="28"/>
+        </w:rPr>
+        <w:t>data scraping</w:t>
+      </w:r>
+      <w:r>
+        <w:rPr>
+          <w:rFonts w:asciiTheme="minorBidi" w:hAnsiTheme="minorBidi"/>
+          <w:color w:val="00B050"/>
+          <w:sz w:val="28"/>
+        </w:rPr>
+        <w:t xml:space="preserve"> </w:t>
+      </w:r>
+      <w:r>
+        <w:rPr>
+          <w:rFonts w:asciiTheme="minorBidi" w:hAnsiTheme="minorBidi"/>
+          <w:color w:val="00B050"/>
+          <w:sz w:val="28"/>
+          <w:cs/>
+        </w:rPr>
+        <w:t>มีรูปภาพที่ไม่เกี่ยวข้อง</w:t>
+      </w:r>
+      <w:r>
+        <w:rPr>
+          <w:rFonts w:asciiTheme="minorBidi" w:hAnsiTheme="minorBidi" w:hint="cs"/>
+          <w:color w:val="00B050"/>
+          <w:sz w:val="28"/>
+          <w:cs/>
+        </w:rPr>
+        <w:t>กับ</w:t>
+      </w:r>
+      <w:r>
+        <w:rPr>
+          <w:rFonts w:asciiTheme="minorBidi" w:hAnsiTheme="minorBidi" w:hint="cs"/>
+          <w:color w:val="00B050"/>
+          <w:sz w:val="28"/>
+          <w:cs/>
+        </w:rPr>
+        <w:t>จุดประสงค์ของ</w:t>
+      </w:r>
+      <w:r>
+        <w:rPr>
+          <w:rFonts w:asciiTheme="minorBidi" w:hAnsiTheme="minorBidi" w:hint="cs"/>
+          <w:color w:val="00B050"/>
+          <w:sz w:val="28"/>
+          <w:cs/>
+        </w:rPr>
+        <w:t>งา</w:t>
+      </w:r>
+      <w:r>
+        <w:rPr>
+          <w:rFonts w:asciiTheme="minorBidi" w:hAnsiTheme="minorBidi" w:hint="cs"/>
+          <w:color w:val="00B050"/>
+          <w:sz w:val="28"/>
+          <w:cs/>
+        </w:rPr>
+        <w:t>น</w:t>
+      </w:r>
+      <w:r>
+        <w:rPr>
+          <w:rFonts w:asciiTheme="minorBidi" w:hAnsiTheme="minorBidi"/>
+          <w:color w:val="00B050"/>
+          <w:sz w:val="28"/>
+        </w:rPr>
+        <w:t xml:space="preserve">, </w:t>
+      </w:r>
+      <w:r>
+        <w:rPr>
+          <w:rFonts w:asciiTheme="minorBidi" w:hAnsiTheme="minorBidi"/>
+          <w:color w:val="00B050"/>
+          <w:sz w:val="28"/>
+          <w:cs/>
+        </w:rPr>
+        <w:t>รูปภาพที่อยู่ผิด</w:t>
+      </w:r>
+      <w:r>
+        <w:rPr>
+          <w:rFonts w:asciiTheme="minorBidi" w:hAnsiTheme="minorBidi" w:hint="cs"/>
+          <w:color w:val="00B050"/>
+          <w:sz w:val="28"/>
+          <w:cs/>
+        </w:rPr>
+        <w:t>กลุ่ม</w:t>
+      </w:r>
+      <w:r>
+        <w:rPr>
+          <w:rFonts w:asciiTheme="minorBidi" w:hAnsiTheme="minorBidi"/>
+          <w:color w:val="00B050"/>
+          <w:sz w:val="28"/>
+        </w:rPr>
+        <w:t xml:space="preserve">, </w:t>
+      </w:r>
+      <w:r>
+        <w:rPr>
+          <w:rFonts w:asciiTheme="minorBidi" w:hAnsiTheme="minorBidi"/>
+          <w:color w:val="00B050"/>
+          <w:sz w:val="28"/>
+          <w:cs/>
+        </w:rPr>
+        <w:t>รูปภาพที่มีมากกว่าหนึ่ง</w:t>
+      </w:r>
+      <w:r>
+        <w:rPr>
+          <w:rFonts w:asciiTheme="minorBidi" w:hAnsiTheme="minorBidi" w:hint="cs"/>
+          <w:color w:val="00B050"/>
+          <w:sz w:val="28"/>
+          <w:cs/>
+        </w:rPr>
+        <w:t>กลุ่ม</w:t>
+      </w:r>
+      <w:r>
+        <w:rPr>
+          <w:rFonts w:asciiTheme="minorBidi" w:hAnsiTheme="minorBidi"/>
+          <w:color w:val="00B050"/>
+          <w:sz w:val="28"/>
+          <w:cs/>
+        </w:rPr>
+        <w:t>ในรูปเดียว</w:t>
+      </w:r>
+      <w:r>
+        <w:rPr>
+          <w:rFonts w:asciiTheme="minorBidi" w:hAnsiTheme="minorBidi"/>
+          <w:color w:val="00B050"/>
+          <w:sz w:val="28"/>
+        </w:rPr>
+        <w:t xml:space="preserve">, </w:t>
+      </w:r>
+      <w:r>
+        <w:rPr>
+          <w:rFonts w:asciiTheme="minorBidi" w:hAnsiTheme="minorBidi"/>
+          <w:color w:val="00B050"/>
+          <w:sz w:val="28"/>
+          <w:cs/>
+        </w:rPr>
+        <w:t>รูปภาพที่ซ้ำกั</w:t>
+      </w:r>
+      <w:r>
+        <w:rPr>
+          <w:rFonts w:asciiTheme="minorBidi" w:hAnsiTheme="minorBidi" w:hint="cs"/>
+          <w:color w:val="00B050"/>
+          <w:sz w:val="28"/>
+          <w:cs/>
+        </w:rPr>
+        <w:t>น</w:t>
+      </w:r>
+      <w:r>
+        <w:rPr>
+          <w:rFonts w:asciiTheme="minorBidi" w:hAnsiTheme="minorBidi" w:hint="cs"/>
+          <w:color w:val="00B050"/>
+          <w:sz w:val="28"/>
+          <w:cs/>
+        </w:rPr>
+        <w:t xml:space="preserve"> และรูปภาพที่มีลักษณะ</w:t>
+      </w:r>
+      <w:r>
+        <w:rPr>
+          <w:rFonts w:asciiTheme="minorBidi" w:hAnsiTheme="minorBidi" w:hint="cs"/>
+          <w:color w:val="00B050"/>
+          <w:sz w:val="28"/>
+          <w:cs/>
+        </w:rPr>
+        <w:t>ใกล้</w:t>
+      </w:r>
+      <w:r>
+        <w:rPr>
+          <w:rFonts w:asciiTheme="minorBidi" w:hAnsiTheme="minorBidi" w:hint="cs"/>
+          <w:color w:val="00B050"/>
+          <w:sz w:val="28"/>
+          <w:cs/>
+        </w:rPr>
+        <w:t>เ</w:t>
+      </w:r>
+      <w:r>
+        <w:rPr>
+          <w:rFonts w:asciiTheme="minorBidi" w:hAnsiTheme="minorBidi" w:hint="cs"/>
+          <w:color w:val="00B050"/>
+          <w:sz w:val="28"/>
+          <w:cs/>
+        </w:rPr>
+        <w:t>คียงกันมา</w:t>
+      </w:r>
+      <w:r>
+        <w:rPr>
+          <w:rFonts w:asciiTheme="minorBidi" w:hAnsiTheme="minorBidi" w:hint="cs"/>
+          <w:color w:val="00B050"/>
+          <w:sz w:val="28"/>
+          <w:cs/>
+        </w:rPr>
+        <w:t>ก</w:t>
+      </w:r>
+      <w:r>
+        <w:rPr>
+          <w:rFonts w:asciiTheme="minorBidi" w:hAnsiTheme="minorBidi" w:hint="cs"/>
+          <w:color w:val="00B050"/>
+          <w:sz w:val="28"/>
+          <w:cs/>
+        </w:rPr>
+        <w:t>ซึ่งอาจเกิดจากการย่อขนาดรูปหรือการตัดภาพออกเล็กน้อย</w:t>
+      </w:r>
+      <w:r>
+        <w:rPr>
+          <w:rFonts w:asciiTheme="minorBidi" w:hAnsiTheme="minorBidi" w:hint="cs"/>
+          <w:color w:val="00B050"/>
+          <w:sz w:val="28"/>
+          <w:cs/>
+        </w:rPr>
+        <w:t xml:space="preserve"> </w:t>
+      </w:r>
+      <w:r>
+        <w:rPr>
+          <w:rFonts w:asciiTheme="minorBidi" w:hAnsiTheme="minorBidi" w:hint="cs"/>
+          <w:color w:val="00B050"/>
+          <w:sz w:val="28"/>
+          <w:cs/>
+        </w:rPr>
+        <w:t xml:space="preserve">รวมกันอยู่ </w:t>
+      </w:r>
+      <w:r>
+        <w:rPr>
+          <w:rFonts w:asciiTheme="minorBidi" w:hAnsiTheme="minorBidi"/>
+          <w:color w:val="00B050"/>
+          <w:sz w:val="28"/>
+          <w:cs/>
+        </w:rPr>
+        <w:t xml:space="preserve">จึงมีการทำ </w:t>
+      </w:r>
+      <w:r>
+        <w:rPr>
+          <w:rFonts w:asciiTheme="minorBidi" w:hAnsiTheme="minorBidi"/>
+          <w:color w:val="00B050"/>
+          <w:sz w:val="28"/>
+        </w:rPr>
+        <w:t>data cleaning</w:t>
+      </w:r>
+      <w:r>
+        <w:rPr>
+          <w:rFonts w:asciiTheme="minorBidi" w:hAnsiTheme="minorBidi"/>
+          <w:color w:val="00B050"/>
+          <w:sz w:val="28"/>
+          <w:cs/>
+        </w:rPr>
+        <w:t xml:space="preserve"> ด้วยวิธีการดังนี้</w:t>
+      </w:r>
+    </w:p>
+    <w:p>
+      <w:pPr>
+        <w:pStyle w:val="ListParagraph"/>
+        <w:numPr>
+          <w:ilvl w:val="1"/>
+          <w:numId w:val="1"/>
+        </w:numPr>
+        <w:rPr>
+          <w:rFonts w:asciiTheme="minorBidi" w:hAnsiTheme="minorBidi"/>
+          <w:color w:val="00B050"/>
+          <w:sz w:val="28"/>
+        </w:rPr>
+      </w:pPr>
+      <w:r>
+        <w:rPr>
+          <w:rFonts w:asciiTheme="minorBidi" w:hAnsiTheme="minorBidi"/>
+          <w:color w:val="00B050"/>
+          <w:sz w:val="28"/>
+          <w:cs/>
+        </w:rPr>
+        <w:t>ข้อมูลที่มีมากกว่าหนึ่ง</w:t>
+      </w:r>
+      <w:r>
+        <w:rPr>
+          <w:rFonts w:asciiTheme="minorBidi" w:hAnsiTheme="minorBidi" w:hint="cs"/>
+          <w:color w:val="00B050"/>
+          <w:sz w:val="28"/>
+          <w:cs/>
+        </w:rPr>
+        <w:t>กลุ่ม</w:t>
+      </w:r>
+      <w:r>
+        <w:rPr>
+          <w:rFonts w:asciiTheme="minorBidi" w:hAnsiTheme="minorBidi"/>
+          <w:color w:val="00B050"/>
+          <w:sz w:val="28"/>
+          <w:cs/>
+        </w:rPr>
+        <w:t>ในรูปเดียวเราจะ</w:t>
+      </w:r>
+      <w:r>
+        <w:rPr>
+          <w:rFonts w:asciiTheme="minorBidi" w:hAnsiTheme="minorBidi" w:hint="cs"/>
+          <w:color w:val="00B050"/>
+          <w:sz w:val="28"/>
+          <w:cs/>
+        </w:rPr>
+        <w:t xml:space="preserve">ทำการครอบตัดภาพ </w:t>
+      </w:r>
+      <w:r>
+        <w:rPr>
+          <w:rFonts w:asciiTheme="minorBidi" w:hAnsiTheme="minorBidi"/>
+          <w:color w:val="00B050"/>
+          <w:sz w:val="28"/>
+        </w:rPr>
+        <w:t xml:space="preserve">(Image cropping) </w:t>
+      </w:r>
+      <w:r>
+        <w:rPr>
+          <w:rFonts w:asciiTheme="minorBidi" w:hAnsiTheme="minorBidi"/>
+          <w:color w:val="00B050"/>
+          <w:sz w:val="28"/>
+          <w:cs/>
+        </w:rPr>
+        <w:t>เพื่อให้แต่ละรูป</w:t>
+      </w:r>
+      <w:r>
+        <w:rPr>
+          <w:rFonts w:asciiTheme="minorBidi" w:hAnsiTheme="minorBidi" w:hint="cs"/>
+          <w:color w:val="00B050"/>
+          <w:sz w:val="28"/>
+          <w:cs/>
+        </w:rPr>
+        <w:t>เหลือเพียงกลุ่มเดียว</w:t>
+      </w:r>
+    </w:p>
+    <w:p>
+      <w:pPr>
+        <w:pStyle w:val="ListParagraph"/>
+        <w:numPr>
+          <w:ilvl w:val="1"/>
+          <w:numId w:val="1"/>
+        </w:numPr>
+        <w:rPr>
+          <w:rFonts w:asciiTheme="minorBidi" w:hAnsiTheme="minorBidi"/>
+          <w:color w:val="00B050"/>
+          <w:sz w:val="28"/>
+        </w:rPr>
+      </w:pPr>
+      <w:r>
+        <w:rPr>
+          <w:rFonts w:asciiTheme="minorBidi" w:hAnsiTheme="minorBidi"/>
+          <w:color w:val="00B050"/>
+          <w:sz w:val="28"/>
+          <w:cs/>
+        </w:rPr>
+        <w:t>รูปที่ไม่เกี่ยวข้อง</w:t>
+      </w:r>
+      <w:r>
+        <w:rPr>
+          <w:rFonts w:asciiTheme="minorBidi" w:hAnsiTheme="minorBidi" w:hint="cs"/>
+          <w:color w:val="00B050"/>
+          <w:sz w:val="28"/>
+          <w:cs/>
+        </w:rPr>
+        <w:t>กับจุดประสงค์ของงาน</w:t>
+      </w:r>
+      <w:r>
+        <w:rPr>
+          <w:rFonts w:asciiTheme="minorBidi" w:hAnsiTheme="minorBidi"/>
+          <w:color w:val="00B050"/>
+          <w:sz w:val="28"/>
+          <w:cs/>
+        </w:rPr>
+        <w:t>จะ</w:t>
+      </w:r>
+      <w:r>
+        <w:rPr>
+          <w:rFonts w:asciiTheme="minorBidi" w:hAnsiTheme="minorBidi" w:hint="cs"/>
+          <w:color w:val="00B050"/>
+          <w:sz w:val="28"/>
+          <w:cs/>
+        </w:rPr>
+        <w:t>ใช้</w:t>
+      </w:r>
+      <w:r>
+        <w:rPr>
+          <w:rFonts w:asciiTheme="minorBidi" w:hAnsiTheme="minorBidi" w:hint="cs"/>
+          <w:color w:val="00B050"/>
+          <w:sz w:val="28"/>
+          <w:cs/>
+        </w:rPr>
+        <w:t>การตรวจสอบโดยมนุษย์</w:t>
+      </w:r>
+      <w:r>
+        <w:rPr>
+          <w:rFonts w:asciiTheme="minorBidi" w:hAnsiTheme="minorBidi"/>
+          <w:color w:val="00B050"/>
+          <w:sz w:val="28"/>
+        </w:rPr>
+        <w:t xml:space="preserve"> (</w:t>
+      </w:r>
+      <w:r>
+        <w:rPr>
+          <w:rFonts w:asciiTheme="minorBidi" w:hAnsiTheme="minorBidi"/>
+          <w:color w:val="00B050"/>
+          <w:sz w:val="28"/>
+        </w:rPr>
+        <w:t>human review</w:t>
+      </w:r>
+      <w:r>
+        <w:rPr>
+          <w:rFonts w:asciiTheme="minorBidi" w:hAnsiTheme="minorBidi"/>
+          <w:color w:val="00B050"/>
+          <w:sz w:val="28"/>
+        </w:rPr>
+        <w:t>)</w:t>
+      </w:r>
+      <w:r>
+        <w:rPr>
+          <w:rFonts w:asciiTheme="minorBidi" w:hAnsiTheme="minorBidi"/>
+          <w:color w:val="00B050"/>
+          <w:sz w:val="28"/>
+        </w:rPr>
+        <w:t xml:space="preserve"> </w:t>
+      </w:r>
+      <w:r>
+        <w:rPr>
+          <w:rFonts w:asciiTheme="minorBidi" w:hAnsiTheme="minorBidi" w:hint="cs"/>
+          <w:color w:val="00B050"/>
+          <w:sz w:val="28"/>
+          <w:cs/>
+        </w:rPr>
+        <w:t>เพื่อคัดแยกรูปภาพออก</w:t>
+      </w:r>
+    </w:p>
+    <w:p>
+      <w:pPr>
+        <w:pStyle w:val="ListParagraph"/>
+        <w:numPr>
+          <w:ilvl w:val="1"/>
+          <w:numId w:val="1"/>
+        </w:numPr>
+        <w:rPr>
+          <w:rFonts w:asciiTheme="minorBidi" w:hAnsiTheme="minorBidi"/>
+          <w:sz w:val="28"/>
+        </w:rPr>
+      </w:pPr>
+      <w:r>
+        <w:rPr>
+          <w:rFonts w:asciiTheme="minorBidi" w:hAnsiTheme="minorBidi"/>
+          <w:sz w:val="28"/>
+          <w:cs/>
+        </w:rPr>
+        <w:t>สำหรับรูปที่</w:t>
+      </w:r>
+      <w:r>
+        <w:rPr>
+          <w:rFonts w:asciiTheme="minorBidi" w:hAnsiTheme="minorBidi" w:hint="cs"/>
+          <w:sz w:val="28"/>
+          <w:cs/>
+        </w:rPr>
+        <w:t>ซ้ำซ้อน</w:t>
+      </w:r>
+      <w:r>
+        <w:rPr>
+          <w:rFonts w:asciiTheme="minorBidi" w:hAnsiTheme="minorBidi"/>
+          <w:sz w:val="28"/>
+          <w:cs/>
+        </w:rPr>
+        <w:t xml:space="preserve">เราใช้วิธี </w:t>
+      </w:r>
+      <w:r>
+        <w:rPr>
+          <w:rFonts w:asciiTheme="minorBidi" w:hAnsiTheme="minorBidi"/>
+        </w:rPr>
+        <w:t>MD5 hash</w:t>
+      </w:r>
+      <w:r>
+        <w:rPr>
+          <w:rFonts w:asciiTheme="minorBidi" w:hAnsiTheme="minorBidi" w:hint="cs"/>
+          <w:cs/>
+        </w:rPr>
+        <w:t xml:space="preserve"> ในการคัดแยกรูปภาพ </w:t>
+      </w:r>
+      <w:r>
+        <w:rPr>
+          <w:rFonts w:asciiTheme="minorBidi" w:hAnsiTheme="minorBidi"/>
+          <w:cs/>
+        </w:rPr>
+        <w:t>และ</w:t>
+      </w:r>
+      <w:r>
+        <w:rPr>
+          <w:rFonts w:asciiTheme="minorBidi" w:hAnsiTheme="minorBidi" w:hint="cs"/>
+          <w:sz w:val="28"/>
+          <w:cs/>
+        </w:rPr>
+        <w:t>รูปที่มี</w:t>
+      </w:r>
+      <w:r>
+        <w:rPr>
+          <w:rFonts w:asciiTheme="minorBidi" w:hAnsiTheme="minorBidi" w:hint="cs"/>
+          <w:sz w:val="28"/>
+          <w:cs/>
+        </w:rPr>
+        <w:t>ลักษณะ</w:t>
+      </w:r>
+      <w:r>
+        <w:rPr>
+          <w:rFonts w:asciiTheme="minorBidi" w:hAnsiTheme="minorBidi" w:hint="cs"/>
+          <w:sz w:val="28"/>
+          <w:cs/>
+        </w:rPr>
+        <w:t xml:space="preserve">ใกล้เคียงกันมากเราใช้วิธี </w:t>
+      </w:r>
+      <w:r>
+        <w:rPr>
+          <w:rFonts w:asciiTheme="minorBidi" w:hAnsiTheme="minorBidi"/>
+        </w:rPr>
+        <w:t>Perceptual Hash</w:t>
+      </w:r>
+      <w:r>
+        <w:rPr>
+          <w:rFonts w:asciiTheme="minorBidi" w:hAnsiTheme="minorBidi"/>
+          <w:cs/>
+        </w:rPr>
+        <w:t xml:space="preserve"> </w:t>
+      </w:r>
+      <w:r>
+        <w:rPr>
+          <w:rFonts w:asciiTheme="minorBidi" w:hAnsiTheme="minorBidi"/>
+          <w:cs/>
+        </w:rPr>
+        <w:t xml:space="preserve">ผ่านแพ็กเกจ </w:t>
+      </w:r>
+      <w:proofErr w:type="spellStart"/>
+      <w:r>
+        <w:rPr>
+          <w:rFonts w:asciiTheme="minorBidi" w:hAnsiTheme="minorBidi"/>
+        </w:rPr>
+        <w:t>hashlib</w:t>
+      </w:r>
+      <w:proofErr w:type="spellEnd"/>
+      <w:r>
+        <w:rPr>
+          <w:rFonts w:asciiTheme="minorBidi" w:hAnsiTheme="minorBidi"/>
+          <w:cs/>
+        </w:rPr>
+        <w:t xml:space="preserve"> โดยใช้ </w:t>
+      </w:r>
+      <w:r>
+        <w:rPr>
+          <w:rFonts w:asciiTheme="minorBidi" w:hAnsiTheme="minorBidi"/>
+        </w:rPr>
+        <w:t>Hamming Distance</w:t>
+      </w:r>
+      <w:r>
+        <w:rPr>
+          <w:rFonts w:asciiTheme="minorBidi" w:hAnsiTheme="minorBidi"/>
+          <w:cs/>
+        </w:rPr>
+        <w:t xml:space="preserve"> เป็น</w:t>
+      </w:r>
+      <w:r>
+        <w:rPr>
+          <w:rFonts w:asciiTheme="minorBidi" w:hAnsiTheme="minorBidi"/>
+        </w:rPr>
+        <w:t xml:space="preserve"> metric </w:t>
+      </w:r>
+      <w:r>
+        <w:rPr>
+          <w:rFonts w:asciiTheme="minorBidi" w:hAnsiTheme="minorBidi"/>
+          <w:cs/>
+        </w:rPr>
+        <w:t xml:space="preserve">และตัด </w:t>
+      </w:r>
+      <w:r>
+        <w:rPr>
+          <w:rFonts w:asciiTheme="minorBidi" w:hAnsiTheme="minorBidi"/>
+        </w:rPr>
+        <w:t xml:space="preserve">threshold </w:t>
+      </w:r>
+      <w:r>
+        <w:rPr>
+          <w:rFonts w:asciiTheme="minorBidi" w:hAnsiTheme="minorBidi"/>
+          <w:cs/>
+        </w:rPr>
+        <w:t>ที่</w:t>
+      </w:r>
+      <w:r>
+        <w:rPr>
+          <w:rFonts w:asciiTheme="minorBidi" w:hAnsiTheme="minorBidi"/>
+        </w:rPr>
+        <w:t xml:space="preserve"> Hamming Distance = 5</w:t>
       </w:r>
     </w:p>
     <w:p>
@@ -128,22 +1549,30 @@
           <w:sz w:val="28"/>
           <w:cs/>
         </w:rPr>
-        <w:t>จะได้รูปหลังการ</w:t>
-      </w:r>
-      <w:r>
-        <w:rPr>
-          <w:rFonts w:asciiTheme="minorBidi" w:hAnsiTheme="minorBidi"/>
-          <w:sz w:val="28"/>
-        </w:rPr>
-        <w:t xml:space="preserve"> scrape </w:t>
-      </w:r>
-      <w:r>
-        <w:rPr>
-          <w:rFonts w:asciiTheme="minorBidi" w:hAnsiTheme="minorBidi"/>
-          <w:sz w:val="28"/>
-          <w:cs/>
-        </w:rPr>
-        <w:t xml:space="preserve">ดังนี้ </w:t>
+        <w:t xml:space="preserve">เมื่อทำการ </w:t>
+      </w:r>
+      <w:r>
+        <w:rPr>
+          <w:rFonts w:asciiTheme="minorBidi" w:hAnsiTheme="minorBidi"/>
+          <w:sz w:val="28"/>
+        </w:rPr>
+        <w:t>cleaning data</w:t>
+      </w:r>
+      <w:r>
+        <w:rPr>
+          <w:rFonts w:asciiTheme="minorBidi" w:hAnsiTheme="minorBidi"/>
+          <w:sz w:val="28"/>
+          <w:cs/>
+        </w:rPr>
+        <w:t xml:space="preserve"> เสร็จ</w:t>
+      </w:r>
+      <w:r>
+        <w:rPr>
+          <w:rFonts w:asciiTheme="minorBidi" w:hAnsiTheme="minorBidi"/>
+          <w:sz w:val="28"/>
+          <w:cs/>
+        </w:rPr>
+        <w:t xml:space="preserve">จะเหลือรูปทั้งหมด </w:t>
       </w:r>
     </w:p>
     <w:p>
@@ -159,12 +1588,52 @@
           <w:sz w:val="28"/>
         </w:rPr>
       </w:pPr>
-      <w:r>
-        <w:rPr>
-          <w:rFonts w:asciiTheme="minorBidi" w:hAnsiTheme="minorBidi"/>
-          <w:sz w:val="28"/>
-        </w:rPr>
-        <w:t xml:space="preserve">Gomu Gomu = 1087 </w:t>
+      <w:proofErr w:type="spellStart"/>
+      <w:r>
+        <w:rPr>
+          <w:rFonts w:asciiTheme="minorBidi" w:hAnsiTheme="minorBidi"/>
+          <w:sz w:val="28"/>
+        </w:rPr>
+        <w:t>Gomu</w:t>
+      </w:r>
+      <w:proofErr w:type="spellEnd"/>
+      <w:r>
+        <w:rPr>
+          <w:rFonts w:asciiTheme="minorBidi" w:hAnsiTheme="minorBidi"/>
+          <w:sz w:val="28"/>
+        </w:rPr>
+        <w:t xml:space="preserve"> </w:t>
+      </w:r>
+      <w:proofErr w:type="spellStart"/>
+      <w:r>
+        <w:rPr>
+          <w:rFonts w:asciiTheme="minorBidi" w:hAnsiTheme="minorBidi"/>
+          <w:sz w:val="28"/>
+        </w:rPr>
+        <w:t>Gomu</w:t>
+      </w:r>
+      <w:proofErr w:type="spellEnd"/>
+      <w:r>
+        <w:rPr>
+          <w:rFonts w:asciiTheme="minorBidi" w:hAnsiTheme="minorBidi"/>
+          <w:sz w:val="28"/>
+        </w:rPr>
+        <w:t xml:space="preserve"> = </w:t>
+      </w:r>
+      <w:r>
+        <w:rPr>
+          <w:rFonts w:asciiTheme="minorBidi" w:hAnsiTheme="minorBidi"/>
+          <w:sz w:val="28"/>
+          <w:cs/>
+        </w:rPr>
+        <w:t>597</w:t>
+      </w:r>
+      <w:r>
+        <w:rPr>
+          <w:rFonts w:asciiTheme="minorBidi" w:hAnsiTheme="minorBidi"/>
+          <w:sz w:val="28"/>
+        </w:rPr>
+        <w:t xml:space="preserve"> </w:t>
       </w:r>
       <w:r>
         <w:rPr>
@@ -188,12 +1657,36 @@
           <w:sz w:val="28"/>
         </w:rPr>
       </w:pPr>
-      <w:r>
-        <w:rPr>
-          <w:rFonts w:asciiTheme="minorBidi" w:hAnsiTheme="minorBidi"/>
-          <w:sz w:val="28"/>
-        </w:rPr>
-        <w:t xml:space="preserve">Mera Mer = 1096 </w:t>
+      <w:proofErr w:type="spellStart"/>
+      <w:r>
+        <w:rPr>
+          <w:rFonts w:asciiTheme="minorBidi" w:hAnsiTheme="minorBidi"/>
+          <w:sz w:val="28"/>
+        </w:rPr>
+        <w:t>Mera</w:t>
+      </w:r>
+      <w:proofErr w:type="spellEnd"/>
+      <w:r>
+        <w:rPr>
+          <w:rFonts w:asciiTheme="minorBidi" w:hAnsiTheme="minorBidi"/>
+          <w:sz w:val="28"/>
+        </w:rPr>
+        <w:t xml:space="preserve"> Mer = </w:t>
+      </w:r>
+      <w:r>
+        <w:rPr>
+          <w:rFonts w:asciiTheme="minorBidi" w:hAnsiTheme="minorBidi"/>
+          <w:sz w:val="28"/>
+          <w:cs/>
+        </w:rPr>
+        <w:t>483</w:t>
+      </w:r>
+      <w:r>
+        <w:rPr>
+          <w:rFonts w:asciiTheme="minorBidi" w:hAnsiTheme="minorBidi"/>
+          <w:sz w:val="28"/>
+        </w:rPr>
+        <w:t xml:space="preserve"> </w:t>
       </w:r>
       <w:r>
         <w:rPr>
@@ -217,35 +1710,53 @@
           <w:sz w:val="28"/>
         </w:rPr>
       </w:pPr>
-      <w:r>
-        <w:rPr>
-          <w:rFonts w:asciiTheme="minorBidi" w:hAnsiTheme="minorBidi"/>
-          <w:sz w:val="28"/>
-        </w:rPr>
-        <w:t>Ope Ope</w:t>
-      </w:r>
-      <w:r>
-        <w:rPr>
-          <w:rFonts w:asciiTheme="minorBidi" w:hAnsiTheme="minorBidi"/>
-          <w:sz w:val="28"/>
-          <w:cs/>
+      <w:proofErr w:type="spellStart"/>
+      <w:r>
+        <w:rPr>
+          <w:rFonts w:asciiTheme="minorBidi" w:hAnsiTheme="minorBidi"/>
+          <w:sz w:val="28"/>
+        </w:rPr>
+        <w:t>Ope</w:t>
+      </w:r>
+      <w:proofErr w:type="spellEnd"/>
+      <w:r>
+        <w:rPr>
+          <w:rFonts w:asciiTheme="minorBidi" w:hAnsiTheme="minorBidi"/>
+          <w:sz w:val="28"/>
         </w:rPr>
         <w:t xml:space="preserve"> </w:t>
       </w:r>
-      <w:r>
-        <w:rPr>
-          <w:rFonts w:asciiTheme="minorBidi" w:hAnsiTheme="minorBidi"/>
-          <w:sz w:val="28"/>
-        </w:rPr>
-        <w:t>= 1084</w:t>
-      </w:r>
-      <w:r>
-        <w:rPr>
-          <w:rFonts w:asciiTheme="minorBidi" w:hAnsiTheme="minorBidi"/>
-          <w:sz w:val="28"/>
-          <w:cs/>
-        </w:rPr>
-        <w:t xml:space="preserve"> รูป</w:t>
+      <w:proofErr w:type="spellStart"/>
+      <w:r>
+        <w:rPr>
+          <w:rFonts w:asciiTheme="minorBidi" w:hAnsiTheme="minorBidi"/>
+          <w:sz w:val="28"/>
+        </w:rPr>
+        <w:t>Ope</w:t>
+      </w:r>
+      <w:proofErr w:type="spellEnd"/>
+      <w:r>
+        <w:rPr>
+          <w:rFonts w:asciiTheme="minorBidi" w:hAnsiTheme="minorBidi"/>
+          <w:sz w:val="28"/>
+          <w:cs/>
+        </w:rPr>
+        <w:t xml:space="preserve"> </w:t>
+      </w:r>
+      <w:r>
+        <w:rPr>
+          <w:rFonts w:asciiTheme="minorBidi" w:hAnsiTheme="minorBidi"/>
+          <w:sz w:val="28"/>
+        </w:rPr>
+        <w:t xml:space="preserve">= </w:t>
+      </w:r>
+      <w:r>
+        <w:rPr>
+          <w:rFonts w:asciiTheme="minorBidi" w:hAnsiTheme="minorBidi"/>
+          <w:sz w:val="28"/>
+          <w:cs/>
+        </w:rPr>
+        <w:t>413 รูป</w:t>
       </w:r>
     </w:p>
     <w:p>
@@ -266,8 +1777,17 @@
           <w:rFonts w:asciiTheme="minorBidi" w:hAnsiTheme="minorBidi"/>
           <w:sz w:val="28"/>
         </w:rPr>
-        <w:t>Yami Yami</w:t>
-      </w:r>
+        <w:t xml:space="preserve">Yami </w:t>
+      </w:r>
+      <w:proofErr w:type="spellStart"/>
+      <w:r>
+        <w:rPr>
+          <w:rFonts w:asciiTheme="minorBidi" w:hAnsiTheme="minorBidi"/>
+          <w:sz w:val="28"/>
+        </w:rPr>
+        <w:t>Yami</w:t>
+      </w:r>
+      <w:proofErr w:type="spellEnd"/>
       <w:r>
         <w:rPr>
           <w:rFonts w:asciiTheme="minorBidi" w:hAnsiTheme="minorBidi"/>
@@ -281,371 +1801,28 @@
           <w:rFonts w:asciiTheme="minorBidi" w:hAnsiTheme="minorBidi"/>
           <w:sz w:val="28"/>
         </w:rPr>
-        <w:t>= 1050</w:t>
-      </w:r>
-      <w:r>
-        <w:rPr>
-          <w:rFonts w:asciiTheme="minorBidi" w:hAnsiTheme="minorBidi"/>
-          <w:sz w:val="28"/>
-          <w:cs/>
-        </w:rPr>
-        <w:t xml:space="preserve"> รูป </w:t>
+        <w:t xml:space="preserve">= </w:t>
+      </w:r>
+      <w:r>
+        <w:rPr>
+          <w:rFonts w:asciiTheme="minorBidi" w:hAnsiTheme="minorBidi"/>
+          <w:sz w:val="28"/>
+          <w:cs/>
+        </w:rPr>
+        <w:t>320 รูป</w:t>
       </w:r>
     </w:p>
     <w:p>
       <w:pPr>
-        <w:pStyle w:val="ListParagraph"/>
-        <w:numPr>
-          <w:ilvl w:val="0"/>
-          <w:numId w:val="1"/>
-        </w:numPr>
-        <w:rPr>
-          <w:rFonts w:asciiTheme="minorBidi" w:hAnsiTheme="minorBidi"/>
-          <w:sz w:val="28"/>
-        </w:rPr>
-      </w:pPr>
-      <w:r>
-        <w:rPr>
-          <w:rFonts w:asciiTheme="minorBidi" w:hAnsiTheme="minorBidi"/>
-          <w:sz w:val="28"/>
-          <w:cs/>
-        </w:rPr>
-        <w:t>ข้อมูลที่ได้จากการ</w:t>
-      </w:r>
-      <w:r>
-        <w:rPr>
-          <w:rFonts w:asciiTheme="minorBidi" w:hAnsiTheme="minorBidi"/>
-          <w:sz w:val="28"/>
-        </w:rPr>
-        <w:t xml:space="preserve"> scrape </w:t>
-      </w:r>
-      <w:r>
-        <w:rPr>
-          <w:rFonts w:asciiTheme="minorBidi" w:hAnsiTheme="minorBidi"/>
-          <w:sz w:val="28"/>
-          <w:cs/>
-        </w:rPr>
-        <w:t>มีรูปภาพที่ไม่เกี่ยวข้อง</w:t>
-      </w:r>
-      <w:r>
-        <w:rPr>
-          <w:rFonts w:asciiTheme="minorBidi" w:hAnsiTheme="minorBidi"/>
-          <w:sz w:val="28"/>
-        </w:rPr>
-        <w:t xml:space="preserve">, </w:t>
-      </w:r>
-      <w:r>
-        <w:rPr>
-          <w:rFonts w:asciiTheme="minorBidi" w:hAnsiTheme="minorBidi"/>
-          <w:sz w:val="28"/>
-          <w:cs/>
-        </w:rPr>
-        <w:t>รูปภาพที่อยู่ผิด</w:t>
-      </w:r>
-      <w:r>
-        <w:rPr>
-          <w:rFonts w:asciiTheme="minorBidi" w:hAnsiTheme="minorBidi"/>
-          <w:sz w:val="28"/>
-        </w:rPr>
-        <w:t xml:space="preserve"> class, </w:t>
-      </w:r>
-      <w:r>
-        <w:rPr>
-          <w:rFonts w:asciiTheme="minorBidi" w:hAnsiTheme="minorBidi"/>
-          <w:sz w:val="28"/>
-          <w:cs/>
-        </w:rPr>
-        <w:t>รูปภาพที่มีมากกว่าหนึ่งคลาสในรูปเดียว</w:t>
-      </w:r>
-      <w:r>
-        <w:rPr>
-          <w:rFonts w:asciiTheme="minorBidi" w:hAnsiTheme="minorBidi"/>
-          <w:sz w:val="28"/>
-        </w:rPr>
-        <w:t xml:space="preserve"> </w:t>
-      </w:r>
-      <w:r>
-        <w:rPr>
-          <w:rFonts w:asciiTheme="minorBidi" w:hAnsiTheme="minorBidi"/>
-          <w:sz w:val="28"/>
-          <w:cs/>
-        </w:rPr>
-        <w:t>และรูปภาพที่ซ้ำกัน</w:t>
-      </w:r>
-      <w:r>
-        <w:rPr>
-          <w:rFonts w:asciiTheme="minorBidi" w:hAnsiTheme="minorBidi"/>
-          <w:sz w:val="28"/>
-          <w:cs/>
-        </w:rPr>
-        <w:t xml:space="preserve"> </w:t>
-      </w:r>
-      <w:r>
-        <w:rPr>
-          <w:rFonts w:asciiTheme="minorBidi" w:hAnsiTheme="minorBidi"/>
-          <w:sz w:val="28"/>
-          <w:cs/>
-        </w:rPr>
-        <w:t xml:space="preserve">จึงต้องมีการทำ </w:t>
-      </w:r>
-      <w:r>
-        <w:rPr>
-          <w:rFonts w:asciiTheme="minorBidi" w:hAnsiTheme="minorBidi"/>
-          <w:sz w:val="28"/>
-        </w:rPr>
-        <w:t>data cleaning</w:t>
-      </w:r>
-      <w:r>
-        <w:rPr>
-          <w:rFonts w:asciiTheme="minorBidi" w:hAnsiTheme="minorBidi"/>
-          <w:sz w:val="28"/>
-          <w:cs/>
-        </w:rPr>
-        <w:t xml:space="preserve"> ด้วยวิธีการดังนี้</w:t>
-      </w:r>
-    </w:p>
-    <w:p>
-      <w:pPr>
-        <w:pStyle w:val="ListParagraph"/>
-        <w:numPr>
-          <w:ilvl w:val="1"/>
-          <w:numId w:val="1"/>
-        </w:numPr>
-        <w:rPr>
-          <w:rFonts w:asciiTheme="minorBidi" w:hAnsiTheme="minorBidi"/>
-          <w:sz w:val="28"/>
-        </w:rPr>
-      </w:pPr>
-      <w:r>
-        <w:rPr>
-          <w:rFonts w:asciiTheme="minorBidi" w:hAnsiTheme="minorBidi"/>
-          <w:sz w:val="28"/>
-          <w:cs/>
-        </w:rPr>
-        <w:t xml:space="preserve">ข้อมูลที่มีมากกว่าหนึ่ง </w:t>
-      </w:r>
-      <w:r>
-        <w:rPr>
-          <w:rFonts w:asciiTheme="minorBidi" w:hAnsiTheme="minorBidi"/>
-          <w:sz w:val="28"/>
-        </w:rPr>
-        <w:t xml:space="preserve">class </w:t>
-      </w:r>
-      <w:r>
-        <w:rPr>
-          <w:rFonts w:asciiTheme="minorBidi" w:hAnsiTheme="minorBidi"/>
-          <w:sz w:val="28"/>
-          <w:cs/>
-        </w:rPr>
-        <w:t xml:space="preserve">ในรูปเดียวเราจะ </w:t>
-      </w:r>
-      <w:r>
-        <w:rPr>
-          <w:rFonts w:asciiTheme="minorBidi" w:hAnsiTheme="minorBidi"/>
-          <w:sz w:val="28"/>
-        </w:rPr>
-        <w:t xml:space="preserve">crop </w:t>
-      </w:r>
-      <w:r>
-        <w:rPr>
-          <w:rFonts w:asciiTheme="minorBidi" w:hAnsiTheme="minorBidi"/>
-          <w:sz w:val="28"/>
-          <w:cs/>
-        </w:rPr>
-        <w:t xml:space="preserve">เพื่อให้แต่ละรูปเหลือแค่ </w:t>
-      </w:r>
-      <w:r>
-        <w:rPr>
-          <w:rFonts w:asciiTheme="minorBidi" w:hAnsiTheme="minorBidi"/>
-          <w:sz w:val="28"/>
-        </w:rPr>
-        <w:t xml:space="preserve">class </w:t>
-      </w:r>
-      <w:r>
-        <w:rPr>
-          <w:rFonts w:asciiTheme="minorBidi" w:hAnsiTheme="minorBidi"/>
-          <w:sz w:val="28"/>
-          <w:cs/>
-        </w:rPr>
-        <w:t>เดียว</w:t>
-      </w:r>
-    </w:p>
-    <w:p>
-      <w:pPr>
-        <w:pStyle w:val="ListParagraph"/>
-        <w:numPr>
-          <w:ilvl w:val="1"/>
-          <w:numId w:val="1"/>
-        </w:numPr>
-        <w:rPr>
-          <w:rFonts w:asciiTheme="minorBidi" w:hAnsiTheme="minorBidi"/>
-          <w:sz w:val="28"/>
-        </w:rPr>
-      </w:pPr>
-      <w:r>
-        <w:rPr>
-          <w:rFonts w:asciiTheme="minorBidi" w:hAnsiTheme="minorBidi"/>
-          <w:sz w:val="28"/>
-          <w:cs/>
-        </w:rPr>
-        <w:t>รูปที่ไม่เกี่ยวข้องจะเราจัดทำการ</w:t>
-      </w:r>
-      <w:r>
-        <w:rPr>
-          <w:rFonts w:asciiTheme="minorBidi" w:hAnsiTheme="minorBidi"/>
-          <w:sz w:val="28"/>
-        </w:rPr>
-        <w:t xml:space="preserve"> </w:t>
-      </w:r>
-      <w:r>
-        <w:rPr>
-          <w:rFonts w:asciiTheme="minorBidi" w:hAnsiTheme="minorBidi"/>
-          <w:sz w:val="28"/>
-        </w:rPr>
-        <w:t>human review</w:t>
-      </w:r>
-      <w:r>
-        <w:rPr>
-          <w:rFonts w:asciiTheme="minorBidi" w:hAnsiTheme="minorBidi"/>
-          <w:sz w:val="28"/>
-        </w:rPr>
-        <w:t xml:space="preserve"> </w:t>
-      </w:r>
-      <w:r>
-        <w:rPr>
-          <w:rFonts w:asciiTheme="minorBidi" w:hAnsiTheme="minorBidi"/>
-          <w:sz w:val="28"/>
-          <w:cs/>
-        </w:rPr>
-        <w:t>และแยกออกด้วยตาคน</w:t>
-      </w:r>
-    </w:p>
-    <w:p>
-      <w:pPr>
-        <w:pStyle w:val="ListParagraph"/>
-        <w:numPr>
-          <w:ilvl w:val="1"/>
-          <w:numId w:val="1"/>
-        </w:numPr>
-        <w:rPr>
-          <w:rFonts w:asciiTheme="minorBidi" w:hAnsiTheme="minorBidi"/>
-          <w:sz w:val="28"/>
-        </w:rPr>
-      </w:pPr>
-      <w:r>
-        <w:rPr>
-          <w:rFonts w:asciiTheme="minorBidi" w:hAnsiTheme="minorBidi"/>
-          <w:sz w:val="28"/>
-          <w:cs/>
-        </w:rPr>
-        <w:t>สำหรับรูปที่เหมือนกัน</w:t>
-      </w:r>
-      <w:r>
-        <w:rPr>
-          <w:rFonts w:asciiTheme="minorBidi" w:hAnsiTheme="minorBidi"/>
-          <w:sz w:val="28"/>
-          <w:cs/>
-        </w:rPr>
-        <w:t>หรือคล้ายกันมาก</w:t>
-      </w:r>
-      <w:r>
-        <w:rPr>
-          <w:rFonts w:asciiTheme="minorBidi" w:hAnsiTheme="minorBidi"/>
-          <w:sz w:val="28"/>
-          <w:cs/>
-        </w:rPr>
-        <w:t xml:space="preserve">เราใช้วิธี </w:t>
-      </w:r>
-      <w:r>
-        <w:rPr>
-          <w:rFonts w:asciiTheme="minorBidi" w:hAnsiTheme="minorBidi"/>
-        </w:rPr>
-        <w:t>MD5 hash</w:t>
-      </w:r>
-      <w:r>
-        <w:rPr>
-          <w:rFonts w:asciiTheme="minorBidi" w:hAnsiTheme="minorBidi"/>
-          <w:cs/>
-        </w:rPr>
-        <w:t xml:space="preserve">และ </w:t>
-      </w:r>
-      <w:r>
-        <w:rPr>
-          <w:rFonts w:asciiTheme="minorBidi" w:hAnsiTheme="minorBidi"/>
-        </w:rPr>
-        <w:t>Perceptual Hash</w:t>
-      </w:r>
-      <w:r>
-        <w:rPr>
-          <w:rFonts w:asciiTheme="minorBidi" w:hAnsiTheme="minorBidi"/>
-          <w:cs/>
-        </w:rPr>
-        <w:t xml:space="preserve"> </w:t>
-      </w:r>
-      <w:r>
-        <w:rPr>
-          <w:rFonts w:asciiTheme="minorBidi" w:hAnsiTheme="minorBidi"/>
-          <w:cs/>
-        </w:rPr>
-        <w:t xml:space="preserve">ผ่านแพ็กเกจ </w:t>
-      </w:r>
-      <w:r>
-        <w:rPr>
-          <w:rFonts w:asciiTheme="minorBidi" w:hAnsiTheme="minorBidi"/>
-        </w:rPr>
-        <w:t>hashlib</w:t>
-      </w:r>
-      <w:r>
-        <w:rPr>
-          <w:rFonts w:asciiTheme="minorBidi" w:hAnsiTheme="minorBidi"/>
-          <w:cs/>
-        </w:rPr>
-        <w:t xml:space="preserve"> โดยใช้ </w:t>
-      </w:r>
-      <w:r>
-        <w:rPr>
-          <w:rFonts w:asciiTheme="minorBidi" w:hAnsiTheme="minorBidi"/>
-        </w:rPr>
-        <w:t>Hamming Distance</w:t>
-      </w:r>
-      <w:r>
-        <w:rPr>
-          <w:rFonts w:asciiTheme="minorBidi" w:hAnsiTheme="minorBidi"/>
-          <w:cs/>
-        </w:rPr>
-        <w:t xml:space="preserve"> เป็น</w:t>
-      </w:r>
-      <w:r>
-        <w:rPr>
-          <w:rFonts w:asciiTheme="minorBidi" w:hAnsiTheme="minorBidi"/>
-        </w:rPr>
-        <w:t xml:space="preserve"> metric </w:t>
-      </w:r>
-      <w:r>
-        <w:rPr>
-          <w:rFonts w:asciiTheme="minorBidi" w:hAnsiTheme="minorBidi"/>
-          <w:cs/>
-        </w:rPr>
-        <w:t xml:space="preserve">และตัด </w:t>
-      </w:r>
-      <w:r>
-        <w:rPr>
-          <w:rFonts w:asciiTheme="minorBidi" w:hAnsiTheme="minorBidi"/>
-        </w:rPr>
-        <w:t xml:space="preserve">threshold </w:t>
-      </w:r>
-      <w:r>
-        <w:rPr>
-          <w:rFonts w:asciiTheme="minorBidi" w:hAnsiTheme="minorBidi"/>
-          <w:cs/>
-        </w:rPr>
-        <w:t>ที่</w:t>
-      </w:r>
-      <w:r>
-        <w:rPr>
-          <w:rFonts w:asciiTheme="minorBidi" w:hAnsiTheme="minorBidi"/>
-        </w:rPr>
-        <w:t xml:space="preserve"> Hamming Distance = 5</w:t>
+        <w:rPr>
+          <w:color w:val="FF0000"/>
+        </w:rPr>
+      </w:pPr>
+      <w:r>
+        <w:rPr>
+          <w:color w:val="FF0000"/>
+        </w:rPr>
+        <w:t>&gt;&gt; Show data splitting ratio</w:t>
       </w:r>
     </w:p>
     <w:p>
@@ -667,30 +1844,14 @@
           <w:sz w:val="28"/>
           <w:cs/>
         </w:rPr>
-        <w:t xml:space="preserve">เมื่อทำการ </w:t>
-      </w:r>
-      <w:r>
-        <w:rPr>
-          <w:rFonts w:asciiTheme="minorBidi" w:hAnsiTheme="minorBidi"/>
-          <w:sz w:val="28"/>
-        </w:rPr>
-        <w:t>cleaning data</w:t>
-      </w:r>
-      <w:r>
-        <w:rPr>
-          <w:rFonts w:asciiTheme="minorBidi" w:hAnsiTheme="minorBidi"/>
-          <w:sz w:val="28"/>
-          <w:cs/>
-        </w:rPr>
-        <w:t xml:space="preserve"> เสร็จ</w:t>
-      </w:r>
-      <w:r>
-        <w:rPr>
-          <w:rFonts w:asciiTheme="minorBidi" w:hAnsiTheme="minorBidi"/>
-          <w:sz w:val="28"/>
-          <w:cs/>
-        </w:rPr>
-        <w:t xml:space="preserve">จะเหลือรูปทั้งหมด </w:t>
+        <w:t xml:space="preserve"> </w:t>
+      </w:r>
+      <w:r>
+        <w:rPr>
+          <w:rFonts w:asciiTheme="minorBidi" w:hAnsiTheme="minorBidi"/>
+          <w:sz w:val="28"/>
+        </w:rPr>
+        <w:t>Exploratory Data Analysis (EDA)</w:t>
       </w:r>
     </w:p>
     <w:p>
@@ -711,7 +1872,115 @@
           <w:rFonts w:asciiTheme="minorBidi" w:hAnsiTheme="minorBidi"/>
           <w:sz w:val="28"/>
         </w:rPr>
-        <w:t xml:space="preserve">Gomu Gomu = </w:t>
+        <w:t xml:space="preserve"> </w:t>
+      </w:r>
+      <w:r>
+        <w:rPr>
+          <w:rFonts w:asciiTheme="minorBidi" w:hAnsiTheme="minorBidi"/>
+          <w:sz w:val="28"/>
+          <w:cs/>
+        </w:rPr>
+        <w:t>จำนวนภาพ</w:t>
+      </w:r>
+      <w:r>
+        <w:rPr>
+          <w:rFonts w:asciiTheme="minorBidi" w:hAnsiTheme="minorBidi"/>
+          <w:sz w:val="28"/>
+          <w:cs/>
+        </w:rPr>
+        <w:t>และคลาส</w:t>
+      </w:r>
+      <w:r>
+        <w:rPr>
+          <w:rFonts w:asciiTheme="minorBidi" w:hAnsiTheme="minorBidi"/>
+          <w:sz w:val="28"/>
+        </w:rPr>
+        <w:t>:</w:t>
+      </w:r>
+      <w:r>
+        <w:rPr>
+          <w:rFonts w:asciiTheme="minorBidi" w:hAnsiTheme="minorBidi"/>
+          <w:sz w:val="28"/>
+          <w:cs/>
+        </w:rPr>
+        <w:t xml:space="preserve"> </w:t>
+      </w:r>
+      <w:r>
+        <w:rPr>
+          <w:rFonts w:asciiTheme="minorBidi" w:hAnsiTheme="minorBidi"/>
+          <w:sz w:val="28"/>
+        </w:rPr>
+        <w:t xml:space="preserve">dataset </w:t>
+      </w:r>
+      <w:r>
+        <w:rPr>
+          <w:rFonts w:asciiTheme="minorBidi" w:hAnsiTheme="minorBidi"/>
+          <w:sz w:val="28"/>
+          <w:cs/>
+        </w:rPr>
+        <w:t xml:space="preserve">มีทั้งหมด </w:t>
+      </w:r>
+      <w:r>
+        <w:rPr>
+          <w:rFonts w:asciiTheme="minorBidi" w:hAnsiTheme="minorBidi"/>
+          <w:sz w:val="28"/>
+        </w:rPr>
+        <w:t xml:space="preserve">4 class </w:t>
+      </w:r>
+      <w:r>
+        <w:rPr>
+          <w:rFonts w:asciiTheme="minorBidi" w:hAnsiTheme="minorBidi"/>
+          <w:sz w:val="28"/>
+          <w:cs/>
+        </w:rPr>
+        <w:t>แต่ละ</w:t>
+      </w:r>
+      <w:r>
+        <w:rPr>
+          <w:rFonts w:asciiTheme="minorBidi" w:hAnsiTheme="minorBidi"/>
+          <w:sz w:val="28"/>
+        </w:rPr>
+        <w:t xml:space="preserve"> class </w:t>
+      </w:r>
+      <w:r>
+        <w:rPr>
+          <w:rFonts w:asciiTheme="minorBidi" w:hAnsiTheme="minorBidi"/>
+          <w:sz w:val="28"/>
+          <w:cs/>
+        </w:rPr>
+        <w:t xml:space="preserve">มีจำนวนรูปดังนี้ </w:t>
+      </w:r>
+      <w:proofErr w:type="spellStart"/>
+      <w:r>
+        <w:rPr>
+          <w:rFonts w:asciiTheme="minorBidi" w:hAnsiTheme="minorBidi"/>
+          <w:sz w:val="28"/>
+        </w:rPr>
+        <w:t>Gomu</w:t>
+      </w:r>
+      <w:proofErr w:type="spellEnd"/>
+      <w:r>
+        <w:rPr>
+          <w:rFonts w:asciiTheme="minorBidi" w:hAnsiTheme="minorBidi"/>
+          <w:sz w:val="28"/>
+        </w:rPr>
+        <w:t xml:space="preserve"> </w:t>
+      </w:r>
+      <w:proofErr w:type="spellStart"/>
+      <w:r>
+        <w:rPr>
+          <w:rFonts w:asciiTheme="minorBidi" w:hAnsiTheme="minorBidi"/>
+          <w:sz w:val="28"/>
+        </w:rPr>
+        <w:t>Gomu</w:t>
+      </w:r>
+      <w:proofErr w:type="spellEnd"/>
+      <w:r>
+        <w:rPr>
+          <w:rFonts w:asciiTheme="minorBidi" w:hAnsiTheme="minorBidi"/>
+          <w:sz w:val="28"/>
+        </w:rPr>
+        <w:t xml:space="preserve"> = </w:t>
       </w:r>
       <w:r>
         <w:rPr>
@@ -735,6 +2004,146 @@
           <w:cs/>
         </w:rPr>
         <w:t>รูป</w:t>
+      </w:r>
+      <w:r>
+        <w:rPr>
+          <w:rFonts w:asciiTheme="minorBidi" w:hAnsiTheme="minorBidi"/>
+          <w:sz w:val="28"/>
+        </w:rPr>
+        <w:t xml:space="preserve">, </w:t>
+      </w:r>
+      <w:proofErr w:type="spellStart"/>
+      <w:r>
+        <w:rPr>
+          <w:rFonts w:asciiTheme="minorBidi" w:hAnsiTheme="minorBidi"/>
+          <w:sz w:val="28"/>
+        </w:rPr>
+        <w:t>Mera</w:t>
+      </w:r>
+      <w:proofErr w:type="spellEnd"/>
+      <w:r>
+        <w:rPr>
+          <w:rFonts w:asciiTheme="minorBidi" w:hAnsiTheme="minorBidi"/>
+          <w:sz w:val="28"/>
+        </w:rPr>
+        <w:t xml:space="preserve"> Mer = </w:t>
+      </w:r>
+      <w:r>
+        <w:rPr>
+          <w:rFonts w:asciiTheme="minorBidi" w:hAnsiTheme="minorBidi"/>
+          <w:sz w:val="28"/>
+          <w:cs/>
+        </w:rPr>
+        <w:t>483</w:t>
+      </w:r>
+      <w:r>
+        <w:rPr>
+          <w:rFonts w:asciiTheme="minorBidi" w:hAnsiTheme="minorBidi"/>
+          <w:sz w:val="28"/>
+        </w:rPr>
+        <w:t xml:space="preserve"> </w:t>
+      </w:r>
+      <w:r>
+        <w:rPr>
+          <w:rFonts w:asciiTheme="minorBidi" w:hAnsiTheme="minorBidi"/>
+          <w:sz w:val="28"/>
+          <w:cs/>
+        </w:rPr>
+        <w:t>รูป</w:t>
+      </w:r>
+      <w:r>
+        <w:rPr>
+          <w:rFonts w:asciiTheme="minorBidi" w:hAnsiTheme="minorBidi"/>
+          <w:sz w:val="28"/>
+        </w:rPr>
+        <w:t xml:space="preserve">, </w:t>
+      </w:r>
+      <w:proofErr w:type="spellStart"/>
+      <w:r>
+        <w:rPr>
+          <w:rFonts w:asciiTheme="minorBidi" w:hAnsiTheme="minorBidi"/>
+          <w:sz w:val="28"/>
+        </w:rPr>
+        <w:t>Ope</w:t>
+      </w:r>
+      <w:proofErr w:type="spellEnd"/>
+      <w:r>
+        <w:rPr>
+          <w:rFonts w:asciiTheme="minorBidi" w:hAnsiTheme="minorBidi"/>
+          <w:sz w:val="28"/>
+        </w:rPr>
+        <w:t xml:space="preserve"> </w:t>
+      </w:r>
+      <w:proofErr w:type="spellStart"/>
+      <w:r>
+        <w:rPr>
+          <w:rFonts w:asciiTheme="minorBidi" w:hAnsiTheme="minorBidi"/>
+          <w:sz w:val="28"/>
+        </w:rPr>
+        <w:t>Ope</w:t>
+      </w:r>
+      <w:proofErr w:type="spellEnd"/>
+      <w:r>
+        <w:rPr>
+          <w:rFonts w:asciiTheme="minorBidi" w:hAnsiTheme="minorBidi"/>
+          <w:sz w:val="28"/>
+          <w:cs/>
+        </w:rPr>
+        <w:t xml:space="preserve"> </w:t>
+      </w:r>
+      <w:r>
+        <w:rPr>
+          <w:rFonts w:asciiTheme="minorBidi" w:hAnsiTheme="minorBidi"/>
+          <w:sz w:val="28"/>
+        </w:rPr>
+        <w:t xml:space="preserve">= </w:t>
+      </w:r>
+      <w:r>
+        <w:rPr>
+          <w:rFonts w:asciiTheme="minorBidi" w:hAnsiTheme="minorBidi"/>
+          <w:sz w:val="28"/>
+          <w:cs/>
+        </w:rPr>
+        <w:t>413 รูป</w:t>
+      </w:r>
+      <w:r>
+        <w:rPr>
+          <w:rFonts w:asciiTheme="minorBidi" w:hAnsiTheme="minorBidi"/>
+          <w:sz w:val="28"/>
+        </w:rPr>
+        <w:t xml:space="preserve">, Yami </w:t>
+      </w:r>
+      <w:proofErr w:type="spellStart"/>
+      <w:r>
+        <w:rPr>
+          <w:rFonts w:asciiTheme="minorBidi" w:hAnsiTheme="minorBidi"/>
+          <w:sz w:val="28"/>
+        </w:rPr>
+        <w:t>Yami</w:t>
+      </w:r>
+      <w:proofErr w:type="spellEnd"/>
+      <w:r>
+        <w:rPr>
+          <w:rFonts w:asciiTheme="minorBidi" w:hAnsiTheme="minorBidi"/>
+          <w:sz w:val="28"/>
+          <w:cs/>
+        </w:rPr>
+        <w:t xml:space="preserve"> </w:t>
+      </w:r>
+      <w:r>
+        <w:rPr>
+          <w:rFonts w:asciiTheme="minorBidi" w:hAnsiTheme="minorBidi"/>
+          <w:sz w:val="28"/>
+        </w:rPr>
+        <w:t xml:space="preserve">= </w:t>
+      </w:r>
+      <w:r>
+        <w:rPr>
+          <w:rFonts w:asciiTheme="minorBidi" w:hAnsiTheme="minorBidi"/>
+          <w:sz w:val="28"/>
+          <w:cs/>
+        </w:rPr>
+        <w:t>320 รูป</w:t>
       </w:r>
     </w:p>
     <w:p>
@@ -754,16 +2163,17 @@
         <w:rPr>
           <w:rFonts w:asciiTheme="minorBidi" w:hAnsiTheme="minorBidi"/>
           <w:sz w:val="28"/>
-        </w:rPr>
-        <w:t xml:space="preserve">Mera Mer = </w:t>
-      </w:r>
-      <w:r>
-        <w:rPr>
-          <w:rFonts w:asciiTheme="minorBidi" w:hAnsiTheme="minorBidi"/>
-          <w:sz w:val="28"/>
-          <w:cs/>
-        </w:rPr>
-        <w:t>483</w:t>
+          <w:cs/>
+        </w:rPr>
+        <w:lastRenderedPageBreak/>
+        <w:t>ขนาดและสัดส่วนของภาพ</w:t>
+      </w:r>
+      <w:r>
+        <w:rPr>
+          <w:rFonts w:asciiTheme="minorBidi" w:hAnsiTheme="minorBidi"/>
+          <w:sz w:val="28"/>
+        </w:rPr>
+        <w:t>:</w:t>
       </w:r>
       <w:r>
         <w:rPr>
@@ -775,10 +2185,12 @@
       <w:r>
         <w:rPr>
           <w:rFonts w:asciiTheme="minorBidi" w:hAnsiTheme="minorBidi"/>
-          <w:sz w:val="28"/>
-          <w:cs/>
-        </w:rPr>
-        <w:t>รูป</w:t>
+          <w:b/>
+          <w:bCs/>
+          <w:color w:val="FF0000"/>
+          <w:sz w:val="28"/>
+        </w:rPr>
+        <w:t>xxx</w:t>
       </w:r>
     </w:p>
     <w:p>
@@ -798,31 +2210,56 @@
         <w:rPr>
           <w:rFonts w:asciiTheme="minorBidi" w:hAnsiTheme="minorBidi"/>
           <w:sz w:val="28"/>
-        </w:rPr>
-        <w:t>Ope Ope</w:t>
-      </w:r>
-      <w:r>
-        <w:rPr>
-          <w:rFonts w:asciiTheme="minorBidi" w:hAnsiTheme="minorBidi"/>
-          <w:sz w:val="28"/>
-          <w:cs/>
+          <w:cs/>
+        </w:rPr>
+        <w:t xml:space="preserve">จำนวน </w:t>
+      </w:r>
+      <w:r>
+        <w:rPr>
+          <w:rFonts w:asciiTheme="minorBidi" w:hAnsiTheme="minorBidi"/>
+          <w:sz w:val="28"/>
+        </w:rPr>
+        <w:t xml:space="preserve">RGB </w:t>
+      </w:r>
+      <w:r>
+        <w:rPr>
+          <w:rFonts w:asciiTheme="minorBidi" w:hAnsiTheme="minorBidi"/>
+          <w:sz w:val="28"/>
+          <w:cs/>
+        </w:rPr>
+        <w:t>และ</w:t>
+      </w:r>
+      <w:r>
+        <w:rPr>
+          <w:rFonts w:asciiTheme="minorBidi" w:hAnsiTheme="minorBidi"/>
+          <w:sz w:val="28"/>
+        </w:rPr>
+        <w:t xml:space="preserve"> grayscale:</w:t>
+      </w:r>
+      <w:r>
+        <w:rPr>
+          <w:rFonts w:asciiTheme="minorBidi" w:hAnsiTheme="minorBidi"/>
+          <w:sz w:val="28"/>
         </w:rPr>
         <w:t xml:space="preserve"> </w:t>
       </w:r>
       <w:r>
         <w:rPr>
           <w:rFonts w:asciiTheme="minorBidi" w:hAnsiTheme="minorBidi"/>
-          <w:sz w:val="28"/>
-        </w:rPr>
-        <w:t xml:space="preserve">= </w:t>
-      </w:r>
-      <w:r>
-        <w:rPr>
-          <w:rFonts w:asciiTheme="minorBidi" w:hAnsiTheme="minorBidi"/>
-          <w:sz w:val="28"/>
-          <w:cs/>
-        </w:rPr>
-        <w:t>413 รูป</w:t>
+          <w:b/>
+          <w:bCs/>
+          <w:color w:val="FF0000"/>
+          <w:sz w:val="28"/>
+        </w:rPr>
+        <w:t>xxx</w:t>
+      </w:r>
+      <w:r>
+        <w:rPr>
+          <w:rFonts w:asciiTheme="minorBidi" w:hAnsiTheme="minorBidi"/>
+          <w:color w:val="FF0000"/>
+          <w:sz w:val="28"/>
+        </w:rPr>
+        <w:t xml:space="preserve"> </w:t>
       </w:r>
     </w:p>
     <w:p>
@@ -842,112 +2279,33 @@
         <w:rPr>
           <w:rFonts w:asciiTheme="minorBidi" w:hAnsiTheme="minorBidi"/>
           <w:sz w:val="28"/>
-        </w:rPr>
-        <w:t>Yami Yami</w:t>
-      </w:r>
-      <w:r>
-        <w:rPr>
-          <w:rFonts w:asciiTheme="minorBidi" w:hAnsiTheme="minorBidi"/>
-          <w:sz w:val="28"/>
-          <w:cs/>
+          <w:cs/>
+        </w:rPr>
+        <w:t>ความสว่าง</w:t>
+      </w:r>
+      <w:r>
+        <w:rPr>
+          <w:rFonts w:asciiTheme="minorBidi" w:hAnsiTheme="minorBidi"/>
+          <w:sz w:val="28"/>
+        </w:rPr>
+        <w:t>:</w:t>
+      </w:r>
+      <w:r>
+        <w:rPr>
+          <w:rFonts w:asciiTheme="minorBidi" w:hAnsiTheme="minorBidi"/>
+          <w:sz w:val="28"/>
         </w:rPr>
         <w:t xml:space="preserve"> </w:t>
       </w:r>
       <w:r>
         <w:rPr>
           <w:rFonts w:asciiTheme="minorBidi" w:hAnsiTheme="minorBidi"/>
-          <w:sz w:val="28"/>
-        </w:rPr>
-        <w:t xml:space="preserve">= </w:t>
-      </w:r>
-      <w:r>
-        <w:rPr>
-          <w:rFonts w:asciiTheme="minorBidi" w:hAnsiTheme="minorBidi"/>
-          <w:sz w:val="28"/>
-          <w:cs/>
-        </w:rPr>
-        <w:t>320 รูป</w:t>
-      </w:r>
-    </w:p>
-    <w:p>
-      <w:pPr>
-        <w:pStyle w:val="Heading2"/>
-        <w:rPr>
-          <w:rFonts w:asciiTheme="minorBidi" w:hAnsiTheme="minorBidi" w:cstheme="minorBidi"/>
-          <w:bCs/>
-          <w:sz w:val="36"/>
-          <w:szCs w:val="44"/>
-        </w:rPr>
-      </w:pPr>
-      <w:r>
-        <w:rPr>
-          <w:rFonts w:asciiTheme="minorBidi" w:hAnsiTheme="minorBidi" w:cstheme="minorBidi"/>
-          <w:b/>
-          <w:bCs/>
-          <w:sz w:val="36"/>
-          <w:szCs w:val="44"/>
-        </w:rPr>
-        <w:t>2.</w:t>
-      </w:r>
-      <w:r>
-        <w:rPr>
-          <w:rFonts w:asciiTheme="minorBidi" w:hAnsiTheme="minorBidi" w:cstheme="minorBidi"/>
-          <w:b/>
-          <w:bCs/>
-          <w:sz w:val="36"/>
-          <w:szCs w:val="44"/>
-        </w:rPr>
-        <w:t xml:space="preserve"> </w:t>
-      </w:r>
-      <w:r>
-        <w:rPr>
-          <w:rFonts w:asciiTheme="minorBidi" w:hAnsiTheme="minorBidi" w:cstheme="minorBidi"/>
-          <w:b/>
-          <w:bCs/>
-          <w:sz w:val="36"/>
-          <w:szCs w:val="44"/>
-        </w:rPr>
-        <w:t>D</w:t>
-      </w:r>
-      <w:r>
-        <w:rPr>
-          <w:rFonts w:asciiTheme="minorBidi" w:hAnsiTheme="minorBidi" w:cstheme="minorBidi"/>
-          <w:b/>
-          <w:bCs/>
-          <w:sz w:val="36"/>
-          <w:szCs w:val="44"/>
-        </w:rPr>
-        <w:t>ata</w:t>
-      </w:r>
-      <w:r>
-        <w:rPr>
-          <w:rFonts w:asciiTheme="minorBidi" w:hAnsiTheme="minorBidi" w:cstheme="minorBidi"/>
-          <w:b/>
-          <w:bCs/>
-          <w:sz w:val="36"/>
-          <w:szCs w:val="44"/>
-        </w:rPr>
-        <w:t xml:space="preserve"> </w:t>
-      </w:r>
-      <w:r>
-        <w:rPr>
-          <w:rFonts w:asciiTheme="minorBidi" w:hAnsiTheme="minorBidi" w:cstheme="minorBidi"/>
-          <w:b/>
-          <w:bCs/>
-          <w:sz w:val="36"/>
-          <w:szCs w:val="44"/>
-        </w:rPr>
-        <w:t>p</w:t>
-      </w:r>
-      <w:r>
-        <w:rPr>
-          <w:rFonts w:asciiTheme="minorBidi" w:hAnsiTheme="minorBidi" w:cstheme="minorBidi"/>
-          <w:b/>
-          <w:bCs/>
-          <w:sz w:val="36"/>
-          <w:szCs w:val="44"/>
-        </w:rPr>
-        <w:t>reparation</w:t>
+          <w:b/>
+          <w:bCs/>
+          <w:color w:val="FF0000"/>
+          <w:sz w:val="28"/>
+        </w:rPr>
+        <w:t>xxx</w:t>
       </w:r>
     </w:p>
     <w:p>
@@ -967,16 +2325,8 @@
         <w:rPr>
           <w:rFonts w:asciiTheme="minorBidi" w:hAnsiTheme="minorBidi"/>
           <w:sz w:val="28"/>
-          <w:cs/>
-        </w:rPr>
-        <w:t xml:space="preserve"> </w:t>
-      </w:r>
-      <w:r>
-        <w:rPr>
-          <w:rFonts w:asciiTheme="minorBidi" w:hAnsiTheme="minorBidi"/>
-          <w:sz w:val="28"/>
-        </w:rPr>
-        <w:t>Exploratory Data Analysis (EDA)</w:t>
+        </w:rPr>
+        <w:t>Imbalance data</w:t>
       </w:r>
     </w:p>
     <w:p>
@@ -996,6 +2346,53 @@
         <w:rPr>
           <w:rFonts w:asciiTheme="minorBidi" w:hAnsiTheme="minorBidi"/>
           <w:sz w:val="28"/>
+          <w:cs/>
+        </w:rPr>
+        <w:t xml:space="preserve">เนื่องจาก </w:t>
+      </w:r>
+      <w:r>
+        <w:rPr>
+          <w:rFonts w:asciiTheme="minorBidi" w:hAnsiTheme="minorBidi"/>
+          <w:sz w:val="28"/>
+        </w:rPr>
+        <w:t xml:space="preserve">dataset </w:t>
+      </w:r>
+      <w:r>
+        <w:rPr>
+          <w:rFonts w:asciiTheme="minorBidi" w:hAnsiTheme="minorBidi"/>
+          <w:sz w:val="28"/>
+          <w:cs/>
+        </w:rPr>
+        <w:t>ปัจจุบัน</w:t>
+      </w:r>
+      <w:r>
+        <w:rPr>
+          <w:rFonts w:asciiTheme="minorBidi" w:hAnsiTheme="minorBidi"/>
+          <w:sz w:val="28"/>
+          <w:cs/>
+        </w:rPr>
+        <w:t>มีลักษณะ</w:t>
+      </w:r>
+      <w:r>
+        <w:rPr>
+          <w:rFonts w:asciiTheme="minorBidi" w:hAnsiTheme="minorBidi"/>
+          <w:sz w:val="28"/>
+          <w:cs/>
+        </w:rPr>
+        <w:t>เป็น</w:t>
+      </w:r>
+      <w:r>
+        <w:rPr>
+          <w:rFonts w:asciiTheme="minorBidi" w:hAnsiTheme="minorBidi"/>
+          <w:sz w:val="28"/>
+        </w:rPr>
+        <w:t xml:space="preserve"> imbalance</w:t>
+      </w:r>
+      <w:r>
+        <w:rPr>
+          <w:rFonts w:asciiTheme="minorBidi" w:hAnsiTheme="minorBidi"/>
+          <w:sz w:val="28"/>
+          <w:cs/>
         </w:rPr>
         <w:t xml:space="preserve"> </w:t>
       </w:r>
@@ -1003,37 +2400,6 @@
         <w:rPr>
           <w:rFonts w:asciiTheme="minorBidi" w:hAnsiTheme="minorBidi"/>
           <w:sz w:val="28"/>
-          <w:cs/>
-        </w:rPr>
-        <w:t>จำนวนภาพ</w:t>
-      </w:r>
-      <w:r>
-        <w:rPr>
-          <w:rFonts w:asciiTheme="minorBidi" w:hAnsiTheme="minorBidi"/>
-          <w:sz w:val="28"/>
-          <w:cs/>
-        </w:rPr>
-        <w:t>และคลาส</w:t>
-      </w:r>
-      <w:r>
-        <w:rPr>
-          <w:rFonts w:asciiTheme="minorBidi" w:hAnsiTheme="minorBidi"/>
-          <w:sz w:val="28"/>
-        </w:rPr>
-        <w:t>:</w:t>
-      </w:r>
-      <w:r>
-        <w:rPr>
-          <w:rFonts w:asciiTheme="minorBidi" w:hAnsiTheme="minorBidi"/>
-          <w:sz w:val="28"/>
-          <w:cs/>
-        </w:rPr>
-        <w:t xml:space="preserve"> </w:t>
-      </w:r>
-      <w:r>
-        <w:rPr>
-          <w:rFonts w:asciiTheme="minorBidi" w:hAnsiTheme="minorBidi"/>
-          <w:sz w:val="28"/>
         </w:rPr>
         <w:t xml:space="preserve">dataset </w:t>
       </w:r>
@@ -1043,157 +2409,53 @@
           <w:sz w:val="28"/>
           <w:cs/>
         </w:rPr>
-        <w:t xml:space="preserve">มีทั้งหมด </w:t>
-      </w:r>
-      <w:r>
-        <w:rPr>
-          <w:rFonts w:asciiTheme="minorBidi" w:hAnsiTheme="minorBidi"/>
-          <w:sz w:val="28"/>
-        </w:rPr>
-        <w:t xml:space="preserve">4 class </w:t>
-      </w:r>
-      <w:r>
-        <w:rPr>
-          <w:rFonts w:asciiTheme="minorBidi" w:hAnsiTheme="minorBidi"/>
-          <w:sz w:val="28"/>
-          <w:cs/>
-        </w:rPr>
-        <w:t>แต่ละ</w:t>
-      </w:r>
-      <w:r>
-        <w:rPr>
-          <w:rFonts w:asciiTheme="minorBidi" w:hAnsiTheme="minorBidi"/>
-          <w:sz w:val="28"/>
-        </w:rPr>
-        <w:t xml:space="preserve"> class </w:t>
-      </w:r>
-      <w:r>
-        <w:rPr>
-          <w:rFonts w:asciiTheme="minorBidi" w:hAnsiTheme="minorBidi"/>
-          <w:sz w:val="28"/>
-          <w:cs/>
-        </w:rPr>
-        <w:t xml:space="preserve">มีจำนวนรูปดังนี้ </w:t>
-      </w:r>
-      <w:r>
-        <w:rPr>
-          <w:rFonts w:asciiTheme="minorBidi" w:hAnsiTheme="minorBidi"/>
-          <w:sz w:val="28"/>
-        </w:rPr>
-        <w:t xml:space="preserve">Gomu Gomu = </w:t>
-      </w:r>
-      <w:r>
-        <w:rPr>
-          <w:rFonts w:asciiTheme="minorBidi" w:hAnsiTheme="minorBidi"/>
-          <w:sz w:val="28"/>
-          <w:cs/>
-        </w:rPr>
-        <w:t>597</w:t>
-      </w:r>
-      <w:r>
-        <w:rPr>
-          <w:rFonts w:asciiTheme="minorBidi" w:hAnsiTheme="minorBidi"/>
-          <w:sz w:val="28"/>
-        </w:rPr>
-        <w:t xml:space="preserve"> </w:t>
-      </w:r>
-      <w:r>
-        <w:rPr>
-          <w:rFonts w:asciiTheme="minorBidi" w:hAnsiTheme="minorBidi"/>
-          <w:sz w:val="28"/>
-          <w:cs/>
-        </w:rPr>
-        <w:t>รูป</w:t>
-      </w:r>
-      <w:r>
-        <w:rPr>
-          <w:rFonts w:asciiTheme="minorBidi" w:hAnsiTheme="minorBidi"/>
-          <w:sz w:val="28"/>
-        </w:rPr>
-        <w:t xml:space="preserve">, Mera Mer = </w:t>
-      </w:r>
-      <w:r>
-        <w:rPr>
-          <w:rFonts w:asciiTheme="minorBidi" w:hAnsiTheme="minorBidi"/>
-          <w:sz w:val="28"/>
-          <w:cs/>
-        </w:rPr>
-        <w:t>483</w:t>
-      </w:r>
-      <w:r>
-        <w:rPr>
-          <w:rFonts w:asciiTheme="minorBidi" w:hAnsiTheme="minorBidi"/>
-          <w:sz w:val="28"/>
-        </w:rPr>
-        <w:t xml:space="preserve"> </w:t>
-      </w:r>
-      <w:r>
-        <w:rPr>
-          <w:rFonts w:asciiTheme="minorBidi" w:hAnsiTheme="minorBidi"/>
-          <w:sz w:val="28"/>
-          <w:cs/>
-        </w:rPr>
-        <w:t>รูป</w:t>
-      </w:r>
-      <w:r>
-        <w:rPr>
-          <w:rFonts w:asciiTheme="minorBidi" w:hAnsiTheme="minorBidi"/>
-          <w:sz w:val="28"/>
-        </w:rPr>
-        <w:t>, Ope Ope</w:t>
-      </w:r>
-      <w:r>
-        <w:rPr>
-          <w:rFonts w:asciiTheme="minorBidi" w:hAnsiTheme="minorBidi"/>
-          <w:sz w:val="28"/>
-          <w:cs/>
-        </w:rPr>
-        <w:t xml:space="preserve"> </w:t>
-      </w:r>
-      <w:r>
-        <w:rPr>
-          <w:rFonts w:asciiTheme="minorBidi" w:hAnsiTheme="minorBidi"/>
-          <w:sz w:val="28"/>
-        </w:rPr>
-        <w:t xml:space="preserve">= </w:t>
-      </w:r>
-      <w:r>
-        <w:rPr>
-          <w:rFonts w:asciiTheme="minorBidi" w:hAnsiTheme="minorBidi"/>
-          <w:sz w:val="28"/>
-          <w:cs/>
-        </w:rPr>
-        <w:t>413 รูป</w:t>
-      </w:r>
-      <w:r>
-        <w:rPr>
-          <w:rFonts w:asciiTheme="minorBidi" w:hAnsiTheme="minorBidi"/>
-          <w:sz w:val="28"/>
-        </w:rPr>
-        <w:t>, Yami Yami</w:t>
-      </w:r>
-      <w:r>
-        <w:rPr>
-          <w:rFonts w:asciiTheme="minorBidi" w:hAnsiTheme="minorBidi"/>
-          <w:sz w:val="28"/>
-          <w:cs/>
-        </w:rPr>
-        <w:t xml:space="preserve"> </w:t>
-      </w:r>
-      <w:r>
-        <w:rPr>
-          <w:rFonts w:asciiTheme="minorBidi" w:hAnsiTheme="minorBidi"/>
-          <w:sz w:val="28"/>
-        </w:rPr>
-        <w:t xml:space="preserve">= </w:t>
-      </w:r>
-      <w:r>
-        <w:rPr>
-          <w:rFonts w:asciiTheme="minorBidi" w:hAnsiTheme="minorBidi"/>
-          <w:sz w:val="28"/>
-          <w:cs/>
-        </w:rPr>
-        <w:t>320 รูป</w:t>
+        <w:t>โดยพิจารณาจากสัดส่วนจำนวนรูปของคลาสที่มีข้อมูลเยอะที่สุดต่อจำนวนรูปของคลาสที่มีข้อมูลน้อยที่สุด ซึ่งมีสัดส่วนอยู่ที่</w:t>
+      </w:r>
+      <w:r>
+        <w:rPr>
+          <w:rFonts w:asciiTheme="minorBidi" w:hAnsiTheme="minorBidi"/>
+          <w:sz w:val="28"/>
+        </w:rPr>
+        <w:t xml:space="preserve"> 597/320 = 1.87</w:t>
+      </w:r>
+      <w:r>
+        <w:rPr>
+          <w:rFonts w:asciiTheme="minorBidi" w:hAnsiTheme="minorBidi"/>
+          <w:sz w:val="28"/>
+          <w:cs/>
+        </w:rPr>
+        <w:t xml:space="preserve"> ซึ่ง</w:t>
+      </w:r>
+      <w:r>
+        <w:rPr>
+          <w:rFonts w:asciiTheme="minorBidi" w:hAnsiTheme="minorBidi"/>
+          <w:sz w:val="28"/>
+          <w:cs/>
+        </w:rPr>
+        <w:t>หมายความว่า</w:t>
+      </w:r>
+      <w:r>
+        <w:rPr>
+          <w:rFonts w:asciiTheme="minorBidi" w:hAnsiTheme="minorBidi"/>
+          <w:sz w:val="28"/>
+          <w:cs/>
+        </w:rPr>
+        <w:t xml:space="preserve"> จำนวนรูปของคลาสที่มีข้อมูลเยอะที่สุดมีจำนวนเกือบ</w:t>
+      </w:r>
+      <w:r>
+        <w:rPr>
+          <w:rFonts w:asciiTheme="minorBidi" w:hAnsiTheme="minorBidi"/>
+          <w:sz w:val="28"/>
+        </w:rPr>
+        <w:t xml:space="preserve"> 2 </w:t>
+      </w:r>
+      <w:r>
+        <w:rPr>
+          <w:rFonts w:asciiTheme="minorBidi" w:hAnsiTheme="minorBidi"/>
+          <w:sz w:val="28"/>
+          <w:cs/>
+        </w:rPr>
+        <w:t>เท่าของจำนวนรูปของคลาสที่มีข้อมูลน้อยที่สุด</w:t>
       </w:r>
     </w:p>
     <w:p>
@@ -1215,362 +2477,6 @@
           <w:sz w:val="28"/>
           <w:cs/>
         </w:rPr>
-        <w:t>ขนาดและสัดส่วนของภาพ</w:t>
-      </w:r>
-      <w:r>
-        <w:rPr>
-          <w:rFonts w:asciiTheme="minorBidi" w:hAnsiTheme="minorBidi"/>
-          <w:sz w:val="28"/>
-        </w:rPr>
-        <w:t>:</w:t>
-      </w:r>
-      <w:r>
-        <w:rPr>
-          <w:rFonts w:asciiTheme="minorBidi" w:hAnsiTheme="minorBidi"/>
-          <w:sz w:val="28"/>
-        </w:rPr>
-        <w:t xml:space="preserve"> </w:t>
-      </w:r>
-      <w:r>
-        <w:rPr>
-          <w:rFonts w:asciiTheme="minorBidi" w:hAnsiTheme="minorBidi"/>
-          <w:b/>
-          <w:bCs/>
-          <w:color w:val="FF0000"/>
-          <w:sz w:val="28"/>
-        </w:rPr>
-        <w:t>xxx</w:t>
-      </w:r>
-    </w:p>
-    <w:p>
-      <w:pPr>
-        <w:pStyle w:val="ListParagraph"/>
-        <w:numPr>
-          <w:ilvl w:val="1"/>
-          <w:numId w:val="1"/>
-        </w:numPr>
-        <w:spacing w:after="80"/>
-        <w:rPr>
-          <w:rFonts w:asciiTheme="minorBidi" w:hAnsiTheme="minorBidi"/>
-          <w:sz w:val="28"/>
-        </w:rPr>
-      </w:pPr>
-      <w:r>
-        <w:rPr>
-          <w:rFonts w:asciiTheme="minorBidi" w:hAnsiTheme="minorBidi"/>
-          <w:sz w:val="28"/>
-          <w:cs/>
-        </w:rPr>
-        <w:t xml:space="preserve">จำนวน </w:t>
-      </w:r>
-      <w:r>
-        <w:rPr>
-          <w:rFonts w:asciiTheme="minorBidi" w:hAnsiTheme="minorBidi"/>
-          <w:sz w:val="28"/>
-        </w:rPr>
-        <w:t xml:space="preserve">RGB </w:t>
-      </w:r>
-      <w:r>
-        <w:rPr>
-          <w:rFonts w:asciiTheme="minorBidi" w:hAnsiTheme="minorBidi"/>
-          <w:sz w:val="28"/>
-          <w:cs/>
-        </w:rPr>
-        <w:t>และ</w:t>
-      </w:r>
-      <w:r>
-        <w:rPr>
-          <w:rFonts w:asciiTheme="minorBidi" w:hAnsiTheme="minorBidi"/>
-          <w:sz w:val="28"/>
-        </w:rPr>
-        <w:t xml:space="preserve"> grayscale:</w:t>
-      </w:r>
-      <w:r>
-        <w:rPr>
-          <w:rFonts w:asciiTheme="minorBidi" w:hAnsiTheme="minorBidi"/>
-          <w:sz w:val="28"/>
-        </w:rPr>
-        <w:t xml:space="preserve"> </w:t>
-      </w:r>
-      <w:r>
-        <w:rPr>
-          <w:rFonts w:asciiTheme="minorBidi" w:hAnsiTheme="minorBidi"/>
-          <w:b/>
-          <w:bCs/>
-          <w:color w:val="FF0000"/>
-          <w:sz w:val="28"/>
-        </w:rPr>
-        <w:t>xxx</w:t>
-      </w:r>
-      <w:r>
-        <w:rPr>
-          <w:rFonts w:asciiTheme="minorBidi" w:hAnsiTheme="minorBidi"/>
-          <w:color w:val="FF0000"/>
-          <w:sz w:val="28"/>
-        </w:rPr>
-        <w:t xml:space="preserve"> </w:t>
-      </w:r>
-    </w:p>
-    <w:p>
-      <w:pPr>
-        <w:pStyle w:val="ListParagraph"/>
-        <w:numPr>
-          <w:ilvl w:val="1"/>
-          <w:numId w:val="1"/>
-        </w:numPr>
-        <w:spacing w:after="80"/>
-        <w:rPr>
-          <w:rFonts w:asciiTheme="minorBidi" w:hAnsiTheme="minorBidi"/>
-          <w:sz w:val="28"/>
-        </w:rPr>
-      </w:pPr>
-      <w:r>
-        <w:rPr>
-          <w:rFonts w:asciiTheme="minorBidi" w:hAnsiTheme="minorBidi"/>
-          <w:sz w:val="28"/>
-          <w:cs/>
-        </w:rPr>
-        <w:t>ความสว่าง</w:t>
-      </w:r>
-      <w:r>
-        <w:rPr>
-          <w:rFonts w:asciiTheme="minorBidi" w:hAnsiTheme="minorBidi"/>
-          <w:sz w:val="28"/>
-        </w:rPr>
-        <w:t>:</w:t>
-      </w:r>
-      <w:r>
-        <w:rPr>
-          <w:rFonts w:asciiTheme="minorBidi" w:hAnsiTheme="minorBidi"/>
-          <w:sz w:val="28"/>
-        </w:rPr>
-        <w:t xml:space="preserve"> </w:t>
-      </w:r>
-      <w:r>
-        <w:rPr>
-          <w:rFonts w:asciiTheme="minorBidi" w:hAnsiTheme="minorBidi"/>
-          <w:b/>
-          <w:bCs/>
-          <w:color w:val="FF0000"/>
-          <w:sz w:val="28"/>
-        </w:rPr>
-        <w:t>xxx</w:t>
-      </w:r>
-    </w:p>
-    <w:p>
-      <w:pPr>
-        <w:spacing w:after="80"/>
-        <w:rPr>
-          <w:rFonts w:asciiTheme="minorBidi" w:hAnsiTheme="minorBidi"/>
-          <w:sz w:val="28"/>
-        </w:rPr>
-      </w:pPr>
-    </w:p>
-    <w:p>
-      <w:pPr>
-        <w:spacing w:after="80"/>
-        <w:rPr>
-          <w:rFonts w:asciiTheme="minorBidi" w:hAnsiTheme="minorBidi"/>
-          <w:sz w:val="28"/>
-        </w:rPr>
-      </w:pPr>
-    </w:p>
-    <w:p>
-      <w:pPr>
-        <w:spacing w:after="80"/>
-        <w:rPr>
-          <w:rFonts w:asciiTheme="minorBidi" w:hAnsiTheme="minorBidi"/>
-          <w:sz w:val="28"/>
-        </w:rPr>
-      </w:pPr>
-    </w:p>
-    <w:p>
-      <w:pPr>
-        <w:spacing w:after="80"/>
-        <w:rPr>
-          <w:rFonts w:asciiTheme="minorBidi" w:hAnsiTheme="minorBidi"/>
-          <w:sz w:val="28"/>
-        </w:rPr>
-      </w:pPr>
-    </w:p>
-    <w:p>
-      <w:pPr>
-        <w:spacing w:after="80"/>
-        <w:rPr>
-          <w:rFonts w:asciiTheme="minorBidi" w:hAnsiTheme="minorBidi"/>
-          <w:sz w:val="28"/>
-        </w:rPr>
-      </w:pPr>
-    </w:p>
-    <w:p>
-      <w:pPr>
-        <w:pStyle w:val="ListParagraph"/>
-        <w:numPr>
-          <w:ilvl w:val="0"/>
-          <w:numId w:val="1"/>
-        </w:numPr>
-        <w:spacing w:after="80"/>
-        <w:rPr>
-          <w:rFonts w:asciiTheme="minorBidi" w:hAnsiTheme="minorBidi"/>
-          <w:sz w:val="28"/>
-        </w:rPr>
-      </w:pPr>
-      <w:r>
-        <w:rPr>
-          <w:rFonts w:asciiTheme="minorBidi" w:hAnsiTheme="minorBidi"/>
-          <w:sz w:val="28"/>
-        </w:rPr>
-        <w:t>Imbalance data</w:t>
-      </w:r>
-    </w:p>
-    <w:p>
-      <w:pPr>
-        <w:pStyle w:val="ListParagraph"/>
-        <w:numPr>
-          <w:ilvl w:val="1"/>
-          <w:numId w:val="1"/>
-        </w:numPr>
-        <w:spacing w:after="80"/>
-        <w:rPr>
-          <w:rFonts w:asciiTheme="minorBidi" w:hAnsiTheme="minorBidi"/>
-          <w:sz w:val="28"/>
-        </w:rPr>
-      </w:pPr>
-      <w:r>
-        <w:rPr>
-          <w:rFonts w:asciiTheme="minorBidi" w:hAnsiTheme="minorBidi"/>
-          <w:sz w:val="28"/>
-          <w:cs/>
-        </w:rPr>
-        <w:t xml:space="preserve">เนื่องจาก </w:t>
-      </w:r>
-      <w:r>
-        <w:rPr>
-          <w:rFonts w:asciiTheme="minorBidi" w:hAnsiTheme="minorBidi"/>
-          <w:sz w:val="28"/>
-        </w:rPr>
-        <w:t xml:space="preserve">dataset </w:t>
-      </w:r>
-      <w:r>
-        <w:rPr>
-          <w:rFonts w:asciiTheme="minorBidi" w:hAnsiTheme="minorBidi"/>
-          <w:sz w:val="28"/>
-          <w:cs/>
-        </w:rPr>
-        <w:t>ปัจจุบัน</w:t>
-      </w:r>
-      <w:r>
-        <w:rPr>
-          <w:rFonts w:asciiTheme="minorBidi" w:hAnsiTheme="minorBidi"/>
-          <w:sz w:val="28"/>
-          <w:cs/>
-        </w:rPr>
-        <w:t>มีลักษณะ</w:t>
-      </w:r>
-      <w:r>
-        <w:rPr>
-          <w:rFonts w:asciiTheme="minorBidi" w:hAnsiTheme="minorBidi"/>
-          <w:sz w:val="28"/>
-          <w:cs/>
-        </w:rPr>
-        <w:t>เป็น</w:t>
-      </w:r>
-      <w:r>
-        <w:rPr>
-          <w:rFonts w:asciiTheme="minorBidi" w:hAnsiTheme="minorBidi"/>
-          <w:sz w:val="28"/>
-        </w:rPr>
-        <w:t xml:space="preserve"> imbalance</w:t>
-      </w:r>
-      <w:r>
-        <w:rPr>
-          <w:rFonts w:asciiTheme="minorBidi" w:hAnsiTheme="minorBidi"/>
-          <w:sz w:val="28"/>
-          <w:cs/>
-        </w:rPr>
-        <w:t xml:space="preserve"> </w:t>
-      </w:r>
-      <w:r>
-        <w:rPr>
-          <w:rFonts w:asciiTheme="minorBidi" w:hAnsiTheme="minorBidi"/>
-          <w:sz w:val="28"/>
-        </w:rPr>
-        <w:t xml:space="preserve">dataset </w:t>
-      </w:r>
-      <w:r>
-        <w:rPr>
-          <w:rFonts w:asciiTheme="minorBidi" w:hAnsiTheme="minorBidi"/>
-          <w:sz w:val="28"/>
-          <w:cs/>
-        </w:rPr>
-        <w:t>โดยพิจารณาจากสัดส่วนจำนวนรูปของคลาสที่มีข้อมูลเยอะที่สุดต่อจำนวนรูปของคลาสที่มีข้อมูลน้อยที่สุด ซึ่งมีสัดส่วนอยู่ที่</w:t>
-      </w:r>
-      <w:r>
-        <w:rPr>
-          <w:rFonts w:asciiTheme="minorBidi" w:hAnsiTheme="minorBidi"/>
-          <w:sz w:val="28"/>
-        </w:rPr>
-        <w:t xml:space="preserve"> 597/320 = 1.87</w:t>
-      </w:r>
-      <w:r>
-        <w:rPr>
-          <w:rFonts w:asciiTheme="minorBidi" w:hAnsiTheme="minorBidi"/>
-          <w:sz w:val="28"/>
-          <w:cs/>
-        </w:rPr>
-        <w:t xml:space="preserve"> ซึ่ง</w:t>
-      </w:r>
-      <w:r>
-        <w:rPr>
-          <w:rFonts w:asciiTheme="minorBidi" w:hAnsiTheme="minorBidi"/>
-          <w:sz w:val="28"/>
-          <w:cs/>
-        </w:rPr>
-        <w:t>หมายความว่า</w:t>
-      </w:r>
-      <w:r>
-        <w:rPr>
-          <w:rFonts w:asciiTheme="minorBidi" w:hAnsiTheme="minorBidi"/>
-          <w:sz w:val="28"/>
-          <w:cs/>
-        </w:rPr>
-        <w:t xml:space="preserve"> จำนวนรูปของคลาสที่มีข้อมูลเยอะที่สุดมีจำนวนเกือบ</w:t>
-      </w:r>
-      <w:r>
-        <w:rPr>
-          <w:rFonts w:asciiTheme="minorBidi" w:hAnsiTheme="minorBidi"/>
-          <w:sz w:val="28"/>
-        </w:rPr>
-        <w:t xml:space="preserve"> 2 </w:t>
-      </w:r>
-      <w:r>
-        <w:rPr>
-          <w:rFonts w:asciiTheme="minorBidi" w:hAnsiTheme="minorBidi"/>
-          <w:sz w:val="28"/>
-          <w:cs/>
-        </w:rPr>
-        <w:t>เท่าของจำนวนรูปของคลาสที่มีข้อมูลน้อยที่สุด</w:t>
-      </w:r>
-    </w:p>
-    <w:p>
-      <w:pPr>
-        <w:pStyle w:val="ListParagraph"/>
-        <w:numPr>
-          <w:ilvl w:val="1"/>
-          <w:numId w:val="1"/>
-        </w:numPr>
-        <w:spacing w:after="80"/>
-        <w:rPr>
-          <w:rFonts w:asciiTheme="minorBidi" w:hAnsiTheme="minorBidi"/>
-          <w:sz w:val="28"/>
-        </w:rPr>
-      </w:pPr>
-      <w:r>
-        <w:rPr>
-          <w:rFonts w:asciiTheme="minorBidi" w:hAnsiTheme="minorBidi"/>
-          <w:sz w:val="28"/>
-          <w:cs/>
-        </w:rPr>
         <w:t>วิธีการจัดการกับ</w:t>
       </w:r>
       <w:r>
@@ -1703,6 +2609,7 @@
         </w:rPr>
         <w:t xml:space="preserve">ของคลาส </w:t>
       </w:r>
+      <w:proofErr w:type="spellStart"/>
       <w:r>
         <w:rPr>
           <w:rStyle w:val="Strong"/>
@@ -1712,8 +2619,9 @@
           <w:i/>
           <w:iCs/>
         </w:rPr>
-        <w:t>i = (</w:t>
-      </w:r>
+        <w:t>i</w:t>
+      </w:r>
+      <w:proofErr w:type="spellEnd"/>
       <w:r>
         <w:rPr>
           <w:rStyle w:val="Strong"/>
@@ -1722,9 +2630,8 @@
           <w:bCs w:val="0"/>
           <w:i/>
           <w:iCs/>
-          <w:cs/>
-        </w:rPr>
-        <w:t xml:space="preserve">จำนวนภาพทั้งหมด) / (จำนวนคลาส </w:t>
+        </w:rPr>
+        <w:t xml:space="preserve"> = (</w:t>
       </w:r>
       <w:r>
         <w:rPr>
@@ -1734,8 +2641,9 @@
           <w:bCs w:val="0"/>
           <w:i/>
           <w:iCs/>
-        </w:rPr>
-        <w:t xml:space="preserve">× </w:t>
+          <w:cs/>
+        </w:rPr>
+        <w:t xml:space="preserve">จำนวนภาพทั้งหมด) / (จำนวนคลาส </w:t>
       </w:r>
       <w:r>
         <w:rPr>
@@ -1745,9 +2653,8 @@
           <w:bCs w:val="0"/>
           <w:i/>
           <w:iCs/>
-          <w:cs/>
-        </w:rPr>
-        <w:t xml:space="preserve">จำนวนภาพในคลาส </w:t>
+        </w:rPr>
+        <w:t xml:space="preserve">× </w:t>
       </w:r>
       <w:r>
         <w:rPr>
@@ -1757,65 +2664,71 @@
           <w:bCs w:val="0"/>
           <w:i/>
           <w:iCs/>
-        </w:rPr>
-        <w:t>i)</w:t>
-      </w:r>
-      <w:r>
-        <w:rPr>
-          <w:rFonts w:asciiTheme="minorBidi" w:hAnsiTheme="minorBidi"/>
-          <w:sz w:val="28"/>
-        </w:rPr>
-        <w:br/>
-      </w:r>
-      <w:r>
-        <w:rPr>
-          <w:rFonts w:asciiTheme="minorBidi" w:hAnsiTheme="minorBidi"/>
-          <w:sz w:val="28"/>
-          <w:cs/>
-        </w:rPr>
-        <w:t xml:space="preserve">ซึ่งจะนำ </w:t>
-      </w:r>
-      <w:r>
-        <w:rPr>
-          <w:rFonts w:asciiTheme="minorBidi" w:hAnsiTheme="minorBidi"/>
-          <w:sz w:val="28"/>
-        </w:rPr>
-        <w:t xml:space="preserve">weight </w:t>
-      </w:r>
-      <w:r>
-        <w:rPr>
-          <w:rFonts w:asciiTheme="minorBidi" w:hAnsiTheme="minorBidi"/>
-          <w:sz w:val="28"/>
-          <w:cs/>
-        </w:rPr>
-        <w:t>ที่ได้ไปคูณกับ</w:t>
-      </w:r>
-      <w:r>
-        <w:rPr>
-          <w:rFonts w:asciiTheme="minorBidi" w:hAnsiTheme="minorBidi"/>
-          <w:sz w:val="28"/>
-          <w:cs/>
-        </w:rPr>
-        <w:t xml:space="preserve"> </w:t>
-      </w:r>
+          <w:cs/>
+        </w:rPr>
+        <w:t xml:space="preserve">จำนวนภาพในคลาส </w:t>
+      </w:r>
+      <w:proofErr w:type="spellStart"/>
       <w:r>
         <w:rPr>
           <w:rStyle w:val="Strong"/>
           <w:rFonts w:asciiTheme="minorBidi" w:hAnsiTheme="minorBidi"/>
           <w:b w:val="0"/>
           <w:bCs w:val="0"/>
-        </w:rPr>
-        <w:t xml:space="preserve">loss </w:t>
-      </w:r>
+          <w:i/>
+          <w:iCs/>
+        </w:rPr>
+        <w:t>i</w:t>
+      </w:r>
+      <w:proofErr w:type="spellEnd"/>
       <w:r>
         <w:rPr>
           <w:rStyle w:val="Strong"/>
           <w:rFonts w:asciiTheme="minorBidi" w:hAnsiTheme="minorBidi"/>
           <w:b w:val="0"/>
           <w:bCs w:val="0"/>
-          <w:cs/>
-        </w:rPr>
-        <w:t xml:space="preserve">ของแต่ละ </w:t>
+          <w:i/>
+          <w:iCs/>
+        </w:rPr>
+        <w:t>)</w:t>
+      </w:r>
+      <w:r>
+        <w:rPr>
+          <w:rFonts w:asciiTheme="minorBidi" w:hAnsiTheme="minorBidi"/>
+          <w:sz w:val="28"/>
+        </w:rPr>
+        <w:br/>
+      </w:r>
+      <w:r>
+        <w:rPr>
+          <w:rFonts w:asciiTheme="minorBidi" w:hAnsiTheme="minorBidi"/>
+          <w:sz w:val="28"/>
+          <w:cs/>
+        </w:rPr>
+        <w:t xml:space="preserve">ซึ่งจะนำ </w:t>
+      </w:r>
+      <w:r>
+        <w:rPr>
+          <w:rFonts w:asciiTheme="minorBidi" w:hAnsiTheme="minorBidi"/>
+          <w:sz w:val="28"/>
+        </w:rPr>
+        <w:t xml:space="preserve">weight </w:t>
+      </w:r>
+      <w:r>
+        <w:rPr>
+          <w:rFonts w:asciiTheme="minorBidi" w:hAnsiTheme="minorBidi"/>
+          <w:sz w:val="28"/>
+          <w:cs/>
+        </w:rPr>
+        <w:t>ที่ได้ไปคูณกับ</w:t>
+      </w:r>
+      <w:r>
+        <w:rPr>
+          <w:rFonts w:asciiTheme="minorBidi" w:hAnsiTheme="minorBidi"/>
+          <w:sz w:val="28"/>
+          <w:cs/>
+        </w:rPr>
+        <w:t xml:space="preserve"> </w:t>
       </w:r>
       <w:r>
         <w:rPr>
@@ -1824,7 +2737,7 @@
           <w:b w:val="0"/>
           <w:bCs w:val="0"/>
         </w:rPr>
-        <w:t xml:space="preserve">sample </w:t>
+        <w:t xml:space="preserve">loss </w:t>
       </w:r>
       <w:r>
         <w:rPr>
@@ -1834,6 +2747,25 @@
           <w:bCs w:val="0"/>
           <w:cs/>
         </w:rPr>
+        <w:t xml:space="preserve">ของแต่ละ </w:t>
+      </w:r>
+      <w:r>
+        <w:rPr>
+          <w:rStyle w:val="Strong"/>
+          <w:rFonts w:asciiTheme="minorBidi" w:hAnsiTheme="minorBidi"/>
+          <w:b w:val="0"/>
+          <w:bCs w:val="0"/>
+        </w:rPr>
+        <w:t xml:space="preserve">sample </w:t>
+      </w:r>
+      <w:r>
+        <w:rPr>
+          <w:rStyle w:val="Strong"/>
+          <w:rFonts w:asciiTheme="minorBidi" w:hAnsiTheme="minorBidi"/>
+          <w:b w:val="0"/>
+          <w:bCs w:val="0"/>
+          <w:cs/>
+        </w:rPr>
         <w:t>ทำให้คลาสที่มีภาพน้อย ถูกขยายให้มีน้ำหนักมากขึ้นตามสัดส่วนที่มันขาดไป</w:t>
       </w:r>
       <w:r>
@@ -1853,6 +2785,112 @@
           <w:cs/>
         </w:rPr>
         <w:t xml:space="preserve"> </w:t>
+      </w:r>
+    </w:p>
+    <w:p>
+      <w:pPr>
+        <w:pStyle w:val="Heading2"/>
+        <w:rPr>
+          <w:rFonts w:asciiTheme="minorBidi" w:hAnsiTheme="minorBidi" w:cstheme="minorBidi"/>
+          <w:b/>
+          <w:bCs/>
+          <w:sz w:val="36"/>
+          <w:szCs w:val="44"/>
+        </w:rPr>
+      </w:pPr>
+      <w:r>
+        <w:rPr>
+          <w:rFonts w:asciiTheme="minorBidi" w:hAnsiTheme="minorBidi" w:cstheme="minorBidi"/>
+          <w:b/>
+          <w:bCs/>
+          <w:sz w:val="36"/>
+          <w:szCs w:val="44"/>
+        </w:rPr>
+        <w:t>2.</w:t>
+      </w:r>
+      <w:r>
+        <w:rPr>
+          <w:rFonts w:asciiTheme="minorBidi" w:hAnsiTheme="minorBidi" w:cstheme="minorBidi"/>
+          <w:b/>
+          <w:bCs/>
+          <w:sz w:val="36"/>
+          <w:szCs w:val="44"/>
+        </w:rPr>
+        <w:t xml:space="preserve"> </w:t>
+      </w:r>
+      <w:r>
+        <w:rPr>
+          <w:rFonts w:asciiTheme="minorBidi" w:hAnsiTheme="minorBidi" w:cstheme="minorBidi"/>
+          <w:b/>
+          <w:bCs/>
+          <w:sz w:val="36"/>
+          <w:szCs w:val="44"/>
+        </w:rPr>
+        <w:t>D</w:t>
+      </w:r>
+      <w:r>
+        <w:rPr>
+          <w:rFonts w:asciiTheme="minorBidi" w:hAnsiTheme="minorBidi" w:cstheme="minorBidi"/>
+          <w:b/>
+          <w:bCs/>
+          <w:sz w:val="36"/>
+          <w:szCs w:val="44"/>
+        </w:rPr>
+        <w:t>ata</w:t>
+      </w:r>
+      <w:r>
+        <w:rPr>
+          <w:rFonts w:asciiTheme="minorBidi" w:hAnsiTheme="minorBidi" w:cstheme="minorBidi"/>
+          <w:b/>
+          <w:bCs/>
+          <w:sz w:val="36"/>
+          <w:szCs w:val="44"/>
+        </w:rPr>
+        <w:t xml:space="preserve"> preparation</w:t>
+      </w:r>
+    </w:p>
+    <w:p>
+      <w:pPr>
+        <w:rPr>
+          <w:color w:val="FF0000"/>
+        </w:rPr>
+      </w:pPr>
+      <w:r>
+        <w:rPr>
+          <w:color w:val="FF0000"/>
+        </w:rPr>
+        <w:br/>
+        <w:t xml:space="preserve">&gt;&gt; </w:t>
+      </w:r>
+      <w:r>
+        <w:rPr>
+          <w:rFonts w:hint="cs"/>
+          <w:color w:val="FF0000"/>
+          <w:cs/>
+        </w:rPr>
+        <w:t>ขาดรู</w:t>
+      </w:r>
+      <w:r>
+        <w:rPr>
+          <w:rFonts w:hint="cs"/>
+          <w:color w:val="FF0000"/>
+          <w:cs/>
+        </w:rPr>
+        <w:t>ป</w:t>
+      </w:r>
+      <w:r>
+        <w:rPr>
+          <w:rFonts w:hint="cs"/>
+          <w:color w:val="FF0000"/>
+          <w:cs/>
+        </w:rPr>
+        <w:t xml:space="preserve">แสดงการ </w:t>
+      </w:r>
+      <w:r>
+        <w:rPr>
+          <w:color w:val="FF0000"/>
+        </w:rPr>
+        <w:t xml:space="preserve">split data </w:t>
       </w:r>
     </w:p>
     <w:p>
@@ -1862,9 +2900,27 @@
           <w:ilvl w:val="0"/>
           <w:numId w:val="3"/>
         </w:numPr>
-      </w:pPr>
-      <w:r>
-        <w:t>Data preprocessing</w:t>
+        <w:rPr>
+          <w:color w:val="00B050"/>
+        </w:rPr>
+      </w:pPr>
+      <w:r>
+        <w:rPr>
+          <w:color w:val="00B050"/>
+        </w:rPr>
+        <w:t xml:space="preserve">Data </w:t>
+      </w:r>
+      <w:r>
+        <w:rPr>
+          <w:color w:val="00B050"/>
+        </w:rPr>
+        <w:t>P</w:t>
+      </w:r>
+      <w:r>
+        <w:rPr>
+          <w:color w:val="00B050"/>
+        </w:rPr>
+        <w:t>reprocessing</w:t>
       </w:r>
     </w:p>
     <w:p>
@@ -1874,13 +2930,28 @@
           <w:ilvl w:val="1"/>
           <w:numId w:val="3"/>
         </w:numPr>
-      </w:pPr>
-      <w:r>
-        <w:t xml:space="preserve">transforms.Resize(): </w:t>
+        <w:rPr>
+          <w:color w:val="00B050"/>
+        </w:rPr>
+      </w:pPr>
+      <w:proofErr w:type="spellStart"/>
+      <w:r>
+        <w:rPr>
+          <w:color w:val="00B050"/>
+        </w:rPr>
+        <w:t>transforms.Resize</w:t>
+      </w:r>
+      <w:proofErr w:type="spellEnd"/>
+      <w:r>
+        <w:rPr>
+          <w:color w:val="00B050"/>
+        </w:rPr>
+        <w:t xml:space="preserve">(): </w:t>
       </w:r>
       <w:r>
         <w:rPr>
           <w:rFonts w:hint="cs"/>
+          <w:color w:val="00B050"/>
           <w:cs/>
         </w:rPr>
         <w:t>ปรับขนาดรูปภาพเริ่มต้นให้เท่ากัน โดย</w:t>
@@ -1888,16 +2959,37 @@
       <w:r>
         <w:rPr>
           <w:rFonts w:hint="cs"/>
-          <w:cs/>
-        </w:rPr>
-        <w:t xml:space="preserve">ปรับให้เป็น </w:t>
-      </w:r>
-      <w:r>
+          <w:color w:val="00B050"/>
+          <w:cs/>
+        </w:rPr>
+        <w:t>ปรับ</w:t>
+      </w:r>
+      <w:r>
+        <w:rPr>
+          <w:rFonts w:hint="cs"/>
+          <w:color w:val="00B050"/>
+          <w:cs/>
+        </w:rPr>
+        <w:t>ขนาด</w:t>
+      </w:r>
+      <w:r>
+        <w:rPr>
+          <w:rFonts w:hint="cs"/>
+          <w:color w:val="00B050"/>
+          <w:cs/>
+        </w:rPr>
+        <w:t xml:space="preserve">ให้เป็น </w:t>
+      </w:r>
+      <w:r>
+        <w:rPr>
+          <w:color w:val="00B050"/>
+        </w:rPr>
         <w:t>224x224</w:t>
       </w:r>
       <w:r>
         <w:rPr>
           <w:rFonts w:hint="cs"/>
+          <w:color w:val="00B050"/>
           <w:cs/>
         </w:rPr>
         <w:t xml:space="preserve"> </w:t>
@@ -1910,51 +3002,108 @@
           <w:ilvl w:val="1"/>
           <w:numId w:val="3"/>
         </w:numPr>
-      </w:pPr>
-      <w:r>
-        <w:t>transforms.ToTensor():</w:t>
-      </w:r>
-      <w:r>
+        <w:rPr>
+          <w:color w:val="00B050"/>
+        </w:rPr>
+      </w:pPr>
+      <w:proofErr w:type="spellStart"/>
+      <w:r>
+        <w:rPr>
+          <w:color w:val="00B050"/>
+        </w:rPr>
+        <w:t>transforms.ToTensor</w:t>
+      </w:r>
+      <w:proofErr w:type="spellEnd"/>
+      <w:r>
+        <w:rPr>
+          <w:color w:val="00B050"/>
+        </w:rPr>
+        <w:t>():</w:t>
+      </w:r>
+      <w:r>
+        <w:rPr>
+          <w:color w:val="00B050"/>
+        </w:rPr>
         <w:t xml:space="preserve"> </w:t>
       </w:r>
       <w:r>
         <w:rPr>
           <w:rFonts w:hint="cs"/>
+          <w:color w:val="00B050"/>
           <w:cs/>
         </w:rPr>
         <w:t xml:space="preserve">แปลงรูปภาพให้อยู่ในรูปแบบของ </w:t>
       </w:r>
       <w:r>
+        <w:rPr>
+          <w:color w:val="00B050"/>
+        </w:rPr>
         <w:t>Tensor</w:t>
       </w:r>
       <w:r>
         <w:rPr>
           <w:rFonts w:hint="cs"/>
+          <w:color w:val="00B050"/>
           <w:cs/>
         </w:rPr>
         <w:t xml:space="preserve"> และปรับค่า</w:t>
       </w:r>
       <w:r>
+        <w:rPr>
+          <w:color w:val="00B050"/>
+        </w:rPr>
         <w:t xml:space="preserve"> Pixel Value</w:t>
       </w:r>
       <w:r>
         <w:rPr>
           <w:rFonts w:hint="cs"/>
-          <w:cs/>
-        </w:rPr>
-        <w:t xml:space="preserve"> จากเดิม </w:t>
-      </w:r>
-      <w:r>
+          <w:color w:val="00B050"/>
+          <w:cs/>
+        </w:rPr>
+        <w:t xml:space="preserve"> จากเดิ</w:t>
+      </w:r>
+      <w:r>
+        <w:rPr>
+          <w:rFonts w:hint="cs"/>
+          <w:color w:val="00B050"/>
+          <w:cs/>
+        </w:rPr>
+        <w:t xml:space="preserve">มซึ่งอยู่ในช่วง </w:t>
+      </w:r>
+      <w:r>
+        <w:rPr>
+          <w:color w:val="00B050"/>
+        </w:rPr>
         <w:t>0-255</w:t>
       </w:r>
       <w:r>
         <w:rPr>
           <w:rFonts w:hint="cs"/>
-          <w:cs/>
-        </w:rPr>
-        <w:t xml:space="preserve"> ให้อยู่ในช่วง</w:t>
-      </w:r>
-      <w:r>
+          <w:color w:val="00B050"/>
+          <w:cs/>
+        </w:rPr>
+        <w:t xml:space="preserve"> ให้</w:t>
+      </w:r>
+      <w:r>
+        <w:rPr>
+          <w:rFonts w:hint="cs"/>
+          <w:color w:val="00B050"/>
+          <w:cs/>
+        </w:rPr>
+        <w:t>เป็น</w:t>
+      </w:r>
+      <w:r>
+        <w:rPr>
+          <w:rFonts w:hint="cs"/>
+          <w:color w:val="00B050"/>
+          <w:cs/>
+        </w:rPr>
+        <w:t>ช่วง</w:t>
+      </w:r>
+      <w:r>
+        <w:rPr>
+          <w:color w:val="00B050"/>
+        </w:rPr>
         <w:t xml:space="preserve"> 0.0-1.0</w:t>
       </w:r>
     </w:p>
@@ -1965,28 +3114,122 @@
           <w:ilvl w:val="1"/>
           <w:numId w:val="3"/>
         </w:numPr>
-      </w:pPr>
-      <w:r>
-        <w:t>transforms.Normalize(mean=IMAGENET_MEAN, std=IMAGENET_STD):</w:t>
+        <w:rPr>
+          <w:color w:val="00B050"/>
+        </w:rPr>
+      </w:pPr>
+      <w:proofErr w:type="spellStart"/>
+      <w:r>
+        <w:rPr>
+          <w:color w:val="00B050"/>
+        </w:rPr>
+        <w:t>transforms.Normalize</w:t>
+      </w:r>
+      <w:proofErr w:type="spellEnd"/>
+      <w:r>
+        <w:rPr>
+          <w:color w:val="00B050"/>
+        </w:rPr>
+        <w:t>(mean=IMAGENET_MEAN, std=IMAGENET_STD):</w:t>
       </w:r>
       <w:r>
         <w:rPr>
           <w:rFonts w:hint="cs"/>
+          <w:color w:val="00B050"/>
           <w:cs/>
         </w:rPr>
         <w:t xml:space="preserve"> ทำ </w:t>
       </w:r>
       <w:r>
+        <w:rPr>
+          <w:color w:val="00B050"/>
+        </w:rPr>
         <w:t>Normalization</w:t>
       </w:r>
       <w:r>
         <w:rPr>
           <w:rFonts w:hint="cs"/>
-          <w:cs/>
-        </w:rPr>
-        <w:t xml:space="preserve"> โดยใช้ค่าเฉลี่ยและส่วนเบี่ยงเบนมาตรฐานของชุดจ้อมูล</w:t>
-      </w:r>
-      <w:r>
+          <w:color w:val="00B050"/>
+          <w:cs/>
+        </w:rPr>
+        <w:t xml:space="preserve"> โดยใช้ค่าเฉลี่ย</w:t>
+      </w:r>
+      <w:r>
+        <w:rPr>
+          <w:rFonts w:hint="cs"/>
+          <w:color w:val="00B050"/>
+          <w:cs/>
+        </w:rPr>
+        <w:t xml:space="preserve"> </w:t>
+      </w:r>
+      <w:r>
+        <w:rPr>
+          <w:color w:val="00B050"/>
+        </w:rPr>
+        <w:t xml:space="preserve">(Mean) </w:t>
+      </w:r>
+      <w:r>
+        <w:rPr>
+          <w:rFonts w:hint="cs"/>
+          <w:color w:val="00B050"/>
+          <w:cs/>
+        </w:rPr>
+        <w:t>และส่วนเบี่ยงเบนมาตรฐาน</w:t>
+      </w:r>
+      <w:r>
+        <w:rPr>
+          <w:color w:val="00B050"/>
+        </w:rPr>
+        <w:t xml:space="preserve"> (S</w:t>
+      </w:r>
+      <w:r>
+        <w:rPr>
+          <w:color w:val="00B050"/>
+        </w:rPr>
+        <w:t>tandard deviation</w:t>
+      </w:r>
+      <w:r>
+        <w:rPr>
+          <w:color w:val="00B050"/>
+        </w:rPr>
+        <w:t>)</w:t>
+      </w:r>
+      <w:r>
+        <w:rPr>
+          <w:rFonts w:hint="cs"/>
+          <w:color w:val="00B050"/>
+          <w:cs/>
+        </w:rPr>
+        <w:t xml:space="preserve"> </w:t>
+      </w:r>
+      <w:r>
+        <w:rPr>
+          <w:rFonts w:hint="cs"/>
+          <w:color w:val="00B050"/>
+          <w:cs/>
+        </w:rPr>
+        <w:t>ของชุ</w:t>
+      </w:r>
+      <w:r>
+        <w:rPr>
+          <w:rFonts w:hint="cs"/>
+          <w:color w:val="00B050"/>
+          <w:cs/>
+        </w:rPr>
+        <w:t>ดข้อ</w:t>
+      </w:r>
+      <w:r>
+        <w:rPr>
+          <w:rFonts w:hint="cs"/>
+          <w:color w:val="00B050"/>
+          <w:cs/>
+        </w:rPr>
+        <w:t>มูล</w:t>
+      </w:r>
+      <w:r>
+        <w:rPr>
+          <w:color w:val="00B050"/>
+        </w:rPr>
         <w:t xml:space="preserve"> ImageNet</w:t>
       </w:r>
     </w:p>
@@ -1997,28 +3240,54 @@
           <w:ilvl w:val="0"/>
           <w:numId w:val="3"/>
         </w:numPr>
-      </w:pPr>
-      <w:r>
-        <w:t>Data augmentation (</w:t>
+        <w:rPr>
+          <w:color w:val="00B050"/>
+        </w:rPr>
+      </w:pPr>
+      <w:r>
+        <w:rPr>
+          <w:color w:val="00B050"/>
+        </w:rPr>
+        <w:t xml:space="preserve">Data </w:t>
+      </w:r>
+      <w:r>
+        <w:rPr>
+          <w:color w:val="00B050"/>
+        </w:rPr>
+        <w:t>A</w:t>
+      </w:r>
+      <w:r>
+        <w:rPr>
+          <w:color w:val="00B050"/>
+        </w:rPr>
+        <w:t>ugmentation (</w:t>
       </w:r>
       <w:r>
         <w:rPr>
           <w:rFonts w:hint="cs"/>
+          <w:color w:val="00B050"/>
           <w:cs/>
         </w:rPr>
         <w:t>เฉพาะ</w:t>
       </w:r>
       <w:r>
+        <w:rPr>
+          <w:color w:val="00B050"/>
+        </w:rPr>
         <w:t xml:space="preserve"> Training Set): </w:t>
       </w:r>
       <w:r>
         <w:rPr>
           <w:rFonts w:hint="cs"/>
+          <w:color w:val="00B050"/>
           <w:cs/>
         </w:rPr>
         <w:t>ใช้เทคนิค</w:t>
       </w:r>
       <w:r>
+        <w:rPr>
+          <w:color w:val="00B050"/>
+        </w:rPr>
         <w:t xml:space="preserve"> Online Data Augmentation</w:t>
       </w:r>
     </w:p>
@@ -2029,23 +3298,42 @@
           <w:ilvl w:val="1"/>
           <w:numId w:val="3"/>
         </w:numPr>
-      </w:pPr>
-      <w:r>
-        <w:t>transforms.RandomHorizontalFlip(p=0.5):</w:t>
+        <w:rPr>
+          <w:color w:val="00B050"/>
+        </w:rPr>
+      </w:pPr>
+      <w:proofErr w:type="spellStart"/>
+      <w:r>
+        <w:rPr>
+          <w:color w:val="00B050"/>
+        </w:rPr>
+        <w:t>transforms.RandomHorizontalFlip</w:t>
+      </w:r>
+      <w:proofErr w:type="spellEnd"/>
+      <w:r>
+        <w:rPr>
+          <w:color w:val="00B050"/>
+        </w:rPr>
+        <w:t>(p=0.5):</w:t>
       </w:r>
       <w:r>
         <w:rPr>
           <w:rFonts w:hint="cs"/>
+          <w:color w:val="00B050"/>
           <w:cs/>
         </w:rPr>
         <w:t xml:space="preserve"> สุ่มพลิกภาพกลับซ้าย</w:t>
       </w:r>
       <w:r>
+        <w:rPr>
+          <w:color w:val="00B050"/>
+        </w:rPr>
         <w:t>-</w:t>
       </w:r>
       <w:r>
         <w:rPr>
           <w:rFonts w:hint="cs"/>
+          <w:color w:val="00B050"/>
           <w:cs/>
         </w:rPr>
         <w:t>ขวา</w:t>
@@ -2053,11 +3341,15 @@
       <w:r>
         <w:rPr>
           <w:rFonts w:hint="cs"/>
+          <w:color w:val="00B050"/>
           <w:cs/>
         </w:rPr>
         <w:t xml:space="preserve"> โดยกำหนดโอกาสที่จะเกิดการพลิกภาพไว้ที่ </w:t>
       </w:r>
       <w:r>
+        <w:rPr>
+          <w:color w:val="00B050"/>
+        </w:rPr>
         <w:t>50%</w:t>
       </w:r>
     </w:p>
@@ -2068,47 +3360,65 @@
           <w:ilvl w:val="1"/>
           <w:numId w:val="3"/>
         </w:numPr>
-      </w:pPr>
-      <w:r>
-        <w:t>transforms.RandomRotation(degrees=20)</w:t>
-      </w:r>
-      <w:r>
+        <w:rPr>
+          <w:color w:val="00B050"/>
+        </w:rPr>
+      </w:pPr>
+      <w:proofErr w:type="spellStart"/>
+      <w:r>
+        <w:rPr>
+          <w:color w:val="00B050"/>
+        </w:rPr>
+        <w:t>transforms.RandomRotation</w:t>
+      </w:r>
+      <w:proofErr w:type="spellEnd"/>
+      <w:r>
+        <w:rPr>
+          <w:color w:val="00B050"/>
+        </w:rPr>
+        <w:t xml:space="preserve">(degrees=20) : </w:t>
+      </w:r>
+      <w:r>
+        <w:rPr>
+          <w:rFonts w:hint="cs"/>
+          <w:color w:val="00B050"/>
+          <w:cs/>
+        </w:rPr>
+        <w:t>หมุนภาพทุกครั้ง โดยสุ่มหมุนในช่วง</w:t>
+      </w:r>
+      <w:r>
+        <w:rPr>
+          <w:rFonts w:cs="Angsana New"/>
+          <w:color w:val="00B050"/>
+        </w:rPr>
         <w:t xml:space="preserve"> </w:t>
       </w:r>
       <w:r>
-        <w:t xml:space="preserve">): </w:t>
-      </w:r>
-      <w:r>
-        <w:rPr>
-          <w:rFonts w:hint="cs"/>
-          <w:cs/>
-        </w:rPr>
-        <w:t>หมุนภาพทุกครั้ง โดยสุ่มหมุนในช่วง</w:t>
+        <w:rPr>
+          <w:rFonts w:ascii="Times New Roman" w:hAnsi="Times New Roman" w:cs="Times New Roman" w:hint="cs"/>
+          <w:color w:val="00B050"/>
+          <w:cs/>
+        </w:rPr>
+        <w:t>−</w:t>
+      </w:r>
+      <w:r>
+        <w:rPr>
+          <w:color w:val="00B050"/>
+        </w:rPr>
+        <w:t xml:space="preserve">20° </w:t>
       </w:r>
       <w:r>
         <w:rPr>
           <w:rFonts w:cs="Angsana New"/>
-        </w:rPr>
-        <w:t xml:space="preserve"> </w:t>
-      </w:r>
-      <w:r>
-        <w:rPr>
-          <w:rFonts w:ascii="Times New Roman" w:hAnsi="Times New Roman" w:cs="Times New Roman" w:hint="cs"/>
-          <w:cs/>
-        </w:rPr>
-        <w:t>−</w:t>
-      </w:r>
-      <w:r>
-        <w:t xml:space="preserve">20° </w:t>
-      </w:r>
-      <w:r>
-        <w:rPr>
-          <w:rFonts w:cs="Angsana New"/>
+          <w:color w:val="00B050"/>
           <w:cs/>
         </w:rPr>
         <w:t>ถึง +</w:t>
       </w:r>
       <w:r>
+        <w:rPr>
+          <w:color w:val="00B050"/>
+        </w:rPr>
         <w:t xml:space="preserve">20° </w:t>
       </w:r>
     </w:p>
@@ -2119,27 +3429,48 @@
           <w:ilvl w:val="1"/>
           <w:numId w:val="3"/>
         </w:numPr>
-      </w:pPr>
-      <w:r>
-        <w:t xml:space="preserve">transforms.ColorJitter(brightness=0.20, </w:t>
-      </w:r>
-      <w:bookmarkStart w:id="0" w:name="_Hlk241747366"/>
-      <w:r>
+        <w:rPr>
+          <w:color w:val="00B050"/>
+        </w:rPr>
+      </w:pPr>
+      <w:proofErr w:type="spellStart"/>
+      <w:r>
+        <w:rPr>
+          <w:color w:val="00B050"/>
+        </w:rPr>
+        <w:t>transforms.ColorJitter</w:t>
+      </w:r>
+      <w:proofErr w:type="spellEnd"/>
+      <w:r>
+        <w:rPr>
+          <w:color w:val="00B050"/>
+        </w:rPr>
+        <w:t xml:space="preserve">(brightness=0.20, </w:t>
+      </w:r>
+      <w:bookmarkStart w:id="1" w:name="_Hlk241747366"/>
+      <w:r>
+        <w:rPr>
+          <w:color w:val="00B050"/>
+        </w:rPr>
         <w:t>contrast</w:t>
       </w:r>
-      <w:bookmarkEnd w:id="0"/>
-      <w:r>
-        <w:t>=0.15, saturation=0.1)</w:t>
-      </w:r>
-      <w:r>
+      <w:bookmarkEnd w:id="1"/>
+      <w:r>
+        <w:rPr>
+          <w:color w:val="00B050"/>
+        </w:rPr>
+        <w:t>=0.15, saturation=0.1):</w:t>
+      </w:r>
+      <w:r>
+        <w:rPr>
+          <w:color w:val="00B050"/>
+        </w:rPr>
         <w:t xml:space="preserve"> </w:t>
       </w:r>
       <w:r>
-        <w:t>):</w:t>
-      </w:r>
-      <w:r>
         <w:rPr>
           <w:rFonts w:cs="Angsana New"/>
+          <w:color w:val="00B050"/>
           <w:cs/>
         </w:rPr>
         <w:t>ปรับสีทุกครั้ง โดยสุ่ม</w:t>
@@ -2147,6 +3478,7 @@
       <w:r>
         <w:rPr>
           <w:rFonts w:cs="Angsana New" w:hint="cs"/>
+          <w:color w:val="00B050"/>
           <w:cs/>
         </w:rPr>
         <w:t>ปรับ</w:t>
@@ -2154,60 +3486,142 @@
       <w:r>
         <w:rPr>
           <w:rFonts w:hint="cs"/>
+          <w:color w:val="00B050"/>
           <w:cs/>
         </w:rPr>
         <w:t xml:space="preserve"> </w:t>
       </w:r>
       <w:r>
+        <w:rPr>
+          <w:color w:val="00B050"/>
+        </w:rPr>
         <w:t>brightness</w:t>
       </w:r>
       <w:r>
         <w:rPr>
           <w:rFonts w:cs="Angsana New" w:hint="cs"/>
-          <w:cs/>
-        </w:rPr>
-        <w:t xml:space="preserve"> ในช่วง</w:t>
+          <w:color w:val="00B050"/>
+          <w:cs/>
+        </w:rPr>
+        <w:t xml:space="preserve"> </w:t>
+      </w:r>
+      <w:r>
+        <w:rPr>
+          <w:rFonts w:cs="Angsana New" w:hint="cs"/>
+          <w:color w:val="00B050"/>
+          <w:cs/>
+        </w:rPr>
+        <w:t xml:space="preserve">มืดลงหรือสว่างขึ้นไม่เกิน </w:t>
       </w:r>
       <w:r>
         <w:rPr>
           <w:rFonts w:cs="Angsana New"/>
-        </w:rPr>
-        <w:t xml:space="preserve"> 0.8-1.2, </w:t>
-      </w:r>
-      <w:r>
+          <w:color w:val="00B050"/>
+        </w:rPr>
+        <w:t>20%</w:t>
+      </w:r>
+      <w:r>
+        <w:rPr>
+          <w:rFonts w:cs="Angsana New"/>
+          <w:color w:val="00B050"/>
+        </w:rPr>
+        <w:t xml:space="preserve">, </w:t>
+      </w:r>
+      <w:r>
+        <w:rPr>
+          <w:rFonts w:cs="Angsana New" w:hint="cs"/>
+          <w:color w:val="00B050"/>
+          <w:cs/>
+        </w:rPr>
+        <w:t xml:space="preserve">ปรับ </w:t>
+      </w:r>
+      <w:r>
+        <w:rPr>
+          <w:color w:val="00B050"/>
+        </w:rPr>
         <w:t>contrast</w:t>
       </w:r>
       <w:r>
         <w:rPr>
           <w:rFonts w:cs="Angsana New" w:hint="cs"/>
-          <w:cs/>
-        </w:rPr>
-        <w:t xml:space="preserve"> ในช่วง </w:t>
+          <w:color w:val="00B050"/>
+          <w:cs/>
+        </w:rPr>
+        <w:t xml:space="preserve"> </w:t>
+      </w:r>
+      <w:r>
+        <w:rPr>
+          <w:rFonts w:cs="Angsana New" w:hint="cs"/>
+          <w:color w:val="00B050"/>
+          <w:cs/>
+        </w:rPr>
+        <w:t>ด้วยตัวคูณ</w:t>
+      </w:r>
+      <w:r>
+        <w:rPr>
+          <w:rFonts w:cs="Angsana New" w:hint="cs"/>
+          <w:color w:val="00B050"/>
+          <w:cs/>
+        </w:rPr>
+        <w:t xml:space="preserve">ในช่วง </w:t>
       </w:r>
       <w:r>
         <w:rPr>
           <w:rFonts w:cs="Angsana New"/>
+          <w:color w:val="00B050"/>
         </w:rPr>
         <w:t>0.85-1.15</w:t>
       </w:r>
       <w:r>
         <w:rPr>
           <w:rFonts w:cs="Angsana New" w:hint="cs"/>
-          <w:cs/>
-        </w:rPr>
-        <w:t xml:space="preserve"> และ </w:t>
-      </w:r>
-      <w:r>
+          <w:color w:val="00B050"/>
+          <w:cs/>
+        </w:rPr>
+        <w:t xml:space="preserve"> แล</w:t>
+      </w:r>
+      <w:r>
+        <w:rPr>
+          <w:rFonts w:cs="Angsana New" w:hint="cs"/>
+          <w:color w:val="00B050"/>
+          <w:cs/>
+        </w:rPr>
+        <w:t xml:space="preserve">ะปรับ </w:t>
+      </w:r>
+      <w:r>
+        <w:rPr>
+          <w:color w:val="00B050"/>
+        </w:rPr>
         <w:t>saturation</w:t>
       </w:r>
       <w:r>
         <w:rPr>
           <w:rFonts w:hint="cs"/>
-          <w:cs/>
-        </w:rPr>
-        <w:t xml:space="preserve"> ในช่วง</w:t>
-      </w:r>
-      <w:r>
+          <w:color w:val="00B050"/>
+          <w:cs/>
+        </w:rPr>
+        <w:t xml:space="preserve"> </w:t>
+      </w:r>
+      <w:r>
+        <w:rPr>
+          <w:rFonts w:hint="cs"/>
+          <w:color w:val="00B050"/>
+          <w:cs/>
+        </w:rPr>
+        <w:t>ด้วยตัวคูณ</w:t>
+      </w:r>
+      <w:r>
+        <w:rPr>
+          <w:rFonts w:hint="cs"/>
+          <w:color w:val="00B050"/>
+          <w:cs/>
+        </w:rPr>
+        <w:t>ในช่วง</w:t>
+      </w:r>
+      <w:r>
+        <w:rPr>
+          <w:color w:val="00B050"/>
+        </w:rPr>
         <w:t xml:space="preserve"> 0.9–1.1</w:t>
       </w:r>
     </w:p>
@@ -2218,23 +3632,69 @@
           <w:ilvl w:val="1"/>
           <w:numId w:val="3"/>
         </w:numPr>
-      </w:pPr>
-      <w:r>
-        <w:t xml:space="preserve">transforms.RandomResizedCrop(self.image_size, scale=(0.8, 1.0)): </w:t>
+        <w:rPr>
+          <w:color w:val="00B050"/>
+        </w:rPr>
+      </w:pPr>
+      <w:proofErr w:type="spellStart"/>
+      <w:r>
+        <w:rPr>
+          <w:color w:val="00B050"/>
+        </w:rPr>
+        <w:lastRenderedPageBreak/>
+        <w:t>transforms.RandomResizedCrop</w:t>
+      </w:r>
+      <w:proofErr w:type="spellEnd"/>
+      <w:r>
+        <w:rPr>
+          <w:color w:val="00B050"/>
+        </w:rPr>
+        <w:t>(</w:t>
+      </w:r>
+      <w:proofErr w:type="spellStart"/>
+      <w:r>
+        <w:rPr>
+          <w:color w:val="00B050"/>
+        </w:rPr>
+        <w:t>self.image_size</w:t>
+      </w:r>
+      <w:proofErr w:type="spellEnd"/>
+      <w:r>
+        <w:rPr>
+          <w:color w:val="00B050"/>
+        </w:rPr>
+        <w:t>, scale=(0.8, 1.0)</w:t>
+      </w:r>
+      <w:r>
+        <w:rPr>
+          <w:color w:val="00B050"/>
+        </w:rPr>
+        <w:t>)</w:t>
+      </w:r>
+      <w:r>
+        <w:rPr>
+          <w:color w:val="00B050"/>
+        </w:rPr>
+        <w:t xml:space="preserve">: </w:t>
       </w:r>
       <w:r>
         <w:rPr>
           <w:rFonts w:cs="Cordia New"/>
+          <w:color w:val="00B050"/>
           <w:cs/>
         </w:rPr>
         <w:t xml:space="preserve">สุ่มครอปพื้นที่ </w:t>
       </w:r>
       <w:r>
+        <w:rPr>
+          <w:color w:val="00B050"/>
+        </w:rPr>
         <w:t xml:space="preserve">80–100% </w:t>
       </w:r>
       <w:r>
         <w:rPr>
           <w:rFonts w:cs="Cordia New"/>
+          <w:color w:val="00B050"/>
           <w:cs/>
         </w:rPr>
         <w:t>ของภาพทุกครั้ง</w:t>
@@ -2242,6 +3702,7 @@
       <w:r>
         <w:rPr>
           <w:rFonts w:cs="Cordia New" w:hint="cs"/>
+          <w:color w:val="00B050"/>
           <w:cs/>
         </w:rPr>
         <w:t xml:space="preserve"> </w:t>
@@ -2249,6 +3710,7 @@
       <w:r>
         <w:rPr>
           <w:rFonts w:cs="Cordia New"/>
+          <w:color w:val="00B050"/>
           <w:cs/>
         </w:rPr>
         <w:t xml:space="preserve">แล้ว </w:t>
@@ -2256,25 +3718,31 @@
       <w:r>
         <w:rPr>
           <w:rFonts w:cs="Cordia New"/>
+          <w:color w:val="00B050"/>
         </w:rPr>
         <w:t xml:space="preserve">resize </w:t>
       </w:r>
       <w:r>
         <w:rPr>
           <w:rFonts w:cs="Cordia New"/>
+          <w:color w:val="00B050"/>
           <w:cs/>
         </w:rPr>
         <w:t xml:space="preserve">กลับเป็น </w:t>
       </w:r>
+      <w:proofErr w:type="spellStart"/>
       <w:r>
         <w:rPr>
           <w:rFonts w:cs="Cordia New"/>
+          <w:color w:val="00B050"/>
         </w:rPr>
         <w:t>image_size</w:t>
       </w:r>
+      <w:proofErr w:type="spellEnd"/>
       <w:r>
         <w:rPr>
           <w:rFonts w:cs="Cordia New" w:hint="cs"/>
+          <w:color w:val="00B050"/>
           <w:cs/>
         </w:rPr>
         <w:t xml:space="preserve"> </w:t>
@@ -2282,6 +3750,7 @@
       <w:r>
         <w:rPr>
           <w:rFonts w:cs="Angsana New"/>
+          <w:color w:val="00B050"/>
           <w:cs/>
         </w:rPr>
         <w:t>จำลองการซูมหรือระยะถ่ายที่ต่างกัน</w:t>
@@ -2294,13 +3763,42 @@
           <w:ilvl w:val="1"/>
           <w:numId w:val="3"/>
         </w:numPr>
-      </w:pPr>
-      <w:r>
-        <w:t>transforms.RandomPerspective(distortion_scale=0.15, p=0.3):</w:t>
+        <w:rPr>
+          <w:color w:val="00B050"/>
+        </w:rPr>
+      </w:pPr>
+      <w:proofErr w:type="spellStart"/>
+      <w:r>
+        <w:rPr>
+          <w:color w:val="00B050"/>
+        </w:rPr>
+        <w:t>transforms.RandomPerspective</w:t>
+      </w:r>
+      <w:proofErr w:type="spellEnd"/>
+      <w:r>
+        <w:rPr>
+          <w:color w:val="00B050"/>
+        </w:rPr>
+        <w:t>(</w:t>
+      </w:r>
+      <w:proofErr w:type="spellStart"/>
+      <w:r>
+        <w:rPr>
+          <w:color w:val="00B050"/>
+        </w:rPr>
+        <w:t>distortion_scale</w:t>
+      </w:r>
+      <w:proofErr w:type="spellEnd"/>
+      <w:r>
+        <w:rPr>
+          <w:color w:val="00B050"/>
+        </w:rPr>
+        <w:t>=0.15, p=0.3):</w:t>
       </w:r>
       <w:r>
         <w:rPr>
           <w:rFonts w:hint="cs"/>
+          <w:color w:val="00B050"/>
           <w:cs/>
         </w:rPr>
         <w:t xml:space="preserve"> </w:t>
@@ -2308,22 +3806,52 @@
       <w:r>
         <w:rPr>
           <w:rFonts w:cs="Angsana New"/>
+          <w:color w:val="00B050"/>
           <w:cs/>
         </w:rPr>
         <w:t xml:space="preserve">บิดมุมมองภาพเหมือนถ่ายจากมุมเฉียง มีโอกาสเกิด </w:t>
       </w:r>
       <w:r>
+        <w:rPr>
+          <w:color w:val="00B050"/>
+        </w:rPr>
         <w:t xml:space="preserve">30% </w:t>
       </w:r>
       <w:r>
         <w:rPr>
           <w:rFonts w:cs="Angsana New"/>
+          <w:color w:val="00B050"/>
           <w:cs/>
         </w:rPr>
         <w:t xml:space="preserve">โดยระดับการบิดไม่เกิน </w:t>
       </w:r>
       <w:r>
-        <w:t>0.15</w:t>
+        <w:rPr>
+          <w:color w:val="00B050"/>
+        </w:rPr>
+        <w:t>15</w:t>
+      </w:r>
+      <w:r>
+        <w:rPr>
+          <w:color w:val="00B050"/>
+        </w:rPr>
+        <w:t>%</w:t>
+      </w:r>
+      <w:r>
+        <w:rPr>
+          <w:rFonts w:hint="cs"/>
+          <w:color w:val="00B050"/>
+          <w:cs/>
+        </w:rPr>
+        <w:t xml:space="preserve"> </w:t>
+      </w:r>
+      <w:r>
+        <w:rPr>
+          <w:rFonts w:cs="Angsana New"/>
+          <w:color w:val="00B050"/>
+          <w:cs/>
+        </w:rPr>
+        <w:t>ของครึ่งความกว้างและครึ่งความสูงของภาพ</w:t>
       </w:r>
     </w:p>
     <w:p>
@@ -2333,18 +3861,68 @@
           <w:ilvl w:val="1"/>
           <w:numId w:val="3"/>
         </w:numPr>
-      </w:pPr>
-      <w:r>
-        <w:t xml:space="preserve">transforms.RandomGrayscale(p=0.1): </w:t>
+        <w:rPr>
+          <w:color w:val="00B050"/>
+        </w:rPr>
+      </w:pPr>
+      <w:proofErr w:type="spellStart"/>
+      <w:r>
+        <w:rPr>
+          <w:color w:val="00B050"/>
+        </w:rPr>
+        <w:t>transforms.RandomGrayscale</w:t>
+      </w:r>
+      <w:proofErr w:type="spellEnd"/>
+      <w:r>
+        <w:rPr>
+          <w:color w:val="00B050"/>
+        </w:rPr>
+        <w:t xml:space="preserve">(p=0.1): </w:t>
       </w:r>
       <w:r>
         <w:rPr>
           <w:rFonts w:cs="Angsana New"/>
-          <w:cs/>
-        </w:rPr>
-        <w:t xml:space="preserve">แปลงเป็นภาพขาวดำ มีโอกาสเกิด </w:t>
-      </w:r>
-      <w:r>
+          <w:color w:val="00B050"/>
+          <w:cs/>
+        </w:rPr>
+        <w:t>แปลงเป็นภาพขาวดำ</w:t>
+      </w:r>
+      <w:r>
+        <w:rPr>
+          <w:rFonts w:cs="Angsana New" w:hint="cs"/>
+          <w:color w:val="00B050"/>
+          <w:cs/>
+        </w:rPr>
+        <w:t>แบบสุ่ม</w:t>
+      </w:r>
+      <w:r>
+        <w:rPr>
+          <w:rFonts w:cs="Angsana New"/>
+          <w:color w:val="00B050"/>
+          <w:cs/>
+        </w:rPr>
+        <w:t xml:space="preserve"> </w:t>
+      </w:r>
+      <w:r>
+        <w:rPr>
+          <w:rFonts w:cs="Angsana New" w:hint="cs"/>
+          <w:color w:val="00B050"/>
+          <w:cs/>
+        </w:rPr>
+        <w:t>โดย</w:t>
+      </w:r>
+      <w:r>
+        <w:rPr>
+          <w:rFonts w:cs="Angsana New"/>
+          <w:color w:val="00B050"/>
+          <w:cs/>
+        </w:rPr>
+        <w:t xml:space="preserve">มีโอกาสเกิด </w:t>
+      </w:r>
+      <w:r>
+        <w:rPr>
+          <w:color w:val="00B050"/>
+        </w:rPr>
         <w:t xml:space="preserve">10% </w:t>
       </w:r>
     </w:p>
@@ -2365,24 +3943,34 @@
           <w:ilvl w:val="0"/>
           <w:numId w:val="3"/>
         </w:numPr>
-      </w:pPr>
-      <w:r>
-        <w:lastRenderedPageBreak/>
+        <w:rPr>
+          <w:color w:val="00B050"/>
+        </w:rPr>
+      </w:pPr>
+      <w:r>
+        <w:rPr>
+          <w:color w:val="00B050"/>
+        </w:rPr>
         <w:t>Data Splitting:</w:t>
       </w:r>
       <w:r>
         <w:rPr>
           <w:rFonts w:hint="cs"/>
+          <w:color w:val="00B050"/>
           <w:cs/>
         </w:rPr>
         <w:t xml:space="preserve"> แบ่งชุดข้อมูลออกเป็น </w:t>
       </w:r>
       <w:r>
+        <w:rPr>
+          <w:color w:val="00B050"/>
+        </w:rPr>
         <w:t>3</w:t>
       </w:r>
       <w:r>
         <w:rPr>
           <w:rFonts w:hint="cs"/>
+          <w:color w:val="00B050"/>
           <w:cs/>
         </w:rPr>
         <w:t xml:space="preserve"> ส่วน</w:t>
@@ -2390,26 +3978,43 @@
       <w:r>
         <w:rPr>
           <w:rFonts w:hint="cs"/>
+          <w:color w:val="00B050"/>
           <w:cs/>
         </w:rPr>
         <w:t xml:space="preserve"> ในอัตราส่วนภาพรวมประมาณ </w:t>
       </w:r>
       <w:r>
+        <w:rPr>
+          <w:color w:val="00B050"/>
+        </w:rPr>
         <w:t>70:15:15</w:t>
       </w:r>
       <w:r>
         <w:rPr>
           <w:rFonts w:hint="cs"/>
+          <w:color w:val="00B050"/>
           <w:cs/>
         </w:rPr>
         <w:t xml:space="preserve"> โดยขั้นตอนแรกจะทำการแยก </w:t>
       </w:r>
       <w:r>
-        <w:t xml:space="preserve">test dataset </w:t>
+        <w:rPr>
+          <w:color w:val="00B050"/>
+        </w:rPr>
+        <w:t>test dataset</w:t>
       </w:r>
       <w:r>
         <w:rPr>
           <w:rFonts w:hint="cs"/>
+          <w:color w:val="00B050"/>
+          <w:cs/>
+        </w:rPr>
+        <w:t xml:space="preserve"> ออก</w:t>
+      </w:r>
+      <w:r>
+        <w:rPr>
+          <w:rFonts w:hint="cs"/>
+          <w:color w:val="00B050"/>
           <w:cs/>
         </w:rPr>
         <w:t>ไว้ก่อน</w:t>
@@ -2417,6 +4022,7 @@
       <w:r>
         <w:rPr>
           <w:rFonts w:hint="cs"/>
+          <w:color w:val="00B050"/>
           <w:cs/>
         </w:rPr>
         <w:t xml:space="preserve"> </w:t>
@@ -2424,67 +4030,145 @@
       <w:r>
         <w:rPr>
           <w:rFonts w:hint="cs"/>
+          <w:color w:val="00B050"/>
           <w:cs/>
         </w:rPr>
         <w:t xml:space="preserve">เป็นอัตราส่วนร้อยละ </w:t>
       </w:r>
       <w:r>
+        <w:rPr>
+          <w:color w:val="00B050"/>
+        </w:rPr>
         <w:t>15</w:t>
       </w:r>
       <w:r>
         <w:rPr>
           <w:rFonts w:hint="cs"/>
+          <w:color w:val="00B050"/>
           <w:cs/>
         </w:rPr>
         <w:t xml:space="preserve"> จากนั้นนำ</w:t>
       </w:r>
       <w:r>
+        <w:rPr>
+          <w:color w:val="00B050"/>
+        </w:rPr>
         <w:t xml:space="preserve"> dataset </w:t>
       </w:r>
       <w:r>
         <w:rPr>
           <w:rFonts w:hint="cs"/>
+          <w:color w:val="00B050"/>
           <w:cs/>
         </w:rPr>
         <w:t>ส่วนที่เหลือมาแบ่งด้วยเทคนิค</w:t>
       </w:r>
       <w:r>
-        <w:t xml:space="preserve"> stratified data splitting </w:t>
+        <w:rPr>
+          <w:color w:val="00B050"/>
+        </w:rPr>
+        <w:t xml:space="preserve"> </w:t>
+      </w:r>
+      <w:r>
+        <w:rPr>
+          <w:color w:val="00B050"/>
+        </w:rPr>
+        <w:t>S</w:t>
+      </w:r>
+      <w:r>
+        <w:rPr>
+          <w:color w:val="00B050"/>
+        </w:rPr>
+        <w:t xml:space="preserve">tratified </w:t>
+      </w:r>
+      <w:r>
+        <w:rPr>
+          <w:color w:val="00B050"/>
+        </w:rPr>
+        <w:t>D</w:t>
+      </w:r>
+      <w:r>
+        <w:rPr>
+          <w:color w:val="00B050"/>
+        </w:rPr>
+        <w:t xml:space="preserve">ata </w:t>
+      </w:r>
+      <w:r>
+        <w:rPr>
+          <w:color w:val="00B050"/>
+        </w:rPr>
+        <w:t>S</w:t>
+      </w:r>
+      <w:r>
+        <w:rPr>
+          <w:color w:val="00B050"/>
+        </w:rPr>
+        <w:t xml:space="preserve">plitting </w:t>
       </w:r>
       <w:r>
         <w:rPr>
           <w:rFonts w:hint="cs"/>
+          <w:color w:val="00B050"/>
           <w:cs/>
         </w:rPr>
         <w:t xml:space="preserve">สำหรับ </w:t>
       </w:r>
       <w:r>
-        <w:t xml:space="preserve">training dataset </w:t>
+        <w:rPr>
+          <w:color w:val="00B050"/>
+        </w:rPr>
+        <w:t>T</w:t>
+      </w:r>
+      <w:r>
+        <w:rPr>
+          <w:color w:val="00B050"/>
+        </w:rPr>
+        <w:t xml:space="preserve">raining dataset </w:t>
       </w:r>
       <w:r>
         <w:rPr>
           <w:rFonts w:hint="cs"/>
+          <w:color w:val="00B050"/>
           <w:cs/>
         </w:rPr>
         <w:t xml:space="preserve">และ </w:t>
       </w:r>
       <w:r>
-        <w:t>validation dataset</w:t>
+        <w:rPr>
+          <w:color w:val="00B050"/>
+        </w:rPr>
+        <w:t>V</w:t>
+      </w:r>
+      <w:r>
+        <w:rPr>
+          <w:color w:val="00B050"/>
+        </w:rPr>
+        <w:t>alidation dataset</w:t>
       </w:r>
       <w:r>
         <w:rPr>
           <w:rFonts w:hint="cs"/>
+          <w:color w:val="00B050"/>
           <w:cs/>
         </w:rPr>
         <w:t xml:space="preserve"> ในสัดส่วน </w:t>
       </w:r>
       <w:r>
+        <w:rPr>
+          <w:color w:val="00B050"/>
+        </w:rPr>
         <w:t>85:15</w:t>
       </w:r>
       <w:r>
+        <w:rPr>
+          <w:color w:val="00B050"/>
+        </w:rPr>
         <w:t xml:space="preserve"> </w:t>
       </w:r>
       <w:r>
+        <w:rPr>
+          <w:color w:val="00B050"/>
+        </w:rPr>
         <w:t xml:space="preserve">  </w:t>
       </w:r>
     </w:p>
@@ -2495,52 +4179,123 @@
           <w:ilvl w:val="0"/>
           <w:numId w:val="3"/>
         </w:numPr>
-      </w:pPr>
-      <w:r>
+        <w:rPr>
+          <w:color w:val="00B050"/>
+        </w:rPr>
+      </w:pPr>
+      <w:r>
+        <w:rPr>
+          <w:color w:val="00B050"/>
+        </w:rPr>
         <w:t>Data Loading:</w:t>
       </w:r>
       <w:r>
+        <w:rPr>
+          <w:color w:val="00B050"/>
+        </w:rPr>
         <w:t xml:space="preserve"> </w:t>
       </w:r>
       <w:r>
         <w:rPr>
           <w:rFonts w:hint="cs"/>
+          <w:color w:val="00B050"/>
           <w:cs/>
         </w:rPr>
         <w:t xml:space="preserve">กำหนด </w:t>
       </w:r>
       <w:r>
+        <w:rPr>
+          <w:color w:val="00B050"/>
+        </w:rPr>
         <w:t xml:space="preserve">Batch Size </w:t>
       </w:r>
       <w:r>
         <w:rPr>
           <w:rFonts w:hint="cs"/>
+          <w:color w:val="00B050"/>
           <w:cs/>
         </w:rPr>
         <w:t xml:space="preserve">เท่ากับ </w:t>
       </w:r>
       <w:r>
+        <w:rPr>
+          <w:color w:val="00B050"/>
+        </w:rPr>
         <w:t>64</w:t>
       </w:r>
       <w:r>
         <w:rPr>
           <w:rFonts w:hint="cs"/>
-          <w:cs/>
-        </w:rPr>
-        <w:t xml:space="preserve"> รูปและมีการ </w:t>
-      </w:r>
-      <w:r>
-        <w:t xml:space="preserve">shuffle </w:t>
+          <w:color w:val="00B050"/>
+          <w:cs/>
+        </w:rPr>
+        <w:t xml:space="preserve"> รูป</w:t>
       </w:r>
       <w:r>
         <w:rPr>
           <w:rFonts w:hint="cs"/>
+          <w:color w:val="00B050"/>
+          <w:cs/>
+        </w:rPr>
+        <w:t xml:space="preserve">ภาพสำหรับ </w:t>
+      </w:r>
+      <w:r>
+        <w:rPr>
+          <w:color w:val="00B050"/>
+        </w:rPr>
+        <w:t xml:space="preserve">Training Set </w:t>
+      </w:r>
+      <w:r>
+        <w:rPr>
+          <w:rFonts w:hint="cs"/>
+          <w:color w:val="00B050"/>
+          <w:cs/>
+        </w:rPr>
+        <w:t xml:space="preserve">โดยมีการสุ่มสลับลำดับรูปภาพ </w:t>
+      </w:r>
+      <w:r>
+        <w:rPr>
+          <w:color w:val="00B050"/>
+        </w:rPr>
+        <w:t>(S</w:t>
+      </w:r>
+      <w:r>
+        <w:rPr>
+          <w:color w:val="00B050"/>
+        </w:rPr>
+        <w:t>huffle</w:t>
+      </w:r>
+      <w:r>
+        <w:rPr>
+          <w:color w:val="00B050"/>
+        </w:rPr>
+        <w:t>)</w:t>
+      </w:r>
+      <w:r>
+        <w:rPr>
+          <w:color w:val="00B050"/>
+        </w:rPr>
+        <w:t xml:space="preserve"> </w:t>
+      </w:r>
+      <w:r>
+        <w:rPr>
+          <w:rFonts w:hint="cs"/>
+          <w:color w:val="00B050"/>
           <w:cs/>
         </w:rPr>
         <w:t xml:space="preserve">ใหม่ ทั้งหมดในทุกๆ </w:t>
       </w:r>
       <w:r>
-        <w:t>epoch</w:t>
+        <w:rPr>
+          <w:color w:val="00B050"/>
+        </w:rPr>
+        <w:t>E</w:t>
+      </w:r>
+      <w:r>
+        <w:rPr>
+          <w:color w:val="00B050"/>
+        </w:rPr>
+        <w:t>poch</w:t>
       </w:r>
     </w:p>
     <w:p>
@@ -2592,7 +4347,7 @@
           <w:sz w:val="36"/>
           <w:szCs w:val="44"/>
         </w:rPr>
-        <w:t>a</w:t>
+        <w:t>A</w:t>
       </w:r>
       <w:r>
         <w:rPr>
@@ -2602,7 +4357,82 @@
           <w:sz w:val="36"/>
           <w:szCs w:val="44"/>
         </w:rPr>
-        <w:t>rchitechure</w:t>
+        <w:t>rchitec</w:t>
+      </w:r>
+      <w:r>
+        <w:rPr>
+          <w:rFonts w:asciiTheme="minorBidi" w:hAnsiTheme="minorBidi" w:cstheme="minorBidi"/>
+          <w:b/>
+          <w:bCs/>
+          <w:sz w:val="36"/>
+          <w:szCs w:val="44"/>
+        </w:rPr>
+        <w:t>t</w:t>
+      </w:r>
+      <w:r>
+        <w:rPr>
+          <w:rFonts w:asciiTheme="minorBidi" w:hAnsiTheme="minorBidi" w:cstheme="minorBidi"/>
+          <w:b/>
+          <w:bCs/>
+          <w:sz w:val="36"/>
+          <w:szCs w:val="44"/>
+        </w:rPr>
+        <w:t>ure</w:t>
+      </w:r>
+    </w:p>
+    <w:p>
+      <w:pPr>
+        <w:rPr>
+          <w:color w:val="FF0000"/>
+        </w:rPr>
+      </w:pPr>
+      <w:r>
+        <w:rPr>
+          <w:color w:val="FF0000"/>
+        </w:rPr>
+        <w:t xml:space="preserve">&gt;&gt; </w:t>
+      </w:r>
+      <w:r>
+        <w:rPr>
+          <w:rFonts w:hint="cs"/>
+          <w:color w:val="FF0000"/>
+          <w:cs/>
+        </w:rPr>
+        <w:t xml:space="preserve">ใส่ </w:t>
+      </w:r>
+      <w:r>
+        <w:rPr>
+          <w:color w:val="FF0000"/>
+        </w:rPr>
+        <w:t xml:space="preserve">show no ImageNet image </w:t>
+      </w:r>
+    </w:p>
+    <w:p>
+      <w:pPr>
+        <w:rPr>
+          <w:rFonts w:hint="cs"/>
+          <w:color w:val="FF0000"/>
+        </w:rPr>
+      </w:pPr>
+      <w:r>
+        <w:rPr>
+          <w:color w:val="FF0000"/>
+        </w:rPr>
+        <w:t xml:space="preserve">&gt;&gt; show model modification </w:t>
+      </w:r>
+      <w:r>
+        <w:rPr>
+          <w:rFonts w:hint="cs"/>
+          <w:color w:val="FF0000"/>
+          <w:cs/>
+        </w:rPr>
+        <w:t xml:space="preserve">ของแต่ละ </w:t>
+      </w:r>
+      <w:r>
+        <w:rPr>
+          <w:color w:val="FF0000"/>
+        </w:rPr>
+        <w:t>model</w:t>
       </w:r>
     </w:p>
     <w:p>
@@ -2636,12 +4466,14 @@
       <w:r>
         <w:t xml:space="preserve"> </w:t>
       </w:r>
+      <w:proofErr w:type="spellStart"/>
       <w:r>
         <w:t>a</w:t>
       </w:r>
       <w:r>
         <w:t>rchitechure</w:t>
       </w:r>
+      <w:proofErr w:type="spellEnd"/>
       <w:r>
         <w:t xml:space="preserve"> </w:t>
       </w:r>
@@ -3233,6 +5065,7 @@
                 <w:color w:val="EE0000"/>
                 <w:cs/>
               </w:rPr>
+              <w:lastRenderedPageBreak/>
               <w:t>เช่นกัน แต่</w:t>
             </w:r>
             <w:r>
@@ -3284,13 +5117,22 @@
                 <w:color w:val="EE0000"/>
                 <w:cs/>
               </w:rPr>
+              <w:lastRenderedPageBreak/>
               <w:t xml:space="preserve">ซับซ้อนกว่า </w:t>
             </w:r>
+            <w:proofErr w:type="spellStart"/>
             <w:r>
               <w:rPr>
                 <w:color w:val="EE0000"/>
               </w:rPr>
-              <w:t xml:space="preserve">MobileNet </w:t>
+              <w:t>MobileNet</w:t>
+            </w:r>
+            <w:proofErr w:type="spellEnd"/>
+            <w:r>
+              <w:rPr>
+                <w:color w:val="EE0000"/>
+              </w:rPr>
+              <w:t xml:space="preserve"> </w:t>
             </w:r>
             <w:r>
               <w:rPr>
@@ -3961,6 +5803,7 @@
         </w:rPr>
         <w:t xml:space="preserve">ต้องยืนยันค่า </w:t>
       </w:r>
+      <w:proofErr w:type="spellStart"/>
       <w:r>
         <w:rPr>
           <w:b/>
@@ -3969,8 +5812,9 @@
           <w:iCs/>
           <w:color w:val="EE0000"/>
         </w:rPr>
-        <w:t xml:space="preserve">feature_dim </w:t>
-      </w:r>
+        <w:t>feature_dim</w:t>
+      </w:r>
+      <w:proofErr w:type="spellEnd"/>
       <w:r>
         <w:rPr>
           <w:b/>
@@ -3978,9 +5822,8 @@
           <w:i/>
           <w:iCs/>
           <w:color w:val="EE0000"/>
-          <w:cs/>
-        </w:rPr>
-        <w:t xml:space="preserve">ที่แท้จริงต่อ </w:t>
+        </w:rPr>
+        <w:t xml:space="preserve"> </w:t>
       </w:r>
       <w:r>
         <w:rPr>
@@ -3989,8 +5832,9 @@
           <w:i/>
           <w:iCs/>
           <w:color w:val="EE0000"/>
-        </w:rPr>
-        <w:t xml:space="preserve">backbone </w:t>
+          <w:cs/>
+        </w:rPr>
+        <w:t xml:space="preserve">ที่แท้จริงต่อ </w:t>
       </w:r>
       <w:r>
         <w:rPr>
@@ -3999,9 +5843,8 @@
           <w:i/>
           <w:iCs/>
           <w:color w:val="EE0000"/>
-          <w:cs/>
-        </w:rPr>
-        <w:t>จาก</w:t>
+        </w:rPr>
+        <w:t xml:space="preserve">backbone </w:t>
       </w:r>
       <w:r>
         <w:rPr>
@@ -4010,8 +5853,9 @@
           <w:i/>
           <w:iCs/>
           <w:color w:val="EE0000"/>
-        </w:rPr>
-        <w:t xml:space="preserve"> src/models/backbone_factory.py (</w:t>
+          <w:cs/>
+        </w:rPr>
+        <w:t>จาก</w:t>
       </w:r>
       <w:r>
         <w:rPr>
@@ -4020,9 +5864,8 @@
           <w:i/>
           <w:iCs/>
           <w:color w:val="EE0000"/>
-          <w:cs/>
-        </w:rPr>
-        <w:t xml:space="preserve">ค่าทั่วไปตามเอกสาร </w:t>
+        </w:rPr>
+        <w:t xml:space="preserve"> src/models/backbone_factory.py (</w:t>
       </w:r>
       <w:r>
         <w:rPr>
@@ -4031,8 +5874,31 @@
           <w:i/>
           <w:iCs/>
           <w:color w:val="EE0000"/>
-        </w:rPr>
-        <w:t xml:space="preserve">torchvision: ResNet50=2048, VGG16=4096, EfficientNet-B0=1280, MobileNetV3-Small=1024 — </w:t>
+          <w:cs/>
+        </w:rPr>
+        <w:t xml:space="preserve">ค่าทั่วไปตามเอกสาร </w:t>
+      </w:r>
+      <w:proofErr w:type="spellStart"/>
+      <w:r>
+        <w:rPr>
+          <w:b/>
+          <w:bCs/>
+          <w:i/>
+          <w:iCs/>
+          <w:color w:val="EE0000"/>
+        </w:rPr>
+        <w:t>torchvision</w:t>
+      </w:r>
+      <w:proofErr w:type="spellEnd"/>
+      <w:r>
+        <w:rPr>
+          <w:b/>
+          <w:bCs/>
+          <w:i/>
+          <w:iCs/>
+          <w:color w:val="EE0000"/>
+        </w:rPr>
+        <w:t xml:space="preserve">: ResNet50=2048, VGG16=4096, EfficientNet-B0=1280, MobileNetV3-Small=1024 — </w:t>
       </w:r>
       <w:r>
         <w:rPr>
@@ -4054,7 +5920,31 @@
         </w:numPr>
       </w:pPr>
       <w:r>
-        <w:t>Layer 1: nn.Linear(feature_dim, head_hidden_dim=256)</w:t>
+        <w:t xml:space="preserve">Layer 1: </w:t>
+      </w:r>
+      <w:proofErr w:type="spellStart"/>
+      <w:r>
+        <w:t>nn.Linear</w:t>
+      </w:r>
+      <w:proofErr w:type="spellEnd"/>
+      <w:r>
+        <w:t>(</w:t>
+      </w:r>
+      <w:proofErr w:type="spellStart"/>
+      <w:r>
+        <w:t>feature_dim</w:t>
+      </w:r>
+      <w:proofErr w:type="spellEnd"/>
+      <w:r>
+        <w:t xml:space="preserve">, </w:t>
+      </w:r>
+      <w:proofErr w:type="spellStart"/>
+      <w:r>
+        <w:t>head_hidden_dim</w:t>
+      </w:r>
+      <w:proofErr w:type="spellEnd"/>
+      <w:r>
+        <w:t>=256)</w:t>
       </w:r>
     </w:p>
     <w:p>
@@ -4065,7 +5955,23 @@
         </w:numPr>
       </w:pPr>
       <w:r>
-        <w:t>Layer 2: nn.ReLU(inplace=True)</w:t>
+        <w:t xml:space="preserve">Layer 2: </w:t>
+      </w:r>
+      <w:proofErr w:type="spellStart"/>
+      <w:r>
+        <w:t>nn.ReLU</w:t>
+      </w:r>
+      <w:proofErr w:type="spellEnd"/>
+      <w:r>
+        <w:t>(</w:t>
+      </w:r>
+      <w:proofErr w:type="spellStart"/>
+      <w:r>
+        <w:t>inplace</w:t>
+      </w:r>
+      <w:proofErr w:type="spellEnd"/>
+      <w:r>
+        <w:t>=True)</w:t>
       </w:r>
     </w:p>
     <w:p>
@@ -4076,7 +5982,23 @@
         </w:numPr>
       </w:pPr>
       <w:r>
-        <w:t>Layer 3: nn.Dropout(head_dropout=0.3)</w:t>
+        <w:t xml:space="preserve">Layer 3: </w:t>
+      </w:r>
+      <w:proofErr w:type="spellStart"/>
+      <w:r>
+        <w:t>nn.Dropout</w:t>
+      </w:r>
+      <w:proofErr w:type="spellEnd"/>
+      <w:r>
+        <w:t>(</w:t>
+      </w:r>
+      <w:proofErr w:type="spellStart"/>
+      <w:r>
+        <w:t>head_dropout</w:t>
+      </w:r>
+      <w:proofErr w:type="spellEnd"/>
+      <w:r>
+        <w:t>=0.3)</w:t>
       </w:r>
     </w:p>
     <w:p>
@@ -4087,7 +6009,23 @@
         </w:numPr>
       </w:pPr>
       <w:r>
-        <w:t>Layer 4: nn.Linear(256, num_classes=4)</w:t>
+        <w:t xml:space="preserve">Layer 4: </w:t>
+      </w:r>
+      <w:proofErr w:type="spellStart"/>
+      <w:r>
+        <w:t>nn.Linear</w:t>
+      </w:r>
+      <w:proofErr w:type="spellEnd"/>
+      <w:r>
+        <w:t xml:space="preserve">(256, </w:t>
+      </w:r>
+      <w:proofErr w:type="spellStart"/>
+      <w:r>
+        <w:t>num_classes</w:t>
+      </w:r>
+      <w:proofErr w:type="spellEnd"/>
+      <w:r>
+        <w:t>=4)</w:t>
       </w:r>
     </w:p>
     <w:p>
@@ -4130,6 +6068,133 @@
           <w:szCs w:val="44"/>
         </w:rPr>
         <w:t>Training method</w:t>
+      </w:r>
+    </w:p>
+    <w:p>
+      <w:r>
+        <w:t xml:space="preserve">&gt;&gt; </w:t>
+      </w:r>
+      <w:r>
+        <w:rPr>
+          <w:rFonts w:hint="cs"/>
+          <w:cs/>
+        </w:rPr>
+        <w:t xml:space="preserve">บอกว่าเรา </w:t>
+      </w:r>
+      <w:r>
+        <w:t xml:space="preserve">tune </w:t>
+      </w:r>
+      <w:r>
+        <w:rPr>
+          <w:rFonts w:hint="cs"/>
+          <w:cs/>
+        </w:rPr>
+        <w:t xml:space="preserve">อะไรบ้าง ใน </w:t>
+      </w:r>
+      <w:proofErr w:type="spellStart"/>
+      <w:r>
+        <w:t>O</w:t>
+      </w:r>
+      <w:r>
+        <w:t>ptuna</w:t>
+      </w:r>
+      <w:proofErr w:type="spellEnd"/>
+      <w:r>
+        <w:t xml:space="preserve"> </w:t>
+      </w:r>
+    </w:p>
+    <w:p>
+      <w:r>
+        <w:lastRenderedPageBreak/>
+        <w:t xml:space="preserve">&gt;&gt; </w:t>
+      </w:r>
+      <w:r>
+        <w:rPr>
+          <w:rFonts w:hint="cs"/>
+          <w:cs/>
+        </w:rPr>
+        <w:t>บอกว่า</w:t>
+      </w:r>
+      <w:r>
+        <w:t xml:space="preserve"> </w:t>
+      </w:r>
+      <w:proofErr w:type="spellStart"/>
+      <w:r>
+        <w:t>Optuna</w:t>
+      </w:r>
+      <w:proofErr w:type="spellEnd"/>
+      <w:r>
+        <w:t xml:space="preserve"> </w:t>
+      </w:r>
+      <w:r>
+        <w:rPr>
+          <w:rFonts w:hint="cs"/>
+          <w:cs/>
+        </w:rPr>
+        <w:t>ใช้วิธีเสิช</w:t>
+      </w:r>
+      <w:r>
+        <w:rPr>
+          <w:rFonts w:hint="cs"/>
+          <w:cs/>
+        </w:rPr>
+        <w:t>หา</w:t>
+      </w:r>
+      <w:r>
+        <w:t xml:space="preserve"> parameter </w:t>
+      </w:r>
+      <w:r>
+        <w:rPr>
+          <w:rFonts w:hint="cs"/>
+          <w:cs/>
+        </w:rPr>
+        <w:t>อย่างไร</w:t>
+      </w:r>
+      <w:r>
+        <w:rPr>
+          <w:rFonts w:hint="cs"/>
+          <w:cs/>
+        </w:rPr>
+        <w:t>แบบใด</w:t>
+      </w:r>
+    </w:p>
+    <w:p>
+      <w:r>
+        <w:t xml:space="preserve">&gt;&gt; </w:t>
+      </w:r>
+      <w:r>
+        <w:rPr>
+          <w:rFonts w:hint="cs"/>
+          <w:cs/>
+        </w:rPr>
+        <w:t>บอก</w:t>
+      </w:r>
+      <w:r>
+        <w:t xml:space="preserve"> hyperparameter</w:t>
+      </w:r>
+      <w:r>
+        <w:rPr>
+          <w:rFonts w:hint="cs"/>
+          <w:cs/>
+        </w:rPr>
+        <w:t xml:space="preserve"> อื่นๆเช่น</w:t>
+      </w:r>
+      <w:r>
+        <w:t xml:space="preserve"> early stopping, max epoch, </w:t>
+      </w:r>
+      <w:r>
+        <w:t xml:space="preserve">learning </w:t>
+      </w:r>
+      <w:proofErr w:type="spellStart"/>
+      <w:r>
+        <w:t>rate,</w:t>
+      </w:r>
+      <w:r>
+        <w:t>etc</w:t>
+      </w:r>
+      <w:proofErr w:type="spellEnd"/>
+      <w:r>
+        <w:t>.</w:t>
       </w:r>
     </w:p>
     <w:p>
@@ -4150,24 +6215,52 @@
           <w:bCs/>
           <w:color w:val="EE0000"/>
         </w:rPr>
-        <w:t xml:space="preserve">Stage 1 — Freeze Backbone: freeze_backbone(fully=True) — </w:t>
-      </w:r>
+        <w:t xml:space="preserve">Stage 1 — Freeze Backbone: </w:t>
+      </w:r>
+      <w:proofErr w:type="spellStart"/>
       <w:r>
         <w:rPr>
           <w:b/>
           <w:bCs/>
           <w:color w:val="EE0000"/>
+        </w:rPr>
+        <w:t>freeze_backbone</w:t>
+      </w:r>
+      <w:proofErr w:type="spellEnd"/>
+      <w:r>
+        <w:rPr>
+          <w:b/>
+          <w:bCs/>
+          <w:color w:val="EE0000"/>
+        </w:rPr>
+        <w:t xml:space="preserve">(fully=True) — </w:t>
+      </w:r>
+      <w:r>
+        <w:rPr>
+          <w:b/>
+          <w:bCs/>
+          <w:color w:val="EE0000"/>
           <w:cs/>
         </w:rPr>
         <w:t xml:space="preserve">ปิด </w:t>
       </w:r>
+      <w:proofErr w:type="spellStart"/>
       <w:r>
         <w:rPr>
           <w:b/>
           <w:bCs/>
           <w:color w:val="EE0000"/>
         </w:rPr>
-        <w:t xml:space="preserve">requires_grad </w:t>
+        <w:t>requires_grad</w:t>
+      </w:r>
+      <w:proofErr w:type="spellEnd"/>
+      <w:r>
+        <w:rPr>
+          <w:b/>
+          <w:bCs/>
+          <w:color w:val="EE0000"/>
+        </w:rPr>
+        <w:t xml:space="preserve"> </w:t>
       </w:r>
       <w:r>
         <w:rPr>
@@ -4248,7 +6341,25 @@
           <w:bCs/>
           <w:color w:val="EE0000"/>
         </w:rPr>
-        <w:t xml:space="preserve">Stage 2 — Selective Unfreeze: unfreeze_last_n_blocks(n=2) — </w:t>
+        <w:t xml:space="preserve">Stage 2 — Selective Unfreeze: </w:t>
+      </w:r>
+      <w:proofErr w:type="spellStart"/>
+      <w:r>
+        <w:rPr>
+          <w:b/>
+          <w:bCs/>
+          <w:color w:val="EE0000"/>
+        </w:rPr>
+        <w:t>unfreeze_last_n_blocks</w:t>
+      </w:r>
+      <w:proofErr w:type="spellEnd"/>
+      <w:r>
+        <w:rPr>
+          <w:b/>
+          <w:bCs/>
+          <w:color w:val="EE0000"/>
+        </w:rPr>
+        <w:t xml:space="preserve">(n=2) — </w:t>
       </w:r>
       <w:r>
         <w:rPr>
@@ -4396,11 +6507,19 @@
         </w:rPr>
         <w:t xml:space="preserve">ใช้ </w:t>
       </w:r>
+      <w:proofErr w:type="spellStart"/>
       <w:r>
         <w:rPr>
           <w:color w:val="000000" w:themeColor="text1"/>
         </w:rPr>
-        <w:t>Optuna (TPE sampler + pruning)</w:t>
+        <w:t>Optuna</w:t>
+      </w:r>
+      <w:proofErr w:type="spellEnd"/>
+      <w:r>
+        <w:rPr>
+          <w:color w:val="000000" w:themeColor="text1"/>
+        </w:rPr>
+        <w:t xml:space="preserve"> (TPE sampler + pruning)</w:t>
       </w:r>
       <w:r>
         <w:rPr>
@@ -4546,6 +6665,7 @@
         </w:rPr>
         <w:t xml:space="preserve">ของ </w:t>
       </w:r>
+      <w:proofErr w:type="spellStart"/>
       <w:r>
         <w:rPr>
           <w:b/>
@@ -4554,86 +6674,87 @@
           <w:iCs/>
           <w:color w:val="C00000"/>
         </w:rPr>
-        <w:t xml:space="preserve">Optuna (learning rate, epochs </w:t>
-      </w:r>
-      <w:r>
-        <w:rPr>
-          <w:rFonts w:cs="Angsana New"/>
+        <w:t>Optuna</w:t>
+      </w:r>
+      <w:proofErr w:type="spellEnd"/>
+      <w:r>
+        <w:rPr>
           <w:b/>
           <w:bCs/>
           <w:i/>
           <w:iCs/>
           <w:color w:val="C00000"/>
-          <w:cs/>
-        </w:rPr>
-        <w:t xml:space="preserve">ต่อ </w:t>
-      </w:r>
-      <w:r>
-        <w:rPr>
+        </w:rPr>
+        <w:t xml:space="preserve"> (learning rate, epochs </w:t>
+      </w:r>
+      <w:r>
+        <w:rPr>
+          <w:rFonts w:cs="Angsana New"/>
           <w:b/>
           <w:bCs/>
           <w:i/>
           <w:iCs/>
           <w:color w:val="C00000"/>
-        </w:rPr>
-        <w:t xml:space="preserve">stage, </w:t>
-      </w:r>
-      <w:r>
-        <w:rPr>
-          <w:rFonts w:cs="Angsana New"/>
+          <w:cs/>
+        </w:rPr>
+        <w:t xml:space="preserve">ต่อ </w:t>
+      </w:r>
+      <w:r>
+        <w:rPr>
           <w:b/>
           <w:bCs/>
           <w:i/>
           <w:iCs/>
           <w:color w:val="C00000"/>
-          <w:cs/>
-        </w:rPr>
-        <w:t xml:space="preserve">ฯลฯ) และค่า </w:t>
-      </w:r>
-      <w:r>
-        <w:rPr>
+        </w:rPr>
+        <w:t xml:space="preserve">stage, </w:t>
+      </w:r>
+      <w:r>
+        <w:rPr>
+          <w:rFonts w:cs="Angsana New"/>
           <w:b/>
           <w:bCs/>
           <w:i/>
           <w:iCs/>
           <w:color w:val="C00000"/>
-        </w:rPr>
-        <w:t xml:space="preserve">hyperparameter </w:t>
-      </w:r>
-      <w:r>
-        <w:rPr>
-          <w:rFonts w:cs="Angsana New"/>
+          <w:cs/>
+        </w:rPr>
+        <w:t xml:space="preserve">ฯลฯ) และค่า </w:t>
+      </w:r>
+      <w:r>
+        <w:rPr>
           <w:b/>
           <w:bCs/>
           <w:i/>
           <w:iCs/>
           <w:color w:val="C00000"/>
-          <w:cs/>
-        </w:rPr>
-        <w:t xml:space="preserve">ที่ดีที่สุดที่ </w:t>
-      </w:r>
-      <w:r>
-        <w:rPr>
+        </w:rPr>
+        <w:t xml:space="preserve">hyperparameter </w:t>
+      </w:r>
+      <w:r>
+        <w:rPr>
+          <w:rFonts w:cs="Angsana New"/>
           <w:b/>
           <w:bCs/>
           <w:i/>
           <w:iCs/>
           <w:color w:val="C00000"/>
-        </w:rPr>
-        <w:t xml:space="preserve">Optuna </w:t>
-      </w:r>
-      <w:r>
-        <w:rPr>
-          <w:rFonts w:cs="Angsana New"/>
+          <w:cs/>
+        </w:rPr>
+        <w:t xml:space="preserve">ที่ดีที่สุดที่ </w:t>
+      </w:r>
+      <w:proofErr w:type="spellStart"/>
+      <w:r>
+        <w:rPr>
           <w:b/>
           <w:bCs/>
           <w:i/>
           <w:iCs/>
           <w:color w:val="C00000"/>
-          <w:cs/>
-        </w:rPr>
-        <w:t>เลือกให้ต่อ</w:t>
-      </w:r>
+        </w:rPr>
+        <w:t>Optuna</w:t>
+      </w:r>
+      <w:proofErr w:type="spellEnd"/>
       <w:r>
         <w:rPr>
           <w:b/>
@@ -4642,7 +6763,7 @@
           <w:iCs/>
           <w:color w:val="C00000"/>
         </w:rPr>
-        <w:t xml:space="preserve"> architecture — </w:t>
+        <w:t xml:space="preserve"> </w:t>
       </w:r>
       <w:r>
         <w:rPr>
@@ -4654,7 +6775,7 @@
           <w:color w:val="C00000"/>
           <w:cs/>
         </w:rPr>
-        <w:t xml:space="preserve">ดึงจาก </w:t>
+        <w:t>เลือกให้ต่อ</w:t>
       </w:r>
       <w:r>
         <w:rPr>
@@ -4664,7 +6785,7 @@
           <w:iCs/>
           <w:color w:val="C00000"/>
         </w:rPr>
-        <w:t xml:space="preserve">Optuna study (best_trial </w:t>
+        <w:t xml:space="preserve"> architecture — </w:t>
       </w:r>
       <w:r>
         <w:rPr>
@@ -4676,8 +6797,9 @@
           <w:color w:val="C00000"/>
           <w:cs/>
         </w:rPr>
-        <w:t xml:space="preserve">ต่อ </w:t>
-      </w:r>
+        <w:t xml:space="preserve">ดึงจาก </w:t>
+      </w:r>
+      <w:proofErr w:type="spellStart"/>
       <w:r>
         <w:rPr>
           <w:b/>
@@ -4686,6 +6808,61 @@
           <w:iCs/>
           <w:color w:val="C00000"/>
         </w:rPr>
+        <w:t>Optuna</w:t>
+      </w:r>
+      <w:proofErr w:type="spellEnd"/>
+      <w:r>
+        <w:rPr>
+          <w:b/>
+          <w:bCs/>
+          <w:i/>
+          <w:iCs/>
+          <w:color w:val="C00000"/>
+        </w:rPr>
+        <w:t xml:space="preserve"> study (</w:t>
+      </w:r>
+      <w:proofErr w:type="spellStart"/>
+      <w:r>
+        <w:rPr>
+          <w:b/>
+          <w:bCs/>
+          <w:i/>
+          <w:iCs/>
+          <w:color w:val="C00000"/>
+        </w:rPr>
+        <w:t>best_trial</w:t>
+      </w:r>
+      <w:proofErr w:type="spellEnd"/>
+      <w:r>
+        <w:rPr>
+          <w:b/>
+          <w:bCs/>
+          <w:i/>
+          <w:iCs/>
+          <w:color w:val="C00000"/>
+        </w:rPr>
+        <w:t xml:space="preserve"> </w:t>
+      </w:r>
+      <w:r>
+        <w:rPr>
+          <w:rFonts w:cs="Angsana New"/>
+          <w:b/>
+          <w:bCs/>
+          <w:i/>
+          <w:iCs/>
+          <w:color w:val="C00000"/>
+          <w:cs/>
+        </w:rPr>
+        <w:t xml:space="preserve">ต่อ </w:t>
+      </w:r>
+      <w:r>
+        <w:rPr>
+          <w:b/>
+          <w:bCs/>
+          <w:i/>
+          <w:iCs/>
+          <w:color w:val="C00000"/>
+        </w:rPr>
         <w:t>backbone)</w:t>
       </w:r>
     </w:p>
@@ -4697,45 +6874,12 @@
           <w:b/>
           <w:bCs/>
           <w:color w:val="C00000"/>
+          <w:cs/>
         </w:rPr>
       </w:pPr>
     </w:p>
     <w:p>
       <w:pPr>
-        <w:spacing w:before="100" w:after="200"/>
-        <w:rPr>
-          <w:rFonts w:ascii="Segoe UI Symbol" w:hAnsi="Segoe UI Symbol"/>
-          <w:b/>
-          <w:bCs/>
-          <w:color w:val="C00000"/>
-        </w:rPr>
-      </w:pPr>
-    </w:p>
-    <w:p>
-      <w:pPr>
-        <w:spacing w:before="100" w:after="200"/>
-        <w:rPr>
-          <w:rFonts w:ascii="Segoe UI Symbol" w:hAnsi="Segoe UI Symbol"/>
-          <w:b/>
-          <w:bCs/>
-          <w:color w:val="C00000"/>
-        </w:rPr>
-      </w:pPr>
-    </w:p>
-    <w:p>
-      <w:pPr>
-        <w:spacing w:before="100" w:after="200"/>
-        <w:rPr>
-          <w:rFonts w:ascii="Segoe UI Symbol" w:hAnsi="Segoe UI Symbol"/>
-          <w:b/>
-          <w:bCs/>
-          <w:color w:val="C00000"/>
-          <w:cs/>
-        </w:rPr>
-      </w:pPr>
-    </w:p>
-    <w:p>
-      <w:pPr>
         <w:pStyle w:val="Heading2"/>
         <w:rPr>
           <w:rFonts w:asciiTheme="minorBidi" w:hAnsiTheme="minorBidi" w:cstheme="minorBidi"/>
@@ -4753,7 +6897,6 @@
           <w:sz w:val="36"/>
           <w:szCs w:val="44"/>
         </w:rPr>
-        <w:lastRenderedPageBreak/>
         <w:t>5.</w:t>
       </w:r>
       <w:r>
@@ -4786,7 +6929,15 @@
         </w:numPr>
       </w:pPr>
       <w:r>
-        <w:t xml:space="preserve">Learning Curves (train/val loss, accuracy </w:t>
+        <w:t>Learning Curves (train/</w:t>
+      </w:r>
+      <w:proofErr w:type="spellStart"/>
+      <w:r>
+        <w:t>val</w:t>
+      </w:r>
+      <w:proofErr w:type="spellEnd"/>
+      <w:r>
+        <w:t xml:space="preserve"> loss, accuracy </w:t>
       </w:r>
       <w:r>
         <w:rPr>
@@ -4821,7 +6972,23 @@
         <w:t xml:space="preserve">คำนวณแบบ </w:t>
       </w:r>
       <w:r>
-        <w:t xml:space="preserve">macro average (precision_macro, recall_macro, f1_macro </w:t>
+        <w:t>macro average (</w:t>
+      </w:r>
+      <w:proofErr w:type="spellStart"/>
+      <w:r>
+        <w:t>precision_macro</w:t>
+      </w:r>
+      <w:proofErr w:type="spellEnd"/>
+      <w:r>
+        <w:t xml:space="preserve">, </w:t>
+      </w:r>
+      <w:proofErr w:type="spellStart"/>
+      <w:r>
+        <w:t>recall_macro</w:t>
+      </w:r>
+      <w:proofErr w:type="spellEnd"/>
+      <w:r>
+        <w:t xml:space="preserve">, f1_macro </w:t>
       </w:r>
       <w:r>
         <w:rPr>
@@ -4829,8 +6996,13 @@
         </w:rPr>
         <w:t xml:space="preserve">ตามที่ </w:t>
       </w:r>
-      <w:r>
-        <w:t xml:space="preserve">ExperimentRunner </w:t>
+      <w:proofErr w:type="spellStart"/>
+      <w:r>
+        <w:t>ExperimentRunner</w:t>
+      </w:r>
+      <w:proofErr w:type="spellEnd"/>
+      <w:r>
+        <w:t xml:space="preserve"> </w:t>
       </w:r>
       <w:r>
         <w:rPr>
@@ -4878,9 +7050,11 @@
         </w:rPr>
         <w:t xml:space="preserve">และ </w:t>
       </w:r>
+      <w:proofErr w:type="spellStart"/>
       <w:r>
         <w:t>GradCAM</w:t>
       </w:r>
+      <w:proofErr w:type="spellEnd"/>
     </w:p>
     <w:p>
       <w:pPr>
@@ -4967,8 +7141,13 @@
         </w:rPr>
         <w:t xml:space="preserve">และ </w:t>
       </w:r>
-      <w:r>
-        <w:t xml:space="preserve">GradCAM </w:t>
+      <w:proofErr w:type="spellStart"/>
+      <w:r>
+        <w:t>GradCAM</w:t>
+      </w:r>
+      <w:proofErr w:type="spellEnd"/>
+      <w:r>
+        <w:t xml:space="preserve"> </w:t>
       </w:r>
       <w:r>
         <w:rPr>
@@ -5019,9 +7198,47 @@
           <w:sz w:val="36"/>
           <w:szCs w:val="44"/>
         </w:rPr>
-        <w:t>Experimental results</w:t>
-      </w:r>
-      <w:r>
+        <w:t xml:space="preserve">Experimental results </w:t>
+      </w:r>
+    </w:p>
+    <w:p>
+      <w:r>
+        <w:t xml:space="preserve">&gt;&gt; </w:t>
+      </w:r>
+      <w:r>
+        <w:rPr>
+          <w:rFonts w:hint="cs"/>
+          <w:cs/>
+        </w:rPr>
+        <w:t xml:space="preserve">ตารางแสดงผลเทียบ </w:t>
+      </w:r>
+      <w:r>
+        <w:t>train, test</w:t>
+      </w:r>
+    </w:p>
+    <w:p>
+      <w:r>
+        <w:t>&gt;&gt; T-test</w:t>
+      </w:r>
+    </w:p>
+    <w:p>
+      <w:pPr>
+        <w:rPr>
+          <w:rFonts w:hint="cs"/>
+        </w:rPr>
+      </w:pPr>
+      <w:r>
+        <w:t xml:space="preserve">&gt;&gt; </w:t>
+      </w:r>
+      <w:proofErr w:type="spellStart"/>
+      <w:r>
+        <w:t>GradCam</w:t>
+      </w:r>
+      <w:proofErr w:type="spellEnd"/>
+    </w:p>
+    <w:p>
+      <w:pPr>
+        <w:pStyle w:val="Heading2"/>
         <w:rPr>
           <w:rFonts w:asciiTheme="minorBidi" w:hAnsiTheme="minorBidi" w:cstheme="minorBidi"/>
           <w:b/>
@@ -5029,12 +7246,8 @@
           <w:sz w:val="36"/>
           <w:szCs w:val="44"/>
         </w:rPr>
-        <w:t xml:space="preserve"> </w:t>
-      </w:r>
-    </w:p>
-    <w:p>
-      <w:pPr>
-        <w:pStyle w:val="Heading2"/>
+      </w:pPr>
+      <w:r>
         <w:rPr>
           <w:rFonts w:asciiTheme="minorBidi" w:hAnsiTheme="minorBidi" w:cstheme="minorBidi"/>
           <w:b/>
@@ -5042,15 +7255,7 @@
           <w:sz w:val="36"/>
           <w:szCs w:val="44"/>
         </w:rPr>
-      </w:pPr>
-      <w:r>
-        <w:rPr>
-          <w:rFonts w:asciiTheme="minorBidi" w:hAnsiTheme="minorBidi" w:cstheme="minorBidi"/>
-          <w:b/>
-          <w:bCs/>
-          <w:sz w:val="36"/>
-          <w:szCs w:val="44"/>
-        </w:rPr>
+        <w:lastRenderedPageBreak/>
         <w:t>7.</w:t>
       </w:r>
       <w:r>
@@ -6218,6 +8423,7 @@
   <w:style w:type="character" w:default="1" w:styleId="DefaultParagraphFont">
     <w:name w:val="Default Paragraph Font"/>
     <w:uiPriority w:val="1"/>
+    <w:semiHidden/>
     <w:unhideWhenUsed/>
   </w:style>
   <w:style w:type="table" w:default="1" w:styleId="TableNormal">
@@ -6321,6 +8527,85 @@
     <w:rPr>
       <w:b/>
       <w:bCs/>
+    </w:rPr>
+  </w:style>
+  <w:style w:type="character" w:styleId="CommentReference">
+    <w:name w:val="annotation reference"/>
+    <w:basedOn w:val="DefaultParagraphFont"/>
+    <w:uiPriority w:val="99"/>
+    <w:semiHidden/>
+    <w:unhideWhenUsed/>
+    <w:rsid w:val="004120F1"/>
+    <w:rPr>
+      <w:sz w:val="16"/>
+      <w:szCs w:val="16"/>
+    </w:rPr>
+  </w:style>
+  <w:style w:type="paragraph" w:styleId="CommentText">
+    <w:name w:val="annotation text"/>
+    <w:basedOn w:val="Normal"/>
+    <w:link w:val="CommentTextChar"/>
+    <w:uiPriority w:val="99"/>
+    <w:semiHidden/>
+    <w:unhideWhenUsed/>
+    <w:rsid w:val="004120F1"/>
+    <w:pPr>
+      <w:spacing w:line="240" w:lineRule="auto"/>
+    </w:pPr>
+    <w:rPr>
+      <w:sz w:val="20"/>
+      <w:szCs w:val="25"/>
+    </w:rPr>
+  </w:style>
+  <w:style w:type="character" w:customStyle="1" w:styleId="CommentTextChar">
+    <w:name w:val="Comment Text Char"/>
+    <w:basedOn w:val="DefaultParagraphFont"/>
+    <w:link w:val="CommentText"/>
+    <w:uiPriority w:val="99"/>
+    <w:semiHidden/>
+    <w:rsid w:val="004120F1"/>
+    <w:rPr>
+      <w:sz w:val="20"/>
+      <w:szCs w:val="25"/>
+    </w:rPr>
+  </w:style>
+  <w:style w:type="paragraph" w:styleId="CommentSubject">
+    <w:name w:val="annotation subject"/>
+    <w:basedOn w:val="CommentText"/>
+    <w:next w:val="CommentText"/>
+    <w:link w:val="CommentSubjectChar"/>
+    <w:uiPriority w:val="99"/>
+    <w:semiHidden/>
+    <w:unhideWhenUsed/>
+    <w:rsid w:val="004120F1"/>
+    <w:rPr>
+      <w:b/>
+      <w:bCs/>
+    </w:rPr>
+  </w:style>
+  <w:style w:type="character" w:customStyle="1" w:styleId="CommentSubjectChar">
+    <w:name w:val="Comment Subject Char"/>
+    <w:basedOn w:val="CommentTextChar"/>
+    <w:link w:val="CommentSubject"/>
+    <w:uiPriority w:val="99"/>
+    <w:semiHidden/>
+    <w:rsid w:val="004120F1"/>
+    <w:rPr>
+      <w:b/>
+      <w:bCs/>
+      <w:sz w:val="20"/>
+      <w:szCs w:val="25"/>
+    </w:rPr>
+  </w:style>
+  <w:style w:type="character" w:styleId="Emphasis">
+    <w:name w:val="Emphasis"/>
+    <w:basedOn w:val="DefaultParagraphFont"/>
+    <w:uiPriority w:val="20"/>
+    <w:qFormat/>
+    <w:rsid w:val="00463A70"/>
+    <w:rPr>
+      <w:i/>
+      <w:iCs/>
     </w:rPr>
   </w:style>
 </w:styles>

--- a/_Document/task_summary.docx
+++ b/_Document/task_summary.docx
@@ -1,6 +1,6 @@
 
 <file path=word/document.xml><?xml version="1.0" encoding="utf-8"?>
-<w:document xmlns:wpc="http://schemas.microsoft.com/office/word/2010/wordprocessingCanvas" xmlns:cx="http://schemas.microsoft.com/office/drawing/2014/chartex" xmlns:cx1="http://schemas.microsoft.com/office/drawing/2015/9/8/chartex" xmlns:cx2="http://schemas.microsoft.com/office/drawing/2015/10/21/chartex" xmlns:cx3="http://schemas.microsoft.com/office/drawing/2016/5/9/chartex" xmlns:cx4="http://schemas.microsoft.com/office/drawing/2016/5/10/chartex" xmlns:cx5="http://schemas.microsoft.com/office/drawing/2016/5/11/chartex" xmlns:cx6="http://schemas.microsoft.com/office/drawing/2016/5/12/chartex" xmlns:cx7="http://schemas.microsoft.com/office/drawing/2016/5/13/chartex" xmlns:cx8="http://schemas.microsoft.com/office/drawing/2016/5/14/chartex" xmlns:mc="http://schemas.openxmlformats.org/markup-compatibility/2006" xmlns:aink="http://schemas.microsoft.com/office/drawing/2016/ink" xmlns:am3d="http://schemas.microsoft.com/office/drawing/2017/model3d" xmlns:o="urn:schemas-microsoft-com:office:office" xmlns:r="http://schemas.openxmlformats.org/officeDocument/2006/relationships" xmlns:m="http://schemas.openxmlformats.org/officeDocument/2006/math" xmlns:v="urn:schemas-microsoft-com:vml" xmlns:wp14="http://schemas.microsoft.com/office/word/2010/wordprocessingDrawing" xmlns:wp="http://schemas.openxmlformats.org/drawingml/2006/wordprocessingDrawing" xmlns:w10="urn:schemas-microsoft-com:office:word" xmlns:w="http://schemas.openxmlformats.org/wordprocessingml/2006/main" xmlns:w14="http://schemas.microsoft.com/office/word/2010/wordml" xmlns:w15="http://schemas.microsoft.com/office/word/2012/wordml" xmlns:w16cex="http://schemas.microsoft.com/office/word/2018/wordml/cex" xmlns:w16cid="http://schemas.microsoft.com/office/word/2016/wordml/cid" xmlns:w16="http://schemas.microsoft.com/office/word/2018/wordml" xmlns:w16sdtdh="http://schemas.microsoft.com/office/word/2020/wordml/sdtdatahash" xmlns:w16se="http://schemas.microsoft.com/office/word/2015/wordml/symex" xmlns:wpg="http://schemas.microsoft.com/office/word/2010/wordprocessingGroup" xmlns:wpi="http://schemas.microsoft.com/office/word/2010/wordprocessingInk" xmlns:wne="http://schemas.microsoft.com/office/word/2006/wordml" xmlns:wps="http://schemas.microsoft.com/office/word/2010/wordprocessingShape" mc:Ignorable="w14 w15 w16se w16cid w16 w16cex w16sdtdh wp14">
+<w:document xmlns:wpc="http://schemas.microsoft.com/office/word/2010/wordprocessingCanvas" xmlns:cx="http://schemas.microsoft.com/office/drawing/2014/chartex" xmlns:cx1="http://schemas.microsoft.com/office/drawing/2015/9/8/chartex" xmlns:cx2="http://schemas.microsoft.com/office/drawing/2015/10/21/chartex" xmlns:cx3="http://schemas.microsoft.com/office/drawing/2016/5/9/chartex" xmlns:cx4="http://schemas.microsoft.com/office/drawing/2016/5/10/chartex" xmlns:cx5="http://schemas.microsoft.com/office/drawing/2016/5/11/chartex" xmlns:cx6="http://schemas.microsoft.com/office/drawing/2016/5/12/chartex" xmlns:cx7="http://schemas.microsoft.com/office/drawing/2016/5/13/chartex" xmlns:cx8="http://schemas.microsoft.com/office/drawing/2016/5/14/chartex" xmlns:mc="http://schemas.openxmlformats.org/markup-compatibility/2006" xmlns:aink="http://schemas.microsoft.com/office/drawing/2016/ink" xmlns:am3d="http://schemas.microsoft.com/office/drawing/2017/model3d" xmlns:o="urn:schemas-microsoft-com:office:office" xmlns:oel="http://schemas.microsoft.com/office/2019/extlst" xmlns:r="http://schemas.openxmlformats.org/officeDocument/2006/relationships" xmlns:m="http://schemas.openxmlformats.org/officeDocument/2006/math" xmlns:v="urn:schemas-microsoft-com:vml" xmlns:wp14="http://schemas.microsoft.com/office/word/2010/wordprocessingDrawing" xmlns:wp="http://schemas.openxmlformats.org/drawingml/2006/wordprocessingDrawing" xmlns:w10="urn:schemas-microsoft-com:office:word" xmlns:w="http://schemas.openxmlformats.org/wordprocessingml/2006/main" xmlns:w14="http://schemas.microsoft.com/office/word/2010/wordml" xmlns:w15="http://schemas.microsoft.com/office/word/2012/wordml" xmlns:w16cex="http://schemas.microsoft.com/office/word/2018/wordml/cex" xmlns:w16cid="http://schemas.microsoft.com/office/word/2016/wordml/cid" xmlns:w16="http://schemas.microsoft.com/office/word/2018/wordml" xmlns:w16du="http://schemas.microsoft.com/office/word/2023/wordml/word16du" xmlns:w16sdtdh="http://schemas.microsoft.com/office/word/2020/wordml/sdtdatahash" xmlns:w16sdtfl="http://schemas.microsoft.com/office/word/2024/wordml/sdtformatlock" xmlns:w16se="http://schemas.microsoft.com/office/word/2015/wordml/symex" xmlns:wpg="http://schemas.microsoft.com/office/word/2010/wordprocessingGroup" xmlns:wpi="http://schemas.microsoft.com/office/word/2010/wordprocessingInk" xmlns:wne="http://schemas.microsoft.com/office/word/2006/wordml" xmlns:wps="http://schemas.microsoft.com/office/word/2010/wordprocessingShape" mc:Ignorable="w14 w15 w16se w16cid w16 w16cex w16sdtdh w16sdtfl w16du wp14">
   <w:body>
     <w:p>
       <w:pPr>
@@ -113,7 +113,7 @@
     <w:p>
       <w:pPr>
         <w:rPr>
-          <w:rFonts w:asciiTheme="minorBidi" w:hAnsiTheme="minorBidi" w:hint="cs"/>
+          <w:rFonts w:asciiTheme="minorBidi" w:hAnsiTheme="minorBidi"/>
           <w:color w:val="FF0000"/>
         </w:rPr>
       </w:pPr>
@@ -203,16 +203,7 @@
           <w:sz w:val="28"/>
           <w:szCs w:val="36"/>
         </w:rPr>
-        <w:t>(Devil Fruit)</w:t>
-      </w:r>
-      <w:r>
-        <w:rPr>
-          <w:rFonts w:asciiTheme="minorBidi" w:hAnsiTheme="minorBidi"/>
-          <w:color w:val="00B050"/>
-          <w:sz w:val="28"/>
-          <w:szCs w:val="36"/>
-        </w:rPr>
-        <w:t xml:space="preserve"> </w:t>
+        <w:t xml:space="preserve">(Devil Fruit) </w:t>
       </w:r>
       <w:r>
         <w:rPr>
@@ -314,25 +305,7 @@
           <w:color w:val="00B050"/>
           <w:sz w:val="28"/>
         </w:rPr>
-        <w:t xml:space="preserve">, </w:t>
-      </w:r>
-      <w:proofErr w:type="spellStart"/>
-      <w:r>
-        <w:rPr>
-          <w:rFonts w:asciiTheme="minorBidi" w:hAnsiTheme="minorBidi"/>
-          <w:color w:val="00B050"/>
-          <w:sz w:val="28"/>
-        </w:rPr>
-        <w:t>Mera</w:t>
-      </w:r>
-      <w:proofErr w:type="spellEnd"/>
-      <w:r>
-        <w:rPr>
-          <w:rFonts w:asciiTheme="minorBidi" w:hAnsiTheme="minorBidi"/>
-          <w:color w:val="00B050"/>
-          <w:sz w:val="28"/>
-        </w:rPr>
-        <w:t xml:space="preserve"> </w:t>
+        <w:t xml:space="preserve">, Mera </w:t>
       </w:r>
       <w:proofErr w:type="spellStart"/>
       <w:r>
@@ -703,23 +676,13 @@
         </w:rPr>
         <w:t xml:space="preserve">, </w:t>
       </w:r>
-      <w:proofErr w:type="spellStart"/>
-      <w:r>
-        <w:rPr>
-          <w:rFonts w:asciiTheme="minorBidi" w:hAnsiTheme="minorBidi"/>
-          <w:color w:val="00B050"/>
-          <w:sz w:val="28"/>
-        </w:rPr>
-        <w:t>Mera</w:t>
-      </w:r>
-      <w:proofErr w:type="spellEnd"/>
-      <w:r>
-        <w:rPr>
-          <w:rFonts w:asciiTheme="minorBidi" w:hAnsiTheme="minorBidi"/>
-          <w:color w:val="00B050"/>
-          <w:sz w:val="28"/>
-        </w:rPr>
-        <w:t xml:space="preserve"> </w:t>
+      <w:r>
+        <w:rPr>
+          <w:rFonts w:asciiTheme="minorBidi" w:hAnsiTheme="minorBidi"/>
+          <w:color w:val="00B050"/>
+          <w:sz w:val="28"/>
+        </w:rPr>
+        <w:t xml:space="preserve">Mera </w:t>
       </w:r>
       <w:proofErr w:type="spellStart"/>
       <w:r>
@@ -1378,12 +1341,14 @@
         </w:numPr>
         <w:rPr>
           <w:rFonts w:asciiTheme="minorBidi" w:hAnsiTheme="minorBidi"/>
-          <w:sz w:val="28"/>
-        </w:rPr>
-      </w:pPr>
-      <w:r>
-        <w:rPr>
-          <w:rFonts w:asciiTheme="minorBidi" w:hAnsiTheme="minorBidi"/>
+          <w:color w:val="00B050"/>
+          <w:sz w:val="28"/>
+        </w:rPr>
+      </w:pPr>
+      <w:r>
+        <w:rPr>
+          <w:rFonts w:asciiTheme="minorBidi" w:hAnsiTheme="minorBidi"/>
+          <w:color w:val="00B050"/>
           <w:sz w:val="28"/>
           <w:cs/>
         </w:rPr>
@@ -1392,6 +1357,16 @@
       <w:r>
         <w:rPr>
           <w:rFonts w:asciiTheme="minorBidi" w:hAnsiTheme="minorBidi" w:hint="cs"/>
+          <w:color w:val="00B050"/>
+          <w:sz w:val="28"/>
+          <w:cs/>
+        </w:rPr>
+        <w:t>เป็นรูป</w:t>
+      </w:r>
+      <w:r>
+        <w:rPr>
+          <w:rFonts w:asciiTheme="minorBidi" w:hAnsiTheme="minorBidi" w:hint="cs"/>
+          <w:color w:val="00B050"/>
           <w:sz w:val="28"/>
           <w:cs/>
         </w:rPr>
@@ -1399,72 +1374,200 @@
       </w:r>
       <w:r>
         <w:rPr>
-          <w:rFonts w:asciiTheme="minorBidi" w:hAnsiTheme="minorBidi"/>
-          <w:sz w:val="28"/>
-          <w:cs/>
-        </w:rPr>
-        <w:t xml:space="preserve">เราใช้วิธี </w:t>
-      </w:r>
-      <w:r>
-        <w:rPr>
-          <w:rFonts w:asciiTheme="minorBidi" w:hAnsiTheme="minorBidi"/>
+          <w:rFonts w:asciiTheme="minorBidi" w:hAnsiTheme="minorBidi" w:hint="cs"/>
+          <w:color w:val="00B050"/>
+          <w:sz w:val="28"/>
+          <w:cs/>
+        </w:rPr>
+        <w:t>จะ</w:t>
+      </w:r>
+      <w:r>
+        <w:rPr>
+          <w:rFonts w:asciiTheme="minorBidi" w:hAnsiTheme="minorBidi" w:hint="cs"/>
+          <w:color w:val="00B050"/>
+          <w:sz w:val="28"/>
+          <w:cs/>
+        </w:rPr>
+        <w:t>คัดแยกด้วยวิธี</w:t>
+      </w:r>
+      <w:r>
+        <w:rPr>
+          <w:rFonts w:asciiTheme="minorBidi" w:hAnsiTheme="minorBidi"/>
+          <w:color w:val="00B050"/>
+          <w:sz w:val="28"/>
+          <w:cs/>
+        </w:rPr>
+        <w:t xml:space="preserve"> </w:t>
+      </w:r>
+      <w:r>
+        <w:rPr>
+          <w:rFonts w:asciiTheme="minorBidi" w:hAnsiTheme="minorBidi"/>
+          <w:color w:val="00B050"/>
+          <w:sz w:val="28"/>
         </w:rPr>
         <w:t>MD5 hash</w:t>
       </w:r>
       <w:r>
         <w:rPr>
+          <w:rFonts w:asciiTheme="minorBidi" w:hAnsiTheme="minorBidi"/>
+          <w:color w:val="00B050"/>
+          <w:sz w:val="28"/>
+        </w:rPr>
+        <w:t xml:space="preserve"> </w:t>
+      </w:r>
+      <w:r>
+        <w:rPr>
           <w:rFonts w:asciiTheme="minorBidi" w:hAnsiTheme="minorBidi" w:hint="cs"/>
-          <w:cs/>
-        </w:rPr>
-        <w:t xml:space="preserve"> ในการคัดแยกรูปภาพ </w:t>
-      </w:r>
-      <w:r>
-        <w:rPr>
-          <w:rFonts w:asciiTheme="minorBidi" w:hAnsiTheme="minorBidi"/>
-          <w:cs/>
-        </w:rPr>
-        <w:t>และ</w:t>
+          <w:color w:val="00B050"/>
+          <w:sz w:val="28"/>
+          <w:cs/>
+        </w:rPr>
+        <w:t>และสำหรับ</w:t>
       </w:r>
       <w:r>
         <w:rPr>
           <w:rFonts w:asciiTheme="minorBidi" w:hAnsiTheme="minorBidi" w:hint="cs"/>
-          <w:sz w:val="28"/>
-          <w:cs/>
-        </w:rPr>
-        <w:t>รูปที่มี</w:t>
+          <w:color w:val="00B050"/>
+          <w:sz w:val="28"/>
+          <w:cs/>
+        </w:rPr>
+        <w:t>รูปที่มีลักษณะใกล้เคียงกัน</w:t>
       </w:r>
       <w:r>
         <w:rPr>
           <w:rFonts w:asciiTheme="minorBidi" w:hAnsiTheme="minorBidi" w:hint="cs"/>
-          <w:sz w:val="28"/>
-          <w:cs/>
-        </w:rPr>
-        <w:t>ลักษณะ</w:t>
+          <w:color w:val="00B050"/>
+          <w:sz w:val="28"/>
+          <w:cs/>
+        </w:rPr>
+        <w:t>จะคัดแยกด้วย</w:t>
       </w:r>
       <w:r>
         <w:rPr>
           <w:rFonts w:asciiTheme="minorBidi" w:hAnsiTheme="minorBidi" w:hint="cs"/>
-          <w:sz w:val="28"/>
-          <w:cs/>
-        </w:rPr>
-        <w:t xml:space="preserve">ใกล้เคียงกันมากเราใช้วิธี </w:t>
-      </w:r>
-      <w:r>
-        <w:rPr>
-          <w:rFonts w:asciiTheme="minorBidi" w:hAnsiTheme="minorBidi"/>
+          <w:color w:val="00B050"/>
+          <w:sz w:val="28"/>
+          <w:cs/>
+        </w:rPr>
+        <w:t xml:space="preserve">วิธี </w:t>
+      </w:r>
+      <w:r>
+        <w:rPr>
+          <w:rFonts w:asciiTheme="minorBidi" w:hAnsiTheme="minorBidi"/>
+          <w:color w:val="00B050"/>
+          <w:sz w:val="28"/>
         </w:rPr>
         <w:t>Perceptual Hash</w:t>
       </w:r>
       <w:r>
         <w:rPr>
           <w:rFonts w:asciiTheme="minorBidi" w:hAnsiTheme="minorBidi"/>
-          <w:cs/>
+          <w:color w:val="00B050"/>
+          <w:sz w:val="28"/>
         </w:rPr>
         <w:t xml:space="preserve"> </w:t>
       </w:r>
       <w:r>
         <w:rPr>
-          <w:rFonts w:asciiTheme="minorBidi" w:hAnsiTheme="minorBidi"/>
+          <w:rFonts w:asciiTheme="minorBidi" w:hAnsiTheme="minorBidi" w:hint="cs"/>
+          <w:color w:val="00B050"/>
+          <w:sz w:val="28"/>
+          <w:cs/>
+        </w:rPr>
+        <w:t xml:space="preserve">โดยใช้ </w:t>
+      </w:r>
+      <w:r>
+        <w:rPr>
+          <w:rFonts w:asciiTheme="minorBidi" w:hAnsiTheme="minorBidi"/>
+          <w:color w:val="00B050"/>
+          <w:sz w:val="28"/>
+        </w:rPr>
+        <w:t>Hamming Distance</w:t>
+      </w:r>
+      <w:r>
+        <w:rPr>
+          <w:rFonts w:asciiTheme="minorBidi" w:hAnsiTheme="minorBidi"/>
+          <w:color w:val="00B050"/>
+          <w:sz w:val="28"/>
+          <w:cs/>
+        </w:rPr>
+        <w:t xml:space="preserve"> เป็น</w:t>
+      </w:r>
+      <w:r>
+        <w:rPr>
+          <w:rFonts w:asciiTheme="minorBidi" w:hAnsiTheme="minorBidi" w:hint="cs"/>
+          <w:color w:val="00B050"/>
+          <w:sz w:val="28"/>
+          <w:cs/>
+        </w:rPr>
+        <w:t xml:space="preserve">ตัวชี้วัดความใกล้เคียงกันของรูป โดยเลือก </w:t>
+      </w:r>
+      <w:r>
+        <w:rPr>
+          <w:rFonts w:asciiTheme="minorBidi" w:hAnsiTheme="minorBidi"/>
+          <w:color w:val="00B050"/>
+          <w:sz w:val="28"/>
+        </w:rPr>
+        <w:t xml:space="preserve">threshold </w:t>
+      </w:r>
+      <w:r>
+        <w:rPr>
+          <w:rFonts w:asciiTheme="minorBidi" w:hAnsiTheme="minorBidi"/>
+          <w:color w:val="00B050"/>
+          <w:sz w:val="28"/>
+          <w:cs/>
+        </w:rPr>
+        <w:t>ที่</w:t>
+      </w:r>
+      <w:r>
+        <w:rPr>
+          <w:rFonts w:asciiTheme="minorBidi" w:hAnsiTheme="minorBidi"/>
+          <w:color w:val="00B050"/>
+          <w:sz w:val="28"/>
+        </w:rPr>
+        <w:t xml:space="preserve"> Hamming Distance = 5</w:t>
+      </w:r>
+      <w:r>
+        <w:rPr>
+          <w:rFonts w:asciiTheme="minorBidi" w:hAnsiTheme="minorBidi" w:hint="cs"/>
+          <w:color w:val="00B050"/>
+          <w:sz w:val="28"/>
+          <w:cs/>
+        </w:rPr>
+        <w:t xml:space="preserve"> </w:t>
+      </w:r>
+      <w:r>
+        <w:rPr>
+          <w:rFonts w:asciiTheme="minorBidi" w:hAnsiTheme="minorBidi" w:hint="cs"/>
+          <w:color w:val="00B050"/>
+          <w:sz w:val="28"/>
+          <w:cs/>
+        </w:rPr>
+        <w:t>เพื่อค้นหาและคัดแยกรูปภาพ</w:t>
+      </w:r>
+      <w:r>
+        <w:rPr>
+          <w:rFonts w:asciiTheme="minorBidi" w:hAnsiTheme="minorBidi"/>
+          <w:color w:val="00B050"/>
+          <w:sz w:val="28"/>
+          <w:cs/>
+        </w:rPr>
+        <w:t xml:space="preserve"> </w:t>
+      </w:r>
+      <w:r>
+        <w:rPr>
+          <w:rFonts w:asciiTheme="minorBidi" w:hAnsiTheme="minorBidi" w:hint="cs"/>
+          <w:color w:val="00B050"/>
+          <w:sz w:val="28"/>
+          <w:cs/>
+        </w:rPr>
+        <w:t>โดยทั้งหมดทำ</w:t>
+      </w:r>
+      <w:r>
+        <w:rPr>
+          <w:rFonts w:asciiTheme="minorBidi" w:hAnsiTheme="minorBidi"/>
+          <w:color w:val="00B050"/>
+          <w:sz w:val="28"/>
           <w:cs/>
         </w:rPr>
         <w:t xml:space="preserve">ผ่านแพ็กเกจ </w:t>
@@ -1473,6 +1576,8 @@
       <w:r>
         <w:rPr>
           <w:rFonts w:asciiTheme="minorBidi" w:hAnsiTheme="minorBidi"/>
+          <w:color w:val="00B050"/>
+          <w:sz w:val="28"/>
         </w:rPr>
         <w:t>hashlib</w:t>
       </w:r>
@@ -1480,54 +1585,36 @@
       <w:r>
         <w:rPr>
           <w:rFonts w:asciiTheme="minorBidi" w:hAnsiTheme="minorBidi"/>
-          <w:cs/>
-        </w:rPr>
-        <w:t xml:space="preserve"> โดยใช้ </w:t>
-      </w:r>
-      <w:r>
-        <w:rPr>
-          <w:rFonts w:asciiTheme="minorBidi" w:hAnsiTheme="minorBidi"/>
-        </w:rPr>
-        <w:t>Hamming Distance</w:t>
-      </w:r>
-      <w:r>
-        <w:rPr>
-          <w:rFonts w:asciiTheme="minorBidi" w:hAnsiTheme="minorBidi"/>
-          <w:cs/>
-        </w:rPr>
-        <w:t xml:space="preserve"> เป็น</w:t>
-      </w:r>
-      <w:r>
-        <w:rPr>
-          <w:rFonts w:asciiTheme="minorBidi" w:hAnsiTheme="minorBidi"/>
-        </w:rPr>
-        <w:t xml:space="preserve"> metric </w:t>
-      </w:r>
-      <w:r>
-        <w:rPr>
-          <w:rFonts w:asciiTheme="minorBidi" w:hAnsiTheme="minorBidi"/>
-          <w:cs/>
-        </w:rPr>
-        <w:t xml:space="preserve">และตัด </w:t>
-      </w:r>
-      <w:r>
-        <w:rPr>
-          <w:rFonts w:asciiTheme="minorBidi" w:hAnsiTheme="minorBidi"/>
-        </w:rPr>
-        <w:t xml:space="preserve">threshold </w:t>
-      </w:r>
-      <w:r>
-        <w:rPr>
-          <w:rFonts w:asciiTheme="minorBidi" w:hAnsiTheme="minorBidi"/>
-          <w:cs/>
-        </w:rPr>
-        <w:t>ที่</w:t>
-      </w:r>
-      <w:r>
-        <w:rPr>
-          <w:rFonts w:asciiTheme="minorBidi" w:hAnsiTheme="minorBidi"/>
-        </w:rPr>
-        <w:t xml:space="preserve"> Hamming Distance = 5</w:t>
+          <w:color w:val="00B050"/>
+          <w:sz w:val="28"/>
+          <w:cs/>
+        </w:rPr>
+        <w:t xml:space="preserve"> </w:t>
+      </w:r>
+      <w:r>
+        <w:rPr>
+          <w:rFonts w:asciiTheme="minorBidi" w:hAnsiTheme="minorBidi" w:hint="cs"/>
+          <w:color w:val="00B050"/>
+          <w:sz w:val="28"/>
+          <w:cs/>
+        </w:rPr>
+        <w:t xml:space="preserve">ในภาษา </w:t>
+      </w:r>
+      <w:r>
+        <w:rPr>
+          <w:rFonts w:asciiTheme="minorBidi" w:hAnsiTheme="minorBidi"/>
+          <w:color w:val="00B050"/>
+          <w:sz w:val="28"/>
+        </w:rPr>
+        <w:t>Python</w:t>
+      </w:r>
+      <w:r>
+        <w:rPr>
+          <w:rFonts w:asciiTheme="minorBidi" w:hAnsiTheme="minorBidi"/>
+          <w:color w:val="00B050"/>
+          <w:sz w:val="28"/>
+        </w:rPr>
+        <w:t xml:space="preserve"> </w:t>
       </w:r>
     </w:p>
     <w:p>
@@ -1547,32 +1634,8 @@
         <w:rPr>
           <w:rFonts w:asciiTheme="minorBidi" w:hAnsiTheme="minorBidi"/>
           <w:sz w:val="28"/>
-          <w:cs/>
-        </w:rPr>
-        <w:t xml:space="preserve">เมื่อทำการ </w:t>
-      </w:r>
-      <w:r>
-        <w:rPr>
-          <w:rFonts w:asciiTheme="minorBidi" w:hAnsiTheme="minorBidi"/>
-          <w:sz w:val="28"/>
-        </w:rPr>
-        <w:t>cleaning data</w:t>
-      </w:r>
-      <w:r>
-        <w:rPr>
-          <w:rFonts w:asciiTheme="minorBidi" w:hAnsiTheme="minorBidi"/>
-          <w:sz w:val="28"/>
-          <w:cs/>
-        </w:rPr>
-        <w:t xml:space="preserve"> เสร็จ</w:t>
-      </w:r>
-      <w:r>
-        <w:rPr>
-          <w:rFonts w:asciiTheme="minorBidi" w:hAnsiTheme="minorBidi"/>
-          <w:sz w:val="28"/>
-          <w:cs/>
-        </w:rPr>
-        <w:t xml:space="preserve">จะเหลือรูปทั้งหมด </w:t>
+        </w:rPr>
+        <w:t>Exploratory Data Analysis (EDA)</w:t>
       </w:r>
     </w:p>
     <w:p>
@@ -1588,6 +1651,81 @@
           <w:sz w:val="28"/>
         </w:rPr>
       </w:pPr>
+      <w:r>
+        <w:rPr>
+          <w:rFonts w:asciiTheme="minorBidi" w:hAnsiTheme="minorBidi"/>
+          <w:sz w:val="28"/>
+        </w:rPr>
+        <w:t xml:space="preserve"> </w:t>
+      </w:r>
+      <w:r>
+        <w:rPr>
+          <w:rFonts w:asciiTheme="minorBidi" w:hAnsiTheme="minorBidi"/>
+          <w:sz w:val="28"/>
+          <w:cs/>
+        </w:rPr>
+        <w:t>จำนวนภาพ</w:t>
+      </w:r>
+      <w:r>
+        <w:rPr>
+          <w:rFonts w:asciiTheme="minorBidi" w:hAnsiTheme="minorBidi"/>
+          <w:sz w:val="28"/>
+        </w:rPr>
+        <w:t>:</w:t>
+      </w:r>
+      <w:r>
+        <w:rPr>
+          <w:rFonts w:asciiTheme="minorBidi" w:hAnsiTheme="minorBidi"/>
+          <w:sz w:val="28"/>
+          <w:cs/>
+        </w:rPr>
+        <w:t xml:space="preserve"> </w:t>
+      </w:r>
+      <w:r>
+        <w:rPr>
+          <w:rFonts w:asciiTheme="minorBidi" w:hAnsiTheme="minorBidi" w:hint="cs"/>
+          <w:sz w:val="28"/>
+          <w:cs/>
+        </w:rPr>
+        <w:t xml:space="preserve">จำนวนภาพหลังทำ </w:t>
+      </w:r>
+      <w:r>
+        <w:rPr>
+          <w:rFonts w:asciiTheme="minorBidi" w:hAnsiTheme="minorBidi"/>
+          <w:sz w:val="28"/>
+        </w:rPr>
+        <w:t xml:space="preserve">data cleaning </w:t>
+      </w:r>
+      <w:r>
+        <w:rPr>
+          <w:rFonts w:asciiTheme="minorBidi" w:hAnsiTheme="minorBidi" w:hint="cs"/>
+          <w:sz w:val="28"/>
+          <w:cs/>
+        </w:rPr>
+        <w:t xml:space="preserve">มีทั้งหมด </w:t>
+      </w:r>
+      <w:r>
+        <w:rPr>
+          <w:rFonts w:asciiTheme="minorBidi" w:hAnsiTheme="minorBidi"/>
+          <w:sz w:val="28"/>
+        </w:rPr>
+        <w:t>1813</w:t>
+      </w:r>
+      <w:r>
+        <w:rPr>
+          <w:rFonts w:asciiTheme="minorBidi" w:hAnsiTheme="minorBidi" w:hint="cs"/>
+          <w:sz w:val="28"/>
+          <w:cs/>
+        </w:rPr>
+        <w:t xml:space="preserve"> รูป โดยแต่ละคลาสมีจำนวนรูปดังนี้</w:t>
+      </w:r>
+      <w:r>
+        <w:rPr>
+          <w:rFonts w:asciiTheme="minorBidi" w:hAnsiTheme="minorBidi"/>
+          <w:sz w:val="28"/>
+        </w:rPr>
+        <w:t xml:space="preserve"> </w:t>
+      </w:r>
       <w:proofErr w:type="spellStart"/>
       <w:r>
         <w:rPr>
@@ -1642,6 +1780,130 @@
           <w:cs/>
         </w:rPr>
         <w:t>รูป</w:t>
+      </w:r>
+      <w:r>
+        <w:rPr>
+          <w:rFonts w:asciiTheme="minorBidi" w:hAnsiTheme="minorBidi"/>
+          <w:sz w:val="28"/>
+        </w:rPr>
+        <w:t xml:space="preserve">, Mera Mer = </w:t>
+      </w:r>
+      <w:r>
+        <w:rPr>
+          <w:rFonts w:asciiTheme="minorBidi" w:hAnsiTheme="minorBidi"/>
+          <w:sz w:val="28"/>
+          <w:cs/>
+        </w:rPr>
+        <w:t>483</w:t>
+      </w:r>
+      <w:r>
+        <w:rPr>
+          <w:rFonts w:asciiTheme="minorBidi" w:hAnsiTheme="minorBidi"/>
+          <w:sz w:val="28"/>
+        </w:rPr>
+        <w:t xml:space="preserve"> </w:t>
+      </w:r>
+      <w:r>
+        <w:rPr>
+          <w:rFonts w:asciiTheme="minorBidi" w:hAnsiTheme="minorBidi"/>
+          <w:sz w:val="28"/>
+          <w:cs/>
+        </w:rPr>
+        <w:t>รูป</w:t>
+      </w:r>
+      <w:r>
+        <w:rPr>
+          <w:rFonts w:asciiTheme="minorBidi" w:hAnsiTheme="minorBidi"/>
+          <w:sz w:val="28"/>
+        </w:rPr>
+        <w:t xml:space="preserve">, </w:t>
+      </w:r>
+      <w:proofErr w:type="spellStart"/>
+      <w:r>
+        <w:rPr>
+          <w:rFonts w:asciiTheme="minorBidi" w:hAnsiTheme="minorBidi"/>
+          <w:sz w:val="28"/>
+        </w:rPr>
+        <w:t>Ope</w:t>
+      </w:r>
+      <w:proofErr w:type="spellEnd"/>
+      <w:r>
+        <w:rPr>
+          <w:rFonts w:asciiTheme="minorBidi" w:hAnsiTheme="minorBidi"/>
+          <w:sz w:val="28"/>
+        </w:rPr>
+        <w:t xml:space="preserve"> </w:t>
+      </w:r>
+      <w:proofErr w:type="spellStart"/>
+      <w:r>
+        <w:rPr>
+          <w:rFonts w:asciiTheme="minorBidi" w:hAnsiTheme="minorBidi"/>
+          <w:sz w:val="28"/>
+        </w:rPr>
+        <w:t>Ope</w:t>
+      </w:r>
+      <w:proofErr w:type="spellEnd"/>
+      <w:r>
+        <w:rPr>
+          <w:rFonts w:asciiTheme="minorBidi" w:hAnsiTheme="minorBidi"/>
+          <w:sz w:val="28"/>
+          <w:cs/>
+        </w:rPr>
+        <w:t xml:space="preserve"> </w:t>
+      </w:r>
+      <w:r>
+        <w:rPr>
+          <w:rFonts w:asciiTheme="minorBidi" w:hAnsiTheme="minorBidi"/>
+          <w:sz w:val="28"/>
+        </w:rPr>
+        <w:t xml:space="preserve">= </w:t>
+      </w:r>
+      <w:r>
+        <w:rPr>
+          <w:rFonts w:asciiTheme="minorBidi" w:hAnsiTheme="minorBidi"/>
+          <w:sz w:val="28"/>
+          <w:cs/>
+        </w:rPr>
+        <w:t>413 รูป</w:t>
+      </w:r>
+      <w:r>
+        <w:rPr>
+          <w:rFonts w:asciiTheme="minorBidi" w:hAnsiTheme="minorBidi"/>
+          <w:sz w:val="28"/>
+        </w:rPr>
+        <w:t xml:space="preserve">, Yami </w:t>
+      </w:r>
+      <w:proofErr w:type="spellStart"/>
+      <w:r>
+        <w:rPr>
+          <w:rFonts w:asciiTheme="minorBidi" w:hAnsiTheme="minorBidi"/>
+          <w:sz w:val="28"/>
+        </w:rPr>
+        <w:t>Yami</w:t>
+      </w:r>
+      <w:proofErr w:type="spellEnd"/>
+      <w:r>
+        <w:rPr>
+          <w:rFonts w:asciiTheme="minorBidi" w:hAnsiTheme="minorBidi"/>
+          <w:sz w:val="28"/>
+          <w:cs/>
+        </w:rPr>
+        <w:t xml:space="preserve"> </w:t>
+      </w:r>
+      <w:r>
+        <w:rPr>
+          <w:rFonts w:asciiTheme="minorBidi" w:hAnsiTheme="minorBidi"/>
+          <w:sz w:val="28"/>
+        </w:rPr>
+        <w:t xml:space="preserve">= </w:t>
+      </w:r>
+      <w:r>
+        <w:rPr>
+          <w:rFonts w:asciiTheme="minorBidi" w:hAnsiTheme="minorBidi"/>
+          <w:sz w:val="28"/>
+          <w:cs/>
+        </w:rPr>
+        <w:t>320 รูป</w:t>
       </w:r>
     </w:p>
     <w:p>
@@ -1657,29 +1919,20 @@
           <w:sz w:val="28"/>
         </w:rPr>
       </w:pPr>
-      <w:proofErr w:type="spellStart"/>
-      <w:r>
-        <w:rPr>
-          <w:rFonts w:asciiTheme="minorBidi" w:hAnsiTheme="minorBidi"/>
-          <w:sz w:val="28"/>
-        </w:rPr>
-        <w:t>Mera</w:t>
-      </w:r>
-      <w:proofErr w:type="spellEnd"/>
-      <w:r>
-        <w:rPr>
-          <w:rFonts w:asciiTheme="minorBidi" w:hAnsiTheme="minorBidi"/>
-          <w:sz w:val="28"/>
-        </w:rPr>
-        <w:t xml:space="preserve"> Mer = </w:t>
-      </w:r>
-      <w:r>
-        <w:rPr>
-          <w:rFonts w:asciiTheme="minorBidi" w:hAnsiTheme="minorBidi"/>
-          <w:sz w:val="28"/>
-          <w:cs/>
-        </w:rPr>
-        <w:t>483</w:t>
+      <w:r>
+        <w:rPr>
+          <w:rFonts w:asciiTheme="minorBidi" w:hAnsiTheme="minorBidi"/>
+          <w:sz w:val="28"/>
+          <w:cs/>
+        </w:rPr>
+        <w:t>ขนาดและสัดส่วนของภาพ</w:t>
+      </w:r>
+      <w:r>
+        <w:rPr>
+          <w:rFonts w:asciiTheme="minorBidi" w:hAnsiTheme="minorBidi"/>
+          <w:sz w:val="28"/>
+        </w:rPr>
+        <w:t>:</w:t>
       </w:r>
       <w:r>
         <w:rPr>
@@ -1691,10 +1944,12 @@
       <w:r>
         <w:rPr>
           <w:rFonts w:asciiTheme="minorBidi" w:hAnsiTheme="minorBidi"/>
-          <w:sz w:val="28"/>
-          <w:cs/>
-        </w:rPr>
-        <w:t>รูป</w:t>
+          <w:b/>
+          <w:bCs/>
+          <w:color w:val="FF0000"/>
+          <w:sz w:val="28"/>
+        </w:rPr>
+        <w:t>xxx</w:t>
       </w:r>
     </w:p>
     <w:p>
@@ -1710,15 +1965,36 @@
           <w:sz w:val="28"/>
         </w:rPr>
       </w:pPr>
-      <w:proofErr w:type="spellStart"/>
-      <w:r>
-        <w:rPr>
-          <w:rFonts w:asciiTheme="minorBidi" w:hAnsiTheme="minorBidi"/>
-          <w:sz w:val="28"/>
-        </w:rPr>
-        <w:t>Ope</w:t>
-      </w:r>
-      <w:proofErr w:type="spellEnd"/>
+      <w:r>
+        <w:rPr>
+          <w:rFonts w:asciiTheme="minorBidi" w:hAnsiTheme="minorBidi"/>
+          <w:sz w:val="28"/>
+          <w:cs/>
+        </w:rPr>
+        <w:t xml:space="preserve">จำนวน </w:t>
+      </w:r>
+      <w:r>
+        <w:rPr>
+          <w:rFonts w:asciiTheme="minorBidi" w:hAnsiTheme="minorBidi"/>
+          <w:sz w:val="28"/>
+        </w:rPr>
+        <w:t xml:space="preserve">RGB </w:t>
+      </w:r>
+      <w:r>
+        <w:rPr>
+          <w:rFonts w:asciiTheme="minorBidi" w:hAnsiTheme="minorBidi"/>
+          <w:sz w:val="28"/>
+          <w:cs/>
+        </w:rPr>
+        <w:t>และ</w:t>
+      </w:r>
+      <w:r>
+        <w:rPr>
+          <w:rFonts w:asciiTheme="minorBidi" w:hAnsiTheme="minorBidi"/>
+          <w:sz w:val="28"/>
+        </w:rPr>
+        <w:t xml:space="preserve"> grayscale:</w:t>
+      </w:r>
       <w:r>
         <w:rPr>
           <w:rFonts w:asciiTheme="minorBidi" w:hAnsiTheme="minorBidi"/>
@@ -1726,37 +2002,23 @@
         </w:rPr>
         <w:t xml:space="preserve"> </w:t>
       </w:r>
-      <w:proofErr w:type="spellStart"/>
-      <w:r>
-        <w:rPr>
-          <w:rFonts w:asciiTheme="minorBidi" w:hAnsiTheme="minorBidi"/>
-          <w:sz w:val="28"/>
-        </w:rPr>
-        <w:t>Ope</w:t>
-      </w:r>
-      <w:proofErr w:type="spellEnd"/>
-      <w:r>
-        <w:rPr>
-          <w:rFonts w:asciiTheme="minorBidi" w:hAnsiTheme="minorBidi"/>
-          <w:sz w:val="28"/>
-          <w:cs/>
+      <w:r>
+        <w:rPr>
+          <w:rFonts w:asciiTheme="minorBidi" w:hAnsiTheme="minorBidi"/>
+          <w:b/>
+          <w:bCs/>
+          <w:color w:val="FF0000"/>
+          <w:sz w:val="28"/>
+        </w:rPr>
+        <w:t>xxx</w:t>
+      </w:r>
+      <w:r>
+        <w:rPr>
+          <w:rFonts w:asciiTheme="minorBidi" w:hAnsiTheme="minorBidi"/>
+          <w:color w:val="FF0000"/>
+          <w:sz w:val="28"/>
         </w:rPr>
         <w:t xml:space="preserve"> </w:t>
-      </w:r>
-      <w:r>
-        <w:rPr>
-          <w:rFonts w:asciiTheme="minorBidi" w:hAnsiTheme="minorBidi"/>
-          <w:sz w:val="28"/>
-        </w:rPr>
-        <w:t xml:space="preserve">= </w:t>
-      </w:r>
-      <w:r>
-        <w:rPr>
-          <w:rFonts w:asciiTheme="minorBidi" w:hAnsiTheme="minorBidi"/>
-          <w:sz w:val="28"/>
-          <w:cs/>
-        </w:rPr>
-        <w:t>413 รูป</w:t>
       </w:r>
     </w:p>
     <w:p>
@@ -1776,53 +2038,33 @@
         <w:rPr>
           <w:rFonts w:asciiTheme="minorBidi" w:hAnsiTheme="minorBidi"/>
           <w:sz w:val="28"/>
-        </w:rPr>
-        <w:t xml:space="preserve">Yami </w:t>
-      </w:r>
-      <w:proofErr w:type="spellStart"/>
-      <w:r>
-        <w:rPr>
-          <w:rFonts w:asciiTheme="minorBidi" w:hAnsiTheme="minorBidi"/>
-          <w:sz w:val="28"/>
-        </w:rPr>
-        <w:t>Yami</w:t>
-      </w:r>
-      <w:proofErr w:type="spellEnd"/>
-      <w:r>
-        <w:rPr>
-          <w:rFonts w:asciiTheme="minorBidi" w:hAnsiTheme="minorBidi"/>
-          <w:sz w:val="28"/>
-          <w:cs/>
+          <w:cs/>
+        </w:rPr>
+        <w:t>ความสว่าง</w:t>
+      </w:r>
+      <w:r>
+        <w:rPr>
+          <w:rFonts w:asciiTheme="minorBidi" w:hAnsiTheme="minorBidi"/>
+          <w:sz w:val="28"/>
+        </w:rPr>
+        <w:t>:</w:t>
+      </w:r>
+      <w:r>
+        <w:rPr>
+          <w:rFonts w:asciiTheme="minorBidi" w:hAnsiTheme="minorBidi"/>
+          <w:sz w:val="28"/>
         </w:rPr>
         <w:t xml:space="preserve"> </w:t>
       </w:r>
       <w:r>
         <w:rPr>
           <w:rFonts w:asciiTheme="minorBidi" w:hAnsiTheme="minorBidi"/>
-          <w:sz w:val="28"/>
-        </w:rPr>
-        <w:t xml:space="preserve">= </w:t>
-      </w:r>
-      <w:r>
-        <w:rPr>
-          <w:rFonts w:asciiTheme="minorBidi" w:hAnsiTheme="minorBidi"/>
-          <w:sz w:val="28"/>
-          <w:cs/>
-        </w:rPr>
-        <w:t>320 รูป</w:t>
-      </w:r>
-    </w:p>
-    <w:p>
-      <w:pPr>
-        <w:rPr>
+          <w:b/>
+          <w:bCs/>
           <w:color w:val="FF0000"/>
-        </w:rPr>
-      </w:pPr>
-      <w:r>
-        <w:rPr>
-          <w:color w:val="FF0000"/>
-        </w:rPr>
-        <w:t>&gt;&gt; Show data splitting ratio</w:t>
+          <w:sz w:val="28"/>
+        </w:rPr>
+        <w:t>xxx</w:t>
       </w:r>
     </w:p>
     <w:p>
@@ -1842,16 +2084,8 @@
         <w:rPr>
           <w:rFonts w:asciiTheme="minorBidi" w:hAnsiTheme="minorBidi"/>
           <w:sz w:val="28"/>
-          <w:cs/>
-        </w:rPr>
-        <w:t xml:space="preserve"> </w:t>
-      </w:r>
-      <w:r>
-        <w:rPr>
-          <w:rFonts w:asciiTheme="minorBidi" w:hAnsiTheme="minorBidi"/>
-          <w:sz w:val="28"/>
-        </w:rPr>
-        <w:t>Exploratory Data Analysis (EDA)</w:t>
+        </w:rPr>
+        <w:t>Imbalance data</w:t>
       </w:r>
     </w:p>
     <w:p>
@@ -1871,6 +2105,54 @@
         <w:rPr>
           <w:rFonts w:asciiTheme="minorBidi" w:hAnsiTheme="minorBidi"/>
           <w:sz w:val="28"/>
+          <w:cs/>
+        </w:rPr>
+        <w:lastRenderedPageBreak/>
+        <w:t xml:space="preserve">เนื่องจาก </w:t>
+      </w:r>
+      <w:r>
+        <w:rPr>
+          <w:rFonts w:asciiTheme="minorBidi" w:hAnsiTheme="minorBidi"/>
+          <w:sz w:val="28"/>
+        </w:rPr>
+        <w:t xml:space="preserve">dataset </w:t>
+      </w:r>
+      <w:r>
+        <w:rPr>
+          <w:rFonts w:asciiTheme="minorBidi" w:hAnsiTheme="minorBidi"/>
+          <w:sz w:val="28"/>
+          <w:cs/>
+        </w:rPr>
+        <w:t>ปัจจุบัน</w:t>
+      </w:r>
+      <w:r>
+        <w:rPr>
+          <w:rFonts w:asciiTheme="minorBidi" w:hAnsiTheme="minorBidi"/>
+          <w:sz w:val="28"/>
+          <w:cs/>
+        </w:rPr>
+        <w:t>มีลักษณะ</w:t>
+      </w:r>
+      <w:r>
+        <w:rPr>
+          <w:rFonts w:asciiTheme="minorBidi" w:hAnsiTheme="minorBidi"/>
+          <w:sz w:val="28"/>
+          <w:cs/>
+        </w:rPr>
+        <w:t>เป็น</w:t>
+      </w:r>
+      <w:r>
+        <w:rPr>
+          <w:rFonts w:asciiTheme="minorBidi" w:hAnsiTheme="minorBidi"/>
+          <w:sz w:val="28"/>
+        </w:rPr>
+        <w:t xml:space="preserve"> imbalance</w:t>
+      </w:r>
+      <w:r>
+        <w:rPr>
+          <w:rFonts w:asciiTheme="minorBidi" w:hAnsiTheme="minorBidi"/>
+          <w:sz w:val="28"/>
+          <w:cs/>
         </w:rPr>
         <w:t xml:space="preserve"> </w:t>
       </w:r>
@@ -1878,37 +2160,6 @@
         <w:rPr>
           <w:rFonts w:asciiTheme="minorBidi" w:hAnsiTheme="minorBidi"/>
           <w:sz w:val="28"/>
-          <w:cs/>
-        </w:rPr>
-        <w:t>จำนวนภาพ</w:t>
-      </w:r>
-      <w:r>
-        <w:rPr>
-          <w:rFonts w:asciiTheme="minorBidi" w:hAnsiTheme="minorBidi"/>
-          <w:sz w:val="28"/>
-          <w:cs/>
-        </w:rPr>
-        <w:t>และคลาส</w:t>
-      </w:r>
-      <w:r>
-        <w:rPr>
-          <w:rFonts w:asciiTheme="minorBidi" w:hAnsiTheme="minorBidi"/>
-          <w:sz w:val="28"/>
-        </w:rPr>
-        <w:t>:</w:t>
-      </w:r>
-      <w:r>
-        <w:rPr>
-          <w:rFonts w:asciiTheme="minorBidi" w:hAnsiTheme="minorBidi"/>
-          <w:sz w:val="28"/>
-          <w:cs/>
-        </w:rPr>
-        <w:t xml:space="preserve"> </w:t>
-      </w:r>
-      <w:r>
-        <w:rPr>
-          <w:rFonts w:asciiTheme="minorBidi" w:hAnsiTheme="minorBidi"/>
-          <w:sz w:val="28"/>
         </w:rPr>
         <w:t xml:space="preserve">dataset </w:t>
       </w:r>
@@ -1918,232 +2169,53 @@
           <w:sz w:val="28"/>
           <w:cs/>
         </w:rPr>
-        <w:t xml:space="preserve">มีทั้งหมด </w:t>
-      </w:r>
-      <w:r>
-        <w:rPr>
-          <w:rFonts w:asciiTheme="minorBidi" w:hAnsiTheme="minorBidi"/>
-          <w:sz w:val="28"/>
-        </w:rPr>
-        <w:t xml:space="preserve">4 class </w:t>
-      </w:r>
-      <w:r>
-        <w:rPr>
-          <w:rFonts w:asciiTheme="minorBidi" w:hAnsiTheme="minorBidi"/>
-          <w:sz w:val="28"/>
-          <w:cs/>
-        </w:rPr>
-        <w:t>แต่ละ</w:t>
-      </w:r>
-      <w:r>
-        <w:rPr>
-          <w:rFonts w:asciiTheme="minorBidi" w:hAnsiTheme="minorBidi"/>
-          <w:sz w:val="28"/>
-        </w:rPr>
-        <w:t xml:space="preserve"> class </w:t>
-      </w:r>
-      <w:r>
-        <w:rPr>
-          <w:rFonts w:asciiTheme="minorBidi" w:hAnsiTheme="minorBidi"/>
-          <w:sz w:val="28"/>
-          <w:cs/>
-        </w:rPr>
-        <w:t xml:space="preserve">มีจำนวนรูปดังนี้ </w:t>
-      </w:r>
-      <w:proofErr w:type="spellStart"/>
-      <w:r>
-        <w:rPr>
-          <w:rFonts w:asciiTheme="minorBidi" w:hAnsiTheme="minorBidi"/>
-          <w:sz w:val="28"/>
-        </w:rPr>
-        <w:t>Gomu</w:t>
-      </w:r>
-      <w:proofErr w:type="spellEnd"/>
-      <w:r>
-        <w:rPr>
-          <w:rFonts w:asciiTheme="minorBidi" w:hAnsiTheme="minorBidi"/>
-          <w:sz w:val="28"/>
-        </w:rPr>
-        <w:t xml:space="preserve"> </w:t>
-      </w:r>
-      <w:proofErr w:type="spellStart"/>
-      <w:r>
-        <w:rPr>
-          <w:rFonts w:asciiTheme="minorBidi" w:hAnsiTheme="minorBidi"/>
-          <w:sz w:val="28"/>
-        </w:rPr>
-        <w:t>Gomu</w:t>
-      </w:r>
-      <w:proofErr w:type="spellEnd"/>
-      <w:r>
-        <w:rPr>
-          <w:rFonts w:asciiTheme="minorBidi" w:hAnsiTheme="minorBidi"/>
-          <w:sz w:val="28"/>
-        </w:rPr>
-        <w:t xml:space="preserve"> = </w:t>
-      </w:r>
-      <w:r>
-        <w:rPr>
-          <w:rFonts w:asciiTheme="minorBidi" w:hAnsiTheme="minorBidi"/>
-          <w:sz w:val="28"/>
-          <w:cs/>
-        </w:rPr>
-        <w:t>597</w:t>
-      </w:r>
-      <w:r>
-        <w:rPr>
-          <w:rFonts w:asciiTheme="minorBidi" w:hAnsiTheme="minorBidi"/>
-          <w:sz w:val="28"/>
-        </w:rPr>
-        <w:t xml:space="preserve"> </w:t>
-      </w:r>
-      <w:r>
-        <w:rPr>
-          <w:rFonts w:asciiTheme="minorBidi" w:hAnsiTheme="minorBidi"/>
-          <w:sz w:val="28"/>
-          <w:cs/>
-        </w:rPr>
-        <w:t>รูป</w:t>
-      </w:r>
-      <w:r>
-        <w:rPr>
-          <w:rFonts w:asciiTheme="minorBidi" w:hAnsiTheme="minorBidi"/>
-          <w:sz w:val="28"/>
-        </w:rPr>
-        <w:t xml:space="preserve">, </w:t>
-      </w:r>
-      <w:proofErr w:type="spellStart"/>
-      <w:r>
-        <w:rPr>
-          <w:rFonts w:asciiTheme="minorBidi" w:hAnsiTheme="minorBidi"/>
-          <w:sz w:val="28"/>
-        </w:rPr>
-        <w:t>Mera</w:t>
-      </w:r>
-      <w:proofErr w:type="spellEnd"/>
-      <w:r>
-        <w:rPr>
-          <w:rFonts w:asciiTheme="minorBidi" w:hAnsiTheme="minorBidi"/>
-          <w:sz w:val="28"/>
-        </w:rPr>
-        <w:t xml:space="preserve"> Mer = </w:t>
-      </w:r>
-      <w:r>
-        <w:rPr>
-          <w:rFonts w:asciiTheme="minorBidi" w:hAnsiTheme="minorBidi"/>
-          <w:sz w:val="28"/>
-          <w:cs/>
-        </w:rPr>
-        <w:t>483</w:t>
-      </w:r>
-      <w:r>
-        <w:rPr>
-          <w:rFonts w:asciiTheme="minorBidi" w:hAnsiTheme="minorBidi"/>
-          <w:sz w:val="28"/>
-        </w:rPr>
-        <w:t xml:space="preserve"> </w:t>
-      </w:r>
-      <w:r>
-        <w:rPr>
-          <w:rFonts w:asciiTheme="minorBidi" w:hAnsiTheme="minorBidi"/>
-          <w:sz w:val="28"/>
-          <w:cs/>
-        </w:rPr>
-        <w:t>รูป</w:t>
-      </w:r>
-      <w:r>
-        <w:rPr>
-          <w:rFonts w:asciiTheme="minorBidi" w:hAnsiTheme="minorBidi"/>
-          <w:sz w:val="28"/>
-        </w:rPr>
-        <w:t xml:space="preserve">, </w:t>
-      </w:r>
-      <w:proofErr w:type="spellStart"/>
-      <w:r>
-        <w:rPr>
-          <w:rFonts w:asciiTheme="minorBidi" w:hAnsiTheme="minorBidi"/>
-          <w:sz w:val="28"/>
-        </w:rPr>
-        <w:t>Ope</w:t>
-      </w:r>
-      <w:proofErr w:type="spellEnd"/>
-      <w:r>
-        <w:rPr>
-          <w:rFonts w:asciiTheme="minorBidi" w:hAnsiTheme="minorBidi"/>
-          <w:sz w:val="28"/>
-        </w:rPr>
-        <w:t xml:space="preserve"> </w:t>
-      </w:r>
-      <w:proofErr w:type="spellStart"/>
-      <w:r>
-        <w:rPr>
-          <w:rFonts w:asciiTheme="minorBidi" w:hAnsiTheme="minorBidi"/>
-          <w:sz w:val="28"/>
-        </w:rPr>
-        <w:t>Ope</w:t>
-      </w:r>
-      <w:proofErr w:type="spellEnd"/>
-      <w:r>
-        <w:rPr>
-          <w:rFonts w:asciiTheme="minorBidi" w:hAnsiTheme="minorBidi"/>
-          <w:sz w:val="28"/>
-          <w:cs/>
-        </w:rPr>
-        <w:t xml:space="preserve"> </w:t>
-      </w:r>
-      <w:r>
-        <w:rPr>
-          <w:rFonts w:asciiTheme="minorBidi" w:hAnsiTheme="minorBidi"/>
-          <w:sz w:val="28"/>
-        </w:rPr>
-        <w:t xml:space="preserve">= </w:t>
-      </w:r>
-      <w:r>
-        <w:rPr>
-          <w:rFonts w:asciiTheme="minorBidi" w:hAnsiTheme="minorBidi"/>
-          <w:sz w:val="28"/>
-          <w:cs/>
-        </w:rPr>
-        <w:t>413 รูป</w:t>
-      </w:r>
-      <w:r>
-        <w:rPr>
-          <w:rFonts w:asciiTheme="minorBidi" w:hAnsiTheme="minorBidi"/>
-          <w:sz w:val="28"/>
-        </w:rPr>
-        <w:t xml:space="preserve">, Yami </w:t>
-      </w:r>
-      <w:proofErr w:type="spellStart"/>
-      <w:r>
-        <w:rPr>
-          <w:rFonts w:asciiTheme="minorBidi" w:hAnsiTheme="minorBidi"/>
-          <w:sz w:val="28"/>
-        </w:rPr>
-        <w:t>Yami</w:t>
-      </w:r>
-      <w:proofErr w:type="spellEnd"/>
-      <w:r>
-        <w:rPr>
-          <w:rFonts w:asciiTheme="minorBidi" w:hAnsiTheme="minorBidi"/>
-          <w:sz w:val="28"/>
-          <w:cs/>
-        </w:rPr>
-        <w:t xml:space="preserve"> </w:t>
-      </w:r>
-      <w:r>
-        <w:rPr>
-          <w:rFonts w:asciiTheme="minorBidi" w:hAnsiTheme="minorBidi"/>
-          <w:sz w:val="28"/>
-        </w:rPr>
-        <w:t xml:space="preserve">= </w:t>
-      </w:r>
-      <w:r>
-        <w:rPr>
-          <w:rFonts w:asciiTheme="minorBidi" w:hAnsiTheme="minorBidi"/>
-          <w:sz w:val="28"/>
-          <w:cs/>
-        </w:rPr>
-        <w:t>320 รูป</w:t>
+        <w:t>โดยพิจารณาจากสัดส่วนจำนวนรูปของคลาสที่มีข้อมูลเยอะที่สุดต่อจำนวนรูปของคลาสที่มีข้อมูลน้อยที่สุด ซึ่งมีสัดส่วนอยู่ที่</w:t>
+      </w:r>
+      <w:r>
+        <w:rPr>
+          <w:rFonts w:asciiTheme="minorBidi" w:hAnsiTheme="minorBidi"/>
+          <w:sz w:val="28"/>
+        </w:rPr>
+        <w:t xml:space="preserve"> 597/320 = 1.87</w:t>
+      </w:r>
+      <w:r>
+        <w:rPr>
+          <w:rFonts w:asciiTheme="minorBidi" w:hAnsiTheme="minorBidi"/>
+          <w:sz w:val="28"/>
+          <w:cs/>
+        </w:rPr>
+        <w:t xml:space="preserve"> ซึ่ง</w:t>
+      </w:r>
+      <w:r>
+        <w:rPr>
+          <w:rFonts w:asciiTheme="minorBidi" w:hAnsiTheme="minorBidi"/>
+          <w:sz w:val="28"/>
+          <w:cs/>
+        </w:rPr>
+        <w:t>หมายความว่า</w:t>
+      </w:r>
+      <w:r>
+        <w:rPr>
+          <w:rFonts w:asciiTheme="minorBidi" w:hAnsiTheme="minorBidi"/>
+          <w:sz w:val="28"/>
+          <w:cs/>
+        </w:rPr>
+        <w:t xml:space="preserve"> จำนวนรูปของคลาสที่มีข้อมูลเยอะที่สุดมีจำนวนเกือบ</w:t>
+      </w:r>
+      <w:r>
+        <w:rPr>
+          <w:rFonts w:asciiTheme="minorBidi" w:hAnsiTheme="minorBidi"/>
+          <w:sz w:val="28"/>
+        </w:rPr>
+        <w:t xml:space="preserve"> 2 </w:t>
+      </w:r>
+      <w:r>
+        <w:rPr>
+          <w:rFonts w:asciiTheme="minorBidi" w:hAnsiTheme="minorBidi"/>
+          <w:sz w:val="28"/>
+          <w:cs/>
+        </w:rPr>
+        <w:t>เท่าของจำนวนรูปของคลาสที่มีข้อมูลน้อยที่สุด</w:t>
       </w:r>
     </w:p>
     <w:p>
@@ -2165,318 +2237,6 @@
           <w:sz w:val="28"/>
           <w:cs/>
         </w:rPr>
-        <w:lastRenderedPageBreak/>
-        <w:t>ขนาดและสัดส่วนของภาพ</w:t>
-      </w:r>
-      <w:r>
-        <w:rPr>
-          <w:rFonts w:asciiTheme="minorBidi" w:hAnsiTheme="minorBidi"/>
-          <w:sz w:val="28"/>
-        </w:rPr>
-        <w:t>:</w:t>
-      </w:r>
-      <w:r>
-        <w:rPr>
-          <w:rFonts w:asciiTheme="minorBidi" w:hAnsiTheme="minorBidi"/>
-          <w:sz w:val="28"/>
-        </w:rPr>
-        <w:t xml:space="preserve"> </w:t>
-      </w:r>
-      <w:r>
-        <w:rPr>
-          <w:rFonts w:asciiTheme="minorBidi" w:hAnsiTheme="minorBidi"/>
-          <w:b/>
-          <w:bCs/>
-          <w:color w:val="FF0000"/>
-          <w:sz w:val="28"/>
-        </w:rPr>
-        <w:t>xxx</w:t>
-      </w:r>
-    </w:p>
-    <w:p>
-      <w:pPr>
-        <w:pStyle w:val="ListParagraph"/>
-        <w:numPr>
-          <w:ilvl w:val="1"/>
-          <w:numId w:val="1"/>
-        </w:numPr>
-        <w:spacing w:after="80"/>
-        <w:rPr>
-          <w:rFonts w:asciiTheme="minorBidi" w:hAnsiTheme="minorBidi"/>
-          <w:sz w:val="28"/>
-        </w:rPr>
-      </w:pPr>
-      <w:r>
-        <w:rPr>
-          <w:rFonts w:asciiTheme="minorBidi" w:hAnsiTheme="minorBidi"/>
-          <w:sz w:val="28"/>
-          <w:cs/>
-        </w:rPr>
-        <w:t xml:space="preserve">จำนวน </w:t>
-      </w:r>
-      <w:r>
-        <w:rPr>
-          <w:rFonts w:asciiTheme="minorBidi" w:hAnsiTheme="minorBidi"/>
-          <w:sz w:val="28"/>
-        </w:rPr>
-        <w:t xml:space="preserve">RGB </w:t>
-      </w:r>
-      <w:r>
-        <w:rPr>
-          <w:rFonts w:asciiTheme="minorBidi" w:hAnsiTheme="minorBidi"/>
-          <w:sz w:val="28"/>
-          <w:cs/>
-        </w:rPr>
-        <w:t>และ</w:t>
-      </w:r>
-      <w:r>
-        <w:rPr>
-          <w:rFonts w:asciiTheme="minorBidi" w:hAnsiTheme="minorBidi"/>
-          <w:sz w:val="28"/>
-        </w:rPr>
-        <w:t xml:space="preserve"> grayscale:</w:t>
-      </w:r>
-      <w:r>
-        <w:rPr>
-          <w:rFonts w:asciiTheme="minorBidi" w:hAnsiTheme="minorBidi"/>
-          <w:sz w:val="28"/>
-        </w:rPr>
-        <w:t xml:space="preserve"> </w:t>
-      </w:r>
-      <w:r>
-        <w:rPr>
-          <w:rFonts w:asciiTheme="minorBidi" w:hAnsiTheme="minorBidi"/>
-          <w:b/>
-          <w:bCs/>
-          <w:color w:val="FF0000"/>
-          <w:sz w:val="28"/>
-        </w:rPr>
-        <w:t>xxx</w:t>
-      </w:r>
-      <w:r>
-        <w:rPr>
-          <w:rFonts w:asciiTheme="minorBidi" w:hAnsiTheme="minorBidi"/>
-          <w:color w:val="FF0000"/>
-          <w:sz w:val="28"/>
-        </w:rPr>
-        <w:t xml:space="preserve"> </w:t>
-      </w:r>
-    </w:p>
-    <w:p>
-      <w:pPr>
-        <w:pStyle w:val="ListParagraph"/>
-        <w:numPr>
-          <w:ilvl w:val="1"/>
-          <w:numId w:val="1"/>
-        </w:numPr>
-        <w:spacing w:after="80"/>
-        <w:rPr>
-          <w:rFonts w:asciiTheme="minorBidi" w:hAnsiTheme="minorBidi"/>
-          <w:sz w:val="28"/>
-        </w:rPr>
-      </w:pPr>
-      <w:r>
-        <w:rPr>
-          <w:rFonts w:asciiTheme="minorBidi" w:hAnsiTheme="minorBidi"/>
-          <w:sz w:val="28"/>
-          <w:cs/>
-        </w:rPr>
-        <w:t>ความสว่าง</w:t>
-      </w:r>
-      <w:r>
-        <w:rPr>
-          <w:rFonts w:asciiTheme="minorBidi" w:hAnsiTheme="minorBidi"/>
-          <w:sz w:val="28"/>
-        </w:rPr>
-        <w:t>:</w:t>
-      </w:r>
-      <w:r>
-        <w:rPr>
-          <w:rFonts w:asciiTheme="minorBidi" w:hAnsiTheme="minorBidi"/>
-          <w:sz w:val="28"/>
-        </w:rPr>
-        <w:t xml:space="preserve"> </w:t>
-      </w:r>
-      <w:r>
-        <w:rPr>
-          <w:rFonts w:asciiTheme="minorBidi" w:hAnsiTheme="minorBidi"/>
-          <w:b/>
-          <w:bCs/>
-          <w:color w:val="FF0000"/>
-          <w:sz w:val="28"/>
-        </w:rPr>
-        <w:t>xxx</w:t>
-      </w:r>
-    </w:p>
-    <w:p>
-      <w:pPr>
-        <w:pStyle w:val="ListParagraph"/>
-        <w:numPr>
-          <w:ilvl w:val="0"/>
-          <w:numId w:val="1"/>
-        </w:numPr>
-        <w:spacing w:after="80"/>
-        <w:rPr>
-          <w:rFonts w:asciiTheme="minorBidi" w:hAnsiTheme="minorBidi"/>
-          <w:sz w:val="28"/>
-        </w:rPr>
-      </w:pPr>
-      <w:r>
-        <w:rPr>
-          <w:rFonts w:asciiTheme="minorBidi" w:hAnsiTheme="minorBidi"/>
-          <w:sz w:val="28"/>
-        </w:rPr>
-        <w:t>Imbalance data</w:t>
-      </w:r>
-    </w:p>
-    <w:p>
-      <w:pPr>
-        <w:pStyle w:val="ListParagraph"/>
-        <w:numPr>
-          <w:ilvl w:val="1"/>
-          <w:numId w:val="1"/>
-        </w:numPr>
-        <w:spacing w:after="80"/>
-        <w:rPr>
-          <w:rFonts w:asciiTheme="minorBidi" w:hAnsiTheme="minorBidi"/>
-          <w:sz w:val="28"/>
-        </w:rPr>
-      </w:pPr>
-      <w:r>
-        <w:rPr>
-          <w:rFonts w:asciiTheme="minorBidi" w:hAnsiTheme="minorBidi"/>
-          <w:sz w:val="28"/>
-          <w:cs/>
-        </w:rPr>
-        <w:t xml:space="preserve">เนื่องจาก </w:t>
-      </w:r>
-      <w:r>
-        <w:rPr>
-          <w:rFonts w:asciiTheme="minorBidi" w:hAnsiTheme="minorBidi"/>
-          <w:sz w:val="28"/>
-        </w:rPr>
-        <w:t xml:space="preserve">dataset </w:t>
-      </w:r>
-      <w:r>
-        <w:rPr>
-          <w:rFonts w:asciiTheme="minorBidi" w:hAnsiTheme="minorBidi"/>
-          <w:sz w:val="28"/>
-          <w:cs/>
-        </w:rPr>
-        <w:t>ปัจจุบัน</w:t>
-      </w:r>
-      <w:r>
-        <w:rPr>
-          <w:rFonts w:asciiTheme="minorBidi" w:hAnsiTheme="minorBidi"/>
-          <w:sz w:val="28"/>
-          <w:cs/>
-        </w:rPr>
-        <w:t>มีลักษณะ</w:t>
-      </w:r>
-      <w:r>
-        <w:rPr>
-          <w:rFonts w:asciiTheme="minorBidi" w:hAnsiTheme="minorBidi"/>
-          <w:sz w:val="28"/>
-          <w:cs/>
-        </w:rPr>
-        <w:t>เป็น</w:t>
-      </w:r>
-      <w:r>
-        <w:rPr>
-          <w:rFonts w:asciiTheme="minorBidi" w:hAnsiTheme="minorBidi"/>
-          <w:sz w:val="28"/>
-        </w:rPr>
-        <w:t xml:space="preserve"> imbalance</w:t>
-      </w:r>
-      <w:r>
-        <w:rPr>
-          <w:rFonts w:asciiTheme="minorBidi" w:hAnsiTheme="minorBidi"/>
-          <w:sz w:val="28"/>
-          <w:cs/>
-        </w:rPr>
-        <w:t xml:space="preserve"> </w:t>
-      </w:r>
-      <w:r>
-        <w:rPr>
-          <w:rFonts w:asciiTheme="minorBidi" w:hAnsiTheme="minorBidi"/>
-          <w:sz w:val="28"/>
-        </w:rPr>
-        <w:t xml:space="preserve">dataset </w:t>
-      </w:r>
-      <w:r>
-        <w:rPr>
-          <w:rFonts w:asciiTheme="minorBidi" w:hAnsiTheme="minorBidi"/>
-          <w:sz w:val="28"/>
-          <w:cs/>
-        </w:rPr>
-        <w:t>โดยพิจารณาจากสัดส่วนจำนวนรูปของคลาสที่มีข้อมูลเยอะที่สุดต่อจำนวนรูปของคลาสที่มีข้อมูลน้อยที่สุด ซึ่งมีสัดส่วนอยู่ที่</w:t>
-      </w:r>
-      <w:r>
-        <w:rPr>
-          <w:rFonts w:asciiTheme="minorBidi" w:hAnsiTheme="minorBidi"/>
-          <w:sz w:val="28"/>
-        </w:rPr>
-        <w:t xml:space="preserve"> 597/320 = 1.87</w:t>
-      </w:r>
-      <w:r>
-        <w:rPr>
-          <w:rFonts w:asciiTheme="minorBidi" w:hAnsiTheme="minorBidi"/>
-          <w:sz w:val="28"/>
-          <w:cs/>
-        </w:rPr>
-        <w:t xml:space="preserve"> ซึ่ง</w:t>
-      </w:r>
-      <w:r>
-        <w:rPr>
-          <w:rFonts w:asciiTheme="minorBidi" w:hAnsiTheme="minorBidi"/>
-          <w:sz w:val="28"/>
-          <w:cs/>
-        </w:rPr>
-        <w:t>หมายความว่า</w:t>
-      </w:r>
-      <w:r>
-        <w:rPr>
-          <w:rFonts w:asciiTheme="minorBidi" w:hAnsiTheme="minorBidi"/>
-          <w:sz w:val="28"/>
-          <w:cs/>
-        </w:rPr>
-        <w:t xml:space="preserve"> จำนวนรูปของคลาสที่มีข้อมูลเยอะที่สุดมีจำนวนเกือบ</w:t>
-      </w:r>
-      <w:r>
-        <w:rPr>
-          <w:rFonts w:asciiTheme="minorBidi" w:hAnsiTheme="minorBidi"/>
-          <w:sz w:val="28"/>
-        </w:rPr>
-        <w:t xml:space="preserve"> 2 </w:t>
-      </w:r>
-      <w:r>
-        <w:rPr>
-          <w:rFonts w:asciiTheme="minorBidi" w:hAnsiTheme="minorBidi"/>
-          <w:sz w:val="28"/>
-          <w:cs/>
-        </w:rPr>
-        <w:t>เท่าของจำนวนรูปของคลาสที่มีข้อมูลน้อยที่สุด</w:t>
-      </w:r>
-    </w:p>
-    <w:p>
-      <w:pPr>
-        <w:pStyle w:val="ListParagraph"/>
-        <w:numPr>
-          <w:ilvl w:val="1"/>
-          <w:numId w:val="1"/>
-        </w:numPr>
-        <w:spacing w:after="80"/>
-        <w:rPr>
-          <w:rFonts w:asciiTheme="minorBidi" w:hAnsiTheme="minorBidi"/>
-          <w:sz w:val="28"/>
-        </w:rPr>
-      </w:pPr>
-      <w:r>
-        <w:rPr>
-          <w:rFonts w:asciiTheme="minorBidi" w:hAnsiTheme="minorBidi"/>
-          <w:sz w:val="28"/>
-          <w:cs/>
-        </w:rPr>
         <w:t>วิธีการจัดการกับ</w:t>
       </w:r>
       <w:r>
@@ -2935,6 +2695,7 @@
         </w:rPr>
       </w:pPr>
       <w:proofErr w:type="spellStart"/>
+      <w:proofErr w:type="gramStart"/>
       <w:r>
         <w:rPr>
           <w:color w:val="00B050"/>
@@ -2942,6 +2703,7 @@
         <w:t>transforms.Resize</w:t>
       </w:r>
       <w:proofErr w:type="spellEnd"/>
+      <w:proofErr w:type="gramEnd"/>
       <w:r>
         <w:rPr>
           <w:color w:val="00B050"/>
@@ -3007,6 +2769,7 @@
         </w:rPr>
       </w:pPr>
       <w:proofErr w:type="spellStart"/>
+      <w:proofErr w:type="gramStart"/>
       <w:r>
         <w:rPr>
           <w:color w:val="00B050"/>
@@ -3014,6 +2777,7 @@
         <w:t>transforms.ToTensor</w:t>
       </w:r>
       <w:proofErr w:type="spellEnd"/>
+      <w:proofErr w:type="gramEnd"/>
       <w:r>
         <w:rPr>
           <w:color w:val="00B050"/>
@@ -3119,6 +2883,7 @@
         </w:rPr>
       </w:pPr>
       <w:proofErr w:type="spellStart"/>
+      <w:proofErr w:type="gramStart"/>
       <w:r>
         <w:rPr>
           <w:color w:val="00B050"/>
@@ -3126,6 +2891,7 @@
         <w:t>transforms.Normalize</w:t>
       </w:r>
       <w:proofErr w:type="spellEnd"/>
+      <w:proofErr w:type="gramEnd"/>
       <w:r>
         <w:rPr>
           <w:color w:val="00B050"/>
@@ -3180,19 +2946,7 @@
         <w:rPr>
           <w:color w:val="00B050"/>
         </w:rPr>
-        <w:t xml:space="preserve"> (S</w:t>
-      </w:r>
-      <w:r>
-        <w:rPr>
-          <w:color w:val="00B050"/>
-        </w:rPr>
-        <w:t>tandard deviation</w:t>
-      </w:r>
-      <w:r>
-        <w:rPr>
-          <w:color w:val="00B050"/>
-        </w:rPr>
-        <w:t>)</w:t>
+        <w:t xml:space="preserve"> (Standard deviation)</w:t>
       </w:r>
       <w:r>
         <w:rPr>
@@ -3303,6 +3057,7 @@
         </w:rPr>
       </w:pPr>
       <w:proofErr w:type="spellStart"/>
+      <w:proofErr w:type="gramStart"/>
       <w:r>
         <w:rPr>
           <w:color w:val="00B050"/>
@@ -3310,6 +3065,7 @@
         <w:t>transforms.RandomHorizontalFlip</w:t>
       </w:r>
       <w:proofErr w:type="spellEnd"/>
+      <w:proofErr w:type="gramEnd"/>
       <w:r>
         <w:rPr>
           <w:color w:val="00B050"/>
@@ -3365,6 +3121,7 @@
         </w:rPr>
       </w:pPr>
       <w:proofErr w:type="spellStart"/>
+      <w:proofErr w:type="gramStart"/>
       <w:r>
         <w:rPr>
           <w:color w:val="00B050"/>
@@ -3372,11 +3129,26 @@
         <w:t>transforms.RandomRotation</w:t>
       </w:r>
       <w:proofErr w:type="spellEnd"/>
-      <w:r>
-        <w:rPr>
-          <w:color w:val="00B050"/>
-        </w:rPr>
-        <w:t xml:space="preserve">(degrees=20) : </w:t>
+      <w:proofErr w:type="gramEnd"/>
+      <w:r>
+        <w:rPr>
+          <w:color w:val="00B050"/>
+        </w:rPr>
+        <w:t>(degrees=20</w:t>
+      </w:r>
+      <w:proofErr w:type="gramStart"/>
+      <w:r>
+        <w:rPr>
+          <w:color w:val="00B050"/>
+        </w:rPr>
+        <w:t>) :</w:t>
+      </w:r>
+      <w:proofErr w:type="gramEnd"/>
+      <w:r>
+        <w:rPr>
+          <w:color w:val="00B050"/>
+        </w:rPr>
+        <w:t xml:space="preserve"> </w:t>
       </w:r>
       <w:r>
         <w:rPr>
@@ -3434,6 +3206,7 @@
         </w:rPr>
       </w:pPr>
       <w:proofErr w:type="spellStart"/>
+      <w:proofErr w:type="gramStart"/>
       <w:r>
         <w:rPr>
           <w:color w:val="00B050"/>
@@ -3441,6 +3214,7 @@
         <w:t>transforms.ColorJitter</w:t>
       </w:r>
       <w:proofErr w:type="spellEnd"/>
+      <w:proofErr w:type="gramEnd"/>
       <w:r>
         <w:rPr>
           <w:color w:val="00B050"/>
@@ -3637,14 +3411,15 @@
         </w:rPr>
       </w:pPr>
       <w:proofErr w:type="spellStart"/>
-      <w:r>
-        <w:rPr>
-          <w:color w:val="00B050"/>
-        </w:rPr>
-        <w:lastRenderedPageBreak/>
+      <w:proofErr w:type="gramStart"/>
+      <w:r>
+        <w:rPr>
+          <w:color w:val="00B050"/>
+        </w:rPr>
         <w:t>transforms.RandomResizedCrop</w:t>
       </w:r>
       <w:proofErr w:type="spellEnd"/>
+      <w:proofErr w:type="gramEnd"/>
       <w:r>
         <w:rPr>
           <w:color w:val="00B050"/>
@@ -3652,18 +3427,40 @@
         <w:t>(</w:t>
       </w:r>
       <w:proofErr w:type="spellStart"/>
-      <w:r>
-        <w:rPr>
-          <w:color w:val="00B050"/>
-        </w:rPr>
-        <w:t>self.image_size</w:t>
+      <w:proofErr w:type="gramStart"/>
+      <w:r>
+        <w:rPr>
+          <w:color w:val="00B050"/>
+        </w:rPr>
+        <w:t>self.image</w:t>
+      </w:r>
+      <w:proofErr w:type="gramEnd"/>
+      <w:r>
+        <w:rPr>
+          <w:color w:val="00B050"/>
+        </w:rPr>
+        <w:t>_size</w:t>
       </w:r>
       <w:proofErr w:type="spellEnd"/>
       <w:r>
         <w:rPr>
           <w:color w:val="00B050"/>
         </w:rPr>
-        <w:t>, scale=(0.8, 1.0)</w:t>
+        <w:t>, scale</w:t>
+      </w:r>
+      <w:proofErr w:type="gramStart"/>
+      <w:r>
+        <w:rPr>
+          <w:color w:val="00B050"/>
+        </w:rPr>
+        <w:t>=(</w:t>
+      </w:r>
+      <w:proofErr w:type="gramEnd"/>
+      <w:r>
+        <w:rPr>
+          <w:color w:val="00B050"/>
+        </w:rPr>
+        <w:t>0.8, 1.0)</w:t>
       </w:r>
       <w:r>
         <w:rPr>
@@ -3768,6 +3565,7 @@
         </w:rPr>
       </w:pPr>
       <w:proofErr w:type="spellStart"/>
+      <w:proofErr w:type="gramStart"/>
       <w:r>
         <w:rPr>
           <w:color w:val="00B050"/>
@@ -3775,6 +3573,7 @@
         <w:t>transforms.RandomPerspective</w:t>
       </w:r>
       <w:proofErr w:type="spellEnd"/>
+      <w:proofErr w:type="gramEnd"/>
       <w:r>
         <w:rPr>
           <w:color w:val="00B050"/>
@@ -3866,6 +3665,7 @@
         </w:rPr>
       </w:pPr>
       <w:proofErr w:type="spellStart"/>
+      <w:proofErr w:type="gramStart"/>
       <w:r>
         <w:rPr>
           <w:color w:val="00B050"/>
@@ -3873,6 +3673,7 @@
         <w:t>transforms.RandomGrayscale</w:t>
       </w:r>
       <w:proofErr w:type="spellEnd"/>
+      <w:proofErr w:type="gramEnd"/>
       <w:r>
         <w:rPr>
           <w:color w:val="00B050"/>
@@ -4410,7 +4211,6 @@
     <w:p>
       <w:pPr>
         <w:rPr>
-          <w:rFonts w:hint="cs"/>
           <w:color w:val="FF0000"/>
         </w:rPr>
       </w:pPr>
@@ -5065,7 +4865,6 @@
                 <w:color w:val="EE0000"/>
                 <w:cs/>
               </w:rPr>
-              <w:lastRenderedPageBreak/>
               <w:t>เช่นกัน แต่</w:t>
             </w:r>
             <w:r>
@@ -5117,7 +4916,6 @@
                 <w:color w:val="EE0000"/>
                 <w:cs/>
               </w:rPr>
-              <w:lastRenderedPageBreak/>
               <w:t xml:space="preserve">ซับซ้อนกว่า </w:t>
             </w:r>
             <w:proofErr w:type="spellStart"/>
@@ -5364,6 +5162,7 @@
               <w:rPr>
                 <w:color w:val="EE0000"/>
               </w:rPr>
+              <w:lastRenderedPageBreak/>
               <w:t>VGG16</w:t>
             </w:r>
           </w:p>
@@ -5923,10 +5722,12 @@
         <w:t xml:space="preserve">Layer 1: </w:t>
       </w:r>
       <w:proofErr w:type="spellStart"/>
+      <w:proofErr w:type="gramStart"/>
       <w:r>
         <w:t>nn.Linear</w:t>
       </w:r>
       <w:proofErr w:type="spellEnd"/>
+      <w:proofErr w:type="gramEnd"/>
       <w:r>
         <w:t>(</w:t>
       </w:r>
@@ -5958,10 +5759,12 @@
         <w:t xml:space="preserve">Layer 2: </w:t>
       </w:r>
       <w:proofErr w:type="spellStart"/>
+      <w:proofErr w:type="gramStart"/>
       <w:r>
         <w:t>nn.ReLU</w:t>
       </w:r>
       <w:proofErr w:type="spellEnd"/>
+      <w:proofErr w:type="gramEnd"/>
       <w:r>
         <w:t>(</w:t>
       </w:r>
@@ -5985,10 +5788,12 @@
         <w:t xml:space="preserve">Layer 3: </w:t>
       </w:r>
       <w:proofErr w:type="spellStart"/>
+      <w:proofErr w:type="gramStart"/>
       <w:r>
         <w:t>nn.Dropout</w:t>
       </w:r>
       <w:proofErr w:type="spellEnd"/>
+      <w:proofErr w:type="gramEnd"/>
       <w:r>
         <w:t>(</w:t>
       </w:r>
@@ -6012,10 +5817,12 @@
         <w:t xml:space="preserve">Layer 4: </w:t>
       </w:r>
       <w:proofErr w:type="spellStart"/>
+      <w:proofErr w:type="gramStart"/>
       <w:r>
         <w:t>nn.Linear</w:t>
       </w:r>
       <w:proofErr w:type="spellEnd"/>
+      <w:proofErr w:type="gramEnd"/>
       <w:r>
         <w:t xml:space="preserve">(256, </w:t>
       </w:r>
@@ -6105,7 +5912,6 @@
     </w:p>
     <w:p>
       <w:r>
-        <w:lastRenderedPageBreak/>
         <w:t xml:space="preserve">&gt;&gt; </w:t>
       </w:r>
       <w:r>
@@ -6186,6 +5992,7 @@
         <w:t xml:space="preserve">learning </w:t>
       </w:r>
       <w:proofErr w:type="spellStart"/>
+      <w:proofErr w:type="gramStart"/>
       <w:r>
         <w:t>rate,</w:t>
       </w:r>
@@ -6196,6 +6003,7 @@
       <w:r>
         <w:t>.</w:t>
       </w:r>
+      <w:proofErr w:type="gramEnd"/>
     </w:p>
     <w:p>
       <w:pPr>
@@ -6341,6 +6149,7 @@
           <w:bCs/>
           <w:color w:val="EE0000"/>
         </w:rPr>
+        <w:lastRenderedPageBreak/>
         <w:t xml:space="preserve">Stage 2 — Selective Unfreeze: </w:t>
       </w:r>
       <w:proofErr w:type="spellStart"/>
@@ -7222,11 +7031,6 @@
       </w:r>
     </w:p>
     <w:p>
-      <w:pPr>
-        <w:rPr>
-          <w:rFonts w:hint="cs"/>
-        </w:rPr>
-      </w:pPr>
       <w:r>
         <w:t xml:space="preserve">&gt;&gt; </w:t>
       </w:r>
@@ -7255,7 +7059,6 @@
           <w:sz w:val="36"/>
           <w:szCs w:val="44"/>
         </w:rPr>
-        <w:lastRenderedPageBreak/>
         <w:t>7.</w:t>
       </w:r>
       <w:r>
@@ -7312,7 +7115,7 @@
 </file>
 
 <file path=word/numbering.xml><?xml version="1.0" encoding="utf-8"?>
-<w:numbering xmlns:wpc="http://schemas.microsoft.com/office/word/2010/wordprocessingCanvas" xmlns:cx="http://schemas.microsoft.com/office/drawing/2014/chartex" xmlns:cx1="http://schemas.microsoft.com/office/drawing/2015/9/8/chartex" xmlns:cx2="http://schemas.microsoft.com/office/drawing/2015/10/21/chartex" xmlns:cx3="http://schemas.microsoft.com/office/drawing/2016/5/9/chartex" xmlns:cx4="http://schemas.microsoft.com/office/drawing/2016/5/10/chartex" xmlns:cx5="http://schemas.microsoft.com/office/drawing/2016/5/11/chartex" xmlns:cx6="http://schemas.microsoft.com/office/drawing/2016/5/12/chartex" xmlns:cx7="http://schemas.microsoft.com/office/drawing/2016/5/13/chartex" xmlns:cx8="http://schemas.microsoft.com/office/drawing/2016/5/14/chartex" xmlns:mc="http://schemas.openxmlformats.org/markup-compatibility/2006" xmlns:aink="http://schemas.microsoft.com/office/drawing/2016/ink" xmlns:am3d="http://schemas.microsoft.com/office/drawing/2017/model3d" xmlns:o="urn:schemas-microsoft-com:office:office" xmlns:r="http://schemas.openxmlformats.org/officeDocument/2006/relationships" xmlns:m="http://schemas.openxmlformats.org/officeDocument/2006/math" xmlns:v="urn:schemas-microsoft-com:vml" xmlns:wp14="http://schemas.microsoft.com/office/word/2010/wordprocessingDrawing" xmlns:wp="http://schemas.openxmlformats.org/drawingml/2006/wordprocessingDrawing" xmlns:w10="urn:schemas-microsoft-com:office:word" xmlns:w="http://schemas.openxmlformats.org/wordprocessingml/2006/main" xmlns:w14="http://schemas.microsoft.com/office/word/2010/wordml" xmlns:w15="http://schemas.microsoft.com/office/word/2012/wordml" xmlns:w16cex="http://schemas.microsoft.com/office/word/2018/wordml/cex" xmlns:w16cid="http://schemas.microsoft.com/office/word/2016/wordml/cid" xmlns:w16="http://schemas.microsoft.com/office/word/2018/wordml" xmlns:w16sdtdh="http://schemas.microsoft.com/office/word/2020/wordml/sdtdatahash" xmlns:w16se="http://schemas.microsoft.com/office/word/2015/wordml/symex" xmlns:wpg="http://schemas.microsoft.com/office/word/2010/wordprocessingGroup" xmlns:wpi="http://schemas.microsoft.com/office/word/2010/wordprocessingInk" xmlns:wne="http://schemas.microsoft.com/office/word/2006/wordml" xmlns:wps="http://schemas.microsoft.com/office/word/2010/wordprocessingShape" mc:Ignorable="w14 w15 w16se w16cid w16 w16cex w16sdtdh wp14">
+<w:numbering xmlns:wpc="http://schemas.microsoft.com/office/word/2010/wordprocessingCanvas" xmlns:cx="http://schemas.microsoft.com/office/drawing/2014/chartex" xmlns:cx1="http://schemas.microsoft.com/office/drawing/2015/9/8/chartex" xmlns:cx2="http://schemas.microsoft.com/office/drawing/2015/10/21/chartex" xmlns:cx3="http://schemas.microsoft.com/office/drawing/2016/5/9/chartex" xmlns:cx4="http://schemas.microsoft.com/office/drawing/2016/5/10/chartex" xmlns:cx5="http://schemas.microsoft.com/office/drawing/2016/5/11/chartex" xmlns:cx6="http://schemas.microsoft.com/office/drawing/2016/5/12/chartex" xmlns:cx7="http://schemas.microsoft.com/office/drawing/2016/5/13/chartex" xmlns:cx8="http://schemas.microsoft.com/office/drawing/2016/5/14/chartex" xmlns:mc="http://schemas.openxmlformats.org/markup-compatibility/2006" xmlns:aink="http://schemas.microsoft.com/office/drawing/2016/ink" xmlns:am3d="http://schemas.microsoft.com/office/drawing/2017/model3d" xmlns:o="urn:schemas-microsoft-com:office:office" xmlns:oel="http://schemas.microsoft.com/office/2019/extlst" xmlns:r="http://schemas.openxmlformats.org/officeDocument/2006/relationships" xmlns:m="http://schemas.openxmlformats.org/officeDocument/2006/math" xmlns:v="urn:schemas-microsoft-com:vml" xmlns:wp14="http://schemas.microsoft.com/office/word/2010/wordprocessingDrawing" xmlns:wp="http://schemas.openxmlformats.org/drawingml/2006/wordprocessingDrawing" xmlns:w10="urn:schemas-microsoft-com:office:word" xmlns:w="http://schemas.openxmlformats.org/wordprocessingml/2006/main" xmlns:w14="http://schemas.microsoft.com/office/word/2010/wordml" xmlns:w15="http://schemas.microsoft.com/office/word/2012/wordml" xmlns:w16cex="http://schemas.microsoft.com/office/word/2018/wordml/cex" xmlns:w16cid="http://schemas.microsoft.com/office/word/2016/wordml/cid" xmlns:w16="http://schemas.microsoft.com/office/word/2018/wordml" xmlns:w16du="http://schemas.microsoft.com/office/word/2023/wordml/word16du" xmlns:w16sdtdh="http://schemas.microsoft.com/office/word/2020/wordml/sdtdatahash" xmlns:w16sdtfl="http://schemas.microsoft.com/office/word/2024/wordml/sdtformatlock" xmlns:w16se="http://schemas.microsoft.com/office/word/2015/wordml/symex" xmlns:wpg="http://schemas.microsoft.com/office/word/2010/wordprocessingGroup" xmlns:wpi="http://schemas.microsoft.com/office/word/2010/wordprocessingInk" xmlns:wne="http://schemas.microsoft.com/office/word/2006/wordml" xmlns:wps="http://schemas.microsoft.com/office/word/2010/wordprocessingShape" mc:Ignorable="w14 w15 w16se w16cid w16 w16cex w16sdtdh w16sdtfl w16du wp14">
   <w:abstractNum w:abstractNumId="0" w15:restartNumberingAfterBreak="0">
     <w:nsid w:val="019275CA"/>
     <w:multiLevelType w:val="hybridMultilevel"/>
@@ -7957,29 +7760,29 @@
       </w:rPr>
     </w:lvl>
   </w:abstractNum>
-  <w:num w:numId="1">
+  <w:num w:numId="1" w16cid:durableId="1066950044">
     <w:abstractNumId w:val="4"/>
   </w:num>
-  <w:num w:numId="2">
+  <w:num w:numId="2" w16cid:durableId="40909111">
     <w:abstractNumId w:val="3"/>
   </w:num>
-  <w:num w:numId="3">
+  <w:num w:numId="3" w16cid:durableId="757336947">
     <w:abstractNumId w:val="0"/>
   </w:num>
-  <w:num w:numId="4">
+  <w:num w:numId="4" w16cid:durableId="1124008748">
     <w:abstractNumId w:val="2"/>
   </w:num>
-  <w:num w:numId="5">
+  <w:num w:numId="5" w16cid:durableId="1919166720">
     <w:abstractNumId w:val="5"/>
   </w:num>
-  <w:num w:numId="6">
+  <w:num w:numId="6" w16cid:durableId="1362321990">
     <w:abstractNumId w:val="1"/>
   </w:num>
 </w:numbering>
 </file>
 
 <file path=word/styles.xml><?xml version="1.0" encoding="utf-8"?>
-<w:styles xmlns:mc="http://schemas.openxmlformats.org/markup-compatibility/2006" xmlns:r="http://schemas.openxmlformats.org/officeDocument/2006/relationships" xmlns:w="http://schemas.openxmlformats.org/wordprocessingml/2006/main" xmlns:w14="http://schemas.microsoft.com/office/word/2010/wordml" xmlns:w15="http://schemas.microsoft.com/office/word/2012/wordml" xmlns:w16cex="http://schemas.microsoft.com/office/word/2018/wordml/cex" xmlns:w16cid="http://schemas.microsoft.com/office/word/2016/wordml/cid" xmlns:w16="http://schemas.microsoft.com/office/word/2018/wordml" xmlns:w16sdtdh="http://schemas.microsoft.com/office/word/2020/wordml/sdtdatahash" xmlns:w16se="http://schemas.microsoft.com/office/word/2015/wordml/symex" mc:Ignorable="w14 w15 w16se w16cid w16 w16cex w16sdtdh">
+<w:styles xmlns:mc="http://schemas.openxmlformats.org/markup-compatibility/2006" xmlns:r="http://schemas.openxmlformats.org/officeDocument/2006/relationships" xmlns:w="http://schemas.openxmlformats.org/wordprocessingml/2006/main" xmlns:w14="http://schemas.microsoft.com/office/word/2010/wordml" xmlns:w15="http://schemas.microsoft.com/office/word/2012/wordml" xmlns:w16cex="http://schemas.microsoft.com/office/word/2018/wordml/cex" xmlns:w16cid="http://schemas.microsoft.com/office/word/2016/wordml/cid" xmlns:w16="http://schemas.microsoft.com/office/word/2018/wordml" xmlns:w16du="http://schemas.microsoft.com/office/word/2023/wordml/word16du" xmlns:w16sdtdh="http://schemas.microsoft.com/office/word/2020/wordml/sdtdatahash" xmlns:w16sdtfl="http://schemas.microsoft.com/office/word/2024/wordml/sdtformatlock" xmlns:w16se="http://schemas.microsoft.com/office/word/2015/wordml/symex" mc:Ignorable="w14 w15 w16se w16cid w16 w16cex w16sdtdh w16sdtfl w16du">
   <w:docDefaults>
     <w:rPrDefault>
       <w:rPr>

--- a/_Document/task_summary.docx
+++ b/_Document/task_summary.docx
@@ -77,35 +77,48 @@
     <w:p>
       <w:pPr>
         <w:rPr>
+          <w:rFonts w:asciiTheme="minorBidi" w:hAnsiTheme="minorBidi"/>
           <w:color w:val="FF0000"/>
-        </w:rPr>
-      </w:pPr>
-      <w:r>
-        <w:rPr>
+          <w:sz w:val="28"/>
+        </w:rPr>
+      </w:pPr>
+      <w:r>
+        <w:rPr>
+          <w:rFonts w:asciiTheme="minorBidi" w:hAnsiTheme="minorBidi"/>
           <w:color w:val="FF0000"/>
+          <w:sz w:val="28"/>
         </w:rPr>
         <w:t>&gt;&gt;</w:t>
       </w:r>
       <w:r>
-        <w:t xml:space="preserve"> </w:t>
-      </w:r>
-      <w:r>
-        <w:rPr>
-          <w:rFonts w:hint="cs"/>
+        <w:rPr>
+          <w:rFonts w:asciiTheme="minorBidi" w:hAnsiTheme="minorBidi"/>
+          <w:sz w:val="28"/>
+        </w:rPr>
+        <w:t xml:space="preserve"> </w:t>
+      </w:r>
+      <w:r>
+        <w:rPr>
+          <w:rFonts w:asciiTheme="minorBidi" w:hAnsiTheme="minorBidi"/>
           <w:color w:val="FF0000"/>
+          <w:sz w:val="28"/>
           <w:cs/>
         </w:rPr>
         <w:t>ใส่</w:t>
       </w:r>
       <w:r>
         <w:rPr>
+          <w:rFonts w:asciiTheme="minorBidi" w:hAnsiTheme="minorBidi"/>
           <w:color w:val="FF0000"/>
+          <w:sz w:val="28"/>
         </w:rPr>
         <w:t xml:space="preserve"> sample of each class</w:t>
       </w:r>
       <w:r>
         <w:rPr>
+          <w:rFonts w:asciiTheme="minorBidi" w:hAnsiTheme="minorBidi"/>
           <w:color w:val="FF0000"/>
+          <w:sz w:val="28"/>
         </w:rPr>
         <w:t xml:space="preserve"> image </w:t>
       </w:r>
@@ -115,12 +128,14 @@
         <w:rPr>
           <w:rFonts w:asciiTheme="minorBidi" w:hAnsiTheme="minorBidi"/>
           <w:color w:val="FF0000"/>
+          <w:sz w:val="28"/>
         </w:rPr>
       </w:pPr>
       <w:r>
         <w:rPr>
           <w:rFonts w:asciiTheme="minorBidi" w:hAnsiTheme="minorBidi"/>
           <w:color w:val="FF0000"/>
+          <w:sz w:val="28"/>
         </w:rPr>
         <w:t xml:space="preserve">&gt;&gt; </w:t>
       </w:r>
@@ -128,6 +143,7 @@
         <w:rPr>
           <w:rFonts w:asciiTheme="minorBidi" w:hAnsiTheme="minorBidi"/>
           <w:color w:val="FF0000"/>
+          <w:sz w:val="28"/>
           <w:cs/>
         </w:rPr>
         <w:t xml:space="preserve">ใส่ </w:t>
@@ -136,6 +152,7 @@
         <w:rPr>
           <w:rFonts w:asciiTheme="minorBidi" w:hAnsiTheme="minorBidi"/>
           <w:color w:val="FF0000"/>
+          <w:sz w:val="28"/>
         </w:rPr>
         <w:t>EDA visualization</w:t>
       </w:r>
@@ -1627,12 +1644,14 @@
         <w:spacing w:after="80"/>
         <w:rPr>
           <w:rFonts w:asciiTheme="minorBidi" w:hAnsiTheme="minorBidi"/>
-          <w:sz w:val="28"/>
-        </w:rPr>
-      </w:pPr>
-      <w:r>
-        <w:rPr>
-          <w:rFonts w:asciiTheme="minorBidi" w:hAnsiTheme="minorBidi"/>
+          <w:color w:val="00B050"/>
+          <w:sz w:val="28"/>
+        </w:rPr>
+      </w:pPr>
+      <w:r>
+        <w:rPr>
+          <w:rFonts w:asciiTheme="minorBidi" w:hAnsiTheme="minorBidi"/>
+          <w:color w:val="00B050"/>
           <w:sz w:val="28"/>
         </w:rPr>
         <w:t>Exploratory Data Analysis (EDA)</w:t>
@@ -1648,42 +1667,22 @@
         <w:spacing w:after="80"/>
         <w:rPr>
           <w:rFonts w:asciiTheme="minorBidi" w:hAnsiTheme="minorBidi"/>
-          <w:sz w:val="28"/>
-        </w:rPr>
-      </w:pPr>
-      <w:r>
-        <w:rPr>
-          <w:rFonts w:asciiTheme="minorBidi" w:hAnsiTheme="minorBidi"/>
-          <w:sz w:val="28"/>
-        </w:rPr>
-        <w:t xml:space="preserve"> </w:t>
-      </w:r>
-      <w:r>
-        <w:rPr>
-          <w:rFonts w:asciiTheme="minorBidi" w:hAnsiTheme="minorBidi"/>
-          <w:sz w:val="28"/>
-          <w:cs/>
-        </w:rPr>
-        <w:t>จำนวนภาพ</w:t>
-      </w:r>
-      <w:r>
-        <w:rPr>
-          <w:rFonts w:asciiTheme="minorBidi" w:hAnsiTheme="minorBidi"/>
-          <w:sz w:val="28"/>
-        </w:rPr>
-        <w:t>:</w:t>
-      </w:r>
-      <w:r>
-        <w:rPr>
-          <w:rFonts w:asciiTheme="minorBidi" w:hAnsiTheme="minorBidi"/>
-          <w:sz w:val="28"/>
-          <w:cs/>
-        </w:rPr>
-        <w:t xml:space="preserve"> </w:t>
-      </w:r>
-      <w:r>
-        <w:rPr>
-          <w:rFonts w:asciiTheme="minorBidi" w:hAnsiTheme="minorBidi" w:hint="cs"/>
+          <w:color w:val="00B050"/>
+          <w:sz w:val="28"/>
+        </w:rPr>
+      </w:pPr>
+      <w:r>
+        <w:rPr>
+          <w:rFonts w:asciiTheme="minorBidi" w:hAnsiTheme="minorBidi"/>
+          <w:color w:val="00B050"/>
+          <w:sz w:val="28"/>
+        </w:rPr>
+        <w:t xml:space="preserve"> </w:t>
+      </w:r>
+      <w:r>
+        <w:rPr>
+          <w:rFonts w:asciiTheme="minorBidi" w:hAnsiTheme="minorBidi" w:hint="cs"/>
+          <w:color w:val="00B050"/>
           <w:sz w:val="28"/>
           <w:cs/>
         </w:rPr>
@@ -1692,6 +1691,7 @@
       <w:r>
         <w:rPr>
           <w:rFonts w:asciiTheme="minorBidi" w:hAnsiTheme="minorBidi"/>
+          <w:color w:val="00B050"/>
           <w:sz w:val="28"/>
         </w:rPr>
         <w:t xml:space="preserve">data cleaning </w:t>
@@ -1699,6 +1699,7 @@
       <w:r>
         <w:rPr>
           <w:rFonts w:asciiTheme="minorBidi" w:hAnsiTheme="minorBidi" w:hint="cs"/>
+          <w:color w:val="00B050"/>
           <w:sz w:val="28"/>
           <w:cs/>
         </w:rPr>
@@ -1707,6 +1708,7 @@
       <w:r>
         <w:rPr>
           <w:rFonts w:asciiTheme="minorBidi" w:hAnsiTheme="minorBidi"/>
+          <w:color w:val="00B050"/>
           <w:sz w:val="28"/>
         </w:rPr>
         <w:t>1813</w:t>
@@ -1714,6 +1716,7 @@
       <w:r>
         <w:rPr>
           <w:rFonts w:asciiTheme="minorBidi" w:hAnsiTheme="minorBidi" w:hint="cs"/>
+          <w:color w:val="00B050"/>
           <w:sz w:val="28"/>
           <w:cs/>
         </w:rPr>
@@ -1722,6 +1725,7 @@
       <w:r>
         <w:rPr>
           <w:rFonts w:asciiTheme="minorBidi" w:hAnsiTheme="minorBidi"/>
+          <w:color w:val="00B050"/>
           <w:sz w:val="28"/>
         </w:rPr>
         <w:t xml:space="preserve"> </w:t>
@@ -1730,6 +1734,7 @@
       <w:r>
         <w:rPr>
           <w:rFonts w:asciiTheme="minorBidi" w:hAnsiTheme="minorBidi"/>
+          <w:color w:val="00B050"/>
           <w:sz w:val="28"/>
         </w:rPr>
         <w:t>Gomu</w:t>
@@ -1738,6 +1743,7 @@
       <w:r>
         <w:rPr>
           <w:rFonts w:asciiTheme="minorBidi" w:hAnsiTheme="minorBidi"/>
+          <w:color w:val="00B050"/>
           <w:sz w:val="28"/>
         </w:rPr>
         <w:t xml:space="preserve"> </w:t>
@@ -1746,6 +1752,7 @@
       <w:r>
         <w:rPr>
           <w:rFonts w:asciiTheme="minorBidi" w:hAnsiTheme="minorBidi"/>
+          <w:color w:val="00B050"/>
           <w:sz w:val="28"/>
         </w:rPr>
         <w:t>Gomu</w:t>
@@ -1754,6 +1761,7 @@
       <w:r>
         <w:rPr>
           <w:rFonts w:asciiTheme="minorBidi" w:hAnsiTheme="minorBidi"/>
+          <w:color w:val="00B050"/>
           <w:sz w:val="28"/>
         </w:rPr>
         <w:t xml:space="preserve"> = </w:t>
@@ -1761,6 +1769,7 @@
       <w:r>
         <w:rPr>
           <w:rFonts w:asciiTheme="minorBidi" w:hAnsiTheme="minorBidi"/>
+          <w:color w:val="00B050"/>
           <w:sz w:val="28"/>
           <w:cs/>
         </w:rPr>
@@ -1769,13 +1778,15 @@
       <w:r>
         <w:rPr>
           <w:rFonts w:asciiTheme="minorBidi" w:hAnsiTheme="minorBidi"/>
-          <w:sz w:val="28"/>
-        </w:rPr>
-        <w:t xml:space="preserve"> </w:t>
-      </w:r>
-      <w:r>
-        <w:rPr>
-          <w:rFonts w:asciiTheme="minorBidi" w:hAnsiTheme="minorBidi"/>
+          <w:color w:val="00B050"/>
+          <w:sz w:val="28"/>
+        </w:rPr>
+        <w:t xml:space="preserve"> </w:t>
+      </w:r>
+      <w:r>
+        <w:rPr>
+          <w:rFonts w:asciiTheme="minorBidi" w:hAnsiTheme="minorBidi"/>
+          <w:color w:val="00B050"/>
           <w:sz w:val="28"/>
           <w:cs/>
         </w:rPr>
@@ -1784,6 +1795,7 @@
       <w:r>
         <w:rPr>
           <w:rFonts w:asciiTheme="minorBidi" w:hAnsiTheme="minorBidi"/>
+          <w:color w:val="00B050"/>
           <w:sz w:val="28"/>
         </w:rPr>
         <w:t xml:space="preserve">, Mera Mer = </w:t>
@@ -1791,6 +1803,7 @@
       <w:r>
         <w:rPr>
           <w:rFonts w:asciiTheme="minorBidi" w:hAnsiTheme="minorBidi"/>
+          <w:color w:val="00B050"/>
           <w:sz w:val="28"/>
           <w:cs/>
         </w:rPr>
@@ -1799,13 +1812,15 @@
       <w:r>
         <w:rPr>
           <w:rFonts w:asciiTheme="minorBidi" w:hAnsiTheme="minorBidi"/>
-          <w:sz w:val="28"/>
-        </w:rPr>
-        <w:t xml:space="preserve"> </w:t>
-      </w:r>
-      <w:r>
-        <w:rPr>
-          <w:rFonts w:asciiTheme="minorBidi" w:hAnsiTheme="minorBidi"/>
+          <w:color w:val="00B050"/>
+          <w:sz w:val="28"/>
+        </w:rPr>
+        <w:t xml:space="preserve"> </w:t>
+      </w:r>
+      <w:r>
+        <w:rPr>
+          <w:rFonts w:asciiTheme="minorBidi" w:hAnsiTheme="minorBidi"/>
+          <w:color w:val="00B050"/>
           <w:sz w:val="28"/>
           <w:cs/>
         </w:rPr>
@@ -1814,6 +1829,7 @@
       <w:r>
         <w:rPr>
           <w:rFonts w:asciiTheme="minorBidi" w:hAnsiTheme="minorBidi"/>
+          <w:color w:val="00B050"/>
           <w:sz w:val="28"/>
         </w:rPr>
         <w:t xml:space="preserve">, </w:t>
@@ -1822,6 +1838,7 @@
       <w:r>
         <w:rPr>
           <w:rFonts w:asciiTheme="minorBidi" w:hAnsiTheme="minorBidi"/>
+          <w:color w:val="00B050"/>
           <w:sz w:val="28"/>
         </w:rPr>
         <w:t>Ope</w:t>
@@ -1830,6 +1847,7 @@
       <w:r>
         <w:rPr>
           <w:rFonts w:asciiTheme="minorBidi" w:hAnsiTheme="minorBidi"/>
+          <w:color w:val="00B050"/>
           <w:sz w:val="28"/>
         </w:rPr>
         <w:t xml:space="preserve"> </w:t>
@@ -1838,6 +1856,7 @@
       <w:r>
         <w:rPr>
           <w:rFonts w:asciiTheme="minorBidi" w:hAnsiTheme="minorBidi"/>
+          <w:color w:val="00B050"/>
           <w:sz w:val="28"/>
         </w:rPr>
         <w:t>Ope</w:t>
@@ -1846,14 +1865,16 @@
       <w:r>
         <w:rPr>
           <w:rFonts w:asciiTheme="minorBidi" w:hAnsiTheme="minorBidi"/>
-          <w:sz w:val="28"/>
-          <w:cs/>
-        </w:rPr>
-        <w:t xml:space="preserve"> </w:t>
-      </w:r>
-      <w:r>
-        <w:rPr>
-          <w:rFonts w:asciiTheme="minorBidi" w:hAnsiTheme="minorBidi"/>
+          <w:color w:val="00B050"/>
+          <w:sz w:val="28"/>
+          <w:cs/>
+        </w:rPr>
+        <w:t xml:space="preserve"> </w:t>
+      </w:r>
+      <w:r>
+        <w:rPr>
+          <w:rFonts w:asciiTheme="minorBidi" w:hAnsiTheme="minorBidi"/>
+          <w:color w:val="00B050"/>
           <w:sz w:val="28"/>
         </w:rPr>
         <w:t xml:space="preserve">= </w:t>
@@ -1861,6 +1882,7 @@
       <w:r>
         <w:rPr>
           <w:rFonts w:asciiTheme="minorBidi" w:hAnsiTheme="minorBidi"/>
+          <w:color w:val="00B050"/>
           <w:sz w:val="28"/>
           <w:cs/>
         </w:rPr>
@@ -1869,6 +1891,7 @@
       <w:r>
         <w:rPr>
           <w:rFonts w:asciiTheme="minorBidi" w:hAnsiTheme="minorBidi"/>
+          <w:color w:val="00B050"/>
           <w:sz w:val="28"/>
         </w:rPr>
         <w:t xml:space="preserve">, Yami </w:t>
@@ -1877,6 +1900,7 @@
       <w:r>
         <w:rPr>
           <w:rFonts w:asciiTheme="minorBidi" w:hAnsiTheme="minorBidi"/>
+          <w:color w:val="00B050"/>
           <w:sz w:val="28"/>
         </w:rPr>
         <w:t>Yami</w:t>
@@ -1885,14 +1909,16 @@
       <w:r>
         <w:rPr>
           <w:rFonts w:asciiTheme="minorBidi" w:hAnsiTheme="minorBidi"/>
-          <w:sz w:val="28"/>
-          <w:cs/>
-        </w:rPr>
-        <w:t xml:space="preserve"> </w:t>
-      </w:r>
-      <w:r>
-        <w:rPr>
-          <w:rFonts w:asciiTheme="minorBidi" w:hAnsiTheme="minorBidi"/>
+          <w:color w:val="00B050"/>
+          <w:sz w:val="28"/>
+          <w:cs/>
+        </w:rPr>
+        <w:t xml:space="preserve"> </w:t>
+      </w:r>
+      <w:r>
+        <w:rPr>
+          <w:rFonts w:asciiTheme="minorBidi" w:hAnsiTheme="minorBidi"/>
+          <w:color w:val="00B050"/>
           <w:sz w:val="28"/>
         </w:rPr>
         <w:t xml:space="preserve">= </w:t>
@@ -1900,6 +1926,7 @@
       <w:r>
         <w:rPr>
           <w:rFonts w:asciiTheme="minorBidi" w:hAnsiTheme="minorBidi"/>
+          <w:color w:val="00B050"/>
           <w:sz w:val="28"/>
           <w:cs/>
         </w:rPr>
@@ -1916,12 +1943,14 @@
         <w:spacing w:after="80"/>
         <w:rPr>
           <w:rFonts w:asciiTheme="minorBidi" w:hAnsiTheme="minorBidi"/>
-          <w:sz w:val="28"/>
-        </w:rPr>
-      </w:pPr>
-      <w:r>
-        <w:rPr>
-          <w:rFonts w:asciiTheme="minorBidi" w:hAnsiTheme="minorBidi"/>
+          <w:color w:val="00B050"/>
+          <w:sz w:val="28"/>
+        </w:rPr>
+      </w:pPr>
+      <w:r>
+        <w:rPr>
+          <w:rFonts w:asciiTheme="minorBidi" w:hAnsiTheme="minorBidi"/>
+          <w:color w:val="00B050"/>
           <w:sz w:val="28"/>
           <w:cs/>
         </w:rPr>
@@ -1929,27 +1958,235 @@
       </w:r>
       <w:r>
         <w:rPr>
-          <w:rFonts w:asciiTheme="minorBidi" w:hAnsiTheme="minorBidi"/>
-          <w:sz w:val="28"/>
-        </w:rPr>
-        <w:t>:</w:t>
-      </w:r>
-      <w:r>
-        <w:rPr>
-          <w:rFonts w:asciiTheme="minorBidi" w:hAnsiTheme="minorBidi"/>
-          <w:sz w:val="28"/>
-        </w:rPr>
-        <w:t xml:space="preserve"> </w:t>
-      </w:r>
-      <w:r>
-        <w:rPr>
-          <w:rFonts w:asciiTheme="minorBidi" w:hAnsiTheme="minorBidi"/>
-          <w:b/>
-          <w:bCs/>
-          <w:color w:val="FF0000"/>
-          <w:sz w:val="28"/>
-        </w:rPr>
-        <w:t>xxx</w:t>
+          <w:rFonts w:asciiTheme="minorBidi" w:hAnsiTheme="minorBidi" w:hint="cs"/>
+          <w:color w:val="00B050"/>
+          <w:sz w:val="28"/>
+          <w:cs/>
+        </w:rPr>
+        <w:t xml:space="preserve">มีความหลากหลายสูงมาก โดยมีความกว้างตั้งแต่ </w:t>
+      </w:r>
+      <w:r>
+        <w:rPr>
+          <w:rFonts w:asciiTheme="minorBidi" w:hAnsiTheme="minorBidi"/>
+          <w:color w:val="00B050"/>
+          <w:sz w:val="28"/>
+        </w:rPr>
+        <w:t>62</w:t>
+      </w:r>
+      <w:r>
+        <w:rPr>
+          <w:rFonts w:asciiTheme="minorBidi" w:hAnsiTheme="minorBidi"/>
+          <w:color w:val="00B050"/>
+          <w:sz w:val="28"/>
+        </w:rPr>
+        <w:t xml:space="preserve"> </w:t>
+      </w:r>
+      <w:r>
+        <w:rPr>
+          <w:rFonts w:asciiTheme="minorBidi" w:hAnsiTheme="minorBidi" w:hint="cs"/>
+          <w:color w:val="00B050"/>
+          <w:sz w:val="28"/>
+          <w:cs/>
+        </w:rPr>
+        <w:t xml:space="preserve">ถึง </w:t>
+      </w:r>
+      <w:r>
+        <w:rPr>
+          <w:rFonts w:asciiTheme="minorBidi" w:hAnsiTheme="minorBidi"/>
+          <w:color w:val="00B050"/>
+          <w:sz w:val="28"/>
+        </w:rPr>
+        <w:t>4330</w:t>
+      </w:r>
+      <w:r>
+        <w:rPr>
+          <w:rFonts w:asciiTheme="minorBidi" w:hAnsiTheme="minorBidi"/>
+          <w:color w:val="00B050"/>
+          <w:sz w:val="28"/>
+        </w:rPr>
+        <w:t xml:space="preserve"> </w:t>
+      </w:r>
+      <w:r>
+        <w:rPr>
+          <w:rFonts w:asciiTheme="minorBidi" w:hAnsiTheme="minorBidi" w:hint="cs"/>
+          <w:color w:val="00B050"/>
+          <w:sz w:val="28"/>
+          <w:cs/>
+        </w:rPr>
+        <w:t>พิกเซล</w:t>
+      </w:r>
+      <w:r>
+        <w:rPr>
+          <w:rFonts w:asciiTheme="minorBidi" w:hAnsiTheme="minorBidi" w:hint="cs"/>
+          <w:color w:val="00B050"/>
+          <w:sz w:val="28"/>
+          <w:cs/>
+        </w:rPr>
+        <w:t>และ</w:t>
+      </w:r>
+      <w:r>
+        <w:rPr>
+          <w:rFonts w:asciiTheme="minorBidi" w:hAnsiTheme="minorBidi" w:hint="cs"/>
+          <w:color w:val="00B050"/>
+          <w:sz w:val="28"/>
+          <w:cs/>
+        </w:rPr>
+        <w:t>มี</w:t>
+      </w:r>
+      <w:r>
+        <w:rPr>
+          <w:rFonts w:asciiTheme="minorBidi" w:hAnsiTheme="minorBidi" w:hint="cs"/>
+          <w:color w:val="00B050"/>
+          <w:sz w:val="28"/>
+          <w:cs/>
+        </w:rPr>
+        <w:t>ความ</w:t>
+      </w:r>
+      <w:r>
+        <w:rPr>
+          <w:rFonts w:asciiTheme="minorBidi" w:hAnsiTheme="minorBidi" w:hint="cs"/>
+          <w:color w:val="00B050"/>
+          <w:sz w:val="28"/>
+          <w:cs/>
+        </w:rPr>
+        <w:t>ยาว</w:t>
+      </w:r>
+      <w:r>
+        <w:rPr>
+          <w:rFonts w:asciiTheme="minorBidi" w:hAnsiTheme="minorBidi" w:hint="cs"/>
+          <w:color w:val="00B050"/>
+          <w:sz w:val="28"/>
+          <w:cs/>
+        </w:rPr>
+        <w:t xml:space="preserve">ตั้งแต่ </w:t>
+      </w:r>
+      <w:r>
+        <w:rPr>
+          <w:rFonts w:asciiTheme="minorBidi" w:hAnsiTheme="minorBidi"/>
+          <w:color w:val="00B050"/>
+          <w:sz w:val="28"/>
+        </w:rPr>
+        <w:t>56</w:t>
+      </w:r>
+      <w:r>
+        <w:rPr>
+          <w:rFonts w:asciiTheme="minorBidi" w:hAnsiTheme="minorBidi"/>
+          <w:color w:val="00B050"/>
+          <w:sz w:val="28"/>
+        </w:rPr>
+        <w:t xml:space="preserve"> </w:t>
+      </w:r>
+      <w:r>
+        <w:rPr>
+          <w:rFonts w:asciiTheme="minorBidi" w:hAnsiTheme="minorBidi" w:hint="cs"/>
+          <w:color w:val="00B050"/>
+          <w:sz w:val="28"/>
+          <w:cs/>
+        </w:rPr>
+        <w:t>ถึง</w:t>
+      </w:r>
+      <w:r>
+        <w:rPr>
+          <w:rFonts w:asciiTheme="minorBidi" w:hAnsiTheme="minorBidi" w:hint="cs"/>
+          <w:color w:val="00B050"/>
+          <w:sz w:val="28"/>
+          <w:cs/>
+        </w:rPr>
+        <w:t xml:space="preserve"> </w:t>
+      </w:r>
+      <w:r>
+        <w:rPr>
+          <w:rFonts w:asciiTheme="minorBidi" w:hAnsiTheme="minorBidi"/>
+          <w:color w:val="00B050"/>
+          <w:sz w:val="28"/>
+        </w:rPr>
+        <w:t xml:space="preserve">5773 </w:t>
+      </w:r>
+      <w:r>
+        <w:rPr>
+          <w:rFonts w:asciiTheme="minorBidi" w:hAnsiTheme="minorBidi" w:hint="cs"/>
+          <w:color w:val="00B050"/>
+          <w:sz w:val="28"/>
+          <w:cs/>
+        </w:rPr>
+        <w:t>พิกเซล</w:t>
+      </w:r>
+      <w:r>
+        <w:rPr>
+          <w:rFonts w:asciiTheme="minorBidi" w:hAnsiTheme="minorBidi" w:hint="cs"/>
+          <w:color w:val="00B050"/>
+          <w:sz w:val="28"/>
+          <w:cs/>
+        </w:rPr>
+        <w:t xml:space="preserve"> โดยมี</w:t>
+      </w:r>
+      <w:r>
+        <w:rPr>
+          <w:rFonts w:asciiTheme="minorBidi" w:hAnsiTheme="minorBidi" w:hint="cs"/>
+          <w:color w:val="00B050"/>
+          <w:sz w:val="28"/>
+          <w:cs/>
+        </w:rPr>
+        <w:t xml:space="preserve">สัดส่วนกว้างต่อยาว </w:t>
+      </w:r>
+      <w:r>
+        <w:rPr>
+          <w:rFonts w:asciiTheme="minorBidi" w:hAnsiTheme="minorBidi"/>
+          <w:color w:val="00B050"/>
+          <w:sz w:val="28"/>
+        </w:rPr>
+        <w:t xml:space="preserve">(Aspect Ratio) </w:t>
+      </w:r>
+      <w:r>
+        <w:rPr>
+          <w:rFonts w:asciiTheme="minorBidi" w:hAnsiTheme="minorBidi" w:hint="cs"/>
+          <w:color w:val="00B050"/>
+          <w:sz w:val="28"/>
+          <w:cs/>
+        </w:rPr>
+        <w:t xml:space="preserve">ตั้งแต่ </w:t>
+      </w:r>
+      <w:r>
+        <w:rPr>
+          <w:rFonts w:asciiTheme="minorBidi" w:hAnsiTheme="minorBidi"/>
+          <w:color w:val="00B050"/>
+          <w:sz w:val="28"/>
+        </w:rPr>
+        <w:t>0.014</w:t>
+      </w:r>
+      <w:r>
+        <w:rPr>
+          <w:rFonts w:asciiTheme="minorBidi" w:hAnsiTheme="minorBidi"/>
+          <w:color w:val="00B050"/>
+          <w:sz w:val="28"/>
+        </w:rPr>
+        <w:t xml:space="preserve"> </w:t>
+      </w:r>
+      <w:r>
+        <w:rPr>
+          <w:rFonts w:asciiTheme="minorBidi" w:hAnsiTheme="minorBidi" w:hint="cs"/>
+          <w:color w:val="00B050"/>
+          <w:sz w:val="28"/>
+          <w:cs/>
+        </w:rPr>
+        <w:t>ถึง</w:t>
+      </w:r>
+      <w:r>
+        <w:rPr>
+          <w:rFonts w:asciiTheme="minorBidi" w:hAnsiTheme="minorBidi" w:hint="cs"/>
+          <w:color w:val="00B050"/>
+          <w:sz w:val="28"/>
+          <w:cs/>
+        </w:rPr>
+        <w:t xml:space="preserve"> </w:t>
+      </w:r>
+      <w:r>
+        <w:rPr>
+          <w:rFonts w:asciiTheme="minorBidi" w:hAnsiTheme="minorBidi"/>
+          <w:color w:val="00B050"/>
+          <w:sz w:val="28"/>
+        </w:rPr>
+        <w:t>72.0</w:t>
       </w:r>
     </w:p>
     <w:p>
@@ -1962,63 +2199,129 @@
         <w:spacing w:after="80"/>
         <w:rPr>
           <w:rFonts w:asciiTheme="minorBidi" w:hAnsiTheme="minorBidi"/>
-          <w:sz w:val="28"/>
-        </w:rPr>
-      </w:pPr>
-      <w:r>
-        <w:rPr>
-          <w:rFonts w:asciiTheme="minorBidi" w:hAnsiTheme="minorBidi"/>
-          <w:sz w:val="28"/>
-          <w:cs/>
-        </w:rPr>
-        <w:t xml:space="preserve">จำนวน </w:t>
-      </w:r>
-      <w:r>
-        <w:rPr>
-          <w:rFonts w:asciiTheme="minorBidi" w:hAnsiTheme="minorBidi"/>
-          <w:sz w:val="28"/>
-        </w:rPr>
-        <w:t xml:space="preserve">RGB </w:t>
-      </w:r>
-      <w:r>
-        <w:rPr>
-          <w:rFonts w:asciiTheme="minorBidi" w:hAnsiTheme="minorBidi"/>
-          <w:sz w:val="28"/>
-          <w:cs/>
-        </w:rPr>
-        <w:t>และ</w:t>
-      </w:r>
-      <w:r>
-        <w:rPr>
-          <w:rFonts w:asciiTheme="minorBidi" w:hAnsiTheme="minorBidi"/>
-          <w:sz w:val="28"/>
-        </w:rPr>
-        <w:t xml:space="preserve"> grayscale:</w:t>
-      </w:r>
-      <w:r>
-        <w:rPr>
-          <w:rFonts w:asciiTheme="minorBidi" w:hAnsiTheme="minorBidi"/>
-          <w:sz w:val="28"/>
-        </w:rPr>
-        <w:t xml:space="preserve"> </w:t>
-      </w:r>
-      <w:r>
-        <w:rPr>
-          <w:rFonts w:asciiTheme="minorBidi" w:hAnsiTheme="minorBidi"/>
-          <w:b/>
-          <w:bCs/>
-          <w:color w:val="FF0000"/>
-          <w:sz w:val="28"/>
-        </w:rPr>
-        <w:t>xxx</w:t>
-      </w:r>
-      <w:r>
-        <w:rPr>
-          <w:rFonts w:asciiTheme="minorBidi" w:hAnsiTheme="minorBidi"/>
-          <w:color w:val="FF0000"/>
-          <w:sz w:val="28"/>
-        </w:rPr>
-        <w:t xml:space="preserve"> </w:t>
+          <w:color w:val="00B050"/>
+          <w:sz w:val="28"/>
+        </w:rPr>
+      </w:pPr>
+      <w:r>
+        <w:rPr>
+          <w:rFonts w:asciiTheme="minorBidi" w:hAnsiTheme="minorBidi" w:hint="cs"/>
+          <w:color w:val="00B050"/>
+          <w:sz w:val="28"/>
+          <w:cs/>
+        </w:rPr>
+        <w:t xml:space="preserve">จากรูปภาพทั้งหมด </w:t>
+      </w:r>
+      <w:r>
+        <w:rPr>
+          <w:rFonts w:asciiTheme="minorBidi" w:hAnsiTheme="minorBidi"/>
+          <w:color w:val="00B050"/>
+          <w:sz w:val="28"/>
+        </w:rPr>
+        <w:t xml:space="preserve">1813 </w:t>
+      </w:r>
+      <w:r>
+        <w:rPr>
+          <w:rFonts w:asciiTheme="minorBidi" w:hAnsiTheme="minorBidi" w:hint="cs"/>
+          <w:color w:val="00B050"/>
+          <w:sz w:val="28"/>
+          <w:cs/>
+        </w:rPr>
+        <w:t>รูป แบ่งเป็น</w:t>
+      </w:r>
+      <w:r>
+        <w:rPr>
+          <w:rFonts w:asciiTheme="minorBidi" w:hAnsiTheme="minorBidi" w:hint="cs"/>
+          <w:color w:val="00B050"/>
+          <w:sz w:val="28"/>
+          <w:cs/>
+        </w:rPr>
+        <w:t xml:space="preserve">ภาพขาวดำจำนวน </w:t>
+      </w:r>
+      <w:r>
+        <w:rPr>
+          <w:rFonts w:asciiTheme="minorBidi" w:hAnsiTheme="minorBidi"/>
+          <w:color w:val="00B050"/>
+          <w:sz w:val="28"/>
+        </w:rPr>
+        <w:t>24</w:t>
+      </w:r>
+      <w:r>
+        <w:rPr>
+          <w:rFonts w:asciiTheme="minorBidi" w:hAnsiTheme="minorBidi" w:hint="cs"/>
+          <w:color w:val="00B050"/>
+          <w:sz w:val="28"/>
+          <w:cs/>
+        </w:rPr>
+        <w:t xml:space="preserve"> รูป</w:t>
+      </w:r>
+      <w:r>
+        <w:rPr>
+          <w:rFonts w:asciiTheme="minorBidi" w:hAnsiTheme="minorBidi" w:hint="cs"/>
+          <w:color w:val="00B050"/>
+          <w:sz w:val="28"/>
+          <w:cs/>
+        </w:rPr>
+        <w:t xml:space="preserve"> และเป็นภาพสีจำนวน </w:t>
+      </w:r>
+      <w:r>
+        <w:rPr>
+          <w:rFonts w:asciiTheme="minorBidi" w:hAnsiTheme="minorBidi"/>
+          <w:color w:val="00B050"/>
+          <w:sz w:val="28"/>
+        </w:rPr>
+        <w:t xml:space="preserve">1789 </w:t>
+      </w:r>
+      <w:r>
+        <w:rPr>
+          <w:rFonts w:asciiTheme="minorBidi" w:hAnsiTheme="minorBidi" w:hint="cs"/>
+          <w:color w:val="00B050"/>
+          <w:sz w:val="28"/>
+          <w:cs/>
+        </w:rPr>
+        <w:t xml:space="preserve">รูป </w:t>
+      </w:r>
+    </w:p>
+    <w:p>
+      <w:pPr>
+        <w:spacing w:after="80"/>
+        <w:rPr>
+          <w:rFonts w:asciiTheme="minorBidi" w:hAnsiTheme="minorBidi" w:hint="cs"/>
+          <w:sz w:val="28"/>
+        </w:rPr>
+      </w:pPr>
+    </w:p>
+    <w:p>
+      <w:pPr>
+        <w:spacing w:after="80"/>
+        <w:rPr>
+          <w:rFonts w:asciiTheme="minorBidi" w:hAnsiTheme="minorBidi"/>
+          <w:sz w:val="28"/>
+        </w:rPr>
+      </w:pPr>
+    </w:p>
+    <w:p>
+      <w:pPr>
+        <w:pStyle w:val="ListParagraph"/>
+        <w:numPr>
+          <w:ilvl w:val="0"/>
+          <w:numId w:val="1"/>
+        </w:numPr>
+        <w:spacing w:after="80"/>
+        <w:rPr>
+          <w:rFonts w:asciiTheme="minorBidi" w:hAnsiTheme="minorBidi"/>
+          <w:color w:val="00B050"/>
+          <w:sz w:val="28"/>
+        </w:rPr>
+      </w:pPr>
+      <w:r>
+        <w:rPr>
+          <w:rFonts w:asciiTheme="minorBidi" w:hAnsiTheme="minorBidi"/>
+          <w:color w:val="00B050"/>
+          <w:sz w:val="28"/>
+        </w:rPr>
+        <w:lastRenderedPageBreak/>
+        <w:t>Imbalance Dataset</w:t>
       </w:r>
     </w:p>
     <w:p>
@@ -2030,62 +2333,309 @@
         </w:numPr>
         <w:spacing w:after="80"/>
         <w:rPr>
-          <w:rFonts w:asciiTheme="minorBidi" w:hAnsiTheme="minorBidi"/>
-          <w:sz w:val="28"/>
-        </w:rPr>
-      </w:pPr>
-      <w:r>
-        <w:rPr>
-          <w:rFonts w:asciiTheme="minorBidi" w:hAnsiTheme="minorBidi"/>
-          <w:sz w:val="28"/>
-          <w:cs/>
-        </w:rPr>
-        <w:t>ความสว่าง</w:t>
-      </w:r>
-      <w:r>
-        <w:rPr>
-          <w:rFonts w:asciiTheme="minorBidi" w:hAnsiTheme="minorBidi"/>
-          <w:sz w:val="28"/>
-        </w:rPr>
-        <w:t>:</w:t>
-      </w:r>
-      <w:r>
-        <w:rPr>
-          <w:rFonts w:asciiTheme="minorBidi" w:hAnsiTheme="minorBidi"/>
-          <w:sz w:val="28"/>
-        </w:rPr>
-        <w:t xml:space="preserve"> </w:t>
-      </w:r>
-      <w:r>
-        <w:rPr>
-          <w:rFonts w:asciiTheme="minorBidi" w:hAnsiTheme="minorBidi"/>
-          <w:b/>
-          <w:bCs/>
-          <w:color w:val="FF0000"/>
-          <w:sz w:val="28"/>
-        </w:rPr>
-        <w:t>xxx</w:t>
-      </w:r>
-    </w:p>
-    <w:p>
-      <w:pPr>
-        <w:pStyle w:val="ListParagraph"/>
-        <w:numPr>
-          <w:ilvl w:val="0"/>
-          <w:numId w:val="1"/>
-        </w:numPr>
-        <w:spacing w:after="80"/>
-        <w:rPr>
-          <w:rFonts w:asciiTheme="minorBidi" w:hAnsiTheme="minorBidi"/>
-          <w:sz w:val="28"/>
-        </w:rPr>
-      </w:pPr>
-      <w:r>
-        <w:rPr>
-          <w:rFonts w:asciiTheme="minorBidi" w:hAnsiTheme="minorBidi"/>
-          <w:sz w:val="28"/>
-        </w:rPr>
-        <w:t>Imbalance data</w:t>
+          <w:rFonts w:asciiTheme="minorBidi" w:hAnsiTheme="minorBidi" w:hint="cs"/>
+          <w:color w:val="00B050"/>
+          <w:sz w:val="28"/>
+        </w:rPr>
+      </w:pPr>
+      <w:r>
+        <w:rPr>
+          <w:rFonts w:asciiTheme="minorBidi" w:hAnsiTheme="minorBidi" w:hint="cs"/>
+          <w:color w:val="00B050"/>
+          <w:sz w:val="28"/>
+          <w:cs/>
+        </w:rPr>
+        <w:t>เมื่อสังเกตุจำนวน</w:t>
+      </w:r>
+      <w:r>
+        <w:rPr>
+          <w:rFonts w:asciiTheme="minorBidi" w:hAnsiTheme="minorBidi" w:hint="cs"/>
+          <w:color w:val="00B050"/>
+          <w:sz w:val="28"/>
+          <w:cs/>
+        </w:rPr>
+        <w:t>รูป</w:t>
+      </w:r>
+      <w:r>
+        <w:rPr>
+          <w:rFonts w:asciiTheme="minorBidi" w:hAnsiTheme="minorBidi" w:hint="cs"/>
+          <w:color w:val="00B050"/>
+          <w:sz w:val="28"/>
+          <w:cs/>
+        </w:rPr>
+        <w:t xml:space="preserve">ในคลาส </w:t>
+      </w:r>
+      <w:proofErr w:type="spellStart"/>
+      <w:r>
+        <w:rPr>
+          <w:rFonts w:asciiTheme="minorBidi" w:hAnsiTheme="minorBidi"/>
+          <w:color w:val="00B050"/>
+          <w:sz w:val="28"/>
+        </w:rPr>
+        <w:t>Gomu</w:t>
+      </w:r>
+      <w:proofErr w:type="spellEnd"/>
+      <w:r>
+        <w:rPr>
+          <w:rFonts w:asciiTheme="minorBidi" w:hAnsiTheme="minorBidi"/>
+          <w:color w:val="00B050"/>
+          <w:sz w:val="28"/>
+        </w:rPr>
+        <w:t xml:space="preserve"> </w:t>
+      </w:r>
+      <w:proofErr w:type="spellStart"/>
+      <w:r>
+        <w:rPr>
+          <w:rFonts w:asciiTheme="minorBidi" w:hAnsiTheme="minorBidi"/>
+          <w:color w:val="00B050"/>
+          <w:sz w:val="28"/>
+        </w:rPr>
+        <w:t>Gomu</w:t>
+      </w:r>
+      <w:proofErr w:type="spellEnd"/>
+      <w:r>
+        <w:rPr>
+          <w:rFonts w:asciiTheme="minorBidi" w:hAnsiTheme="minorBidi"/>
+          <w:color w:val="00B050"/>
+          <w:sz w:val="28"/>
+        </w:rPr>
+        <w:t xml:space="preserve"> </w:t>
+      </w:r>
+      <w:r>
+        <w:rPr>
+          <w:rFonts w:asciiTheme="minorBidi" w:hAnsiTheme="minorBidi" w:hint="cs"/>
+          <w:color w:val="00B050"/>
+          <w:sz w:val="28"/>
+          <w:cs/>
+        </w:rPr>
+        <w:t xml:space="preserve">ที่มีจำนวนรูป </w:t>
+      </w:r>
+      <w:r>
+        <w:rPr>
+          <w:rFonts w:asciiTheme="minorBidi" w:hAnsiTheme="minorBidi"/>
+          <w:color w:val="00B050"/>
+          <w:sz w:val="28"/>
+        </w:rPr>
+        <w:t>597</w:t>
+      </w:r>
+      <w:r>
+        <w:rPr>
+          <w:rFonts w:asciiTheme="minorBidi" w:hAnsiTheme="minorBidi" w:hint="cs"/>
+          <w:color w:val="00B050"/>
+          <w:sz w:val="28"/>
+          <w:cs/>
+        </w:rPr>
+        <w:t xml:space="preserve"> รูปและ</w:t>
+      </w:r>
+      <w:r>
+        <w:rPr>
+          <w:rFonts w:asciiTheme="minorBidi" w:hAnsiTheme="minorBidi" w:hint="cs"/>
+          <w:color w:val="00B050"/>
+          <w:sz w:val="28"/>
+          <w:cs/>
+        </w:rPr>
+        <w:t>จำนวนรูปใน</w:t>
+      </w:r>
+      <w:r>
+        <w:rPr>
+          <w:rFonts w:asciiTheme="minorBidi" w:hAnsiTheme="minorBidi" w:hint="cs"/>
+          <w:color w:val="00B050"/>
+          <w:sz w:val="28"/>
+          <w:cs/>
+        </w:rPr>
+        <w:t xml:space="preserve">คลาส </w:t>
+      </w:r>
+      <w:r>
+        <w:rPr>
+          <w:rFonts w:asciiTheme="minorBidi" w:hAnsiTheme="minorBidi"/>
+          <w:color w:val="00B050"/>
+          <w:sz w:val="28"/>
+        </w:rPr>
+        <w:t xml:space="preserve">Yami </w:t>
+      </w:r>
+      <w:proofErr w:type="spellStart"/>
+      <w:r>
+        <w:rPr>
+          <w:rFonts w:asciiTheme="minorBidi" w:hAnsiTheme="minorBidi"/>
+          <w:color w:val="00B050"/>
+          <w:sz w:val="28"/>
+        </w:rPr>
+        <w:t>Yami</w:t>
+      </w:r>
+      <w:proofErr w:type="spellEnd"/>
+      <w:r>
+        <w:rPr>
+          <w:rFonts w:asciiTheme="minorBidi" w:hAnsiTheme="minorBidi" w:hint="cs"/>
+          <w:color w:val="00B050"/>
+          <w:sz w:val="28"/>
+          <w:cs/>
+        </w:rPr>
+        <w:t xml:space="preserve"> ซึ่งมีจำนวนรูป </w:t>
+      </w:r>
+      <w:r>
+        <w:rPr>
+          <w:rFonts w:asciiTheme="minorBidi" w:hAnsiTheme="minorBidi"/>
+          <w:color w:val="00B050"/>
+          <w:sz w:val="28"/>
+        </w:rPr>
+        <w:t>320</w:t>
+      </w:r>
+      <w:r>
+        <w:rPr>
+          <w:rFonts w:asciiTheme="minorBidi" w:hAnsiTheme="minorBidi" w:hint="cs"/>
+          <w:color w:val="00B050"/>
+          <w:sz w:val="28"/>
+          <w:cs/>
+        </w:rPr>
+        <w:t xml:space="preserve"> รูป</w:t>
+      </w:r>
+      <w:r>
+        <w:rPr>
+          <w:rFonts w:asciiTheme="minorBidi" w:hAnsiTheme="minorBidi" w:hint="cs"/>
+          <w:color w:val="00B050"/>
+          <w:sz w:val="28"/>
+          <w:cs/>
+        </w:rPr>
+        <w:t xml:space="preserve"> </w:t>
+      </w:r>
+      <w:r>
+        <w:rPr>
+          <w:rFonts w:asciiTheme="minorBidi" w:hAnsiTheme="minorBidi" w:hint="cs"/>
+          <w:color w:val="00B050"/>
+          <w:sz w:val="28"/>
+          <w:cs/>
+        </w:rPr>
+        <w:t xml:space="preserve">จะพบว่าจำนวนรูปในคลาส </w:t>
+      </w:r>
+      <w:proofErr w:type="spellStart"/>
+      <w:r>
+        <w:rPr>
+          <w:rFonts w:asciiTheme="minorBidi" w:hAnsiTheme="minorBidi"/>
+          <w:color w:val="00B050"/>
+          <w:sz w:val="28"/>
+        </w:rPr>
+        <w:t>Gomu</w:t>
+      </w:r>
+      <w:proofErr w:type="spellEnd"/>
+      <w:r>
+        <w:rPr>
+          <w:rFonts w:asciiTheme="minorBidi" w:hAnsiTheme="minorBidi"/>
+          <w:color w:val="00B050"/>
+          <w:sz w:val="28"/>
+        </w:rPr>
+        <w:t xml:space="preserve"> </w:t>
+      </w:r>
+      <w:proofErr w:type="spellStart"/>
+      <w:r>
+        <w:rPr>
+          <w:rFonts w:asciiTheme="minorBidi" w:hAnsiTheme="minorBidi"/>
+          <w:color w:val="00B050"/>
+          <w:sz w:val="28"/>
+        </w:rPr>
+        <w:t>Gomu</w:t>
+      </w:r>
+      <w:proofErr w:type="spellEnd"/>
+      <w:r>
+        <w:rPr>
+          <w:rFonts w:asciiTheme="minorBidi" w:hAnsiTheme="minorBidi"/>
+          <w:color w:val="00B050"/>
+          <w:sz w:val="28"/>
+        </w:rPr>
+        <w:t xml:space="preserve"> </w:t>
+      </w:r>
+      <w:r>
+        <w:rPr>
+          <w:rFonts w:asciiTheme="minorBidi" w:hAnsiTheme="minorBidi" w:hint="cs"/>
+          <w:color w:val="00B050"/>
+          <w:sz w:val="28"/>
+          <w:cs/>
+        </w:rPr>
+        <w:t xml:space="preserve">มีจำนวนมากกว่าคลาส </w:t>
+      </w:r>
+      <w:r>
+        <w:rPr>
+          <w:rFonts w:asciiTheme="minorBidi" w:hAnsiTheme="minorBidi"/>
+          <w:color w:val="00B050"/>
+          <w:sz w:val="28"/>
+        </w:rPr>
+        <w:t xml:space="preserve">Yami </w:t>
+      </w:r>
+      <w:proofErr w:type="spellStart"/>
+      <w:r>
+        <w:rPr>
+          <w:rFonts w:asciiTheme="minorBidi" w:hAnsiTheme="minorBidi"/>
+          <w:color w:val="00B050"/>
+          <w:sz w:val="28"/>
+        </w:rPr>
+        <w:t>Yami</w:t>
+      </w:r>
+      <w:proofErr w:type="spellEnd"/>
+      <w:r>
+        <w:rPr>
+          <w:rFonts w:asciiTheme="minorBidi" w:hAnsiTheme="minorBidi" w:hint="cs"/>
+          <w:color w:val="00B050"/>
+          <w:sz w:val="28"/>
+          <w:cs/>
+        </w:rPr>
+        <w:t xml:space="preserve"> เป็นจำนวนเกือบ </w:t>
+      </w:r>
+      <w:r>
+        <w:rPr>
+          <w:rFonts w:asciiTheme="minorBidi" w:hAnsiTheme="minorBidi"/>
+          <w:color w:val="00B050"/>
+          <w:sz w:val="28"/>
+        </w:rPr>
+        <w:t>2</w:t>
+      </w:r>
+      <w:r>
+        <w:rPr>
+          <w:rFonts w:asciiTheme="minorBidi" w:hAnsiTheme="minorBidi" w:hint="cs"/>
+          <w:color w:val="00B050"/>
+          <w:sz w:val="28"/>
+          <w:cs/>
+        </w:rPr>
+        <w:t xml:space="preserve"> เท่า จึงสามารถสรุปได้ว่า </w:t>
+      </w:r>
+      <w:r>
+        <w:rPr>
+          <w:rFonts w:asciiTheme="minorBidi" w:hAnsiTheme="minorBidi"/>
+          <w:color w:val="00B050"/>
+          <w:sz w:val="28"/>
+        </w:rPr>
+        <w:t xml:space="preserve">dataset </w:t>
+      </w:r>
+      <w:r>
+        <w:rPr>
+          <w:rFonts w:asciiTheme="minorBidi" w:hAnsiTheme="minorBidi" w:hint="cs"/>
+          <w:color w:val="00B050"/>
+          <w:sz w:val="28"/>
+          <w:cs/>
+        </w:rPr>
+        <w:t xml:space="preserve">มีลักษณะเป็น </w:t>
+      </w:r>
+      <w:r>
+        <w:rPr>
+          <w:rFonts w:asciiTheme="minorBidi" w:hAnsiTheme="minorBidi"/>
+          <w:color w:val="00B050"/>
+          <w:sz w:val="28"/>
+        </w:rPr>
+        <w:t>i</w:t>
+      </w:r>
+      <w:r>
+        <w:rPr>
+          <w:rFonts w:asciiTheme="minorBidi" w:hAnsiTheme="minorBidi"/>
+          <w:color w:val="00B050"/>
+          <w:sz w:val="28"/>
+        </w:rPr>
+        <w:t>mbalance</w:t>
+      </w:r>
+      <w:r>
+        <w:rPr>
+          <w:rFonts w:asciiTheme="minorBidi" w:hAnsiTheme="minorBidi"/>
+          <w:color w:val="00B050"/>
+          <w:sz w:val="28"/>
+        </w:rPr>
+        <w:t xml:space="preserve"> dataset</w:t>
       </w:r>
     </w:p>
     <w:p>
@@ -2098,457 +2648,228 @@
         <w:spacing w:after="80"/>
         <w:rPr>
           <w:rFonts w:asciiTheme="minorBidi" w:hAnsiTheme="minorBidi"/>
-          <w:sz w:val="28"/>
-        </w:rPr>
-      </w:pPr>
-      <w:r>
-        <w:rPr>
-          <w:rFonts w:asciiTheme="minorBidi" w:hAnsiTheme="minorBidi"/>
-          <w:sz w:val="28"/>
-          <w:cs/>
-        </w:rPr>
-        <w:lastRenderedPageBreak/>
-        <w:t xml:space="preserve">เนื่องจาก </w:t>
-      </w:r>
-      <w:r>
-        <w:rPr>
-          <w:rFonts w:asciiTheme="minorBidi" w:hAnsiTheme="minorBidi"/>
-          <w:sz w:val="28"/>
-        </w:rPr>
-        <w:t xml:space="preserve">dataset </w:t>
-      </w:r>
-      <w:r>
-        <w:rPr>
-          <w:rFonts w:asciiTheme="minorBidi" w:hAnsiTheme="minorBidi"/>
-          <w:sz w:val="28"/>
-          <w:cs/>
-        </w:rPr>
-        <w:t>ปัจจุบัน</w:t>
-      </w:r>
-      <w:r>
-        <w:rPr>
-          <w:rFonts w:asciiTheme="minorBidi" w:hAnsiTheme="minorBidi"/>
-          <w:sz w:val="28"/>
-          <w:cs/>
-        </w:rPr>
-        <w:t>มีลักษณะ</w:t>
-      </w:r>
-      <w:r>
-        <w:rPr>
-          <w:rFonts w:asciiTheme="minorBidi" w:hAnsiTheme="minorBidi"/>
-          <w:sz w:val="28"/>
-          <w:cs/>
-        </w:rPr>
-        <w:t>เป็น</w:t>
-      </w:r>
-      <w:r>
-        <w:rPr>
-          <w:rFonts w:asciiTheme="minorBidi" w:hAnsiTheme="minorBidi"/>
-          <w:sz w:val="28"/>
-        </w:rPr>
-        <w:t xml:space="preserve"> imbalance</w:t>
-      </w:r>
-      <w:r>
-        <w:rPr>
-          <w:rFonts w:asciiTheme="minorBidi" w:hAnsiTheme="minorBidi"/>
-          <w:sz w:val="28"/>
-          <w:cs/>
-        </w:rPr>
-        <w:t xml:space="preserve"> </w:t>
-      </w:r>
-      <w:r>
-        <w:rPr>
-          <w:rFonts w:asciiTheme="minorBidi" w:hAnsiTheme="minorBidi"/>
-          <w:sz w:val="28"/>
-        </w:rPr>
-        <w:t xml:space="preserve">dataset </w:t>
-      </w:r>
-      <w:r>
-        <w:rPr>
-          <w:rFonts w:asciiTheme="minorBidi" w:hAnsiTheme="minorBidi"/>
-          <w:sz w:val="28"/>
-          <w:cs/>
-        </w:rPr>
-        <w:t>โดยพิจารณาจากสัดส่วนจำนวนรูปของคลาสที่มีข้อมูลเยอะที่สุดต่อจำนวนรูปของคลาสที่มีข้อมูลน้อยที่สุด ซึ่งมีสัดส่วนอยู่ที่</w:t>
-      </w:r>
-      <w:r>
-        <w:rPr>
-          <w:rFonts w:asciiTheme="minorBidi" w:hAnsiTheme="minorBidi"/>
-          <w:sz w:val="28"/>
-        </w:rPr>
-        <w:t xml:space="preserve"> 597/320 = 1.87</w:t>
-      </w:r>
-      <w:r>
-        <w:rPr>
-          <w:rFonts w:asciiTheme="minorBidi" w:hAnsiTheme="minorBidi"/>
-          <w:sz w:val="28"/>
-          <w:cs/>
-        </w:rPr>
-        <w:t xml:space="preserve"> ซึ่ง</w:t>
-      </w:r>
-      <w:r>
-        <w:rPr>
-          <w:rFonts w:asciiTheme="minorBidi" w:hAnsiTheme="minorBidi"/>
-          <w:sz w:val="28"/>
-          <w:cs/>
-        </w:rPr>
-        <w:t>หมายความว่า</w:t>
-      </w:r>
-      <w:r>
-        <w:rPr>
-          <w:rFonts w:asciiTheme="minorBidi" w:hAnsiTheme="minorBidi"/>
-          <w:sz w:val="28"/>
-          <w:cs/>
-        </w:rPr>
-        <w:t xml:space="preserve"> จำนวนรูปของคลาสที่มีข้อมูลเยอะที่สุดมีจำนวนเกือบ</w:t>
-      </w:r>
-      <w:r>
-        <w:rPr>
-          <w:rFonts w:asciiTheme="minorBidi" w:hAnsiTheme="minorBidi"/>
-          <w:sz w:val="28"/>
-        </w:rPr>
-        <w:t xml:space="preserve"> 2 </w:t>
-      </w:r>
-      <w:r>
-        <w:rPr>
-          <w:rFonts w:asciiTheme="minorBidi" w:hAnsiTheme="minorBidi"/>
-          <w:sz w:val="28"/>
-          <w:cs/>
-        </w:rPr>
-        <w:t>เท่าของจำนวนรูปของคลาสที่มีข้อมูลน้อยที่สุด</w:t>
+          <w:color w:val="00B050"/>
+          <w:sz w:val="28"/>
+        </w:rPr>
+      </w:pPr>
+      <w:r>
+        <w:rPr>
+          <w:rFonts w:asciiTheme="minorBidi" w:hAnsiTheme="minorBidi"/>
+          <w:color w:val="00B050"/>
+          <w:sz w:val="28"/>
+          <w:cs/>
+        </w:rPr>
+        <w:t>ใช้</w:t>
+      </w:r>
+      <w:r>
+        <w:rPr>
+          <w:rFonts w:asciiTheme="minorBidi" w:hAnsiTheme="minorBidi" w:hint="cs"/>
+          <w:color w:val="00B050"/>
+          <w:sz w:val="28"/>
+          <w:cs/>
+        </w:rPr>
+        <w:t>วิธี</w:t>
+      </w:r>
+      <w:r>
+        <w:rPr>
+          <w:rFonts w:asciiTheme="minorBidi" w:hAnsiTheme="minorBidi"/>
+          <w:color w:val="00B050"/>
+          <w:sz w:val="28"/>
+          <w:cs/>
+        </w:rPr>
+        <w:t xml:space="preserve"> </w:t>
+      </w:r>
+      <w:r>
+        <w:rPr>
+          <w:rFonts w:asciiTheme="minorBidi" w:hAnsiTheme="minorBidi"/>
+          <w:color w:val="00B050"/>
+          <w:sz w:val="28"/>
+        </w:rPr>
+        <w:t xml:space="preserve">inverse-frequency class weight </w:t>
+      </w:r>
+      <w:r>
+        <w:rPr>
+          <w:rFonts w:asciiTheme="minorBidi" w:hAnsiTheme="minorBidi"/>
+          <w:color w:val="00B050"/>
+          <w:sz w:val="28"/>
+          <w:cs/>
+        </w:rPr>
+        <w:t>ใน</w:t>
+      </w:r>
+      <w:r>
+        <w:rPr>
+          <w:rFonts w:asciiTheme="minorBidi" w:hAnsiTheme="minorBidi"/>
+          <w:color w:val="00B050"/>
+          <w:sz w:val="28"/>
+        </w:rPr>
+        <w:t xml:space="preserve"> loss function</w:t>
+      </w:r>
+      <w:r>
+        <w:rPr>
+          <w:rFonts w:asciiTheme="minorBidi" w:hAnsiTheme="minorBidi"/>
+          <w:color w:val="00B050"/>
+          <w:sz w:val="28"/>
+          <w:cs/>
+        </w:rPr>
+        <w:t xml:space="preserve"> ซึ</w:t>
+      </w:r>
+      <w:r>
+        <w:rPr>
+          <w:rFonts w:asciiTheme="minorBidi" w:hAnsiTheme="minorBidi"/>
+          <w:color w:val="00B050"/>
+          <w:sz w:val="28"/>
+          <w:cs/>
+        </w:rPr>
+        <w:t xml:space="preserve">่งคือการคำนวน </w:t>
+      </w:r>
+      <w:r>
+        <w:rPr>
+          <w:rFonts w:asciiTheme="minorBidi" w:hAnsiTheme="minorBidi"/>
+          <w:color w:val="00B050"/>
+          <w:sz w:val="28"/>
+        </w:rPr>
+        <w:t xml:space="preserve">weight </w:t>
+      </w:r>
+      <w:r>
+        <w:rPr>
+          <w:rFonts w:asciiTheme="minorBidi" w:hAnsiTheme="minorBidi"/>
+          <w:color w:val="00B050"/>
+          <w:sz w:val="28"/>
+          <w:cs/>
+        </w:rPr>
+        <w:t>ให้แต่ละ</w:t>
+      </w:r>
+      <w:r>
+        <w:rPr>
+          <w:rFonts w:asciiTheme="minorBidi" w:hAnsiTheme="minorBidi"/>
+          <w:color w:val="00B050"/>
+          <w:sz w:val="28"/>
+        </w:rPr>
+        <w:t xml:space="preserve"> class</w:t>
+      </w:r>
+      <w:r>
+        <w:rPr>
+          <w:rFonts w:asciiTheme="minorBidi" w:hAnsiTheme="minorBidi"/>
+          <w:color w:val="00B050"/>
+          <w:sz w:val="28"/>
+          <w:cs/>
+        </w:rPr>
+        <w:t xml:space="preserve"> </w:t>
+      </w:r>
+      <w:r>
+        <w:rPr>
+          <w:rFonts w:asciiTheme="minorBidi" w:hAnsiTheme="minorBidi" w:hint="cs"/>
+          <w:color w:val="00B050"/>
+          <w:sz w:val="28"/>
+          <w:cs/>
+        </w:rPr>
+        <w:t>หลังจากนั้น</w:t>
+      </w:r>
+      <w:r>
+        <w:rPr>
+          <w:rFonts w:asciiTheme="minorBidi" w:hAnsiTheme="minorBidi"/>
+          <w:color w:val="00B050"/>
+          <w:sz w:val="28"/>
+          <w:cs/>
+        </w:rPr>
+        <w:t xml:space="preserve">จะนำ </w:t>
+      </w:r>
+      <w:r>
+        <w:rPr>
+          <w:rFonts w:asciiTheme="minorBidi" w:hAnsiTheme="minorBidi"/>
+          <w:color w:val="00B050"/>
+          <w:sz w:val="28"/>
+        </w:rPr>
+        <w:t xml:space="preserve">weight </w:t>
+      </w:r>
+      <w:r>
+        <w:rPr>
+          <w:rFonts w:asciiTheme="minorBidi" w:hAnsiTheme="minorBidi"/>
+          <w:color w:val="00B050"/>
+          <w:sz w:val="28"/>
+          <w:cs/>
+        </w:rPr>
+        <w:t>ที่ได้ไปคูณกับ</w:t>
+      </w:r>
+      <w:r>
+        <w:rPr>
+          <w:rFonts w:asciiTheme="minorBidi" w:hAnsiTheme="minorBidi"/>
+          <w:color w:val="00B050"/>
+          <w:sz w:val="28"/>
+          <w:cs/>
+        </w:rPr>
+        <w:t xml:space="preserve"> </w:t>
+      </w:r>
+      <w:r>
+        <w:rPr>
+          <w:rStyle w:val="Strong"/>
+          <w:rFonts w:asciiTheme="minorBidi" w:hAnsiTheme="minorBidi"/>
+          <w:b w:val="0"/>
+          <w:bCs w:val="0"/>
+          <w:color w:val="00B050"/>
+          <w:sz w:val="28"/>
+        </w:rPr>
+        <w:t xml:space="preserve">loss </w:t>
+      </w:r>
+      <w:r>
+        <w:rPr>
+          <w:rStyle w:val="Strong"/>
+          <w:rFonts w:asciiTheme="minorBidi" w:hAnsiTheme="minorBidi"/>
+          <w:b w:val="0"/>
+          <w:bCs w:val="0"/>
+          <w:color w:val="00B050"/>
+          <w:sz w:val="28"/>
+          <w:cs/>
+        </w:rPr>
+        <w:t xml:space="preserve">ของแต่ละ </w:t>
+      </w:r>
+      <w:r>
+        <w:rPr>
+          <w:rStyle w:val="Strong"/>
+          <w:rFonts w:asciiTheme="minorBidi" w:hAnsiTheme="minorBidi"/>
+          <w:b w:val="0"/>
+          <w:bCs w:val="0"/>
+          <w:color w:val="00B050"/>
+          <w:sz w:val="28"/>
+        </w:rPr>
+        <w:t xml:space="preserve">sample </w:t>
+      </w:r>
+      <w:r>
+        <w:rPr>
+          <w:rStyle w:val="Strong"/>
+          <w:rFonts w:asciiTheme="minorBidi" w:hAnsiTheme="minorBidi"/>
+          <w:b w:val="0"/>
+          <w:bCs w:val="0"/>
+          <w:color w:val="00B050"/>
+          <w:sz w:val="28"/>
+          <w:cs/>
+        </w:rPr>
+        <w:t>ทำให้คลาสที่มีภาพน้อย ถูกขยายให้มีน้ำหนักมากขึ้นตามสัดส่วนที่มันขาดไป</w:t>
+      </w:r>
+      <w:r>
+        <w:rPr>
+          <w:rFonts w:asciiTheme="minorBidi" w:hAnsiTheme="minorBidi"/>
+          <w:b/>
+          <w:bCs/>
+          <w:color w:val="00B050"/>
+          <w:sz w:val="28"/>
+        </w:rPr>
+        <w:t xml:space="preserve"> </w:t>
+      </w:r>
+      <w:r>
+        <w:rPr>
+          <w:rFonts w:asciiTheme="minorBidi" w:hAnsiTheme="minorBidi"/>
+          <w:b/>
+          <w:bCs/>
+          <w:color w:val="00B050"/>
+          <w:sz w:val="28"/>
+          <w:cs/>
+        </w:rPr>
+        <w:t xml:space="preserve"> </w:t>
       </w:r>
     </w:p>
     <w:p>
       <w:pPr>
-        <w:pStyle w:val="ListParagraph"/>
-        <w:numPr>
-          <w:ilvl w:val="1"/>
-          <w:numId w:val="1"/>
-        </w:numPr>
-        <w:spacing w:after="80"/>
-        <w:rPr>
-          <w:rFonts w:asciiTheme="minorBidi" w:hAnsiTheme="minorBidi"/>
-          <w:sz w:val="28"/>
-        </w:rPr>
-      </w:pPr>
-      <w:r>
-        <w:rPr>
-          <w:rFonts w:asciiTheme="minorBidi" w:hAnsiTheme="minorBidi"/>
-          <w:sz w:val="28"/>
-          <w:cs/>
-        </w:rPr>
-        <w:t>วิธีการจัดการกับ</w:t>
-      </w:r>
-      <w:r>
-        <w:rPr>
-          <w:rFonts w:asciiTheme="minorBidi" w:hAnsiTheme="minorBidi"/>
-          <w:sz w:val="28"/>
-        </w:rPr>
-        <w:t xml:space="preserve"> imbalance dataset</w:t>
-      </w:r>
-      <w:r>
-        <w:rPr>
-          <w:rFonts w:asciiTheme="minorBidi" w:hAnsiTheme="minorBidi"/>
-          <w:sz w:val="28"/>
-        </w:rPr>
-        <w:t xml:space="preserve"> </w:t>
-      </w:r>
-      <w:r>
-        <w:rPr>
-          <w:rFonts w:asciiTheme="minorBidi" w:hAnsiTheme="minorBidi"/>
-          <w:sz w:val="28"/>
-          <w:cs/>
-        </w:rPr>
-        <w:t xml:space="preserve">เราใช้ </w:t>
-      </w:r>
-      <w:r>
-        <w:rPr>
-          <w:rFonts w:asciiTheme="minorBidi" w:hAnsiTheme="minorBidi"/>
-          <w:i/>
-          <w:iCs/>
-          <w:sz w:val="28"/>
-        </w:rPr>
-        <w:t>inverse-frequency class weight</w:t>
-      </w:r>
-      <w:r>
-        <w:rPr>
-          <w:rFonts w:asciiTheme="minorBidi" w:hAnsiTheme="minorBidi"/>
-          <w:sz w:val="28"/>
-        </w:rPr>
-        <w:t xml:space="preserve"> </w:t>
-      </w:r>
-      <w:r>
-        <w:rPr>
-          <w:rFonts w:asciiTheme="minorBidi" w:hAnsiTheme="minorBidi"/>
-          <w:sz w:val="28"/>
-          <w:cs/>
-        </w:rPr>
-        <w:t>ใน</w:t>
-      </w:r>
-      <w:r>
-        <w:rPr>
-          <w:rFonts w:asciiTheme="minorBidi" w:hAnsiTheme="minorBidi"/>
-          <w:sz w:val="28"/>
-        </w:rPr>
-        <w:t xml:space="preserve"> loss function</w:t>
-      </w:r>
-      <w:r>
-        <w:rPr>
-          <w:rFonts w:asciiTheme="minorBidi" w:hAnsiTheme="minorBidi"/>
-          <w:sz w:val="28"/>
-          <w:cs/>
-        </w:rPr>
-        <w:t xml:space="preserve"> ซึ</w:t>
-      </w:r>
-      <w:r>
-        <w:rPr>
-          <w:rFonts w:asciiTheme="minorBidi" w:hAnsiTheme="minorBidi"/>
-          <w:sz w:val="28"/>
-          <w:cs/>
-        </w:rPr>
-        <w:t xml:space="preserve">่งคือการคำนวน </w:t>
-      </w:r>
-      <w:r>
-        <w:rPr>
-          <w:rFonts w:asciiTheme="minorBidi" w:hAnsiTheme="minorBidi"/>
-          <w:sz w:val="28"/>
-        </w:rPr>
-        <w:t xml:space="preserve">weight </w:t>
-      </w:r>
-      <w:r>
-        <w:rPr>
-          <w:rFonts w:asciiTheme="minorBidi" w:hAnsiTheme="minorBidi"/>
-          <w:sz w:val="28"/>
-          <w:cs/>
-        </w:rPr>
-        <w:t>ให้แต่ละ</w:t>
-      </w:r>
-      <w:r>
-        <w:rPr>
-          <w:rFonts w:asciiTheme="minorBidi" w:hAnsiTheme="minorBidi"/>
-          <w:sz w:val="28"/>
-        </w:rPr>
-        <w:t xml:space="preserve"> class</w:t>
-      </w:r>
-      <w:r>
-        <w:rPr>
-          <w:rFonts w:asciiTheme="minorBidi" w:hAnsiTheme="minorBidi"/>
-          <w:sz w:val="28"/>
-          <w:cs/>
-        </w:rPr>
-        <w:t xml:space="preserve">  ตามสูตร </w:t>
-      </w:r>
-      <w:r>
-        <w:rPr>
-          <w:rFonts w:asciiTheme="minorBidi" w:hAnsiTheme="minorBidi"/>
-          <w:sz w:val="28"/>
-          <w:cs/>
-        </w:rPr>
-        <w:br/>
-      </w:r>
-      <w:r>
-        <w:rPr>
-          <w:rStyle w:val="Strong"/>
-          <w:rFonts w:asciiTheme="minorBidi" w:hAnsiTheme="minorBidi"/>
-          <w:b w:val="0"/>
-          <w:bCs w:val="0"/>
-          <w:i/>
-          <w:iCs/>
-        </w:rPr>
-        <w:t xml:space="preserve">weight </w:t>
-      </w:r>
-      <w:r>
-        <w:rPr>
-          <w:rStyle w:val="Strong"/>
-          <w:rFonts w:asciiTheme="minorBidi" w:hAnsiTheme="minorBidi"/>
-          <w:b w:val="0"/>
-          <w:bCs w:val="0"/>
-          <w:i/>
-          <w:iCs/>
-          <w:cs/>
-        </w:rPr>
-        <w:t xml:space="preserve">ของคลาส </w:t>
-      </w:r>
-      <w:proofErr w:type="spellStart"/>
-      <w:r>
-        <w:rPr>
-          <w:rStyle w:val="Strong"/>
-          <w:rFonts w:asciiTheme="minorBidi" w:hAnsiTheme="minorBidi"/>
-          <w:b w:val="0"/>
-          <w:bCs w:val="0"/>
-          <w:i/>
-          <w:iCs/>
-        </w:rPr>
-        <w:t>i</w:t>
-      </w:r>
-      <w:proofErr w:type="spellEnd"/>
-      <w:r>
-        <w:rPr>
-          <w:rStyle w:val="Strong"/>
-          <w:rFonts w:asciiTheme="minorBidi" w:hAnsiTheme="minorBidi"/>
-          <w:b w:val="0"/>
-          <w:bCs w:val="0"/>
-          <w:i/>
-          <w:iCs/>
-        </w:rPr>
-        <w:t xml:space="preserve"> = (</w:t>
-      </w:r>
-      <w:r>
-        <w:rPr>
-          <w:rStyle w:val="Strong"/>
-          <w:rFonts w:asciiTheme="minorBidi" w:hAnsiTheme="minorBidi"/>
-          <w:b w:val="0"/>
-          <w:bCs w:val="0"/>
-          <w:i/>
-          <w:iCs/>
-          <w:cs/>
-        </w:rPr>
-        <w:t xml:space="preserve">จำนวนภาพทั้งหมด) / (จำนวนคลาส </w:t>
-      </w:r>
-      <w:r>
-        <w:rPr>
-          <w:rStyle w:val="Strong"/>
-          <w:rFonts w:asciiTheme="minorBidi" w:hAnsiTheme="minorBidi"/>
-          <w:b w:val="0"/>
-          <w:bCs w:val="0"/>
-          <w:i/>
-          <w:iCs/>
-        </w:rPr>
-        <w:t xml:space="preserve">× </w:t>
-      </w:r>
-      <w:r>
-        <w:rPr>
-          <w:rStyle w:val="Strong"/>
-          <w:rFonts w:asciiTheme="minorBidi" w:hAnsiTheme="minorBidi"/>
-          <w:b w:val="0"/>
-          <w:bCs w:val="0"/>
-          <w:i/>
-          <w:iCs/>
-          <w:cs/>
-        </w:rPr>
-        <w:t xml:space="preserve">จำนวนภาพในคลาส </w:t>
-      </w:r>
-      <w:proofErr w:type="spellStart"/>
-      <w:r>
-        <w:rPr>
-          <w:rStyle w:val="Strong"/>
-          <w:rFonts w:asciiTheme="minorBidi" w:hAnsiTheme="minorBidi"/>
-          <w:b w:val="0"/>
-          <w:bCs w:val="0"/>
-          <w:i/>
-          <w:iCs/>
-        </w:rPr>
-        <w:t>i</w:t>
-      </w:r>
-      <w:proofErr w:type="spellEnd"/>
-      <w:r>
-        <w:rPr>
-          <w:rStyle w:val="Strong"/>
-          <w:rFonts w:asciiTheme="minorBidi" w:hAnsiTheme="minorBidi"/>
-          <w:b w:val="0"/>
-          <w:bCs w:val="0"/>
-          <w:i/>
-          <w:iCs/>
-        </w:rPr>
-        <w:t>)</w:t>
-      </w:r>
-      <w:r>
-        <w:rPr>
-          <w:rFonts w:asciiTheme="minorBidi" w:hAnsiTheme="minorBidi"/>
-          <w:sz w:val="28"/>
-        </w:rPr>
-        <w:br/>
-      </w:r>
-      <w:r>
-        <w:rPr>
-          <w:rFonts w:asciiTheme="minorBidi" w:hAnsiTheme="minorBidi"/>
-          <w:sz w:val="28"/>
-          <w:cs/>
-        </w:rPr>
-        <w:t xml:space="preserve">ซึ่งจะนำ </w:t>
-      </w:r>
-      <w:r>
-        <w:rPr>
-          <w:rFonts w:asciiTheme="minorBidi" w:hAnsiTheme="minorBidi"/>
-          <w:sz w:val="28"/>
-        </w:rPr>
-        <w:t xml:space="preserve">weight </w:t>
-      </w:r>
-      <w:r>
-        <w:rPr>
-          <w:rFonts w:asciiTheme="minorBidi" w:hAnsiTheme="minorBidi"/>
-          <w:sz w:val="28"/>
-          <w:cs/>
-        </w:rPr>
-        <w:t>ที่ได้ไปคูณกับ</w:t>
-      </w:r>
-      <w:r>
-        <w:rPr>
-          <w:rFonts w:asciiTheme="minorBidi" w:hAnsiTheme="minorBidi"/>
-          <w:sz w:val="28"/>
-          <w:cs/>
-        </w:rPr>
-        <w:t xml:space="preserve"> </w:t>
-      </w:r>
-      <w:r>
-        <w:rPr>
-          <w:rStyle w:val="Strong"/>
-          <w:rFonts w:asciiTheme="minorBidi" w:hAnsiTheme="minorBidi"/>
-          <w:b w:val="0"/>
-          <w:bCs w:val="0"/>
-        </w:rPr>
-        <w:t xml:space="preserve">loss </w:t>
-      </w:r>
-      <w:r>
-        <w:rPr>
-          <w:rStyle w:val="Strong"/>
-          <w:rFonts w:asciiTheme="minorBidi" w:hAnsiTheme="minorBidi"/>
-          <w:b w:val="0"/>
-          <w:bCs w:val="0"/>
-          <w:cs/>
-        </w:rPr>
-        <w:t xml:space="preserve">ของแต่ละ </w:t>
-      </w:r>
-      <w:r>
-        <w:rPr>
-          <w:rStyle w:val="Strong"/>
-          <w:rFonts w:asciiTheme="minorBidi" w:hAnsiTheme="minorBidi"/>
-          <w:b w:val="0"/>
-          <w:bCs w:val="0"/>
-        </w:rPr>
-        <w:t xml:space="preserve">sample </w:t>
-      </w:r>
-      <w:r>
-        <w:rPr>
-          <w:rStyle w:val="Strong"/>
-          <w:rFonts w:asciiTheme="minorBidi" w:hAnsiTheme="minorBidi"/>
-          <w:b w:val="0"/>
-          <w:bCs w:val="0"/>
-          <w:cs/>
-        </w:rPr>
-        <w:t>ทำให้คลาสที่มีภาพน้อย ถูกขยายให้มีน้ำหนักมากขึ้นตามสัดส่วนที่มันขาดไป</w:t>
-      </w:r>
-      <w:r>
-        <w:rPr>
-          <w:rFonts w:asciiTheme="minorBidi" w:hAnsiTheme="minorBidi"/>
-          <w:b/>
-          <w:bCs/>
-        </w:rPr>
-        <w:t xml:space="preserve"> </w:t>
-      </w:r>
-      <w:r>
-        <w:rPr>
-          <w:rFonts w:asciiTheme="minorBidi" w:hAnsiTheme="minorBidi"/>
-          <w:b/>
-          <w:bCs/>
-          <w:sz w:val="28"/>
-          <w:cs/>
-        </w:rPr>
-        <w:t xml:space="preserve"> </w:t>
-      </w:r>
-    </w:p>
-    <w:p>
-      <w:pPr>
         <w:pStyle w:val="Heading2"/>
         <w:rPr>
           <w:rFonts w:asciiTheme="minorBidi" w:hAnsiTheme="minorBidi" w:cstheme="minorBidi"/>
@@ -2608,49 +2929,65 @@
         </w:rPr>
         <w:t xml:space="preserve"> preparation</w:t>
       </w:r>
-    </w:p>
-    <w:p>
-      <w:pPr>
+      <w:r>
         <w:rPr>
           <w:color w:val="FF0000"/>
         </w:rPr>
-      </w:pPr>
-      <w:r>
-        <w:rPr>
+        <w:br/>
+      </w:r>
+      <w:r>
+        <w:rPr>
+          <w:rFonts w:asciiTheme="minorBidi" w:hAnsiTheme="minorBidi" w:cstheme="minorBidi"/>
           <w:color w:val="FF0000"/>
-        </w:rPr>
-        <w:br/>
+          <w:sz w:val="28"/>
+          <w:szCs w:val="28"/>
+        </w:rPr>
         <w:t xml:space="preserve">&gt;&gt; </w:t>
       </w:r>
       <w:r>
         <w:rPr>
-          <w:rFonts w:hint="cs"/>
+          <w:rFonts w:asciiTheme="minorBidi" w:hAnsiTheme="minorBidi" w:cstheme="minorBidi"/>
           <w:color w:val="FF0000"/>
+          <w:sz w:val="28"/>
+          <w:szCs w:val="28"/>
           <w:cs/>
         </w:rPr>
         <w:t>ขาดรู</w:t>
       </w:r>
       <w:r>
         <w:rPr>
-          <w:rFonts w:hint="cs"/>
+          <w:rFonts w:asciiTheme="minorBidi" w:hAnsiTheme="minorBidi" w:cstheme="minorBidi"/>
           <w:color w:val="FF0000"/>
+          <w:sz w:val="28"/>
+          <w:szCs w:val="28"/>
           <w:cs/>
         </w:rPr>
         <w:t>ป</w:t>
       </w:r>
       <w:r>
         <w:rPr>
-          <w:rFonts w:hint="cs"/>
+          <w:rFonts w:asciiTheme="minorBidi" w:hAnsiTheme="minorBidi" w:cstheme="minorBidi"/>
           <w:color w:val="FF0000"/>
+          <w:sz w:val="28"/>
+          <w:szCs w:val="28"/>
           <w:cs/>
         </w:rPr>
         <w:t xml:space="preserve">แสดงการ </w:t>
       </w:r>
       <w:r>
         <w:rPr>
+          <w:rFonts w:asciiTheme="minorBidi" w:hAnsiTheme="minorBidi" w:cstheme="minorBidi"/>
           <w:color w:val="FF0000"/>
-        </w:rPr>
-        <w:t xml:space="preserve">split data </w:t>
+          <w:sz w:val="28"/>
+          <w:szCs w:val="28"/>
+        </w:rPr>
+        <w:t>split data</w:t>
+      </w:r>
+      <w:r>
+        <w:rPr>
+          <w:color w:val="FF0000"/>
+        </w:rPr>
+        <w:t xml:space="preserve"> </w:t>
       </w:r>
     </w:p>
     <w:p>
@@ -2695,7 +3032,6 @@
         </w:rPr>
       </w:pPr>
       <w:proofErr w:type="spellStart"/>
-      <w:proofErr w:type="gramStart"/>
       <w:r>
         <w:rPr>
           <w:color w:val="00B050"/>
@@ -2703,7 +3039,6 @@
         <w:t>transforms.Resize</w:t>
       </w:r>
       <w:proofErr w:type="spellEnd"/>
-      <w:proofErr w:type="gramEnd"/>
       <w:r>
         <w:rPr>
           <w:color w:val="00B050"/>
@@ -2769,7 +3104,6 @@
         </w:rPr>
       </w:pPr>
       <w:proofErr w:type="spellStart"/>
-      <w:proofErr w:type="gramStart"/>
       <w:r>
         <w:rPr>
           <w:color w:val="00B050"/>
@@ -2777,7 +3111,6 @@
         <w:t>transforms.ToTensor</w:t>
       </w:r>
       <w:proofErr w:type="spellEnd"/>
-      <w:proofErr w:type="gramEnd"/>
       <w:r>
         <w:rPr>
           <w:color w:val="00B050"/>
@@ -2883,7 +3216,6 @@
         </w:rPr>
       </w:pPr>
       <w:proofErr w:type="spellStart"/>
-      <w:proofErr w:type="gramStart"/>
       <w:r>
         <w:rPr>
           <w:color w:val="00B050"/>
@@ -2891,7 +3223,6 @@
         <w:t>transforms.Normalize</w:t>
       </w:r>
       <w:proofErr w:type="spellEnd"/>
-      <w:proofErr w:type="gramEnd"/>
       <w:r>
         <w:rPr>
           <w:color w:val="00B050"/>
@@ -3057,7 +3388,6 @@
         </w:rPr>
       </w:pPr>
       <w:proofErr w:type="spellStart"/>
-      <w:proofErr w:type="gramStart"/>
       <w:r>
         <w:rPr>
           <w:color w:val="00B050"/>
@@ -3065,7 +3395,6 @@
         <w:t>transforms.RandomHorizontalFlip</w:t>
       </w:r>
       <w:proofErr w:type="spellEnd"/>
-      <w:proofErr w:type="gramEnd"/>
       <w:r>
         <w:rPr>
           <w:color w:val="00B050"/>
@@ -3121,7 +3450,6 @@
         </w:rPr>
       </w:pPr>
       <w:proofErr w:type="spellStart"/>
-      <w:proofErr w:type="gramStart"/>
       <w:r>
         <w:rPr>
           <w:color w:val="00B050"/>
@@ -3129,26 +3457,11 @@
         <w:t>transforms.RandomRotation</w:t>
       </w:r>
       <w:proofErr w:type="spellEnd"/>
-      <w:proofErr w:type="gramEnd"/>
-      <w:r>
-        <w:rPr>
-          <w:color w:val="00B050"/>
-        </w:rPr>
-        <w:t>(degrees=20</w:t>
-      </w:r>
-      <w:proofErr w:type="gramStart"/>
-      <w:r>
-        <w:rPr>
-          <w:color w:val="00B050"/>
-        </w:rPr>
-        <w:t>) :</w:t>
-      </w:r>
-      <w:proofErr w:type="gramEnd"/>
-      <w:r>
-        <w:rPr>
-          <w:color w:val="00B050"/>
-        </w:rPr>
-        <w:t xml:space="preserve"> </w:t>
+      <w:r>
+        <w:rPr>
+          <w:color w:val="00B050"/>
+        </w:rPr>
+        <w:t xml:space="preserve">(degrees=20) : </w:t>
       </w:r>
       <w:r>
         <w:rPr>
@@ -3206,7 +3519,6 @@
         </w:rPr>
       </w:pPr>
       <w:proofErr w:type="spellStart"/>
-      <w:proofErr w:type="gramStart"/>
       <w:r>
         <w:rPr>
           <w:color w:val="00B050"/>
@@ -3214,7 +3526,6 @@
         <w:t>transforms.ColorJitter</w:t>
       </w:r>
       <w:proofErr w:type="spellEnd"/>
-      <w:proofErr w:type="gramEnd"/>
       <w:r>
         <w:rPr>
           <w:color w:val="00B050"/>
@@ -3411,7 +3722,6 @@
         </w:rPr>
       </w:pPr>
       <w:proofErr w:type="spellStart"/>
-      <w:proofErr w:type="gramStart"/>
       <w:r>
         <w:rPr>
           <w:color w:val="00B050"/>
@@ -3419,7 +3729,6 @@
         <w:t>transforms.RandomResizedCrop</w:t>
       </w:r>
       <w:proofErr w:type="spellEnd"/>
-      <w:proofErr w:type="gramEnd"/>
       <w:r>
         <w:rPr>
           <w:color w:val="00B050"/>
@@ -3427,40 +3736,18 @@
         <w:t>(</w:t>
       </w:r>
       <w:proofErr w:type="spellStart"/>
-      <w:proofErr w:type="gramStart"/>
-      <w:r>
-        <w:rPr>
-          <w:color w:val="00B050"/>
-        </w:rPr>
-        <w:t>self.image</w:t>
-      </w:r>
-      <w:proofErr w:type="gramEnd"/>
-      <w:r>
-        <w:rPr>
-          <w:color w:val="00B050"/>
-        </w:rPr>
-        <w:t>_size</w:t>
+      <w:r>
+        <w:rPr>
+          <w:color w:val="00B050"/>
+        </w:rPr>
+        <w:t>self.image_size</w:t>
       </w:r>
       <w:proofErr w:type="spellEnd"/>
       <w:r>
         <w:rPr>
           <w:color w:val="00B050"/>
         </w:rPr>
-        <w:t>, scale</w:t>
-      </w:r>
-      <w:proofErr w:type="gramStart"/>
-      <w:r>
-        <w:rPr>
-          <w:color w:val="00B050"/>
-        </w:rPr>
-        <w:t>=(</w:t>
-      </w:r>
-      <w:proofErr w:type="gramEnd"/>
-      <w:r>
-        <w:rPr>
-          <w:color w:val="00B050"/>
-        </w:rPr>
-        <w:t>0.8, 1.0)</w:t>
+        <w:t>, scale=(0.8, 1.0)</w:t>
       </w:r>
       <w:r>
         <w:rPr>
@@ -3565,7 +3852,6 @@
         </w:rPr>
       </w:pPr>
       <w:proofErr w:type="spellStart"/>
-      <w:proofErr w:type="gramStart"/>
       <w:r>
         <w:rPr>
           <w:color w:val="00B050"/>
@@ -3573,7 +3859,6 @@
         <w:t>transforms.RandomPerspective</w:t>
       </w:r>
       <w:proofErr w:type="spellEnd"/>
-      <w:proofErr w:type="gramEnd"/>
       <w:r>
         <w:rPr>
           <w:color w:val="00B050"/>
@@ -3665,7 +3950,6 @@
         </w:rPr>
       </w:pPr>
       <w:proofErr w:type="spellStart"/>
-      <w:proofErr w:type="gramStart"/>
       <w:r>
         <w:rPr>
           <w:color w:val="00B050"/>
@@ -3673,7 +3957,6 @@
         <w:t>transforms.RandomGrayscale</w:t>
       </w:r>
       <w:proofErr w:type="spellEnd"/>
-      <w:proofErr w:type="gramEnd"/>
       <w:r>
         <w:rPr>
           <w:color w:val="00B050"/>
@@ -3752,6 +4035,7 @@
         <w:rPr>
           <w:color w:val="00B050"/>
         </w:rPr>
+        <w:lastRenderedPageBreak/>
         <w:t>Data Splitting:</w:t>
       </w:r>
       <w:r>
@@ -4184,26 +4468,33 @@
     <w:p>
       <w:pPr>
         <w:rPr>
+          <w:rFonts w:asciiTheme="minorBidi" w:hAnsiTheme="minorBidi"/>
           <w:color w:val="FF0000"/>
-        </w:rPr>
-      </w:pPr>
-      <w:r>
-        <w:rPr>
+          <w:sz w:val="28"/>
+        </w:rPr>
+      </w:pPr>
+      <w:r>
+        <w:rPr>
+          <w:rFonts w:asciiTheme="minorBidi" w:hAnsiTheme="minorBidi"/>
           <w:color w:val="FF0000"/>
+          <w:sz w:val="28"/>
         </w:rPr>
         <w:t xml:space="preserve">&gt;&gt; </w:t>
       </w:r>
       <w:r>
         <w:rPr>
-          <w:rFonts w:hint="cs"/>
+          <w:rFonts w:asciiTheme="minorBidi" w:hAnsiTheme="minorBidi"/>
           <w:color w:val="FF0000"/>
+          <w:sz w:val="28"/>
           <w:cs/>
         </w:rPr>
         <w:t xml:space="preserve">ใส่ </w:t>
       </w:r>
       <w:r>
         <w:rPr>
+          <w:rFonts w:asciiTheme="minorBidi" w:hAnsiTheme="minorBidi"/>
           <w:color w:val="FF0000"/>
+          <w:sz w:val="28"/>
         </w:rPr>
         <w:t xml:space="preserve">show no ImageNet image </w:t>
       </w:r>
@@ -4211,26 +4502,33 @@
     <w:p>
       <w:pPr>
         <w:rPr>
+          <w:rFonts w:asciiTheme="minorBidi" w:hAnsiTheme="minorBidi"/>
           <w:color w:val="FF0000"/>
-        </w:rPr>
-      </w:pPr>
-      <w:r>
-        <w:rPr>
+          <w:sz w:val="28"/>
+        </w:rPr>
+      </w:pPr>
+      <w:r>
+        <w:rPr>
+          <w:rFonts w:asciiTheme="minorBidi" w:hAnsiTheme="minorBidi"/>
           <w:color w:val="FF0000"/>
+          <w:sz w:val="28"/>
         </w:rPr>
         <w:t xml:space="preserve">&gt;&gt; show model modification </w:t>
       </w:r>
       <w:r>
         <w:rPr>
-          <w:rFonts w:hint="cs"/>
+          <w:rFonts w:asciiTheme="minorBidi" w:hAnsiTheme="minorBidi"/>
           <w:color w:val="FF0000"/>
+          <w:sz w:val="28"/>
           <w:cs/>
         </w:rPr>
         <w:t xml:space="preserve">ของแต่ละ </w:t>
       </w:r>
       <w:r>
         <w:rPr>
+          <w:rFonts w:asciiTheme="minorBidi" w:hAnsiTheme="minorBidi"/>
           <w:color w:val="FF0000"/>
+          <w:sz w:val="28"/>
         </w:rPr>
         <w:t>model</w:t>
       </w:r>
@@ -4242,44 +4540,52 @@
           <w:ilvl w:val="0"/>
           <w:numId w:val="5"/>
         </w:numPr>
+        <w:rPr>
+          <w:color w:val="00B050"/>
+        </w:rPr>
       </w:pPr>
       <w:r>
         <w:rPr>
           <w:rFonts w:hint="cs"/>
-          <w:cs/>
-        </w:rPr>
-        <w:t xml:space="preserve">เลือก </w:t>
-      </w:r>
-      <w:r>
-        <w:t xml:space="preserve">model </w:t>
+          <w:color w:val="00B050"/>
+          <w:cs/>
+        </w:rPr>
+        <w:t>เลือก</w:t>
       </w:r>
       <w:r>
         <w:rPr>
           <w:rFonts w:hint="cs"/>
+          <w:color w:val="00B050"/>
+          <w:cs/>
+        </w:rPr>
+        <w:t>โมเดล</w:t>
+      </w:r>
+      <w:r>
+        <w:rPr>
+          <w:rFonts w:hint="cs"/>
+          <w:color w:val="00B050"/>
           <w:cs/>
         </w:rPr>
         <w:t xml:space="preserve">ทั้งหมด </w:t>
       </w:r>
       <w:r>
+        <w:rPr>
+          <w:color w:val="00B050"/>
+        </w:rPr>
         <w:t>4</w:t>
       </w:r>
       <w:r>
-        <w:t xml:space="preserve"> </w:t>
-      </w:r>
-      <w:proofErr w:type="spellStart"/>
-      <w:r>
-        <w:t>a</w:t>
-      </w:r>
-      <w:r>
-        <w:t>rchitechure</w:t>
-      </w:r>
-      <w:proofErr w:type="spellEnd"/>
-      <w:r>
-        <w:t xml:space="preserve"> </w:t>
-      </w:r>
-      <w:r>
         <w:rPr>
           <w:rFonts w:hint="cs"/>
+          <w:color w:val="00B050"/>
+          <w:cs/>
+        </w:rPr>
+        <w:t xml:space="preserve"> รุ่น</w:t>
+      </w:r>
+      <w:r>
+        <w:rPr>
+          <w:rFonts w:hint="cs"/>
+          <w:color w:val="00B050"/>
           <w:cs/>
         </w:rPr>
         <w:t>โ</w:t>
@@ -4287,26 +4593,79 @@
       <w:r>
         <w:rPr>
           <w:rFonts w:hint="cs"/>
-          <w:cs/>
-        </w:rPr>
-        <w:t>ดนปรียบเทียบความคุ้มค่าระหว่าง</w:t>
-      </w:r>
-      <w:r>
-        <w:t xml:space="preserve"> accuracy</w:t>
+          <w:color w:val="00B050"/>
+          <w:cs/>
+        </w:rPr>
+        <w:t>ด</w:t>
       </w:r>
       <w:r>
         <w:rPr>
           <w:rFonts w:hint="cs"/>
-          <w:cs/>
-        </w:rPr>
-        <w:t xml:space="preserve"> และความเร็วในการประมวลผล โดยเลือกโมเดลตั้งแต่ขนาดเล็กไปจนถึงขนาดใหญ่ เพื่อช่วยให้เราประเมิน</w:t>
-      </w:r>
-      <w:r>
+          <w:color w:val="00B050"/>
+          <w:cs/>
+        </w:rPr>
+        <w:t>ยมีวัตถุประสงค์เพื่อเ</w:t>
+      </w:r>
+      <w:r>
+        <w:rPr>
+          <w:rFonts w:hint="cs"/>
+          <w:color w:val="00B050"/>
+          <w:cs/>
+        </w:rPr>
+        <w:t>ปรียบเทียบความคุ้มค่าระหว่าง</w:t>
+      </w:r>
+      <w:r>
+        <w:rPr>
+          <w:color w:val="00B050"/>
+        </w:rPr>
+        <w:t xml:space="preserve"> </w:t>
+      </w:r>
+      <w:r>
+        <w:rPr>
+          <w:color w:val="00B050"/>
+        </w:rPr>
+        <w:t>A</w:t>
+      </w:r>
+      <w:r>
+        <w:rPr>
+          <w:color w:val="00B050"/>
+        </w:rPr>
+        <w:t>ccuracy</w:t>
+      </w:r>
+      <w:r>
+        <w:rPr>
+          <w:rFonts w:hint="cs"/>
+          <w:color w:val="00B050"/>
+          <w:cs/>
+        </w:rPr>
+        <w:t xml:space="preserve"> และความเร็วในการประมวลผล โดยเลือกโมเดลตั้งแต่ขนาดเล็กไปจนถึงขนาดใหญ่ เพื่อช่วยให้</w:t>
+      </w:r>
+      <w:r>
+        <w:rPr>
+          <w:rFonts w:hint="cs"/>
+          <w:color w:val="00B050"/>
+          <w:cs/>
+        </w:rPr>
+        <w:t>สามารถ</w:t>
+      </w:r>
+      <w:r>
+        <w:rPr>
+          <w:rFonts w:hint="cs"/>
+          <w:color w:val="00B050"/>
+          <w:cs/>
+        </w:rPr>
+        <w:t>ประเมิน</w:t>
+      </w:r>
+      <w:r>
+        <w:rPr>
+          <w:color w:val="00B050"/>
+        </w:rPr>
         <w:t xml:space="preserve"> Trade-Off </w:t>
       </w:r>
       <w:r>
         <w:rPr>
           <w:rFonts w:hint="cs"/>
+          <w:color w:val="00B050"/>
           <w:cs/>
         </w:rPr>
         <w:t>ได้จัดเจนว่า เรา</w:t>
@@ -4314,6 +4673,7 @@
       <w:r>
         <w:rPr>
           <w:rFonts w:hint="cs"/>
+          <w:color w:val="00B050"/>
           <w:cs/>
         </w:rPr>
         <w:t>ควร</w:t>
@@ -4321,6 +4681,7 @@
       <w:r>
         <w:rPr>
           <w:rFonts w:hint="cs"/>
+          <w:color w:val="00B050"/>
           <w:cs/>
         </w:rPr>
         <w:t>ใช้ทรัพยากรและงบประมาณทั้งในด้านของเงินและเวล</w:t>
@@ -4328,6 +4689,7 @@
       <w:r>
         <w:rPr>
           <w:rFonts w:hint="cs"/>
+          <w:color w:val="00B050"/>
           <w:cs/>
         </w:rPr>
         <w:t>ามากแค่ไหน</w:t>
@@ -4335,9 +4697,26 @@
       <w:r>
         <w:rPr>
           <w:rFonts w:hint="cs"/>
-          <w:cs/>
-        </w:rPr>
-        <w:t xml:space="preserve"> </w:t>
+          <w:color w:val="00B050"/>
+          <w:cs/>
+        </w:rPr>
+        <w:t>สำหรับงาน</w:t>
+      </w:r>
+      <w:r>
+        <w:rPr>
+          <w:rFonts w:hint="cs"/>
+          <w:color w:val="00B050"/>
+          <w:cs/>
+        </w:rPr>
+        <w:t>ชิ้น</w:t>
+      </w:r>
+      <w:r>
+        <w:rPr>
+          <w:rFonts w:hint="cs"/>
+          <w:color w:val="00B050"/>
+          <w:cs/>
+        </w:rPr>
+        <w:t>นี้</w:t>
       </w:r>
     </w:p>
     <w:tbl>
@@ -4608,52 +4987,13 @@
                 <w:color w:val="EE0000"/>
                 <w:cs/>
               </w:rPr>
-              <w:t>เบาที่สุด ประมวลผลเร็วที่สุด</w:t>
+              <w:t xml:space="preserve">เบาและเร็วที่สุด ออกแบบมาสำหรับ </w:t>
             </w:r>
             <w:r>
               <w:rPr>
                 <w:color w:val="EE0000"/>
               </w:rPr>
-              <w:t xml:space="preserve"> </w:t>
-            </w:r>
-            <w:r>
-              <w:rPr>
-                <w:color w:val="EE0000"/>
-                <w:cs/>
-              </w:rPr>
-              <w:t xml:space="preserve">ออกแบบผ่าน </w:t>
-            </w:r>
-            <w:r>
-              <w:rPr>
-                <w:color w:val="EE0000"/>
-              </w:rPr>
-              <w:t xml:space="preserve">NAS </w:t>
-            </w:r>
-            <w:r>
-              <w:rPr>
-                <w:color w:val="EE0000"/>
-                <w:cs/>
-              </w:rPr>
-              <w:t xml:space="preserve">เพื่อ </w:t>
-            </w:r>
-            <w:r>
-              <w:rPr>
-                <w:color w:val="EE0000"/>
-              </w:rPr>
-              <w:t xml:space="preserve">Mobile/Edge device </w:t>
-            </w:r>
-            <w:r>
-              <w:rPr>
-                <w:color w:val="EE0000"/>
-                <w:cs/>
-              </w:rPr>
-              <w:t xml:space="preserve">มี </w:t>
-            </w:r>
-            <w:r>
-              <w:rPr>
-                <w:color w:val="EE0000"/>
-              </w:rPr>
-              <w:t>Squeeze-Excitation (channel attention)</w:t>
+              <w:t>Mobile/Edge</w:t>
             </w:r>
           </w:p>
         </w:tc>
@@ -4685,39 +5025,26 @@
                 <w:color w:val="EE0000"/>
                 <w:cs/>
               </w:rPr>
-              <w:t xml:space="preserve">ความสามารถสกัด </w:t>
+              <w:t xml:space="preserve">สกัด </w:t>
             </w:r>
             <w:r>
               <w:rPr>
                 <w:color w:val="EE0000"/>
               </w:rPr>
-              <w:t xml:space="preserve">feature </w:t>
+              <w:t xml:space="preserve">Feature </w:t>
             </w:r>
             <w:r>
               <w:rPr>
                 <w:color w:val="EE0000"/>
                 <w:cs/>
               </w:rPr>
-              <w:t xml:space="preserve">ซับซ้อนจำกัดกว่าโมเดลอื่น เสี่ยง </w:t>
+              <w:t xml:space="preserve">ที่ซับซ้อนได้จำกัด อาจ </w:t>
             </w:r>
             <w:r>
               <w:rPr>
                 <w:color w:val="EE0000"/>
               </w:rPr>
-              <w:t xml:space="preserve">underfit </w:t>
-            </w:r>
-            <w:r>
-              <w:rPr>
-                <w:color w:val="EE0000"/>
-                <w:cs/>
-              </w:rPr>
-              <w:t xml:space="preserve">กับงาน </w:t>
-            </w:r>
-            <w:r>
-              <w:rPr>
-                <w:color w:val="EE0000"/>
-              </w:rPr>
-              <w:t>fine-grained</w:t>
+              <w:t>underfit</w:t>
             </w:r>
           </w:p>
         </w:tc>
@@ -4817,75 +5144,27 @@
             </w:pPr>
             <w:r>
               <w:rPr>
+                <w:rFonts w:hint="cs"/>
                 <w:color w:val="EE0000"/>
+                <w:cs/>
               </w:rPr>
-              <w:t>Compound scaling (</w:t>
+              <w:t>มีความ</w:t>
             </w:r>
             <w:r>
               <w:rPr>
                 <w:color w:val="EE0000"/>
                 <w:cs/>
               </w:rPr>
-              <w:t>ปรับ</w:t>
+              <w:t xml:space="preserve">สมดุลระหว่างความแม่นยำกับขนาดสูงกว่า </w:t>
             </w:r>
+            <w:proofErr w:type="spellStart"/>
             <w:r>
               <w:rPr>
                 <w:color w:val="EE0000"/>
               </w:rPr>
-              <w:t xml:space="preserve"> depth/width/resolution </w:t>
+              <w:t>MobileNet</w:t>
             </w:r>
-            <w:r>
-              <w:rPr>
-                <w:color w:val="EE0000"/>
-                <w:cs/>
-              </w:rPr>
-              <w:t xml:space="preserve">พร้อมกัน) ผ่าน </w:t>
-            </w:r>
-            <w:r>
-              <w:rPr>
-                <w:color w:val="EE0000"/>
-              </w:rPr>
-              <w:t xml:space="preserve">NAS </w:t>
-            </w:r>
-            <w:r>
-              <w:rPr>
-                <w:color w:val="EE0000"/>
-                <w:cs/>
-              </w:rPr>
-              <w:t xml:space="preserve">มี </w:t>
-            </w:r>
-            <w:r>
-              <w:rPr>
-                <w:color w:val="EE0000"/>
-              </w:rPr>
-              <w:t xml:space="preserve">Squeeze-Excitation </w:t>
-            </w:r>
-            <w:r>
-              <w:rPr>
-                <w:color w:val="EE0000"/>
-                <w:cs/>
-              </w:rPr>
-              <w:t>เช่นกัน แต่</w:t>
-            </w:r>
-            <w:r>
-              <w:rPr>
-                <w:color w:val="EE0000"/>
-              </w:rPr>
-              <w:t xml:space="preserve"> capacity </w:t>
-            </w:r>
-            <w:r>
-              <w:rPr>
-                <w:color w:val="EE0000"/>
-                <w:cs/>
-              </w:rPr>
-              <w:t xml:space="preserve">สูงกว่า </w:t>
-            </w:r>
-            <w:r>
-              <w:rPr>
-                <w:color w:val="EE0000"/>
-              </w:rPr>
-              <w:t>MobileNetV3-Small</w:t>
-            </w:r>
+            <w:proofErr w:type="spellEnd"/>
           </w:p>
         </w:tc>
         <w:tc>
@@ -5050,9 +5329,17 @@
             </w:pPr>
             <w:r>
               <w:rPr>
+                <w:rFonts w:hint="cs"/>
+                <w:color w:val="EE0000"/>
+                <w:cs/>
+              </w:rPr>
+              <w:t xml:space="preserve">มี </w:t>
+            </w:r>
+            <w:r>
+              <w:rPr>
                 <w:color w:val="EE0000"/>
               </w:rPr>
-              <w:t xml:space="preserve">Residual/skip connection </w:t>
+              <w:t xml:space="preserve">skip connection </w:t>
             </w:r>
             <w:r>
               <w:rPr>
@@ -5102,6 +5389,7 @@
           <w:p>
             <w:pPr>
               <w:rPr>
+                <w:rFonts w:hint="cs"/>
                 <w:color w:val="EE0000"/>
               </w:rPr>
             </w:pPr>
@@ -5110,26 +5398,27 @@
                 <w:color w:val="EE0000"/>
                 <w:cs/>
               </w:rPr>
-              <w:t xml:space="preserve">ไม่มี </w:t>
-            </w:r>
-            <w:r>
-              <w:rPr>
-                <w:color w:val="EE0000"/>
-              </w:rPr>
-              <w:t xml:space="preserve">attention mechanism </w:t>
+              <w:t>ขนาด</w:t>
             </w:r>
             <w:r>
               <w:rPr>
                 <w:color w:val="EE0000"/>
                 <w:cs/>
               </w:rPr>
-              <w:t xml:space="preserve">ขนาดใหญ่กว่ากลุ่ม </w:t>
+              <w:t xml:space="preserve">ใหญ่กว่ากลุ่ม </w:t>
             </w:r>
             <w:r>
               <w:rPr>
                 <w:color w:val="EE0000"/>
               </w:rPr>
-              <w:t>efficient-family</w:t>
+              <w:t xml:space="preserve">efficient </w:t>
+            </w:r>
+            <w:r>
+              <w:rPr>
+                <w:color w:val="EE0000"/>
+                <w:cs/>
+              </w:rPr>
+              <w:t>หลายเท่า</w:t>
             </w:r>
           </w:p>
         </w:tc>
@@ -5162,7 +5451,6 @@
               <w:rPr>
                 <w:color w:val="EE0000"/>
               </w:rPr>
-              <w:lastRenderedPageBreak/>
               <w:t>VGG16</w:t>
             </w:r>
           </w:p>
@@ -5233,33 +5521,13 @@
                 <w:color w:val="EE0000"/>
                 <w:cs/>
               </w:rPr>
-              <w:t>โครงสร้างเรียบง่าย ตรงไปตรงมา</w:t>
+              <w:t xml:space="preserve">โครงสร้างเรียบง่าย เหมาะเป็น </w:t>
             </w:r>
             <w:r>
               <w:rPr>
                 <w:color w:val="EE0000"/>
               </w:rPr>
-              <w:t xml:space="preserve"> </w:t>
-            </w:r>
-            <w:r>
-              <w:rPr>
-                <w:color w:val="EE0000"/>
-                <w:cs/>
-              </w:rPr>
-              <w:t xml:space="preserve">เหมาะเป็น </w:t>
-            </w:r>
-            <w:r>
-              <w:rPr>
-                <w:color w:val="EE0000"/>
-              </w:rPr>
-              <w:t xml:space="preserve">baseline </w:t>
-            </w:r>
-            <w:r>
-              <w:rPr>
-                <w:color w:val="EE0000"/>
-                <w:cs/>
-              </w:rPr>
-              <w:t>ดั้งเดิม</w:t>
+              <w:t>Baseline</w:t>
             </w:r>
           </w:p>
         </w:tc>
@@ -5283,6 +5551,7 @@
           <w:p>
             <w:pPr>
               <w:rPr>
+                <w:rFonts w:hint="cs"/>
                 <w:color w:val="EE0000"/>
               </w:rPr>
             </w:pPr>
@@ -5291,20 +5560,14 @@
                 <w:color w:val="EE0000"/>
                 <w:cs/>
               </w:rPr>
-              <w:t xml:space="preserve">ขนาดใหญ่ที่สุด ไม่มี </w:t>
-            </w:r>
-            <w:r>
-              <w:rPr>
-                <w:color w:val="EE0000"/>
-              </w:rPr>
-              <w:t xml:space="preserve">skip connection </w:t>
+              <w:t>ขนาด</w:t>
             </w:r>
             <w:r>
               <w:rPr>
                 <w:color w:val="EE0000"/>
                 <w:cs/>
               </w:rPr>
-              <w:t>กินหน่วยความจำและเวลาประมวลผลมากที่สุด</w:t>
+              <w:t>ใหญ่ที่สุด กินหน่วยความจำและเวลามากที่สุด</w:t>
             </w:r>
           </w:p>
         </w:tc>
@@ -5326,6 +5589,7 @@
           <w:rFonts w:ascii="Segoe UI Symbol" w:hAnsi="Segoe UI Symbol" w:cs="Segoe UI Symbol"/>
           <w:color w:val="EE0000"/>
         </w:rPr>
+        <w:lastRenderedPageBreak/>
         <w:t>⚠</w:t>
       </w:r>
       <w:r>
@@ -5722,12 +5986,10 @@
         <w:t xml:space="preserve">Layer 1: </w:t>
       </w:r>
       <w:proofErr w:type="spellStart"/>
-      <w:proofErr w:type="gramStart"/>
       <w:r>
         <w:t>nn.Linear</w:t>
       </w:r>
       <w:proofErr w:type="spellEnd"/>
-      <w:proofErr w:type="gramEnd"/>
       <w:r>
         <w:t>(</w:t>
       </w:r>
@@ -5759,12 +6021,10 @@
         <w:t xml:space="preserve">Layer 2: </w:t>
       </w:r>
       <w:proofErr w:type="spellStart"/>
-      <w:proofErr w:type="gramStart"/>
       <w:r>
         <w:t>nn.ReLU</w:t>
       </w:r>
       <w:proofErr w:type="spellEnd"/>
-      <w:proofErr w:type="gramEnd"/>
       <w:r>
         <w:t>(</w:t>
       </w:r>
@@ -5788,12 +6048,10 @@
         <w:t xml:space="preserve">Layer 3: </w:t>
       </w:r>
       <w:proofErr w:type="spellStart"/>
-      <w:proofErr w:type="gramStart"/>
       <w:r>
         <w:t>nn.Dropout</w:t>
       </w:r>
       <w:proofErr w:type="spellEnd"/>
-      <w:proofErr w:type="gramEnd"/>
       <w:r>
         <w:t>(</w:t>
       </w:r>
@@ -5817,12 +6075,10 @@
         <w:t xml:space="preserve">Layer 4: </w:t>
       </w:r>
       <w:proofErr w:type="spellStart"/>
-      <w:proofErr w:type="gramStart"/>
       <w:r>
         <w:t>nn.Linear</w:t>
       </w:r>
       <w:proofErr w:type="spellEnd"/>
-      <w:proofErr w:type="gramEnd"/>
       <w:r>
         <w:t xml:space="preserve">(256, </w:t>
       </w:r>
@@ -5992,7 +6248,6 @@
         <w:t xml:space="preserve">learning </w:t>
       </w:r>
       <w:proofErr w:type="spellStart"/>
-      <w:proofErr w:type="gramStart"/>
       <w:r>
         <w:t>rate,</w:t>
       </w:r>
@@ -6003,7 +6258,6 @@
       <w:r>
         <w:t>.</w:t>
       </w:r>
-      <w:proofErr w:type="gramEnd"/>
     </w:p>
     <w:p>
       <w:pPr>
@@ -6149,7 +6403,6 @@
           <w:bCs/>
           <w:color w:val="EE0000"/>
         </w:rPr>
-        <w:lastRenderedPageBreak/>
         <w:t xml:space="preserve">Stage 2 — Selective Unfreeze: </w:t>
       </w:r>
       <w:proofErr w:type="spellStart"/>
@@ -6706,6 +6959,7 @@
           <w:sz w:val="36"/>
           <w:szCs w:val="44"/>
         </w:rPr>
+        <w:lastRenderedPageBreak/>
         <w:t>5.</w:t>
       </w:r>
       <w:r>
@@ -7562,7 +7816,7 @@
         <w:rFonts w:ascii="Courier New" w:hAnsi="Courier New" w:cs="Courier New" w:hint="default"/>
       </w:rPr>
     </w:lvl>
-    <w:lvl w:ilvl="2" w:tplc="04090005" w:tentative="1">
+    <w:lvl w:ilvl="2" w:tplc="04090005">
       <w:start w:val="1"/>
       <w:numFmt w:val="bullet"/>
       <w:lvlText w:val=""/>
@@ -8226,7 +8480,6 @@
   <w:style w:type="character" w:default="1" w:styleId="DefaultParagraphFont">
     <w:name w:val="Default Paragraph Font"/>
     <w:uiPriority w:val="1"/>
-    <w:semiHidden/>
     <w:unhideWhenUsed/>
   </w:style>
   <w:style w:type="table" w:default="1" w:styleId="TableNormal">
@@ -8707,4 +8960,16 @@
     </a:ext>
   </a:extLst>
 </a:theme>
+</file>
+
+<file path=customXml/item1.xml><?xml version="1.0" encoding="utf-8"?>
+<b:Sources xmlns:b="http://schemas.openxmlformats.org/officeDocument/2006/bibliography" xmlns="http://schemas.openxmlformats.org/officeDocument/2006/bibliography" SelectedStyle="\APASixthEditionOfficeOnline.xsl" StyleName="APA" Version="6"/>
+</file>
+
+<file path=customXml/itemProps1.xml><?xml version="1.0" encoding="utf-8"?>
+<ds:datastoreItem xmlns:ds="http://schemas.openxmlformats.org/officeDocument/2006/customXml" ds:itemID="{A71EF4B3-F1A2-428D-82C1-07844569DE22}">
+  <ds:schemaRefs>
+    <ds:schemaRef ds:uri="http://schemas.openxmlformats.org/officeDocument/2006/bibliography"/>
+  </ds:schemaRefs>
+</ds:datastoreItem>
 </file>
--- a/_Document/task_summary.docx
+++ b/_Document/task_summary.docx
@@ -2031,34 +2031,7 @@
           <w:sz w:val="28"/>
           <w:cs/>
         </w:rPr>
-        <w:t>มี</w:t>
-      </w:r>
-      <w:r>
-        <w:rPr>
-          <w:rFonts w:asciiTheme="minorBidi" w:hAnsiTheme="minorBidi" w:hint="cs"/>
-          <w:color w:val="00B050"/>
-          <w:sz w:val="28"/>
-          <w:cs/>
-        </w:rPr>
-        <w:t>ความ</w:t>
-      </w:r>
-      <w:r>
-        <w:rPr>
-          <w:rFonts w:asciiTheme="minorBidi" w:hAnsiTheme="minorBidi" w:hint="cs"/>
-          <w:color w:val="00B050"/>
-          <w:sz w:val="28"/>
-          <w:cs/>
-        </w:rPr>
-        <w:t>ยาว</w:t>
-      </w:r>
-      <w:r>
-        <w:rPr>
-          <w:rFonts w:asciiTheme="minorBidi" w:hAnsiTheme="minorBidi" w:hint="cs"/>
-          <w:color w:val="00B050"/>
-          <w:sz w:val="28"/>
-          <w:cs/>
-        </w:rPr>
-        <w:t xml:space="preserve">ตั้งแต่ </w:t>
+        <w:t xml:space="preserve">มีความยาวตั้งแต่ </w:t>
       </w:r>
       <w:r>
         <w:rPr>
@@ -2227,16 +2200,7 @@
           <w:sz w:val="28"/>
           <w:cs/>
         </w:rPr>
-        <w:t>รูป แบ่งเป็น</w:t>
-      </w:r>
-      <w:r>
-        <w:rPr>
-          <w:rFonts w:asciiTheme="minorBidi" w:hAnsiTheme="minorBidi" w:hint="cs"/>
-          <w:color w:val="00B050"/>
-          <w:sz w:val="28"/>
-          <w:cs/>
-        </w:rPr>
-        <w:t xml:space="preserve">ภาพขาวดำจำนวน </w:t>
+        <w:t xml:space="preserve">รูป แบ่งเป็นภาพขาวดำจำนวน </w:t>
       </w:r>
       <w:r>
         <w:rPr>
@@ -2253,16 +2217,7 @@
           <w:sz w:val="28"/>
           <w:cs/>
         </w:rPr>
-        <w:t xml:space="preserve"> รูป</w:t>
-      </w:r>
-      <w:r>
-        <w:rPr>
-          <w:rFonts w:asciiTheme="minorBidi" w:hAnsiTheme="minorBidi" w:hint="cs"/>
-          <w:color w:val="00B050"/>
-          <w:sz w:val="28"/>
-          <w:cs/>
-        </w:rPr>
-        <w:t xml:space="preserve"> และเป็นภาพสีจำนวน </w:t>
+        <w:t xml:space="preserve"> รูป และเป็นภาพสีจำนวน </w:t>
       </w:r>
       <w:r>
         <w:rPr>
@@ -2286,7 +2241,7 @@
       <w:pPr>
         <w:spacing w:after="80"/>
         <w:rPr>
-          <w:rFonts w:asciiTheme="minorBidi" w:hAnsiTheme="minorBidi" w:hint="cs"/>
+          <w:rFonts w:asciiTheme="minorBidi" w:hAnsiTheme="minorBidi"/>
           <w:sz w:val="28"/>
         </w:rPr>
       </w:pPr>
@@ -2333,7 +2288,7 @@
         </w:numPr>
         <w:spacing w:after="80"/>
         <w:rPr>
-          <w:rFonts w:asciiTheme="minorBidi" w:hAnsiTheme="minorBidi" w:hint="cs"/>
+          <w:rFonts w:asciiTheme="minorBidi" w:hAnsiTheme="minorBidi"/>
           <w:color w:val="00B050"/>
           <w:sz w:val="28"/>
         </w:rPr>
@@ -2619,23 +2574,7 @@
           <w:color w:val="00B050"/>
           <w:sz w:val="28"/>
         </w:rPr>
-        <w:t>i</w:t>
-      </w:r>
-      <w:r>
-        <w:rPr>
-          <w:rFonts w:asciiTheme="minorBidi" w:hAnsiTheme="minorBidi"/>
-          <w:color w:val="00B050"/>
-          <w:sz w:val="28"/>
-        </w:rPr>
-        <w:t>mbalance</w:t>
-      </w:r>
-      <w:r>
-        <w:rPr>
-          <w:rFonts w:asciiTheme="minorBidi" w:hAnsiTheme="minorBidi"/>
-          <w:color w:val="00B050"/>
-          <w:sz w:val="28"/>
-        </w:rPr>
-        <w:t xml:space="preserve"> dataset</w:t>
+        <w:t>imbalance dataset</w:t>
       </w:r>
     </w:p>
     <w:p>
@@ -3032,6 +2971,7 @@
         </w:rPr>
       </w:pPr>
       <w:proofErr w:type="spellStart"/>
+      <w:proofErr w:type="gramStart"/>
       <w:r>
         <w:rPr>
           <w:color w:val="00B050"/>
@@ -3039,6 +2979,7 @@
         <w:t>transforms.Resize</w:t>
       </w:r>
       <w:proofErr w:type="spellEnd"/>
+      <w:proofErr w:type="gramEnd"/>
       <w:r>
         <w:rPr>
           <w:color w:val="00B050"/>
@@ -3104,6 +3045,7 @@
         </w:rPr>
       </w:pPr>
       <w:proofErr w:type="spellStart"/>
+      <w:proofErr w:type="gramStart"/>
       <w:r>
         <w:rPr>
           <w:color w:val="00B050"/>
@@ -3111,6 +3053,7 @@
         <w:t>transforms.ToTensor</w:t>
       </w:r>
       <w:proofErr w:type="spellEnd"/>
+      <w:proofErr w:type="gramEnd"/>
       <w:r>
         <w:rPr>
           <w:color w:val="00B050"/>
@@ -3216,6 +3159,7 @@
         </w:rPr>
       </w:pPr>
       <w:proofErr w:type="spellStart"/>
+      <w:proofErr w:type="gramStart"/>
       <w:r>
         <w:rPr>
           <w:color w:val="00B050"/>
@@ -3223,6 +3167,7 @@
         <w:t>transforms.Normalize</w:t>
       </w:r>
       <w:proofErr w:type="spellEnd"/>
+      <w:proofErr w:type="gramEnd"/>
       <w:r>
         <w:rPr>
           <w:color w:val="00B050"/>
@@ -3388,6 +3333,7 @@
         </w:rPr>
       </w:pPr>
       <w:proofErr w:type="spellStart"/>
+      <w:proofErr w:type="gramStart"/>
       <w:r>
         <w:rPr>
           <w:color w:val="00B050"/>
@@ -3395,6 +3341,7 @@
         <w:t>transforms.RandomHorizontalFlip</w:t>
       </w:r>
       <w:proofErr w:type="spellEnd"/>
+      <w:proofErr w:type="gramEnd"/>
       <w:r>
         <w:rPr>
           <w:color w:val="00B050"/>
@@ -3450,6 +3397,7 @@
         </w:rPr>
       </w:pPr>
       <w:proofErr w:type="spellStart"/>
+      <w:proofErr w:type="gramStart"/>
       <w:r>
         <w:rPr>
           <w:color w:val="00B050"/>
@@ -3457,11 +3405,26 @@
         <w:t>transforms.RandomRotation</w:t>
       </w:r>
       <w:proofErr w:type="spellEnd"/>
-      <w:r>
-        <w:rPr>
-          <w:color w:val="00B050"/>
-        </w:rPr>
-        <w:t xml:space="preserve">(degrees=20) : </w:t>
+      <w:proofErr w:type="gramEnd"/>
+      <w:r>
+        <w:rPr>
+          <w:color w:val="00B050"/>
+        </w:rPr>
+        <w:t>(degrees=20</w:t>
+      </w:r>
+      <w:proofErr w:type="gramStart"/>
+      <w:r>
+        <w:rPr>
+          <w:color w:val="00B050"/>
+        </w:rPr>
+        <w:t>) :</w:t>
+      </w:r>
+      <w:proofErr w:type="gramEnd"/>
+      <w:r>
+        <w:rPr>
+          <w:color w:val="00B050"/>
+        </w:rPr>
+        <w:t xml:space="preserve"> </w:t>
       </w:r>
       <w:r>
         <w:rPr>
@@ -3519,6 +3482,7 @@
         </w:rPr>
       </w:pPr>
       <w:proofErr w:type="spellStart"/>
+      <w:proofErr w:type="gramStart"/>
       <w:r>
         <w:rPr>
           <w:color w:val="00B050"/>
@@ -3526,6 +3490,7 @@
         <w:t>transforms.ColorJitter</w:t>
       </w:r>
       <w:proofErr w:type="spellEnd"/>
+      <w:proofErr w:type="gramEnd"/>
       <w:r>
         <w:rPr>
           <w:color w:val="00B050"/>
@@ -3722,6 +3687,7 @@
         </w:rPr>
       </w:pPr>
       <w:proofErr w:type="spellStart"/>
+      <w:proofErr w:type="gramStart"/>
       <w:r>
         <w:rPr>
           <w:color w:val="00B050"/>
@@ -3729,6 +3695,7 @@
         <w:t>transforms.RandomResizedCrop</w:t>
       </w:r>
       <w:proofErr w:type="spellEnd"/>
+      <w:proofErr w:type="gramEnd"/>
       <w:r>
         <w:rPr>
           <w:color w:val="00B050"/>
@@ -3736,18 +3703,40 @@
         <w:t>(</w:t>
       </w:r>
       <w:proofErr w:type="spellStart"/>
-      <w:r>
-        <w:rPr>
-          <w:color w:val="00B050"/>
-        </w:rPr>
-        <w:t>self.image_size</w:t>
+      <w:proofErr w:type="gramStart"/>
+      <w:r>
+        <w:rPr>
+          <w:color w:val="00B050"/>
+        </w:rPr>
+        <w:t>self.image</w:t>
+      </w:r>
+      <w:proofErr w:type="gramEnd"/>
+      <w:r>
+        <w:rPr>
+          <w:color w:val="00B050"/>
+        </w:rPr>
+        <w:t>_size</w:t>
       </w:r>
       <w:proofErr w:type="spellEnd"/>
       <w:r>
         <w:rPr>
           <w:color w:val="00B050"/>
         </w:rPr>
-        <w:t>, scale=(0.8, 1.0)</w:t>
+        <w:t>, scale</w:t>
+      </w:r>
+      <w:proofErr w:type="gramStart"/>
+      <w:r>
+        <w:rPr>
+          <w:color w:val="00B050"/>
+        </w:rPr>
+        <w:t>=(</w:t>
+      </w:r>
+      <w:proofErr w:type="gramEnd"/>
+      <w:r>
+        <w:rPr>
+          <w:color w:val="00B050"/>
+        </w:rPr>
+        <w:t>0.8, 1.0)</w:t>
       </w:r>
       <w:r>
         <w:rPr>
@@ -3852,6 +3841,7 @@
         </w:rPr>
       </w:pPr>
       <w:proofErr w:type="spellStart"/>
+      <w:proofErr w:type="gramStart"/>
       <w:r>
         <w:rPr>
           <w:color w:val="00B050"/>
@@ -3859,6 +3849,7 @@
         <w:t>transforms.RandomPerspective</w:t>
       </w:r>
       <w:proofErr w:type="spellEnd"/>
+      <w:proofErr w:type="gramEnd"/>
       <w:r>
         <w:rPr>
           <w:color w:val="00B050"/>
@@ -3950,6 +3941,7 @@
         </w:rPr>
       </w:pPr>
       <w:proofErr w:type="spellStart"/>
+      <w:proofErr w:type="gramStart"/>
       <w:r>
         <w:rPr>
           <w:color w:val="00B050"/>
@@ -3957,6 +3949,7 @@
         <w:t>transforms.RandomGrayscale</w:t>
       </w:r>
       <w:proofErr w:type="spellEnd"/>
+      <w:proofErr w:type="gramEnd"/>
       <w:r>
         <w:rPr>
           <w:color w:val="00B050"/>
@@ -5389,7 +5382,6 @@
           <w:p>
             <w:pPr>
               <w:rPr>
-                <w:rFonts w:hint="cs"/>
                 <w:color w:val="EE0000"/>
               </w:rPr>
             </w:pPr>
@@ -5551,7 +5543,6 @@
           <w:p>
             <w:pPr>
               <w:rPr>
-                <w:rFonts w:hint="cs"/>
                 <w:color w:val="EE0000"/>
               </w:rPr>
             </w:pPr>
@@ -5576,12 +5567,98 @@
     <w:p/>
     <w:p/>
     <w:p/>
+    <w:p/>
     <w:p>
       <w:pPr>
-        <w:rPr>
+        <w:pStyle w:val="ListParagraph"/>
+        <w:numPr>
+          <w:ilvl w:val="0"/>
+          <w:numId w:val="5"/>
+        </w:numPr>
+      </w:pPr>
+      <w:r>
+        <w:lastRenderedPageBreak/>
+        <w:t xml:space="preserve">Pre-trained CNN: </w:t>
+      </w:r>
+      <w:r>
+        <w:rPr>
+          <w:rFonts w:hint="cs"/>
+          <w:cs/>
+        </w:rPr>
+        <w:t xml:space="preserve">แสดงประสิทธิภาพของโมเดล </w:t>
+      </w:r>
+      <w:r>
+        <w:t xml:space="preserve">Pre-trained CNN </w:t>
+      </w:r>
+    </w:p>
+    <w:p>
+      <w:pPr>
+        <w:pStyle w:val="ListParagraph"/>
+        <w:numPr>
+          <w:ilvl w:val="1"/>
+          <w:numId w:val="5"/>
+        </w:numPr>
+      </w:pPr>
+      <w:r>
+        <w:t>MobileNetV3-Small</w:t>
+      </w:r>
+      <w:r>
+        <w:tab/>
+      </w:r>
+    </w:p>
+    <w:p/>
+    <w:p>
+      <w:pPr>
+        <w:rPr>
+          <w:rFonts w:hint="cs"/>
+          <w:cs/>
+        </w:rPr>
+      </w:pPr>
+    </w:p>
+    <w:p>
+      <w:pPr>
+        <w:pStyle w:val="ListParagraph"/>
+        <w:numPr>
+          <w:ilvl w:val="1"/>
+          <w:numId w:val="5"/>
+        </w:numPr>
+      </w:pPr>
+      <w:r>
+        <w:t>EfficientNet-B0</w:t>
+      </w:r>
+    </w:p>
+    <w:p>
+      <w:pPr>
+        <w:pStyle w:val="ListParagraph"/>
+        <w:numPr>
+          <w:ilvl w:val="1"/>
+          <w:numId w:val="5"/>
+        </w:numPr>
+      </w:pPr>
+      <w:r>
+        <w:t>ResNet50</w:t>
+      </w:r>
+    </w:p>
+    <w:p>
+      <w:pPr>
+        <w:pStyle w:val="ListParagraph"/>
+        <w:numPr>
+          <w:ilvl w:val="1"/>
+          <w:numId w:val="5"/>
+        </w:numPr>
+      </w:pPr>
+      <w:r>
+        <w:t>VGG16</w:t>
+      </w:r>
+    </w:p>
+    <w:p>
+      <w:pPr>
+        <w:rPr>
+          <w:rFonts w:hint="cs"/>
           <w:i/>
           <w:iCs/>
           <w:color w:val="EE0000"/>
+          <w:cs/>
         </w:rPr>
       </w:pPr>
       <w:r>
@@ -5589,7 +5666,6 @@
           <w:rFonts w:ascii="Segoe UI Symbol" w:hAnsi="Segoe UI Symbol" w:cs="Segoe UI Symbol"/>
           <w:color w:val="EE0000"/>
         </w:rPr>
-        <w:lastRenderedPageBreak/>
         <w:t>⚠</w:t>
       </w:r>
       <w:r>
@@ -5986,10 +6062,12 @@
         <w:t xml:space="preserve">Layer 1: </w:t>
       </w:r>
       <w:proofErr w:type="spellStart"/>
+      <w:proofErr w:type="gramStart"/>
       <w:r>
         <w:t>nn.Linear</w:t>
       </w:r>
       <w:proofErr w:type="spellEnd"/>
+      <w:proofErr w:type="gramEnd"/>
       <w:r>
         <w:t>(</w:t>
       </w:r>
@@ -6021,10 +6099,12 @@
         <w:t xml:space="preserve">Layer 2: </w:t>
       </w:r>
       <w:proofErr w:type="spellStart"/>
+      <w:proofErr w:type="gramStart"/>
       <w:r>
         <w:t>nn.ReLU</w:t>
       </w:r>
       <w:proofErr w:type="spellEnd"/>
+      <w:proofErr w:type="gramEnd"/>
       <w:r>
         <w:t>(</w:t>
       </w:r>
@@ -6048,10 +6128,12 @@
         <w:t xml:space="preserve">Layer 3: </w:t>
       </w:r>
       <w:proofErr w:type="spellStart"/>
+      <w:proofErr w:type="gramStart"/>
       <w:r>
         <w:t>nn.Dropout</w:t>
       </w:r>
       <w:proofErr w:type="spellEnd"/>
+      <w:proofErr w:type="gramEnd"/>
       <w:r>
         <w:t>(</w:t>
       </w:r>
@@ -6075,10 +6157,12 @@
         <w:t xml:space="preserve">Layer 4: </w:t>
       </w:r>
       <w:proofErr w:type="spellStart"/>
+      <w:proofErr w:type="gramStart"/>
       <w:r>
         <w:t>nn.Linear</w:t>
       </w:r>
       <w:proofErr w:type="spellEnd"/>
+      <w:proofErr w:type="gramEnd"/>
       <w:r>
         <w:t xml:space="preserve">(256, </w:t>
       </w:r>
@@ -6248,6 +6332,7 @@
         <w:t xml:space="preserve">learning </w:t>
       </w:r>
       <w:proofErr w:type="spellStart"/>
+      <w:proofErr w:type="gramStart"/>
       <w:r>
         <w:t>rate,</w:t>
       </w:r>
@@ -6258,6 +6343,7 @@
       <w:r>
         <w:t>.</w:t>
       </w:r>
+      <w:proofErr w:type="gramEnd"/>
     </w:p>
     <w:p>
       <w:pPr>
@@ -6567,6 +6653,7 @@
           <w:color w:val="000000" w:themeColor="text1"/>
           <w:cs/>
         </w:rPr>
+        <w:lastRenderedPageBreak/>
         <w:t xml:space="preserve">ใช้ </w:t>
       </w:r>
       <w:proofErr w:type="spellStart"/>
@@ -6959,7 +7046,6 @@
           <w:sz w:val="36"/>
           <w:szCs w:val="44"/>
         </w:rPr>
-        <w:lastRenderedPageBreak/>
         <w:t>5.</w:t>
       </w:r>
       <w:r>
@@ -7904,7 +7990,7 @@
   <w:abstractNum w:abstractNumId="5" w15:restartNumberingAfterBreak="0">
     <w:nsid w:val="739E5170"/>
     <w:multiLevelType w:val="hybridMultilevel"/>
-    <w:tmpl w:val="DC7077AE"/>
+    <w:tmpl w:val="02303F1C"/>
     <w:lvl w:ilvl="0" w:tplc="04090001">
       <w:start w:val="1"/>
       <w:numFmt w:val="bullet"/>
@@ -7917,7 +8003,7 @@
         <w:rFonts w:ascii="Symbol" w:hAnsi="Symbol" w:hint="default"/>
       </w:rPr>
     </w:lvl>
-    <w:lvl w:ilvl="1" w:tplc="04090003" w:tentative="1">
+    <w:lvl w:ilvl="1" w:tplc="04090003">
       <w:start w:val="1"/>
       <w:numFmt w:val="bullet"/>
       <w:lvlText w:val="o"/>
@@ -8480,6 +8566,7 @@
   <w:style w:type="character" w:default="1" w:styleId="DefaultParagraphFont">
     <w:name w:val="Default Paragraph Font"/>
     <w:uiPriority w:val="1"/>
+    <w:semiHidden/>
     <w:unhideWhenUsed/>
   </w:style>
   <w:style w:type="table" w:default="1" w:styleId="TableNormal">

--- a/_Document/task_summary.docx
+++ b/_Document/task_summary.docx
@@ -3050,7 +3050,6 @@
         </w:rPr>
       </w:pPr>
       <w:proofErr w:type="spellStart"/>
-      <w:proofErr w:type="gramStart"/>
       <w:r>
         <w:rPr>
           <w:color w:val="00B050"/>
@@ -3058,7 +3057,6 @@
         <w:t>transforms.Resize</w:t>
       </w:r>
       <w:proofErr w:type="spellEnd"/>
-      <w:proofErr w:type="gramEnd"/>
       <w:r>
         <w:rPr>
           <w:color w:val="00B050"/>
@@ -3124,7 +3122,6 @@
         </w:rPr>
       </w:pPr>
       <w:proofErr w:type="spellStart"/>
-      <w:proofErr w:type="gramStart"/>
       <w:r>
         <w:rPr>
           <w:color w:val="00B050"/>
@@ -3132,7 +3129,6 @@
         <w:t>transforms.ToTensor</w:t>
       </w:r>
       <w:proofErr w:type="spellEnd"/>
-      <w:proofErr w:type="gramEnd"/>
       <w:r>
         <w:rPr>
           <w:color w:val="00B050"/>
@@ -3238,7 +3234,6 @@
         </w:rPr>
       </w:pPr>
       <w:proofErr w:type="spellStart"/>
-      <w:proofErr w:type="gramStart"/>
       <w:r>
         <w:rPr>
           <w:color w:val="00B050"/>
@@ -3246,7 +3241,6 @@
         <w:t>transforms.Normalize</w:t>
       </w:r>
       <w:proofErr w:type="spellEnd"/>
-      <w:proofErr w:type="gramEnd"/>
       <w:r>
         <w:rPr>
           <w:color w:val="00B050"/>
@@ -3412,7 +3406,6 @@
         </w:rPr>
       </w:pPr>
       <w:proofErr w:type="spellStart"/>
-      <w:proofErr w:type="gramStart"/>
       <w:r>
         <w:rPr>
           <w:color w:val="00B050"/>
@@ -3420,7 +3413,6 @@
         <w:t>transforms.RandomHorizontalFlip</w:t>
       </w:r>
       <w:proofErr w:type="spellEnd"/>
-      <w:proofErr w:type="gramEnd"/>
       <w:r>
         <w:rPr>
           <w:color w:val="00B050"/>
@@ -3476,7 +3468,6 @@
         </w:rPr>
       </w:pPr>
       <w:proofErr w:type="spellStart"/>
-      <w:proofErr w:type="gramStart"/>
       <w:r>
         <w:rPr>
           <w:color w:val="00B050"/>
@@ -3484,7 +3475,6 @@
         <w:t>transforms.RandomRotation</w:t>
       </w:r>
       <w:proofErr w:type="spellEnd"/>
-      <w:proofErr w:type="gramEnd"/>
       <w:r>
         <w:rPr>
           <w:color w:val="00B050"/>
@@ -3547,7 +3537,6 @@
         </w:rPr>
       </w:pPr>
       <w:proofErr w:type="spellStart"/>
-      <w:proofErr w:type="gramStart"/>
       <w:r>
         <w:rPr>
           <w:color w:val="00B050"/>
@@ -3556,7 +3545,6 @@
         <w:t>transforms.ColorJitter</w:t>
       </w:r>
       <w:proofErr w:type="spellEnd"/>
-      <w:proofErr w:type="gramEnd"/>
       <w:r>
         <w:rPr>
           <w:color w:val="00B050"/>
@@ -3753,7 +3741,6 @@
         </w:rPr>
       </w:pPr>
       <w:proofErr w:type="spellStart"/>
-      <w:proofErr w:type="gramStart"/>
       <w:r>
         <w:rPr>
           <w:color w:val="00B050"/>
@@ -3761,7 +3748,6 @@
         <w:t>transforms.RandomResizedCrop</w:t>
       </w:r>
       <w:proofErr w:type="spellEnd"/>
-      <w:proofErr w:type="gramEnd"/>
       <w:r>
         <w:rPr>
           <w:color w:val="00B050"/>
@@ -3885,7 +3871,6 @@
         </w:rPr>
       </w:pPr>
       <w:proofErr w:type="spellStart"/>
-      <w:proofErr w:type="gramStart"/>
       <w:r>
         <w:rPr>
           <w:color w:val="00B050"/>
@@ -3893,7 +3878,6 @@
         <w:t>transforms.RandomPerspective</w:t>
       </w:r>
       <w:proofErr w:type="spellEnd"/>
-      <w:proofErr w:type="gramEnd"/>
       <w:r>
         <w:rPr>
           <w:color w:val="00B050"/>
@@ -3985,7 +3969,6 @@
         </w:rPr>
       </w:pPr>
       <w:proofErr w:type="spellStart"/>
-      <w:proofErr w:type="gramStart"/>
       <w:r>
         <w:rPr>
           <w:color w:val="00B050"/>
@@ -3993,7 +3976,6 @@
         <w:t>transforms.RandomGrayscale</w:t>
       </w:r>
       <w:proofErr w:type="spellEnd"/>
-      <w:proofErr w:type="gramEnd"/>
       <w:r>
         <w:rPr>
           <w:color w:val="00B050"/>
@@ -6820,7 +6802,6 @@
         </w:rPr>
       </w:pPr>
       <w:proofErr w:type="spellStart"/>
-      <w:proofErr w:type="gramStart"/>
       <w:r>
         <w:rPr>
           <w:rFonts w:asciiTheme="minorBidi" w:hAnsiTheme="minorBidi"/>
@@ -6829,7 +6810,6 @@
         <w:t>nn.Linear</w:t>
       </w:r>
       <w:proofErr w:type="spellEnd"/>
-      <w:proofErr w:type="gramEnd"/>
       <w:r>
         <w:rPr>
           <w:rFonts w:asciiTheme="minorBidi" w:hAnsiTheme="minorBidi"/>
@@ -6943,7 +6923,6 @@
         </w:rPr>
       </w:pPr>
       <w:proofErr w:type="spellStart"/>
-      <w:proofErr w:type="gramStart"/>
       <w:r>
         <w:rPr>
           <w:rFonts w:asciiTheme="minorBidi" w:hAnsiTheme="minorBidi"/>
@@ -6952,7 +6931,6 @@
         <w:t>nn.ReLU</w:t>
       </w:r>
       <w:proofErr w:type="spellEnd"/>
-      <w:proofErr w:type="gramEnd"/>
       <w:r>
         <w:rPr>
           <w:rFonts w:asciiTheme="minorBidi" w:hAnsiTheme="minorBidi"/>
@@ -6981,7 +6959,6 @@
         </w:rPr>
       </w:pPr>
       <w:proofErr w:type="spellStart"/>
-      <w:proofErr w:type="gramStart"/>
       <w:r>
         <w:rPr>
           <w:rFonts w:asciiTheme="minorBidi" w:hAnsiTheme="minorBidi"/>
@@ -6990,7 +6967,6 @@
         <w:t>nn.Dropout</w:t>
       </w:r>
       <w:proofErr w:type="spellEnd"/>
-      <w:proofErr w:type="gramEnd"/>
       <w:r>
         <w:rPr>
           <w:rFonts w:asciiTheme="minorBidi" w:hAnsiTheme="minorBidi"/>
@@ -7064,7 +7040,6 @@
         </w:rPr>
       </w:pPr>
       <w:proofErr w:type="spellStart"/>
-      <w:proofErr w:type="gramStart"/>
       <w:r>
         <w:rPr>
           <w:rFonts w:asciiTheme="minorBidi" w:hAnsiTheme="minorBidi"/>
@@ -7073,7 +7048,6 @@
         <w:t>nn.Linear</w:t>
       </w:r>
       <w:proofErr w:type="spellEnd"/>
-      <w:proofErr w:type="gramEnd"/>
       <w:r>
         <w:rPr>
           <w:rFonts w:asciiTheme="minorBidi" w:hAnsiTheme="minorBidi"/>
@@ -7203,7 +7177,7 @@
     <w:p>
       <w:pPr>
         <w:rPr>
-          <w:rFonts w:asciiTheme="minorBidi" w:hAnsiTheme="minorBidi" w:hint="cs"/>
+          <w:rFonts w:asciiTheme="minorBidi" w:hAnsiTheme="minorBidi"/>
           <w:sz w:val="28"/>
           <w:cs/>
         </w:rPr>
@@ -7315,92 +7289,319 @@
     </w:p>
     <w:p>
       <w:r>
-        <w:t xml:space="preserve">&gt;&gt; </w:t>
-      </w:r>
-      <w:r>
-        <w:rPr>
-          <w:rFonts w:hint="cs"/>
-          <w:cs/>
-        </w:rPr>
-        <w:t xml:space="preserve">บอกว่าเรา </w:t>
-      </w:r>
-      <w:r>
-        <w:t xml:space="preserve">tune </w:t>
-      </w:r>
-      <w:r>
-        <w:rPr>
-          <w:rFonts w:hint="cs"/>
-          <w:cs/>
-        </w:rPr>
-        <w:t xml:space="preserve">อะไรบ้าง ใน </w:t>
-      </w:r>
-      <w:proofErr w:type="spellStart"/>
-      <w:r>
-        <w:t>O</w:t>
-      </w:r>
-      <w:r>
-        <w:t>ptuna</w:t>
-      </w:r>
-      <w:proofErr w:type="spellEnd"/>
-      <w:r>
-        <w:t xml:space="preserve"> </w:t>
+        <w:rPr>
+          <w:rFonts w:hint="cs"/>
+          <w:cs/>
+        </w:rPr>
+        <w:t xml:space="preserve">การเทรนถูกแบ่งออกเป็น </w:t>
+      </w:r>
+      <w:r>
+        <w:t>2</w:t>
+      </w:r>
+      <w:r>
+        <w:rPr>
+          <w:rFonts w:hint="cs"/>
+          <w:cs/>
+        </w:rPr>
+        <w:t xml:space="preserve"> แบบเพื่อเปรียบเทียบผลลัพธ์ที่ดีที่สุด </w:t>
       </w:r>
     </w:p>
     <w:p>
-      <w:r>
-        <w:t xml:space="preserve">&gt;&gt; </w:t>
-      </w:r>
-      <w:r>
-        <w:rPr>
-          <w:rFonts w:hint="cs"/>
-          <w:cs/>
-        </w:rPr>
-        <w:t>บอกว่า</w:t>
+      <w:pPr>
+        <w:pStyle w:val="ListParagraph"/>
+        <w:numPr>
+          <w:ilvl w:val="0"/>
+          <w:numId w:val="5"/>
+        </w:numPr>
+      </w:pPr>
+      <w:r>
+        <w:rPr>
+          <w:rFonts w:hint="cs"/>
+          <w:cs/>
+        </w:rPr>
+        <w:t xml:space="preserve">แบบที่ </w:t>
+      </w:r>
+      <w:r>
+        <w:t xml:space="preserve">1 Freeze all Backbone: </w:t>
+      </w:r>
+      <w:r>
+        <w:rPr>
+          <w:rFonts w:hint="cs"/>
+          <w:cs/>
+        </w:rPr>
+        <w:t xml:space="preserve">หมายความว่า </w:t>
+      </w:r>
+      <w:r>
+        <w:t xml:space="preserve">weight </w:t>
+      </w:r>
+      <w:r>
+        <w:rPr>
+          <w:rFonts w:hint="cs"/>
+          <w:cs/>
+        </w:rPr>
+        <w:t xml:space="preserve">ของ </w:t>
+      </w:r>
+      <w:r>
+        <w:t>backbone (</w:t>
+      </w:r>
+      <w:r>
+        <w:rPr>
+          <w:rFonts w:hint="cs"/>
+          <w:cs/>
+        </w:rPr>
+        <w:t xml:space="preserve">ส่วนที่ </w:t>
+      </w:r>
+      <w:r>
+        <w:t xml:space="preserve">pretrained </w:t>
+      </w:r>
+      <w:r>
+        <w:rPr>
+          <w:rFonts w:hint="cs"/>
+          <w:cs/>
+        </w:rPr>
+        <w:t>มา</w:t>
+      </w:r>
+      <w:r>
+        <w:t>)</w:t>
+      </w:r>
+      <w:r>
+        <w:rPr>
+          <w:rFonts w:hint="cs"/>
+          <w:cs/>
+        </w:rPr>
+        <w:t xml:space="preserve"> ถูก </w:t>
+      </w:r>
+      <w:r>
+        <w:t xml:space="preserve">freeze </w:t>
+      </w:r>
+      <w:r>
+        <w:rPr>
+          <w:rFonts w:hint="cs"/>
+          <w:cs/>
+        </w:rPr>
+        <w:t xml:space="preserve">ไว้ทั้งหมด มีพียง </w:t>
+      </w:r>
+      <w:r>
+        <w:t>classifier head</w:t>
+      </w:r>
+      <w:r>
+        <w:rPr>
+          <w:rFonts w:hint="cs"/>
+          <w:cs/>
+        </w:rPr>
+        <w:t xml:space="preserve"> เท่านั้นที่มีการอัพเดต</w:t>
       </w:r>
       <w:r>
         <w:t xml:space="preserve"> </w:t>
       </w:r>
-      <w:proofErr w:type="spellStart"/>
-      <w:r>
-        <w:t>Optuna</w:t>
-      </w:r>
-      <w:proofErr w:type="spellEnd"/>
+      <w:r>
+        <w:t>gradient</w:t>
+      </w:r>
       <w:r>
         <w:t xml:space="preserve"> </w:t>
-      </w:r>
-      <w:r>
-        <w:rPr>
-          <w:rFonts w:hint="cs"/>
-          <w:cs/>
-        </w:rPr>
-        <w:t>ใช้วิธีเสิช</w:t>
-      </w:r>
-      <w:r>
-        <w:rPr>
-          <w:rFonts w:hint="cs"/>
-          <w:cs/>
-        </w:rPr>
-        <w:t>หา</w:t>
-      </w:r>
-      <w:r>
-        <w:t xml:space="preserve"> parameter </w:t>
-      </w:r>
-      <w:r>
-        <w:rPr>
-          <w:rFonts w:hint="cs"/>
-          <w:cs/>
-        </w:rPr>
-        <w:t>อย่างไร</w:t>
-      </w:r>
-      <w:r>
-        <w:rPr>
-          <w:rFonts w:hint="cs"/>
-          <w:cs/>
-        </w:rPr>
-        <w:t>แบบใด</w:t>
       </w:r>
     </w:p>
     <w:p>
+      <w:pPr>
+        <w:pStyle w:val="ListParagraph"/>
+        <w:numPr>
+          <w:ilvl w:val="0"/>
+          <w:numId w:val="5"/>
+        </w:numPr>
+      </w:pPr>
+      <w:r>
+        <w:rPr>
+          <w:rFonts w:hint="cs"/>
+          <w:cs/>
+        </w:rPr>
+        <w:t xml:space="preserve">แบบที่ </w:t>
+      </w:r>
+      <w:r>
+        <w:t>2</w:t>
+      </w:r>
+      <w:r>
+        <w:rPr>
+          <w:rFonts w:hint="cs"/>
+          <w:cs/>
+        </w:rPr>
+        <w:t xml:space="preserve"> </w:t>
+      </w:r>
+      <w:r>
+        <w:t>Selective Unfreeze:</w:t>
+      </w:r>
+      <w:r>
+        <w:t xml:space="preserve"> unfreeze </w:t>
+      </w:r>
+      <w:r>
+        <w:rPr>
+          <w:rFonts w:hint="cs"/>
+          <w:cs/>
+        </w:rPr>
+        <w:t>บางส่วนของ</w:t>
+      </w:r>
+      <w:r>
+        <w:t xml:space="preserve"> backbone</w:t>
+      </w:r>
+      <w:r>
+        <w:rPr>
+          <w:rFonts w:hint="cs"/>
+          <w:cs/>
+        </w:rPr>
+        <w:t xml:space="preserve"> เพื่อใ </w:t>
+      </w:r>
+      <w:r>
+        <w:t xml:space="preserve">model </w:t>
+      </w:r>
+      <w:r>
+        <w:rPr>
+          <w:rFonts w:hint="cs"/>
+          <w:cs/>
+        </w:rPr>
+        <w:t xml:space="preserve">สามารถ </w:t>
+      </w:r>
+      <w:r>
+        <w:t xml:space="preserve">fine-tune features </w:t>
+      </w:r>
+      <w:r>
+        <w:rPr>
+          <w:rFonts w:hint="cs"/>
+          <w:cs/>
+        </w:rPr>
+        <w:t xml:space="preserve">ให้เหมาะกับ </w:t>
+      </w:r>
+      <w:r>
+        <w:t xml:space="preserve">dataset </w:t>
+      </w:r>
+      <w:r>
+        <w:rPr>
+          <w:rFonts w:hint="cs"/>
+          <w:cs/>
+        </w:rPr>
+        <w:t xml:space="preserve">ของเรามากขึ้น โดยแตกต่างกันตาม </w:t>
+      </w:r>
+      <w:r>
+        <w:t>architecture</w:t>
+      </w:r>
+    </w:p>
+    <w:p>
+      <w:pPr>
+        <w:pStyle w:val="ListParagraph"/>
+        <w:numPr>
+          <w:ilvl w:val="0"/>
+          <w:numId w:val="5"/>
+        </w:numPr>
+        <w:rPr>
+          <w:rFonts w:hint="cs"/>
+          <w:cs/>
+        </w:rPr>
+      </w:pPr>
+      <w:r>
+        <w:rPr>
+          <w:rFonts w:hint="cs"/>
+          <w:cs/>
+        </w:rPr>
+        <w:t>เทคนิค</w:t>
+      </w:r>
+      <w:r>
+        <w:rPr>
+          <w:rFonts w:hint="cs"/>
+          <w:cs/>
+        </w:rPr>
+        <w:t xml:space="preserve">การทำ </w:t>
+      </w:r>
+      <w:r>
+        <w:t xml:space="preserve">hyperparameter tuning: </w:t>
+      </w:r>
+      <w:r>
+        <w:rPr>
+          <w:rFonts w:cs="Cordia New"/>
+          <w:cs/>
+        </w:rPr>
+        <w:t xml:space="preserve">ใช้ </w:t>
+      </w:r>
+      <w:proofErr w:type="spellStart"/>
+      <w:r>
+        <w:t>Optuna</w:t>
+      </w:r>
+      <w:proofErr w:type="spellEnd"/>
+      <w:r>
+        <w:t xml:space="preserve"> (Bayesian optimization </w:t>
+      </w:r>
+      <w:r>
+        <w:rPr>
+          <w:rFonts w:cs="Cordia New"/>
+          <w:cs/>
+        </w:rPr>
+        <w:t xml:space="preserve">แบบ </w:t>
+      </w:r>
+      <w:r>
+        <w:t xml:space="preserve">TPE </w:t>
+      </w:r>
+      <w:r>
+        <w:rPr>
+          <w:rFonts w:cs="Cordia New"/>
+          <w:cs/>
+        </w:rPr>
+        <w:t xml:space="preserve">ซึ่งเป็น </w:t>
+      </w:r>
+      <w:r>
+        <w:t xml:space="preserve">sampler </w:t>
+      </w:r>
+      <w:r>
+        <w:rPr>
+          <w:rFonts w:cs="Cordia New"/>
+          <w:cs/>
+        </w:rPr>
+        <w:t xml:space="preserve">เริ่มต้นของ </w:t>
+      </w:r>
+      <w:proofErr w:type="spellStart"/>
+      <w:r>
+        <w:t>Optuna</w:t>
+      </w:r>
+      <w:proofErr w:type="spellEnd"/>
+      <w:r>
+        <w:t xml:space="preserve">) </w:t>
+      </w:r>
+      <w:r>
+        <w:rPr>
+          <w:rFonts w:cs="Cordia New"/>
+          <w:cs/>
+        </w:rPr>
+        <w:t xml:space="preserve">ร่วมกับ </w:t>
+      </w:r>
+      <w:proofErr w:type="spellStart"/>
+      <w:r>
+        <w:t>MedianPruner</w:t>
+      </w:r>
+      <w:proofErr w:type="spellEnd"/>
+      <w:r>
+        <w:t xml:space="preserve"> </w:t>
+      </w:r>
+      <w:r>
+        <w:rPr>
+          <w:rFonts w:cs="Cordia New"/>
+          <w:cs/>
+        </w:rPr>
+        <w:t xml:space="preserve">ที่หยุด </w:t>
+      </w:r>
+      <w:r>
+        <w:t xml:space="preserve">trial </w:t>
+      </w:r>
+      <w:r>
+        <w:rPr>
+          <w:rFonts w:cs="Cordia New"/>
+          <w:cs/>
+        </w:rPr>
+        <w:t>ที่ผลแย่กว่าค่ามัธยฐานตั้งแต่ระหว่างเทรน</w:t>
+      </w:r>
+      <w:r>
+        <w:rPr>
+          <w:rFonts w:cs="Cordia New"/>
+        </w:rPr>
+        <w:t xml:space="preserve"> </w:t>
+      </w:r>
+    </w:p>
+    <w:p>
       <w:r>
         <w:t xml:space="preserve">&gt;&gt; </w:t>
       </w:r>
@@ -7409,6 +7610,94 @@
           <w:rFonts w:hint="cs"/>
           <w:cs/>
         </w:rPr>
+        <w:t xml:space="preserve">บอกว่าเรา </w:t>
+      </w:r>
+      <w:r>
+        <w:t xml:space="preserve">tune </w:t>
+      </w:r>
+      <w:r>
+        <w:rPr>
+          <w:rFonts w:hint="cs"/>
+          <w:cs/>
+        </w:rPr>
+        <w:t xml:space="preserve">อะไรบ้าง ใน </w:t>
+      </w:r>
+      <w:proofErr w:type="spellStart"/>
+      <w:r>
+        <w:t>O</w:t>
+      </w:r>
+      <w:r>
+        <w:t>ptuna</w:t>
+      </w:r>
+      <w:proofErr w:type="spellEnd"/>
+      <w:r>
+        <w:t xml:space="preserve"> </w:t>
+      </w:r>
+    </w:p>
+    <w:p>
+      <w:r>
+        <w:lastRenderedPageBreak/>
+        <w:t xml:space="preserve">&gt;&gt; </w:t>
+      </w:r>
+      <w:r>
+        <w:rPr>
+          <w:rFonts w:hint="cs"/>
+          <w:cs/>
+        </w:rPr>
+        <w:t>บอกว่า</w:t>
+      </w:r>
+      <w:r>
+        <w:t xml:space="preserve"> </w:t>
+      </w:r>
+      <w:proofErr w:type="spellStart"/>
+      <w:r>
+        <w:t>Optuna</w:t>
+      </w:r>
+      <w:proofErr w:type="spellEnd"/>
+      <w:r>
+        <w:t xml:space="preserve"> </w:t>
+      </w:r>
+      <w:r>
+        <w:rPr>
+          <w:rFonts w:hint="cs"/>
+          <w:cs/>
+        </w:rPr>
+        <w:t>ใช้วิธีเสิช</w:t>
+      </w:r>
+      <w:r>
+        <w:rPr>
+          <w:rFonts w:hint="cs"/>
+          <w:cs/>
+        </w:rPr>
+        <w:t>หา</w:t>
+      </w:r>
+      <w:r>
+        <w:t xml:space="preserve"> parameter </w:t>
+      </w:r>
+      <w:r>
+        <w:rPr>
+          <w:rFonts w:hint="cs"/>
+          <w:cs/>
+        </w:rPr>
+        <w:t>อย่างไร</w:t>
+      </w:r>
+      <w:r>
+        <w:rPr>
+          <w:rFonts w:hint="cs"/>
+          <w:cs/>
+        </w:rPr>
+        <w:t>แบบใด</w:t>
+      </w:r>
+    </w:p>
+    <w:p>
+      <w:r>
+        <w:t xml:space="preserve">&gt;&gt; </w:t>
+      </w:r>
+      <w:r>
+        <w:rPr>
+          <w:rFonts w:hint="cs"/>
+          <w:cs/>
+        </w:rPr>
         <w:t>บอก</w:t>
       </w:r>
       <w:r>
@@ -7428,7 +7717,6 @@
         <w:t xml:space="preserve">learning </w:t>
       </w:r>
       <w:proofErr w:type="spellStart"/>
-      <w:proofErr w:type="gramStart"/>
       <w:r>
         <w:t>rate,</w:t>
       </w:r>
@@ -7439,7 +7727,6 @@
       <w:r>
         <w:t>.</w:t>
       </w:r>
-      <w:proofErr w:type="gramEnd"/>
     </w:p>
     <w:p>
       <w:pPr>
@@ -7585,7 +7872,6 @@
           <w:bCs/>
           <w:color w:val="EE0000"/>
         </w:rPr>
-        <w:lastRenderedPageBreak/>
         <w:t xml:space="preserve">Stage 2 — Selective Unfreeze: </w:t>
       </w:r>
       <w:proofErr w:type="spellStart"/>
@@ -8495,6 +8781,7 @@
           <w:sz w:val="36"/>
           <w:szCs w:val="44"/>
         </w:rPr>
+        <w:lastRenderedPageBreak/>
         <w:t>7.</w:t>
       </w:r>
       <w:r>
@@ -9086,7 +9373,7 @@
   <w:abstractNum w:abstractNumId="5" w15:restartNumberingAfterBreak="0">
     <w:nsid w:val="739E5170"/>
     <w:multiLevelType w:val="hybridMultilevel"/>
-    <w:tmpl w:val="02303F1C"/>
+    <w:tmpl w:val="DADCC286"/>
     <w:lvl w:ilvl="0" w:tplc="04090001">
       <w:start w:val="1"/>
       <w:numFmt w:val="bullet"/>
@@ -9662,7 +9949,6 @@
   <w:style w:type="character" w:default="1" w:styleId="DefaultParagraphFont">
     <w:name w:val="Default Paragraph Font"/>
     <w:uiPriority w:val="1"/>
-    <w:semiHidden/>
     <w:unhideWhenUsed/>
   </w:style>
   <w:style w:type="table" w:default="1" w:styleId="TableNormal">

--- a/_Document/task_summary.docx
+++ b/_Document/task_summary.docx
@@ -3050,6 +3050,7 @@
         </w:rPr>
       </w:pPr>
       <w:proofErr w:type="spellStart"/>
+      <w:proofErr w:type="gramStart"/>
       <w:r>
         <w:rPr>
           <w:color w:val="00B050"/>
@@ -3057,6 +3058,7 @@
         <w:t>transforms.Resize</w:t>
       </w:r>
       <w:proofErr w:type="spellEnd"/>
+      <w:proofErr w:type="gramEnd"/>
       <w:r>
         <w:rPr>
           <w:color w:val="00B050"/>
@@ -3122,6 +3124,7 @@
         </w:rPr>
       </w:pPr>
       <w:proofErr w:type="spellStart"/>
+      <w:proofErr w:type="gramStart"/>
       <w:r>
         <w:rPr>
           <w:color w:val="00B050"/>
@@ -3129,6 +3132,7 @@
         <w:t>transforms.ToTensor</w:t>
       </w:r>
       <w:proofErr w:type="spellEnd"/>
+      <w:proofErr w:type="gramEnd"/>
       <w:r>
         <w:rPr>
           <w:color w:val="00B050"/>
@@ -3234,6 +3238,7 @@
         </w:rPr>
       </w:pPr>
       <w:proofErr w:type="spellStart"/>
+      <w:proofErr w:type="gramStart"/>
       <w:r>
         <w:rPr>
           <w:color w:val="00B050"/>
@@ -3241,6 +3246,7 @@
         <w:t>transforms.Normalize</w:t>
       </w:r>
       <w:proofErr w:type="spellEnd"/>
+      <w:proofErr w:type="gramEnd"/>
       <w:r>
         <w:rPr>
           <w:color w:val="00B050"/>
@@ -3406,6 +3412,7 @@
         </w:rPr>
       </w:pPr>
       <w:proofErr w:type="spellStart"/>
+      <w:proofErr w:type="gramStart"/>
       <w:r>
         <w:rPr>
           <w:color w:val="00B050"/>
@@ -3413,6 +3420,7 @@
         <w:t>transforms.RandomHorizontalFlip</w:t>
       </w:r>
       <w:proofErr w:type="spellEnd"/>
+      <w:proofErr w:type="gramEnd"/>
       <w:r>
         <w:rPr>
           <w:color w:val="00B050"/>
@@ -3468,6 +3476,7 @@
         </w:rPr>
       </w:pPr>
       <w:proofErr w:type="spellStart"/>
+      <w:proofErr w:type="gramStart"/>
       <w:r>
         <w:rPr>
           <w:color w:val="00B050"/>
@@ -3475,6 +3484,7 @@
         <w:t>transforms.RandomRotation</w:t>
       </w:r>
       <w:proofErr w:type="spellEnd"/>
+      <w:proofErr w:type="gramEnd"/>
       <w:r>
         <w:rPr>
           <w:color w:val="00B050"/>
@@ -3537,6 +3547,7 @@
         </w:rPr>
       </w:pPr>
       <w:proofErr w:type="spellStart"/>
+      <w:proofErr w:type="gramStart"/>
       <w:r>
         <w:rPr>
           <w:color w:val="00B050"/>
@@ -3545,6 +3556,7 @@
         <w:t>transforms.ColorJitter</w:t>
       </w:r>
       <w:proofErr w:type="spellEnd"/>
+      <w:proofErr w:type="gramEnd"/>
       <w:r>
         <w:rPr>
           <w:color w:val="00B050"/>
@@ -3741,6 +3753,7 @@
         </w:rPr>
       </w:pPr>
       <w:proofErr w:type="spellStart"/>
+      <w:proofErr w:type="gramStart"/>
       <w:r>
         <w:rPr>
           <w:color w:val="00B050"/>
@@ -3748,6 +3761,7 @@
         <w:t>transforms.RandomResizedCrop</w:t>
       </w:r>
       <w:proofErr w:type="spellEnd"/>
+      <w:proofErr w:type="gramEnd"/>
       <w:r>
         <w:rPr>
           <w:color w:val="00B050"/>
@@ -3871,6 +3885,7 @@
         </w:rPr>
       </w:pPr>
       <w:proofErr w:type="spellStart"/>
+      <w:proofErr w:type="gramStart"/>
       <w:r>
         <w:rPr>
           <w:color w:val="00B050"/>
@@ -3878,6 +3893,7 @@
         <w:t>transforms.RandomPerspective</w:t>
       </w:r>
       <w:proofErr w:type="spellEnd"/>
+      <w:proofErr w:type="gramEnd"/>
       <w:r>
         <w:rPr>
           <w:color w:val="00B050"/>
@@ -3969,6 +3985,7 @@
         </w:rPr>
       </w:pPr>
       <w:proofErr w:type="spellStart"/>
+      <w:proofErr w:type="gramStart"/>
       <w:r>
         <w:rPr>
           <w:color w:val="00B050"/>
@@ -3976,6 +3993,7 @@
         <w:t>transforms.RandomGrayscale</w:t>
       </w:r>
       <w:proofErr w:type="spellEnd"/>
+      <w:proofErr w:type="gramEnd"/>
       <w:r>
         <w:rPr>
           <w:color w:val="00B050"/>
@@ -6802,6 +6820,7 @@
         </w:rPr>
       </w:pPr>
       <w:proofErr w:type="spellStart"/>
+      <w:proofErr w:type="gramStart"/>
       <w:r>
         <w:rPr>
           <w:rFonts w:asciiTheme="minorBidi" w:hAnsiTheme="minorBidi"/>
@@ -6810,6 +6829,7 @@
         <w:t>nn.Linear</w:t>
       </w:r>
       <w:proofErr w:type="spellEnd"/>
+      <w:proofErr w:type="gramEnd"/>
       <w:r>
         <w:rPr>
           <w:rFonts w:asciiTheme="minorBidi" w:hAnsiTheme="minorBidi"/>
@@ -6923,6 +6943,7 @@
         </w:rPr>
       </w:pPr>
       <w:proofErr w:type="spellStart"/>
+      <w:proofErr w:type="gramStart"/>
       <w:r>
         <w:rPr>
           <w:rFonts w:asciiTheme="minorBidi" w:hAnsiTheme="minorBidi"/>
@@ -6931,6 +6952,7 @@
         <w:t>nn.ReLU</w:t>
       </w:r>
       <w:proofErr w:type="spellEnd"/>
+      <w:proofErr w:type="gramEnd"/>
       <w:r>
         <w:rPr>
           <w:rFonts w:asciiTheme="minorBidi" w:hAnsiTheme="minorBidi"/>
@@ -6959,6 +6981,7 @@
         </w:rPr>
       </w:pPr>
       <w:proofErr w:type="spellStart"/>
+      <w:proofErr w:type="gramStart"/>
       <w:r>
         <w:rPr>
           <w:rFonts w:asciiTheme="minorBidi" w:hAnsiTheme="minorBidi"/>
@@ -6967,6 +6990,7 @@
         <w:t>nn.Dropout</w:t>
       </w:r>
       <w:proofErr w:type="spellEnd"/>
+      <w:proofErr w:type="gramEnd"/>
       <w:r>
         <w:rPr>
           <w:rFonts w:asciiTheme="minorBidi" w:hAnsiTheme="minorBidi"/>
@@ -7040,6 +7064,7 @@
         </w:rPr>
       </w:pPr>
       <w:proofErr w:type="spellStart"/>
+      <w:proofErr w:type="gramStart"/>
       <w:r>
         <w:rPr>
           <w:rFonts w:asciiTheme="minorBidi" w:hAnsiTheme="minorBidi"/>
@@ -7048,6 +7073,7 @@
         <w:t>nn.Linear</w:t>
       </w:r>
       <w:proofErr w:type="spellEnd"/>
+      <w:proofErr w:type="gramEnd"/>
       <w:r>
         <w:rPr>
           <w:rFonts w:asciiTheme="minorBidi" w:hAnsiTheme="minorBidi"/>
@@ -7408,10 +7434,13 @@
           <w:ilvl w:val="0"/>
           <w:numId w:val="5"/>
         </w:numPr>
-      </w:pPr>
-      <w:r>
         <w:rPr>
           <w:rFonts w:hint="cs"/>
+        </w:rPr>
+      </w:pPr>
+      <w:r>
+        <w:rPr>
+          <w:rFonts w:hint="cs"/>
           <w:cs/>
         </w:rPr>
         <w:t xml:space="preserve">แบบที่ </w:t>
@@ -7427,10 +7456,7 @@
         <w:t xml:space="preserve"> </w:t>
       </w:r>
       <w:r>
-        <w:t>Selective Unfreeze:</w:t>
-      </w:r>
-      <w:r>
-        <w:t xml:space="preserve"> unfreeze </w:t>
+        <w:t xml:space="preserve">Selective Unfreeze: unfreeze </w:t>
       </w:r>
       <w:r>
         <w:rPr>
@@ -7490,913 +7516,1633 @@
           <w:ilvl w:val="0"/>
           <w:numId w:val="5"/>
         </w:numPr>
+      </w:pPr>
+      <w:r>
         <w:rPr>
           <w:rFonts w:hint="cs"/>
           <w:cs/>
         </w:rPr>
-      </w:pPr>
+        <w:t>เทคนิค</w:t>
+      </w:r>
       <w:r>
         <w:rPr>
           <w:rFonts w:hint="cs"/>
           <w:cs/>
         </w:rPr>
-        <w:t>เทคนิค</w:t>
-      </w:r>
-      <w:r>
+        <w:t xml:space="preserve">การทำ </w:t>
+      </w:r>
+      <w:r>
+        <w:t xml:space="preserve">hyperparameter tuning: </w:t>
+      </w:r>
+      <w:r>
+        <w:rPr>
+          <w:rFonts w:cs="Cordia New"/>
+          <w:cs/>
+        </w:rPr>
+        <w:t xml:space="preserve">ใช้ </w:t>
+      </w:r>
+      <w:proofErr w:type="spellStart"/>
+      <w:r>
+        <w:t>Optuna</w:t>
+      </w:r>
+      <w:proofErr w:type="spellEnd"/>
+      <w:r>
+        <w:t xml:space="preserve"> (Bayesian optimization </w:t>
+      </w:r>
+      <w:r>
+        <w:rPr>
+          <w:rFonts w:cs="Cordia New"/>
+          <w:cs/>
+        </w:rPr>
+        <w:t xml:space="preserve">แบบ </w:t>
+      </w:r>
+      <w:r>
+        <w:t xml:space="preserve">TPE </w:t>
+      </w:r>
+      <w:r>
+        <w:rPr>
+          <w:rFonts w:cs="Cordia New"/>
+          <w:cs/>
+        </w:rPr>
+        <w:t xml:space="preserve">ซึ่งเป็น </w:t>
+      </w:r>
+      <w:r>
+        <w:t xml:space="preserve">sampler </w:t>
+      </w:r>
+      <w:r>
+        <w:rPr>
+          <w:rFonts w:cs="Cordia New"/>
+          <w:cs/>
+        </w:rPr>
+        <w:t xml:space="preserve">เริ่มต้นของ </w:t>
+      </w:r>
+      <w:proofErr w:type="spellStart"/>
+      <w:r>
+        <w:t>Optuna</w:t>
+      </w:r>
+      <w:proofErr w:type="spellEnd"/>
+      <w:r>
+        <w:t xml:space="preserve">) </w:t>
+      </w:r>
+      <w:r>
+        <w:rPr>
+          <w:rFonts w:cs="Cordia New"/>
+          <w:cs/>
+        </w:rPr>
+        <w:t xml:space="preserve">ร่วมกับ </w:t>
+      </w:r>
+      <w:proofErr w:type="spellStart"/>
+      <w:r>
+        <w:t>MedianPruner</w:t>
+      </w:r>
+      <w:proofErr w:type="spellEnd"/>
+      <w:r>
+        <w:t xml:space="preserve"> </w:t>
+      </w:r>
+      <w:r>
+        <w:rPr>
+          <w:rFonts w:cs="Cordia New"/>
+          <w:cs/>
+        </w:rPr>
+        <w:t xml:space="preserve">ที่หยุด </w:t>
+      </w:r>
+      <w:r>
+        <w:t xml:space="preserve">trial </w:t>
+      </w:r>
+      <w:r>
+        <w:rPr>
+          <w:rFonts w:cs="Cordia New"/>
+          <w:cs/>
+        </w:rPr>
+        <w:t>ที่ผลแย่กว่าค่ามัธยฐานตั้งแต่ระหว่างเทรน</w:t>
+      </w:r>
+      <w:r>
+        <w:rPr>
+          <w:rFonts w:cs="Cordia New"/>
+        </w:rPr>
+        <w:t xml:space="preserve"> </w:t>
+      </w:r>
+      <w:r>
+        <w:rPr>
+          <w:rFonts w:cs="Cordia New" w:hint="cs"/>
+          <w:cs/>
+        </w:rPr>
+        <w:t>เพื่อค้นหา</w:t>
+      </w:r>
+      <w:r>
+        <w:rPr>
+          <w:rFonts w:cs="Cordia New"/>
+        </w:rPr>
+        <w:t xml:space="preserve"> </w:t>
+      </w:r>
+      <w:r>
+        <w:rPr>
+          <w:rFonts w:cs="Cordia New"/>
+        </w:rPr>
+        <w:lastRenderedPageBreak/>
+        <w:t xml:space="preserve">hyperparameter </w:t>
+      </w:r>
+      <w:r>
+        <w:rPr>
+          <w:rFonts w:cs="Cordia New" w:hint="cs"/>
+          <w:cs/>
+        </w:rPr>
+        <w:t>ที่เหมาะสมที่สุดสำหรับแต่ละ</w:t>
+      </w:r>
+      <w:r>
+        <w:rPr>
+          <w:rFonts w:cs="Cordia New"/>
+        </w:rPr>
+        <w:t xml:space="preserve"> architecture</w:t>
+      </w:r>
+      <w:r>
+        <w:rPr>
+          <w:rFonts w:cs="Cordia New" w:hint="cs"/>
+          <w:cs/>
+        </w:rPr>
+        <w:t xml:space="preserve"> โดยกำหนด </w:t>
+      </w:r>
+      <w:r>
+        <w:rPr>
+          <w:rFonts w:cs="Cordia New"/>
+        </w:rPr>
+        <w:t>search space</w:t>
+      </w:r>
+      <w:r>
+        <w:rPr>
+          <w:rFonts w:cs="Cordia New" w:hint="cs"/>
+          <w:cs/>
+        </w:rPr>
+        <w:t xml:space="preserve"> ของ </w:t>
+      </w:r>
+      <w:r>
+        <w:rPr>
+          <w:rFonts w:cs="Cordia New"/>
+        </w:rPr>
+        <w:t xml:space="preserve">hyperparameter </w:t>
+      </w:r>
+      <w:r>
+        <w:rPr>
+          <w:rFonts w:cs="Cordia New" w:hint="cs"/>
+          <w:cs/>
+        </w:rPr>
+        <w:t xml:space="preserve">ที่ต้องการทดลองไว้ดังนี้ </w:t>
+      </w:r>
+    </w:p>
+    <w:tbl>
+      <w:tblPr>
+        <w:tblStyle w:val="GridTable1Light-Accent1"/>
+        <w:tblW w:w="8217" w:type="dxa"/>
+        <w:jc w:val="center"/>
+        <w:tblLayout w:type="fixed"/>
+        <w:tblLook w:val="0420" w:firstRow="1" w:lastRow="0" w:firstColumn="0" w:lastColumn="0" w:noHBand="0" w:noVBand="1"/>
+      </w:tblPr>
+      <w:tblGrid>
+        <w:gridCol w:w="3823"/>
+        <w:gridCol w:w="4394"/>
+      </w:tblGrid>
+      <w:tr>
+        <w:trPr>
+          <w:cnfStyle w:val="100000000000" w:firstRow="1" w:lastRow="0" w:firstColumn="0" w:lastColumn="0" w:oddVBand="0" w:evenVBand="0" w:oddHBand="0" w:evenHBand="0" w:firstRowFirstColumn="0" w:firstRowLastColumn="0" w:lastRowFirstColumn="0" w:lastRowLastColumn="0"/>
+          <w:trHeight w:val="402"/>
+          <w:jc w:val="center"/>
+        </w:trPr>
+        <w:tc>
+          <w:tcPr>
+            <w:tcW w:w="3823" w:type="dxa"/>
+            <w:shd w:val="clear" w:color="auto" w:fill="DEEAF6" w:themeFill="accent5" w:themeFillTint="33"/>
+          </w:tcPr>
+          <w:p>
+            <w:pPr>
+              <w:jc w:val="center"/>
+              <w:rPr>
+                <w:color w:val="000000" w:themeColor="text1"/>
+              </w:rPr>
+            </w:pPr>
+            <w:r>
+              <w:rPr>
+                <w:color w:val="000000" w:themeColor="text1"/>
+              </w:rPr>
+              <w:t>Hyperparameter</w:t>
+            </w:r>
+          </w:p>
+        </w:tc>
+        <w:tc>
+          <w:tcPr>
+            <w:tcW w:w="4394" w:type="dxa"/>
+            <w:shd w:val="clear" w:color="auto" w:fill="DEEAF6" w:themeFill="accent5" w:themeFillTint="33"/>
+          </w:tcPr>
+          <w:p>
+            <w:pPr>
+              <w:jc w:val="center"/>
+              <w:rPr>
+                <w:rFonts w:cs="Browallia New" w:hint="cs"/>
+                <w:color w:val="000000" w:themeColor="text1"/>
+              </w:rPr>
+            </w:pPr>
+            <w:r>
+              <w:rPr>
+                <w:rFonts w:cs="Browallia New" w:hint="cs"/>
+                <w:color w:val="000000" w:themeColor="text1"/>
+                <w:cs/>
+              </w:rPr>
+              <w:t>ค่าที่ทดลอง</w:t>
+            </w:r>
+          </w:p>
+        </w:tc>
+      </w:tr>
+      <w:tr>
+        <w:trPr>
+          <w:jc w:val="center"/>
+        </w:trPr>
+        <w:tc>
+          <w:tcPr>
+            <w:tcW w:w="3823" w:type="dxa"/>
+          </w:tcPr>
+          <w:p>
+            <w:pPr>
+              <w:rPr>
+                <w:color w:val="000000" w:themeColor="text1"/>
+              </w:rPr>
+            </w:pPr>
+            <w:r>
+              <w:rPr>
+                <w:color w:val="000000" w:themeColor="text1"/>
+              </w:rPr>
+              <w:t>Learning rate</w:t>
+            </w:r>
+          </w:p>
+        </w:tc>
+        <w:tc>
+          <w:tcPr>
+            <w:tcW w:w="4394" w:type="dxa"/>
+          </w:tcPr>
+          <w:p>
+            <w:pPr>
+              <w:rPr>
+                <w:color w:val="000000" w:themeColor="text1"/>
+              </w:rPr>
+            </w:pPr>
+            <w:r>
+              <w:rPr>
+                <w:color w:val="000000" w:themeColor="text1"/>
+              </w:rPr>
+              <w:t xml:space="preserve">1e-5 </w:t>
+            </w:r>
+            <w:proofErr w:type="spellStart"/>
+            <w:r>
+              <w:rPr>
+                <w:rFonts w:ascii="Browallia New" w:hAnsi="Browallia New" w:cs="Browallia New"/>
+                <w:color w:val="000000" w:themeColor="text1"/>
+              </w:rPr>
+              <w:t>ถึง</w:t>
+            </w:r>
+            <w:proofErr w:type="spellEnd"/>
+            <w:r>
+              <w:rPr>
+                <w:color w:val="000000" w:themeColor="text1"/>
+              </w:rPr>
+              <w:t xml:space="preserve"> 1e-2, log scale</w:t>
+            </w:r>
+          </w:p>
+        </w:tc>
+      </w:tr>
+      <w:tr>
+        <w:trPr>
+          <w:jc w:val="center"/>
+        </w:trPr>
+        <w:tc>
+          <w:tcPr>
+            <w:tcW w:w="3823" w:type="dxa"/>
+          </w:tcPr>
+          <w:p>
+            <w:pPr>
+              <w:rPr>
+                <w:color w:val="000000" w:themeColor="text1"/>
+              </w:rPr>
+            </w:pPr>
+            <w:r>
+              <w:rPr>
+                <w:color w:val="000000" w:themeColor="text1"/>
+              </w:rPr>
+              <w:t>Weight decay</w:t>
+            </w:r>
+          </w:p>
+        </w:tc>
+        <w:tc>
+          <w:tcPr>
+            <w:tcW w:w="4394" w:type="dxa"/>
+          </w:tcPr>
+          <w:p>
+            <w:pPr>
+              <w:rPr>
+                <w:color w:val="000000" w:themeColor="text1"/>
+              </w:rPr>
+            </w:pPr>
+            <w:r>
+              <w:rPr>
+                <w:color w:val="000000" w:themeColor="text1"/>
+              </w:rPr>
+              <w:t xml:space="preserve">1e-6 </w:t>
+            </w:r>
+            <w:proofErr w:type="spellStart"/>
+            <w:r>
+              <w:rPr>
+                <w:rFonts w:ascii="Browallia New" w:hAnsi="Browallia New" w:cs="Browallia New"/>
+                <w:color w:val="000000" w:themeColor="text1"/>
+              </w:rPr>
+              <w:t>ถึง</w:t>
+            </w:r>
+            <w:proofErr w:type="spellEnd"/>
+            <w:r>
+              <w:rPr>
+                <w:color w:val="000000" w:themeColor="text1"/>
+              </w:rPr>
+              <w:t xml:space="preserve"> 1e-2, log scale</w:t>
+            </w:r>
+          </w:p>
+        </w:tc>
+      </w:tr>
+      <w:tr>
+        <w:trPr>
+          <w:jc w:val="center"/>
+        </w:trPr>
+        <w:tc>
+          <w:tcPr>
+            <w:tcW w:w="3823" w:type="dxa"/>
+          </w:tcPr>
+          <w:p>
+            <w:pPr>
+              <w:rPr>
+                <w:color w:val="000000" w:themeColor="text1"/>
+              </w:rPr>
+            </w:pPr>
+            <w:r>
+              <w:rPr>
+                <w:color w:val="000000" w:themeColor="text1"/>
+              </w:rPr>
+              <w:t>Head dropout</w:t>
+            </w:r>
+          </w:p>
+        </w:tc>
+        <w:tc>
+          <w:tcPr>
+            <w:tcW w:w="4394" w:type="dxa"/>
+          </w:tcPr>
+          <w:p>
+            <w:pPr>
+              <w:rPr>
+                <w:color w:val="000000" w:themeColor="text1"/>
+              </w:rPr>
+            </w:pPr>
+            <w:r>
+              <w:rPr>
+                <w:color w:val="000000" w:themeColor="text1"/>
+              </w:rPr>
+              <w:t xml:space="preserve">0.1 </w:t>
+            </w:r>
+            <w:proofErr w:type="spellStart"/>
+            <w:r>
+              <w:rPr>
+                <w:rFonts w:ascii="Browallia New" w:hAnsi="Browallia New" w:cs="Browallia New"/>
+                <w:color w:val="000000" w:themeColor="text1"/>
+              </w:rPr>
+              <w:t>ถึง</w:t>
+            </w:r>
+            <w:proofErr w:type="spellEnd"/>
+            <w:r>
+              <w:rPr>
+                <w:color w:val="000000" w:themeColor="text1"/>
+              </w:rPr>
+              <w:t xml:space="preserve"> 0.5</w:t>
+            </w:r>
+          </w:p>
+        </w:tc>
+      </w:tr>
+      <w:tr>
+        <w:trPr>
+          <w:jc w:val="center"/>
+        </w:trPr>
+        <w:tc>
+          <w:tcPr>
+            <w:tcW w:w="3823" w:type="dxa"/>
+          </w:tcPr>
+          <w:p>
+            <w:pPr>
+              <w:rPr>
+                <w:color w:val="000000" w:themeColor="text1"/>
+              </w:rPr>
+            </w:pPr>
+            <w:proofErr w:type="spellStart"/>
+            <w:r>
+              <w:rPr>
+                <w:rFonts w:ascii="Browallia New" w:hAnsi="Browallia New" w:cs="Browallia New"/>
+                <w:color w:val="000000" w:themeColor="text1"/>
+              </w:rPr>
+              <w:t>ขนาด</w:t>
+            </w:r>
+            <w:proofErr w:type="spellEnd"/>
+            <w:r>
+              <w:rPr>
+                <w:color w:val="000000" w:themeColor="text1"/>
+              </w:rPr>
+              <w:t xml:space="preserve"> hidden </w:t>
+            </w:r>
+            <w:proofErr w:type="spellStart"/>
+            <w:r>
+              <w:rPr>
+                <w:rFonts w:ascii="Browallia New" w:hAnsi="Browallia New" w:cs="Browallia New"/>
+                <w:color w:val="000000" w:themeColor="text1"/>
+              </w:rPr>
+              <w:t>ของ</w:t>
+            </w:r>
+            <w:proofErr w:type="spellEnd"/>
+            <w:r>
+              <w:rPr>
+                <w:color w:val="000000" w:themeColor="text1"/>
+              </w:rPr>
+              <w:t xml:space="preserve"> head</w:t>
+            </w:r>
+          </w:p>
+        </w:tc>
+        <w:tc>
+          <w:tcPr>
+            <w:tcW w:w="4394" w:type="dxa"/>
+          </w:tcPr>
+          <w:p>
+            <w:pPr>
+              <w:rPr>
+                <w:color w:val="000000" w:themeColor="text1"/>
+              </w:rPr>
+            </w:pPr>
+            <w:r>
+              <w:rPr>
+                <w:color w:val="000000" w:themeColor="text1"/>
+              </w:rPr>
+              <w:t>{128, 256, 512}</w:t>
+            </w:r>
+          </w:p>
+        </w:tc>
+      </w:tr>
+      <w:tr>
+        <w:trPr>
+          <w:jc w:val="center"/>
+        </w:trPr>
+        <w:tc>
+          <w:tcPr>
+            <w:tcW w:w="3823" w:type="dxa"/>
+          </w:tcPr>
+          <w:p>
+            <w:pPr>
+              <w:rPr>
+                <w:color w:val="000000" w:themeColor="text1"/>
+              </w:rPr>
+            </w:pPr>
+            <w:proofErr w:type="spellStart"/>
+            <w:r>
+              <w:rPr>
+                <w:color w:val="000000" w:themeColor="text1"/>
+              </w:rPr>
+              <w:t>Optimiser</w:t>
+            </w:r>
+            <w:proofErr w:type="spellEnd"/>
+          </w:p>
+        </w:tc>
+        <w:tc>
+          <w:tcPr>
+            <w:tcW w:w="4394" w:type="dxa"/>
+          </w:tcPr>
+          <w:p>
+            <w:pPr>
+              <w:rPr>
+                <w:color w:val="000000" w:themeColor="text1"/>
+              </w:rPr>
+            </w:pPr>
+            <w:r>
+              <w:rPr>
+                <w:color w:val="000000" w:themeColor="text1"/>
+              </w:rPr>
+              <w:t>{</w:t>
+            </w:r>
+            <w:proofErr w:type="spellStart"/>
+            <w:r>
+              <w:rPr>
+                <w:color w:val="000000" w:themeColor="text1"/>
+              </w:rPr>
+              <w:t>AdamW</w:t>
+            </w:r>
+            <w:proofErr w:type="spellEnd"/>
+            <w:r>
+              <w:rPr>
+                <w:color w:val="000000" w:themeColor="text1"/>
+              </w:rPr>
+              <w:t>, SGD}</w:t>
+            </w:r>
+          </w:p>
+        </w:tc>
+      </w:tr>
+      <w:tr>
+        <w:trPr>
+          <w:jc w:val="center"/>
+        </w:trPr>
+        <w:tc>
+          <w:tcPr>
+            <w:tcW w:w="3823" w:type="dxa"/>
+          </w:tcPr>
+          <w:p>
+            <w:pPr>
+              <w:rPr>
+                <w:color w:val="000000" w:themeColor="text1"/>
+              </w:rPr>
+            </w:pPr>
+            <w:r>
+              <w:rPr>
+                <w:color w:val="000000" w:themeColor="text1"/>
+              </w:rPr>
+              <w:t>n (</w:t>
+            </w:r>
+            <w:proofErr w:type="spellStart"/>
+            <w:r>
+              <w:rPr>
+                <w:rFonts w:ascii="Browallia New" w:hAnsi="Browallia New" w:cs="Browallia New"/>
+                <w:color w:val="000000" w:themeColor="text1"/>
+              </w:rPr>
+              <w:t>เฉพาะ</w:t>
+            </w:r>
+            <w:proofErr w:type="spellEnd"/>
+            <w:r>
+              <w:rPr>
+                <w:color w:val="000000" w:themeColor="text1"/>
+              </w:rPr>
+              <w:t xml:space="preserve"> unfreeze last n)</w:t>
+            </w:r>
+          </w:p>
+        </w:tc>
+        <w:tc>
+          <w:tcPr>
+            <w:tcW w:w="4394" w:type="dxa"/>
+          </w:tcPr>
+          <w:p>
+            <w:pPr>
+              <w:rPr>
+                <w:color w:val="000000" w:themeColor="text1"/>
+              </w:rPr>
+            </w:pPr>
+            <w:proofErr w:type="spellStart"/>
+            <w:r>
+              <w:rPr>
+                <w:rFonts w:ascii="Browallia New" w:hAnsi="Browallia New" w:cs="Browallia New"/>
+                <w:color w:val="000000" w:themeColor="text1"/>
+              </w:rPr>
+              <w:t>จำนวนเต็ม</w:t>
+            </w:r>
+            <w:proofErr w:type="spellEnd"/>
+            <w:r>
+              <w:rPr>
+                <w:color w:val="000000" w:themeColor="text1"/>
+              </w:rPr>
+              <w:t xml:space="preserve"> 1 </w:t>
+            </w:r>
+            <w:proofErr w:type="spellStart"/>
+            <w:r>
+              <w:rPr>
+                <w:rFonts w:ascii="Browallia New" w:hAnsi="Browallia New" w:cs="Browallia New"/>
+                <w:color w:val="000000" w:themeColor="text1"/>
+              </w:rPr>
+              <w:t>ถึง</w:t>
+            </w:r>
+            <w:proofErr w:type="spellEnd"/>
+            <w:r>
+              <w:rPr>
+                <w:color w:val="000000" w:themeColor="text1"/>
+              </w:rPr>
+              <w:t xml:space="preserve"> </w:t>
+            </w:r>
+            <w:r>
+              <w:rPr>
+                <w:color w:val="000000" w:themeColor="text1"/>
+              </w:rPr>
+              <w:t>3</w:t>
+            </w:r>
+            <w:r>
+              <w:rPr>
+                <w:color w:val="000000" w:themeColor="text1"/>
+              </w:rPr>
+              <w:t xml:space="preserve"> [</w:t>
+            </w:r>
+            <w:proofErr w:type="spellStart"/>
+            <w:r>
+              <w:rPr>
+                <w:rFonts w:ascii="Browallia New" w:hAnsi="Browallia New" w:cs="Browallia New"/>
+                <w:color w:val="000000" w:themeColor="text1"/>
+              </w:rPr>
+              <w:t>กลุ่มตรวจสอบช่วงที่ใช้จริง</w:t>
+            </w:r>
+            <w:proofErr w:type="spellEnd"/>
+            <w:r>
+              <w:rPr>
+                <w:color w:val="000000" w:themeColor="text1"/>
+              </w:rPr>
+              <w:t>]</w:t>
+            </w:r>
+          </w:p>
+        </w:tc>
+      </w:tr>
+    </w:tbl>
+    <w:p>
+      <w:pPr>
         <w:rPr>
           <w:rFonts w:hint="cs"/>
-          <w:cs/>
-        </w:rPr>
-        <w:t xml:space="preserve">การทำ </w:t>
-      </w:r>
-      <w:r>
-        <w:t xml:space="preserve">hyperparameter tuning: </w:t>
-      </w:r>
-      <w:r>
-        <w:rPr>
-          <w:rFonts w:cs="Cordia New"/>
-          <w:cs/>
-        </w:rPr>
-        <w:t xml:space="preserve">ใช้ </w:t>
-      </w:r>
-      <w:proofErr w:type="spellStart"/>
-      <w:r>
-        <w:t>Optuna</w:t>
-      </w:r>
-      <w:proofErr w:type="spellEnd"/>
-      <w:r>
-        <w:t xml:space="preserve"> (Bayesian optimization </w:t>
-      </w:r>
-      <w:r>
-        <w:rPr>
-          <w:rFonts w:cs="Cordia New"/>
-          <w:cs/>
-        </w:rPr>
-        <w:t xml:space="preserve">แบบ </w:t>
-      </w:r>
-      <w:r>
-        <w:t xml:space="preserve">TPE </w:t>
-      </w:r>
-      <w:r>
-        <w:rPr>
-          <w:rFonts w:cs="Cordia New"/>
-          <w:cs/>
-        </w:rPr>
-        <w:t xml:space="preserve">ซึ่งเป็น </w:t>
-      </w:r>
-      <w:r>
-        <w:t xml:space="preserve">sampler </w:t>
-      </w:r>
-      <w:r>
-        <w:rPr>
-          <w:rFonts w:cs="Cordia New"/>
-          <w:cs/>
-        </w:rPr>
-        <w:t xml:space="preserve">เริ่มต้นของ </w:t>
-      </w:r>
-      <w:proofErr w:type="spellStart"/>
-      <w:r>
-        <w:t>Optuna</w:t>
-      </w:r>
-      <w:proofErr w:type="spellEnd"/>
-      <w:r>
-        <w:t xml:space="preserve">) </w:t>
-      </w:r>
-      <w:r>
-        <w:rPr>
-          <w:rFonts w:cs="Cordia New"/>
-          <w:cs/>
-        </w:rPr>
-        <w:t xml:space="preserve">ร่วมกับ </w:t>
-      </w:r>
-      <w:proofErr w:type="spellStart"/>
-      <w:r>
-        <w:t>MedianPruner</w:t>
-      </w:r>
-      <w:proofErr w:type="spellEnd"/>
-      <w:r>
-        <w:t xml:space="preserve"> </w:t>
-      </w:r>
-      <w:r>
-        <w:rPr>
-          <w:rFonts w:cs="Cordia New"/>
-          <w:cs/>
-        </w:rPr>
-        <w:t xml:space="preserve">ที่หยุด </w:t>
-      </w:r>
-      <w:r>
-        <w:t xml:space="preserve">trial </w:t>
-      </w:r>
-      <w:r>
-        <w:rPr>
-          <w:rFonts w:cs="Cordia New"/>
-          <w:cs/>
-        </w:rPr>
-        <w:t>ที่ผลแย่กว่าค่ามัธยฐานตั้งแต่ระหว่างเทรน</w:t>
-      </w:r>
-      <w:r>
-        <w:rPr>
-          <w:rFonts w:cs="Cordia New"/>
-        </w:rPr>
-        <w:t xml:space="preserve"> </w:t>
-      </w:r>
+        </w:rPr>
+      </w:pPr>
     </w:p>
     <w:p>
-      <w:r>
-        <w:t xml:space="preserve">&gt;&gt; </w:t>
+      <w:pPr>
+        <w:pStyle w:val="ListParagraph"/>
+        <w:numPr>
+          <w:ilvl w:val="0"/>
+          <w:numId w:val="8"/>
+        </w:numPr>
+      </w:pPr>
+      <w:r>
+        <w:t>Metric</w:t>
       </w:r>
       <w:r>
         <w:rPr>
           <w:rFonts w:hint="cs"/>
           <w:cs/>
         </w:rPr>
-        <w:t xml:space="preserve">บอกว่าเรา </w:t>
-      </w:r>
-      <w:r>
-        <w:t xml:space="preserve">tune </w:t>
+        <w:t xml:space="preserve"> ที่ใช้เป็นเกณฑ์ในการวัดผลคือ </w:t>
+      </w:r>
+      <w:r>
+        <w:t xml:space="preserve">Validation Macro-F1 Score </w:t>
       </w:r>
       <w:r>
         <w:rPr>
           <w:rFonts w:hint="cs"/>
           <w:cs/>
         </w:rPr>
-        <w:t xml:space="preserve">อะไรบ้าง ใน </w:t>
-      </w:r>
-      <w:proofErr w:type="spellStart"/>
-      <w:r>
-        <w:t>O</w:t>
-      </w:r>
-      <w:r>
-        <w:t>ptuna</w:t>
-      </w:r>
-      <w:proofErr w:type="spellEnd"/>
+        <w:t>โดยกำหนด</w:t>
+      </w:r>
+      <w:r>
+        <w:rPr>
+          <w:rFonts w:hint="cs"/>
+          <w:cs/>
+        </w:rPr>
+        <w:t>เป้าหมายเป็นการ</w:t>
+      </w:r>
+      <w:r>
+        <w:t xml:space="preserve"> maximize</w:t>
+      </w:r>
+      <w:r>
+        <w:rPr>
+          <w:rFonts w:hint="cs"/>
+          <w:cs/>
+        </w:rPr>
+        <w:t xml:space="preserve"> ที่ให้ค่า </w:t>
+      </w:r>
+      <w:r>
+        <w:t>Validation Macro-F1</w:t>
+      </w:r>
       <w:r>
         <w:t xml:space="preserve"> </w:t>
+      </w:r>
+      <w:r>
+        <w:rPr>
+          <w:rFonts w:hint="cs"/>
+          <w:cs/>
+        </w:rPr>
+        <w:t xml:space="preserve">สูงที่สุดของแต่ละ </w:t>
+      </w:r>
+      <w:r>
+        <w:t>architecture</w:t>
+      </w:r>
+      <w:r>
+        <w:rPr>
+          <w:rFonts w:hint="cs"/>
+          <w:cs/>
+        </w:rPr>
+        <w:t xml:space="preserve"> มาใช้ในการดเทรนโมเดลจริง ดังแสดงในตารางด้านล่าง</w:t>
       </w:r>
     </w:p>
     <w:p>
-      <w:r>
-        <w:lastRenderedPageBreak/>
-        <w:t xml:space="preserve">&gt;&gt; </w:t>
-      </w:r>
-      <w:r>
-        <w:rPr>
-          <w:rFonts w:hint="cs"/>
-          <w:cs/>
-        </w:rPr>
-        <w:t>บอกว่า</w:t>
-      </w:r>
-      <w:r>
-        <w:t xml:space="preserve"> </w:t>
+      <w:pPr>
+        <w:rPr>
+          <w:rFonts w:cstheme="minorHAnsi"/>
+          <w:b/>
+        </w:rPr>
+      </w:pPr>
+      <w:r>
+        <w:rPr>
+          <w:rFonts w:cstheme="minorHAnsi"/>
+          <w:b/>
+        </w:rPr>
+        <w:t xml:space="preserve">Hyperparameter </w:t>
       </w:r>
       <w:proofErr w:type="spellStart"/>
       <w:r>
-        <w:t>Optuna</w:t>
+        <w:rPr>
+          <w:rFonts w:ascii="Browallia New" w:hAnsi="Browallia New" w:cs="Browallia New"/>
+          <w:b/>
+        </w:rPr>
+        <w:t>สุดท้าย</w:t>
       </w:r>
       <w:proofErr w:type="spellEnd"/>
       <w:r>
-        <w:t xml:space="preserve"> </w:t>
-      </w:r>
-      <w:r>
-        <w:rPr>
-          <w:rFonts w:hint="cs"/>
-          <w:cs/>
-        </w:rPr>
-        <w:t>ใช้วิธีเสิช</w:t>
-      </w:r>
-      <w:r>
-        <w:rPr>
-          <w:rFonts w:hint="cs"/>
-          <w:cs/>
-        </w:rPr>
-        <w:t>หา</w:t>
-      </w:r>
-      <w:r>
-        <w:t xml:space="preserve"> parameter </w:t>
-      </w:r>
-      <w:r>
-        <w:rPr>
-          <w:rFonts w:hint="cs"/>
-          <w:cs/>
-        </w:rPr>
-        <w:t>อย่างไร</w:t>
-      </w:r>
-      <w:r>
-        <w:rPr>
-          <w:rFonts w:hint="cs"/>
-          <w:cs/>
-        </w:rPr>
-        <w:t>แบบใด</w:t>
-      </w:r>
+        <w:rPr>
+          <w:rFonts w:cstheme="minorHAnsi"/>
+          <w:b/>
+        </w:rPr>
+        <w:t>: freeze all.</w:t>
+      </w:r>
+    </w:p>
+    <w:tbl>
+      <w:tblPr>
+        <w:tblStyle w:val="GridTable1Light-Accent5"/>
+        <w:tblW w:w="9482" w:type="dxa"/>
+        <w:jc w:val="center"/>
+        <w:tblLayout w:type="fixed"/>
+        <w:tblLook w:val="0420" w:firstRow="1" w:lastRow="0" w:firstColumn="0" w:lastColumn="0" w:noHBand="0" w:noVBand="1"/>
+      </w:tblPr>
+      <w:tblGrid>
+        <w:gridCol w:w="3066"/>
+        <w:gridCol w:w="1535"/>
+        <w:gridCol w:w="1572"/>
+        <w:gridCol w:w="1092"/>
+        <w:gridCol w:w="984"/>
+        <w:gridCol w:w="1233"/>
+      </w:tblGrid>
+      <w:tr>
+        <w:trPr>
+          <w:cnfStyle w:val="100000000000" w:firstRow="1" w:lastRow="0" w:firstColumn="0" w:lastColumn="0" w:oddVBand="0" w:evenVBand="0" w:oddHBand="0" w:evenHBand="0" w:firstRowFirstColumn="0" w:firstRowLastColumn="0" w:lastRowFirstColumn="0" w:lastRowLastColumn="0"/>
+          <w:jc w:val="center"/>
+        </w:trPr>
+        <w:tc>
+          <w:tcPr>
+            <w:tcW w:w="3066" w:type="dxa"/>
+            <w:shd w:val="clear" w:color="auto" w:fill="DEEAF6" w:themeFill="accent5" w:themeFillTint="33"/>
+          </w:tcPr>
+          <w:p>
+            <w:r>
+              <w:t>Backbone</w:t>
+            </w:r>
+          </w:p>
+        </w:tc>
+        <w:tc>
+          <w:tcPr>
+            <w:tcW w:w="1535" w:type="dxa"/>
+            <w:shd w:val="clear" w:color="auto" w:fill="DEEAF6" w:themeFill="accent5" w:themeFillTint="33"/>
+          </w:tcPr>
+          <w:p>
+            <w:r>
+              <w:t>Learning rate</w:t>
+            </w:r>
+          </w:p>
+        </w:tc>
+        <w:tc>
+          <w:tcPr>
+            <w:tcW w:w="1572" w:type="dxa"/>
+            <w:shd w:val="clear" w:color="auto" w:fill="DEEAF6" w:themeFill="accent5" w:themeFillTint="33"/>
+          </w:tcPr>
+          <w:p>
+            <w:r>
+              <w:t>Weight decay</w:t>
+            </w:r>
+          </w:p>
+        </w:tc>
+        <w:tc>
+          <w:tcPr>
+            <w:tcW w:w="1092" w:type="dxa"/>
+            <w:shd w:val="clear" w:color="auto" w:fill="DEEAF6" w:themeFill="accent5" w:themeFillTint="33"/>
+          </w:tcPr>
+          <w:p>
+            <w:r>
+              <w:t>Dropout</w:t>
+            </w:r>
+          </w:p>
+        </w:tc>
+        <w:tc>
+          <w:tcPr>
+            <w:tcW w:w="984" w:type="dxa"/>
+            <w:shd w:val="clear" w:color="auto" w:fill="DEEAF6" w:themeFill="accent5" w:themeFillTint="33"/>
+          </w:tcPr>
+          <w:p>
+            <w:r>
+              <w:t>Hidden</w:t>
+            </w:r>
+          </w:p>
+        </w:tc>
+        <w:tc>
+          <w:tcPr>
+            <w:tcW w:w="1233" w:type="dxa"/>
+            <w:shd w:val="clear" w:color="auto" w:fill="DEEAF6" w:themeFill="accent5" w:themeFillTint="33"/>
+          </w:tcPr>
+          <w:p>
+            <w:proofErr w:type="spellStart"/>
+            <w:r>
+              <w:t>Optimiser</w:t>
+            </w:r>
+            <w:proofErr w:type="spellEnd"/>
+          </w:p>
+        </w:tc>
+      </w:tr>
+      <w:tr>
+        <w:trPr>
+          <w:jc w:val="center"/>
+        </w:trPr>
+        <w:tc>
+          <w:tcPr>
+            <w:tcW w:w="3066" w:type="dxa"/>
+          </w:tcPr>
+          <w:p>
+            <w:r>
+              <w:t>ResNet50</w:t>
+            </w:r>
+          </w:p>
+        </w:tc>
+        <w:tc>
+          <w:tcPr>
+            <w:tcW w:w="1535" w:type="dxa"/>
+          </w:tcPr>
+          <w:p>
+            <w:r>
+              <w:t>6.34e-3</w:t>
+            </w:r>
+          </w:p>
+        </w:tc>
+        <w:tc>
+          <w:tcPr>
+            <w:tcW w:w="1572" w:type="dxa"/>
+          </w:tcPr>
+          <w:p>
+            <w:r>
+              <w:t>2.95e-3</w:t>
+            </w:r>
+          </w:p>
+        </w:tc>
+        <w:tc>
+          <w:tcPr>
+            <w:tcW w:w="1092" w:type="dxa"/>
+          </w:tcPr>
+          <w:p>
+            <w:r>
+              <w:t>0.292</w:t>
+            </w:r>
+          </w:p>
+        </w:tc>
+        <w:tc>
+          <w:tcPr>
+            <w:tcW w:w="984" w:type="dxa"/>
+          </w:tcPr>
+          <w:p>
+            <w:r>
+              <w:t>256</w:t>
+            </w:r>
+          </w:p>
+        </w:tc>
+        <w:tc>
+          <w:tcPr>
+            <w:tcW w:w="1233" w:type="dxa"/>
+          </w:tcPr>
+          <w:p>
+            <w:r>
+              <w:t>SGD</w:t>
+            </w:r>
+          </w:p>
+        </w:tc>
+      </w:tr>
+      <w:tr>
+        <w:trPr>
+          <w:jc w:val="center"/>
+        </w:trPr>
+        <w:tc>
+          <w:tcPr>
+            <w:tcW w:w="3066" w:type="dxa"/>
+          </w:tcPr>
+          <w:p>
+            <w:r>
+              <w:t>VGG16</w:t>
+            </w:r>
+          </w:p>
+        </w:tc>
+        <w:tc>
+          <w:tcPr>
+            <w:tcW w:w="1535" w:type="dxa"/>
+          </w:tcPr>
+          <w:p>
+            <w:r>
+              <w:t>4.52e-4</w:t>
+            </w:r>
+          </w:p>
+        </w:tc>
+        <w:tc>
+          <w:tcPr>
+            <w:tcW w:w="1572" w:type="dxa"/>
+          </w:tcPr>
+          <w:p>
+            <w:r>
+              <w:t>1.87e-6</w:t>
+            </w:r>
+          </w:p>
+        </w:tc>
+        <w:tc>
+          <w:tcPr>
+            <w:tcW w:w="1092" w:type="dxa"/>
+          </w:tcPr>
+          <w:p>
+            <w:r>
+              <w:t>0.306</w:t>
+            </w:r>
+          </w:p>
+        </w:tc>
+        <w:tc>
+          <w:tcPr>
+            <w:tcW w:w="984" w:type="dxa"/>
+          </w:tcPr>
+          <w:p>
+            <w:r>
+              <w:t>512</w:t>
+            </w:r>
+          </w:p>
+        </w:tc>
+        <w:tc>
+          <w:tcPr>
+            <w:tcW w:w="1233" w:type="dxa"/>
+          </w:tcPr>
+          <w:p>
+            <w:proofErr w:type="spellStart"/>
+            <w:r>
+              <w:t>AdamW</w:t>
+            </w:r>
+            <w:proofErr w:type="spellEnd"/>
+          </w:p>
+        </w:tc>
+      </w:tr>
+      <w:tr>
+        <w:trPr>
+          <w:jc w:val="center"/>
+        </w:trPr>
+        <w:tc>
+          <w:tcPr>
+            <w:tcW w:w="3066" w:type="dxa"/>
+          </w:tcPr>
+          <w:p>
+            <w:r>
+              <w:t>EfficientNet-B0</w:t>
+            </w:r>
+          </w:p>
+        </w:tc>
+        <w:tc>
+          <w:tcPr>
+            <w:tcW w:w="1535" w:type="dxa"/>
+          </w:tcPr>
+          <w:p>
+            <w:r>
+              <w:t>8.70e-3</w:t>
+            </w:r>
+          </w:p>
+        </w:tc>
+        <w:tc>
+          <w:tcPr>
+            <w:tcW w:w="1572" w:type="dxa"/>
+          </w:tcPr>
+          <w:p>
+            <w:r>
+              <w:t>3.99e-5</w:t>
+            </w:r>
+          </w:p>
+        </w:tc>
+        <w:tc>
+          <w:tcPr>
+            <w:tcW w:w="1092" w:type="dxa"/>
+          </w:tcPr>
+          <w:p>
+            <w:r>
+              <w:t>0.405</w:t>
+            </w:r>
+          </w:p>
+        </w:tc>
+        <w:tc>
+          <w:tcPr>
+            <w:tcW w:w="984" w:type="dxa"/>
+          </w:tcPr>
+          <w:p>
+            <w:r>
+              <w:t>512</w:t>
+            </w:r>
+          </w:p>
+        </w:tc>
+        <w:tc>
+          <w:tcPr>
+            <w:tcW w:w="1233" w:type="dxa"/>
+          </w:tcPr>
+          <w:p>
+            <w:proofErr w:type="spellStart"/>
+            <w:r>
+              <w:t>AdamW</w:t>
+            </w:r>
+            <w:proofErr w:type="spellEnd"/>
+          </w:p>
+        </w:tc>
+      </w:tr>
+      <w:tr>
+        <w:trPr>
+          <w:jc w:val="center"/>
+        </w:trPr>
+        <w:tc>
+          <w:tcPr>
+            <w:tcW w:w="3066" w:type="dxa"/>
+          </w:tcPr>
+          <w:p>
+            <w:r>
+              <w:t>MobileNetV3-Small</w:t>
+            </w:r>
+          </w:p>
+        </w:tc>
+        <w:tc>
+          <w:tcPr>
+            <w:tcW w:w="1535" w:type="dxa"/>
+          </w:tcPr>
+          <w:p>
+            <w:r>
+              <w:t>1.33e-3</w:t>
+            </w:r>
+          </w:p>
+        </w:tc>
+        <w:tc>
+          <w:tcPr>
+            <w:tcW w:w="1572" w:type="dxa"/>
+          </w:tcPr>
+          <w:p>
+            <w:r>
+              <w:t>1.09e-3</w:t>
+            </w:r>
+          </w:p>
+        </w:tc>
+        <w:tc>
+          <w:tcPr>
+            <w:tcW w:w="1092" w:type="dxa"/>
+          </w:tcPr>
+          <w:p>
+            <w:r>
+              <w:t>0.327</w:t>
+            </w:r>
+          </w:p>
+        </w:tc>
+        <w:tc>
+          <w:tcPr>
+            <w:tcW w:w="984" w:type="dxa"/>
+          </w:tcPr>
+          <w:p>
+            <w:r>
+              <w:t>512</w:t>
+            </w:r>
+          </w:p>
+        </w:tc>
+        <w:tc>
+          <w:tcPr>
+            <w:tcW w:w="1233" w:type="dxa"/>
+          </w:tcPr>
+          <w:p>
+            <w:proofErr w:type="spellStart"/>
+            <w:r>
+              <w:t>AdamW</w:t>
+            </w:r>
+            <w:proofErr w:type="spellEnd"/>
+          </w:p>
+        </w:tc>
+      </w:tr>
+    </w:tbl>
+    <w:p>
+      <w:pPr>
+        <w:rPr>
+          <w:rFonts w:cstheme="minorHAnsi"/>
+          <w:b/>
+        </w:rPr>
+      </w:pPr>
     </w:p>
     <w:p>
-      <w:r>
-        <w:t xml:space="preserve">&gt;&gt; </w:t>
-      </w:r>
-      <w:r>
-        <w:rPr>
-          <w:rFonts w:hint="cs"/>
-          <w:cs/>
-        </w:rPr>
-        <w:t>บอก</w:t>
-      </w:r>
-      <w:r>
-        <w:t xml:space="preserve"> hyperparameter</w:t>
-      </w:r>
-      <w:r>
-        <w:rPr>
-          <w:rFonts w:hint="cs"/>
-          <w:cs/>
-        </w:rPr>
-        <w:t xml:space="preserve"> อื่นๆเช่น</w:t>
-      </w:r>
-      <w:r>
-        <w:t xml:space="preserve"> early stopping, max epoch, </w:t>
-      </w:r>
-      <w:r>
-        <w:t xml:space="preserve">learning </w:t>
+      <w:pPr>
+        <w:rPr>
+          <w:rFonts w:cstheme="minorHAnsi"/>
+          <w:b/>
+        </w:rPr>
+      </w:pPr>
+      <w:r>
+        <w:rPr>
+          <w:rFonts w:cstheme="minorHAnsi"/>
+          <w:b/>
+        </w:rPr>
+        <w:t xml:space="preserve">Hyperparameter </w:t>
       </w:r>
       <w:proofErr w:type="spellStart"/>
       <w:r>
-        <w:t>rate,</w:t>
-      </w:r>
-      <w:r>
-        <w:t>etc</w:t>
+        <w:rPr>
+          <w:rFonts w:ascii="Browallia New" w:hAnsi="Browallia New" w:cs="Browallia New"/>
+          <w:b/>
+        </w:rPr>
+        <w:t>สุดท้าย</w:t>
       </w:r>
       <w:proofErr w:type="spellEnd"/>
       <w:r>
-        <w:t>.</w:t>
+        <w:rPr>
+          <w:rFonts w:cstheme="minorHAnsi"/>
+          <w:b/>
+        </w:rPr>
+        <w:t>: unfreeze last n.</w:t>
       </w:r>
     </w:p>
-    <w:p>
-      <w:pPr>
-        <w:numPr>
-          <w:ilvl w:val="0"/>
-          <w:numId w:val="6"/>
-        </w:numPr>
-        <w:rPr>
-          <w:b/>
-          <w:bCs/>
-          <w:color w:val="EE0000"/>
-        </w:rPr>
-      </w:pPr>
-      <w:r>
-        <w:rPr>
-          <w:b/>
-          <w:bCs/>
-          <w:color w:val="EE0000"/>
-        </w:rPr>
-        <w:t xml:space="preserve">Stage 1 — Freeze Backbone: </w:t>
-      </w:r>
-      <w:proofErr w:type="spellStart"/>
-      <w:r>
-        <w:rPr>
-          <w:b/>
-          <w:bCs/>
-          <w:color w:val="EE0000"/>
-        </w:rPr>
-        <w:t>freeze_backbone</w:t>
-      </w:r>
-      <w:proofErr w:type="spellEnd"/>
-      <w:r>
-        <w:rPr>
-          <w:b/>
-          <w:bCs/>
-          <w:color w:val="EE0000"/>
-        </w:rPr>
-        <w:t xml:space="preserve">(fully=True) — </w:t>
-      </w:r>
-      <w:r>
-        <w:rPr>
-          <w:b/>
-          <w:bCs/>
-          <w:color w:val="EE0000"/>
-          <w:cs/>
-        </w:rPr>
-        <w:t xml:space="preserve">ปิด </w:t>
-      </w:r>
-      <w:proofErr w:type="spellStart"/>
-      <w:r>
-        <w:rPr>
-          <w:b/>
-          <w:bCs/>
-          <w:color w:val="EE0000"/>
-        </w:rPr>
-        <w:t>requires_grad</w:t>
-      </w:r>
-      <w:proofErr w:type="spellEnd"/>
-      <w:r>
-        <w:rPr>
-          <w:b/>
-          <w:bCs/>
-          <w:color w:val="EE0000"/>
-        </w:rPr>
-        <w:t xml:space="preserve"> </w:t>
-      </w:r>
-      <w:r>
-        <w:rPr>
-          <w:b/>
-          <w:bCs/>
-          <w:color w:val="EE0000"/>
-          <w:cs/>
-        </w:rPr>
-        <w:t xml:space="preserve">ของทุก </w:t>
-      </w:r>
-      <w:r>
-        <w:rPr>
-          <w:b/>
-          <w:bCs/>
-          <w:color w:val="EE0000"/>
-        </w:rPr>
-        <w:t xml:space="preserve">parameter </w:t>
-      </w:r>
-      <w:r>
-        <w:rPr>
-          <w:b/>
-          <w:bCs/>
-          <w:color w:val="EE0000"/>
-          <w:cs/>
-        </w:rPr>
-        <w:t xml:space="preserve">ใน </w:t>
-      </w:r>
-      <w:r>
-        <w:rPr>
-          <w:b/>
-          <w:bCs/>
-          <w:color w:val="EE0000"/>
-        </w:rPr>
-        <w:t xml:space="preserve">backbone </w:t>
-      </w:r>
-      <w:r>
-        <w:rPr>
-          <w:b/>
-          <w:bCs/>
-          <w:color w:val="EE0000"/>
-          <w:cs/>
-        </w:rPr>
-        <w:t xml:space="preserve">เทรนเฉพาะ </w:t>
-      </w:r>
-      <w:r>
-        <w:rPr>
-          <w:b/>
-          <w:bCs/>
-          <w:color w:val="EE0000"/>
-        </w:rPr>
-        <w:t xml:space="preserve">Classifier Head </w:t>
-      </w:r>
-      <w:r>
-        <w:rPr>
-          <w:b/>
-          <w:bCs/>
-          <w:color w:val="EE0000"/>
-          <w:cs/>
-        </w:rPr>
-        <w:t>ที่เพิ่มใหม่</w:t>
-      </w:r>
-    </w:p>
-    <w:p>
-      <w:pPr>
-        <w:numPr>
-          <w:ilvl w:val="0"/>
-          <w:numId w:val="6"/>
-        </w:numPr>
-        <w:rPr>
-          <w:b/>
-          <w:bCs/>
-          <w:color w:val="EE0000"/>
-        </w:rPr>
-      </w:pPr>
-      <w:r>
-        <w:rPr>
-          <w:b/>
-          <w:bCs/>
-          <w:color w:val="EE0000"/>
-        </w:rPr>
-        <w:t xml:space="preserve">Stage 2 — Selective Unfreeze: </w:t>
-      </w:r>
-      <w:proofErr w:type="spellStart"/>
-      <w:r>
-        <w:rPr>
-          <w:b/>
-          <w:bCs/>
-          <w:color w:val="EE0000"/>
-        </w:rPr>
-        <w:t>unfreeze_last_n_blocks</w:t>
-      </w:r>
-      <w:proofErr w:type="spellEnd"/>
-      <w:r>
-        <w:rPr>
-          <w:b/>
-          <w:bCs/>
-          <w:color w:val="EE0000"/>
-        </w:rPr>
-        <w:t xml:space="preserve">(n=2) — </w:t>
-      </w:r>
-      <w:r>
-        <w:rPr>
-          <w:b/>
-          <w:bCs/>
-          <w:color w:val="EE0000"/>
-          <w:cs/>
-        </w:rPr>
-        <w:t xml:space="preserve">ปลด </w:t>
-      </w:r>
-      <w:r>
-        <w:rPr>
-          <w:b/>
-          <w:bCs/>
-          <w:color w:val="EE0000"/>
-        </w:rPr>
-        <w:t xml:space="preserve">block </w:t>
-      </w:r>
-      <w:r>
-        <w:rPr>
-          <w:b/>
-          <w:bCs/>
-          <w:color w:val="EE0000"/>
-          <w:cs/>
-        </w:rPr>
-        <w:t xml:space="preserve">ลึกสุด </w:t>
-      </w:r>
-      <w:r>
-        <w:rPr>
-          <w:b/>
-          <w:bCs/>
-          <w:color w:val="EE0000"/>
-        </w:rPr>
-        <w:t xml:space="preserve">2 </w:t>
-      </w:r>
-      <w:r>
-        <w:rPr>
-          <w:b/>
-          <w:bCs/>
-          <w:color w:val="EE0000"/>
-          <w:cs/>
-        </w:rPr>
-        <w:t xml:space="preserve">กลุ่มสุดท้ายของ </w:t>
-      </w:r>
-      <w:r>
-        <w:rPr>
-          <w:b/>
-          <w:bCs/>
-          <w:color w:val="EE0000"/>
-        </w:rPr>
-        <w:t xml:space="preserve">backbone </w:t>
-      </w:r>
-      <w:r>
-        <w:rPr>
-          <w:b/>
-          <w:bCs/>
-          <w:color w:val="EE0000"/>
-          <w:cs/>
-        </w:rPr>
-        <w:t>ให้ปรับ (</w:t>
-      </w:r>
-      <w:r>
-        <w:rPr>
-          <w:b/>
-          <w:bCs/>
-          <w:color w:val="EE0000"/>
-        </w:rPr>
-        <w:t xml:space="preserve">fine-tune) </w:t>
-      </w:r>
-      <w:r>
-        <w:rPr>
-          <w:b/>
-          <w:bCs/>
-          <w:color w:val="EE0000"/>
-          <w:cs/>
-        </w:rPr>
-        <w:t xml:space="preserve">ตามข้อมูลใหม่ ส่วน </w:t>
-      </w:r>
-      <w:r>
-        <w:rPr>
-          <w:b/>
-          <w:bCs/>
-          <w:color w:val="EE0000"/>
-        </w:rPr>
-        <w:t xml:space="preserve">layer </w:t>
-      </w:r>
-      <w:r>
-        <w:rPr>
-          <w:b/>
-          <w:bCs/>
-          <w:color w:val="EE0000"/>
-          <w:cs/>
-        </w:rPr>
-        <w:t xml:space="preserve">ตื้นยังคง </w:t>
-      </w:r>
-      <w:r>
-        <w:rPr>
-          <w:b/>
-          <w:bCs/>
-          <w:color w:val="EE0000"/>
-        </w:rPr>
-        <w:t xml:space="preserve">freeze </w:t>
-      </w:r>
-      <w:r>
-        <w:rPr>
-          <w:b/>
-          <w:bCs/>
-          <w:color w:val="EE0000"/>
-          <w:cs/>
-        </w:rPr>
-        <w:t>ไว้เป็นตัวตรวจจับ</w:t>
-      </w:r>
-      <w:r>
-        <w:rPr>
-          <w:b/>
-          <w:bCs/>
-          <w:color w:val="EE0000"/>
-        </w:rPr>
-        <w:t xml:space="preserve"> edge/texture </w:t>
-      </w:r>
-      <w:r>
-        <w:rPr>
-          <w:b/>
-          <w:bCs/>
-          <w:color w:val="EE0000"/>
-          <w:cs/>
-        </w:rPr>
-        <w:t>ทั่วไป</w:t>
-      </w:r>
-    </w:p>
-    <w:p>
-      <w:pPr>
-        <w:numPr>
-          <w:ilvl w:val="0"/>
-          <w:numId w:val="6"/>
-        </w:numPr>
-        <w:rPr>
-          <w:color w:val="000000" w:themeColor="text1"/>
-        </w:rPr>
-      </w:pPr>
-      <w:r>
-        <w:rPr>
-          <w:color w:val="000000" w:themeColor="text1"/>
-          <w:cs/>
-        </w:rPr>
-        <w:t xml:space="preserve">ใช้ </w:t>
-      </w:r>
-      <w:proofErr w:type="spellStart"/>
-      <w:r>
-        <w:rPr>
-          <w:color w:val="000000" w:themeColor="text1"/>
-        </w:rPr>
-        <w:t>Optuna</w:t>
-      </w:r>
-      <w:proofErr w:type="spellEnd"/>
-      <w:r>
-        <w:rPr>
-          <w:color w:val="000000" w:themeColor="text1"/>
-        </w:rPr>
-        <w:t xml:space="preserve"> (TPE sampler + pruning)</w:t>
-      </w:r>
-      <w:r>
-        <w:rPr>
-          <w:rFonts w:hint="cs"/>
-          <w:color w:val="000000" w:themeColor="text1"/>
-          <w:cs/>
-        </w:rPr>
-        <w:t xml:space="preserve"> ในการค้นหา </w:t>
-      </w:r>
-      <w:r>
-        <w:rPr>
-          <w:color w:val="000000" w:themeColor="text1"/>
-        </w:rPr>
-        <w:t xml:space="preserve">hyperparameter </w:t>
-      </w:r>
-      <w:r>
-        <w:rPr>
-          <w:rFonts w:hint="cs"/>
-          <w:color w:val="000000" w:themeColor="text1"/>
-          <w:cs/>
-        </w:rPr>
-        <w:t>ที่เหมาะสมที่สุดสำหรับแต่ละ</w:t>
-      </w:r>
-      <w:r>
-        <w:rPr>
-          <w:color w:val="000000" w:themeColor="text1"/>
-        </w:rPr>
-        <w:t xml:space="preserve"> architecture</w:t>
-      </w:r>
-      <w:r>
-        <w:rPr>
-          <w:rFonts w:hint="cs"/>
-          <w:color w:val="000000" w:themeColor="text1"/>
-          <w:cs/>
-        </w:rPr>
-        <w:t xml:space="preserve"> โดยมี </w:t>
-      </w:r>
-      <w:r>
-        <w:rPr>
-          <w:color w:val="000000" w:themeColor="text1"/>
-        </w:rPr>
-        <w:t xml:space="preserve">search space </w:t>
-      </w:r>
-      <w:r>
-        <w:rPr>
-          <w:rFonts w:hint="cs"/>
-          <w:color w:val="000000" w:themeColor="text1"/>
-          <w:cs/>
-        </w:rPr>
-        <w:t>ของ</w:t>
-      </w:r>
-      <w:r>
-        <w:rPr>
-          <w:color w:val="000000" w:themeColor="text1"/>
-        </w:rPr>
-        <w:t xml:space="preserve"> hyperparameter</w:t>
-      </w:r>
-      <w:r>
-        <w:rPr>
-          <w:rFonts w:hint="cs"/>
-          <w:color w:val="000000" w:themeColor="text1"/>
-          <w:cs/>
-        </w:rPr>
-        <w:t xml:space="preserve"> ที่ต้องการทดลอง</w:t>
-      </w:r>
-      <w:r>
-        <w:rPr>
-          <w:rFonts w:hint="cs"/>
-          <w:color w:val="000000" w:themeColor="text1"/>
-          <w:cs/>
-        </w:rPr>
-        <w:t>ดัง</w:t>
-      </w:r>
-      <w:r>
-        <w:rPr>
-          <w:rFonts w:hint="cs"/>
-          <w:color w:val="000000" w:themeColor="text1"/>
-          <w:cs/>
-        </w:rPr>
-        <w:t>นี้</w:t>
-      </w:r>
-    </w:p>
-    <w:p>
-      <w:pPr>
-        <w:spacing w:before="100" w:after="200"/>
-        <w:ind w:left="160"/>
-        <w:rPr>
-          <w:b/>
-          <w:bCs/>
-          <w:i/>
-          <w:iCs/>
-          <w:color w:val="C00000"/>
-        </w:rPr>
-      </w:pPr>
-      <w:r>
-        <w:rPr>
-          <w:rFonts w:ascii="Segoe UI Symbol" w:hAnsi="Segoe UI Symbol" w:cs="Segoe UI Symbol"/>
-          <w:b/>
-          <w:bCs/>
-          <w:color w:val="C00000"/>
-        </w:rPr>
-        <w:t>⚠</w:t>
-      </w:r>
-      <w:r>
-        <w:rPr>
-          <w:b/>
-          <w:bCs/>
-          <w:color w:val="C00000"/>
-        </w:rPr>
-        <w:t xml:space="preserve"> </w:t>
-      </w:r>
-      <w:r>
-        <w:rPr>
-          <w:rFonts w:cs="Angsana New"/>
-          <w:b/>
-          <w:bCs/>
-          <w:i/>
-          <w:iCs/>
-          <w:color w:val="C00000"/>
-          <w:cs/>
-        </w:rPr>
-        <w:t xml:space="preserve">ต้องเติม: ตาราง </w:t>
-      </w:r>
-      <w:r>
-        <w:rPr>
-          <w:b/>
-          <w:bCs/>
-          <w:i/>
-          <w:iCs/>
-          <w:color w:val="C00000"/>
-        </w:rPr>
-        <w:t xml:space="preserve">search space </w:t>
-      </w:r>
-      <w:r>
-        <w:rPr>
-          <w:rFonts w:cs="Angsana New"/>
-          <w:b/>
-          <w:bCs/>
-          <w:i/>
-          <w:iCs/>
-          <w:color w:val="C00000"/>
-          <w:cs/>
-        </w:rPr>
-        <w:t xml:space="preserve">ของ </w:t>
-      </w:r>
-      <w:proofErr w:type="spellStart"/>
-      <w:r>
-        <w:rPr>
-          <w:b/>
-          <w:bCs/>
-          <w:i/>
-          <w:iCs/>
-          <w:color w:val="C00000"/>
-        </w:rPr>
-        <w:t>Optuna</w:t>
-      </w:r>
-      <w:proofErr w:type="spellEnd"/>
-      <w:r>
-        <w:rPr>
-          <w:b/>
-          <w:bCs/>
-          <w:i/>
-          <w:iCs/>
-          <w:color w:val="C00000"/>
-        </w:rPr>
-        <w:t xml:space="preserve"> (learning rate, epochs </w:t>
-      </w:r>
-      <w:r>
-        <w:rPr>
-          <w:rFonts w:cs="Angsana New"/>
-          <w:b/>
-          <w:bCs/>
-          <w:i/>
-          <w:iCs/>
-          <w:color w:val="C00000"/>
-          <w:cs/>
-        </w:rPr>
-        <w:t xml:space="preserve">ต่อ </w:t>
-      </w:r>
-      <w:r>
-        <w:rPr>
-          <w:b/>
-          <w:bCs/>
-          <w:i/>
-          <w:iCs/>
-          <w:color w:val="C00000"/>
-        </w:rPr>
-        <w:t xml:space="preserve">stage, </w:t>
-      </w:r>
-      <w:r>
-        <w:rPr>
-          <w:rFonts w:cs="Angsana New"/>
-          <w:b/>
-          <w:bCs/>
-          <w:i/>
-          <w:iCs/>
-          <w:color w:val="C00000"/>
-          <w:cs/>
-        </w:rPr>
-        <w:t xml:space="preserve">ฯลฯ) และค่า </w:t>
-      </w:r>
-      <w:r>
-        <w:rPr>
-          <w:b/>
-          <w:bCs/>
-          <w:i/>
-          <w:iCs/>
-          <w:color w:val="C00000"/>
-        </w:rPr>
-        <w:t xml:space="preserve">hyperparameter </w:t>
-      </w:r>
-      <w:r>
-        <w:rPr>
-          <w:rFonts w:cs="Angsana New"/>
-          <w:b/>
-          <w:bCs/>
-          <w:i/>
-          <w:iCs/>
-          <w:color w:val="C00000"/>
-          <w:cs/>
-        </w:rPr>
-        <w:t xml:space="preserve">ที่ดีที่สุดที่ </w:t>
-      </w:r>
-      <w:proofErr w:type="spellStart"/>
-      <w:r>
-        <w:rPr>
-          <w:b/>
-          <w:bCs/>
-          <w:i/>
-          <w:iCs/>
-          <w:color w:val="C00000"/>
-        </w:rPr>
-        <w:t>Optuna</w:t>
-      </w:r>
-      <w:proofErr w:type="spellEnd"/>
-      <w:r>
-        <w:rPr>
-          <w:b/>
-          <w:bCs/>
-          <w:i/>
-          <w:iCs/>
-          <w:color w:val="C00000"/>
-        </w:rPr>
-        <w:t xml:space="preserve"> </w:t>
-      </w:r>
-      <w:r>
-        <w:rPr>
-          <w:rFonts w:cs="Angsana New"/>
-          <w:b/>
-          <w:bCs/>
-          <w:i/>
-          <w:iCs/>
-          <w:color w:val="C00000"/>
-          <w:cs/>
-        </w:rPr>
-        <w:t>เลือกให้ต่อ</w:t>
-      </w:r>
-      <w:r>
-        <w:rPr>
-          <w:b/>
-          <w:bCs/>
-          <w:i/>
-          <w:iCs/>
-          <w:color w:val="C00000"/>
-        </w:rPr>
-        <w:t xml:space="preserve"> architecture — </w:t>
-      </w:r>
-      <w:r>
-        <w:rPr>
-          <w:rFonts w:cs="Angsana New"/>
-          <w:b/>
-          <w:bCs/>
-          <w:i/>
-          <w:iCs/>
-          <w:color w:val="C00000"/>
-          <w:cs/>
-        </w:rPr>
-        <w:t xml:space="preserve">ดึงจาก </w:t>
-      </w:r>
-      <w:proofErr w:type="spellStart"/>
-      <w:r>
-        <w:rPr>
-          <w:b/>
-          <w:bCs/>
-          <w:i/>
-          <w:iCs/>
-          <w:color w:val="C00000"/>
-        </w:rPr>
-        <w:t>Optuna</w:t>
-      </w:r>
-      <w:proofErr w:type="spellEnd"/>
-      <w:r>
-        <w:rPr>
-          <w:b/>
-          <w:bCs/>
-          <w:i/>
-          <w:iCs/>
-          <w:color w:val="C00000"/>
-        </w:rPr>
-        <w:t xml:space="preserve"> study (</w:t>
-      </w:r>
-      <w:proofErr w:type="spellStart"/>
-      <w:r>
-        <w:rPr>
-          <w:b/>
-          <w:bCs/>
-          <w:i/>
-          <w:iCs/>
-          <w:color w:val="C00000"/>
-        </w:rPr>
-        <w:t>best_trial</w:t>
-      </w:r>
-      <w:proofErr w:type="spellEnd"/>
-      <w:r>
-        <w:rPr>
-          <w:b/>
-          <w:bCs/>
-          <w:i/>
-          <w:iCs/>
-          <w:color w:val="C00000"/>
-        </w:rPr>
-        <w:t xml:space="preserve"> </w:t>
-      </w:r>
-      <w:r>
-        <w:rPr>
-          <w:rFonts w:cs="Angsana New"/>
-          <w:b/>
-          <w:bCs/>
-          <w:i/>
-          <w:iCs/>
-          <w:color w:val="C00000"/>
-          <w:cs/>
-        </w:rPr>
-        <w:t xml:space="preserve">ต่อ </w:t>
-      </w:r>
-      <w:r>
-        <w:rPr>
-          <w:b/>
-          <w:bCs/>
-          <w:i/>
-          <w:iCs/>
-          <w:color w:val="C00000"/>
-        </w:rPr>
-        <w:t>backbone)</w:t>
-      </w:r>
-    </w:p>
+    <w:tbl>
+      <w:tblPr>
+        <w:tblStyle w:val="GridTable1Light-Accent5"/>
+        <w:tblW w:w="9463" w:type="dxa"/>
+        <w:jc w:val="center"/>
+        <w:tblLayout w:type="fixed"/>
+        <w:tblLook w:val="0420" w:firstRow="1" w:lastRow="0" w:firstColumn="0" w:lastColumn="0" w:noHBand="0" w:noVBand="1"/>
+      </w:tblPr>
+      <w:tblGrid>
+        <w:gridCol w:w="1493"/>
+        <w:gridCol w:w="444"/>
+        <w:gridCol w:w="1493"/>
+        <w:gridCol w:w="1231"/>
+        <w:gridCol w:w="1493"/>
+        <w:gridCol w:w="1092"/>
+        <w:gridCol w:w="984"/>
+        <w:gridCol w:w="1233"/>
+      </w:tblGrid>
+      <w:tr>
+        <w:trPr>
+          <w:cnfStyle w:val="100000000000" w:firstRow="1" w:lastRow="0" w:firstColumn="0" w:lastColumn="0" w:oddVBand="0" w:evenVBand="0" w:oddHBand="0" w:evenHBand="0" w:firstRowFirstColumn="0" w:firstRowLastColumn="0" w:lastRowFirstColumn="0" w:lastRowLastColumn="0"/>
+          <w:jc w:val="center"/>
+        </w:trPr>
+        <w:tc>
+          <w:tcPr>
+            <w:tcW w:w="1493" w:type="dxa"/>
+            <w:shd w:val="clear" w:color="auto" w:fill="DEEAF6" w:themeFill="accent5" w:themeFillTint="33"/>
+          </w:tcPr>
+          <w:p>
+            <w:r>
+              <w:t>Backbone</w:t>
+            </w:r>
+          </w:p>
+        </w:tc>
+        <w:tc>
+          <w:tcPr>
+            <w:tcW w:w="444" w:type="dxa"/>
+            <w:shd w:val="clear" w:color="auto" w:fill="DEEAF6" w:themeFill="accent5" w:themeFillTint="33"/>
+          </w:tcPr>
+          <w:p>
+            <w:r>
+              <w:t>n</w:t>
+            </w:r>
+          </w:p>
+        </w:tc>
+        <w:tc>
+          <w:tcPr>
+            <w:tcW w:w="1493" w:type="dxa"/>
+            <w:shd w:val="clear" w:color="auto" w:fill="DEEAF6" w:themeFill="accent5" w:themeFillTint="33"/>
+          </w:tcPr>
+          <w:p>
+            <w:pPr>
+              <w:rPr>
+                <w:rFonts w:cstheme="minorHAnsi"/>
+                <w:szCs w:val="22"/>
+              </w:rPr>
+            </w:pPr>
+            <w:r>
+              <w:rPr>
+                <w:rFonts w:cstheme="minorHAnsi"/>
+                <w:szCs w:val="22"/>
+              </w:rPr>
+              <w:t>Layers updated</w:t>
+            </w:r>
+          </w:p>
+        </w:tc>
+        <w:tc>
+          <w:tcPr>
+            <w:tcW w:w="1231" w:type="dxa"/>
+            <w:shd w:val="clear" w:color="auto" w:fill="DEEAF6" w:themeFill="accent5" w:themeFillTint="33"/>
+          </w:tcPr>
+          <w:p>
+            <w:r>
+              <w:t xml:space="preserve">Learning </w:t>
+            </w:r>
+            <w:r>
+              <w:br/>
+            </w:r>
+            <w:r>
+              <w:t>rate</w:t>
+            </w:r>
+          </w:p>
+        </w:tc>
+        <w:tc>
+          <w:tcPr>
+            <w:tcW w:w="1493" w:type="dxa"/>
+            <w:shd w:val="clear" w:color="auto" w:fill="DEEAF6" w:themeFill="accent5" w:themeFillTint="33"/>
+          </w:tcPr>
+          <w:p>
+            <w:r>
+              <w:t>Weight decay</w:t>
+            </w:r>
+          </w:p>
+        </w:tc>
+        <w:tc>
+          <w:tcPr>
+            <w:tcW w:w="1092" w:type="dxa"/>
+            <w:shd w:val="clear" w:color="auto" w:fill="DEEAF6" w:themeFill="accent5" w:themeFillTint="33"/>
+          </w:tcPr>
+          <w:p>
+            <w:r>
+              <w:t>Dropout</w:t>
+            </w:r>
+          </w:p>
+        </w:tc>
+        <w:tc>
+          <w:tcPr>
+            <w:tcW w:w="984" w:type="dxa"/>
+            <w:shd w:val="clear" w:color="auto" w:fill="DEEAF6" w:themeFill="accent5" w:themeFillTint="33"/>
+          </w:tcPr>
+          <w:p>
+            <w:r>
+              <w:t>Hidden</w:t>
+            </w:r>
+          </w:p>
+        </w:tc>
+        <w:tc>
+          <w:tcPr>
+            <w:tcW w:w="1233" w:type="dxa"/>
+            <w:shd w:val="clear" w:color="auto" w:fill="DEEAF6" w:themeFill="accent5" w:themeFillTint="33"/>
+          </w:tcPr>
+          <w:p>
+            <w:proofErr w:type="spellStart"/>
+            <w:r>
+              <w:t>Optimiser</w:t>
+            </w:r>
+            <w:proofErr w:type="spellEnd"/>
+          </w:p>
+        </w:tc>
+      </w:tr>
+      <w:tr>
+        <w:trPr>
+          <w:jc w:val="center"/>
+        </w:trPr>
+        <w:tc>
+          <w:tcPr>
+            <w:tcW w:w="1493" w:type="dxa"/>
+          </w:tcPr>
+          <w:p>
+            <w:r>
+              <w:t>ResNet50</w:t>
+            </w:r>
+          </w:p>
+        </w:tc>
+        <w:tc>
+          <w:tcPr>
+            <w:tcW w:w="444" w:type="dxa"/>
+          </w:tcPr>
+          <w:p>
+            <w:r>
+              <w:t>2</w:t>
+            </w:r>
+          </w:p>
+        </w:tc>
+        <w:tc>
+          <w:tcPr>
+            <w:tcW w:w="1493" w:type="dxa"/>
+          </w:tcPr>
+          <w:p>
+            <w:r>
+              <w:t>layer3, layer4</w:t>
+            </w:r>
+          </w:p>
+        </w:tc>
+        <w:tc>
+          <w:tcPr>
+            <w:tcW w:w="1231" w:type="dxa"/>
+          </w:tcPr>
+          <w:p>
+            <w:r>
+              <w:t>3.91e-4</w:t>
+            </w:r>
+          </w:p>
+        </w:tc>
+        <w:tc>
+          <w:tcPr>
+            <w:tcW w:w="1493" w:type="dxa"/>
+          </w:tcPr>
+          <w:p>
+            <w:r>
+              <w:t>3.10e-5</w:t>
+            </w:r>
+          </w:p>
+        </w:tc>
+        <w:tc>
+          <w:tcPr>
+            <w:tcW w:w="1092" w:type="dxa"/>
+          </w:tcPr>
+          <w:p>
+            <w:r>
+              <w:t>0.185</w:t>
+            </w:r>
+          </w:p>
+        </w:tc>
+        <w:tc>
+          <w:tcPr>
+            <w:tcW w:w="984" w:type="dxa"/>
+          </w:tcPr>
+          <w:p>
+            <w:r>
+              <w:t>128</w:t>
+            </w:r>
+          </w:p>
+        </w:tc>
+        <w:tc>
+          <w:tcPr>
+            <w:tcW w:w="1233" w:type="dxa"/>
+          </w:tcPr>
+          <w:p>
+            <w:proofErr w:type="spellStart"/>
+            <w:r>
+              <w:t>AdamW</w:t>
+            </w:r>
+            <w:proofErr w:type="spellEnd"/>
+          </w:p>
+        </w:tc>
+      </w:tr>
+      <w:tr>
+        <w:trPr>
+          <w:jc w:val="center"/>
+        </w:trPr>
+        <w:tc>
+          <w:tcPr>
+            <w:tcW w:w="1493" w:type="dxa"/>
+          </w:tcPr>
+          <w:p>
+            <w:r>
+              <w:t>VGG16</w:t>
+            </w:r>
+          </w:p>
+        </w:tc>
+        <w:tc>
+          <w:tcPr>
+            <w:tcW w:w="444" w:type="dxa"/>
+          </w:tcPr>
+          <w:p>
+            <w:r>
+              <w:t>2</w:t>
+            </w:r>
+          </w:p>
+        </w:tc>
+        <w:tc>
+          <w:tcPr>
+            <w:tcW w:w="1493" w:type="dxa"/>
+          </w:tcPr>
+          <w:p>
+            <w:r>
+              <w:t>conv block 4, 5</w:t>
+            </w:r>
+          </w:p>
+        </w:tc>
+        <w:tc>
+          <w:tcPr>
+            <w:tcW w:w="1231" w:type="dxa"/>
+          </w:tcPr>
+          <w:p>
+            <w:r>
+              <w:t>3.92e-3</w:t>
+            </w:r>
+          </w:p>
+        </w:tc>
+        <w:tc>
+          <w:tcPr>
+            <w:tcW w:w="1493" w:type="dxa"/>
+          </w:tcPr>
+          <w:p>
+            <w:r>
+              <w:t>6.71e-5</w:t>
+            </w:r>
+          </w:p>
+        </w:tc>
+        <w:tc>
+          <w:tcPr>
+            <w:tcW w:w="1092" w:type="dxa"/>
+          </w:tcPr>
+          <w:p>
+            <w:r>
+              <w:t>0.402</w:t>
+            </w:r>
+          </w:p>
+        </w:tc>
+        <w:tc>
+          <w:tcPr>
+            <w:tcW w:w="984" w:type="dxa"/>
+          </w:tcPr>
+          <w:p>
+            <w:r>
+              <w:t>128</w:t>
+            </w:r>
+          </w:p>
+        </w:tc>
+        <w:tc>
+          <w:tcPr>
+            <w:tcW w:w="1233" w:type="dxa"/>
+          </w:tcPr>
+          <w:p>
+            <w:r>
+              <w:t>SGD</w:t>
+            </w:r>
+          </w:p>
+        </w:tc>
+      </w:tr>
+      <w:tr>
+        <w:trPr>
+          <w:jc w:val="center"/>
+        </w:trPr>
+        <w:tc>
+          <w:tcPr>
+            <w:tcW w:w="1493" w:type="dxa"/>
+          </w:tcPr>
+          <w:p>
+            <w:r>
+              <w:t>EfficientNet-B0</w:t>
+            </w:r>
+          </w:p>
+        </w:tc>
+        <w:tc>
+          <w:tcPr>
+            <w:tcW w:w="444" w:type="dxa"/>
+          </w:tcPr>
+          <w:p>
+            <w:r>
+              <w:t>3</w:t>
+            </w:r>
+          </w:p>
+        </w:tc>
+        <w:tc>
+          <w:tcPr>
+            <w:tcW w:w="1493" w:type="dxa"/>
+          </w:tcPr>
+          <w:p>
+            <w:proofErr w:type="gramStart"/>
+            <w:r>
+              <w:t>features[</w:t>
+            </w:r>
+            <w:proofErr w:type="gramEnd"/>
+            <w:r>
+              <w:t>3], [4:6], [6:9]</w:t>
+            </w:r>
+          </w:p>
+        </w:tc>
+        <w:tc>
+          <w:tcPr>
+            <w:tcW w:w="1231" w:type="dxa"/>
+          </w:tcPr>
+          <w:p>
+            <w:r>
+              <w:t>2.52e-3</w:t>
+            </w:r>
+          </w:p>
+        </w:tc>
+        <w:tc>
+          <w:tcPr>
+            <w:tcW w:w="1493" w:type="dxa"/>
+          </w:tcPr>
+          <w:p>
+            <w:r>
+              <w:t>6.12e-5</w:t>
+            </w:r>
+          </w:p>
+        </w:tc>
+        <w:tc>
+          <w:tcPr>
+            <w:tcW w:w="1092" w:type="dxa"/>
+          </w:tcPr>
+          <w:p>
+            <w:r>
+              <w:t>0.105</w:t>
+            </w:r>
+          </w:p>
+        </w:tc>
+        <w:tc>
+          <w:tcPr>
+            <w:tcW w:w="984" w:type="dxa"/>
+          </w:tcPr>
+          <w:p>
+            <w:r>
+              <w:t>256</w:t>
+            </w:r>
+          </w:p>
+        </w:tc>
+        <w:tc>
+          <w:tcPr>
+            <w:tcW w:w="1233" w:type="dxa"/>
+          </w:tcPr>
+          <w:p>
+            <w:proofErr w:type="spellStart"/>
+            <w:r>
+              <w:t>AdamW</w:t>
+            </w:r>
+            <w:proofErr w:type="spellEnd"/>
+          </w:p>
+        </w:tc>
+      </w:tr>
+      <w:tr>
+        <w:trPr>
+          <w:jc w:val="center"/>
+        </w:trPr>
+        <w:tc>
+          <w:tcPr>
+            <w:tcW w:w="1493" w:type="dxa"/>
+          </w:tcPr>
+          <w:p>
+            <w:r>
+              <w:t>MobileNetV3-Small</w:t>
+            </w:r>
+          </w:p>
+        </w:tc>
+        <w:tc>
+          <w:tcPr>
+            <w:tcW w:w="444" w:type="dxa"/>
+          </w:tcPr>
+          <w:p>
+            <w:r>
+              <w:t>2</w:t>
+            </w:r>
+          </w:p>
+        </w:tc>
+        <w:tc>
+          <w:tcPr>
+            <w:tcW w:w="1493" w:type="dxa"/>
+          </w:tcPr>
+          <w:p>
+            <w:proofErr w:type="gramStart"/>
+            <w:r>
+              <w:t>features[</w:t>
+            </w:r>
+            <w:proofErr w:type="gramEnd"/>
+            <w:r>
+              <w:t>4:9], [9:13]</w:t>
+            </w:r>
+          </w:p>
+        </w:tc>
+        <w:tc>
+          <w:tcPr>
+            <w:tcW w:w="1231" w:type="dxa"/>
+          </w:tcPr>
+          <w:p>
+            <w:r>
+              <w:t>5.42e-4</w:t>
+            </w:r>
+          </w:p>
+        </w:tc>
+        <w:tc>
+          <w:tcPr>
+            <w:tcW w:w="1493" w:type="dxa"/>
+          </w:tcPr>
+          <w:p>
+            <w:r>
+              <w:t>6.96e-6</w:t>
+            </w:r>
+          </w:p>
+        </w:tc>
+        <w:tc>
+          <w:tcPr>
+            <w:tcW w:w="1092" w:type="dxa"/>
+          </w:tcPr>
+          <w:p>
+            <w:r>
+              <w:t>0.282</w:t>
+            </w:r>
+          </w:p>
+        </w:tc>
+        <w:tc>
+          <w:tcPr>
+            <w:tcW w:w="984" w:type="dxa"/>
+          </w:tcPr>
+          <w:p>
+            <w:r>
+              <w:t>128</w:t>
+            </w:r>
+          </w:p>
+        </w:tc>
+        <w:tc>
+          <w:tcPr>
+            <w:tcW w:w="1233" w:type="dxa"/>
+          </w:tcPr>
+          <w:p>
+            <w:proofErr w:type="spellStart"/>
+            <w:r>
+              <w:t>AdamW</w:t>
+            </w:r>
+            <w:proofErr w:type="spellEnd"/>
+          </w:p>
+        </w:tc>
+      </w:tr>
+    </w:tbl>
+    <w:p/>
+    <w:p/>
+    <w:p/>
+    <w:p/>
     <w:p>
       <w:pPr>
         <w:spacing w:before="100" w:after="200"/>
@@ -8428,6 +9174,7 @@
           <w:sz w:val="36"/>
           <w:szCs w:val="44"/>
         </w:rPr>
+        <w:lastRenderedPageBreak/>
         <w:t>5.</w:t>
       </w:r>
       <w:r>
@@ -8781,7 +9528,6 @@
           <w:sz w:val="36"/>
           <w:szCs w:val="44"/>
         </w:rPr>
-        <w:lastRenderedPageBreak/>
         <w:t>7.</w:t>
       </w:r>
       <w:r>
@@ -8953,95 +9699,16 @@
     </w:lvl>
   </w:abstractNum>
   <w:abstractNum w:abstractNumId="1" w15:restartNumberingAfterBreak="0">
-    <w:nsid w:val="146F1967"/>
+    <w:nsid w:val="069E0C4F"/>
     <w:multiLevelType w:val="hybridMultilevel"/>
-    <w:tmpl w:val="709C8F96"/>
-    <w:lvl w:ilvl="0" w:tplc="0409000F">
-      <w:start w:val="1"/>
-      <w:numFmt w:val="decimal"/>
-      <w:lvlText w:val="%1."/>
-      <w:lvlJc w:val="left"/>
-      <w:pPr>
-        <w:ind w:left="420" w:hanging="260"/>
-      </w:pPr>
-    </w:lvl>
-    <w:lvl w:ilvl="1" w:tplc="7318FF6E">
-      <w:start w:val="1"/>
-      <w:numFmt w:val="bullet"/>
-      <w:lvlText w:val="◦"/>
-      <w:lvlJc w:val="left"/>
-      <w:pPr>
-        <w:ind w:left="820" w:hanging="260"/>
-      </w:pPr>
-    </w:lvl>
-    <w:lvl w:ilvl="2" w:tplc="ED8484A6">
-      <w:numFmt w:val="decimal"/>
-      <w:lvlText w:val=""/>
-      <w:lvlJc w:val="left"/>
-      <w:pPr>
-        <w:ind w:left="0" w:firstLine="0"/>
-      </w:pPr>
-    </w:lvl>
-    <w:lvl w:ilvl="3" w:tplc="53461120">
-      <w:numFmt w:val="decimal"/>
-      <w:lvlText w:val=""/>
-      <w:lvlJc w:val="left"/>
-      <w:pPr>
-        <w:ind w:left="0" w:firstLine="0"/>
-      </w:pPr>
-    </w:lvl>
-    <w:lvl w:ilvl="4" w:tplc="571C2F52">
-      <w:numFmt w:val="decimal"/>
-      <w:lvlText w:val=""/>
-      <w:lvlJc w:val="left"/>
-      <w:pPr>
-        <w:ind w:left="0" w:firstLine="0"/>
-      </w:pPr>
-    </w:lvl>
-    <w:lvl w:ilvl="5" w:tplc="A266A422">
-      <w:numFmt w:val="decimal"/>
-      <w:lvlText w:val=""/>
-      <w:lvlJc w:val="left"/>
-      <w:pPr>
-        <w:ind w:left="0" w:firstLine="0"/>
-      </w:pPr>
-    </w:lvl>
-    <w:lvl w:ilvl="6" w:tplc="21C84D38">
-      <w:numFmt w:val="decimal"/>
-      <w:lvlText w:val=""/>
-      <w:lvlJc w:val="left"/>
-      <w:pPr>
-        <w:ind w:left="0" w:firstLine="0"/>
-      </w:pPr>
-    </w:lvl>
-    <w:lvl w:ilvl="7" w:tplc="C888A780">
-      <w:numFmt w:val="decimal"/>
-      <w:lvlText w:val=""/>
-      <w:lvlJc w:val="left"/>
-      <w:pPr>
-        <w:ind w:left="0" w:firstLine="0"/>
-      </w:pPr>
-    </w:lvl>
-    <w:lvl w:ilvl="8" w:tplc="8D0C96EA">
-      <w:numFmt w:val="decimal"/>
-      <w:lvlText w:val=""/>
-      <w:lvlJc w:val="left"/>
-      <w:pPr>
-        <w:ind w:left="0" w:firstLine="0"/>
-      </w:pPr>
-    </w:lvl>
-  </w:abstractNum>
-  <w:abstractNum w:abstractNumId="2" w15:restartNumberingAfterBreak="0">
-    <w:nsid w:val="1E3A4FE0"/>
-    <w:multiLevelType w:val="hybridMultilevel"/>
-    <w:tmpl w:val="193C5FC8"/>
+    <w:tmpl w:val="FF92296E"/>
     <w:lvl w:ilvl="0" w:tplc="04090001">
       <w:start w:val="1"/>
       <w:numFmt w:val="bullet"/>
       <w:lvlText w:val=""/>
       <w:lvlJc w:val="left"/>
       <w:pPr>
-        <w:ind w:left="795" w:hanging="360"/>
+        <w:ind w:left="720" w:hanging="360"/>
       </w:pPr>
       <w:rPr>
         <w:rFonts w:ascii="Symbol" w:hAnsi="Symbol" w:hint="default"/>
@@ -9053,7 +9720,7 @@
       <w:lvlText w:val="o"/>
       <w:lvlJc w:val="left"/>
       <w:pPr>
-        <w:ind w:left="1515" w:hanging="360"/>
+        <w:ind w:left="1440" w:hanging="360"/>
       </w:pPr>
       <w:rPr>
         <w:rFonts w:ascii="Courier New" w:hAnsi="Courier New" w:cs="Courier New" w:hint="default"/>
@@ -9065,7 +9732,7 @@
       <w:lvlText w:val=""/>
       <w:lvlJc w:val="left"/>
       <w:pPr>
-        <w:ind w:left="2235" w:hanging="360"/>
+        <w:ind w:left="2160" w:hanging="360"/>
       </w:pPr>
       <w:rPr>
         <w:rFonts w:ascii="Wingdings" w:hAnsi="Wingdings" w:hint="default"/>
@@ -9077,7 +9744,7 @@
       <w:lvlText w:val=""/>
       <w:lvlJc w:val="left"/>
       <w:pPr>
-        <w:ind w:left="2955" w:hanging="360"/>
+        <w:ind w:left="2880" w:hanging="360"/>
       </w:pPr>
       <w:rPr>
         <w:rFonts w:ascii="Symbol" w:hAnsi="Symbol" w:hint="default"/>
@@ -9089,7 +9756,7 @@
       <w:lvlText w:val="o"/>
       <w:lvlJc w:val="left"/>
       <w:pPr>
-        <w:ind w:left="3675" w:hanging="360"/>
+        <w:ind w:left="3600" w:hanging="360"/>
       </w:pPr>
       <w:rPr>
         <w:rFonts w:ascii="Courier New" w:hAnsi="Courier New" w:cs="Courier New" w:hint="default"/>
@@ -9101,7 +9768,7 @@
       <w:lvlText w:val=""/>
       <w:lvlJc w:val="left"/>
       <w:pPr>
-        <w:ind w:left="4395" w:hanging="360"/>
+        <w:ind w:left="4320" w:hanging="360"/>
       </w:pPr>
       <w:rPr>
         <w:rFonts w:ascii="Wingdings" w:hAnsi="Wingdings" w:hint="default"/>
@@ -9113,7 +9780,7 @@
       <w:lvlText w:val=""/>
       <w:lvlJc w:val="left"/>
       <w:pPr>
-        <w:ind w:left="5115" w:hanging="360"/>
+        <w:ind w:left="5040" w:hanging="360"/>
       </w:pPr>
       <w:rPr>
         <w:rFonts w:ascii="Symbol" w:hAnsi="Symbol" w:hint="default"/>
@@ -9125,7 +9792,7 @@
       <w:lvlText w:val="o"/>
       <w:lvlJc w:val="left"/>
       <w:pPr>
-        <w:ind w:left="5835" w:hanging="360"/>
+        <w:ind w:left="5760" w:hanging="360"/>
       </w:pPr>
       <w:rPr>
         <w:rFonts w:ascii="Courier New" w:hAnsi="Courier New" w:cs="Courier New" w:hint="default"/>
@@ -9137,24 +9804,103 @@
       <w:lvlText w:val=""/>
       <w:lvlJc w:val="left"/>
       <w:pPr>
-        <w:ind w:left="6555" w:hanging="360"/>
+        <w:ind w:left="6480" w:hanging="360"/>
       </w:pPr>
       <w:rPr>
         <w:rFonts w:ascii="Wingdings" w:hAnsi="Wingdings" w:hint="default"/>
       </w:rPr>
     </w:lvl>
   </w:abstractNum>
+  <w:abstractNum w:abstractNumId="2" w15:restartNumberingAfterBreak="0">
+    <w:nsid w:val="146F1967"/>
+    <w:multiLevelType w:val="hybridMultilevel"/>
+    <w:tmpl w:val="709C8F96"/>
+    <w:lvl w:ilvl="0" w:tplc="0409000F">
+      <w:start w:val="1"/>
+      <w:numFmt w:val="decimal"/>
+      <w:lvlText w:val="%1."/>
+      <w:lvlJc w:val="left"/>
+      <w:pPr>
+        <w:ind w:left="420" w:hanging="260"/>
+      </w:pPr>
+    </w:lvl>
+    <w:lvl w:ilvl="1" w:tplc="7318FF6E">
+      <w:start w:val="1"/>
+      <w:numFmt w:val="bullet"/>
+      <w:lvlText w:val="◦"/>
+      <w:lvlJc w:val="left"/>
+      <w:pPr>
+        <w:ind w:left="820" w:hanging="260"/>
+      </w:pPr>
+    </w:lvl>
+    <w:lvl w:ilvl="2" w:tplc="ED8484A6">
+      <w:numFmt w:val="decimal"/>
+      <w:lvlText w:val=""/>
+      <w:lvlJc w:val="left"/>
+      <w:pPr>
+        <w:ind w:left="0" w:firstLine="0"/>
+      </w:pPr>
+    </w:lvl>
+    <w:lvl w:ilvl="3" w:tplc="53461120">
+      <w:numFmt w:val="decimal"/>
+      <w:lvlText w:val=""/>
+      <w:lvlJc w:val="left"/>
+      <w:pPr>
+        <w:ind w:left="0" w:firstLine="0"/>
+      </w:pPr>
+    </w:lvl>
+    <w:lvl w:ilvl="4" w:tplc="571C2F52">
+      <w:numFmt w:val="decimal"/>
+      <w:lvlText w:val=""/>
+      <w:lvlJc w:val="left"/>
+      <w:pPr>
+        <w:ind w:left="0" w:firstLine="0"/>
+      </w:pPr>
+    </w:lvl>
+    <w:lvl w:ilvl="5" w:tplc="A266A422">
+      <w:numFmt w:val="decimal"/>
+      <w:lvlText w:val=""/>
+      <w:lvlJc w:val="left"/>
+      <w:pPr>
+        <w:ind w:left="0" w:firstLine="0"/>
+      </w:pPr>
+    </w:lvl>
+    <w:lvl w:ilvl="6" w:tplc="21C84D38">
+      <w:numFmt w:val="decimal"/>
+      <w:lvlText w:val=""/>
+      <w:lvlJc w:val="left"/>
+      <w:pPr>
+        <w:ind w:left="0" w:firstLine="0"/>
+      </w:pPr>
+    </w:lvl>
+    <w:lvl w:ilvl="7" w:tplc="C888A780">
+      <w:numFmt w:val="decimal"/>
+      <w:lvlText w:val=""/>
+      <w:lvlJc w:val="left"/>
+      <w:pPr>
+        <w:ind w:left="0" w:firstLine="0"/>
+      </w:pPr>
+    </w:lvl>
+    <w:lvl w:ilvl="8" w:tplc="8D0C96EA">
+      <w:numFmt w:val="decimal"/>
+      <w:lvlText w:val=""/>
+      <w:lvlJc w:val="left"/>
+      <w:pPr>
+        <w:ind w:left="0" w:firstLine="0"/>
+      </w:pPr>
+    </w:lvl>
+  </w:abstractNum>
   <w:abstractNum w:abstractNumId="3" w15:restartNumberingAfterBreak="0">
-    <w:nsid w:val="3D187DDD"/>
+    <w:nsid w:val="1E3A4FE0"/>
     <w:multiLevelType w:val="hybridMultilevel"/>
-    <w:tmpl w:val="CF300338"/>
+    <w:tmpl w:val="193C5FC8"/>
     <w:lvl w:ilvl="0" w:tplc="04090001">
       <w:start w:val="1"/>
       <w:numFmt w:val="bullet"/>
       <w:lvlText w:val=""/>
       <w:lvlJc w:val="left"/>
       <w:pPr>
-        <w:ind w:left="720" w:hanging="360"/>
+        <w:ind w:left="795" w:hanging="360"/>
       </w:pPr>
       <w:rPr>
         <w:rFonts w:ascii="Symbol" w:hAnsi="Symbol" w:hint="default"/>
@@ -9166,7 +9912,7 @@
       <w:lvlText w:val="o"/>
       <w:lvlJc w:val="left"/>
       <w:pPr>
-        <w:ind w:left="1440" w:hanging="360"/>
+        <w:ind w:left="1515" w:hanging="360"/>
       </w:pPr>
       <w:rPr>
         <w:rFonts w:ascii="Courier New" w:hAnsi="Courier New" w:cs="Courier New" w:hint="default"/>
@@ -9178,7 +9924,7 @@
       <w:lvlText w:val=""/>
       <w:lvlJc w:val="left"/>
       <w:pPr>
-        <w:ind w:left="2160" w:hanging="360"/>
+        <w:ind w:left="2235" w:hanging="360"/>
       </w:pPr>
       <w:rPr>
         <w:rFonts w:ascii="Wingdings" w:hAnsi="Wingdings" w:hint="default"/>
@@ -9190,7 +9936,7 @@
       <w:lvlText w:val=""/>
       <w:lvlJc w:val="left"/>
       <w:pPr>
-        <w:ind w:left="2880" w:hanging="360"/>
+        <w:ind w:left="2955" w:hanging="360"/>
       </w:pPr>
       <w:rPr>
         <w:rFonts w:ascii="Symbol" w:hAnsi="Symbol" w:hint="default"/>
@@ -9202,7 +9948,7 @@
       <w:lvlText w:val="o"/>
       <w:lvlJc w:val="left"/>
       <w:pPr>
-        <w:ind w:left="3600" w:hanging="360"/>
+        <w:ind w:left="3675" w:hanging="360"/>
       </w:pPr>
       <w:rPr>
         <w:rFonts w:ascii="Courier New" w:hAnsi="Courier New" w:cs="Courier New" w:hint="default"/>
@@ -9214,7 +9960,7 @@
       <w:lvlText w:val=""/>
       <w:lvlJc w:val="left"/>
       <w:pPr>
-        <w:ind w:left="4320" w:hanging="360"/>
+        <w:ind w:left="4395" w:hanging="360"/>
       </w:pPr>
       <w:rPr>
         <w:rFonts w:ascii="Wingdings" w:hAnsi="Wingdings" w:hint="default"/>
@@ -9226,7 +9972,7 @@
       <w:lvlText w:val=""/>
       <w:lvlJc w:val="left"/>
       <w:pPr>
-        <w:ind w:left="5040" w:hanging="360"/>
+        <w:ind w:left="5115" w:hanging="360"/>
       </w:pPr>
       <w:rPr>
         <w:rFonts w:ascii="Symbol" w:hAnsi="Symbol" w:hint="default"/>
@@ -9238,7 +9984,7 @@
       <w:lvlText w:val="o"/>
       <w:lvlJc w:val="left"/>
       <w:pPr>
-        <w:ind w:left="5760" w:hanging="360"/>
+        <w:ind w:left="5835" w:hanging="360"/>
       </w:pPr>
       <w:rPr>
         <w:rFonts w:ascii="Courier New" w:hAnsi="Courier New" w:cs="Courier New" w:hint="default"/>
@@ -9250,7 +9996,7 @@
       <w:lvlText w:val=""/>
       <w:lvlJc w:val="left"/>
       <w:pPr>
-        <w:ind w:left="6480" w:hanging="360"/>
+        <w:ind w:left="6555" w:hanging="360"/>
       </w:pPr>
       <w:rPr>
         <w:rFonts w:ascii="Wingdings" w:hAnsi="Wingdings" w:hint="default"/>
@@ -9258,6 +10004,232 @@
     </w:lvl>
   </w:abstractNum>
   <w:abstractNum w:abstractNumId="4" w15:restartNumberingAfterBreak="0">
+    <w:nsid w:val="391D53A6"/>
+    <w:multiLevelType w:val="hybridMultilevel"/>
+    <w:tmpl w:val="802226F6"/>
+    <w:lvl w:ilvl="0" w:tplc="04090001">
+      <w:start w:val="1"/>
+      <w:numFmt w:val="bullet"/>
+      <w:lvlText w:val=""/>
+      <w:lvlJc w:val="left"/>
+      <w:pPr>
+        <w:ind w:left="720" w:hanging="360"/>
+      </w:pPr>
+      <w:rPr>
+        <w:rFonts w:ascii="Symbol" w:hAnsi="Symbol" w:hint="default"/>
+      </w:rPr>
+    </w:lvl>
+    <w:lvl w:ilvl="1" w:tplc="04090003" w:tentative="1">
+      <w:start w:val="1"/>
+      <w:numFmt w:val="bullet"/>
+      <w:lvlText w:val="o"/>
+      <w:lvlJc w:val="left"/>
+      <w:pPr>
+        <w:ind w:left="1440" w:hanging="360"/>
+      </w:pPr>
+      <w:rPr>
+        <w:rFonts w:ascii="Courier New" w:hAnsi="Courier New" w:cs="Courier New" w:hint="default"/>
+      </w:rPr>
+    </w:lvl>
+    <w:lvl w:ilvl="2" w:tplc="04090005" w:tentative="1">
+      <w:start w:val="1"/>
+      <w:numFmt w:val="bullet"/>
+      <w:lvlText w:val=""/>
+      <w:lvlJc w:val="left"/>
+      <w:pPr>
+        <w:ind w:left="2160" w:hanging="360"/>
+      </w:pPr>
+      <w:rPr>
+        <w:rFonts w:ascii="Wingdings" w:hAnsi="Wingdings" w:hint="default"/>
+      </w:rPr>
+    </w:lvl>
+    <w:lvl w:ilvl="3" w:tplc="04090001" w:tentative="1">
+      <w:start w:val="1"/>
+      <w:numFmt w:val="bullet"/>
+      <w:lvlText w:val=""/>
+      <w:lvlJc w:val="left"/>
+      <w:pPr>
+        <w:ind w:left="2880" w:hanging="360"/>
+      </w:pPr>
+      <w:rPr>
+        <w:rFonts w:ascii="Symbol" w:hAnsi="Symbol" w:hint="default"/>
+      </w:rPr>
+    </w:lvl>
+    <w:lvl w:ilvl="4" w:tplc="04090003" w:tentative="1">
+      <w:start w:val="1"/>
+      <w:numFmt w:val="bullet"/>
+      <w:lvlText w:val="o"/>
+      <w:lvlJc w:val="left"/>
+      <w:pPr>
+        <w:ind w:left="3600" w:hanging="360"/>
+      </w:pPr>
+      <w:rPr>
+        <w:rFonts w:ascii="Courier New" w:hAnsi="Courier New" w:cs="Courier New" w:hint="default"/>
+      </w:rPr>
+    </w:lvl>
+    <w:lvl w:ilvl="5" w:tplc="04090005" w:tentative="1">
+      <w:start w:val="1"/>
+      <w:numFmt w:val="bullet"/>
+      <w:lvlText w:val=""/>
+      <w:lvlJc w:val="left"/>
+      <w:pPr>
+        <w:ind w:left="4320" w:hanging="360"/>
+      </w:pPr>
+      <w:rPr>
+        <w:rFonts w:ascii="Wingdings" w:hAnsi="Wingdings" w:hint="default"/>
+      </w:rPr>
+    </w:lvl>
+    <w:lvl w:ilvl="6" w:tplc="04090001" w:tentative="1">
+      <w:start w:val="1"/>
+      <w:numFmt w:val="bullet"/>
+      <w:lvlText w:val=""/>
+      <w:lvlJc w:val="left"/>
+      <w:pPr>
+        <w:ind w:left="5040" w:hanging="360"/>
+      </w:pPr>
+      <w:rPr>
+        <w:rFonts w:ascii="Symbol" w:hAnsi="Symbol" w:hint="default"/>
+      </w:rPr>
+    </w:lvl>
+    <w:lvl w:ilvl="7" w:tplc="04090003" w:tentative="1">
+      <w:start w:val="1"/>
+      <w:numFmt w:val="bullet"/>
+      <w:lvlText w:val="o"/>
+      <w:lvlJc w:val="left"/>
+      <w:pPr>
+        <w:ind w:left="5760" w:hanging="360"/>
+      </w:pPr>
+      <w:rPr>
+        <w:rFonts w:ascii="Courier New" w:hAnsi="Courier New" w:cs="Courier New" w:hint="default"/>
+      </w:rPr>
+    </w:lvl>
+    <w:lvl w:ilvl="8" w:tplc="04090005" w:tentative="1">
+      <w:start w:val="1"/>
+      <w:numFmt w:val="bullet"/>
+      <w:lvlText w:val=""/>
+      <w:lvlJc w:val="left"/>
+      <w:pPr>
+        <w:ind w:left="6480" w:hanging="360"/>
+      </w:pPr>
+      <w:rPr>
+        <w:rFonts w:ascii="Wingdings" w:hAnsi="Wingdings" w:hint="default"/>
+      </w:rPr>
+    </w:lvl>
+  </w:abstractNum>
+  <w:abstractNum w:abstractNumId="5" w15:restartNumberingAfterBreak="0">
+    <w:nsid w:val="3D187DDD"/>
+    <w:multiLevelType w:val="hybridMultilevel"/>
+    <w:tmpl w:val="CF300338"/>
+    <w:lvl w:ilvl="0" w:tplc="04090001">
+      <w:start w:val="1"/>
+      <w:numFmt w:val="bullet"/>
+      <w:lvlText w:val=""/>
+      <w:lvlJc w:val="left"/>
+      <w:pPr>
+        <w:ind w:left="720" w:hanging="360"/>
+      </w:pPr>
+      <w:rPr>
+        <w:rFonts w:ascii="Symbol" w:hAnsi="Symbol" w:hint="default"/>
+      </w:rPr>
+    </w:lvl>
+    <w:lvl w:ilvl="1" w:tplc="04090003" w:tentative="1">
+      <w:start w:val="1"/>
+      <w:numFmt w:val="bullet"/>
+      <w:lvlText w:val="o"/>
+      <w:lvlJc w:val="left"/>
+      <w:pPr>
+        <w:ind w:left="1440" w:hanging="360"/>
+      </w:pPr>
+      <w:rPr>
+        <w:rFonts w:ascii="Courier New" w:hAnsi="Courier New" w:cs="Courier New" w:hint="default"/>
+      </w:rPr>
+    </w:lvl>
+    <w:lvl w:ilvl="2" w:tplc="04090005" w:tentative="1">
+      <w:start w:val="1"/>
+      <w:numFmt w:val="bullet"/>
+      <w:lvlText w:val=""/>
+      <w:lvlJc w:val="left"/>
+      <w:pPr>
+        <w:ind w:left="2160" w:hanging="360"/>
+      </w:pPr>
+      <w:rPr>
+        <w:rFonts w:ascii="Wingdings" w:hAnsi="Wingdings" w:hint="default"/>
+      </w:rPr>
+    </w:lvl>
+    <w:lvl w:ilvl="3" w:tplc="04090001" w:tentative="1">
+      <w:start w:val="1"/>
+      <w:numFmt w:val="bullet"/>
+      <w:lvlText w:val=""/>
+      <w:lvlJc w:val="left"/>
+      <w:pPr>
+        <w:ind w:left="2880" w:hanging="360"/>
+      </w:pPr>
+      <w:rPr>
+        <w:rFonts w:ascii="Symbol" w:hAnsi="Symbol" w:hint="default"/>
+      </w:rPr>
+    </w:lvl>
+    <w:lvl w:ilvl="4" w:tplc="04090003" w:tentative="1">
+      <w:start w:val="1"/>
+      <w:numFmt w:val="bullet"/>
+      <w:lvlText w:val="o"/>
+      <w:lvlJc w:val="left"/>
+      <w:pPr>
+        <w:ind w:left="3600" w:hanging="360"/>
+      </w:pPr>
+      <w:rPr>
+        <w:rFonts w:ascii="Courier New" w:hAnsi="Courier New" w:cs="Courier New" w:hint="default"/>
+      </w:rPr>
+    </w:lvl>
+    <w:lvl w:ilvl="5" w:tplc="04090005" w:tentative="1">
+      <w:start w:val="1"/>
+      <w:numFmt w:val="bullet"/>
+      <w:lvlText w:val=""/>
+      <w:lvlJc w:val="left"/>
+      <w:pPr>
+        <w:ind w:left="4320" w:hanging="360"/>
+      </w:pPr>
+      <w:rPr>
+        <w:rFonts w:ascii="Wingdings" w:hAnsi="Wingdings" w:hint="default"/>
+      </w:rPr>
+    </w:lvl>
+    <w:lvl w:ilvl="6" w:tplc="04090001" w:tentative="1">
+      <w:start w:val="1"/>
+      <w:numFmt w:val="bullet"/>
+      <w:lvlText w:val=""/>
+      <w:lvlJc w:val="left"/>
+      <w:pPr>
+        <w:ind w:left="5040" w:hanging="360"/>
+      </w:pPr>
+      <w:rPr>
+        <w:rFonts w:ascii="Symbol" w:hAnsi="Symbol" w:hint="default"/>
+      </w:rPr>
+    </w:lvl>
+    <w:lvl w:ilvl="7" w:tplc="04090003" w:tentative="1">
+      <w:start w:val="1"/>
+      <w:numFmt w:val="bullet"/>
+      <w:lvlText w:val="o"/>
+      <w:lvlJc w:val="left"/>
+      <w:pPr>
+        <w:ind w:left="5760" w:hanging="360"/>
+      </w:pPr>
+      <w:rPr>
+        <w:rFonts w:ascii="Courier New" w:hAnsi="Courier New" w:cs="Courier New" w:hint="default"/>
+      </w:rPr>
+    </w:lvl>
+    <w:lvl w:ilvl="8" w:tplc="04090005" w:tentative="1">
+      <w:start w:val="1"/>
+      <w:numFmt w:val="bullet"/>
+      <w:lvlText w:val=""/>
+      <w:lvlJc w:val="left"/>
+      <w:pPr>
+        <w:ind w:left="6480" w:hanging="360"/>
+      </w:pPr>
+      <w:rPr>
+        <w:rFonts w:ascii="Wingdings" w:hAnsi="Wingdings" w:hint="default"/>
+      </w:rPr>
+    </w:lvl>
+  </w:abstractNum>
+  <w:abstractNum w:abstractNumId="6" w15:restartNumberingAfterBreak="0">
     <w:nsid w:val="5FAB6306"/>
     <w:multiLevelType w:val="hybridMultilevel"/>
     <w:tmpl w:val="644AE98E"/>
@@ -9370,7 +10342,7 @@
       </w:rPr>
     </w:lvl>
   </w:abstractNum>
-  <w:abstractNum w:abstractNumId="5" w15:restartNumberingAfterBreak="0">
+  <w:abstractNum w:abstractNumId="7" w15:restartNumberingAfterBreak="0">
     <w:nsid w:val="739E5170"/>
     <w:multiLevelType w:val="hybridMultilevel"/>
     <w:tmpl w:val="DADCC286"/>
@@ -9484,21 +10456,27 @@
     </w:lvl>
   </w:abstractNum>
   <w:num w:numId="1">
-    <w:abstractNumId w:val="4"/>
+    <w:abstractNumId w:val="6"/>
   </w:num>
   <w:num w:numId="2">
-    <w:abstractNumId w:val="3"/>
+    <w:abstractNumId w:val="5"/>
   </w:num>
   <w:num w:numId="3">
     <w:abstractNumId w:val="0"/>
   </w:num>
   <w:num w:numId="4">
+    <w:abstractNumId w:val="3"/>
+  </w:num>
+  <w:num w:numId="5">
+    <w:abstractNumId w:val="7"/>
+  </w:num>
+  <w:num w:numId="6">
     <w:abstractNumId w:val="2"/>
   </w:num>
-  <w:num w:numId="5">
-    <w:abstractNumId w:val="5"/>
+  <w:num w:numId="7">
+    <w:abstractNumId w:val="4"/>
   </w:num>
-  <w:num w:numId="6">
+  <w:num w:numId="8">
     <w:abstractNumId w:val="1"/>
   </w:num>
 </w:numbering>
@@ -9676,7 +10654,7 @@
     <w:lsdException w:name="Table Web 2" w:semiHidden="1" w:unhideWhenUsed="1"/>
     <w:lsdException w:name="Table Web 3" w:semiHidden="1" w:unhideWhenUsed="1"/>
     <w:lsdException w:name="Balloon Text" w:semiHidden="1" w:unhideWhenUsed="1"/>
-    <w:lsdException w:name="Table Grid" w:uiPriority="39"/>
+    <w:lsdException w:name="Table Grid" w:uiPriority="0"/>
     <w:lsdException w:name="Table Theme" w:semiHidden="1" w:unhideWhenUsed="1"/>
     <w:lsdException w:name="Placeholder Text" w:semiHidden="1"/>
     <w:lsdException w:name="No Spacing" w:uiPriority="1" w:qFormat="1"/>
@@ -9949,6 +10927,7 @@
   <w:style w:type="character" w:default="1" w:styleId="DefaultParagraphFont">
     <w:name w:val="Default Paragraph Font"/>
     <w:uiPriority w:val="1"/>
+    <w:semiHidden/>
     <w:unhideWhenUsed/>
   </w:style>
   <w:style w:type="table" w:default="1" w:styleId="TableNormal">
@@ -10132,6 +11111,253 @@
       <w:i/>
       <w:iCs/>
     </w:rPr>
+  </w:style>
+  <w:style w:type="table" w:styleId="TableGrid">
+    <w:name w:val="Table Grid"/>
+    <w:basedOn w:val="TableNormal"/>
+    <w:rsid w:val="00170E2D"/>
+    <w:rPr>
+      <w:rFonts w:ascii="Calibri" w:eastAsia="Calibri" w:hAnsi="Calibri" w:cs="Calibri"/>
+      <w:szCs w:val="22"/>
+    </w:rPr>
+    <w:tblPr>
+      <w:tblBorders>
+        <w:top w:val="single" w:sz="4" w:space="0" w:color="auto"/>
+        <w:left w:val="single" w:sz="4" w:space="0" w:color="auto"/>
+        <w:bottom w:val="single" w:sz="4" w:space="0" w:color="auto"/>
+        <w:right w:val="single" w:sz="4" w:space="0" w:color="auto"/>
+        <w:insideH w:val="single" w:sz="4" w:space="0" w:color="auto"/>
+        <w:insideV w:val="single" w:sz="4" w:space="0" w:color="auto"/>
+      </w:tblBorders>
+    </w:tblPr>
+  </w:style>
+  <w:style w:type="table" w:styleId="GridTable1Light-Accent5">
+    <w:name w:val="Grid Table 1 Light Accent 5"/>
+    <w:basedOn w:val="TableNormal"/>
+    <w:uiPriority w:val="46"/>
+    <w:rsid w:val="00005260"/>
+    <w:pPr>
+      <w:spacing w:after="0" w:line="240" w:lineRule="auto"/>
+    </w:pPr>
+    <w:tblPr>
+      <w:tblStyleRowBandSize w:val="1"/>
+      <w:tblStyleColBandSize w:val="1"/>
+      <w:tblBorders>
+        <w:top w:val="single" w:sz="4" w:space="0" w:color="BDD6EE" w:themeColor="accent5" w:themeTint="66"/>
+        <w:left w:val="single" w:sz="4" w:space="0" w:color="BDD6EE" w:themeColor="accent5" w:themeTint="66"/>
+        <w:bottom w:val="single" w:sz="4" w:space="0" w:color="BDD6EE" w:themeColor="accent5" w:themeTint="66"/>
+        <w:right w:val="single" w:sz="4" w:space="0" w:color="BDD6EE" w:themeColor="accent5" w:themeTint="66"/>
+        <w:insideH w:val="single" w:sz="4" w:space="0" w:color="BDD6EE" w:themeColor="accent5" w:themeTint="66"/>
+        <w:insideV w:val="single" w:sz="4" w:space="0" w:color="BDD6EE" w:themeColor="accent5" w:themeTint="66"/>
+      </w:tblBorders>
+    </w:tblPr>
+    <w:tblStylePr w:type="firstRow">
+      <w:rPr>
+        <w:b/>
+        <w:bCs/>
+      </w:rPr>
+      <w:tblPr/>
+      <w:tcPr>
+        <w:tcBorders>
+          <w:bottom w:val="single" w:sz="12" w:space="0" w:color="9CC2E5" w:themeColor="accent5" w:themeTint="99"/>
+        </w:tcBorders>
+      </w:tcPr>
+    </w:tblStylePr>
+    <w:tblStylePr w:type="lastRow">
+      <w:rPr>
+        <w:b/>
+        <w:bCs/>
+      </w:rPr>
+      <w:tblPr/>
+      <w:tcPr>
+        <w:tcBorders>
+          <w:top w:val="double" w:sz="2" w:space="0" w:color="9CC2E5" w:themeColor="accent5" w:themeTint="99"/>
+        </w:tcBorders>
+      </w:tcPr>
+    </w:tblStylePr>
+    <w:tblStylePr w:type="firstCol">
+      <w:rPr>
+        <w:b/>
+        <w:bCs/>
+      </w:rPr>
+    </w:tblStylePr>
+    <w:tblStylePr w:type="lastCol">
+      <w:rPr>
+        <w:b/>
+        <w:bCs/>
+      </w:rPr>
+    </w:tblStylePr>
+  </w:style>
+  <w:style w:type="table" w:styleId="GridTable1Light-Accent1">
+    <w:name w:val="Grid Table 1 Light Accent 1"/>
+    <w:basedOn w:val="TableNormal"/>
+    <w:uiPriority w:val="46"/>
+    <w:rsid w:val="00005260"/>
+    <w:pPr>
+      <w:spacing w:after="0" w:line="240" w:lineRule="auto"/>
+    </w:pPr>
+    <w:tblPr>
+      <w:tblStyleRowBandSize w:val="1"/>
+      <w:tblStyleColBandSize w:val="1"/>
+      <w:tblBorders>
+        <w:top w:val="single" w:sz="4" w:space="0" w:color="B4C6E7" w:themeColor="accent1" w:themeTint="66"/>
+        <w:left w:val="single" w:sz="4" w:space="0" w:color="B4C6E7" w:themeColor="accent1" w:themeTint="66"/>
+        <w:bottom w:val="single" w:sz="4" w:space="0" w:color="B4C6E7" w:themeColor="accent1" w:themeTint="66"/>
+        <w:right w:val="single" w:sz="4" w:space="0" w:color="B4C6E7" w:themeColor="accent1" w:themeTint="66"/>
+        <w:insideH w:val="single" w:sz="4" w:space="0" w:color="B4C6E7" w:themeColor="accent1" w:themeTint="66"/>
+        <w:insideV w:val="single" w:sz="4" w:space="0" w:color="B4C6E7" w:themeColor="accent1" w:themeTint="66"/>
+      </w:tblBorders>
+    </w:tblPr>
+    <w:tblStylePr w:type="firstRow">
+      <w:rPr>
+        <w:b/>
+        <w:bCs/>
+      </w:rPr>
+      <w:tblPr/>
+      <w:tcPr>
+        <w:tcBorders>
+          <w:bottom w:val="single" w:sz="12" w:space="0" w:color="8EAADB" w:themeColor="accent1" w:themeTint="99"/>
+        </w:tcBorders>
+      </w:tcPr>
+    </w:tblStylePr>
+    <w:tblStylePr w:type="lastRow">
+      <w:rPr>
+        <w:b/>
+        <w:bCs/>
+      </w:rPr>
+      <w:tblPr/>
+      <w:tcPr>
+        <w:tcBorders>
+          <w:top w:val="double" w:sz="2" w:space="0" w:color="8EAADB" w:themeColor="accent1" w:themeTint="99"/>
+        </w:tcBorders>
+      </w:tcPr>
+    </w:tblStylePr>
+    <w:tblStylePr w:type="firstCol">
+      <w:rPr>
+        <w:b/>
+        <w:bCs/>
+      </w:rPr>
+    </w:tblStylePr>
+    <w:tblStylePr w:type="lastCol">
+      <w:rPr>
+        <w:b/>
+        <w:bCs/>
+      </w:rPr>
+    </w:tblStylePr>
+  </w:style>
+  <w:style w:type="table" w:styleId="GridTable1Light-Accent4">
+    <w:name w:val="Grid Table 1 Light Accent 4"/>
+    <w:basedOn w:val="TableNormal"/>
+    <w:uiPriority w:val="46"/>
+    <w:rsid w:val="00005260"/>
+    <w:pPr>
+      <w:spacing w:after="0" w:line="240" w:lineRule="auto"/>
+    </w:pPr>
+    <w:tblPr>
+      <w:tblStyleRowBandSize w:val="1"/>
+      <w:tblStyleColBandSize w:val="1"/>
+      <w:tblBorders>
+        <w:top w:val="single" w:sz="4" w:space="0" w:color="FFE599" w:themeColor="accent4" w:themeTint="66"/>
+        <w:left w:val="single" w:sz="4" w:space="0" w:color="FFE599" w:themeColor="accent4" w:themeTint="66"/>
+        <w:bottom w:val="single" w:sz="4" w:space="0" w:color="FFE599" w:themeColor="accent4" w:themeTint="66"/>
+        <w:right w:val="single" w:sz="4" w:space="0" w:color="FFE599" w:themeColor="accent4" w:themeTint="66"/>
+        <w:insideH w:val="single" w:sz="4" w:space="0" w:color="FFE599" w:themeColor="accent4" w:themeTint="66"/>
+        <w:insideV w:val="single" w:sz="4" w:space="0" w:color="FFE599" w:themeColor="accent4" w:themeTint="66"/>
+      </w:tblBorders>
+    </w:tblPr>
+    <w:tblStylePr w:type="firstRow">
+      <w:rPr>
+        <w:b/>
+        <w:bCs/>
+      </w:rPr>
+      <w:tblPr/>
+      <w:tcPr>
+        <w:tcBorders>
+          <w:bottom w:val="single" w:sz="12" w:space="0" w:color="FFD966" w:themeColor="accent4" w:themeTint="99"/>
+        </w:tcBorders>
+      </w:tcPr>
+    </w:tblStylePr>
+    <w:tblStylePr w:type="lastRow">
+      <w:rPr>
+        <w:b/>
+        <w:bCs/>
+      </w:rPr>
+      <w:tblPr/>
+      <w:tcPr>
+        <w:tcBorders>
+          <w:top w:val="double" w:sz="2" w:space="0" w:color="FFD966" w:themeColor="accent4" w:themeTint="99"/>
+        </w:tcBorders>
+      </w:tcPr>
+    </w:tblStylePr>
+    <w:tblStylePr w:type="firstCol">
+      <w:rPr>
+        <w:b/>
+        <w:bCs/>
+      </w:rPr>
+    </w:tblStylePr>
+    <w:tblStylePr w:type="lastCol">
+      <w:rPr>
+        <w:b/>
+        <w:bCs/>
+      </w:rPr>
+    </w:tblStylePr>
+  </w:style>
+  <w:style w:type="table" w:styleId="GridTable1Light-Accent2">
+    <w:name w:val="Grid Table 1 Light Accent 2"/>
+    <w:basedOn w:val="TableNormal"/>
+    <w:uiPriority w:val="46"/>
+    <w:rsid w:val="00005260"/>
+    <w:pPr>
+      <w:spacing w:after="0" w:line="240" w:lineRule="auto"/>
+    </w:pPr>
+    <w:tblPr>
+      <w:tblStyleRowBandSize w:val="1"/>
+      <w:tblStyleColBandSize w:val="1"/>
+      <w:tblBorders>
+        <w:top w:val="single" w:sz="4" w:space="0" w:color="F7CAAC" w:themeColor="accent2" w:themeTint="66"/>
+        <w:left w:val="single" w:sz="4" w:space="0" w:color="F7CAAC" w:themeColor="accent2" w:themeTint="66"/>
+        <w:bottom w:val="single" w:sz="4" w:space="0" w:color="F7CAAC" w:themeColor="accent2" w:themeTint="66"/>
+        <w:right w:val="single" w:sz="4" w:space="0" w:color="F7CAAC" w:themeColor="accent2" w:themeTint="66"/>
+        <w:insideH w:val="single" w:sz="4" w:space="0" w:color="F7CAAC" w:themeColor="accent2" w:themeTint="66"/>
+        <w:insideV w:val="single" w:sz="4" w:space="0" w:color="F7CAAC" w:themeColor="accent2" w:themeTint="66"/>
+      </w:tblBorders>
+    </w:tblPr>
+    <w:tblStylePr w:type="firstRow">
+      <w:rPr>
+        <w:b/>
+        <w:bCs/>
+      </w:rPr>
+      <w:tblPr/>
+      <w:tcPr>
+        <w:tcBorders>
+          <w:bottom w:val="single" w:sz="12" w:space="0" w:color="F4B083" w:themeColor="accent2" w:themeTint="99"/>
+        </w:tcBorders>
+      </w:tcPr>
+    </w:tblStylePr>
+    <w:tblStylePr w:type="lastRow">
+      <w:rPr>
+        <w:b/>
+        <w:bCs/>
+      </w:rPr>
+      <w:tblPr/>
+      <w:tcPr>
+        <w:tcBorders>
+          <w:top w:val="double" w:sz="2" w:space="0" w:color="F4B083" w:themeColor="accent2" w:themeTint="99"/>
+        </w:tcBorders>
+      </w:tcPr>
+    </w:tblStylePr>
+    <w:tblStylePr w:type="firstCol">
+      <w:rPr>
+        <w:b/>
+        <w:bCs/>
+      </w:rPr>
+    </w:tblStylePr>
+    <w:tblStylePr w:type="lastCol">
+      <w:rPr>
+        <w:b/>
+        <w:bCs/>
+      </w:rPr>
+    </w:tblStylePr>
   </w:style>
 </w:styles>
 </file>

--- a/_Document/task_summary.docx
+++ b/_Document/task_summary.docx
@@ -6810,12 +6810,14 @@
     </w:p>
     <w:p>
       <w:pPr>
+        <w:pStyle w:val="ListParagraph"/>
         <w:numPr>
           <w:ilvl w:val="0"/>
-          <w:numId w:val="6"/>
+          <w:numId w:val="9"/>
         </w:numPr>
         <w:rPr>
           <w:rFonts w:asciiTheme="minorBidi" w:hAnsiTheme="minorBidi"/>
+          <w:color w:val="00B050"/>
           <w:sz w:val="28"/>
         </w:rPr>
       </w:pPr>
@@ -6824,6 +6826,7 @@
       <w:r>
         <w:rPr>
           <w:rFonts w:asciiTheme="minorBidi" w:hAnsiTheme="minorBidi"/>
+          <w:color w:val="00B050"/>
           <w:sz w:val="28"/>
         </w:rPr>
         <w:t>nn.Linear</w:t>
@@ -6833,6 +6836,7 @@
       <w:r>
         <w:rPr>
           <w:rFonts w:asciiTheme="minorBidi" w:hAnsiTheme="minorBidi"/>
+          <w:color w:val="00B050"/>
           <w:sz w:val="28"/>
         </w:rPr>
         <w:t xml:space="preserve"> (</w:t>
@@ -6841,6 +6845,7 @@
       <w:r>
         <w:rPr>
           <w:rFonts w:asciiTheme="minorBidi" w:hAnsiTheme="minorBidi"/>
+          <w:color w:val="00B050"/>
           <w:sz w:val="28"/>
         </w:rPr>
         <w:t>in_features</w:t>
@@ -6849,6 +6854,7 @@
       <w:r>
         <w:rPr>
           <w:rFonts w:asciiTheme="minorBidi" w:hAnsiTheme="minorBidi"/>
+          <w:color w:val="00B050"/>
           <w:sz w:val="28"/>
         </w:rPr>
         <w:t xml:space="preserve"> </w:t>
@@ -6856,6 +6862,7 @@
       <w:r>
         <w:rPr>
           <w:rFonts w:ascii="Arial" w:hAnsi="Arial" w:cs="Arial"/>
+          <w:color w:val="00B050"/>
           <w:sz w:val="28"/>
         </w:rPr>
         <w:t>→</w:t>
@@ -6863,6 +6870,7 @@
       <w:r>
         <w:rPr>
           <w:rFonts w:asciiTheme="minorBidi" w:hAnsiTheme="minorBidi"/>
+          <w:color w:val="00B050"/>
           <w:sz w:val="28"/>
         </w:rPr>
         <w:t xml:space="preserve"> </w:t>
@@ -6871,6 +6879,7 @@
       <w:r>
         <w:rPr>
           <w:rFonts w:asciiTheme="minorBidi" w:hAnsiTheme="minorBidi"/>
+          <w:color w:val="00B050"/>
           <w:sz w:val="28"/>
         </w:rPr>
         <w:t>hidden_dim</w:t>
@@ -6879,13 +6888,15 @@
       <w:r>
         <w:rPr>
           <w:rFonts w:asciiTheme="minorBidi" w:hAnsiTheme="minorBidi"/>
+          <w:color w:val="00B050"/>
           <w:sz w:val="28"/>
         </w:rPr>
         <w:t xml:space="preserve">): </w:t>
       </w:r>
       <w:r>
         <w:rPr>
-          <w:rFonts w:asciiTheme="minorBidi" w:hAnsiTheme="minorBidi"/>
+          <w:rFonts w:asciiTheme="minorBidi" w:hAnsiTheme="minorBidi" w:cs="Cordia New"/>
+          <w:color w:val="00B050"/>
           <w:sz w:val="28"/>
           <w:cs/>
         </w:rPr>
@@ -6894,13 +6905,15 @@
       <w:r>
         <w:rPr>
           <w:rFonts w:asciiTheme="minorBidi" w:hAnsiTheme="minorBidi"/>
+          <w:color w:val="00B050"/>
           <w:sz w:val="28"/>
         </w:rPr>
         <w:t xml:space="preserve">feature vector </w:t>
       </w:r>
       <w:r>
         <w:rPr>
-          <w:rFonts w:asciiTheme="minorBidi" w:hAnsiTheme="minorBidi"/>
+          <w:rFonts w:asciiTheme="minorBidi" w:hAnsiTheme="minorBidi" w:cs="Cordia New"/>
+          <w:color w:val="00B050"/>
           <w:sz w:val="28"/>
           <w:cs/>
         </w:rPr>
@@ -6909,13 +6922,15 @@
       <w:r>
         <w:rPr>
           <w:rFonts w:asciiTheme="minorBidi" w:hAnsiTheme="minorBidi"/>
+          <w:color w:val="00B050"/>
           <w:sz w:val="28"/>
         </w:rPr>
         <w:t xml:space="preserve">backbone </w:t>
       </w:r>
       <w:r>
         <w:rPr>
-          <w:rFonts w:asciiTheme="minorBidi" w:hAnsiTheme="minorBidi"/>
+          <w:rFonts w:asciiTheme="minorBidi" w:hAnsiTheme="minorBidi" w:cs="Cordia New"/>
+          <w:color w:val="00B050"/>
           <w:sz w:val="28"/>
           <w:cs/>
         </w:rPr>
@@ -6925,6 +6940,7 @@
       <w:r>
         <w:rPr>
           <w:rFonts w:asciiTheme="minorBidi" w:hAnsiTheme="minorBidi"/>
+          <w:color w:val="00B050"/>
           <w:sz w:val="28"/>
         </w:rPr>
         <w:t>hidden_dim</w:t>
@@ -6933,12 +6949,90 @@
     </w:p>
     <w:p>
       <w:pPr>
+        <w:pStyle w:val="ListParagraph"/>
         <w:numPr>
           <w:ilvl w:val="0"/>
-          <w:numId w:val="6"/>
+          <w:numId w:val="9"/>
         </w:numPr>
         <w:rPr>
           <w:rFonts w:asciiTheme="minorBidi" w:hAnsiTheme="minorBidi"/>
+          <w:color w:val="00B050"/>
+          <w:sz w:val="28"/>
+        </w:rPr>
+      </w:pPr>
+      <w:proofErr w:type="gramStart"/>
+      <w:r>
+        <w:rPr>
+          <w:rFonts w:asciiTheme="minorBidi" w:hAnsiTheme="minorBidi"/>
+          <w:color w:val="00B050"/>
+          <w:sz w:val="28"/>
+        </w:rPr>
+        <w:t>nn.BatchNorm</w:t>
+      </w:r>
+      <w:proofErr w:type="gramEnd"/>
+      <w:r>
+        <w:rPr>
+          <w:rFonts w:asciiTheme="minorBidi" w:hAnsiTheme="minorBidi"/>
+          <w:color w:val="00B050"/>
+          <w:sz w:val="28"/>
+        </w:rPr>
+        <w:t>1d (</w:t>
+      </w:r>
+      <w:proofErr w:type="spellStart"/>
+      <w:r>
+        <w:rPr>
+          <w:rFonts w:asciiTheme="minorBidi" w:hAnsiTheme="minorBidi"/>
+          <w:color w:val="00B050"/>
+          <w:sz w:val="28"/>
+        </w:rPr>
+        <w:t>hidden_dim</w:t>
+      </w:r>
+      <w:proofErr w:type="spellEnd"/>
+      <w:r>
+        <w:rPr>
+          <w:rFonts w:asciiTheme="minorBidi" w:hAnsiTheme="minorBidi"/>
+          <w:color w:val="00B050"/>
+          <w:sz w:val="28"/>
+        </w:rPr>
+        <w:t xml:space="preserve">): </w:t>
+      </w:r>
+      <w:r>
+        <w:rPr>
+          <w:rFonts w:asciiTheme="minorBidi" w:hAnsiTheme="minorBidi" w:cs="Cordia New"/>
+          <w:color w:val="00B050"/>
+          <w:sz w:val="28"/>
+          <w:cs/>
+        </w:rPr>
+        <w:t xml:space="preserve">ปรับค่า </w:t>
+      </w:r>
+      <w:r>
+        <w:rPr>
+          <w:rFonts w:asciiTheme="minorBidi" w:hAnsiTheme="minorBidi"/>
+          <w:color w:val="00B050"/>
+          <w:sz w:val="28"/>
+        </w:rPr>
+        <w:t xml:space="preserve">hidden feature </w:t>
+      </w:r>
+      <w:r>
+        <w:rPr>
+          <w:rFonts w:asciiTheme="minorBidi" w:hAnsiTheme="minorBidi" w:cs="Cordia New"/>
+          <w:color w:val="00B050"/>
+          <w:sz w:val="28"/>
+          <w:cs/>
+        </w:rPr>
+        <w:t>ให้อยู่ในสเกลคงที่ เพื่อให้การเทรนนิ่งและเร็วขึ้น</w:t>
+      </w:r>
+    </w:p>
+    <w:p>
+      <w:pPr>
+        <w:pStyle w:val="ListParagraph"/>
+        <w:numPr>
+          <w:ilvl w:val="0"/>
+          <w:numId w:val="9"/>
+        </w:numPr>
+        <w:rPr>
+          <w:rFonts w:asciiTheme="minorBidi" w:hAnsiTheme="minorBidi"/>
+          <w:color w:val="00B050"/>
           <w:sz w:val="28"/>
         </w:rPr>
       </w:pPr>
@@ -6947,6 +7041,7 @@
       <w:r>
         <w:rPr>
           <w:rFonts w:asciiTheme="minorBidi" w:hAnsiTheme="minorBidi"/>
+          <w:color w:val="00B050"/>
           <w:sz w:val="28"/>
         </w:rPr>
         <w:t>nn.ReLU</w:t>
@@ -6956,13 +7051,15 @@
       <w:r>
         <w:rPr>
           <w:rFonts w:asciiTheme="minorBidi" w:hAnsiTheme="minorBidi"/>
+          <w:color w:val="00B050"/>
           <w:sz w:val="28"/>
         </w:rPr>
         <w:t xml:space="preserve">: </w:t>
       </w:r>
       <w:r>
         <w:rPr>
-          <w:rFonts w:asciiTheme="minorBidi" w:hAnsiTheme="minorBidi"/>
+          <w:rFonts w:asciiTheme="minorBidi" w:hAnsiTheme="minorBidi" w:cs="Cordia New"/>
+          <w:color w:val="00B050"/>
           <w:sz w:val="28"/>
           <w:cs/>
         </w:rPr>
@@ -6971,12 +7068,14 @@
     </w:p>
     <w:p>
       <w:pPr>
+        <w:pStyle w:val="ListParagraph"/>
         <w:numPr>
           <w:ilvl w:val="0"/>
-          <w:numId w:val="6"/>
+          <w:numId w:val="9"/>
         </w:numPr>
         <w:rPr>
           <w:rFonts w:asciiTheme="minorBidi" w:hAnsiTheme="minorBidi"/>
+          <w:color w:val="00B050"/>
           <w:sz w:val="28"/>
         </w:rPr>
       </w:pPr>
@@ -6985,6 +7084,7 @@
       <w:r>
         <w:rPr>
           <w:rFonts w:asciiTheme="minorBidi" w:hAnsiTheme="minorBidi"/>
+          <w:color w:val="00B050"/>
           <w:sz w:val="28"/>
         </w:rPr>
         <w:t>nn.Dropout</w:t>
@@ -6994,13 +7094,15 @@
       <w:r>
         <w:rPr>
           <w:rFonts w:asciiTheme="minorBidi" w:hAnsiTheme="minorBidi"/>
-          <w:sz w:val="28"/>
-        </w:rPr>
-        <w:t xml:space="preserve">: </w:t>
-      </w:r>
-      <w:r>
-        <w:rPr>
-          <w:rFonts w:asciiTheme="minorBidi" w:hAnsiTheme="minorBidi"/>
+          <w:color w:val="00B050"/>
+          <w:sz w:val="28"/>
+        </w:rPr>
+        <w:t xml:space="preserve"> (p = dropout): </w:t>
+      </w:r>
+      <w:r>
+        <w:rPr>
+          <w:rFonts w:asciiTheme="minorBidi" w:hAnsiTheme="minorBidi" w:cs="Cordia New"/>
+          <w:color w:val="00B050"/>
           <w:sz w:val="28"/>
           <w:cs/>
         </w:rPr>
@@ -7009,13 +7111,15 @@
       <w:r>
         <w:rPr>
           <w:rFonts w:asciiTheme="minorBidi" w:hAnsiTheme="minorBidi"/>
+          <w:color w:val="00B050"/>
           <w:sz w:val="28"/>
         </w:rPr>
         <w:t xml:space="preserve">neuron </w:t>
       </w:r>
       <w:r>
         <w:rPr>
-          <w:rFonts w:asciiTheme="minorBidi" w:hAnsiTheme="minorBidi"/>
+          <w:rFonts w:asciiTheme="minorBidi" w:hAnsiTheme="minorBidi" w:cs="Cordia New"/>
+          <w:color w:val="00B050"/>
           <w:sz w:val="28"/>
           <w:cs/>
         </w:rPr>
@@ -7024,42 +7128,22 @@
       <w:r>
         <w:rPr>
           <w:rFonts w:asciiTheme="minorBidi" w:hAnsiTheme="minorBidi"/>
-          <w:sz w:val="28"/>
-        </w:rPr>
-        <w:t>Overfitting (</w:t>
-      </w:r>
-      <w:r>
-        <w:rPr>
-          <w:rFonts w:asciiTheme="minorBidi" w:hAnsiTheme="minorBidi"/>
-          <w:sz w:val="28"/>
-          <w:cs/>
-        </w:rPr>
-        <w:t xml:space="preserve">ค่า </w:t>
-      </w:r>
-      <w:r>
-        <w:rPr>
-          <w:rFonts w:asciiTheme="minorBidi" w:hAnsiTheme="minorBidi"/>
-          <w:sz w:val="28"/>
-        </w:rPr>
-        <w:t xml:space="preserve">p = </w:t>
-      </w:r>
-      <w:r>
-        <w:rPr>
-          <w:rFonts w:asciiTheme="minorBidi" w:hAnsiTheme="minorBidi"/>
-          <w:sz w:val="28"/>
-          <w:cs/>
-        </w:rPr>
-        <w:t>0.3 เป็นค่าตั้งต้น)</w:t>
+          <w:color w:val="00B050"/>
+          <w:sz w:val="28"/>
+        </w:rPr>
+        <w:t>Overfitting</w:t>
       </w:r>
     </w:p>
     <w:p>
       <w:pPr>
+        <w:pStyle w:val="ListParagraph"/>
         <w:numPr>
           <w:ilvl w:val="0"/>
-          <w:numId w:val="6"/>
+          <w:numId w:val="9"/>
         </w:numPr>
         <w:rPr>
           <w:rFonts w:asciiTheme="minorBidi" w:hAnsiTheme="minorBidi"/>
+          <w:color w:val="00B050"/>
           <w:sz w:val="28"/>
         </w:rPr>
       </w:pPr>
@@ -7068,6 +7152,7 @@
       <w:r>
         <w:rPr>
           <w:rFonts w:asciiTheme="minorBidi" w:hAnsiTheme="minorBidi"/>
+          <w:color w:val="00B050"/>
           <w:sz w:val="28"/>
         </w:rPr>
         <w:t>nn.Linear</w:t>
@@ -7077,6 +7162,7 @@
       <w:r>
         <w:rPr>
           <w:rFonts w:asciiTheme="minorBidi" w:hAnsiTheme="minorBidi"/>
+          <w:color w:val="00B050"/>
           <w:sz w:val="28"/>
         </w:rPr>
         <w:t xml:space="preserve"> (</w:t>
@@ -7085,6 +7171,7 @@
       <w:r>
         <w:rPr>
           <w:rFonts w:asciiTheme="minorBidi" w:hAnsiTheme="minorBidi"/>
+          <w:color w:val="00B050"/>
           <w:sz w:val="28"/>
         </w:rPr>
         <w:t>hidden_dim</w:t>
@@ -7093,6 +7180,7 @@
       <w:r>
         <w:rPr>
           <w:rFonts w:asciiTheme="minorBidi" w:hAnsiTheme="minorBidi"/>
+          <w:color w:val="00B050"/>
           <w:sz w:val="28"/>
         </w:rPr>
         <w:t xml:space="preserve"> </w:t>
@@ -7100,6 +7188,7 @@
       <w:r>
         <w:rPr>
           <w:rFonts w:ascii="Arial" w:hAnsi="Arial" w:cs="Arial"/>
+          <w:color w:val="00B050"/>
           <w:sz w:val="28"/>
         </w:rPr>
         <w:t>→</w:t>
@@ -7107,6 +7196,7 @@
       <w:r>
         <w:rPr>
           <w:rFonts w:asciiTheme="minorBidi" w:hAnsiTheme="minorBidi"/>
+          <w:color w:val="00B050"/>
           <w:sz w:val="28"/>
         </w:rPr>
         <w:t xml:space="preserve"> </w:t>
@@ -7115,6 +7205,7 @@
       <w:r>
         <w:rPr>
           <w:rFonts w:asciiTheme="minorBidi" w:hAnsiTheme="minorBidi"/>
+          <w:color w:val="00B050"/>
           <w:sz w:val="28"/>
         </w:rPr>
         <w:t>out_features</w:t>
@@ -7123,22 +7214,59 @@
       <w:r>
         <w:rPr>
           <w:rFonts w:asciiTheme="minorBidi" w:hAnsiTheme="minorBidi"/>
-          <w:sz w:val="28"/>
-        </w:rPr>
-        <w:t xml:space="preserve"> = </w:t>
-      </w:r>
-      <w:r>
-        <w:rPr>
-          <w:rFonts w:asciiTheme="minorBidi" w:hAnsiTheme="minorBidi"/>
-          <w:sz w:val="28"/>
-          <w:cs/>
-        </w:rPr>
-        <w:t>4): ให้ผลลัพธ์ 4 ค่า ตรงกับ 4 คลาส (</w:t>
+          <w:color w:val="00B050"/>
+          <w:sz w:val="28"/>
+        </w:rPr>
+        <w:t xml:space="preserve"> = 4): </w:t>
+      </w:r>
+      <w:r>
+        <w:rPr>
+          <w:rFonts w:asciiTheme="minorBidi" w:hAnsiTheme="minorBidi" w:cs="Cordia New"/>
+          <w:color w:val="00B050"/>
+          <w:sz w:val="28"/>
+          <w:cs/>
+        </w:rPr>
+        <w:t xml:space="preserve">ให้ผลลัพธ์ </w:t>
+      </w:r>
+      <w:r>
+        <w:rPr>
+          <w:rFonts w:asciiTheme="minorBidi" w:hAnsiTheme="minorBidi"/>
+          <w:color w:val="00B050"/>
+          <w:sz w:val="28"/>
+        </w:rPr>
+        <w:t>4</w:t>
+      </w:r>
+      <w:r>
+        <w:rPr>
+          <w:rFonts w:asciiTheme="minorBidi" w:hAnsiTheme="minorBidi" w:cs="Cordia New"/>
+          <w:color w:val="00B050"/>
+          <w:sz w:val="28"/>
+          <w:cs/>
+        </w:rPr>
+        <w:t xml:space="preserve"> ค่า ตรงกับ </w:t>
+      </w:r>
+      <w:r>
+        <w:rPr>
+          <w:rFonts w:asciiTheme="minorBidi" w:hAnsiTheme="minorBidi"/>
+          <w:color w:val="00B050"/>
+          <w:sz w:val="28"/>
+        </w:rPr>
+        <w:t>4</w:t>
+      </w:r>
+      <w:r>
+        <w:rPr>
+          <w:rFonts w:asciiTheme="minorBidi" w:hAnsiTheme="minorBidi" w:cs="Cordia New"/>
+          <w:color w:val="00B050"/>
+          <w:sz w:val="28"/>
+          <w:cs/>
+        </w:rPr>
+        <w:t xml:space="preserve"> คลาส (</w:t>
       </w:r>
       <w:proofErr w:type="spellStart"/>
       <w:r>
         <w:rPr>
           <w:rFonts w:asciiTheme="minorBidi" w:hAnsiTheme="minorBidi"/>
+          <w:color w:val="00B050"/>
           <w:sz w:val="28"/>
         </w:rPr>
         <w:t>gomu_gomu</w:t>
@@ -7147,6 +7275,7 @@
       <w:r>
         <w:rPr>
           <w:rFonts w:asciiTheme="minorBidi" w:hAnsiTheme="minorBidi"/>
+          <w:color w:val="00B050"/>
           <w:sz w:val="28"/>
         </w:rPr>
         <w:t xml:space="preserve">, </w:t>
@@ -7155,6 +7284,7 @@
       <w:r>
         <w:rPr>
           <w:rFonts w:asciiTheme="minorBidi" w:hAnsiTheme="minorBidi"/>
+          <w:color w:val="00B050"/>
           <w:sz w:val="28"/>
         </w:rPr>
         <w:t>mera_mera</w:t>
@@ -7163,6 +7293,7 @@
       <w:r>
         <w:rPr>
           <w:rFonts w:asciiTheme="minorBidi" w:hAnsiTheme="minorBidi"/>
+          <w:color w:val="00B050"/>
           <w:sz w:val="28"/>
         </w:rPr>
         <w:t xml:space="preserve">, </w:t>
@@ -7171,6 +7302,7 @@
       <w:r>
         <w:rPr>
           <w:rFonts w:asciiTheme="minorBidi" w:hAnsiTheme="minorBidi"/>
+          <w:color w:val="00B050"/>
           <w:sz w:val="28"/>
         </w:rPr>
         <w:t>ope_ope</w:t>
@@ -7179,6 +7311,7 @@
       <w:r>
         <w:rPr>
           <w:rFonts w:asciiTheme="minorBidi" w:hAnsiTheme="minorBidi"/>
+          <w:color w:val="00B050"/>
           <w:sz w:val="28"/>
         </w:rPr>
         <w:t xml:space="preserve">, </w:t>
@@ -7187,6 +7320,7 @@
       <w:r>
         <w:rPr>
           <w:rFonts w:asciiTheme="minorBidi" w:hAnsiTheme="minorBidi"/>
+          <w:color w:val="00B050"/>
           <w:sz w:val="28"/>
         </w:rPr>
         <w:t>yami_yami</w:t>
@@ -7195,6 +7329,7 @@
       <w:r>
         <w:rPr>
           <w:rFonts w:asciiTheme="minorBidi" w:hAnsiTheme="minorBidi"/>
+          <w:color w:val="00B050"/>
           <w:sz w:val="28"/>
         </w:rPr>
         <w:t>)</w:t>
@@ -7204,52 +7339,32 @@
       <w:pPr>
         <w:rPr>
           <w:rFonts w:asciiTheme="minorBidi" w:hAnsiTheme="minorBidi"/>
-          <w:sz w:val="28"/>
-          <w:cs/>
+          <w:color w:val="00B050"/>
+          <w:sz w:val="28"/>
         </w:rPr>
       </w:pPr>
       <w:r>
         <w:rPr>
-          <w:rFonts w:asciiTheme="minorBidi" w:hAnsiTheme="minorBidi" w:hint="cs"/>
-          <w:sz w:val="28"/>
-          <w:cs/>
-        </w:rPr>
-        <w:t xml:space="preserve">โดยใน </w:t>
-      </w:r>
-      <w:r>
-        <w:rPr>
-          <w:rFonts w:asciiTheme="minorBidi" w:hAnsiTheme="minorBidi"/>
-          <w:sz w:val="28"/>
-        </w:rPr>
-        <w:t>Fully Connected Layer</w:t>
-      </w:r>
-      <w:r>
-        <w:rPr>
-          <w:rFonts w:asciiTheme="minorBidi" w:hAnsiTheme="minorBidi" w:hint="cs"/>
-          <w:sz w:val="28"/>
-          <w:cs/>
-        </w:rPr>
-        <w:t xml:space="preserve"> ของแต่ละ </w:t>
-      </w:r>
-      <w:r>
-        <w:rPr>
-          <w:rFonts w:asciiTheme="minorBidi" w:hAnsiTheme="minorBidi"/>
-          <w:sz w:val="28"/>
-        </w:rPr>
-        <w:t xml:space="preserve">model </w:t>
-      </w:r>
-      <w:r>
-        <w:rPr>
-          <w:rFonts w:asciiTheme="minorBidi" w:hAnsiTheme="minorBidi" w:hint="cs"/>
-          <w:sz w:val="28"/>
-          <w:cs/>
-        </w:rPr>
-        <w:t xml:space="preserve">จะต่างกันแค่จำนวน </w:t>
+          <w:rFonts w:asciiTheme="minorBidi" w:hAnsiTheme="minorBidi"/>
+          <w:color w:val="00B050"/>
+          <w:sz w:val="28"/>
+        </w:rPr>
+        <w:t xml:space="preserve">Fully Connected Layer </w:t>
+      </w:r>
+      <w:r>
+        <w:rPr>
+          <w:rFonts w:asciiTheme="minorBidi" w:hAnsiTheme="minorBidi"/>
+          <w:color w:val="00B050"/>
+          <w:sz w:val="28"/>
+          <w:cs/>
+        </w:rPr>
+        <w:t xml:space="preserve">ของแต่ละโมเดลต่างกันที่จำนวน </w:t>
       </w:r>
       <w:proofErr w:type="spellStart"/>
       <w:r>
         <w:rPr>
           <w:rFonts w:asciiTheme="minorBidi" w:hAnsiTheme="minorBidi"/>
+          <w:color w:val="00B050"/>
           <w:sz w:val="28"/>
         </w:rPr>
         <w:t>in_features</w:t>
@@ -7258,18 +7373,725 @@
       <w:r>
         <w:rPr>
           <w:rFonts w:asciiTheme="minorBidi" w:hAnsiTheme="minorBidi"/>
+          <w:color w:val="00B050"/>
           <w:sz w:val="28"/>
         </w:rPr>
         <w:t xml:space="preserve"> </w:t>
       </w:r>
       <w:r>
         <w:rPr>
-          <w:rFonts w:asciiTheme="minorBidi" w:hAnsiTheme="minorBidi" w:hint="cs"/>
-          <w:sz w:val="28"/>
-          <w:cs/>
-        </w:rPr>
-        <w:t>โดย</w:t>
-      </w:r>
+          <w:rFonts w:asciiTheme="minorBidi" w:hAnsiTheme="minorBidi"/>
+          <w:color w:val="00B050"/>
+          <w:sz w:val="28"/>
+          <w:cs/>
+        </w:rPr>
+        <w:t xml:space="preserve">ซึ่งเท่ากับขนาด </w:t>
+      </w:r>
+      <w:r>
+        <w:rPr>
+          <w:rFonts w:asciiTheme="minorBidi" w:hAnsiTheme="minorBidi"/>
+          <w:color w:val="00B050"/>
+          <w:sz w:val="28"/>
+        </w:rPr>
+        <w:t xml:space="preserve">feature </w:t>
+      </w:r>
+      <w:r>
+        <w:rPr>
+          <w:rFonts w:asciiTheme="minorBidi" w:hAnsiTheme="minorBidi"/>
+          <w:color w:val="00B050"/>
+          <w:sz w:val="28"/>
+          <w:cs/>
+        </w:rPr>
+        <w:t xml:space="preserve">ที่ออกจาก </w:t>
+      </w:r>
+      <w:r>
+        <w:rPr>
+          <w:rFonts w:asciiTheme="minorBidi" w:hAnsiTheme="minorBidi"/>
+          <w:color w:val="00B050"/>
+          <w:sz w:val="28"/>
+        </w:rPr>
+        <w:t>backbone</w:t>
+      </w:r>
+      <w:r>
+        <w:rPr>
+          <w:rFonts w:asciiTheme="minorBidi" w:hAnsiTheme="minorBidi"/>
+          <w:color w:val="00B050"/>
+          <w:sz w:val="28"/>
+          <w:cs/>
+        </w:rPr>
+        <w:t xml:space="preserve"> </w:t>
+      </w:r>
+      <w:r>
+        <w:rPr>
+          <w:rFonts w:asciiTheme="minorBidi" w:hAnsiTheme="minorBidi"/>
+          <w:color w:val="00B050"/>
+          <w:sz w:val="28"/>
+          <w:cs/>
+        </w:rPr>
+        <w:t xml:space="preserve">ส่วน </w:t>
+      </w:r>
+      <w:proofErr w:type="spellStart"/>
+      <w:r>
+        <w:rPr>
+          <w:rFonts w:asciiTheme="minorBidi" w:hAnsiTheme="minorBidi"/>
+          <w:color w:val="00B050"/>
+          <w:sz w:val="28"/>
+        </w:rPr>
+        <w:t>hidden_dim</w:t>
+      </w:r>
+      <w:proofErr w:type="spellEnd"/>
+      <w:r>
+        <w:rPr>
+          <w:rFonts w:asciiTheme="minorBidi" w:hAnsiTheme="minorBidi"/>
+          <w:color w:val="00B050"/>
+          <w:sz w:val="28"/>
+        </w:rPr>
+        <w:t xml:space="preserve"> </w:t>
+      </w:r>
+      <w:r>
+        <w:rPr>
+          <w:rFonts w:asciiTheme="minorBidi" w:hAnsiTheme="minorBidi"/>
+          <w:color w:val="00B050"/>
+          <w:sz w:val="28"/>
+          <w:cs/>
+        </w:rPr>
+        <w:t xml:space="preserve">และ </w:t>
+      </w:r>
+      <w:r>
+        <w:rPr>
+          <w:rFonts w:asciiTheme="minorBidi" w:hAnsiTheme="minorBidi"/>
+          <w:color w:val="00B050"/>
+          <w:sz w:val="28"/>
+        </w:rPr>
+        <w:t xml:space="preserve">dropout </w:t>
+      </w:r>
+      <w:r>
+        <w:rPr>
+          <w:rFonts w:asciiTheme="minorBidi" w:hAnsiTheme="minorBidi"/>
+          <w:color w:val="00B050"/>
+          <w:sz w:val="28"/>
+          <w:cs/>
+        </w:rPr>
+        <w:t xml:space="preserve">เป็น </w:t>
+      </w:r>
+      <w:r>
+        <w:rPr>
+          <w:rFonts w:asciiTheme="minorBidi" w:hAnsiTheme="minorBidi"/>
+          <w:color w:val="00B050"/>
+          <w:sz w:val="28"/>
+        </w:rPr>
+        <w:t xml:space="preserve">hyperparameter </w:t>
+      </w:r>
+      <w:r>
+        <w:rPr>
+          <w:rFonts w:asciiTheme="minorBidi" w:hAnsiTheme="minorBidi"/>
+          <w:color w:val="00B050"/>
+          <w:sz w:val="28"/>
+          <w:cs/>
+        </w:rPr>
+        <w:t xml:space="preserve">ที่ให้ </w:t>
+      </w:r>
+      <w:proofErr w:type="spellStart"/>
+      <w:r>
+        <w:rPr>
+          <w:rFonts w:asciiTheme="minorBidi" w:hAnsiTheme="minorBidi"/>
+          <w:color w:val="00B050"/>
+          <w:sz w:val="28"/>
+        </w:rPr>
+        <w:t>Optuna</w:t>
+      </w:r>
+      <w:proofErr w:type="spellEnd"/>
+      <w:r>
+        <w:rPr>
+          <w:rFonts w:asciiTheme="minorBidi" w:hAnsiTheme="minorBidi"/>
+          <w:color w:val="00B050"/>
+          <w:sz w:val="28"/>
+        </w:rPr>
+        <w:t xml:space="preserve"> </w:t>
+      </w:r>
+      <w:r>
+        <w:rPr>
+          <w:rFonts w:asciiTheme="minorBidi" w:hAnsiTheme="minorBidi"/>
+          <w:color w:val="00B050"/>
+          <w:sz w:val="28"/>
+          <w:cs/>
+        </w:rPr>
+        <w:t>ค้นหา</w:t>
+      </w:r>
+    </w:p>
+    <w:tbl>
+      <w:tblPr>
+        <w:tblStyle w:val="GridTable1Light-Accent5"/>
+        <w:tblW w:w="8559" w:type="dxa"/>
+        <w:jc w:val="center"/>
+        <w:tblLayout w:type="fixed"/>
+        <w:tblLook w:val="04A0" w:firstRow="1" w:lastRow="0" w:firstColumn="1" w:lastColumn="0" w:noHBand="0" w:noVBand="1"/>
+      </w:tblPr>
+      <w:tblGrid>
+        <w:gridCol w:w="3114"/>
+        <w:gridCol w:w="1802"/>
+        <w:gridCol w:w="2027"/>
+        <w:gridCol w:w="1616"/>
+      </w:tblGrid>
+      <w:tr>
+        <w:trPr>
+          <w:cnfStyle w:val="100000000000" w:firstRow="1" w:lastRow="0" w:firstColumn="0" w:lastColumn="0" w:oddVBand="0" w:evenVBand="0" w:oddHBand="0" w:evenHBand="0" w:firstRowFirstColumn="0" w:firstRowLastColumn="0" w:lastRowFirstColumn="0" w:lastRowLastColumn="0"/>
+          <w:jc w:val="center"/>
+        </w:trPr>
+        <w:tc>
+          <w:tcPr>
+            <w:cnfStyle w:val="001000000000" w:firstRow="0" w:lastRow="0" w:firstColumn="1" w:lastColumn="0" w:oddVBand="0" w:evenVBand="0" w:oddHBand="0" w:evenHBand="0" w:firstRowFirstColumn="0" w:firstRowLastColumn="0" w:lastRowFirstColumn="0" w:lastRowLastColumn="0"/>
+            <w:tcW w:w="3114" w:type="dxa"/>
+            <w:shd w:val="clear" w:color="auto" w:fill="DEEAF6" w:themeFill="accent5" w:themeFillTint="33"/>
+            <w:hideMark/>
+          </w:tcPr>
+          <w:p>
+            <w:pPr>
+              <w:jc w:val="center"/>
+              <w:rPr>
+                <w:rFonts w:eastAsia="Times New Roman" w:cstheme="minorHAnsi"/>
+                <w:color w:val="FF0000"/>
+                <w:szCs w:val="22"/>
+              </w:rPr>
+            </w:pPr>
+            <w:r>
+              <w:rPr>
+                <w:rFonts w:eastAsia="Times New Roman" w:cstheme="minorHAnsi"/>
+                <w:color w:val="FF0000"/>
+                <w:szCs w:val="22"/>
+              </w:rPr>
+              <w:t>Model</w:t>
+            </w:r>
+          </w:p>
+        </w:tc>
+        <w:tc>
+          <w:tcPr>
+            <w:tcW w:w="1802" w:type="dxa"/>
+            <w:shd w:val="clear" w:color="auto" w:fill="DEEAF6" w:themeFill="accent5" w:themeFillTint="33"/>
+            <w:hideMark/>
+          </w:tcPr>
+          <w:p>
+            <w:pPr>
+              <w:jc w:val="center"/>
+              <w:cnfStyle w:val="100000000000" w:firstRow="1" w:lastRow="0" w:firstColumn="0" w:lastColumn="0" w:oddVBand="0" w:evenVBand="0" w:oddHBand="0" w:evenHBand="0" w:firstRowFirstColumn="0" w:firstRowLastColumn="0" w:lastRowFirstColumn="0" w:lastRowLastColumn="0"/>
+              <w:rPr>
+                <w:rFonts w:eastAsia="Times New Roman" w:cstheme="minorHAnsi"/>
+                <w:color w:val="FF0000"/>
+                <w:szCs w:val="22"/>
+              </w:rPr>
+            </w:pPr>
+            <w:r>
+              <w:rPr>
+                <w:rFonts w:ascii="Browallia New" w:eastAsia="Times New Roman" w:hAnsi="Browallia New" w:cs="Browallia New" w:hint="cs"/>
+                <w:color w:val="FF0000"/>
+                <w:szCs w:val="22"/>
+                <w:cs/>
+              </w:rPr>
+              <w:t>ตำแหน่งที่แทนที่</w:t>
+            </w:r>
+          </w:p>
+        </w:tc>
+        <w:tc>
+          <w:tcPr>
+            <w:tcW w:w="2027" w:type="dxa"/>
+            <w:shd w:val="clear" w:color="auto" w:fill="DEEAF6" w:themeFill="accent5" w:themeFillTint="33"/>
+            <w:hideMark/>
+          </w:tcPr>
+          <w:p>
+            <w:pPr>
+              <w:jc w:val="center"/>
+              <w:cnfStyle w:val="100000000000" w:firstRow="1" w:lastRow="0" w:firstColumn="0" w:lastColumn="0" w:oddVBand="0" w:evenVBand="0" w:oddHBand="0" w:evenHBand="0" w:firstRowFirstColumn="0" w:firstRowLastColumn="0" w:lastRowFirstColumn="0" w:lastRowLastColumn="0"/>
+              <w:rPr>
+                <w:rFonts w:eastAsia="Times New Roman" w:cstheme="minorHAnsi"/>
+                <w:color w:val="FF0000"/>
+                <w:szCs w:val="22"/>
+              </w:rPr>
+            </w:pPr>
+            <w:proofErr w:type="spellStart"/>
+            <w:r>
+              <w:rPr>
+                <w:rFonts w:eastAsia="Times New Roman" w:cstheme="minorHAnsi"/>
+                <w:color w:val="FF0000"/>
+                <w:szCs w:val="22"/>
+              </w:rPr>
+              <w:t>in_features</w:t>
+            </w:r>
+            <w:proofErr w:type="spellEnd"/>
+          </w:p>
+        </w:tc>
+        <w:tc>
+          <w:tcPr>
+            <w:tcW w:w="1616" w:type="dxa"/>
+            <w:shd w:val="clear" w:color="auto" w:fill="DEEAF6" w:themeFill="accent5" w:themeFillTint="33"/>
+            <w:hideMark/>
+          </w:tcPr>
+          <w:p>
+            <w:pPr>
+              <w:jc w:val="center"/>
+              <w:cnfStyle w:val="100000000000" w:firstRow="1" w:lastRow="0" w:firstColumn="0" w:lastColumn="0" w:oddVBand="0" w:evenVBand="0" w:oddHBand="0" w:evenHBand="0" w:firstRowFirstColumn="0" w:firstRowLastColumn="0" w:lastRowFirstColumn="0" w:lastRowLastColumn="0"/>
+              <w:rPr>
+                <w:rFonts w:eastAsia="Times New Roman" w:cstheme="minorHAnsi"/>
+                <w:color w:val="FF0000"/>
+                <w:szCs w:val="22"/>
+              </w:rPr>
+            </w:pPr>
+            <w:proofErr w:type="spellStart"/>
+            <w:r>
+              <w:rPr>
+                <w:rFonts w:eastAsia="Times New Roman" w:cstheme="minorHAnsi"/>
+                <w:color w:val="FF0000"/>
+                <w:szCs w:val="22"/>
+              </w:rPr>
+              <w:t>out_features</w:t>
+            </w:r>
+            <w:proofErr w:type="spellEnd"/>
+          </w:p>
+        </w:tc>
+      </w:tr>
+      <w:tr>
+        <w:trPr>
+          <w:jc w:val="center"/>
+        </w:trPr>
+        <w:tc>
+          <w:tcPr>
+            <w:cnfStyle w:val="001000000000" w:firstRow="0" w:lastRow="0" w:firstColumn="1" w:lastColumn="0" w:oddVBand="0" w:evenVBand="0" w:oddHBand="0" w:evenHBand="0" w:firstRowFirstColumn="0" w:firstRowLastColumn="0" w:lastRowFirstColumn="0" w:lastRowLastColumn="0"/>
+            <w:tcW w:w="3114" w:type="dxa"/>
+            <w:hideMark/>
+          </w:tcPr>
+          <w:p>
+            <w:pPr>
+              <w:rPr>
+                <w:rFonts w:eastAsia="Times New Roman" w:cstheme="minorHAnsi"/>
+                <w:b w:val="0"/>
+                <w:bCs w:val="0"/>
+                <w:color w:val="FF0000"/>
+                <w:szCs w:val="22"/>
+              </w:rPr>
+            </w:pPr>
+            <w:r>
+              <w:rPr>
+                <w:rFonts w:eastAsia="Times New Roman" w:cstheme="minorHAnsi"/>
+                <w:b w:val="0"/>
+                <w:bCs w:val="0"/>
+                <w:color w:val="FF0000"/>
+                <w:szCs w:val="22"/>
+              </w:rPr>
+              <w:t>ResNet50</w:t>
+            </w:r>
+          </w:p>
+        </w:tc>
+        <w:tc>
+          <w:tcPr>
+            <w:tcW w:w="1802" w:type="dxa"/>
+            <w:hideMark/>
+          </w:tcPr>
+          <w:p>
+            <w:pPr>
+              <w:cnfStyle w:val="000000000000" w:firstRow="0" w:lastRow="0" w:firstColumn="0" w:lastColumn="0" w:oddVBand="0" w:evenVBand="0" w:oddHBand="0" w:evenHBand="0" w:firstRowFirstColumn="0" w:firstRowLastColumn="0" w:lastRowFirstColumn="0" w:lastRowLastColumn="0"/>
+              <w:rPr>
+                <w:rFonts w:eastAsia="Times New Roman" w:cstheme="minorHAnsi"/>
+                <w:color w:val="FF0000"/>
+                <w:szCs w:val="22"/>
+              </w:rPr>
+            </w:pPr>
+            <w:r>
+              <w:rPr>
+                <w:rFonts w:eastAsia="Times New Roman" w:cstheme="minorHAnsi"/>
+                <w:color w:val="FF0000"/>
+                <w:szCs w:val="22"/>
+              </w:rPr>
+              <w:t>fc</w:t>
+            </w:r>
+          </w:p>
+        </w:tc>
+        <w:tc>
+          <w:tcPr>
+            <w:tcW w:w="2027" w:type="dxa"/>
+            <w:hideMark/>
+          </w:tcPr>
+          <w:p>
+            <w:pPr>
+              <w:cnfStyle w:val="000000000000" w:firstRow="0" w:lastRow="0" w:firstColumn="0" w:lastColumn="0" w:oddVBand="0" w:evenVBand="0" w:oddHBand="0" w:evenHBand="0" w:firstRowFirstColumn="0" w:firstRowLastColumn="0" w:lastRowFirstColumn="0" w:lastRowLastColumn="0"/>
+              <w:rPr>
+                <w:rFonts w:eastAsia="Times New Roman" w:cstheme="minorHAnsi"/>
+                <w:color w:val="FF0000"/>
+                <w:szCs w:val="22"/>
+              </w:rPr>
+            </w:pPr>
+            <w:r>
+              <w:rPr>
+                <w:rFonts w:eastAsia="Times New Roman" w:cstheme="minorHAnsi"/>
+                <w:color w:val="FF0000"/>
+                <w:szCs w:val="22"/>
+              </w:rPr>
+              <w:t>2048</w:t>
+            </w:r>
+          </w:p>
+        </w:tc>
+        <w:tc>
+          <w:tcPr>
+            <w:tcW w:w="1616" w:type="dxa"/>
+            <w:hideMark/>
+          </w:tcPr>
+          <w:p>
+            <w:pPr>
+              <w:cnfStyle w:val="000000000000" w:firstRow="0" w:lastRow="0" w:firstColumn="0" w:lastColumn="0" w:oddVBand="0" w:evenVBand="0" w:oddHBand="0" w:evenHBand="0" w:firstRowFirstColumn="0" w:firstRowLastColumn="0" w:lastRowFirstColumn="0" w:lastRowLastColumn="0"/>
+              <w:rPr>
+                <w:rFonts w:eastAsia="Times New Roman" w:cstheme="minorHAnsi"/>
+                <w:color w:val="FF0000"/>
+                <w:szCs w:val="22"/>
+              </w:rPr>
+            </w:pPr>
+            <w:r>
+              <w:rPr>
+                <w:rFonts w:eastAsia="Times New Roman" w:cstheme="minorHAnsi"/>
+                <w:color w:val="FF0000"/>
+                <w:szCs w:val="22"/>
+              </w:rPr>
+              <w:t>4</w:t>
+            </w:r>
+          </w:p>
+        </w:tc>
+      </w:tr>
+      <w:tr>
+        <w:trPr>
+          <w:jc w:val="center"/>
+        </w:trPr>
+        <w:tc>
+          <w:tcPr>
+            <w:cnfStyle w:val="001000000000" w:firstRow="0" w:lastRow="0" w:firstColumn="1" w:lastColumn="0" w:oddVBand="0" w:evenVBand="0" w:oddHBand="0" w:evenHBand="0" w:firstRowFirstColumn="0" w:firstRowLastColumn="0" w:lastRowFirstColumn="0" w:lastRowLastColumn="0"/>
+            <w:tcW w:w="3114" w:type="dxa"/>
+            <w:hideMark/>
+          </w:tcPr>
+          <w:p>
+            <w:pPr>
+              <w:rPr>
+                <w:rFonts w:eastAsia="Times New Roman" w:cstheme="minorHAnsi"/>
+                <w:b w:val="0"/>
+                <w:bCs w:val="0"/>
+                <w:color w:val="FF0000"/>
+                <w:szCs w:val="22"/>
+              </w:rPr>
+            </w:pPr>
+            <w:r>
+              <w:rPr>
+                <w:rFonts w:eastAsia="Times New Roman" w:cstheme="minorHAnsi"/>
+                <w:b w:val="0"/>
+                <w:bCs w:val="0"/>
+                <w:color w:val="FF0000"/>
+                <w:szCs w:val="22"/>
+              </w:rPr>
+              <w:t>VGG16</w:t>
+            </w:r>
+          </w:p>
+        </w:tc>
+        <w:tc>
+          <w:tcPr>
+            <w:tcW w:w="1802" w:type="dxa"/>
+            <w:hideMark/>
+          </w:tcPr>
+          <w:p>
+            <w:pPr>
+              <w:cnfStyle w:val="000000000000" w:firstRow="0" w:lastRow="0" w:firstColumn="0" w:lastColumn="0" w:oddVBand="0" w:evenVBand="0" w:oddHBand="0" w:evenHBand="0" w:firstRowFirstColumn="0" w:firstRowLastColumn="0" w:lastRowFirstColumn="0" w:lastRowLastColumn="0"/>
+              <w:rPr>
+                <w:rFonts w:eastAsia="Times New Roman" w:cstheme="minorHAnsi"/>
+                <w:color w:val="FF0000"/>
+                <w:szCs w:val="22"/>
+              </w:rPr>
+            </w:pPr>
+            <w:r>
+              <w:rPr>
+                <w:rFonts w:eastAsia="Times New Roman" w:cstheme="minorHAnsi"/>
+                <w:color w:val="FF0000"/>
+                <w:szCs w:val="22"/>
+              </w:rPr>
+              <w:t>classifier</w:t>
+            </w:r>
+          </w:p>
+        </w:tc>
+        <w:tc>
+          <w:tcPr>
+            <w:tcW w:w="2027" w:type="dxa"/>
+            <w:hideMark/>
+          </w:tcPr>
+          <w:p>
+            <w:pPr>
+              <w:cnfStyle w:val="000000000000" w:firstRow="0" w:lastRow="0" w:firstColumn="0" w:lastColumn="0" w:oddVBand="0" w:evenVBand="0" w:oddHBand="0" w:evenHBand="0" w:firstRowFirstColumn="0" w:firstRowLastColumn="0" w:lastRowFirstColumn="0" w:lastRowLastColumn="0"/>
+              <w:rPr>
+                <w:rFonts w:eastAsia="Times New Roman" w:cstheme="minorHAnsi"/>
+                <w:color w:val="FF0000"/>
+                <w:szCs w:val="22"/>
+              </w:rPr>
+            </w:pPr>
+            <w:r>
+              <w:rPr>
+                <w:rFonts w:eastAsia="Times New Roman" w:cstheme="minorHAnsi"/>
+                <w:color w:val="FF0000"/>
+                <w:szCs w:val="22"/>
+              </w:rPr>
+              <w:t>25088 (512×7×7)</w:t>
+            </w:r>
+          </w:p>
+        </w:tc>
+        <w:tc>
+          <w:tcPr>
+            <w:tcW w:w="1616" w:type="dxa"/>
+            <w:hideMark/>
+          </w:tcPr>
+          <w:p>
+            <w:pPr>
+              <w:cnfStyle w:val="000000000000" w:firstRow="0" w:lastRow="0" w:firstColumn="0" w:lastColumn="0" w:oddVBand="0" w:evenVBand="0" w:oddHBand="0" w:evenHBand="0" w:firstRowFirstColumn="0" w:firstRowLastColumn="0" w:lastRowFirstColumn="0" w:lastRowLastColumn="0"/>
+              <w:rPr>
+                <w:rFonts w:eastAsia="Times New Roman" w:cstheme="minorHAnsi"/>
+                <w:color w:val="FF0000"/>
+                <w:szCs w:val="22"/>
+              </w:rPr>
+            </w:pPr>
+            <w:r>
+              <w:rPr>
+                <w:rFonts w:eastAsia="Times New Roman" w:cstheme="minorHAnsi"/>
+                <w:color w:val="FF0000"/>
+                <w:szCs w:val="22"/>
+              </w:rPr>
+              <w:t>4</w:t>
+            </w:r>
+          </w:p>
+        </w:tc>
+      </w:tr>
+      <w:tr>
+        <w:trPr>
+          <w:jc w:val="center"/>
+        </w:trPr>
+        <w:tc>
+          <w:tcPr>
+            <w:cnfStyle w:val="001000000000" w:firstRow="0" w:lastRow="0" w:firstColumn="1" w:lastColumn="0" w:oddVBand="0" w:evenVBand="0" w:oddHBand="0" w:evenHBand="0" w:firstRowFirstColumn="0" w:firstRowLastColumn="0" w:lastRowFirstColumn="0" w:lastRowLastColumn="0"/>
+            <w:tcW w:w="3114" w:type="dxa"/>
+            <w:hideMark/>
+          </w:tcPr>
+          <w:p>
+            <w:pPr>
+              <w:rPr>
+                <w:rFonts w:eastAsia="Times New Roman" w:cstheme="minorHAnsi"/>
+                <w:b w:val="0"/>
+                <w:bCs w:val="0"/>
+                <w:color w:val="FF0000"/>
+                <w:szCs w:val="22"/>
+              </w:rPr>
+            </w:pPr>
+            <w:r>
+              <w:rPr>
+                <w:rFonts w:eastAsia="Times New Roman" w:cstheme="minorHAnsi"/>
+                <w:b w:val="0"/>
+                <w:bCs w:val="0"/>
+                <w:color w:val="FF0000"/>
+                <w:szCs w:val="22"/>
+              </w:rPr>
+              <w:t>EfficientNet-B0</w:t>
+            </w:r>
+          </w:p>
+        </w:tc>
+        <w:tc>
+          <w:tcPr>
+            <w:tcW w:w="1802" w:type="dxa"/>
+            <w:hideMark/>
+          </w:tcPr>
+          <w:p>
+            <w:pPr>
+              <w:cnfStyle w:val="000000000000" w:firstRow="0" w:lastRow="0" w:firstColumn="0" w:lastColumn="0" w:oddVBand="0" w:evenVBand="0" w:oddHBand="0" w:evenHBand="0" w:firstRowFirstColumn="0" w:firstRowLastColumn="0" w:lastRowFirstColumn="0" w:lastRowLastColumn="0"/>
+              <w:rPr>
+                <w:rFonts w:eastAsia="Times New Roman" w:cstheme="minorHAnsi"/>
+                <w:color w:val="FF0000"/>
+                <w:szCs w:val="22"/>
+              </w:rPr>
+            </w:pPr>
+            <w:r>
+              <w:rPr>
+                <w:rFonts w:eastAsia="Times New Roman" w:cstheme="minorHAnsi"/>
+                <w:color w:val="FF0000"/>
+                <w:szCs w:val="22"/>
+              </w:rPr>
+              <w:t>classifier</w:t>
+            </w:r>
+          </w:p>
+        </w:tc>
+        <w:tc>
+          <w:tcPr>
+            <w:tcW w:w="2027" w:type="dxa"/>
+            <w:hideMark/>
+          </w:tcPr>
+          <w:p>
+            <w:pPr>
+              <w:cnfStyle w:val="000000000000" w:firstRow="0" w:lastRow="0" w:firstColumn="0" w:lastColumn="0" w:oddVBand="0" w:evenVBand="0" w:oddHBand="0" w:evenHBand="0" w:firstRowFirstColumn="0" w:firstRowLastColumn="0" w:lastRowFirstColumn="0" w:lastRowLastColumn="0"/>
+              <w:rPr>
+                <w:rFonts w:eastAsia="Times New Roman" w:cstheme="minorHAnsi"/>
+                <w:color w:val="FF0000"/>
+                <w:szCs w:val="22"/>
+              </w:rPr>
+            </w:pPr>
+            <w:r>
+              <w:rPr>
+                <w:rFonts w:eastAsia="Times New Roman" w:cstheme="minorHAnsi"/>
+                <w:color w:val="FF0000"/>
+                <w:szCs w:val="22"/>
+              </w:rPr>
+              <w:t>1280</w:t>
+            </w:r>
+          </w:p>
+        </w:tc>
+        <w:tc>
+          <w:tcPr>
+            <w:tcW w:w="1616" w:type="dxa"/>
+            <w:hideMark/>
+          </w:tcPr>
+          <w:p>
+            <w:pPr>
+              <w:cnfStyle w:val="000000000000" w:firstRow="0" w:lastRow="0" w:firstColumn="0" w:lastColumn="0" w:oddVBand="0" w:evenVBand="0" w:oddHBand="0" w:evenHBand="0" w:firstRowFirstColumn="0" w:firstRowLastColumn="0" w:lastRowFirstColumn="0" w:lastRowLastColumn="0"/>
+              <w:rPr>
+                <w:rFonts w:eastAsia="Times New Roman" w:cstheme="minorHAnsi"/>
+                <w:color w:val="FF0000"/>
+                <w:szCs w:val="22"/>
+              </w:rPr>
+            </w:pPr>
+            <w:r>
+              <w:rPr>
+                <w:rFonts w:eastAsia="Times New Roman" w:cstheme="minorHAnsi"/>
+                <w:color w:val="FF0000"/>
+                <w:szCs w:val="22"/>
+              </w:rPr>
+              <w:t>4</w:t>
+            </w:r>
+          </w:p>
+        </w:tc>
+      </w:tr>
+      <w:tr>
+        <w:trPr>
+          <w:jc w:val="center"/>
+        </w:trPr>
+        <w:tc>
+          <w:tcPr>
+            <w:cnfStyle w:val="001000000000" w:firstRow="0" w:lastRow="0" w:firstColumn="1" w:lastColumn="0" w:oddVBand="0" w:evenVBand="0" w:oddHBand="0" w:evenHBand="0" w:firstRowFirstColumn="0" w:firstRowLastColumn="0" w:lastRowFirstColumn="0" w:lastRowLastColumn="0"/>
+            <w:tcW w:w="3114" w:type="dxa"/>
+            <w:hideMark/>
+          </w:tcPr>
+          <w:p>
+            <w:pPr>
+              <w:rPr>
+                <w:rFonts w:eastAsia="Times New Roman" w:cstheme="minorHAnsi"/>
+                <w:b w:val="0"/>
+                <w:bCs w:val="0"/>
+                <w:color w:val="FF0000"/>
+                <w:szCs w:val="22"/>
+              </w:rPr>
+            </w:pPr>
+            <w:r>
+              <w:rPr>
+                <w:rFonts w:eastAsia="Times New Roman" w:cstheme="minorHAnsi"/>
+                <w:b w:val="0"/>
+                <w:bCs w:val="0"/>
+                <w:color w:val="FF0000"/>
+                <w:szCs w:val="22"/>
+              </w:rPr>
+              <w:t>MobileNetV3-Small</w:t>
+            </w:r>
+          </w:p>
+        </w:tc>
+        <w:tc>
+          <w:tcPr>
+            <w:tcW w:w="1802" w:type="dxa"/>
+            <w:hideMark/>
+          </w:tcPr>
+          <w:p>
+            <w:pPr>
+              <w:cnfStyle w:val="000000000000" w:firstRow="0" w:lastRow="0" w:firstColumn="0" w:lastColumn="0" w:oddVBand="0" w:evenVBand="0" w:oddHBand="0" w:evenHBand="0" w:firstRowFirstColumn="0" w:firstRowLastColumn="0" w:lastRowFirstColumn="0" w:lastRowLastColumn="0"/>
+              <w:rPr>
+                <w:rFonts w:eastAsia="Times New Roman" w:cstheme="minorHAnsi"/>
+                <w:color w:val="FF0000"/>
+                <w:szCs w:val="22"/>
+              </w:rPr>
+            </w:pPr>
+            <w:r>
+              <w:rPr>
+                <w:rFonts w:eastAsia="Times New Roman" w:cstheme="minorHAnsi"/>
+                <w:color w:val="FF0000"/>
+                <w:szCs w:val="22"/>
+              </w:rPr>
+              <w:t>classifier</w:t>
+            </w:r>
+          </w:p>
+        </w:tc>
+        <w:tc>
+          <w:tcPr>
+            <w:tcW w:w="2027" w:type="dxa"/>
+            <w:hideMark/>
+          </w:tcPr>
+          <w:p>
+            <w:pPr>
+              <w:cnfStyle w:val="000000000000" w:firstRow="0" w:lastRow="0" w:firstColumn="0" w:lastColumn="0" w:oddVBand="0" w:evenVBand="0" w:oddHBand="0" w:evenHBand="0" w:firstRowFirstColumn="0" w:firstRowLastColumn="0" w:lastRowFirstColumn="0" w:lastRowLastColumn="0"/>
+              <w:rPr>
+                <w:rFonts w:eastAsia="Times New Roman" w:cstheme="minorHAnsi"/>
+                <w:color w:val="FF0000"/>
+                <w:szCs w:val="22"/>
+              </w:rPr>
+            </w:pPr>
+            <w:r>
+              <w:rPr>
+                <w:rFonts w:eastAsia="Times New Roman" w:cstheme="minorHAnsi"/>
+                <w:color w:val="FF0000"/>
+                <w:szCs w:val="22"/>
+              </w:rPr>
+              <w:t>576</w:t>
+            </w:r>
+          </w:p>
+        </w:tc>
+        <w:tc>
+          <w:tcPr>
+            <w:tcW w:w="1616" w:type="dxa"/>
+            <w:hideMark/>
+          </w:tcPr>
+          <w:p>
+            <w:pPr>
+              <w:cnfStyle w:val="000000000000" w:firstRow="0" w:lastRow="0" w:firstColumn="0" w:lastColumn="0" w:oddVBand="0" w:evenVBand="0" w:oddHBand="0" w:evenHBand="0" w:firstRowFirstColumn="0" w:firstRowLastColumn="0" w:lastRowFirstColumn="0" w:lastRowLastColumn="0"/>
+              <w:rPr>
+                <w:rFonts w:eastAsia="Times New Roman" w:cstheme="minorHAnsi"/>
+                <w:color w:val="FF0000"/>
+                <w:szCs w:val="22"/>
+              </w:rPr>
+            </w:pPr>
+            <w:r>
+              <w:rPr>
+                <w:rFonts w:eastAsia="Times New Roman" w:cstheme="minorHAnsi"/>
+                <w:color w:val="FF0000"/>
+                <w:szCs w:val="22"/>
+              </w:rPr>
+              <w:t>4</w:t>
+            </w:r>
+          </w:p>
+        </w:tc>
+      </w:tr>
+    </w:tbl>
+    <w:p>
+      <w:pPr>
+        <w:rPr>
+          <w:rFonts w:asciiTheme="minorBidi" w:hAnsiTheme="minorBidi"/>
+          <w:sz w:val="28"/>
+        </w:rPr>
+      </w:pPr>
+    </w:p>
+    <w:p>
+      <w:pPr>
+        <w:rPr>
+          <w:rFonts w:asciiTheme="minorBidi" w:hAnsiTheme="minorBidi"/>
+          <w:sz w:val="28"/>
+        </w:rPr>
+      </w:pPr>
+    </w:p>
+    <w:p>
+      <w:pPr>
+        <w:rPr>
+          <w:rFonts w:asciiTheme="minorBidi" w:hAnsiTheme="minorBidi"/>
+          <w:sz w:val="28"/>
+        </w:rPr>
+      </w:pPr>
     </w:p>
     <w:p>
       <w:pPr>
@@ -7278,6 +8100,7 @@
           <w:rFonts w:asciiTheme="minorBidi" w:hAnsiTheme="minorBidi" w:cstheme="minorBidi"/>
           <w:b/>
           <w:bCs/>
+          <w:color w:val="00B050"/>
           <w:sz w:val="36"/>
           <w:szCs w:val="44"/>
         </w:rPr>
@@ -7287,9 +8110,11 @@
           <w:rFonts w:asciiTheme="minorBidi" w:hAnsiTheme="minorBidi" w:cstheme="minorBidi"/>
           <w:b/>
           <w:bCs/>
+          <w:color w:val="00B050"/>
           <w:sz w:val="36"/>
           <w:szCs w:val="44"/>
         </w:rPr>
+        <w:lastRenderedPageBreak/>
         <w:t>4</w:t>
       </w:r>
       <w:r>
@@ -7297,6 +8122,7 @@
           <w:rFonts w:asciiTheme="minorBidi" w:hAnsiTheme="minorBidi" w:cstheme="minorBidi"/>
           <w:b/>
           <w:bCs/>
+          <w:color w:val="00B050"/>
           <w:sz w:val="36"/>
           <w:szCs w:val="44"/>
         </w:rPr>
@@ -7307,6 +8133,7 @@
           <w:rFonts w:asciiTheme="minorBidi" w:hAnsiTheme="minorBidi" w:cstheme="minorBidi"/>
           <w:b/>
           <w:bCs/>
+          <w:color w:val="00B050"/>
           <w:sz w:val="36"/>
           <w:szCs w:val="44"/>
         </w:rPr>
@@ -7314,19 +8141,29 @@
       </w:r>
     </w:p>
     <w:p>
+      <w:pPr>
+        <w:rPr>
+          <w:color w:val="00B050"/>
+        </w:rPr>
+      </w:pPr>
       <w:r>
         <w:rPr>
           <w:rFonts w:hint="cs"/>
+          <w:color w:val="00B050"/>
           <w:cs/>
         </w:rPr>
         <w:t xml:space="preserve">การเทรนถูกแบ่งออกเป็น </w:t>
       </w:r>
       <w:r>
+        <w:rPr>
+          <w:color w:val="00B050"/>
+        </w:rPr>
         <w:t>2</w:t>
       </w:r>
       <w:r>
         <w:rPr>
           <w:rFonts w:hint="cs"/>
+          <w:color w:val="00B050"/>
           <w:cs/>
         </w:rPr>
         <w:t xml:space="preserve"> แบบเพื่อเปรียบเทียบผลลัพธ์ที่ดีที่สุด </w:t>
@@ -7339,92 +8176,121 @@
           <w:ilvl w:val="0"/>
           <w:numId w:val="5"/>
         </w:numPr>
+        <w:rPr>
+          <w:color w:val="00B050"/>
+        </w:rPr>
       </w:pPr>
       <w:r>
         <w:rPr>
           <w:rFonts w:hint="cs"/>
+          <w:color w:val="00B050"/>
           <w:cs/>
         </w:rPr>
         <w:t xml:space="preserve">แบบที่ </w:t>
       </w:r>
       <w:r>
+        <w:rPr>
+          <w:color w:val="00B050"/>
+        </w:rPr>
         <w:t xml:space="preserve">1 Freeze all Backbone: </w:t>
       </w:r>
       <w:r>
         <w:rPr>
           <w:rFonts w:hint="cs"/>
+          <w:color w:val="00B050"/>
           <w:cs/>
         </w:rPr>
         <w:t xml:space="preserve">หมายความว่า </w:t>
       </w:r>
       <w:r>
+        <w:rPr>
+          <w:color w:val="00B050"/>
+        </w:rPr>
         <w:t xml:space="preserve">weight </w:t>
       </w:r>
       <w:r>
         <w:rPr>
           <w:rFonts w:hint="cs"/>
+          <w:color w:val="00B050"/>
           <w:cs/>
         </w:rPr>
         <w:t xml:space="preserve">ของ </w:t>
       </w:r>
       <w:r>
+        <w:rPr>
+          <w:color w:val="00B050"/>
+        </w:rPr>
         <w:t>backbone (</w:t>
       </w:r>
       <w:r>
         <w:rPr>
           <w:rFonts w:hint="cs"/>
+          <w:color w:val="00B050"/>
           <w:cs/>
         </w:rPr>
         <w:t xml:space="preserve">ส่วนที่ </w:t>
       </w:r>
       <w:r>
+        <w:rPr>
+          <w:color w:val="00B050"/>
+        </w:rPr>
         <w:t xml:space="preserve">pretrained </w:t>
       </w:r>
       <w:r>
         <w:rPr>
           <w:rFonts w:hint="cs"/>
+          <w:color w:val="00B050"/>
           <w:cs/>
         </w:rPr>
         <w:t>มา</w:t>
       </w:r>
       <w:r>
+        <w:rPr>
+          <w:color w:val="00B050"/>
+        </w:rPr>
         <w:t>)</w:t>
       </w:r>
       <w:r>
         <w:rPr>
           <w:rFonts w:hint="cs"/>
+          <w:color w:val="00B050"/>
           <w:cs/>
         </w:rPr>
         <w:t xml:space="preserve"> ถูก </w:t>
       </w:r>
       <w:r>
+        <w:rPr>
+          <w:color w:val="00B050"/>
+        </w:rPr>
         <w:t xml:space="preserve">freeze </w:t>
       </w:r>
       <w:r>
         <w:rPr>
           <w:rFonts w:hint="cs"/>
+          <w:color w:val="00B050"/>
           <w:cs/>
         </w:rPr>
         <w:t xml:space="preserve">ไว้ทั้งหมด มีพียง </w:t>
       </w:r>
       <w:r>
+        <w:rPr>
+          <w:color w:val="00B050"/>
+        </w:rPr>
         <w:t>classifier head</w:t>
       </w:r>
       <w:r>
         <w:rPr>
           <w:rFonts w:hint="cs"/>
+          <w:color w:val="00B050"/>
           <w:cs/>
         </w:rPr>
         <w:t xml:space="preserve"> เท่านั้นที่มีการอัพเดต</w:t>
       </w:r>
       <w:r>
-        <w:t xml:space="preserve"> </w:t>
-      </w:r>
-      <w:r>
-        <w:t>gradient</w:t>
-      </w:r>
-      <w:r>
-        <w:t xml:space="preserve"> </w:t>
+        <w:rPr>
+          <w:color w:val="00B050"/>
+        </w:rPr>
+        <w:t xml:space="preserve"> gradient </w:t>
       </w:r>
     </w:p>
     <w:p>
@@ -7436,78 +8302,1032 @@
         </w:numPr>
         <w:rPr>
           <w:rFonts w:hint="cs"/>
+          <w:color w:val="00B050"/>
         </w:rPr>
       </w:pPr>
       <w:r>
         <w:rPr>
           <w:rFonts w:hint="cs"/>
+          <w:color w:val="00B050"/>
           <w:cs/>
         </w:rPr>
         <w:t xml:space="preserve">แบบที่ </w:t>
       </w:r>
       <w:r>
+        <w:rPr>
+          <w:color w:val="00B050"/>
+        </w:rPr>
         <w:t>2</w:t>
       </w:r>
       <w:r>
         <w:rPr>
           <w:rFonts w:hint="cs"/>
+          <w:color w:val="00B050"/>
           <w:cs/>
         </w:rPr>
         <w:t xml:space="preserve"> </w:t>
       </w:r>
       <w:r>
-        <w:t xml:space="preserve">Selective Unfreeze: unfreeze </w:t>
+        <w:rPr>
+          <w:color w:val="00B050"/>
+        </w:rPr>
+        <w:t xml:space="preserve">Selective Unfreeze: </w:t>
       </w:r>
       <w:r>
         <w:rPr>
           <w:rFonts w:hint="cs"/>
+          <w:color w:val="00B050"/>
+          <w:cs/>
+        </w:rPr>
+        <w:t xml:space="preserve">จะ </w:t>
+      </w:r>
+      <w:r>
+        <w:rPr>
+          <w:color w:val="00B050"/>
+        </w:rPr>
+        <w:t xml:space="preserve">unfreeze </w:t>
+      </w:r>
+      <w:r>
+        <w:rPr>
+          <w:rFonts w:hint="cs"/>
+          <w:color w:val="00B050"/>
           <w:cs/>
         </w:rPr>
         <w:t>บางส่วนของ</w:t>
       </w:r>
       <w:r>
+        <w:rPr>
+          <w:color w:val="00B050"/>
+        </w:rPr>
         <w:t xml:space="preserve"> backbone</w:t>
       </w:r>
       <w:r>
         <w:rPr>
           <w:rFonts w:hint="cs"/>
-          <w:cs/>
-        </w:rPr>
-        <w:t xml:space="preserve"> เพื่อใ </w:t>
-      </w:r>
-      <w:r>
+          <w:color w:val="00B050"/>
+          <w:cs/>
+        </w:rPr>
+        <w:t xml:space="preserve"> เพื่อใ</w:t>
+      </w:r>
+      <w:r>
+        <w:rPr>
+          <w:rFonts w:hint="cs"/>
+          <w:color w:val="00B050"/>
+          <w:cs/>
+        </w:rPr>
+        <w:t>ห้</w:t>
+      </w:r>
+      <w:r>
+        <w:rPr>
+          <w:rFonts w:hint="cs"/>
+          <w:color w:val="00B050"/>
+          <w:cs/>
+        </w:rPr>
+        <w:t xml:space="preserve"> </w:t>
+      </w:r>
+      <w:r>
+        <w:rPr>
+          <w:color w:val="00B050"/>
+        </w:rPr>
         <w:t xml:space="preserve">model </w:t>
       </w:r>
       <w:r>
         <w:rPr>
           <w:rFonts w:hint="cs"/>
+          <w:color w:val="00B050"/>
           <w:cs/>
         </w:rPr>
         <w:t xml:space="preserve">สามารถ </w:t>
       </w:r>
       <w:r>
+        <w:rPr>
+          <w:color w:val="00B050"/>
+        </w:rPr>
         <w:t xml:space="preserve">fine-tune features </w:t>
       </w:r>
       <w:r>
         <w:rPr>
           <w:rFonts w:hint="cs"/>
+          <w:color w:val="00B050"/>
           <w:cs/>
         </w:rPr>
         <w:t xml:space="preserve">ให้เหมาะกับ </w:t>
       </w:r>
       <w:r>
+        <w:rPr>
+          <w:color w:val="00B050"/>
+        </w:rPr>
         <w:t xml:space="preserve">dataset </w:t>
       </w:r>
       <w:r>
         <w:rPr>
           <w:rFonts w:hint="cs"/>
-          <w:cs/>
-        </w:rPr>
-        <w:t xml:space="preserve">ของเรามากขึ้น โดยแตกต่างกันตาม </w:t>
-      </w:r>
-      <w:r>
-        <w:t>architecture</w:t>
-      </w:r>
+          <w:color w:val="00B050"/>
+          <w:cs/>
+        </w:rPr>
+        <w:t xml:space="preserve">ของเรามากขึ้น </w:t>
+      </w:r>
+      <w:r>
+        <w:rPr>
+          <w:rFonts w:hint="cs"/>
+          <w:color w:val="00B050"/>
+          <w:cs/>
+        </w:rPr>
+        <w:t xml:space="preserve">โดยการหาช่วง </w:t>
+      </w:r>
+      <w:r>
+        <w:rPr>
+          <w:color w:val="00B050"/>
+        </w:rPr>
+        <w:t xml:space="preserve">unfreeze </w:t>
+      </w:r>
+      <w:r>
+        <w:rPr>
+          <w:rFonts w:hint="cs"/>
+          <w:color w:val="00B050"/>
+          <w:cs/>
+        </w:rPr>
+        <w:t xml:space="preserve">ที่ดีสุดจะใช้การทำ </w:t>
+      </w:r>
+      <w:r>
+        <w:rPr>
+          <w:color w:val="00B050"/>
+        </w:rPr>
+        <w:t>hyperparameter tuning</w:t>
+      </w:r>
+      <w:r>
+        <w:rPr>
+          <w:rFonts w:hint="cs"/>
+          <w:color w:val="00B050"/>
+          <w:cs/>
+        </w:rPr>
+        <w:t xml:space="preserve"> ซึ่งจะแบ่งโครงสร้างของ</w:t>
+      </w:r>
+      <w:r>
+        <w:rPr>
+          <w:rFonts w:hint="cs"/>
+          <w:color w:val="00B050"/>
+          <w:cs/>
+        </w:rPr>
+        <w:t xml:space="preserve"> </w:t>
+      </w:r>
+      <w:r>
+        <w:rPr>
+          <w:color w:val="00B050"/>
+        </w:rPr>
+        <w:t xml:space="preserve">backbone </w:t>
+      </w:r>
+      <w:r>
+        <w:rPr>
+          <w:rFonts w:hint="cs"/>
+          <w:color w:val="00B050"/>
+          <w:cs/>
+        </w:rPr>
+        <w:t xml:space="preserve">ออกเป็น </w:t>
+      </w:r>
+      <w:r>
+        <w:rPr>
+          <w:color w:val="00B050"/>
+        </w:rPr>
+        <w:t xml:space="preserve">4 stage </w:t>
+      </w:r>
+      <w:r>
+        <w:rPr>
+          <w:rFonts w:hint="cs"/>
+          <w:color w:val="00B050"/>
+          <w:cs/>
+        </w:rPr>
+        <w:t xml:space="preserve">และทำ </w:t>
+      </w:r>
+      <w:r>
+        <w:rPr>
+          <w:color w:val="00B050"/>
+        </w:rPr>
+        <w:t>fine-tuning</w:t>
+      </w:r>
+      <w:r>
+        <w:rPr>
+          <w:rFonts w:hint="cs"/>
+          <w:color w:val="00B050"/>
+          <w:cs/>
+        </w:rPr>
+        <w:t xml:space="preserve"> ดังนี้</w:t>
+      </w:r>
+      <w:r>
+        <w:rPr>
+          <w:color w:val="00B050"/>
+        </w:rPr>
+        <w:t xml:space="preserve"> </w:t>
+      </w:r>
+    </w:p>
+    <w:tbl>
+      <w:tblPr>
+        <w:tblStyle w:val="GridTable1Light-Accent5"/>
+        <w:tblW w:w="8993" w:type="dxa"/>
+        <w:jc w:val="center"/>
+        <w:tblLayout w:type="fixed"/>
+        <w:tblLook w:val="0420" w:firstRow="1" w:lastRow="0" w:firstColumn="0" w:lastColumn="0" w:noHBand="0" w:noVBand="1"/>
+      </w:tblPr>
+      <w:tblGrid>
+        <w:gridCol w:w="2068"/>
+        <w:gridCol w:w="1759"/>
+        <w:gridCol w:w="1759"/>
+        <w:gridCol w:w="1759"/>
+        <w:gridCol w:w="1648"/>
+      </w:tblGrid>
+      <w:tr>
+        <w:trPr>
+          <w:cnfStyle w:val="100000000000" w:firstRow="1" w:lastRow="0" w:firstColumn="0" w:lastColumn="0" w:oddVBand="0" w:evenVBand="0" w:oddHBand="0" w:evenHBand="0" w:firstRowFirstColumn="0" w:firstRowLastColumn="0" w:lastRowFirstColumn="0" w:lastRowLastColumn="0"/>
+          <w:jc w:val="center"/>
+        </w:trPr>
+        <w:tc>
+          <w:tcPr>
+            <w:tcW w:w="2068" w:type="dxa"/>
+            <w:shd w:val="clear" w:color="auto" w:fill="DEEAF6" w:themeFill="accent5" w:themeFillTint="33"/>
+          </w:tcPr>
+          <w:p>
+            <w:pPr>
+              <w:jc w:val="center"/>
+              <w:rPr>
+                <w:rFonts w:cstheme="minorHAnsi"/>
+                <w:color w:val="FF0000"/>
+                <w:szCs w:val="22"/>
+              </w:rPr>
+            </w:pPr>
+            <w:r>
+              <w:rPr>
+                <w:rFonts w:cstheme="minorHAnsi"/>
+                <w:color w:val="FF0000"/>
+                <w:szCs w:val="22"/>
+              </w:rPr>
+              <w:t>Backbone</w:t>
+            </w:r>
+          </w:p>
+        </w:tc>
+        <w:tc>
+          <w:tcPr>
+            <w:tcW w:w="1759" w:type="dxa"/>
+            <w:shd w:val="clear" w:color="auto" w:fill="DEEAF6" w:themeFill="accent5" w:themeFillTint="33"/>
+          </w:tcPr>
+          <w:p>
+            <w:pPr>
+              <w:jc w:val="center"/>
+              <w:rPr>
+                <w:rFonts w:hint="cs"/>
+                <w:color w:val="FF0000"/>
+                <w:szCs w:val="22"/>
+              </w:rPr>
+            </w:pPr>
+            <w:r>
+              <w:rPr>
+                <w:rFonts w:cstheme="minorHAnsi"/>
+                <w:color w:val="FF0000"/>
+                <w:szCs w:val="22"/>
+              </w:rPr>
+              <w:t xml:space="preserve">Stage 1 </w:t>
+            </w:r>
+          </w:p>
+        </w:tc>
+        <w:tc>
+          <w:tcPr>
+            <w:tcW w:w="1759" w:type="dxa"/>
+            <w:shd w:val="clear" w:color="auto" w:fill="DEEAF6" w:themeFill="accent5" w:themeFillTint="33"/>
+          </w:tcPr>
+          <w:p>
+            <w:pPr>
+              <w:jc w:val="center"/>
+              <w:rPr>
+                <w:rFonts w:cstheme="minorHAnsi"/>
+                <w:color w:val="FF0000"/>
+                <w:szCs w:val="22"/>
+              </w:rPr>
+            </w:pPr>
+            <w:r>
+              <w:rPr>
+                <w:rFonts w:cstheme="minorHAnsi"/>
+                <w:color w:val="FF0000"/>
+                <w:szCs w:val="22"/>
+              </w:rPr>
+              <w:t>Stage 2</w:t>
+            </w:r>
+          </w:p>
+        </w:tc>
+        <w:tc>
+          <w:tcPr>
+            <w:tcW w:w="1759" w:type="dxa"/>
+            <w:shd w:val="clear" w:color="auto" w:fill="DEEAF6" w:themeFill="accent5" w:themeFillTint="33"/>
+          </w:tcPr>
+          <w:p>
+            <w:pPr>
+              <w:jc w:val="center"/>
+              <w:rPr>
+                <w:rFonts w:cstheme="minorHAnsi"/>
+                <w:color w:val="FF0000"/>
+                <w:szCs w:val="22"/>
+              </w:rPr>
+            </w:pPr>
+            <w:r>
+              <w:rPr>
+                <w:rFonts w:cstheme="minorHAnsi"/>
+                <w:color w:val="FF0000"/>
+                <w:szCs w:val="22"/>
+              </w:rPr>
+              <w:t>Stage 3</w:t>
+            </w:r>
+          </w:p>
+        </w:tc>
+        <w:tc>
+          <w:tcPr>
+            <w:tcW w:w="1648" w:type="dxa"/>
+            <w:shd w:val="clear" w:color="auto" w:fill="DEEAF6" w:themeFill="accent5" w:themeFillTint="33"/>
+          </w:tcPr>
+          <w:p>
+            <w:pPr>
+              <w:jc w:val="center"/>
+              <w:rPr>
+                <w:rFonts w:cstheme="minorHAnsi"/>
+                <w:color w:val="FF0000"/>
+                <w:szCs w:val="22"/>
+              </w:rPr>
+            </w:pPr>
+            <w:r>
+              <w:rPr>
+                <w:rFonts w:cstheme="minorHAnsi"/>
+                <w:color w:val="FF0000"/>
+                <w:szCs w:val="22"/>
+              </w:rPr>
+              <w:t>Stage 4</w:t>
+            </w:r>
+          </w:p>
+        </w:tc>
+      </w:tr>
+      <w:tr>
+        <w:trPr>
+          <w:jc w:val="center"/>
+        </w:trPr>
+        <w:tc>
+          <w:tcPr>
+            <w:tcW w:w="2068" w:type="dxa"/>
+            <w:shd w:val="clear" w:color="auto" w:fill="auto"/>
+          </w:tcPr>
+          <w:p>
+            <w:pPr>
+              <w:rPr>
+                <w:rFonts w:cstheme="minorHAnsi"/>
+                <w:color w:val="FF0000"/>
+                <w:szCs w:val="22"/>
+              </w:rPr>
+            </w:pPr>
+            <w:r>
+              <w:rPr>
+                <w:rFonts w:cstheme="minorHAnsi"/>
+                <w:color w:val="FF0000"/>
+                <w:szCs w:val="22"/>
+              </w:rPr>
+              <w:t>ResNet50</w:t>
+            </w:r>
+          </w:p>
+        </w:tc>
+        <w:tc>
+          <w:tcPr>
+            <w:tcW w:w="1759" w:type="dxa"/>
+            <w:shd w:val="clear" w:color="auto" w:fill="auto"/>
+          </w:tcPr>
+          <w:p>
+            <w:pPr>
+              <w:rPr>
+                <w:rFonts w:cstheme="minorHAnsi"/>
+                <w:color w:val="FF0000"/>
+                <w:szCs w:val="22"/>
+              </w:rPr>
+            </w:pPr>
+            <w:r>
+              <w:rPr>
+                <w:rStyle w:val="CodeChar"/>
+                <w:rFonts w:asciiTheme="minorHAnsi" w:hAnsiTheme="minorHAnsi" w:cstheme="minorHAnsi"/>
+                <w:color w:val="FF0000"/>
+                <w:sz w:val="22"/>
+              </w:rPr>
+              <w:t>layer4</w:t>
+            </w:r>
+          </w:p>
+        </w:tc>
+        <w:tc>
+          <w:tcPr>
+            <w:tcW w:w="1759" w:type="dxa"/>
+            <w:shd w:val="clear" w:color="auto" w:fill="auto"/>
+          </w:tcPr>
+          <w:p>
+            <w:pPr>
+              <w:rPr>
+                <w:rFonts w:cstheme="minorHAnsi"/>
+                <w:color w:val="FF0000"/>
+                <w:szCs w:val="22"/>
+              </w:rPr>
+            </w:pPr>
+            <w:r>
+              <w:rPr>
+                <w:rStyle w:val="CodeChar"/>
+                <w:rFonts w:asciiTheme="minorHAnsi" w:hAnsiTheme="minorHAnsi" w:cstheme="minorHAnsi"/>
+                <w:color w:val="FF0000"/>
+                <w:sz w:val="22"/>
+              </w:rPr>
+              <w:t>layer3</w:t>
+            </w:r>
+          </w:p>
+        </w:tc>
+        <w:tc>
+          <w:tcPr>
+            <w:tcW w:w="1759" w:type="dxa"/>
+            <w:shd w:val="clear" w:color="auto" w:fill="auto"/>
+          </w:tcPr>
+          <w:p>
+            <w:pPr>
+              <w:rPr>
+                <w:rFonts w:cstheme="minorHAnsi"/>
+                <w:color w:val="FF0000"/>
+                <w:szCs w:val="22"/>
+              </w:rPr>
+            </w:pPr>
+            <w:r>
+              <w:rPr>
+                <w:rStyle w:val="CodeChar"/>
+                <w:rFonts w:asciiTheme="minorHAnsi" w:hAnsiTheme="minorHAnsi" w:cstheme="minorHAnsi"/>
+                <w:color w:val="FF0000"/>
+                <w:sz w:val="22"/>
+              </w:rPr>
+              <w:t>layer2</w:t>
+            </w:r>
+          </w:p>
+        </w:tc>
+        <w:tc>
+          <w:tcPr>
+            <w:tcW w:w="1648" w:type="dxa"/>
+            <w:shd w:val="clear" w:color="auto" w:fill="auto"/>
+          </w:tcPr>
+          <w:p>
+            <w:pPr>
+              <w:rPr>
+                <w:rFonts w:cstheme="minorHAnsi"/>
+                <w:color w:val="FF0000"/>
+                <w:szCs w:val="22"/>
+              </w:rPr>
+            </w:pPr>
+            <w:r>
+              <w:rPr>
+                <w:rStyle w:val="CodeChar"/>
+                <w:rFonts w:asciiTheme="minorHAnsi" w:hAnsiTheme="minorHAnsi" w:cstheme="minorHAnsi"/>
+                <w:color w:val="FF0000"/>
+                <w:sz w:val="22"/>
+              </w:rPr>
+              <w:t>layer1</w:t>
+            </w:r>
+          </w:p>
+        </w:tc>
+      </w:tr>
+      <w:tr>
+        <w:trPr>
+          <w:jc w:val="center"/>
+        </w:trPr>
+        <w:tc>
+          <w:tcPr>
+            <w:tcW w:w="2068" w:type="dxa"/>
+            <w:shd w:val="clear" w:color="auto" w:fill="auto"/>
+          </w:tcPr>
+          <w:p>
+            <w:pPr>
+              <w:rPr>
+                <w:rFonts w:cstheme="minorHAnsi"/>
+                <w:color w:val="FF0000"/>
+                <w:szCs w:val="22"/>
+              </w:rPr>
+            </w:pPr>
+            <w:r>
+              <w:rPr>
+                <w:rFonts w:cstheme="minorHAnsi"/>
+                <w:color w:val="FF0000"/>
+                <w:szCs w:val="22"/>
+              </w:rPr>
+              <w:t>VGG16</w:t>
+            </w:r>
+          </w:p>
+        </w:tc>
+        <w:tc>
+          <w:tcPr>
+            <w:tcW w:w="1759" w:type="dxa"/>
+            <w:shd w:val="clear" w:color="auto" w:fill="auto"/>
+          </w:tcPr>
+          <w:p>
+            <w:pPr>
+              <w:rPr>
+                <w:rFonts w:cstheme="minorHAnsi"/>
+                <w:color w:val="FF0000"/>
+                <w:szCs w:val="22"/>
+              </w:rPr>
+            </w:pPr>
+            <w:proofErr w:type="gramStart"/>
+            <w:r>
+              <w:rPr>
+                <w:rStyle w:val="CodeChar"/>
+                <w:rFonts w:asciiTheme="minorHAnsi" w:hAnsiTheme="minorHAnsi" w:cstheme="minorHAnsi"/>
+                <w:color w:val="FF0000"/>
+                <w:sz w:val="22"/>
+              </w:rPr>
+              <w:t>features[</w:t>
+            </w:r>
+            <w:proofErr w:type="gramEnd"/>
+            <w:r>
+              <w:rPr>
+                <w:rStyle w:val="CodeChar"/>
+                <w:rFonts w:asciiTheme="minorHAnsi" w:hAnsiTheme="minorHAnsi" w:cstheme="minorHAnsi"/>
+                <w:color w:val="FF0000"/>
+                <w:sz w:val="22"/>
+              </w:rPr>
+              <w:t>24:31]</w:t>
+            </w:r>
+            <w:r>
+              <w:rPr>
+                <w:rFonts w:cstheme="minorHAnsi"/>
+                <w:color w:val="FF0000"/>
+                <w:szCs w:val="22"/>
+              </w:rPr>
+              <w:t xml:space="preserve"> </w:t>
+            </w:r>
+          </w:p>
+        </w:tc>
+        <w:tc>
+          <w:tcPr>
+            <w:tcW w:w="1759" w:type="dxa"/>
+            <w:shd w:val="clear" w:color="auto" w:fill="auto"/>
+          </w:tcPr>
+          <w:p>
+            <w:pPr>
+              <w:rPr>
+                <w:rFonts w:cstheme="minorHAnsi"/>
+                <w:color w:val="FF0000"/>
+                <w:szCs w:val="22"/>
+              </w:rPr>
+            </w:pPr>
+            <w:proofErr w:type="gramStart"/>
+            <w:r>
+              <w:rPr>
+                <w:rStyle w:val="CodeChar"/>
+                <w:rFonts w:asciiTheme="minorHAnsi" w:hAnsiTheme="minorHAnsi" w:cstheme="minorHAnsi"/>
+                <w:color w:val="FF0000"/>
+                <w:sz w:val="22"/>
+              </w:rPr>
+              <w:t>features[</w:t>
+            </w:r>
+            <w:proofErr w:type="gramEnd"/>
+            <w:r>
+              <w:rPr>
+                <w:rStyle w:val="CodeChar"/>
+                <w:rFonts w:asciiTheme="minorHAnsi" w:hAnsiTheme="minorHAnsi" w:cstheme="minorHAnsi"/>
+                <w:color w:val="FF0000"/>
+                <w:sz w:val="22"/>
+              </w:rPr>
+              <w:t>17:24]</w:t>
+            </w:r>
+            <w:r>
+              <w:rPr>
+                <w:rFonts w:cstheme="minorHAnsi"/>
+                <w:color w:val="FF0000"/>
+                <w:szCs w:val="22"/>
+              </w:rPr>
+              <w:t xml:space="preserve"> </w:t>
+            </w:r>
+          </w:p>
+        </w:tc>
+        <w:tc>
+          <w:tcPr>
+            <w:tcW w:w="1759" w:type="dxa"/>
+            <w:shd w:val="clear" w:color="auto" w:fill="auto"/>
+          </w:tcPr>
+          <w:p>
+            <w:pPr>
+              <w:rPr>
+                <w:rFonts w:cstheme="minorHAnsi"/>
+                <w:color w:val="FF0000"/>
+                <w:szCs w:val="22"/>
+              </w:rPr>
+            </w:pPr>
+            <w:proofErr w:type="gramStart"/>
+            <w:r>
+              <w:rPr>
+                <w:rStyle w:val="CodeChar"/>
+                <w:rFonts w:asciiTheme="minorHAnsi" w:hAnsiTheme="minorHAnsi" w:cstheme="minorHAnsi"/>
+                <w:color w:val="FF0000"/>
+                <w:sz w:val="22"/>
+              </w:rPr>
+              <w:t>features[</w:t>
+            </w:r>
+            <w:proofErr w:type="gramEnd"/>
+            <w:r>
+              <w:rPr>
+                <w:rStyle w:val="CodeChar"/>
+                <w:rFonts w:asciiTheme="minorHAnsi" w:hAnsiTheme="minorHAnsi" w:cstheme="minorHAnsi"/>
+                <w:color w:val="FF0000"/>
+                <w:sz w:val="22"/>
+              </w:rPr>
+              <w:t>10:17]</w:t>
+            </w:r>
+            <w:r>
+              <w:rPr>
+                <w:rFonts w:cstheme="minorHAnsi"/>
+                <w:color w:val="FF0000"/>
+                <w:szCs w:val="22"/>
+              </w:rPr>
+              <w:t xml:space="preserve"> </w:t>
+            </w:r>
+          </w:p>
+        </w:tc>
+        <w:tc>
+          <w:tcPr>
+            <w:tcW w:w="1648" w:type="dxa"/>
+            <w:shd w:val="clear" w:color="auto" w:fill="auto"/>
+          </w:tcPr>
+          <w:p>
+            <w:pPr>
+              <w:rPr>
+                <w:rFonts w:cstheme="minorHAnsi"/>
+                <w:color w:val="FF0000"/>
+                <w:szCs w:val="22"/>
+              </w:rPr>
+            </w:pPr>
+            <w:proofErr w:type="gramStart"/>
+            <w:r>
+              <w:rPr>
+                <w:rStyle w:val="CodeChar"/>
+                <w:rFonts w:asciiTheme="minorHAnsi" w:hAnsiTheme="minorHAnsi" w:cstheme="minorHAnsi"/>
+                <w:color w:val="FF0000"/>
+                <w:sz w:val="22"/>
+              </w:rPr>
+              <w:t>features[</w:t>
+            </w:r>
+            <w:proofErr w:type="gramEnd"/>
+            <w:r>
+              <w:rPr>
+                <w:rStyle w:val="CodeChar"/>
+                <w:rFonts w:asciiTheme="minorHAnsi" w:hAnsiTheme="minorHAnsi" w:cstheme="minorHAnsi"/>
+                <w:color w:val="FF0000"/>
+                <w:sz w:val="22"/>
+              </w:rPr>
+              <w:t>5:10]</w:t>
+            </w:r>
+            <w:r>
+              <w:rPr>
+                <w:rFonts w:cstheme="minorHAnsi"/>
+                <w:color w:val="FF0000"/>
+                <w:szCs w:val="22"/>
+              </w:rPr>
+              <w:t xml:space="preserve"> </w:t>
+            </w:r>
+          </w:p>
+        </w:tc>
+      </w:tr>
+      <w:tr>
+        <w:trPr>
+          <w:jc w:val="center"/>
+        </w:trPr>
+        <w:tc>
+          <w:tcPr>
+            <w:tcW w:w="2068" w:type="dxa"/>
+            <w:shd w:val="clear" w:color="auto" w:fill="auto"/>
+          </w:tcPr>
+          <w:p>
+            <w:pPr>
+              <w:rPr>
+                <w:rFonts w:cstheme="minorHAnsi"/>
+                <w:color w:val="FF0000"/>
+                <w:szCs w:val="22"/>
+              </w:rPr>
+            </w:pPr>
+            <w:r>
+              <w:rPr>
+                <w:rFonts w:cstheme="minorHAnsi"/>
+                <w:color w:val="FF0000"/>
+                <w:szCs w:val="22"/>
+              </w:rPr>
+              <w:t>EfficientNet-B0</w:t>
+            </w:r>
+          </w:p>
+        </w:tc>
+        <w:tc>
+          <w:tcPr>
+            <w:tcW w:w="1759" w:type="dxa"/>
+            <w:shd w:val="clear" w:color="auto" w:fill="auto"/>
+          </w:tcPr>
+          <w:p>
+            <w:pPr>
+              <w:rPr>
+                <w:rFonts w:cstheme="minorHAnsi"/>
+                <w:color w:val="FF0000"/>
+                <w:szCs w:val="22"/>
+              </w:rPr>
+            </w:pPr>
+            <w:proofErr w:type="gramStart"/>
+            <w:r>
+              <w:rPr>
+                <w:rStyle w:val="CodeChar"/>
+                <w:rFonts w:asciiTheme="minorHAnsi" w:hAnsiTheme="minorHAnsi" w:cstheme="minorHAnsi"/>
+                <w:color w:val="FF0000"/>
+                <w:sz w:val="22"/>
+              </w:rPr>
+              <w:t>features[</w:t>
+            </w:r>
+            <w:proofErr w:type="gramEnd"/>
+            <w:r>
+              <w:rPr>
+                <w:rStyle w:val="CodeChar"/>
+                <w:rFonts w:asciiTheme="minorHAnsi" w:hAnsiTheme="minorHAnsi" w:cstheme="minorHAnsi"/>
+                <w:color w:val="FF0000"/>
+                <w:sz w:val="22"/>
+              </w:rPr>
+              <w:t>6:9]</w:t>
+            </w:r>
+          </w:p>
+        </w:tc>
+        <w:tc>
+          <w:tcPr>
+            <w:tcW w:w="1759" w:type="dxa"/>
+            <w:shd w:val="clear" w:color="auto" w:fill="auto"/>
+          </w:tcPr>
+          <w:p>
+            <w:pPr>
+              <w:rPr>
+                <w:rFonts w:cstheme="minorHAnsi"/>
+                <w:color w:val="FF0000"/>
+                <w:szCs w:val="22"/>
+              </w:rPr>
+            </w:pPr>
+            <w:proofErr w:type="gramStart"/>
+            <w:r>
+              <w:rPr>
+                <w:rStyle w:val="CodeChar"/>
+                <w:rFonts w:asciiTheme="minorHAnsi" w:hAnsiTheme="minorHAnsi" w:cstheme="minorHAnsi"/>
+                <w:color w:val="FF0000"/>
+                <w:sz w:val="22"/>
+              </w:rPr>
+              <w:t>features[</w:t>
+            </w:r>
+            <w:proofErr w:type="gramEnd"/>
+            <w:r>
+              <w:rPr>
+                <w:rStyle w:val="CodeChar"/>
+                <w:rFonts w:asciiTheme="minorHAnsi" w:hAnsiTheme="minorHAnsi" w:cstheme="minorHAnsi"/>
+                <w:color w:val="FF0000"/>
+                <w:sz w:val="22"/>
+              </w:rPr>
+              <w:t>4:6]</w:t>
+            </w:r>
+          </w:p>
+        </w:tc>
+        <w:tc>
+          <w:tcPr>
+            <w:tcW w:w="1759" w:type="dxa"/>
+            <w:shd w:val="clear" w:color="auto" w:fill="auto"/>
+          </w:tcPr>
+          <w:p>
+            <w:pPr>
+              <w:rPr>
+                <w:rFonts w:cstheme="minorHAnsi"/>
+                <w:color w:val="FF0000"/>
+                <w:szCs w:val="22"/>
+              </w:rPr>
+            </w:pPr>
+            <w:proofErr w:type="gramStart"/>
+            <w:r>
+              <w:rPr>
+                <w:rStyle w:val="CodeChar"/>
+                <w:rFonts w:asciiTheme="minorHAnsi" w:hAnsiTheme="minorHAnsi" w:cstheme="minorHAnsi"/>
+                <w:color w:val="FF0000"/>
+                <w:sz w:val="22"/>
+              </w:rPr>
+              <w:t>features[</w:t>
+            </w:r>
+            <w:proofErr w:type="gramEnd"/>
+            <w:r>
+              <w:rPr>
+                <w:rStyle w:val="CodeChar"/>
+                <w:rFonts w:asciiTheme="minorHAnsi" w:hAnsiTheme="minorHAnsi" w:cstheme="minorHAnsi"/>
+                <w:color w:val="FF0000"/>
+                <w:sz w:val="22"/>
+              </w:rPr>
+              <w:t>3]</w:t>
+            </w:r>
+          </w:p>
+        </w:tc>
+        <w:tc>
+          <w:tcPr>
+            <w:tcW w:w="1648" w:type="dxa"/>
+            <w:shd w:val="clear" w:color="auto" w:fill="auto"/>
+          </w:tcPr>
+          <w:p>
+            <w:pPr>
+              <w:rPr>
+                <w:rFonts w:cstheme="minorHAnsi"/>
+                <w:color w:val="FF0000"/>
+                <w:szCs w:val="22"/>
+              </w:rPr>
+            </w:pPr>
+            <w:proofErr w:type="gramStart"/>
+            <w:r>
+              <w:rPr>
+                <w:rStyle w:val="CodeChar"/>
+                <w:rFonts w:asciiTheme="minorHAnsi" w:hAnsiTheme="minorHAnsi" w:cstheme="minorHAnsi"/>
+                <w:color w:val="FF0000"/>
+                <w:sz w:val="22"/>
+              </w:rPr>
+              <w:t>features[</w:t>
+            </w:r>
+            <w:proofErr w:type="gramEnd"/>
+            <w:r>
+              <w:rPr>
+                <w:rStyle w:val="CodeChar"/>
+                <w:rFonts w:asciiTheme="minorHAnsi" w:hAnsiTheme="minorHAnsi" w:cstheme="minorHAnsi"/>
+                <w:color w:val="FF0000"/>
+                <w:sz w:val="22"/>
+              </w:rPr>
+              <w:t>0:3]</w:t>
+            </w:r>
+          </w:p>
+        </w:tc>
+      </w:tr>
+      <w:tr>
+        <w:trPr>
+          <w:jc w:val="center"/>
+        </w:trPr>
+        <w:tc>
+          <w:tcPr>
+            <w:tcW w:w="2068" w:type="dxa"/>
+            <w:shd w:val="clear" w:color="auto" w:fill="auto"/>
+          </w:tcPr>
+          <w:p>
+            <w:pPr>
+              <w:rPr>
+                <w:rFonts w:cstheme="minorHAnsi"/>
+                <w:color w:val="FF0000"/>
+                <w:szCs w:val="22"/>
+              </w:rPr>
+            </w:pPr>
+            <w:r>
+              <w:rPr>
+                <w:rFonts w:cstheme="minorHAnsi"/>
+                <w:color w:val="FF0000"/>
+                <w:szCs w:val="22"/>
+              </w:rPr>
+              <w:t>MobileNetV3-Small</w:t>
+            </w:r>
+          </w:p>
+        </w:tc>
+        <w:tc>
+          <w:tcPr>
+            <w:tcW w:w="1759" w:type="dxa"/>
+            <w:shd w:val="clear" w:color="auto" w:fill="auto"/>
+          </w:tcPr>
+          <w:p>
+            <w:pPr>
+              <w:rPr>
+                <w:rFonts w:cstheme="minorHAnsi"/>
+                <w:color w:val="FF0000"/>
+                <w:szCs w:val="22"/>
+              </w:rPr>
+            </w:pPr>
+            <w:proofErr w:type="gramStart"/>
+            <w:r>
+              <w:rPr>
+                <w:rStyle w:val="CodeChar"/>
+                <w:rFonts w:asciiTheme="minorHAnsi" w:hAnsiTheme="minorHAnsi" w:cstheme="minorHAnsi"/>
+                <w:color w:val="FF0000"/>
+                <w:sz w:val="22"/>
+              </w:rPr>
+              <w:t>features[</w:t>
+            </w:r>
+            <w:proofErr w:type="gramEnd"/>
+            <w:r>
+              <w:rPr>
+                <w:rStyle w:val="CodeChar"/>
+                <w:rFonts w:asciiTheme="minorHAnsi" w:hAnsiTheme="minorHAnsi" w:cstheme="minorHAnsi"/>
+                <w:color w:val="FF0000"/>
+                <w:sz w:val="22"/>
+              </w:rPr>
+              <w:t>9:13]</w:t>
+            </w:r>
+          </w:p>
+        </w:tc>
+        <w:tc>
+          <w:tcPr>
+            <w:tcW w:w="1759" w:type="dxa"/>
+            <w:shd w:val="clear" w:color="auto" w:fill="auto"/>
+          </w:tcPr>
+          <w:p>
+            <w:pPr>
+              <w:rPr>
+                <w:rFonts w:cstheme="minorHAnsi"/>
+                <w:color w:val="FF0000"/>
+                <w:szCs w:val="22"/>
+              </w:rPr>
+            </w:pPr>
+            <w:proofErr w:type="gramStart"/>
+            <w:r>
+              <w:rPr>
+                <w:rStyle w:val="CodeChar"/>
+                <w:rFonts w:asciiTheme="minorHAnsi" w:hAnsiTheme="minorHAnsi" w:cstheme="minorHAnsi"/>
+                <w:color w:val="FF0000"/>
+                <w:sz w:val="22"/>
+              </w:rPr>
+              <w:t>features[</w:t>
+            </w:r>
+            <w:proofErr w:type="gramEnd"/>
+            <w:r>
+              <w:rPr>
+                <w:rStyle w:val="CodeChar"/>
+                <w:rFonts w:asciiTheme="minorHAnsi" w:hAnsiTheme="minorHAnsi" w:cstheme="minorHAnsi"/>
+                <w:color w:val="FF0000"/>
+                <w:sz w:val="22"/>
+              </w:rPr>
+              <w:t>4:9]</w:t>
+            </w:r>
+          </w:p>
+        </w:tc>
+        <w:tc>
+          <w:tcPr>
+            <w:tcW w:w="1759" w:type="dxa"/>
+            <w:shd w:val="clear" w:color="auto" w:fill="auto"/>
+          </w:tcPr>
+          <w:p>
+            <w:pPr>
+              <w:rPr>
+                <w:rFonts w:cstheme="minorHAnsi"/>
+                <w:color w:val="FF0000"/>
+                <w:szCs w:val="22"/>
+              </w:rPr>
+            </w:pPr>
+            <w:proofErr w:type="gramStart"/>
+            <w:r>
+              <w:rPr>
+                <w:rStyle w:val="CodeChar"/>
+                <w:rFonts w:asciiTheme="minorHAnsi" w:hAnsiTheme="minorHAnsi" w:cstheme="minorHAnsi"/>
+                <w:color w:val="FF0000"/>
+                <w:sz w:val="22"/>
+              </w:rPr>
+              <w:t>features[</w:t>
+            </w:r>
+            <w:proofErr w:type="gramEnd"/>
+            <w:r>
+              <w:rPr>
+                <w:rStyle w:val="CodeChar"/>
+                <w:rFonts w:asciiTheme="minorHAnsi" w:hAnsiTheme="minorHAnsi" w:cstheme="minorHAnsi"/>
+                <w:color w:val="FF0000"/>
+                <w:sz w:val="22"/>
+              </w:rPr>
+              <w:t>2:4]</w:t>
+            </w:r>
+          </w:p>
+        </w:tc>
+        <w:tc>
+          <w:tcPr>
+            <w:tcW w:w="1648" w:type="dxa"/>
+            <w:shd w:val="clear" w:color="auto" w:fill="auto"/>
+          </w:tcPr>
+          <w:p>
+            <w:pPr>
+              <w:rPr>
+                <w:rFonts w:cstheme="minorHAnsi"/>
+                <w:color w:val="FF0000"/>
+                <w:szCs w:val="22"/>
+              </w:rPr>
+            </w:pPr>
+            <w:proofErr w:type="gramStart"/>
+            <w:r>
+              <w:rPr>
+                <w:rStyle w:val="CodeChar"/>
+                <w:rFonts w:asciiTheme="minorHAnsi" w:hAnsiTheme="minorHAnsi" w:cstheme="minorHAnsi"/>
+                <w:color w:val="FF0000"/>
+                <w:sz w:val="22"/>
+              </w:rPr>
+              <w:t>features[</w:t>
+            </w:r>
+            <w:proofErr w:type="gramEnd"/>
+            <w:r>
+              <w:rPr>
+                <w:rStyle w:val="CodeChar"/>
+                <w:rFonts w:asciiTheme="minorHAnsi" w:hAnsiTheme="minorHAnsi" w:cstheme="minorHAnsi"/>
+                <w:color w:val="FF0000"/>
+                <w:sz w:val="22"/>
+              </w:rPr>
+              <w:t>0:2]</w:t>
+            </w:r>
+          </w:p>
+        </w:tc>
+      </w:tr>
+    </w:tbl>
+    <w:p>
+      <w:pPr>
+        <w:rPr>
+          <w:rFonts w:hint="cs"/>
+        </w:rPr>
+      </w:pPr>
     </w:p>
     <w:p>
       <w:pPr>
@@ -7516,10 +9336,14 @@
           <w:ilvl w:val="0"/>
           <w:numId w:val="5"/>
         </w:numPr>
+        <w:rPr>
+          <w:color w:val="00B050"/>
+        </w:rPr>
       </w:pPr>
       <w:r>
         <w:rPr>
           <w:rFonts w:hint="cs"/>
+          <w:color w:val="00B050"/>
           <w:cs/>
         </w:rPr>
         <w:t>เทคนิค</w:t>
@@ -7527,91 +9351,129 @@
       <w:r>
         <w:rPr>
           <w:rFonts w:hint="cs"/>
+          <w:color w:val="00B050"/>
           <w:cs/>
         </w:rPr>
         <w:t xml:space="preserve">การทำ </w:t>
       </w:r>
       <w:r>
+        <w:rPr>
+          <w:color w:val="00B050"/>
+        </w:rPr>
         <w:t xml:space="preserve">hyperparameter tuning: </w:t>
       </w:r>
       <w:r>
         <w:rPr>
           <w:rFonts w:cs="Cordia New"/>
+          <w:color w:val="00B050"/>
           <w:cs/>
         </w:rPr>
         <w:t xml:space="preserve">ใช้ </w:t>
       </w:r>
       <w:proofErr w:type="spellStart"/>
       <w:r>
+        <w:rPr>
+          <w:color w:val="00B050"/>
+        </w:rPr>
         <w:t>Optuna</w:t>
       </w:r>
       <w:proofErr w:type="spellEnd"/>
       <w:r>
+        <w:rPr>
+          <w:color w:val="00B050"/>
+        </w:rPr>
         <w:t xml:space="preserve"> (Bayesian optimization </w:t>
       </w:r>
       <w:r>
         <w:rPr>
           <w:rFonts w:cs="Cordia New"/>
+          <w:color w:val="00B050"/>
           <w:cs/>
         </w:rPr>
         <w:t xml:space="preserve">แบบ </w:t>
       </w:r>
       <w:r>
+        <w:rPr>
+          <w:color w:val="00B050"/>
+        </w:rPr>
         <w:t xml:space="preserve">TPE </w:t>
       </w:r>
       <w:r>
         <w:rPr>
           <w:rFonts w:cs="Cordia New"/>
+          <w:color w:val="00B050"/>
           <w:cs/>
         </w:rPr>
         <w:t xml:space="preserve">ซึ่งเป็น </w:t>
       </w:r>
       <w:r>
+        <w:rPr>
+          <w:color w:val="00B050"/>
+        </w:rPr>
         <w:t xml:space="preserve">sampler </w:t>
       </w:r>
       <w:r>
         <w:rPr>
           <w:rFonts w:cs="Cordia New"/>
+          <w:color w:val="00B050"/>
           <w:cs/>
         </w:rPr>
         <w:t xml:space="preserve">เริ่มต้นของ </w:t>
       </w:r>
       <w:proofErr w:type="spellStart"/>
       <w:r>
+        <w:rPr>
+          <w:color w:val="00B050"/>
+        </w:rPr>
         <w:t>Optuna</w:t>
       </w:r>
       <w:proofErr w:type="spellEnd"/>
       <w:r>
+        <w:rPr>
+          <w:color w:val="00B050"/>
+        </w:rPr>
         <w:t xml:space="preserve">) </w:t>
       </w:r>
       <w:r>
         <w:rPr>
           <w:rFonts w:cs="Cordia New"/>
+          <w:color w:val="00B050"/>
           <w:cs/>
         </w:rPr>
         <w:t xml:space="preserve">ร่วมกับ </w:t>
       </w:r>
       <w:proofErr w:type="spellStart"/>
       <w:r>
+        <w:rPr>
+          <w:color w:val="00B050"/>
+        </w:rPr>
         <w:t>MedianPruner</w:t>
       </w:r>
       <w:proofErr w:type="spellEnd"/>
       <w:r>
+        <w:rPr>
+          <w:color w:val="00B050"/>
+        </w:rPr>
         <w:t xml:space="preserve"> </w:t>
       </w:r>
       <w:r>
         <w:rPr>
           <w:rFonts w:cs="Cordia New"/>
+          <w:color w:val="00B050"/>
           <w:cs/>
         </w:rPr>
         <w:t xml:space="preserve">ที่หยุด </w:t>
       </w:r>
       <w:r>
+        <w:rPr>
+          <w:color w:val="00B050"/>
+        </w:rPr>
         <w:t xml:space="preserve">trial </w:t>
       </w:r>
       <w:r>
         <w:rPr>
           <w:rFonts w:cs="Cordia New"/>
+          <w:color w:val="00B050"/>
           <w:cs/>
         </w:rPr>
         <w:t>ที่ผลแย่กว่าค่ามัธยฐานตั้งแต่ระหว่างเทรน</w:t>
@@ -7619,12 +9481,14 @@
       <w:r>
         <w:rPr>
           <w:rFonts w:cs="Cordia New"/>
+          <w:color w:val="00B050"/>
         </w:rPr>
         <w:t xml:space="preserve"> </w:t>
       </w:r>
       <w:r>
         <w:rPr>
           <w:rFonts w:cs="Cordia New" w:hint="cs"/>
+          <w:color w:val="00B050"/>
           <w:cs/>
         </w:rPr>
         <w:t>เพื่อค้นหา</w:t>
@@ -7632,58 +9496,59 @@
       <w:r>
         <w:rPr>
           <w:rFonts w:cs="Cordia New"/>
-        </w:rPr>
-        <w:t xml:space="preserve"> </w:t>
+          <w:color w:val="00B050"/>
+        </w:rPr>
+        <w:t xml:space="preserve"> hyperparameter </w:t>
+      </w:r>
+      <w:r>
+        <w:rPr>
+          <w:rFonts w:cs="Cordia New" w:hint="cs"/>
+          <w:color w:val="00B050"/>
+          <w:cs/>
+        </w:rPr>
+        <w:t>ที่เหมาะสมที่สุดสำหรับแต่ละ</w:t>
       </w:r>
       <w:r>
         <w:rPr>
           <w:rFonts w:cs="Cordia New"/>
-        </w:rPr>
-        <w:lastRenderedPageBreak/>
+          <w:color w:val="00B050"/>
+        </w:rPr>
+        <w:t xml:space="preserve"> architecture</w:t>
+      </w:r>
+      <w:r>
+        <w:rPr>
+          <w:rFonts w:cs="Cordia New" w:hint="cs"/>
+          <w:color w:val="00B050"/>
+          <w:cs/>
+        </w:rPr>
+        <w:t xml:space="preserve"> โดยกำหนด </w:t>
+      </w:r>
+      <w:r>
+        <w:rPr>
+          <w:rFonts w:cs="Cordia New"/>
+          <w:color w:val="00B050"/>
+        </w:rPr>
+        <w:t>search space</w:t>
+      </w:r>
+      <w:r>
+        <w:rPr>
+          <w:rFonts w:cs="Cordia New" w:hint="cs"/>
+          <w:color w:val="00B050"/>
+          <w:cs/>
+        </w:rPr>
+        <w:t xml:space="preserve"> ของ </w:t>
+      </w:r>
+      <w:r>
+        <w:rPr>
+          <w:rFonts w:cs="Cordia New"/>
+          <w:color w:val="00B050"/>
+        </w:rPr>
         <w:t xml:space="preserve">hyperparameter </w:t>
       </w:r>
       <w:r>
         <w:rPr>
           <w:rFonts w:cs="Cordia New" w:hint="cs"/>
-          <w:cs/>
-        </w:rPr>
-        <w:t>ที่เหมาะสมที่สุดสำหรับแต่ละ</w:t>
-      </w:r>
-      <w:r>
-        <w:rPr>
-          <w:rFonts w:cs="Cordia New"/>
-        </w:rPr>
-        <w:t xml:space="preserve"> architecture</w:t>
-      </w:r>
-      <w:r>
-        <w:rPr>
-          <w:rFonts w:cs="Cordia New" w:hint="cs"/>
-          <w:cs/>
-        </w:rPr>
-        <w:t xml:space="preserve"> โดยกำหนด </w:t>
-      </w:r>
-      <w:r>
-        <w:rPr>
-          <w:rFonts w:cs="Cordia New"/>
-        </w:rPr>
-        <w:t>search space</w:t>
-      </w:r>
-      <w:r>
-        <w:rPr>
-          <w:rFonts w:cs="Cordia New" w:hint="cs"/>
-          <w:cs/>
-        </w:rPr>
-        <w:t xml:space="preserve"> ของ </w:t>
-      </w:r>
-      <w:r>
-        <w:rPr>
-          <w:rFonts w:cs="Cordia New"/>
-        </w:rPr>
-        <w:t xml:space="preserve">hyperparameter </w:t>
-      </w:r>
-      <w:r>
-        <w:rPr>
-          <w:rFonts w:cs="Cordia New" w:hint="cs"/>
+          <w:color w:val="00B050"/>
           <w:cs/>
         </w:rPr>
         <w:t xml:space="preserve">ที่ต้องการทดลองไว้ดังนี้ </w:t>
@@ -7692,13 +9557,13 @@
     <w:tbl>
       <w:tblPr>
         <w:tblStyle w:val="GridTable1Light-Accent1"/>
-        <w:tblW w:w="8217" w:type="dxa"/>
+        <w:tblW w:w="8931" w:type="dxa"/>
         <w:jc w:val="center"/>
         <w:tblLayout w:type="fixed"/>
         <w:tblLook w:val="0420" w:firstRow="1" w:lastRow="0" w:firstColumn="0" w:lastColumn="0" w:noHBand="0" w:noVBand="1"/>
       </w:tblPr>
       <w:tblGrid>
-        <w:gridCol w:w="3823"/>
+        <w:gridCol w:w="4537"/>
         <w:gridCol w:w="4394"/>
       </w:tblGrid>
       <w:tr>
@@ -7709,19 +9574,19 @@
         </w:trPr>
         <w:tc>
           <w:tcPr>
-            <w:tcW w:w="3823" w:type="dxa"/>
+            <w:tcW w:w="4537" w:type="dxa"/>
             <w:shd w:val="clear" w:color="auto" w:fill="DEEAF6" w:themeFill="accent5" w:themeFillTint="33"/>
           </w:tcPr>
           <w:p>
             <w:pPr>
               <w:jc w:val="center"/>
               <w:rPr>
-                <w:color w:val="000000" w:themeColor="text1"/>
-              </w:rPr>
-            </w:pPr>
-            <w:r>
-              <w:rPr>
-                <w:color w:val="000000" w:themeColor="text1"/>
+                <w:color w:val="FF0000"/>
+              </w:rPr>
+            </w:pPr>
+            <w:r>
+              <w:rPr>
+                <w:color w:val="FF0000"/>
               </w:rPr>
               <w:t>Hyperparameter</w:t>
             </w:r>
@@ -7736,14 +9601,14 @@
             <w:pPr>
               <w:jc w:val="center"/>
               <w:rPr>
+                <w:rFonts w:cs="Browallia New"/>
+                <w:color w:val="FF0000"/>
+              </w:rPr>
+            </w:pPr>
+            <w:r>
+              <w:rPr>
                 <w:rFonts w:cs="Browallia New" w:hint="cs"/>
-                <w:color w:val="000000" w:themeColor="text1"/>
-              </w:rPr>
-            </w:pPr>
-            <w:r>
-              <w:rPr>
-                <w:rFonts w:cs="Browallia New" w:hint="cs"/>
-                <w:color w:val="000000" w:themeColor="text1"/>
+                <w:color w:val="FF0000"/>
                 <w:cs/>
               </w:rPr>
               <w:t>ค่าที่ทดลอง</w:t>
@@ -7757,17 +9622,17 @@
         </w:trPr>
         <w:tc>
           <w:tcPr>
-            <w:tcW w:w="3823" w:type="dxa"/>
-          </w:tcPr>
-          <w:p>
-            <w:pPr>
-              <w:rPr>
-                <w:color w:val="000000" w:themeColor="text1"/>
-              </w:rPr>
-            </w:pPr>
-            <w:r>
-              <w:rPr>
-                <w:color w:val="000000" w:themeColor="text1"/>
+            <w:tcW w:w="4537" w:type="dxa"/>
+          </w:tcPr>
+          <w:p>
+            <w:pPr>
+              <w:rPr>
+                <w:color w:val="FF0000"/>
+              </w:rPr>
+            </w:pPr>
+            <w:r>
+              <w:rPr>
+                <w:color w:val="FF0000"/>
               </w:rPr>
               <w:t>Learning rate</w:t>
             </w:r>
@@ -7780,12 +9645,12 @@
           <w:p>
             <w:pPr>
               <w:rPr>
-                <w:color w:val="000000" w:themeColor="text1"/>
-              </w:rPr>
-            </w:pPr>
-            <w:r>
-              <w:rPr>
-                <w:color w:val="000000" w:themeColor="text1"/>
+                <w:color w:val="FF0000"/>
+              </w:rPr>
+            </w:pPr>
+            <w:r>
+              <w:rPr>
+                <w:color w:val="FF0000"/>
               </w:rPr>
               <w:t xml:space="preserve">1e-5 </w:t>
             </w:r>
@@ -7793,16 +9658,42 @@
             <w:r>
               <w:rPr>
                 <w:rFonts w:ascii="Browallia New" w:hAnsi="Browallia New" w:cs="Browallia New"/>
-                <w:color w:val="000000" w:themeColor="text1"/>
+                <w:color w:val="FF0000"/>
               </w:rPr>
               <w:t>ถึง</w:t>
             </w:r>
             <w:proofErr w:type="spellEnd"/>
             <w:r>
               <w:rPr>
-                <w:color w:val="000000" w:themeColor="text1"/>
-              </w:rPr>
-              <w:t xml:space="preserve"> 1e-2, log scale</w:t>
+                <w:color w:val="FF0000"/>
+              </w:rPr>
+              <w:t xml:space="preserve"> 1e-2</w:t>
+            </w:r>
+            <w:r>
+              <w:rPr>
+                <w:rFonts w:hint="cs"/>
+                <w:color w:val="FF0000"/>
+                <w:cs/>
+              </w:rPr>
+              <w:t xml:space="preserve"> </w:t>
+            </w:r>
+            <w:r>
+              <w:rPr>
+                <w:color w:val="FF0000"/>
+              </w:rPr>
+              <w:t>(</w:t>
+            </w:r>
+            <w:r>
+              <w:rPr>
+                <w:color w:val="FF0000"/>
+              </w:rPr>
+              <w:t>log scale</w:t>
+            </w:r>
+            <w:r>
+              <w:rPr>
+                <w:color w:val="FF0000"/>
+              </w:rPr>
+              <w:t>)</w:t>
             </w:r>
           </w:p>
         </w:tc>
@@ -7813,17 +9704,17 @@
         </w:trPr>
         <w:tc>
           <w:tcPr>
-            <w:tcW w:w="3823" w:type="dxa"/>
-          </w:tcPr>
-          <w:p>
-            <w:pPr>
-              <w:rPr>
-                <w:color w:val="000000" w:themeColor="text1"/>
-              </w:rPr>
-            </w:pPr>
-            <w:r>
-              <w:rPr>
-                <w:color w:val="000000" w:themeColor="text1"/>
+            <w:tcW w:w="4537" w:type="dxa"/>
+          </w:tcPr>
+          <w:p>
+            <w:pPr>
+              <w:rPr>
+                <w:color w:val="FF0000"/>
+              </w:rPr>
+            </w:pPr>
+            <w:r>
+              <w:rPr>
+                <w:color w:val="FF0000"/>
               </w:rPr>
               <w:t>Weight decay</w:t>
             </w:r>
@@ -7836,12 +9727,12 @@
           <w:p>
             <w:pPr>
               <w:rPr>
-                <w:color w:val="000000" w:themeColor="text1"/>
-              </w:rPr>
-            </w:pPr>
-            <w:r>
-              <w:rPr>
-                <w:color w:val="000000" w:themeColor="text1"/>
+                <w:color w:val="FF0000"/>
+              </w:rPr>
+            </w:pPr>
+            <w:r>
+              <w:rPr>
+                <w:color w:val="FF0000"/>
               </w:rPr>
               <w:t xml:space="preserve">1e-6 </w:t>
             </w:r>
@@ -7849,16 +9740,34 @@
             <w:r>
               <w:rPr>
                 <w:rFonts w:ascii="Browallia New" w:hAnsi="Browallia New" w:cs="Browallia New"/>
-                <w:color w:val="000000" w:themeColor="text1"/>
+                <w:color w:val="FF0000"/>
               </w:rPr>
               <w:t>ถึง</w:t>
             </w:r>
             <w:proofErr w:type="spellEnd"/>
             <w:r>
               <w:rPr>
-                <w:color w:val="000000" w:themeColor="text1"/>
-              </w:rPr>
-              <w:t xml:space="preserve"> 1e-2, log scale</w:t>
+                <w:color w:val="FF0000"/>
+              </w:rPr>
+              <w:t xml:space="preserve"> 1e-2 </w:t>
+            </w:r>
+            <w:r>
+              <w:rPr>
+                <w:color w:val="FF0000"/>
+              </w:rPr>
+              <w:t>(</w:t>
+            </w:r>
+            <w:r>
+              <w:rPr>
+                <w:color w:val="FF0000"/>
+              </w:rPr>
+              <w:t>log scale</w:t>
+            </w:r>
+            <w:r>
+              <w:rPr>
+                <w:color w:val="FF0000"/>
+              </w:rPr>
+              <w:t>)</w:t>
             </w:r>
           </w:p>
         </w:tc>
@@ -7869,17 +9778,17 @@
         </w:trPr>
         <w:tc>
           <w:tcPr>
-            <w:tcW w:w="3823" w:type="dxa"/>
-          </w:tcPr>
-          <w:p>
-            <w:pPr>
-              <w:rPr>
-                <w:color w:val="000000" w:themeColor="text1"/>
-              </w:rPr>
-            </w:pPr>
-            <w:r>
-              <w:rPr>
-                <w:color w:val="000000" w:themeColor="text1"/>
+            <w:tcW w:w="4537" w:type="dxa"/>
+          </w:tcPr>
+          <w:p>
+            <w:pPr>
+              <w:rPr>
+                <w:color w:val="FF0000"/>
+              </w:rPr>
+            </w:pPr>
+            <w:r>
+              <w:rPr>
+                <w:color w:val="FF0000"/>
               </w:rPr>
               <w:t>Head dropout</w:t>
             </w:r>
@@ -7892,12 +9801,12 @@
           <w:p>
             <w:pPr>
               <w:rPr>
-                <w:color w:val="000000" w:themeColor="text1"/>
-              </w:rPr>
-            </w:pPr>
-            <w:r>
-              <w:rPr>
-                <w:color w:val="000000" w:themeColor="text1"/>
+                <w:color w:val="FF0000"/>
+              </w:rPr>
+            </w:pPr>
+            <w:r>
+              <w:rPr>
+                <w:color w:val="FF0000"/>
               </w:rPr>
               <w:t xml:space="preserve">0.1 </w:t>
             </w:r>
@@ -7905,14 +9814,14 @@
             <w:r>
               <w:rPr>
                 <w:rFonts w:ascii="Browallia New" w:hAnsi="Browallia New" w:cs="Browallia New"/>
-                <w:color w:val="000000" w:themeColor="text1"/>
+                <w:color w:val="FF0000"/>
               </w:rPr>
               <w:t>ถึง</w:t>
             </w:r>
             <w:proofErr w:type="spellEnd"/>
             <w:r>
               <w:rPr>
-                <w:color w:val="000000" w:themeColor="text1"/>
+                <w:color w:val="FF0000"/>
               </w:rPr>
               <w:t xml:space="preserve"> 0.5</w:t>
             </w:r>
@@ -7925,43 +9834,43 @@
         </w:trPr>
         <w:tc>
           <w:tcPr>
-            <w:tcW w:w="3823" w:type="dxa"/>
-          </w:tcPr>
-          <w:p>
-            <w:pPr>
-              <w:rPr>
-                <w:color w:val="000000" w:themeColor="text1"/>
-              </w:rPr>
-            </w:pPr>
-            <w:proofErr w:type="spellStart"/>
-            <w:r>
-              <w:rPr>
-                <w:rFonts w:ascii="Browallia New" w:hAnsi="Browallia New" w:cs="Browallia New"/>
-                <w:color w:val="000000" w:themeColor="text1"/>
-              </w:rPr>
-              <w:t>ขนาด</w:t>
-            </w:r>
-            <w:proofErr w:type="spellEnd"/>
-            <w:r>
-              <w:rPr>
-                <w:color w:val="000000" w:themeColor="text1"/>
-              </w:rPr>
-              <w:t xml:space="preserve"> hidden </w:t>
-            </w:r>
-            <w:proofErr w:type="spellStart"/>
-            <w:r>
-              <w:rPr>
-                <w:rFonts w:ascii="Browallia New" w:hAnsi="Browallia New" w:cs="Browallia New"/>
-                <w:color w:val="000000" w:themeColor="text1"/>
-              </w:rPr>
-              <w:t>ของ</w:t>
-            </w:r>
-            <w:proofErr w:type="spellEnd"/>
-            <w:r>
-              <w:rPr>
-                <w:color w:val="000000" w:themeColor="text1"/>
-              </w:rPr>
-              <w:t xml:space="preserve"> head</w:t>
+            <w:tcW w:w="4537" w:type="dxa"/>
+          </w:tcPr>
+          <w:p>
+            <w:pPr>
+              <w:rPr>
+                <w:color w:val="FF0000"/>
+              </w:rPr>
+            </w:pPr>
+            <w:r>
+              <w:rPr>
+                <w:color w:val="FF0000"/>
+              </w:rPr>
+              <w:t>H</w:t>
+            </w:r>
+            <w:r>
+              <w:rPr>
+                <w:color w:val="FF0000"/>
+              </w:rPr>
+              <w:t>idden</w:t>
+            </w:r>
+            <w:r>
+              <w:rPr>
+                <w:color w:val="FF0000"/>
+              </w:rPr>
+              <w:t xml:space="preserve"> layer of </w:t>
+            </w:r>
+            <w:r>
+              <w:rPr>
+                <w:color w:val="FF0000"/>
+              </w:rPr>
+              <w:t xml:space="preserve">classifier </w:t>
+            </w:r>
+            <w:r>
+              <w:rPr>
+                <w:color w:val="FF0000"/>
+              </w:rPr>
+              <w:t xml:space="preserve">head </w:t>
             </w:r>
           </w:p>
         </w:tc>
@@ -7972,14 +9881,20 @@
           <w:p>
             <w:pPr>
               <w:rPr>
-                <w:color w:val="000000" w:themeColor="text1"/>
-              </w:rPr>
-            </w:pPr>
-            <w:r>
-              <w:rPr>
-                <w:color w:val="000000" w:themeColor="text1"/>
-              </w:rPr>
-              <w:t>{128, 256, 512}</w:t>
+                <w:color w:val="FF0000"/>
+              </w:rPr>
+            </w:pPr>
+            <w:r>
+              <w:rPr>
+                <w:color w:val="FF0000"/>
+              </w:rPr>
+              <w:t>128, 256, 512</w:t>
+            </w:r>
+            <w:r>
+              <w:rPr>
+                <w:color w:val="FF0000"/>
+              </w:rPr>
+              <w:t xml:space="preserve"> </w:t>
             </w:r>
           </w:p>
         </w:tc>
@@ -7990,18 +9905,18 @@
         </w:trPr>
         <w:tc>
           <w:tcPr>
-            <w:tcW w:w="3823" w:type="dxa"/>
-          </w:tcPr>
-          <w:p>
-            <w:pPr>
-              <w:rPr>
-                <w:color w:val="000000" w:themeColor="text1"/>
+            <w:tcW w:w="4537" w:type="dxa"/>
+          </w:tcPr>
+          <w:p>
+            <w:pPr>
+              <w:rPr>
+                <w:color w:val="FF0000"/>
               </w:rPr>
             </w:pPr>
             <w:proofErr w:type="spellStart"/>
             <w:r>
               <w:rPr>
-                <w:color w:val="000000" w:themeColor="text1"/>
+                <w:color w:val="FF0000"/>
               </w:rPr>
               <w:t>Optimiser</w:t>
             </w:r>
@@ -8015,28 +9930,22 @@
           <w:p>
             <w:pPr>
               <w:rPr>
-                <w:color w:val="000000" w:themeColor="text1"/>
-              </w:rPr>
-            </w:pPr>
-            <w:r>
-              <w:rPr>
-                <w:color w:val="000000" w:themeColor="text1"/>
-              </w:rPr>
-              <w:t>{</w:t>
-            </w:r>
+                <w:color w:val="FF0000"/>
+              </w:rPr>
+            </w:pPr>
             <w:proofErr w:type="spellStart"/>
             <w:r>
               <w:rPr>
-                <w:color w:val="000000" w:themeColor="text1"/>
+                <w:color w:val="FF0000"/>
               </w:rPr>
               <w:t>AdamW</w:t>
             </w:r>
             <w:proofErr w:type="spellEnd"/>
             <w:r>
               <w:rPr>
-                <w:color w:val="000000" w:themeColor="text1"/>
-              </w:rPr>
-              <w:t>, SGD}</w:t>
+                <w:color w:val="FF0000"/>
+              </w:rPr>
+              <w:t>, SGD</w:t>
             </w:r>
           </w:p>
         </w:tc>
@@ -8047,34 +9956,31 @@
         </w:trPr>
         <w:tc>
           <w:tcPr>
-            <w:tcW w:w="3823" w:type="dxa"/>
-          </w:tcPr>
-          <w:p>
-            <w:pPr>
-              <w:rPr>
-                <w:color w:val="000000" w:themeColor="text1"/>
-              </w:rPr>
-            </w:pPr>
-            <w:r>
-              <w:rPr>
-                <w:color w:val="000000" w:themeColor="text1"/>
-              </w:rPr>
-              <w:t>n (</w:t>
-            </w:r>
-            <w:proofErr w:type="spellStart"/>
-            <w:r>
-              <w:rPr>
-                <w:rFonts w:ascii="Browallia New" w:hAnsi="Browallia New" w:cs="Browallia New"/>
-                <w:color w:val="000000" w:themeColor="text1"/>
-              </w:rPr>
-              <w:t>เฉพาะ</w:t>
-            </w:r>
-            <w:proofErr w:type="spellEnd"/>
-            <w:r>
-              <w:rPr>
-                <w:color w:val="000000" w:themeColor="text1"/>
-              </w:rPr>
-              <w:t xml:space="preserve"> unfreeze last n)</w:t>
+            <w:tcW w:w="4537" w:type="dxa"/>
+          </w:tcPr>
+          <w:p>
+            <w:pPr>
+              <w:rPr>
+                <w:color w:val="FF0000"/>
+              </w:rPr>
+            </w:pPr>
+            <w:r>
+              <w:rPr>
+                <w:color w:val="FF0000"/>
+              </w:rPr>
+              <w:t>Unfreeze</w:t>
+            </w:r>
+            <w:r>
+              <w:rPr>
+                <w:color w:val="FF0000"/>
+              </w:rPr>
+              <w:t xml:space="preserve"> </w:t>
+            </w:r>
+            <w:r>
+              <w:rPr>
+                <w:color w:val="FF0000"/>
+              </w:rPr>
+              <w:t>stage</w:t>
             </w:r>
           </w:p>
         </w:tc>
@@ -8085,65 +9991,33 @@
           <w:p>
             <w:pPr>
               <w:rPr>
-                <w:color w:val="000000" w:themeColor="text1"/>
-              </w:rPr>
-            </w:pPr>
-            <w:proofErr w:type="spellStart"/>
-            <w:r>
-              <w:rPr>
-                <w:rFonts w:ascii="Browallia New" w:hAnsi="Browallia New" w:cs="Browallia New"/>
-                <w:color w:val="000000" w:themeColor="text1"/>
-              </w:rPr>
-              <w:t>จำนวนเต็ม</w:t>
-            </w:r>
-            <w:proofErr w:type="spellEnd"/>
-            <w:r>
-              <w:rPr>
-                <w:color w:val="000000" w:themeColor="text1"/>
-              </w:rPr>
-              <w:t xml:space="preserve"> 1 </w:t>
-            </w:r>
-            <w:proofErr w:type="spellStart"/>
-            <w:r>
-              <w:rPr>
-                <w:rFonts w:ascii="Browallia New" w:hAnsi="Browallia New" w:cs="Browallia New"/>
-                <w:color w:val="000000" w:themeColor="text1"/>
-              </w:rPr>
-              <w:t>ถึง</w:t>
-            </w:r>
-            <w:proofErr w:type="spellEnd"/>
-            <w:r>
-              <w:rPr>
-                <w:color w:val="000000" w:themeColor="text1"/>
+                <w:rFonts w:hint="cs"/>
+                <w:color w:val="FF0000"/>
+              </w:rPr>
+            </w:pPr>
+            <w:r>
+              <w:rPr>
+                <w:color w:val="FF0000"/>
+              </w:rPr>
+              <w:t>1</w:t>
+            </w:r>
+            <w:r>
+              <w:rPr>
+                <w:color w:val="FF0000"/>
+              </w:rPr>
+              <w:t xml:space="preserve">, 2, </w:t>
+            </w:r>
+            <w:r>
+              <w:rPr>
+                <w:color w:val="FF0000"/>
+              </w:rPr>
+              <w:t>3</w:t>
+            </w:r>
+            <w:r>
+              <w:rPr>
+                <w:color w:val="FF0000"/>
               </w:rPr>
               <w:t xml:space="preserve"> </w:t>
-            </w:r>
-            <w:r>
-              <w:rPr>
-                <w:color w:val="000000" w:themeColor="text1"/>
-              </w:rPr>
-              <w:t>3</w:t>
-            </w:r>
-            <w:r>
-              <w:rPr>
-                <w:color w:val="000000" w:themeColor="text1"/>
-              </w:rPr>
-              <w:t xml:space="preserve"> [</w:t>
-            </w:r>
-            <w:proofErr w:type="spellStart"/>
-            <w:r>
-              <w:rPr>
-                <w:rFonts w:ascii="Browallia New" w:hAnsi="Browallia New" w:cs="Browallia New"/>
-                <w:color w:val="000000" w:themeColor="text1"/>
-              </w:rPr>
-              <w:t>กลุ่มตรวจสอบช่วงที่ใช้จริง</w:t>
-            </w:r>
-            <w:proofErr w:type="spellEnd"/>
-            <w:r>
-              <w:rPr>
-                <w:color w:val="000000" w:themeColor="text1"/>
-              </w:rPr>
-              <w:t>]</w:t>
             </w:r>
           </w:p>
         </w:tc>
@@ -8163,1412 +10037,4282 @@
           <w:ilvl w:val="0"/>
           <w:numId w:val="8"/>
         </w:numPr>
+        <w:rPr>
+          <w:color w:val="00B050"/>
+        </w:rPr>
       </w:pPr>
       <w:r>
+        <w:rPr>
+          <w:color w:val="00B050"/>
+        </w:rPr>
         <w:t>Metric</w:t>
       </w:r>
       <w:r>
         <w:rPr>
           <w:rFonts w:hint="cs"/>
+          <w:color w:val="00B050"/>
           <w:cs/>
         </w:rPr>
         <w:t xml:space="preserve"> ที่ใช้เป็นเกณฑ์ในการวัดผลคือ </w:t>
       </w:r>
       <w:r>
-        <w:t xml:space="preserve">Validation Macro-F1 Score </w:t>
+        <w:rPr>
+          <w:color w:val="00B050"/>
+        </w:rPr>
+        <w:t>Validation Macro-F1 Score</w:t>
       </w:r>
       <w:r>
         <w:rPr>
           <w:rFonts w:hint="cs"/>
-          <w:cs/>
-        </w:rPr>
-        <w:t>โดยกำหนด</w:t>
+          <w:color w:val="00B050"/>
+          <w:cs/>
+        </w:rPr>
+        <w:t xml:space="preserve"> เมื่อทำ </w:t>
+      </w:r>
+      <w:r>
+        <w:rPr>
+          <w:color w:val="00B050"/>
+        </w:rPr>
+        <w:t xml:space="preserve">hyperparameter tuning </w:t>
       </w:r>
       <w:r>
         <w:rPr>
           <w:rFonts w:hint="cs"/>
-          <w:cs/>
-        </w:rPr>
-        <w:t>เป้าหมายเป็นการ</w:t>
-      </w:r>
-      <w:r>
-        <w:t xml:space="preserve"> maximize</w:t>
+          <w:color w:val="00B050"/>
+          <w:cs/>
+        </w:rPr>
+        <w:t>ด้วย</w:t>
+      </w:r>
+      <w:r>
+        <w:rPr>
+          <w:color w:val="00B050"/>
+        </w:rPr>
+        <w:t xml:space="preserve"> </w:t>
+      </w:r>
+      <w:proofErr w:type="spellStart"/>
+      <w:r>
+        <w:rPr>
+          <w:color w:val="00B050"/>
+        </w:rPr>
+        <w:t>Optuna</w:t>
+      </w:r>
+      <w:proofErr w:type="spellEnd"/>
+      <w:r>
+        <w:rPr>
+          <w:color w:val="00B050"/>
+        </w:rPr>
+        <w:t xml:space="preserve"> </w:t>
       </w:r>
       <w:r>
         <w:rPr>
           <w:rFonts w:hint="cs"/>
-          <w:cs/>
-        </w:rPr>
-        <w:t xml:space="preserve"> ที่ให้ค่า </w:t>
-      </w:r>
-      <w:r>
-        <w:t>Validation Macro-F1</w:t>
-      </w:r>
-      <w:r>
+          <w:color w:val="00B050"/>
+          <w:cs/>
+        </w:rPr>
+        <w:t>เรียบร้อยแล้ว จึงนำ</w:t>
+      </w:r>
+      <w:r>
+        <w:rPr>
+          <w:color w:val="00B050"/>
+        </w:rPr>
+        <w:t xml:space="preserve"> hyperparameter </w:t>
+      </w:r>
+      <w:r>
+        <w:rPr>
+          <w:rFonts w:hint="cs"/>
+          <w:color w:val="00B050"/>
+          <w:cs/>
+        </w:rPr>
+        <w:t>ที่ให้ค่</w:t>
+      </w:r>
+      <w:r>
+        <w:rPr>
+          <w:rFonts w:hint="cs"/>
+          <w:color w:val="00B050"/>
+          <w:cs/>
+        </w:rPr>
+        <w:t>า</w:t>
+      </w:r>
+      <w:r>
+        <w:rPr>
+          <w:rFonts w:hint="cs"/>
+          <w:color w:val="00B050"/>
+          <w:cs/>
+        </w:rPr>
         <w:t xml:space="preserve"> </w:t>
       </w:r>
       <w:r>
         <w:rPr>
+          <w:color w:val="00B050"/>
+        </w:rPr>
+        <w:t xml:space="preserve">Validation Macro-F1 </w:t>
+      </w:r>
+      <w:r>
+        <w:rPr>
           <w:rFonts w:hint="cs"/>
+          <w:color w:val="00B050"/>
           <w:cs/>
         </w:rPr>
         <w:t xml:space="preserve">สูงที่สุดของแต่ละ </w:t>
       </w:r>
       <w:r>
+        <w:rPr>
+          <w:color w:val="00B050"/>
+        </w:rPr>
         <w:t>architecture</w:t>
       </w:r>
       <w:r>
         <w:rPr>
           <w:rFonts w:hint="cs"/>
+          <w:color w:val="00B050"/>
           <w:cs/>
         </w:rPr>
         <w:t xml:space="preserve"> มาใช้ในการดเทรนโมเดลจริง ดังแสดงในตารางด้านล่าง</w:t>
-      </w:r>
-    </w:p>
-    <w:p>
-      <w:pPr>
-        <w:rPr>
-          <w:rFonts w:cstheme="minorHAnsi"/>
-          <w:b/>
-        </w:rPr>
-      </w:pPr>
-      <w:r>
-        <w:rPr>
-          <w:rFonts w:cstheme="minorHAnsi"/>
-          <w:b/>
-        </w:rPr>
-        <w:t xml:space="preserve">Hyperparameter </w:t>
-      </w:r>
-      <w:proofErr w:type="spellStart"/>
-      <w:r>
-        <w:rPr>
-          <w:rFonts w:ascii="Browallia New" w:hAnsi="Browallia New" w:cs="Browallia New"/>
-          <w:b/>
-        </w:rPr>
-        <w:t>สุดท้าย</w:t>
-      </w:r>
-      <w:proofErr w:type="spellEnd"/>
-      <w:r>
-        <w:rPr>
-          <w:rFonts w:cstheme="minorHAnsi"/>
-          <w:b/>
-        </w:rPr>
-        <w:t>: freeze all.</w:t>
       </w:r>
     </w:p>
     <w:tbl>
       <w:tblPr>
         <w:tblStyle w:val="GridTable1Light-Accent5"/>
-        <w:tblW w:w="9482" w:type="dxa"/>
-        <w:jc w:val="center"/>
+        <w:tblW w:w="9462" w:type="dxa"/>
         <w:tblLayout w:type="fixed"/>
         <w:tblLook w:val="0420" w:firstRow="1" w:lastRow="0" w:firstColumn="0" w:lastColumn="0" w:noHBand="0" w:noVBand="1"/>
       </w:tblPr>
       <w:tblGrid>
-        <w:gridCol w:w="3066"/>
-        <w:gridCol w:w="1535"/>
-        <w:gridCol w:w="1572"/>
-        <w:gridCol w:w="1092"/>
-        <w:gridCol w:w="984"/>
-        <w:gridCol w:w="1233"/>
+        <w:gridCol w:w="1129"/>
+        <w:gridCol w:w="1276"/>
+        <w:gridCol w:w="353"/>
+        <w:gridCol w:w="1490"/>
+        <w:gridCol w:w="1134"/>
+        <w:gridCol w:w="1134"/>
+        <w:gridCol w:w="992"/>
+        <w:gridCol w:w="992"/>
+        <w:gridCol w:w="962"/>
       </w:tblGrid>
       <w:tr>
         <w:trPr>
           <w:cnfStyle w:val="100000000000" w:firstRow="1" w:lastRow="0" w:firstColumn="0" w:lastColumn="0" w:oddVBand="0" w:evenVBand="0" w:oddHBand="0" w:evenHBand="0" w:firstRowFirstColumn="0" w:firstRowLastColumn="0" w:lastRowFirstColumn="0" w:lastRowLastColumn="0"/>
-          <w:jc w:val="center"/>
         </w:trPr>
         <w:tc>
           <w:tcPr>
-            <w:tcW w:w="3066" w:type="dxa"/>
+            <w:tcW w:w="1129" w:type="dxa"/>
             <w:shd w:val="clear" w:color="auto" w:fill="DEEAF6" w:themeFill="accent5" w:themeFillTint="33"/>
           </w:tcPr>
           <w:p>
-            <w:r>
+            <w:pPr>
+              <w:jc w:val="center"/>
+              <w:rPr>
+                <w:rFonts w:cstheme="minorHAnsi"/>
+                <w:color w:val="FF0000"/>
+                <w:szCs w:val="22"/>
+              </w:rPr>
+            </w:pPr>
+            <w:r>
+              <w:rPr>
+                <w:rFonts w:cstheme="minorHAnsi"/>
+                <w:color w:val="FF0000"/>
+                <w:szCs w:val="22"/>
+              </w:rPr>
+              <w:t>Method</w:t>
+            </w:r>
+          </w:p>
+        </w:tc>
+        <w:tc>
+          <w:tcPr>
+            <w:tcW w:w="1276" w:type="dxa"/>
+            <w:shd w:val="clear" w:color="auto" w:fill="DEEAF6" w:themeFill="accent5" w:themeFillTint="33"/>
+          </w:tcPr>
+          <w:p>
+            <w:pPr>
+              <w:jc w:val="center"/>
+              <w:rPr>
+                <w:rFonts w:cstheme="minorHAnsi"/>
+                <w:color w:val="FF0000"/>
+                <w:szCs w:val="22"/>
+              </w:rPr>
+            </w:pPr>
+            <w:r>
+              <w:rPr>
+                <w:rFonts w:cstheme="minorHAnsi"/>
+                <w:color w:val="FF0000"/>
+                <w:szCs w:val="22"/>
+              </w:rPr>
               <w:t>Backbone</w:t>
             </w:r>
           </w:p>
         </w:tc>
         <w:tc>
           <w:tcPr>
-            <w:tcW w:w="1535" w:type="dxa"/>
+            <w:tcW w:w="353" w:type="dxa"/>
             <w:shd w:val="clear" w:color="auto" w:fill="DEEAF6" w:themeFill="accent5" w:themeFillTint="33"/>
           </w:tcPr>
           <w:p>
-            <w:r>
-              <w:t>Learning rate</w:t>
-            </w:r>
-          </w:p>
-        </w:tc>
-        <w:tc>
-          <w:tcPr>
-            <w:tcW w:w="1572" w:type="dxa"/>
+            <w:pPr>
+              <w:jc w:val="center"/>
+              <w:rPr>
+                <w:rFonts w:cstheme="minorHAnsi"/>
+                <w:color w:val="FF0000"/>
+                <w:szCs w:val="22"/>
+              </w:rPr>
+            </w:pPr>
+            <w:r>
+              <w:rPr>
+                <w:rFonts w:cstheme="minorHAnsi"/>
+                <w:color w:val="FF0000"/>
+                <w:szCs w:val="22"/>
+              </w:rPr>
+              <w:t>n</w:t>
+            </w:r>
+          </w:p>
+        </w:tc>
+        <w:tc>
+          <w:tcPr>
+            <w:tcW w:w="1490" w:type="dxa"/>
             <w:shd w:val="clear" w:color="auto" w:fill="DEEAF6" w:themeFill="accent5" w:themeFillTint="33"/>
           </w:tcPr>
           <w:p>
-            <w:r>
+            <w:pPr>
+              <w:jc w:val="center"/>
+              <w:rPr>
+                <w:rFonts w:cstheme="minorHAnsi"/>
+                <w:color w:val="FF0000"/>
+                <w:szCs w:val="22"/>
+              </w:rPr>
+            </w:pPr>
+            <w:r>
+              <w:rPr>
+                <w:rFonts w:cstheme="minorHAnsi"/>
+                <w:color w:val="FF0000"/>
+                <w:szCs w:val="22"/>
+              </w:rPr>
+              <w:t>Layers updated</w:t>
+            </w:r>
+          </w:p>
+        </w:tc>
+        <w:tc>
+          <w:tcPr>
+            <w:tcW w:w="1134" w:type="dxa"/>
+            <w:shd w:val="clear" w:color="auto" w:fill="DEEAF6" w:themeFill="accent5" w:themeFillTint="33"/>
+          </w:tcPr>
+          <w:p>
+            <w:pPr>
+              <w:jc w:val="center"/>
+              <w:rPr>
+                <w:rFonts w:cstheme="minorHAnsi"/>
+                <w:color w:val="FF0000"/>
+                <w:szCs w:val="22"/>
+              </w:rPr>
+            </w:pPr>
+            <w:proofErr w:type="spellStart"/>
+            <w:r>
+              <w:rPr>
+                <w:rFonts w:cstheme="minorHAnsi"/>
+                <w:color w:val="FF0000"/>
+                <w:szCs w:val="22"/>
+              </w:rPr>
+              <w:t>Optimiser</w:t>
+            </w:r>
+            <w:proofErr w:type="spellEnd"/>
+          </w:p>
+        </w:tc>
+        <w:tc>
+          <w:tcPr>
+            <w:tcW w:w="1134" w:type="dxa"/>
+            <w:shd w:val="clear" w:color="auto" w:fill="DEEAF6" w:themeFill="accent5" w:themeFillTint="33"/>
+          </w:tcPr>
+          <w:p>
+            <w:pPr>
+              <w:jc w:val="center"/>
+              <w:rPr>
+                <w:rFonts w:cstheme="minorHAnsi"/>
+                <w:color w:val="FF0000"/>
+                <w:szCs w:val="22"/>
+              </w:rPr>
+            </w:pPr>
+            <w:r>
+              <w:rPr>
+                <w:rFonts w:cstheme="minorHAnsi"/>
+                <w:color w:val="FF0000"/>
+                <w:szCs w:val="22"/>
+              </w:rPr>
+              <w:t xml:space="preserve">Learning </w:t>
+            </w:r>
+            <w:r>
+              <w:rPr>
+                <w:rFonts w:cstheme="minorHAnsi"/>
+                <w:color w:val="FF0000"/>
+                <w:szCs w:val="22"/>
+              </w:rPr>
+              <w:br/>
+            </w:r>
+            <w:r>
+              <w:rPr>
+                <w:rFonts w:cstheme="minorHAnsi"/>
+                <w:color w:val="FF0000"/>
+                <w:szCs w:val="22"/>
+              </w:rPr>
+              <w:t>rate</w:t>
+            </w:r>
+          </w:p>
+        </w:tc>
+        <w:tc>
+          <w:tcPr>
+            <w:tcW w:w="992" w:type="dxa"/>
+            <w:shd w:val="clear" w:color="auto" w:fill="DEEAF6" w:themeFill="accent5" w:themeFillTint="33"/>
+          </w:tcPr>
+          <w:p>
+            <w:pPr>
+              <w:jc w:val="center"/>
+              <w:rPr>
+                <w:rFonts w:cstheme="minorHAnsi"/>
+                <w:color w:val="FF0000"/>
+                <w:szCs w:val="22"/>
+              </w:rPr>
+            </w:pPr>
+            <w:r>
+              <w:rPr>
+                <w:rFonts w:cstheme="minorHAnsi"/>
+                <w:color w:val="FF0000"/>
+                <w:szCs w:val="22"/>
+              </w:rPr>
               <w:t>Weight decay</w:t>
             </w:r>
           </w:p>
         </w:tc>
         <w:tc>
           <w:tcPr>
-            <w:tcW w:w="1092" w:type="dxa"/>
+            <w:tcW w:w="992" w:type="dxa"/>
             <w:shd w:val="clear" w:color="auto" w:fill="DEEAF6" w:themeFill="accent5" w:themeFillTint="33"/>
           </w:tcPr>
           <w:p>
-            <w:r>
+            <w:pPr>
+              <w:jc w:val="center"/>
+              <w:rPr>
+                <w:rFonts w:cstheme="minorHAnsi"/>
+                <w:color w:val="FF0000"/>
+                <w:szCs w:val="22"/>
+              </w:rPr>
+            </w:pPr>
+            <w:r>
+              <w:rPr>
+                <w:rFonts w:cstheme="minorHAnsi"/>
+                <w:color w:val="FF0000"/>
+                <w:szCs w:val="22"/>
+              </w:rPr>
               <w:t>Dropout</w:t>
             </w:r>
           </w:p>
         </w:tc>
         <w:tc>
           <w:tcPr>
-            <w:tcW w:w="984" w:type="dxa"/>
+            <w:tcW w:w="962" w:type="dxa"/>
             <w:shd w:val="clear" w:color="auto" w:fill="DEEAF6" w:themeFill="accent5" w:themeFillTint="33"/>
           </w:tcPr>
           <w:p>
-            <w:r>
+            <w:pPr>
+              <w:jc w:val="center"/>
+              <w:rPr>
+                <w:rFonts w:cstheme="minorHAnsi"/>
+                <w:color w:val="FF0000"/>
+                <w:szCs w:val="22"/>
+              </w:rPr>
+            </w:pPr>
+            <w:r>
+              <w:rPr>
+                <w:rFonts w:cstheme="minorHAnsi"/>
+                <w:color w:val="FF0000"/>
+                <w:szCs w:val="22"/>
+              </w:rPr>
               <w:t>Hidden</w:t>
             </w:r>
-          </w:p>
-        </w:tc>
-        <w:tc>
-          <w:tcPr>
-            <w:tcW w:w="1233" w:type="dxa"/>
-            <w:shd w:val="clear" w:color="auto" w:fill="DEEAF6" w:themeFill="accent5" w:themeFillTint="33"/>
-          </w:tcPr>
-          <w:p>
-            <w:proofErr w:type="spellStart"/>
-            <w:r>
-              <w:t>Optimiser</w:t>
-            </w:r>
-            <w:proofErr w:type="spellEnd"/>
           </w:p>
         </w:tc>
       </w:tr>
       <w:tr>
-        <w:trPr>
-          <w:jc w:val="center"/>
-        </w:trPr>
-        <w:tc>
-          <w:tcPr>
-            <w:tcW w:w="3066" w:type="dxa"/>
-          </w:tcPr>
-          <w:p>
-            <w:r>
+        <w:tc>
+          <w:tcPr>
+            <w:tcW w:w="1129" w:type="dxa"/>
+          </w:tcPr>
+          <w:p>
+            <w:pPr>
+              <w:rPr>
+                <w:rFonts w:cstheme="minorHAnsi"/>
+                <w:color w:val="FF0000"/>
+                <w:szCs w:val="22"/>
+              </w:rPr>
+            </w:pPr>
+            <w:r>
+              <w:rPr>
+                <w:rFonts w:cstheme="minorHAnsi"/>
+                <w:color w:val="FF0000"/>
+                <w:szCs w:val="22"/>
+              </w:rPr>
+              <w:t>Freeze all</w:t>
+            </w:r>
+          </w:p>
+        </w:tc>
+        <w:tc>
+          <w:tcPr>
+            <w:tcW w:w="1276" w:type="dxa"/>
+          </w:tcPr>
+          <w:p>
+            <w:pPr>
+              <w:rPr>
+                <w:rFonts w:cstheme="minorHAnsi"/>
+                <w:color w:val="FF0000"/>
+                <w:szCs w:val="22"/>
+              </w:rPr>
+            </w:pPr>
+            <w:r>
+              <w:rPr>
+                <w:rFonts w:cstheme="minorHAnsi"/>
+                <w:color w:val="FF0000"/>
+                <w:szCs w:val="22"/>
+              </w:rPr>
               <w:t>ResNet50</w:t>
             </w:r>
           </w:p>
         </w:tc>
         <w:tc>
           <w:tcPr>
-            <w:tcW w:w="1535" w:type="dxa"/>
-          </w:tcPr>
-          <w:p>
-            <w:r>
+            <w:tcW w:w="353" w:type="dxa"/>
+          </w:tcPr>
+          <w:p>
+            <w:pPr>
+              <w:rPr>
+                <w:rFonts w:cstheme="minorHAnsi"/>
+                <w:color w:val="FF0000"/>
+                <w:szCs w:val="22"/>
+              </w:rPr>
+            </w:pPr>
+            <w:r>
+              <w:rPr>
+                <w:rFonts w:cstheme="minorHAnsi"/>
+                <w:color w:val="FF0000"/>
+                <w:szCs w:val="22"/>
+              </w:rPr>
+              <w:t>-</w:t>
+            </w:r>
+          </w:p>
+        </w:tc>
+        <w:tc>
+          <w:tcPr>
+            <w:tcW w:w="1490" w:type="dxa"/>
+          </w:tcPr>
+          <w:p>
+            <w:pPr>
+              <w:rPr>
+                <w:rFonts w:cstheme="minorHAnsi"/>
+                <w:color w:val="FF0000"/>
+                <w:szCs w:val="22"/>
+              </w:rPr>
+            </w:pPr>
+            <w:r>
+              <w:rPr>
+                <w:rFonts w:cstheme="minorHAnsi"/>
+                <w:color w:val="FF0000"/>
+                <w:szCs w:val="22"/>
+              </w:rPr>
+              <w:t>head only</w:t>
+            </w:r>
+          </w:p>
+        </w:tc>
+        <w:tc>
+          <w:tcPr>
+            <w:tcW w:w="1134" w:type="dxa"/>
+          </w:tcPr>
+          <w:p>
+            <w:pPr>
+              <w:rPr>
+                <w:rFonts w:cstheme="minorHAnsi"/>
+                <w:color w:val="FF0000"/>
+                <w:szCs w:val="22"/>
+              </w:rPr>
+            </w:pPr>
+            <w:r>
+              <w:rPr>
+                <w:rFonts w:cstheme="minorHAnsi"/>
+                <w:color w:val="FF0000"/>
+                <w:szCs w:val="22"/>
+              </w:rPr>
+              <w:t>SGD</w:t>
+            </w:r>
+          </w:p>
+        </w:tc>
+        <w:tc>
+          <w:tcPr>
+            <w:tcW w:w="1134" w:type="dxa"/>
+          </w:tcPr>
+          <w:p>
+            <w:pPr>
+              <w:rPr>
+                <w:rFonts w:cstheme="minorHAnsi"/>
+                <w:color w:val="FF0000"/>
+                <w:szCs w:val="22"/>
+              </w:rPr>
+            </w:pPr>
+            <w:r>
+              <w:rPr>
+                <w:rFonts w:cstheme="minorHAnsi"/>
+                <w:color w:val="FF0000"/>
+                <w:szCs w:val="22"/>
+              </w:rPr>
               <w:t>6.34e-3</w:t>
             </w:r>
           </w:p>
         </w:tc>
         <w:tc>
           <w:tcPr>
-            <w:tcW w:w="1572" w:type="dxa"/>
-          </w:tcPr>
-          <w:p>
-            <w:r>
+            <w:tcW w:w="992" w:type="dxa"/>
+          </w:tcPr>
+          <w:p>
+            <w:pPr>
+              <w:rPr>
+                <w:rFonts w:cstheme="minorHAnsi"/>
+                <w:color w:val="FF0000"/>
+                <w:szCs w:val="22"/>
+              </w:rPr>
+            </w:pPr>
+            <w:r>
+              <w:rPr>
+                <w:rFonts w:cstheme="minorHAnsi"/>
+                <w:color w:val="FF0000"/>
+                <w:szCs w:val="22"/>
+              </w:rPr>
               <w:t>2.95e-3</w:t>
             </w:r>
           </w:p>
         </w:tc>
         <w:tc>
           <w:tcPr>
-            <w:tcW w:w="1092" w:type="dxa"/>
-          </w:tcPr>
-          <w:p>
-            <w:r>
+            <w:tcW w:w="992" w:type="dxa"/>
+          </w:tcPr>
+          <w:p>
+            <w:pPr>
+              <w:rPr>
+                <w:rFonts w:cstheme="minorHAnsi"/>
+                <w:color w:val="FF0000"/>
+                <w:szCs w:val="22"/>
+              </w:rPr>
+            </w:pPr>
+            <w:r>
+              <w:rPr>
+                <w:rFonts w:cstheme="minorHAnsi"/>
+                <w:color w:val="FF0000"/>
+                <w:szCs w:val="22"/>
+              </w:rPr>
               <w:t>0.292</w:t>
             </w:r>
           </w:p>
         </w:tc>
         <w:tc>
           <w:tcPr>
-            <w:tcW w:w="984" w:type="dxa"/>
-          </w:tcPr>
-          <w:p>
-            <w:r>
+            <w:tcW w:w="962" w:type="dxa"/>
+          </w:tcPr>
+          <w:p>
+            <w:pPr>
+              <w:rPr>
+                <w:rFonts w:cstheme="minorHAnsi"/>
+                <w:color w:val="FF0000"/>
+                <w:szCs w:val="22"/>
+              </w:rPr>
+            </w:pPr>
+            <w:r>
+              <w:rPr>
+                <w:rFonts w:cstheme="minorHAnsi"/>
+                <w:color w:val="FF0000"/>
+                <w:szCs w:val="22"/>
+              </w:rPr>
               <w:t>256</w:t>
-            </w:r>
-          </w:p>
-        </w:tc>
-        <w:tc>
-          <w:tcPr>
-            <w:tcW w:w="1233" w:type="dxa"/>
-          </w:tcPr>
-          <w:p>
-            <w:r>
-              <w:t>SGD</w:t>
             </w:r>
           </w:p>
         </w:tc>
       </w:tr>
       <w:tr>
-        <w:trPr>
-          <w:jc w:val="center"/>
-        </w:trPr>
-        <w:tc>
-          <w:tcPr>
-            <w:tcW w:w="3066" w:type="dxa"/>
-          </w:tcPr>
-          <w:p>
-            <w:r>
+        <w:tc>
+          <w:tcPr>
+            <w:tcW w:w="1129" w:type="dxa"/>
+          </w:tcPr>
+          <w:p>
+            <w:pPr>
+              <w:rPr>
+                <w:rFonts w:cstheme="minorHAnsi"/>
+                <w:color w:val="FF0000"/>
+                <w:szCs w:val="22"/>
+              </w:rPr>
+            </w:pPr>
+            <w:r>
+              <w:rPr>
+                <w:rFonts w:cstheme="minorHAnsi"/>
+                <w:color w:val="FF0000"/>
+                <w:szCs w:val="22"/>
+              </w:rPr>
+              <w:t>Freeze all</w:t>
+            </w:r>
+          </w:p>
+        </w:tc>
+        <w:tc>
+          <w:tcPr>
+            <w:tcW w:w="1276" w:type="dxa"/>
+          </w:tcPr>
+          <w:p>
+            <w:pPr>
+              <w:rPr>
+                <w:rFonts w:cstheme="minorHAnsi"/>
+                <w:color w:val="FF0000"/>
+                <w:szCs w:val="22"/>
+              </w:rPr>
+            </w:pPr>
+            <w:r>
+              <w:rPr>
+                <w:rFonts w:cstheme="minorHAnsi"/>
+                <w:color w:val="FF0000"/>
+                <w:szCs w:val="22"/>
+              </w:rPr>
               <w:t>VGG16</w:t>
             </w:r>
           </w:p>
         </w:tc>
         <w:tc>
           <w:tcPr>
-            <w:tcW w:w="1535" w:type="dxa"/>
-          </w:tcPr>
-          <w:p>
-            <w:r>
+            <w:tcW w:w="353" w:type="dxa"/>
+          </w:tcPr>
+          <w:p>
+            <w:pPr>
+              <w:rPr>
+                <w:rFonts w:cstheme="minorHAnsi"/>
+                <w:color w:val="FF0000"/>
+                <w:szCs w:val="22"/>
+              </w:rPr>
+            </w:pPr>
+            <w:r>
+              <w:rPr>
+                <w:rFonts w:cstheme="minorHAnsi"/>
+                <w:color w:val="FF0000"/>
+                <w:szCs w:val="22"/>
+              </w:rPr>
+              <w:t>-</w:t>
+            </w:r>
+          </w:p>
+        </w:tc>
+        <w:tc>
+          <w:tcPr>
+            <w:tcW w:w="1490" w:type="dxa"/>
+          </w:tcPr>
+          <w:p>
+            <w:pPr>
+              <w:rPr>
+                <w:rFonts w:cstheme="minorHAnsi"/>
+                <w:color w:val="FF0000"/>
+                <w:szCs w:val="22"/>
+              </w:rPr>
+            </w:pPr>
+            <w:r>
+              <w:rPr>
+                <w:rFonts w:cstheme="minorHAnsi"/>
+                <w:color w:val="FF0000"/>
+                <w:szCs w:val="22"/>
+              </w:rPr>
+              <w:t>head only</w:t>
+            </w:r>
+          </w:p>
+        </w:tc>
+        <w:tc>
+          <w:tcPr>
+            <w:tcW w:w="1134" w:type="dxa"/>
+          </w:tcPr>
+          <w:p>
+            <w:pPr>
+              <w:rPr>
+                <w:rFonts w:cstheme="minorHAnsi"/>
+                <w:color w:val="FF0000"/>
+                <w:szCs w:val="22"/>
+              </w:rPr>
+            </w:pPr>
+            <w:proofErr w:type="spellStart"/>
+            <w:r>
+              <w:rPr>
+                <w:rFonts w:cstheme="minorHAnsi"/>
+                <w:color w:val="FF0000"/>
+                <w:szCs w:val="22"/>
+              </w:rPr>
+              <w:t>AdamW</w:t>
+            </w:r>
+            <w:proofErr w:type="spellEnd"/>
+          </w:p>
+        </w:tc>
+        <w:tc>
+          <w:tcPr>
+            <w:tcW w:w="1134" w:type="dxa"/>
+          </w:tcPr>
+          <w:p>
+            <w:pPr>
+              <w:rPr>
+                <w:rFonts w:cstheme="minorHAnsi"/>
+                <w:color w:val="FF0000"/>
+                <w:szCs w:val="22"/>
+              </w:rPr>
+            </w:pPr>
+            <w:r>
+              <w:rPr>
+                <w:rFonts w:cstheme="minorHAnsi"/>
+                <w:color w:val="FF0000"/>
+                <w:szCs w:val="22"/>
+              </w:rPr>
               <w:t>4.52e-4</w:t>
             </w:r>
           </w:p>
         </w:tc>
         <w:tc>
           <w:tcPr>
-            <w:tcW w:w="1572" w:type="dxa"/>
-          </w:tcPr>
-          <w:p>
-            <w:r>
+            <w:tcW w:w="992" w:type="dxa"/>
+          </w:tcPr>
+          <w:p>
+            <w:pPr>
+              <w:rPr>
+                <w:rFonts w:cstheme="minorHAnsi"/>
+                <w:color w:val="FF0000"/>
+                <w:szCs w:val="22"/>
+              </w:rPr>
+            </w:pPr>
+            <w:r>
+              <w:rPr>
+                <w:rFonts w:cstheme="minorHAnsi"/>
+                <w:color w:val="FF0000"/>
+                <w:szCs w:val="22"/>
+              </w:rPr>
               <w:t>1.87e-6</w:t>
             </w:r>
           </w:p>
         </w:tc>
         <w:tc>
           <w:tcPr>
-            <w:tcW w:w="1092" w:type="dxa"/>
-          </w:tcPr>
-          <w:p>
-            <w:r>
+            <w:tcW w:w="992" w:type="dxa"/>
+          </w:tcPr>
+          <w:p>
+            <w:pPr>
+              <w:rPr>
+                <w:rFonts w:cstheme="minorHAnsi"/>
+                <w:color w:val="FF0000"/>
+                <w:szCs w:val="22"/>
+              </w:rPr>
+            </w:pPr>
+            <w:r>
+              <w:rPr>
+                <w:rFonts w:cstheme="minorHAnsi"/>
+                <w:color w:val="FF0000"/>
+                <w:szCs w:val="22"/>
+              </w:rPr>
               <w:t>0.306</w:t>
             </w:r>
           </w:p>
         </w:tc>
         <w:tc>
           <w:tcPr>
-            <w:tcW w:w="984" w:type="dxa"/>
-          </w:tcPr>
-          <w:p>
-            <w:r>
+            <w:tcW w:w="962" w:type="dxa"/>
+          </w:tcPr>
+          <w:p>
+            <w:pPr>
+              <w:rPr>
+                <w:rFonts w:cstheme="minorHAnsi"/>
+                <w:color w:val="FF0000"/>
+                <w:szCs w:val="22"/>
+              </w:rPr>
+            </w:pPr>
+            <w:r>
+              <w:rPr>
+                <w:rFonts w:cstheme="minorHAnsi"/>
+                <w:color w:val="FF0000"/>
+                <w:szCs w:val="22"/>
+              </w:rPr>
               <w:t>512</w:t>
             </w:r>
-          </w:p>
-        </w:tc>
-        <w:tc>
-          <w:tcPr>
-            <w:tcW w:w="1233" w:type="dxa"/>
-          </w:tcPr>
-          <w:p>
-            <w:proofErr w:type="spellStart"/>
-            <w:r>
-              <w:t>AdamW</w:t>
-            </w:r>
-            <w:proofErr w:type="spellEnd"/>
           </w:p>
         </w:tc>
       </w:tr>
       <w:tr>
-        <w:trPr>
-          <w:jc w:val="center"/>
-        </w:trPr>
-        <w:tc>
-          <w:tcPr>
-            <w:tcW w:w="3066" w:type="dxa"/>
-          </w:tcPr>
-          <w:p>
-            <w:r>
+        <w:tc>
+          <w:tcPr>
+            <w:tcW w:w="1129" w:type="dxa"/>
+          </w:tcPr>
+          <w:p>
+            <w:pPr>
+              <w:rPr>
+                <w:rFonts w:cstheme="minorHAnsi"/>
+                <w:color w:val="FF0000"/>
+                <w:szCs w:val="22"/>
+              </w:rPr>
+            </w:pPr>
+            <w:r>
+              <w:rPr>
+                <w:rFonts w:cstheme="minorHAnsi"/>
+                <w:color w:val="FF0000"/>
+                <w:szCs w:val="22"/>
+              </w:rPr>
+              <w:t>Freeze all</w:t>
+            </w:r>
+          </w:p>
+        </w:tc>
+        <w:tc>
+          <w:tcPr>
+            <w:tcW w:w="1276" w:type="dxa"/>
+          </w:tcPr>
+          <w:p>
+            <w:pPr>
+              <w:rPr>
+                <w:rFonts w:cstheme="minorHAnsi"/>
+                <w:color w:val="FF0000"/>
+                <w:szCs w:val="22"/>
+              </w:rPr>
+            </w:pPr>
+            <w:r>
+              <w:rPr>
+                <w:rFonts w:cstheme="minorHAnsi"/>
+                <w:color w:val="FF0000"/>
+                <w:szCs w:val="22"/>
+              </w:rPr>
               <w:t>EfficientNet-B0</w:t>
             </w:r>
           </w:p>
         </w:tc>
         <w:tc>
           <w:tcPr>
-            <w:tcW w:w="1535" w:type="dxa"/>
-          </w:tcPr>
-          <w:p>
-            <w:r>
+            <w:tcW w:w="353" w:type="dxa"/>
+          </w:tcPr>
+          <w:p>
+            <w:pPr>
+              <w:rPr>
+                <w:rFonts w:cstheme="minorHAnsi"/>
+                <w:color w:val="FF0000"/>
+                <w:szCs w:val="22"/>
+              </w:rPr>
+            </w:pPr>
+            <w:r>
+              <w:rPr>
+                <w:rFonts w:cstheme="minorHAnsi"/>
+                <w:color w:val="FF0000"/>
+                <w:szCs w:val="22"/>
+              </w:rPr>
+              <w:t>-</w:t>
+            </w:r>
+          </w:p>
+        </w:tc>
+        <w:tc>
+          <w:tcPr>
+            <w:tcW w:w="1490" w:type="dxa"/>
+          </w:tcPr>
+          <w:p>
+            <w:pPr>
+              <w:rPr>
+                <w:rFonts w:cstheme="minorHAnsi"/>
+                <w:color w:val="FF0000"/>
+                <w:szCs w:val="22"/>
+              </w:rPr>
+            </w:pPr>
+            <w:r>
+              <w:rPr>
+                <w:rFonts w:cstheme="minorHAnsi"/>
+                <w:color w:val="FF0000"/>
+                <w:szCs w:val="22"/>
+              </w:rPr>
+              <w:t>head only</w:t>
+            </w:r>
+          </w:p>
+        </w:tc>
+        <w:tc>
+          <w:tcPr>
+            <w:tcW w:w="1134" w:type="dxa"/>
+          </w:tcPr>
+          <w:p>
+            <w:pPr>
+              <w:rPr>
+                <w:rFonts w:cstheme="minorHAnsi"/>
+                <w:color w:val="FF0000"/>
+                <w:szCs w:val="22"/>
+              </w:rPr>
+            </w:pPr>
+            <w:proofErr w:type="spellStart"/>
+            <w:r>
+              <w:rPr>
+                <w:rFonts w:cstheme="minorHAnsi"/>
+                <w:color w:val="FF0000"/>
+                <w:szCs w:val="22"/>
+              </w:rPr>
+              <w:t>AdamW</w:t>
+            </w:r>
+            <w:proofErr w:type="spellEnd"/>
+          </w:p>
+        </w:tc>
+        <w:tc>
+          <w:tcPr>
+            <w:tcW w:w="1134" w:type="dxa"/>
+          </w:tcPr>
+          <w:p>
+            <w:pPr>
+              <w:rPr>
+                <w:rFonts w:cstheme="minorHAnsi"/>
+                <w:color w:val="FF0000"/>
+                <w:szCs w:val="22"/>
+              </w:rPr>
+            </w:pPr>
+            <w:r>
+              <w:rPr>
+                <w:rFonts w:cstheme="minorHAnsi"/>
+                <w:color w:val="FF0000"/>
+                <w:szCs w:val="22"/>
+              </w:rPr>
               <w:t>8.70e-3</w:t>
             </w:r>
           </w:p>
         </w:tc>
         <w:tc>
           <w:tcPr>
-            <w:tcW w:w="1572" w:type="dxa"/>
-          </w:tcPr>
-          <w:p>
-            <w:r>
+            <w:tcW w:w="992" w:type="dxa"/>
+          </w:tcPr>
+          <w:p>
+            <w:pPr>
+              <w:rPr>
+                <w:rFonts w:cstheme="minorHAnsi"/>
+                <w:color w:val="FF0000"/>
+                <w:szCs w:val="22"/>
+              </w:rPr>
+            </w:pPr>
+            <w:r>
+              <w:rPr>
+                <w:rFonts w:cstheme="minorHAnsi"/>
+                <w:color w:val="FF0000"/>
+                <w:szCs w:val="22"/>
+              </w:rPr>
               <w:t>3.99e-5</w:t>
             </w:r>
           </w:p>
         </w:tc>
         <w:tc>
           <w:tcPr>
-            <w:tcW w:w="1092" w:type="dxa"/>
-          </w:tcPr>
-          <w:p>
-            <w:r>
+            <w:tcW w:w="992" w:type="dxa"/>
+          </w:tcPr>
+          <w:p>
+            <w:pPr>
+              <w:rPr>
+                <w:rFonts w:cstheme="minorHAnsi"/>
+                <w:color w:val="FF0000"/>
+                <w:szCs w:val="22"/>
+              </w:rPr>
+            </w:pPr>
+            <w:r>
+              <w:rPr>
+                <w:rFonts w:cstheme="minorHAnsi"/>
+                <w:color w:val="FF0000"/>
+                <w:szCs w:val="22"/>
+              </w:rPr>
               <w:t>0.405</w:t>
             </w:r>
           </w:p>
         </w:tc>
         <w:tc>
           <w:tcPr>
-            <w:tcW w:w="984" w:type="dxa"/>
-          </w:tcPr>
-          <w:p>
-            <w:r>
+            <w:tcW w:w="962" w:type="dxa"/>
+          </w:tcPr>
+          <w:p>
+            <w:pPr>
+              <w:rPr>
+                <w:rFonts w:cstheme="minorHAnsi"/>
+                <w:color w:val="FF0000"/>
+                <w:szCs w:val="22"/>
+              </w:rPr>
+            </w:pPr>
+            <w:r>
+              <w:rPr>
+                <w:rFonts w:cstheme="minorHAnsi"/>
+                <w:color w:val="FF0000"/>
+                <w:szCs w:val="22"/>
+              </w:rPr>
               <w:t>512</w:t>
             </w:r>
-          </w:p>
-        </w:tc>
-        <w:tc>
-          <w:tcPr>
-            <w:tcW w:w="1233" w:type="dxa"/>
-          </w:tcPr>
-          <w:p>
-            <w:proofErr w:type="spellStart"/>
-            <w:r>
-              <w:t>AdamW</w:t>
-            </w:r>
-            <w:proofErr w:type="spellEnd"/>
           </w:p>
         </w:tc>
       </w:tr>
       <w:tr>
-        <w:trPr>
-          <w:jc w:val="center"/>
-        </w:trPr>
-        <w:tc>
-          <w:tcPr>
-            <w:tcW w:w="3066" w:type="dxa"/>
-          </w:tcPr>
-          <w:p>
-            <w:r>
+        <w:tc>
+          <w:tcPr>
+            <w:tcW w:w="1129" w:type="dxa"/>
+          </w:tcPr>
+          <w:p>
+            <w:pPr>
+              <w:rPr>
+                <w:rFonts w:cstheme="minorHAnsi"/>
+                <w:color w:val="FF0000"/>
+                <w:szCs w:val="22"/>
+              </w:rPr>
+            </w:pPr>
+            <w:r>
+              <w:rPr>
+                <w:rFonts w:cstheme="minorHAnsi"/>
+                <w:color w:val="FF0000"/>
+                <w:szCs w:val="22"/>
+              </w:rPr>
+              <w:lastRenderedPageBreak/>
+              <w:t>Freeze all</w:t>
+            </w:r>
+          </w:p>
+        </w:tc>
+        <w:tc>
+          <w:tcPr>
+            <w:tcW w:w="1276" w:type="dxa"/>
+          </w:tcPr>
+          <w:p>
+            <w:pPr>
+              <w:rPr>
+                <w:rFonts w:cstheme="minorHAnsi"/>
+                <w:color w:val="FF0000"/>
+                <w:szCs w:val="22"/>
+              </w:rPr>
+            </w:pPr>
+            <w:r>
+              <w:rPr>
+                <w:rFonts w:cstheme="minorHAnsi"/>
+                <w:color w:val="FF0000"/>
+                <w:szCs w:val="22"/>
+              </w:rPr>
               <w:t>MobileNetV3-Small</w:t>
             </w:r>
           </w:p>
         </w:tc>
         <w:tc>
           <w:tcPr>
-            <w:tcW w:w="1535" w:type="dxa"/>
-          </w:tcPr>
-          <w:p>
-            <w:r>
+            <w:tcW w:w="353" w:type="dxa"/>
+          </w:tcPr>
+          <w:p>
+            <w:pPr>
+              <w:rPr>
+                <w:rFonts w:cstheme="minorHAnsi"/>
+                <w:color w:val="FF0000"/>
+                <w:szCs w:val="22"/>
+              </w:rPr>
+            </w:pPr>
+            <w:r>
+              <w:rPr>
+                <w:rFonts w:cstheme="minorHAnsi"/>
+                <w:color w:val="FF0000"/>
+                <w:szCs w:val="22"/>
+              </w:rPr>
+              <w:t>-</w:t>
+            </w:r>
+          </w:p>
+        </w:tc>
+        <w:tc>
+          <w:tcPr>
+            <w:tcW w:w="1490" w:type="dxa"/>
+          </w:tcPr>
+          <w:p>
+            <w:pPr>
+              <w:rPr>
+                <w:rFonts w:cstheme="minorHAnsi"/>
+                <w:color w:val="FF0000"/>
+                <w:szCs w:val="22"/>
+              </w:rPr>
+            </w:pPr>
+            <w:r>
+              <w:rPr>
+                <w:rFonts w:cstheme="minorHAnsi"/>
+                <w:color w:val="FF0000"/>
+                <w:szCs w:val="22"/>
+              </w:rPr>
+              <w:t>head only</w:t>
+            </w:r>
+          </w:p>
+        </w:tc>
+        <w:tc>
+          <w:tcPr>
+            <w:tcW w:w="1134" w:type="dxa"/>
+          </w:tcPr>
+          <w:p>
+            <w:pPr>
+              <w:rPr>
+                <w:rFonts w:cstheme="minorHAnsi"/>
+                <w:color w:val="FF0000"/>
+                <w:szCs w:val="22"/>
+              </w:rPr>
+            </w:pPr>
+            <w:proofErr w:type="spellStart"/>
+            <w:r>
+              <w:rPr>
+                <w:rFonts w:cstheme="minorHAnsi"/>
+                <w:color w:val="FF0000"/>
+                <w:szCs w:val="22"/>
+              </w:rPr>
+              <w:t>AdamW</w:t>
+            </w:r>
+            <w:proofErr w:type="spellEnd"/>
+          </w:p>
+        </w:tc>
+        <w:tc>
+          <w:tcPr>
+            <w:tcW w:w="1134" w:type="dxa"/>
+          </w:tcPr>
+          <w:p>
+            <w:pPr>
+              <w:rPr>
+                <w:rFonts w:cstheme="minorHAnsi"/>
+                <w:color w:val="FF0000"/>
+                <w:szCs w:val="22"/>
+              </w:rPr>
+            </w:pPr>
+            <w:r>
+              <w:rPr>
+                <w:rFonts w:cstheme="minorHAnsi"/>
+                <w:color w:val="FF0000"/>
+                <w:szCs w:val="22"/>
+              </w:rPr>
               <w:t>1.33e-3</w:t>
             </w:r>
           </w:p>
         </w:tc>
         <w:tc>
           <w:tcPr>
-            <w:tcW w:w="1572" w:type="dxa"/>
-          </w:tcPr>
-          <w:p>
-            <w:r>
+            <w:tcW w:w="992" w:type="dxa"/>
+          </w:tcPr>
+          <w:p>
+            <w:pPr>
+              <w:rPr>
+                <w:rFonts w:cstheme="minorHAnsi"/>
+                <w:color w:val="FF0000"/>
+                <w:szCs w:val="22"/>
+              </w:rPr>
+            </w:pPr>
+            <w:r>
+              <w:rPr>
+                <w:rFonts w:cstheme="minorHAnsi"/>
+                <w:color w:val="FF0000"/>
+                <w:szCs w:val="22"/>
+              </w:rPr>
               <w:t>1.09e-3</w:t>
             </w:r>
           </w:p>
         </w:tc>
         <w:tc>
           <w:tcPr>
-            <w:tcW w:w="1092" w:type="dxa"/>
-          </w:tcPr>
-          <w:p>
-            <w:r>
+            <w:tcW w:w="992" w:type="dxa"/>
+          </w:tcPr>
+          <w:p>
+            <w:pPr>
+              <w:rPr>
+                <w:rFonts w:cstheme="minorHAnsi"/>
+                <w:color w:val="FF0000"/>
+                <w:szCs w:val="22"/>
+              </w:rPr>
+            </w:pPr>
+            <w:r>
+              <w:rPr>
+                <w:rFonts w:cstheme="minorHAnsi"/>
+                <w:color w:val="FF0000"/>
+                <w:szCs w:val="22"/>
+              </w:rPr>
               <w:t>0.327</w:t>
             </w:r>
           </w:p>
         </w:tc>
         <w:tc>
           <w:tcPr>
-            <w:tcW w:w="984" w:type="dxa"/>
-          </w:tcPr>
-          <w:p>
-            <w:r>
+            <w:tcW w:w="962" w:type="dxa"/>
+          </w:tcPr>
+          <w:p>
+            <w:pPr>
+              <w:rPr>
+                <w:rFonts w:cstheme="minorHAnsi"/>
+                <w:color w:val="FF0000"/>
+                <w:szCs w:val="22"/>
+              </w:rPr>
+            </w:pPr>
+            <w:r>
+              <w:rPr>
+                <w:rFonts w:cstheme="minorHAnsi"/>
+                <w:color w:val="FF0000"/>
+                <w:szCs w:val="22"/>
+              </w:rPr>
               <w:t>512</w:t>
             </w:r>
           </w:p>
         </w:tc>
-        <w:tc>
-          <w:tcPr>
-            <w:tcW w:w="1233" w:type="dxa"/>
-          </w:tcPr>
-          <w:p>
+      </w:tr>
+      <w:tr>
+        <w:tc>
+          <w:tcPr>
+            <w:tcW w:w="1129" w:type="dxa"/>
+          </w:tcPr>
+          <w:p>
+            <w:pPr>
+              <w:rPr>
+                <w:rFonts w:cstheme="minorHAnsi"/>
+                <w:color w:val="FF0000"/>
+                <w:szCs w:val="22"/>
+              </w:rPr>
+            </w:pPr>
+            <w:r>
+              <w:rPr>
+                <w:rFonts w:cstheme="minorHAnsi"/>
+                <w:color w:val="FF0000"/>
+                <w:szCs w:val="22"/>
+              </w:rPr>
+              <w:t>Unfreeze last n</w:t>
+            </w:r>
+          </w:p>
+        </w:tc>
+        <w:tc>
+          <w:tcPr>
+            <w:tcW w:w="1276" w:type="dxa"/>
+          </w:tcPr>
+          <w:p>
+            <w:pPr>
+              <w:rPr>
+                <w:rFonts w:cstheme="minorHAnsi"/>
+                <w:color w:val="FF0000"/>
+                <w:szCs w:val="22"/>
+              </w:rPr>
+            </w:pPr>
+            <w:r>
+              <w:rPr>
+                <w:rFonts w:cstheme="minorHAnsi"/>
+                <w:color w:val="FF0000"/>
+                <w:szCs w:val="22"/>
+              </w:rPr>
+              <w:t>ResNet50</w:t>
+            </w:r>
+          </w:p>
+        </w:tc>
+        <w:tc>
+          <w:tcPr>
+            <w:tcW w:w="353" w:type="dxa"/>
+          </w:tcPr>
+          <w:p>
+            <w:pPr>
+              <w:rPr>
+                <w:rFonts w:cstheme="minorHAnsi"/>
+                <w:color w:val="FF0000"/>
+                <w:szCs w:val="22"/>
+              </w:rPr>
+            </w:pPr>
+            <w:r>
+              <w:rPr>
+                <w:rFonts w:cstheme="minorHAnsi"/>
+                <w:color w:val="FF0000"/>
+                <w:szCs w:val="22"/>
+              </w:rPr>
+              <w:t>2</w:t>
+            </w:r>
+          </w:p>
+        </w:tc>
+        <w:tc>
+          <w:tcPr>
+            <w:tcW w:w="1490" w:type="dxa"/>
+          </w:tcPr>
+          <w:p>
+            <w:pPr>
+              <w:rPr>
+                <w:rFonts w:cstheme="minorHAnsi"/>
+                <w:color w:val="FF0000"/>
+                <w:szCs w:val="22"/>
+              </w:rPr>
+            </w:pPr>
+            <w:r>
+              <w:rPr>
+                <w:rStyle w:val="CodeChar"/>
+                <w:rFonts w:asciiTheme="minorHAnsi" w:hAnsiTheme="minorHAnsi" w:cstheme="minorHAnsi"/>
+                <w:color w:val="FF0000"/>
+                <w:sz w:val="22"/>
+              </w:rPr>
+              <w:t>layer3</w:t>
+            </w:r>
+            <w:r>
+              <w:rPr>
+                <w:rFonts w:cstheme="minorHAnsi"/>
+                <w:color w:val="FF0000"/>
+                <w:szCs w:val="22"/>
+              </w:rPr>
+              <w:t xml:space="preserve">, </w:t>
+            </w:r>
+            <w:r>
+              <w:rPr>
+                <w:rStyle w:val="CodeChar"/>
+                <w:rFonts w:asciiTheme="minorHAnsi" w:hAnsiTheme="minorHAnsi" w:cstheme="minorHAnsi"/>
+                <w:color w:val="FF0000"/>
+                <w:sz w:val="22"/>
+              </w:rPr>
+              <w:t>layer4</w:t>
+            </w:r>
+            <w:r>
+              <w:rPr>
+                <w:color w:val="FF0000"/>
+              </w:rPr>
+              <w:br/>
+            </w:r>
+            <w:r>
+              <w:rPr>
+                <w:rFonts w:cstheme="minorHAnsi"/>
+                <w:color w:val="FF0000"/>
+                <w:szCs w:val="22"/>
+              </w:rPr>
+              <w:t>+ head</w:t>
+            </w:r>
+          </w:p>
+        </w:tc>
+        <w:tc>
+          <w:tcPr>
+            <w:tcW w:w="1134" w:type="dxa"/>
+          </w:tcPr>
+          <w:p>
+            <w:pPr>
+              <w:rPr>
+                <w:rFonts w:cstheme="minorHAnsi"/>
+                <w:color w:val="FF0000"/>
+                <w:szCs w:val="22"/>
+              </w:rPr>
+            </w:pPr>
             <w:proofErr w:type="spellStart"/>
             <w:r>
+              <w:rPr>
+                <w:rFonts w:cstheme="minorHAnsi"/>
+                <w:color w:val="FF0000"/>
+                <w:szCs w:val="22"/>
+              </w:rPr>
               <w:t>AdamW</w:t>
             </w:r>
             <w:proofErr w:type="spellEnd"/>
+          </w:p>
+        </w:tc>
+        <w:tc>
+          <w:tcPr>
+            <w:tcW w:w="1134" w:type="dxa"/>
+          </w:tcPr>
+          <w:p>
+            <w:pPr>
+              <w:rPr>
+                <w:rFonts w:cstheme="minorHAnsi"/>
+                <w:color w:val="FF0000"/>
+                <w:szCs w:val="22"/>
+              </w:rPr>
+            </w:pPr>
+            <w:r>
+              <w:rPr>
+                <w:rFonts w:cstheme="minorHAnsi"/>
+                <w:color w:val="FF0000"/>
+                <w:szCs w:val="22"/>
+              </w:rPr>
+              <w:t>3.91e-4</w:t>
+            </w:r>
+          </w:p>
+        </w:tc>
+        <w:tc>
+          <w:tcPr>
+            <w:tcW w:w="992" w:type="dxa"/>
+          </w:tcPr>
+          <w:p>
+            <w:pPr>
+              <w:rPr>
+                <w:rFonts w:cstheme="minorHAnsi"/>
+                <w:color w:val="FF0000"/>
+                <w:szCs w:val="22"/>
+              </w:rPr>
+            </w:pPr>
+            <w:r>
+              <w:rPr>
+                <w:rFonts w:cstheme="minorHAnsi"/>
+                <w:color w:val="FF0000"/>
+                <w:szCs w:val="22"/>
+              </w:rPr>
+              <w:t>3.10e-5</w:t>
+            </w:r>
+          </w:p>
+        </w:tc>
+        <w:tc>
+          <w:tcPr>
+            <w:tcW w:w="992" w:type="dxa"/>
+          </w:tcPr>
+          <w:p>
+            <w:pPr>
+              <w:rPr>
+                <w:rFonts w:cstheme="minorHAnsi"/>
+                <w:color w:val="FF0000"/>
+                <w:szCs w:val="22"/>
+              </w:rPr>
+            </w:pPr>
+            <w:r>
+              <w:rPr>
+                <w:rFonts w:cstheme="minorHAnsi"/>
+                <w:color w:val="FF0000"/>
+                <w:szCs w:val="22"/>
+              </w:rPr>
+              <w:t>0.185</w:t>
+            </w:r>
+          </w:p>
+        </w:tc>
+        <w:tc>
+          <w:tcPr>
+            <w:tcW w:w="962" w:type="dxa"/>
+          </w:tcPr>
+          <w:p>
+            <w:pPr>
+              <w:rPr>
+                <w:rFonts w:cstheme="minorHAnsi"/>
+                <w:color w:val="FF0000"/>
+                <w:szCs w:val="22"/>
+              </w:rPr>
+            </w:pPr>
+            <w:r>
+              <w:rPr>
+                <w:rFonts w:cstheme="minorHAnsi"/>
+                <w:color w:val="FF0000"/>
+                <w:szCs w:val="22"/>
+              </w:rPr>
+              <w:t>128</w:t>
+            </w:r>
+          </w:p>
+        </w:tc>
+      </w:tr>
+      <w:tr>
+        <w:tc>
+          <w:tcPr>
+            <w:tcW w:w="1129" w:type="dxa"/>
+          </w:tcPr>
+          <w:p>
+            <w:pPr>
+              <w:rPr>
+                <w:rFonts w:cstheme="minorHAnsi"/>
+                <w:color w:val="FF0000"/>
+                <w:szCs w:val="22"/>
+              </w:rPr>
+            </w:pPr>
+            <w:r>
+              <w:rPr>
+                <w:rFonts w:cstheme="minorHAnsi"/>
+                <w:color w:val="FF0000"/>
+                <w:szCs w:val="22"/>
+              </w:rPr>
+              <w:t>Unfreeze last n</w:t>
+            </w:r>
+          </w:p>
+        </w:tc>
+        <w:tc>
+          <w:tcPr>
+            <w:tcW w:w="1276" w:type="dxa"/>
+          </w:tcPr>
+          <w:p>
+            <w:pPr>
+              <w:rPr>
+                <w:rFonts w:cstheme="minorHAnsi"/>
+                <w:color w:val="FF0000"/>
+                <w:szCs w:val="22"/>
+              </w:rPr>
+            </w:pPr>
+            <w:r>
+              <w:rPr>
+                <w:rFonts w:cstheme="minorHAnsi"/>
+                <w:color w:val="FF0000"/>
+                <w:szCs w:val="22"/>
+              </w:rPr>
+              <w:t>VGG16</w:t>
+            </w:r>
+          </w:p>
+        </w:tc>
+        <w:tc>
+          <w:tcPr>
+            <w:tcW w:w="353" w:type="dxa"/>
+          </w:tcPr>
+          <w:p>
+            <w:pPr>
+              <w:rPr>
+                <w:rFonts w:cstheme="minorHAnsi"/>
+                <w:color w:val="FF0000"/>
+                <w:szCs w:val="22"/>
+              </w:rPr>
+            </w:pPr>
+            <w:r>
+              <w:rPr>
+                <w:rFonts w:cstheme="minorHAnsi"/>
+                <w:color w:val="FF0000"/>
+                <w:szCs w:val="22"/>
+              </w:rPr>
+              <w:t>2</w:t>
+            </w:r>
+          </w:p>
+        </w:tc>
+        <w:tc>
+          <w:tcPr>
+            <w:tcW w:w="1490" w:type="dxa"/>
+          </w:tcPr>
+          <w:p>
+            <w:pPr>
+              <w:rPr>
+                <w:rFonts w:cstheme="minorHAnsi"/>
+                <w:color w:val="FF0000"/>
+                <w:szCs w:val="22"/>
+              </w:rPr>
+            </w:pPr>
+            <w:proofErr w:type="gramStart"/>
+            <w:r>
+              <w:rPr>
+                <w:rStyle w:val="CodeChar"/>
+                <w:rFonts w:asciiTheme="minorHAnsi" w:hAnsiTheme="minorHAnsi" w:cstheme="minorHAnsi"/>
+                <w:color w:val="FF0000"/>
+                <w:sz w:val="22"/>
+              </w:rPr>
+              <w:t>features[</w:t>
+            </w:r>
+            <w:proofErr w:type="gramEnd"/>
+            <w:r>
+              <w:rPr>
+                <w:rStyle w:val="CodeChar"/>
+                <w:rFonts w:asciiTheme="minorHAnsi" w:hAnsiTheme="minorHAnsi" w:cstheme="minorHAnsi"/>
+                <w:color w:val="FF0000"/>
+                <w:sz w:val="22"/>
+              </w:rPr>
+              <w:t>17:]</w:t>
+            </w:r>
+            <w:r>
+              <w:rPr>
+                <w:color w:val="FF0000"/>
+              </w:rPr>
+              <w:br/>
+            </w:r>
+            <w:r>
+              <w:rPr>
+                <w:rFonts w:cstheme="minorHAnsi"/>
+                <w:color w:val="FF0000"/>
+                <w:szCs w:val="22"/>
+              </w:rPr>
+              <w:t>+ head</w:t>
+            </w:r>
+          </w:p>
+        </w:tc>
+        <w:tc>
+          <w:tcPr>
+            <w:tcW w:w="1134" w:type="dxa"/>
+          </w:tcPr>
+          <w:p>
+            <w:pPr>
+              <w:rPr>
+                <w:rFonts w:cstheme="minorHAnsi"/>
+                <w:color w:val="FF0000"/>
+                <w:szCs w:val="22"/>
+              </w:rPr>
+            </w:pPr>
+            <w:r>
+              <w:rPr>
+                <w:rFonts w:cstheme="minorHAnsi"/>
+                <w:color w:val="FF0000"/>
+                <w:szCs w:val="22"/>
+              </w:rPr>
+              <w:t>SGD</w:t>
+            </w:r>
+          </w:p>
+        </w:tc>
+        <w:tc>
+          <w:tcPr>
+            <w:tcW w:w="1134" w:type="dxa"/>
+          </w:tcPr>
+          <w:p>
+            <w:pPr>
+              <w:rPr>
+                <w:rFonts w:cstheme="minorHAnsi"/>
+                <w:color w:val="FF0000"/>
+                <w:szCs w:val="22"/>
+              </w:rPr>
+            </w:pPr>
+            <w:r>
+              <w:rPr>
+                <w:rFonts w:cstheme="minorHAnsi"/>
+                <w:color w:val="FF0000"/>
+                <w:szCs w:val="22"/>
+              </w:rPr>
+              <w:t>3.92e-3</w:t>
+            </w:r>
+          </w:p>
+        </w:tc>
+        <w:tc>
+          <w:tcPr>
+            <w:tcW w:w="992" w:type="dxa"/>
+          </w:tcPr>
+          <w:p>
+            <w:pPr>
+              <w:rPr>
+                <w:rFonts w:cstheme="minorHAnsi"/>
+                <w:color w:val="FF0000"/>
+                <w:szCs w:val="22"/>
+              </w:rPr>
+            </w:pPr>
+            <w:r>
+              <w:rPr>
+                <w:rFonts w:cstheme="minorHAnsi"/>
+                <w:color w:val="FF0000"/>
+                <w:szCs w:val="22"/>
+              </w:rPr>
+              <w:t>6.71e-5</w:t>
+            </w:r>
+          </w:p>
+        </w:tc>
+        <w:tc>
+          <w:tcPr>
+            <w:tcW w:w="992" w:type="dxa"/>
+          </w:tcPr>
+          <w:p>
+            <w:pPr>
+              <w:rPr>
+                <w:rFonts w:cstheme="minorHAnsi"/>
+                <w:color w:val="FF0000"/>
+                <w:szCs w:val="22"/>
+              </w:rPr>
+            </w:pPr>
+            <w:r>
+              <w:rPr>
+                <w:rFonts w:cstheme="minorHAnsi"/>
+                <w:color w:val="FF0000"/>
+                <w:szCs w:val="22"/>
+              </w:rPr>
+              <w:t>0.402</w:t>
+            </w:r>
+          </w:p>
+        </w:tc>
+        <w:tc>
+          <w:tcPr>
+            <w:tcW w:w="962" w:type="dxa"/>
+          </w:tcPr>
+          <w:p>
+            <w:pPr>
+              <w:rPr>
+                <w:rFonts w:cstheme="minorHAnsi"/>
+                <w:color w:val="FF0000"/>
+                <w:szCs w:val="22"/>
+              </w:rPr>
+            </w:pPr>
+            <w:r>
+              <w:rPr>
+                <w:rFonts w:cstheme="minorHAnsi"/>
+                <w:color w:val="FF0000"/>
+                <w:szCs w:val="22"/>
+              </w:rPr>
+              <w:t>128</w:t>
+            </w:r>
+          </w:p>
+        </w:tc>
+      </w:tr>
+      <w:tr>
+        <w:tc>
+          <w:tcPr>
+            <w:tcW w:w="1129" w:type="dxa"/>
+          </w:tcPr>
+          <w:p>
+            <w:pPr>
+              <w:rPr>
+                <w:rFonts w:cstheme="minorHAnsi"/>
+                <w:color w:val="FF0000"/>
+                <w:szCs w:val="22"/>
+              </w:rPr>
+            </w:pPr>
+            <w:r>
+              <w:rPr>
+                <w:rFonts w:cstheme="minorHAnsi"/>
+                <w:color w:val="FF0000"/>
+                <w:szCs w:val="22"/>
+              </w:rPr>
+              <w:t>Unfreeze last n</w:t>
+            </w:r>
+          </w:p>
+        </w:tc>
+        <w:tc>
+          <w:tcPr>
+            <w:tcW w:w="1276" w:type="dxa"/>
+          </w:tcPr>
+          <w:p>
+            <w:pPr>
+              <w:rPr>
+                <w:rFonts w:cstheme="minorHAnsi"/>
+                <w:color w:val="FF0000"/>
+                <w:szCs w:val="22"/>
+              </w:rPr>
+            </w:pPr>
+            <w:r>
+              <w:rPr>
+                <w:rFonts w:cstheme="minorHAnsi"/>
+                <w:color w:val="FF0000"/>
+                <w:szCs w:val="22"/>
+              </w:rPr>
+              <w:t>EfficientNet-B0</w:t>
+            </w:r>
+          </w:p>
+        </w:tc>
+        <w:tc>
+          <w:tcPr>
+            <w:tcW w:w="353" w:type="dxa"/>
+          </w:tcPr>
+          <w:p>
+            <w:pPr>
+              <w:rPr>
+                <w:rFonts w:cstheme="minorHAnsi"/>
+                <w:color w:val="FF0000"/>
+                <w:szCs w:val="22"/>
+              </w:rPr>
+            </w:pPr>
+            <w:r>
+              <w:rPr>
+                <w:rFonts w:cstheme="minorHAnsi"/>
+                <w:color w:val="FF0000"/>
+                <w:szCs w:val="22"/>
+              </w:rPr>
+              <w:t>3</w:t>
+            </w:r>
+          </w:p>
+        </w:tc>
+        <w:tc>
+          <w:tcPr>
+            <w:tcW w:w="1490" w:type="dxa"/>
+          </w:tcPr>
+          <w:p>
+            <w:pPr>
+              <w:rPr>
+                <w:rFonts w:cstheme="minorHAnsi"/>
+                <w:color w:val="FF0000"/>
+                <w:szCs w:val="22"/>
+              </w:rPr>
+            </w:pPr>
+            <w:proofErr w:type="gramStart"/>
+            <w:r>
+              <w:rPr>
+                <w:rStyle w:val="CodeChar"/>
+                <w:rFonts w:asciiTheme="minorHAnsi" w:hAnsiTheme="minorHAnsi" w:cstheme="minorHAnsi"/>
+                <w:color w:val="FF0000"/>
+                <w:sz w:val="22"/>
+              </w:rPr>
+              <w:t>features[</w:t>
+            </w:r>
+            <w:proofErr w:type="gramEnd"/>
+            <w:r>
+              <w:rPr>
+                <w:rStyle w:val="CodeChar"/>
+                <w:rFonts w:asciiTheme="minorHAnsi" w:hAnsiTheme="minorHAnsi" w:cstheme="minorHAnsi"/>
+                <w:color w:val="FF0000"/>
+                <w:sz w:val="22"/>
+              </w:rPr>
+              <w:t>3:]</w:t>
+            </w:r>
+            <w:r>
+              <w:rPr>
+                <w:color w:val="FF0000"/>
+              </w:rPr>
+              <w:br/>
+            </w:r>
+            <w:r>
+              <w:rPr>
+                <w:rFonts w:cstheme="minorHAnsi"/>
+                <w:color w:val="FF0000"/>
+                <w:szCs w:val="22"/>
+              </w:rPr>
+              <w:t>+ head</w:t>
+            </w:r>
+          </w:p>
+        </w:tc>
+        <w:tc>
+          <w:tcPr>
+            <w:tcW w:w="1134" w:type="dxa"/>
+          </w:tcPr>
+          <w:p>
+            <w:pPr>
+              <w:rPr>
+                <w:rFonts w:cstheme="minorHAnsi"/>
+                <w:color w:val="FF0000"/>
+                <w:szCs w:val="22"/>
+              </w:rPr>
+            </w:pPr>
+            <w:proofErr w:type="spellStart"/>
+            <w:r>
+              <w:rPr>
+                <w:rFonts w:cstheme="minorHAnsi"/>
+                <w:color w:val="FF0000"/>
+                <w:szCs w:val="22"/>
+              </w:rPr>
+              <w:t>AdamW</w:t>
+            </w:r>
+            <w:proofErr w:type="spellEnd"/>
+          </w:p>
+        </w:tc>
+        <w:tc>
+          <w:tcPr>
+            <w:tcW w:w="1134" w:type="dxa"/>
+          </w:tcPr>
+          <w:p>
+            <w:pPr>
+              <w:rPr>
+                <w:rFonts w:cstheme="minorHAnsi"/>
+                <w:color w:val="FF0000"/>
+                <w:szCs w:val="22"/>
+              </w:rPr>
+            </w:pPr>
+            <w:r>
+              <w:rPr>
+                <w:rFonts w:cstheme="minorHAnsi"/>
+                <w:color w:val="FF0000"/>
+                <w:szCs w:val="22"/>
+              </w:rPr>
+              <w:t>2.52e-3</w:t>
+            </w:r>
+          </w:p>
+        </w:tc>
+        <w:tc>
+          <w:tcPr>
+            <w:tcW w:w="992" w:type="dxa"/>
+          </w:tcPr>
+          <w:p>
+            <w:pPr>
+              <w:rPr>
+                <w:rFonts w:cstheme="minorHAnsi"/>
+                <w:color w:val="FF0000"/>
+                <w:szCs w:val="22"/>
+              </w:rPr>
+            </w:pPr>
+            <w:r>
+              <w:rPr>
+                <w:rFonts w:cstheme="minorHAnsi"/>
+                <w:color w:val="FF0000"/>
+                <w:szCs w:val="22"/>
+              </w:rPr>
+              <w:t>6.12e-5</w:t>
+            </w:r>
+          </w:p>
+        </w:tc>
+        <w:tc>
+          <w:tcPr>
+            <w:tcW w:w="992" w:type="dxa"/>
+          </w:tcPr>
+          <w:p>
+            <w:pPr>
+              <w:rPr>
+                <w:rFonts w:cstheme="minorHAnsi"/>
+                <w:color w:val="FF0000"/>
+                <w:szCs w:val="22"/>
+              </w:rPr>
+            </w:pPr>
+            <w:r>
+              <w:rPr>
+                <w:rFonts w:cstheme="minorHAnsi"/>
+                <w:color w:val="FF0000"/>
+                <w:szCs w:val="22"/>
+              </w:rPr>
+              <w:t>0.105</w:t>
+            </w:r>
+          </w:p>
+        </w:tc>
+        <w:tc>
+          <w:tcPr>
+            <w:tcW w:w="962" w:type="dxa"/>
+          </w:tcPr>
+          <w:p>
+            <w:pPr>
+              <w:rPr>
+                <w:rFonts w:cstheme="minorHAnsi"/>
+                <w:color w:val="FF0000"/>
+                <w:szCs w:val="22"/>
+              </w:rPr>
+            </w:pPr>
+            <w:r>
+              <w:rPr>
+                <w:rFonts w:cstheme="minorHAnsi"/>
+                <w:color w:val="FF0000"/>
+                <w:szCs w:val="22"/>
+              </w:rPr>
+              <w:t>256</w:t>
+            </w:r>
+          </w:p>
+        </w:tc>
+      </w:tr>
+      <w:tr>
+        <w:tc>
+          <w:tcPr>
+            <w:tcW w:w="1129" w:type="dxa"/>
+          </w:tcPr>
+          <w:p>
+            <w:pPr>
+              <w:rPr>
+                <w:rFonts w:cstheme="minorHAnsi"/>
+                <w:color w:val="FF0000"/>
+                <w:szCs w:val="22"/>
+              </w:rPr>
+            </w:pPr>
+            <w:r>
+              <w:rPr>
+                <w:rFonts w:cstheme="minorHAnsi"/>
+                <w:color w:val="FF0000"/>
+                <w:szCs w:val="22"/>
+              </w:rPr>
+              <w:t>Unfreeze last n</w:t>
+            </w:r>
+          </w:p>
+        </w:tc>
+        <w:tc>
+          <w:tcPr>
+            <w:tcW w:w="1276" w:type="dxa"/>
+          </w:tcPr>
+          <w:p>
+            <w:pPr>
+              <w:rPr>
+                <w:rFonts w:cstheme="minorHAnsi"/>
+                <w:color w:val="FF0000"/>
+                <w:szCs w:val="22"/>
+              </w:rPr>
+            </w:pPr>
+            <w:r>
+              <w:rPr>
+                <w:rFonts w:cstheme="minorHAnsi"/>
+                <w:color w:val="FF0000"/>
+                <w:szCs w:val="22"/>
+              </w:rPr>
+              <w:t>MobileNetV3-Small</w:t>
+            </w:r>
+          </w:p>
+        </w:tc>
+        <w:tc>
+          <w:tcPr>
+            <w:tcW w:w="353" w:type="dxa"/>
+          </w:tcPr>
+          <w:p>
+            <w:pPr>
+              <w:rPr>
+                <w:rFonts w:cstheme="minorHAnsi"/>
+                <w:color w:val="FF0000"/>
+                <w:szCs w:val="22"/>
+              </w:rPr>
+            </w:pPr>
+            <w:r>
+              <w:rPr>
+                <w:rFonts w:cstheme="minorHAnsi"/>
+                <w:color w:val="FF0000"/>
+                <w:szCs w:val="22"/>
+              </w:rPr>
+              <w:t>2</w:t>
+            </w:r>
+          </w:p>
+        </w:tc>
+        <w:tc>
+          <w:tcPr>
+            <w:tcW w:w="1490" w:type="dxa"/>
+          </w:tcPr>
+          <w:p>
+            <w:pPr>
+              <w:rPr>
+                <w:rFonts w:cstheme="minorHAnsi"/>
+                <w:color w:val="FF0000"/>
+                <w:szCs w:val="22"/>
+              </w:rPr>
+            </w:pPr>
+            <w:proofErr w:type="gramStart"/>
+            <w:r>
+              <w:rPr>
+                <w:rStyle w:val="CodeChar"/>
+                <w:rFonts w:asciiTheme="minorHAnsi" w:hAnsiTheme="minorHAnsi" w:cstheme="minorHAnsi"/>
+                <w:color w:val="FF0000"/>
+                <w:sz w:val="22"/>
+              </w:rPr>
+              <w:t>features[</w:t>
+            </w:r>
+            <w:proofErr w:type="gramEnd"/>
+            <w:r>
+              <w:rPr>
+                <w:rStyle w:val="CodeChar"/>
+                <w:rFonts w:asciiTheme="minorHAnsi" w:hAnsiTheme="minorHAnsi" w:cstheme="minorHAnsi"/>
+                <w:color w:val="FF0000"/>
+                <w:sz w:val="22"/>
+              </w:rPr>
+              <w:t>4:]</w:t>
+            </w:r>
+            <w:r>
+              <w:rPr>
+                <w:rFonts w:cstheme="minorHAnsi"/>
+                <w:color w:val="FF0000"/>
+                <w:szCs w:val="22"/>
+              </w:rPr>
+              <w:br/>
+            </w:r>
+            <w:r>
+              <w:rPr>
+                <w:rFonts w:cstheme="minorHAnsi"/>
+                <w:color w:val="FF0000"/>
+                <w:szCs w:val="22"/>
+              </w:rPr>
+              <w:t>+ head</w:t>
+            </w:r>
+          </w:p>
+        </w:tc>
+        <w:tc>
+          <w:tcPr>
+            <w:tcW w:w="1134" w:type="dxa"/>
+          </w:tcPr>
+          <w:p>
+            <w:pPr>
+              <w:rPr>
+                <w:rFonts w:cstheme="minorHAnsi"/>
+                <w:color w:val="FF0000"/>
+                <w:szCs w:val="22"/>
+              </w:rPr>
+            </w:pPr>
+            <w:proofErr w:type="spellStart"/>
+            <w:r>
+              <w:rPr>
+                <w:rFonts w:cstheme="minorHAnsi"/>
+                <w:color w:val="FF0000"/>
+                <w:szCs w:val="22"/>
+              </w:rPr>
+              <w:t>AdamW</w:t>
+            </w:r>
+            <w:proofErr w:type="spellEnd"/>
+          </w:p>
+        </w:tc>
+        <w:tc>
+          <w:tcPr>
+            <w:tcW w:w="1134" w:type="dxa"/>
+          </w:tcPr>
+          <w:p>
+            <w:pPr>
+              <w:rPr>
+                <w:rFonts w:cstheme="minorHAnsi"/>
+                <w:color w:val="FF0000"/>
+                <w:szCs w:val="22"/>
+              </w:rPr>
+            </w:pPr>
+            <w:r>
+              <w:rPr>
+                <w:rFonts w:cstheme="minorHAnsi"/>
+                <w:color w:val="FF0000"/>
+                <w:szCs w:val="22"/>
+              </w:rPr>
+              <w:t>5.42e-4</w:t>
+            </w:r>
+          </w:p>
+        </w:tc>
+        <w:tc>
+          <w:tcPr>
+            <w:tcW w:w="992" w:type="dxa"/>
+          </w:tcPr>
+          <w:p>
+            <w:pPr>
+              <w:rPr>
+                <w:rFonts w:cstheme="minorHAnsi"/>
+                <w:color w:val="FF0000"/>
+                <w:szCs w:val="22"/>
+              </w:rPr>
+            </w:pPr>
+            <w:r>
+              <w:rPr>
+                <w:rFonts w:cstheme="minorHAnsi"/>
+                <w:color w:val="FF0000"/>
+                <w:szCs w:val="22"/>
+              </w:rPr>
+              <w:t>6.96e-6</w:t>
+            </w:r>
+          </w:p>
+        </w:tc>
+        <w:tc>
+          <w:tcPr>
+            <w:tcW w:w="992" w:type="dxa"/>
+          </w:tcPr>
+          <w:p>
+            <w:pPr>
+              <w:rPr>
+                <w:rFonts w:cstheme="minorHAnsi"/>
+                <w:color w:val="FF0000"/>
+                <w:szCs w:val="22"/>
+              </w:rPr>
+            </w:pPr>
+            <w:r>
+              <w:rPr>
+                <w:rFonts w:cstheme="minorHAnsi"/>
+                <w:color w:val="FF0000"/>
+                <w:szCs w:val="22"/>
+              </w:rPr>
+              <w:t>0.282</w:t>
+            </w:r>
+          </w:p>
+        </w:tc>
+        <w:tc>
+          <w:tcPr>
+            <w:tcW w:w="962" w:type="dxa"/>
+          </w:tcPr>
+          <w:p>
+            <w:pPr>
+              <w:rPr>
+                <w:rFonts w:cstheme="minorHAnsi"/>
+                <w:color w:val="FF0000"/>
+                <w:szCs w:val="22"/>
+              </w:rPr>
+            </w:pPr>
+            <w:r>
+              <w:rPr>
+                <w:rFonts w:cstheme="minorHAnsi"/>
+                <w:color w:val="FF0000"/>
+                <w:szCs w:val="22"/>
+              </w:rPr>
+              <w:t>128</w:t>
+            </w:r>
           </w:p>
         </w:tc>
       </w:tr>
     </w:tbl>
     <w:p>
       <w:pPr>
-        <w:rPr>
-          <w:rFonts w:cstheme="minorHAnsi"/>
+        <w:pStyle w:val="Heading2"/>
+        <w:rPr>
+          <w:rFonts w:asciiTheme="minorBidi" w:hAnsiTheme="minorBidi" w:cstheme="minorBidi"/>
           <w:b/>
+          <w:bCs/>
+          <w:sz w:val="36"/>
+          <w:szCs w:val="44"/>
         </w:rPr>
       </w:pPr>
     </w:p>
     <w:p>
       <w:pPr>
-        <w:rPr>
-          <w:rFonts w:cstheme="minorHAnsi"/>
+        <w:pStyle w:val="Heading2"/>
+        <w:rPr>
+          <w:rFonts w:asciiTheme="minorBidi" w:hAnsiTheme="minorBidi" w:cstheme="minorBidi"/>
           <w:b/>
+          <w:bCs/>
+          <w:sz w:val="36"/>
+          <w:szCs w:val="44"/>
         </w:rPr>
       </w:pPr>
       <w:r>
         <w:rPr>
-          <w:rFonts w:cstheme="minorHAnsi"/>
+          <w:rFonts w:asciiTheme="minorBidi" w:hAnsiTheme="minorBidi" w:cstheme="minorBidi"/>
           <w:b/>
-        </w:rPr>
-        <w:t xml:space="preserve">Hyperparameter </w:t>
-      </w:r>
+          <w:bCs/>
+          <w:sz w:val="36"/>
+          <w:szCs w:val="44"/>
+        </w:rPr>
+        <w:t>5.</w:t>
+      </w:r>
+      <w:r>
+        <w:rPr>
+          <w:rFonts w:asciiTheme="minorBidi" w:hAnsiTheme="minorBidi" w:cstheme="minorBidi"/>
+          <w:b/>
+          <w:bCs/>
+          <w:sz w:val="36"/>
+          <w:szCs w:val="44"/>
+        </w:rPr>
+        <w:t>Evaluation metrics &amp; Error Analysis</w:t>
+      </w:r>
+      <w:r>
+        <w:rPr>
+          <w:rFonts w:asciiTheme="minorBidi" w:hAnsiTheme="minorBidi" w:cstheme="minorBidi" w:hint="cs"/>
+          <w:b/>
+          <w:bCs/>
+          <w:sz w:val="36"/>
+          <w:szCs w:val="44"/>
+          <w:cs/>
+        </w:rPr>
+        <w:t xml:space="preserve"> </w:t>
+      </w:r>
+    </w:p>
+    <w:p>
+      <w:pPr>
+        <w:rPr>
+          <w:rFonts w:asciiTheme="minorBidi" w:hAnsiTheme="minorBidi"/>
+          <w:sz w:val="28"/>
+        </w:rPr>
+      </w:pPr>
       <w:proofErr w:type="spellStart"/>
       <w:r>
         <w:rPr>
-          <w:rFonts w:ascii="Browallia New" w:hAnsi="Browallia New" w:cs="Browallia New"/>
+          <w:rFonts w:asciiTheme="minorBidi" w:hAnsiTheme="minorBidi"/>
+          <w:sz w:val="28"/>
+        </w:rPr>
+        <w:t>ผลลัพธ์ทั้งหมดคำนวณบน</w:t>
+      </w:r>
+      <w:proofErr w:type="spellEnd"/>
+      <w:r>
+        <w:rPr>
+          <w:rFonts w:asciiTheme="minorBidi" w:hAnsiTheme="minorBidi"/>
+          <w:sz w:val="28"/>
+        </w:rPr>
+        <w:t xml:space="preserve"> </w:t>
+      </w:r>
+      <w:r>
+        <w:rPr>
+          <w:rFonts w:asciiTheme="minorBidi" w:hAnsiTheme="minorBidi"/>
           <w:b/>
-        </w:rPr>
-        <w:t>สุดท้าย</w:t>
+          <w:sz w:val="28"/>
+        </w:rPr>
+        <w:t xml:space="preserve">test set (273 </w:t>
+      </w:r>
+      <w:proofErr w:type="spellStart"/>
+      <w:r>
+        <w:rPr>
+          <w:rFonts w:asciiTheme="minorBidi" w:hAnsiTheme="minorBidi"/>
+          <w:b/>
+          <w:sz w:val="28"/>
+        </w:rPr>
+        <w:t>ภาพ</w:t>
       </w:r>
       <w:proofErr w:type="spellEnd"/>
       <w:r>
         <w:rPr>
-          <w:rFonts w:cstheme="minorHAnsi"/>
+          <w:rFonts w:asciiTheme="minorBidi" w:hAnsiTheme="minorBidi"/>
           <w:b/>
-        </w:rPr>
-        <w:t>: unfreeze last n.</w:t>
-      </w:r>
+          <w:sz w:val="28"/>
+        </w:rPr>
+        <w:t>)</w:t>
+      </w:r>
+      <w:r>
+        <w:rPr>
+          <w:rFonts w:asciiTheme="minorBidi" w:hAnsiTheme="minorBidi"/>
+          <w:sz w:val="28"/>
+        </w:rPr>
+        <w:t xml:space="preserve"> </w:t>
+      </w:r>
+      <w:proofErr w:type="spellStart"/>
+      <w:r>
+        <w:rPr>
+          <w:rFonts w:asciiTheme="minorBidi" w:hAnsiTheme="minorBidi"/>
+          <w:sz w:val="28"/>
+        </w:rPr>
+        <w:t>ซึ่งไม่ได้ใช้ในการเทรน</w:t>
+      </w:r>
+      <w:proofErr w:type="spellEnd"/>
+      <w:r>
+        <w:rPr>
+          <w:rFonts w:asciiTheme="minorBidi" w:hAnsiTheme="minorBidi"/>
+          <w:sz w:val="28"/>
+        </w:rPr>
+        <w:t xml:space="preserve"> </w:t>
+      </w:r>
+      <w:proofErr w:type="spellStart"/>
+      <w:r>
+        <w:rPr>
+          <w:rFonts w:asciiTheme="minorBidi" w:hAnsiTheme="minorBidi"/>
+          <w:sz w:val="28"/>
+        </w:rPr>
+        <w:t>การ</w:t>
+      </w:r>
+      <w:proofErr w:type="spellEnd"/>
+      <w:r>
+        <w:rPr>
+          <w:rFonts w:asciiTheme="minorBidi" w:hAnsiTheme="minorBidi"/>
+          <w:sz w:val="28"/>
+        </w:rPr>
+        <w:t xml:space="preserve"> tune </w:t>
+      </w:r>
+      <w:proofErr w:type="spellStart"/>
+      <w:r>
+        <w:rPr>
+          <w:rFonts w:asciiTheme="minorBidi" w:hAnsiTheme="minorBidi"/>
+          <w:sz w:val="28"/>
+        </w:rPr>
+        <w:t>หรือ</w:t>
+      </w:r>
+      <w:proofErr w:type="spellEnd"/>
+      <w:r>
+        <w:rPr>
+          <w:rFonts w:asciiTheme="minorBidi" w:hAnsiTheme="minorBidi"/>
+          <w:sz w:val="28"/>
+        </w:rPr>
+        <w:t xml:space="preserve"> early stopping </w:t>
+      </w:r>
+      <w:proofErr w:type="spellStart"/>
+      <w:r>
+        <w:rPr>
+          <w:rFonts w:asciiTheme="minorBidi" w:hAnsiTheme="minorBidi"/>
+          <w:sz w:val="28"/>
+        </w:rPr>
+        <w:t>กราฟ</w:t>
+      </w:r>
+      <w:proofErr w:type="spellEnd"/>
+      <w:r>
+        <w:rPr>
+          <w:rFonts w:asciiTheme="minorBidi" w:hAnsiTheme="minorBidi"/>
+          <w:sz w:val="28"/>
+        </w:rPr>
+        <w:t xml:space="preserve"> train/validation </w:t>
+      </w:r>
+      <w:proofErr w:type="spellStart"/>
+      <w:r>
+        <w:rPr>
+          <w:rFonts w:asciiTheme="minorBidi" w:hAnsiTheme="minorBidi"/>
+          <w:sz w:val="28"/>
+        </w:rPr>
+        <w:t>ใช้เพื่อดู</w:t>
+      </w:r>
+      <w:proofErr w:type="spellEnd"/>
+      <w:r>
+        <w:rPr>
+          <w:rFonts w:asciiTheme="minorBidi" w:hAnsiTheme="minorBidi"/>
+          <w:sz w:val="28"/>
+        </w:rPr>
+        <w:t xml:space="preserve"> over-fit </w:t>
+      </w:r>
+      <w:proofErr w:type="spellStart"/>
+      <w:r>
+        <w:rPr>
+          <w:rFonts w:asciiTheme="minorBidi" w:hAnsiTheme="minorBidi"/>
+          <w:sz w:val="28"/>
+        </w:rPr>
+        <w:t>และ</w:t>
+      </w:r>
+      <w:proofErr w:type="spellEnd"/>
+      <w:r>
+        <w:rPr>
+          <w:rFonts w:asciiTheme="minorBidi" w:hAnsiTheme="minorBidi"/>
+          <w:sz w:val="28"/>
+        </w:rPr>
+        <w:t xml:space="preserve"> under-fit </w:t>
+      </w:r>
+      <w:proofErr w:type="spellStart"/>
+      <w:r>
+        <w:rPr>
+          <w:rFonts w:asciiTheme="minorBidi" w:hAnsiTheme="minorBidi"/>
+          <w:sz w:val="28"/>
+        </w:rPr>
+        <w:t>เท่านั้น</w:t>
+      </w:r>
+      <w:proofErr w:type="spellEnd"/>
     </w:p>
     <w:tbl>
       <w:tblPr>
-        <w:tblStyle w:val="GridTable1Light-Accent5"/>
-        <w:tblW w:w="9463" w:type="dxa"/>
-        <w:jc w:val="center"/>
+        <w:tblStyle w:val="TableGrid"/>
+        <w:tblW w:w="0" w:type="auto"/>
         <w:tblLayout w:type="fixed"/>
         <w:tblLook w:val="0420" w:firstRow="1" w:lastRow="0" w:firstColumn="0" w:lastColumn="0" w:noHBand="0" w:noVBand="1"/>
       </w:tblPr>
       <w:tblGrid>
-        <w:gridCol w:w="1493"/>
-        <w:gridCol w:w="444"/>
-        <w:gridCol w:w="1493"/>
-        <w:gridCol w:w="1231"/>
-        <w:gridCol w:w="1493"/>
-        <w:gridCol w:w="1092"/>
-        <w:gridCol w:w="984"/>
-        <w:gridCol w:w="1233"/>
+        <w:gridCol w:w="4680"/>
+        <w:gridCol w:w="4680"/>
       </w:tblGrid>
       <w:tr>
         <w:trPr>
-          <w:cnfStyle w:val="100000000000" w:firstRow="1" w:lastRow="0" w:firstColumn="0" w:lastColumn="0" w:oddVBand="0" w:evenVBand="0" w:oddHBand="0" w:evenHBand="0" w:firstRowFirstColumn="0" w:firstRowLastColumn="0" w:lastRowFirstColumn="0" w:lastRowLastColumn="0"/>
-          <w:jc w:val="center"/>
+          <w:tblHeader/>
         </w:trPr>
         <w:tc>
           <w:tcPr>
-            <w:tcW w:w="1493" w:type="dxa"/>
-            <w:shd w:val="clear" w:color="auto" w:fill="DEEAF6" w:themeFill="accent5" w:themeFillTint="33"/>
-          </w:tcPr>
-          <w:p>
-            <w:r>
-              <w:t>Backbone</w:t>
-            </w:r>
-          </w:p>
-        </w:tc>
-        <w:tc>
-          <w:tcPr>
-            <w:tcW w:w="444" w:type="dxa"/>
-            <w:shd w:val="clear" w:color="auto" w:fill="DEEAF6" w:themeFill="accent5" w:themeFillTint="33"/>
-          </w:tcPr>
-          <w:p>
-            <w:r>
-              <w:t>n</w:t>
-            </w:r>
-          </w:p>
-        </w:tc>
-        <w:tc>
-          <w:tcPr>
-            <w:tcW w:w="1493" w:type="dxa"/>
-            <w:shd w:val="clear" w:color="auto" w:fill="DEEAF6" w:themeFill="accent5" w:themeFillTint="33"/>
-          </w:tcPr>
-          <w:p>
-            <w:pPr>
-              <w:rPr>
-                <w:rFonts w:cstheme="minorHAnsi"/>
-                <w:szCs w:val="22"/>
-              </w:rPr>
-            </w:pPr>
-            <w:r>
-              <w:rPr>
-                <w:rFonts w:cstheme="minorHAnsi"/>
-                <w:szCs w:val="22"/>
-              </w:rPr>
-              <w:t>Layers updated</w:t>
-            </w:r>
-          </w:p>
-        </w:tc>
-        <w:tc>
-          <w:tcPr>
-            <w:tcW w:w="1231" w:type="dxa"/>
-            <w:shd w:val="clear" w:color="auto" w:fill="DEEAF6" w:themeFill="accent5" w:themeFillTint="33"/>
-          </w:tcPr>
-          <w:p>
-            <w:r>
-              <w:t xml:space="preserve">Learning </w:t>
-            </w:r>
-            <w:r>
-              <w:br/>
-            </w:r>
-            <w:r>
-              <w:t>rate</w:t>
-            </w:r>
-          </w:p>
-        </w:tc>
-        <w:tc>
-          <w:tcPr>
-            <w:tcW w:w="1493" w:type="dxa"/>
-            <w:shd w:val="clear" w:color="auto" w:fill="DEEAF6" w:themeFill="accent5" w:themeFillTint="33"/>
-          </w:tcPr>
-          <w:p>
-            <w:r>
-              <w:t>Weight decay</w:t>
-            </w:r>
-          </w:p>
-        </w:tc>
-        <w:tc>
-          <w:tcPr>
-            <w:tcW w:w="1092" w:type="dxa"/>
-            <w:shd w:val="clear" w:color="auto" w:fill="DEEAF6" w:themeFill="accent5" w:themeFillTint="33"/>
-          </w:tcPr>
-          <w:p>
-            <w:r>
-              <w:t>Dropout</w:t>
-            </w:r>
-          </w:p>
-        </w:tc>
-        <w:tc>
-          <w:tcPr>
-            <w:tcW w:w="984" w:type="dxa"/>
-            <w:shd w:val="clear" w:color="auto" w:fill="DEEAF6" w:themeFill="accent5" w:themeFillTint="33"/>
-          </w:tcPr>
-          <w:p>
-            <w:r>
-              <w:t>Hidden</w:t>
-            </w:r>
-          </w:p>
-        </w:tc>
-        <w:tc>
-          <w:tcPr>
-            <w:tcW w:w="1233" w:type="dxa"/>
-            <w:shd w:val="clear" w:color="auto" w:fill="DEEAF6" w:themeFill="accent5" w:themeFillTint="33"/>
-          </w:tcPr>
-          <w:p>
+            <w:tcW w:w="4680" w:type="dxa"/>
+            <w:shd w:val="clear" w:color="auto" w:fill="F2F2F2"/>
+          </w:tcPr>
+          <w:p>
+            <w:pPr>
+              <w:rPr>
+                <w:rFonts w:asciiTheme="minorBidi" w:hAnsiTheme="minorBidi" w:cstheme="minorBidi"/>
+                <w:sz w:val="28"/>
+                <w:szCs w:val="28"/>
+              </w:rPr>
+            </w:pPr>
             <w:proofErr w:type="spellStart"/>
             <w:r>
-              <w:t>Optimiser</w:t>
+              <w:rPr>
+                <w:rFonts w:asciiTheme="minorBidi" w:hAnsiTheme="minorBidi" w:cstheme="minorBidi"/>
+                <w:sz w:val="28"/>
+                <w:szCs w:val="28"/>
+              </w:rPr>
+              <w:t>ตัวชี้วัด</w:t>
+            </w:r>
+            <w:proofErr w:type="spellEnd"/>
+          </w:p>
+        </w:tc>
+        <w:tc>
+          <w:tcPr>
+            <w:tcW w:w="4680" w:type="dxa"/>
+            <w:shd w:val="clear" w:color="auto" w:fill="F2F2F2"/>
+          </w:tcPr>
+          <w:p>
+            <w:pPr>
+              <w:rPr>
+                <w:rFonts w:asciiTheme="minorBidi" w:hAnsiTheme="minorBidi" w:cstheme="minorBidi"/>
+                <w:sz w:val="28"/>
+                <w:szCs w:val="28"/>
+              </w:rPr>
+            </w:pPr>
+            <w:proofErr w:type="spellStart"/>
+            <w:r>
+              <w:rPr>
+                <w:rFonts w:asciiTheme="minorBidi" w:hAnsiTheme="minorBidi" w:cstheme="minorBidi"/>
+                <w:sz w:val="28"/>
+                <w:szCs w:val="28"/>
+              </w:rPr>
+              <w:t>นิยามและการใช้งาน</w:t>
             </w:r>
             <w:proofErr w:type="spellEnd"/>
           </w:p>
         </w:tc>
       </w:tr>
       <w:tr>
-        <w:trPr>
-          <w:jc w:val="center"/>
-        </w:trPr>
-        <w:tc>
-          <w:tcPr>
-            <w:tcW w:w="1493" w:type="dxa"/>
-          </w:tcPr>
-          <w:p>
-            <w:r>
-              <w:t>ResNet50</w:t>
-            </w:r>
-          </w:p>
-        </w:tc>
-        <w:tc>
-          <w:tcPr>
-            <w:tcW w:w="444" w:type="dxa"/>
-          </w:tcPr>
-          <w:p>
-            <w:r>
-              <w:t>2</w:t>
-            </w:r>
-          </w:p>
-        </w:tc>
-        <w:tc>
-          <w:tcPr>
-            <w:tcW w:w="1493" w:type="dxa"/>
-          </w:tcPr>
-          <w:p>
-            <w:r>
-              <w:t>layer3, layer4</w:t>
-            </w:r>
-          </w:p>
-        </w:tc>
-        <w:tc>
-          <w:tcPr>
-            <w:tcW w:w="1231" w:type="dxa"/>
-          </w:tcPr>
-          <w:p>
-            <w:r>
-              <w:t>3.91e-4</w:t>
-            </w:r>
-          </w:p>
-        </w:tc>
-        <w:tc>
-          <w:tcPr>
-            <w:tcW w:w="1493" w:type="dxa"/>
-          </w:tcPr>
-          <w:p>
-            <w:r>
-              <w:t>3.10e-5</w:t>
-            </w:r>
-          </w:p>
-        </w:tc>
-        <w:tc>
-          <w:tcPr>
-            <w:tcW w:w="1092" w:type="dxa"/>
-          </w:tcPr>
-          <w:p>
-            <w:r>
-              <w:t>0.185</w:t>
-            </w:r>
-          </w:p>
-        </w:tc>
-        <w:tc>
-          <w:tcPr>
-            <w:tcW w:w="984" w:type="dxa"/>
-          </w:tcPr>
-          <w:p>
-            <w:r>
-              <w:t>128</w:t>
-            </w:r>
-          </w:p>
-        </w:tc>
-        <w:tc>
-          <w:tcPr>
-            <w:tcW w:w="1233" w:type="dxa"/>
-          </w:tcPr>
-          <w:p>
+        <w:tc>
+          <w:tcPr>
+            <w:tcW w:w="4680" w:type="dxa"/>
+          </w:tcPr>
+          <w:p>
+            <w:pPr>
+              <w:rPr>
+                <w:rFonts w:asciiTheme="minorBidi" w:hAnsiTheme="minorBidi" w:cstheme="minorBidi"/>
+                <w:sz w:val="28"/>
+                <w:szCs w:val="28"/>
+              </w:rPr>
+            </w:pPr>
+            <w:r>
+              <w:rPr>
+                <w:rFonts w:asciiTheme="minorBidi" w:hAnsiTheme="minorBidi" w:cstheme="minorBidi"/>
+                <w:sz w:val="28"/>
+                <w:szCs w:val="28"/>
+              </w:rPr>
+              <w:t>Accuracy</w:t>
+            </w:r>
+          </w:p>
+        </w:tc>
+        <w:tc>
+          <w:tcPr>
+            <w:tcW w:w="4680" w:type="dxa"/>
+          </w:tcPr>
+          <w:p>
+            <w:pPr>
+              <w:rPr>
+                <w:rFonts w:asciiTheme="minorBidi" w:hAnsiTheme="minorBidi" w:cstheme="minorBidi"/>
+                <w:sz w:val="28"/>
+                <w:szCs w:val="28"/>
+              </w:rPr>
+            </w:pPr>
             <w:proofErr w:type="spellStart"/>
             <w:r>
-              <w:t>AdamW</w:t>
+              <w:rPr>
+                <w:rFonts w:asciiTheme="minorBidi" w:hAnsiTheme="minorBidi" w:cstheme="minorBidi"/>
+                <w:sz w:val="28"/>
+                <w:szCs w:val="28"/>
+              </w:rPr>
+              <w:t>สัดส่วนภาพ</w:t>
             </w:r>
             <w:proofErr w:type="spellEnd"/>
+            <w:r>
+              <w:rPr>
+                <w:rFonts w:asciiTheme="minorBidi" w:hAnsiTheme="minorBidi" w:cstheme="minorBidi"/>
+                <w:sz w:val="28"/>
+                <w:szCs w:val="28"/>
+              </w:rPr>
+              <w:t xml:space="preserve"> test </w:t>
+            </w:r>
+            <w:proofErr w:type="spellStart"/>
+            <w:r>
+              <w:rPr>
+                <w:rFonts w:asciiTheme="minorBidi" w:hAnsiTheme="minorBidi" w:cstheme="minorBidi"/>
+                <w:sz w:val="28"/>
+                <w:szCs w:val="28"/>
+              </w:rPr>
+              <w:t>ที่ทายถูก</w:t>
+            </w:r>
+            <w:proofErr w:type="spellEnd"/>
+            <w:r>
+              <w:rPr>
+                <w:rFonts w:asciiTheme="minorBidi" w:hAnsiTheme="minorBidi" w:cstheme="minorBidi"/>
+                <w:sz w:val="28"/>
+                <w:szCs w:val="28"/>
+              </w:rPr>
+              <w:t xml:space="preserve"> (1 </w:t>
+            </w:r>
+            <w:proofErr w:type="spellStart"/>
+            <w:r>
+              <w:rPr>
+                <w:rFonts w:asciiTheme="minorBidi" w:hAnsiTheme="minorBidi" w:cstheme="minorBidi"/>
+                <w:sz w:val="28"/>
+                <w:szCs w:val="28"/>
+              </w:rPr>
+              <w:t>ภาพ</w:t>
+            </w:r>
+            <w:proofErr w:type="spellEnd"/>
+            <w:r>
+              <w:rPr>
+                <w:rFonts w:asciiTheme="minorBidi" w:hAnsiTheme="minorBidi" w:cstheme="minorBidi"/>
+                <w:sz w:val="28"/>
+                <w:szCs w:val="28"/>
+              </w:rPr>
+              <w:t xml:space="preserve"> = 1/273 = 0.37 </w:t>
+            </w:r>
+            <w:proofErr w:type="spellStart"/>
+            <w:r>
+              <w:rPr>
+                <w:rFonts w:asciiTheme="minorBidi" w:hAnsiTheme="minorBidi" w:cstheme="minorBidi"/>
+                <w:sz w:val="28"/>
+                <w:szCs w:val="28"/>
+              </w:rPr>
+              <w:t>จุดเปอร์เซ็นต์</w:t>
+            </w:r>
+            <w:proofErr w:type="spellEnd"/>
+            <w:r>
+              <w:rPr>
+                <w:rFonts w:asciiTheme="minorBidi" w:hAnsiTheme="minorBidi" w:cstheme="minorBidi"/>
+                <w:sz w:val="28"/>
+                <w:szCs w:val="28"/>
+              </w:rPr>
+              <w:t>)</w:t>
+            </w:r>
           </w:p>
         </w:tc>
       </w:tr>
       <w:tr>
-        <w:trPr>
-          <w:jc w:val="center"/>
-        </w:trPr>
-        <w:tc>
-          <w:tcPr>
-            <w:tcW w:w="1493" w:type="dxa"/>
-          </w:tcPr>
-          <w:p>
-            <w:r>
-              <w:t>VGG16</w:t>
-            </w:r>
-          </w:p>
-        </w:tc>
-        <w:tc>
-          <w:tcPr>
-            <w:tcW w:w="444" w:type="dxa"/>
-          </w:tcPr>
-          <w:p>
-            <w:r>
-              <w:t>2</w:t>
-            </w:r>
-          </w:p>
-        </w:tc>
-        <w:tc>
-          <w:tcPr>
-            <w:tcW w:w="1493" w:type="dxa"/>
-          </w:tcPr>
-          <w:p>
-            <w:r>
-              <w:t>conv block 4, 5</w:t>
-            </w:r>
-          </w:p>
-        </w:tc>
-        <w:tc>
-          <w:tcPr>
-            <w:tcW w:w="1231" w:type="dxa"/>
-          </w:tcPr>
-          <w:p>
-            <w:r>
-              <w:t>3.92e-3</w:t>
-            </w:r>
-          </w:p>
-        </w:tc>
-        <w:tc>
-          <w:tcPr>
-            <w:tcW w:w="1493" w:type="dxa"/>
-          </w:tcPr>
-          <w:p>
-            <w:r>
-              <w:t>6.71e-5</w:t>
-            </w:r>
-          </w:p>
-        </w:tc>
-        <w:tc>
-          <w:tcPr>
-            <w:tcW w:w="1092" w:type="dxa"/>
-          </w:tcPr>
-          <w:p>
-            <w:r>
-              <w:t>0.402</w:t>
-            </w:r>
-          </w:p>
-        </w:tc>
-        <w:tc>
-          <w:tcPr>
-            <w:tcW w:w="984" w:type="dxa"/>
-          </w:tcPr>
-          <w:p>
-            <w:r>
-              <w:t>128</w:t>
-            </w:r>
-          </w:p>
-        </w:tc>
-        <w:tc>
-          <w:tcPr>
-            <w:tcW w:w="1233" w:type="dxa"/>
-          </w:tcPr>
-          <w:p>
-            <w:r>
-              <w:t>SGD</w:t>
-            </w:r>
+        <w:tc>
+          <w:tcPr>
+            <w:tcW w:w="4680" w:type="dxa"/>
+          </w:tcPr>
+          <w:p>
+            <w:pPr>
+              <w:rPr>
+                <w:rFonts w:asciiTheme="minorBidi" w:hAnsiTheme="minorBidi" w:cstheme="minorBidi"/>
+                <w:sz w:val="28"/>
+                <w:szCs w:val="28"/>
+              </w:rPr>
+            </w:pPr>
+            <w:r>
+              <w:rPr>
+                <w:rFonts w:asciiTheme="minorBidi" w:hAnsiTheme="minorBidi" w:cstheme="minorBidi"/>
+                <w:sz w:val="28"/>
+                <w:szCs w:val="28"/>
+              </w:rPr>
+              <w:t>Precision, recall, F1 (</w:t>
+            </w:r>
+            <w:r>
+              <w:rPr>
+                <w:rFonts w:asciiTheme="minorBidi" w:hAnsiTheme="minorBidi" w:cstheme="minorBidi"/>
+                <w:b/>
+                <w:sz w:val="28"/>
+                <w:szCs w:val="28"/>
+              </w:rPr>
+              <w:t>macro</w:t>
+            </w:r>
+            <w:r>
+              <w:rPr>
+                <w:rFonts w:asciiTheme="minorBidi" w:hAnsiTheme="minorBidi" w:cstheme="minorBidi"/>
+                <w:sz w:val="28"/>
+                <w:szCs w:val="28"/>
+              </w:rPr>
+              <w:t>)</w:t>
+            </w:r>
+          </w:p>
+        </w:tc>
+        <w:tc>
+          <w:tcPr>
+            <w:tcW w:w="4680" w:type="dxa"/>
+          </w:tcPr>
+          <w:p>
+            <w:pPr>
+              <w:rPr>
+                <w:rFonts w:asciiTheme="minorBidi" w:hAnsiTheme="minorBidi" w:cstheme="minorBidi"/>
+                <w:sz w:val="28"/>
+                <w:szCs w:val="28"/>
+              </w:rPr>
+            </w:pPr>
+            <w:proofErr w:type="spellStart"/>
+            <w:r>
+              <w:rPr>
+                <w:rFonts w:asciiTheme="minorBidi" w:hAnsiTheme="minorBidi" w:cstheme="minorBidi"/>
+                <w:sz w:val="28"/>
+                <w:szCs w:val="28"/>
+              </w:rPr>
+              <w:t>คำนวณรายคลาสแล้วเฉลี่ยโดยให้น้ำหนักเท่ากันทั้ง</w:t>
+            </w:r>
+            <w:proofErr w:type="spellEnd"/>
+            <w:r>
+              <w:rPr>
+                <w:rFonts w:asciiTheme="minorBidi" w:hAnsiTheme="minorBidi" w:cstheme="minorBidi"/>
+                <w:sz w:val="28"/>
+                <w:szCs w:val="28"/>
+              </w:rPr>
+              <w:t xml:space="preserve"> 4 </w:t>
+            </w:r>
+            <w:proofErr w:type="spellStart"/>
+            <w:r>
+              <w:rPr>
+                <w:rFonts w:asciiTheme="minorBidi" w:hAnsiTheme="minorBidi" w:cstheme="minorBidi"/>
+                <w:sz w:val="28"/>
+                <w:szCs w:val="28"/>
+              </w:rPr>
+              <w:t>คลาส</w:t>
+            </w:r>
+            <w:proofErr w:type="spellEnd"/>
+            <w:r>
+              <w:rPr>
+                <w:rFonts w:asciiTheme="minorBidi" w:hAnsiTheme="minorBidi" w:cstheme="minorBidi"/>
+                <w:sz w:val="28"/>
+                <w:szCs w:val="28"/>
+              </w:rPr>
+              <w:t xml:space="preserve"> </w:t>
+            </w:r>
+            <w:proofErr w:type="spellStart"/>
+            <w:r>
+              <w:rPr>
+                <w:rFonts w:asciiTheme="minorBidi" w:hAnsiTheme="minorBidi" w:cstheme="minorBidi"/>
+                <w:sz w:val="28"/>
+                <w:szCs w:val="28"/>
+              </w:rPr>
+              <w:t>คลาสเล็กจึงมีน้ำหนักเท่า</w:t>
+            </w:r>
+            <w:proofErr w:type="spellEnd"/>
+            <w:r>
+              <w:rPr>
+                <w:rFonts w:asciiTheme="minorBidi" w:hAnsiTheme="minorBidi" w:cstheme="minorBidi"/>
+                <w:sz w:val="28"/>
+                <w:szCs w:val="28"/>
+              </w:rPr>
+              <w:t xml:space="preserve"> </w:t>
+            </w:r>
+            <w:proofErr w:type="spellStart"/>
+            <w:r>
+              <w:rPr>
+                <w:rFonts w:asciiTheme="minorBidi" w:hAnsiTheme="minorBidi" w:cstheme="minorBidi"/>
+                <w:sz w:val="28"/>
+                <w:szCs w:val="28"/>
+              </w:rPr>
+              <w:t>gomu_gomu</w:t>
+            </w:r>
+            <w:proofErr w:type="spellEnd"/>
+            <w:r>
+              <w:rPr>
+                <w:rFonts w:asciiTheme="minorBidi" w:hAnsiTheme="minorBidi" w:cstheme="minorBidi"/>
+                <w:sz w:val="28"/>
+                <w:szCs w:val="28"/>
+              </w:rPr>
+              <w:t xml:space="preserve"> </w:t>
+            </w:r>
+            <w:r>
+              <w:rPr>
+                <w:rFonts w:asciiTheme="minorBidi" w:hAnsiTheme="minorBidi" w:cstheme="minorBidi"/>
+                <w:b/>
+                <w:sz w:val="28"/>
+                <w:szCs w:val="28"/>
+              </w:rPr>
+              <w:t xml:space="preserve">Macro-F1 </w:t>
+            </w:r>
+            <w:proofErr w:type="spellStart"/>
+            <w:r>
+              <w:rPr>
+                <w:rFonts w:asciiTheme="minorBidi" w:hAnsiTheme="minorBidi" w:cstheme="minorBidi"/>
+                <w:b/>
+                <w:sz w:val="28"/>
+                <w:szCs w:val="28"/>
+              </w:rPr>
+              <w:t>คือตัวชี้วัดหลักของรายงานนี้</w:t>
+            </w:r>
+            <w:proofErr w:type="spellEnd"/>
           </w:p>
         </w:tc>
       </w:tr>
       <w:tr>
-        <w:trPr>
-          <w:jc w:val="center"/>
-        </w:trPr>
-        <w:tc>
-          <w:tcPr>
-            <w:tcW w:w="1493" w:type="dxa"/>
-          </w:tcPr>
-          <w:p>
-            <w:r>
-              <w:t>EfficientNet-B0</w:t>
-            </w:r>
-          </w:p>
-        </w:tc>
-        <w:tc>
-          <w:tcPr>
-            <w:tcW w:w="444" w:type="dxa"/>
-          </w:tcPr>
-          <w:p>
-            <w:r>
-              <w:t>3</w:t>
-            </w:r>
-          </w:p>
-        </w:tc>
-        <w:tc>
-          <w:tcPr>
-            <w:tcW w:w="1493" w:type="dxa"/>
-          </w:tcPr>
-          <w:p>
-            <w:proofErr w:type="gramStart"/>
-            <w:r>
-              <w:t>features[</w:t>
-            </w:r>
-            <w:proofErr w:type="gramEnd"/>
-            <w:r>
-              <w:t>3], [4:6], [6:9]</w:t>
-            </w:r>
-          </w:p>
-        </w:tc>
-        <w:tc>
-          <w:tcPr>
-            <w:tcW w:w="1231" w:type="dxa"/>
-          </w:tcPr>
-          <w:p>
-            <w:r>
-              <w:t>2.52e-3</w:t>
-            </w:r>
-          </w:p>
-        </w:tc>
-        <w:tc>
-          <w:tcPr>
-            <w:tcW w:w="1493" w:type="dxa"/>
-          </w:tcPr>
-          <w:p>
-            <w:r>
-              <w:t>6.12e-5</w:t>
-            </w:r>
-          </w:p>
-        </w:tc>
-        <w:tc>
-          <w:tcPr>
-            <w:tcW w:w="1092" w:type="dxa"/>
-          </w:tcPr>
-          <w:p>
-            <w:r>
-              <w:t>0.105</w:t>
-            </w:r>
-          </w:p>
-        </w:tc>
-        <w:tc>
-          <w:tcPr>
-            <w:tcW w:w="984" w:type="dxa"/>
-          </w:tcPr>
-          <w:p>
-            <w:r>
-              <w:t>256</w:t>
-            </w:r>
-          </w:p>
-        </w:tc>
-        <w:tc>
-          <w:tcPr>
-            <w:tcW w:w="1233" w:type="dxa"/>
-          </w:tcPr>
-          <w:p>
+        <w:tc>
+          <w:tcPr>
+            <w:tcW w:w="4680" w:type="dxa"/>
+          </w:tcPr>
+          <w:p>
+            <w:pPr>
+              <w:rPr>
+                <w:rFonts w:asciiTheme="minorBidi" w:hAnsiTheme="minorBidi" w:cstheme="minorBidi"/>
+                <w:sz w:val="28"/>
+                <w:szCs w:val="28"/>
+              </w:rPr>
+            </w:pPr>
+            <w:r>
+              <w:rPr>
+                <w:rFonts w:asciiTheme="minorBidi" w:hAnsiTheme="minorBidi" w:cstheme="minorBidi"/>
+                <w:sz w:val="28"/>
+                <w:szCs w:val="28"/>
+              </w:rPr>
+              <w:t xml:space="preserve">Precision, recall, F1 </w:t>
+            </w:r>
             <w:proofErr w:type="spellStart"/>
             <w:r>
-              <w:t>AdamW</w:t>
+              <w:rPr>
+                <w:rFonts w:asciiTheme="minorBidi" w:hAnsiTheme="minorBidi" w:cstheme="minorBidi"/>
+                <w:sz w:val="28"/>
+                <w:szCs w:val="28"/>
+              </w:rPr>
+              <w:t>รายคลาส</w:t>
             </w:r>
             <w:proofErr w:type="spellEnd"/>
+          </w:p>
+        </w:tc>
+        <w:tc>
+          <w:tcPr>
+            <w:tcW w:w="4680" w:type="dxa"/>
+          </w:tcPr>
+          <w:p>
+            <w:pPr>
+              <w:rPr>
+                <w:rFonts w:asciiTheme="minorBidi" w:hAnsiTheme="minorBidi" w:cstheme="minorBidi"/>
+                <w:sz w:val="28"/>
+                <w:szCs w:val="28"/>
+              </w:rPr>
+            </w:pPr>
+            <w:proofErr w:type="spellStart"/>
+            <w:r>
+              <w:rPr>
+                <w:rFonts w:asciiTheme="minorBidi" w:hAnsiTheme="minorBidi" w:cstheme="minorBidi"/>
+                <w:sz w:val="28"/>
+                <w:szCs w:val="28"/>
+              </w:rPr>
+              <w:t>บอกว่าผลไม้ใดสับสนกัน</w:t>
+            </w:r>
+            <w:proofErr w:type="spellEnd"/>
+            <w:r>
+              <w:rPr>
+                <w:rFonts w:asciiTheme="minorBidi" w:hAnsiTheme="minorBidi" w:cstheme="minorBidi"/>
+                <w:sz w:val="28"/>
+                <w:szCs w:val="28"/>
+              </w:rPr>
+              <w:t xml:space="preserve"> </w:t>
+            </w:r>
+            <w:proofErr w:type="spellStart"/>
+            <w:r>
+              <w:rPr>
+                <w:rFonts w:asciiTheme="minorBidi" w:hAnsiTheme="minorBidi" w:cstheme="minorBidi"/>
+                <w:sz w:val="28"/>
+                <w:szCs w:val="28"/>
+              </w:rPr>
+              <w:t>และข้อผิดพลาดเป็นแบบพลาดจริง</w:t>
+            </w:r>
+            <w:proofErr w:type="spellEnd"/>
+            <w:r>
+              <w:rPr>
+                <w:rFonts w:asciiTheme="minorBidi" w:hAnsiTheme="minorBidi" w:cstheme="minorBidi"/>
+                <w:sz w:val="28"/>
+                <w:szCs w:val="28"/>
+              </w:rPr>
+              <w:t xml:space="preserve"> (recall) </w:t>
+            </w:r>
+            <w:proofErr w:type="spellStart"/>
+            <w:r>
+              <w:rPr>
+                <w:rFonts w:asciiTheme="minorBidi" w:hAnsiTheme="minorBidi" w:cstheme="minorBidi"/>
+                <w:sz w:val="28"/>
+                <w:szCs w:val="28"/>
+              </w:rPr>
+              <w:t>หรือแจ้งเตือนผิด</w:t>
+            </w:r>
+            <w:proofErr w:type="spellEnd"/>
+            <w:r>
+              <w:rPr>
+                <w:rFonts w:asciiTheme="minorBidi" w:hAnsiTheme="minorBidi" w:cstheme="minorBidi"/>
+                <w:sz w:val="28"/>
+                <w:szCs w:val="28"/>
+              </w:rPr>
+              <w:t xml:space="preserve"> (precision)</w:t>
+            </w:r>
           </w:p>
         </w:tc>
       </w:tr>
       <w:tr>
-        <w:trPr>
-          <w:jc w:val="center"/>
-        </w:trPr>
-        <w:tc>
-          <w:tcPr>
-            <w:tcW w:w="1493" w:type="dxa"/>
-          </w:tcPr>
-          <w:p>
-            <w:r>
-              <w:t>MobileNetV3-Small</w:t>
-            </w:r>
-          </w:p>
-        </w:tc>
-        <w:tc>
-          <w:tcPr>
-            <w:tcW w:w="444" w:type="dxa"/>
-          </w:tcPr>
-          <w:p>
-            <w:r>
-              <w:t>2</w:t>
-            </w:r>
-          </w:p>
-        </w:tc>
-        <w:tc>
-          <w:tcPr>
-            <w:tcW w:w="1493" w:type="dxa"/>
-          </w:tcPr>
-          <w:p>
-            <w:proofErr w:type="gramStart"/>
-            <w:r>
-              <w:t>features[</w:t>
-            </w:r>
-            <w:proofErr w:type="gramEnd"/>
-            <w:r>
-              <w:t>4:9], [9:13]</w:t>
-            </w:r>
-          </w:p>
-        </w:tc>
-        <w:tc>
-          <w:tcPr>
-            <w:tcW w:w="1231" w:type="dxa"/>
-          </w:tcPr>
-          <w:p>
-            <w:r>
-              <w:t>5.42e-4</w:t>
-            </w:r>
-          </w:p>
-        </w:tc>
-        <w:tc>
-          <w:tcPr>
-            <w:tcW w:w="1493" w:type="dxa"/>
-          </w:tcPr>
-          <w:p>
-            <w:r>
-              <w:t>6.96e-6</w:t>
-            </w:r>
-          </w:p>
-        </w:tc>
-        <w:tc>
-          <w:tcPr>
-            <w:tcW w:w="1092" w:type="dxa"/>
-          </w:tcPr>
-          <w:p>
-            <w:r>
-              <w:t>0.282</w:t>
-            </w:r>
-          </w:p>
-        </w:tc>
-        <w:tc>
-          <w:tcPr>
-            <w:tcW w:w="984" w:type="dxa"/>
-          </w:tcPr>
-          <w:p>
-            <w:r>
-              <w:t>128</w:t>
-            </w:r>
-          </w:p>
-        </w:tc>
-        <w:tc>
-          <w:tcPr>
-            <w:tcW w:w="1233" w:type="dxa"/>
-          </w:tcPr>
-          <w:p>
+        <w:tc>
+          <w:tcPr>
+            <w:tcW w:w="4680" w:type="dxa"/>
+          </w:tcPr>
+          <w:p>
+            <w:pPr>
+              <w:rPr>
+                <w:rFonts w:asciiTheme="minorBidi" w:hAnsiTheme="minorBidi" w:cstheme="minorBidi"/>
+                <w:sz w:val="28"/>
+                <w:szCs w:val="28"/>
+              </w:rPr>
+            </w:pPr>
+            <w:r>
+              <w:rPr>
+                <w:rFonts w:asciiTheme="minorBidi" w:hAnsiTheme="minorBidi" w:cstheme="minorBidi"/>
+                <w:sz w:val="28"/>
+                <w:szCs w:val="28"/>
+              </w:rPr>
+              <w:t>Confusion matrix</w:t>
+            </w:r>
+          </w:p>
+        </w:tc>
+        <w:tc>
+          <w:tcPr>
+            <w:tcW w:w="4680" w:type="dxa"/>
+          </w:tcPr>
+          <w:p>
+            <w:pPr>
+              <w:rPr>
+                <w:rFonts w:asciiTheme="minorBidi" w:hAnsiTheme="minorBidi" w:cstheme="minorBidi"/>
+                <w:sz w:val="28"/>
+                <w:szCs w:val="28"/>
+              </w:rPr>
+            </w:pPr>
             <w:proofErr w:type="spellStart"/>
             <w:r>
-              <w:t>AdamW</w:t>
+              <w:rPr>
+                <w:rFonts w:asciiTheme="minorBidi" w:hAnsiTheme="minorBidi" w:cstheme="minorBidi"/>
+                <w:sz w:val="28"/>
+                <w:szCs w:val="28"/>
+              </w:rPr>
+              <w:t>บอกว่าข้อผิดพลาดไปตกที่คลาสใด</w:t>
+            </w:r>
+            <w:proofErr w:type="spellEnd"/>
+          </w:p>
+        </w:tc>
+      </w:tr>
+      <w:tr>
+        <w:tc>
+          <w:tcPr>
+            <w:tcW w:w="4680" w:type="dxa"/>
+          </w:tcPr>
+          <w:p>
+            <w:pPr>
+              <w:rPr>
+                <w:rFonts w:asciiTheme="minorBidi" w:hAnsiTheme="minorBidi" w:cstheme="minorBidi"/>
+                <w:sz w:val="28"/>
+                <w:szCs w:val="28"/>
+              </w:rPr>
+            </w:pPr>
+            <w:proofErr w:type="spellStart"/>
+            <w:r>
+              <w:rPr>
+                <w:rFonts w:asciiTheme="minorBidi" w:hAnsiTheme="minorBidi" w:cstheme="minorBidi"/>
+                <w:sz w:val="28"/>
+                <w:szCs w:val="28"/>
+              </w:rPr>
+              <w:t>GradCAM</w:t>
+            </w:r>
+            <w:proofErr w:type="spellEnd"/>
+          </w:p>
+        </w:tc>
+        <w:tc>
+          <w:tcPr>
+            <w:tcW w:w="4680" w:type="dxa"/>
+          </w:tcPr>
+          <w:p>
+            <w:pPr>
+              <w:rPr>
+                <w:rFonts w:asciiTheme="minorBidi" w:hAnsiTheme="minorBidi" w:cstheme="minorBidi"/>
+                <w:sz w:val="28"/>
+                <w:szCs w:val="28"/>
+              </w:rPr>
+            </w:pPr>
+            <w:proofErr w:type="spellStart"/>
+            <w:r>
+              <w:rPr>
+                <w:rFonts w:asciiTheme="minorBidi" w:hAnsiTheme="minorBidi" w:cstheme="minorBidi"/>
+                <w:sz w:val="28"/>
+                <w:szCs w:val="28"/>
+              </w:rPr>
+              <w:t>บอกว่าโมเดลมองบริเวณใดของภาพเมื่อตัดสินใจ</w:t>
             </w:r>
             <w:proofErr w:type="spellEnd"/>
           </w:p>
         </w:tc>
       </w:tr>
     </w:tbl>
+    <w:p>
+      <w:pPr>
+        <w:rPr>
+          <w:rFonts w:asciiTheme="minorBidi" w:hAnsiTheme="minorBidi"/>
+          <w:sz w:val="28"/>
+        </w:rPr>
+      </w:pPr>
+      <w:proofErr w:type="spellStart"/>
+      <w:r>
+        <w:rPr>
+          <w:rFonts w:asciiTheme="minorBidi" w:hAnsiTheme="minorBidi"/>
+          <w:b/>
+          <w:sz w:val="28"/>
+        </w:rPr>
+        <w:t>เหตุผลที่ใช้</w:t>
+      </w:r>
+      <w:proofErr w:type="spellEnd"/>
+      <w:r>
+        <w:rPr>
+          <w:rFonts w:asciiTheme="minorBidi" w:hAnsiTheme="minorBidi"/>
+          <w:b/>
+          <w:sz w:val="28"/>
+        </w:rPr>
+        <w:t xml:space="preserve"> macro.</w:t>
+      </w:r>
+      <w:r>
+        <w:rPr>
+          <w:rFonts w:asciiTheme="minorBidi" w:hAnsiTheme="minorBidi"/>
+          <w:sz w:val="28"/>
+        </w:rPr>
+        <w:t xml:space="preserve"> </w:t>
+      </w:r>
+      <w:proofErr w:type="spellStart"/>
+      <w:r>
+        <w:rPr>
+          <w:rFonts w:asciiTheme="minorBidi" w:hAnsiTheme="minorBidi"/>
+          <w:sz w:val="28"/>
+        </w:rPr>
+        <w:t>ใช้</w:t>
+      </w:r>
+      <w:proofErr w:type="spellEnd"/>
+      <w:r>
+        <w:rPr>
+          <w:rFonts w:asciiTheme="minorBidi" w:hAnsiTheme="minorBidi"/>
+          <w:sz w:val="28"/>
+        </w:rPr>
+        <w:t xml:space="preserve"> macro-average </w:t>
+      </w:r>
+      <w:proofErr w:type="spellStart"/>
+      <w:r>
+        <w:rPr>
+          <w:rFonts w:asciiTheme="minorBidi" w:hAnsiTheme="minorBidi"/>
+          <w:sz w:val="28"/>
+        </w:rPr>
+        <w:t>เป็นหลัก</w:t>
+      </w:r>
+      <w:proofErr w:type="spellEnd"/>
+      <w:r>
+        <w:rPr>
+          <w:rFonts w:asciiTheme="minorBidi" w:hAnsiTheme="minorBidi"/>
+          <w:sz w:val="28"/>
+        </w:rPr>
+        <w:t xml:space="preserve"> </w:t>
+      </w:r>
+      <w:proofErr w:type="spellStart"/>
+      <w:r>
+        <w:rPr>
+          <w:rFonts w:asciiTheme="minorBidi" w:hAnsiTheme="minorBidi"/>
+          <w:sz w:val="28"/>
+        </w:rPr>
+        <w:t>เพราะให้น้ำหนักเท่ากันทุกคลาส</w:t>
+      </w:r>
+      <w:proofErr w:type="spellEnd"/>
+      <w:r>
+        <w:rPr>
+          <w:rFonts w:asciiTheme="minorBidi" w:hAnsiTheme="minorBidi"/>
+          <w:sz w:val="28"/>
+        </w:rPr>
+        <w:t xml:space="preserve"> </w:t>
+      </w:r>
+      <w:proofErr w:type="spellStart"/>
+      <w:r>
+        <w:rPr>
+          <w:rFonts w:asciiTheme="minorBidi" w:hAnsiTheme="minorBidi"/>
+          <w:sz w:val="28"/>
+        </w:rPr>
+        <w:t>คลาสเล็กอย่าง</w:t>
+      </w:r>
+      <w:proofErr w:type="spellEnd"/>
+      <w:r>
+        <w:rPr>
+          <w:rFonts w:asciiTheme="minorBidi" w:hAnsiTheme="minorBidi"/>
+          <w:sz w:val="28"/>
+        </w:rPr>
+        <w:t xml:space="preserve"> </w:t>
+      </w:r>
+      <w:proofErr w:type="spellStart"/>
+      <w:r>
+        <w:rPr>
+          <w:rFonts w:asciiTheme="minorBidi" w:hAnsiTheme="minorBidi"/>
+          <w:sz w:val="28"/>
+        </w:rPr>
+        <w:t>yami_yami</w:t>
+      </w:r>
+      <w:proofErr w:type="spellEnd"/>
+      <w:r>
+        <w:rPr>
+          <w:rFonts w:asciiTheme="minorBidi" w:hAnsiTheme="minorBidi"/>
+          <w:sz w:val="28"/>
+        </w:rPr>
+        <w:t xml:space="preserve"> </w:t>
+      </w:r>
+      <w:proofErr w:type="spellStart"/>
+      <w:r>
+        <w:rPr>
+          <w:rFonts w:asciiTheme="minorBidi" w:hAnsiTheme="minorBidi"/>
+          <w:sz w:val="28"/>
+        </w:rPr>
+        <w:t>จึงไม่ถูกกลบ</w:t>
+      </w:r>
+      <w:proofErr w:type="spellEnd"/>
+      <w:r>
+        <w:rPr>
+          <w:rFonts w:asciiTheme="minorBidi" w:hAnsiTheme="minorBidi"/>
+          <w:sz w:val="28"/>
+        </w:rPr>
+        <w:t xml:space="preserve"> </w:t>
+      </w:r>
+      <w:proofErr w:type="spellStart"/>
+      <w:r>
+        <w:rPr>
+          <w:rFonts w:asciiTheme="minorBidi" w:hAnsiTheme="minorBidi"/>
+          <w:sz w:val="28"/>
+        </w:rPr>
+        <w:t>ส่วน</w:t>
+      </w:r>
+      <w:proofErr w:type="spellEnd"/>
+      <w:r>
+        <w:rPr>
+          <w:rFonts w:asciiTheme="minorBidi" w:hAnsiTheme="minorBidi"/>
+          <w:sz w:val="28"/>
+        </w:rPr>
+        <w:t xml:space="preserve"> micro-F1 </w:t>
+      </w:r>
+      <w:proofErr w:type="spellStart"/>
+      <w:r>
+        <w:rPr>
+          <w:rFonts w:asciiTheme="minorBidi" w:hAnsiTheme="minorBidi"/>
+          <w:sz w:val="28"/>
+        </w:rPr>
+        <w:t>เท่ากับ</w:t>
+      </w:r>
+      <w:proofErr w:type="spellEnd"/>
+      <w:r>
+        <w:rPr>
+          <w:rFonts w:asciiTheme="minorBidi" w:hAnsiTheme="minorBidi"/>
+          <w:sz w:val="28"/>
+        </w:rPr>
+        <w:t xml:space="preserve"> accuracy </w:t>
+      </w:r>
+      <w:proofErr w:type="spellStart"/>
+      <w:r>
+        <w:rPr>
+          <w:rFonts w:asciiTheme="minorBidi" w:hAnsiTheme="minorBidi"/>
+          <w:sz w:val="28"/>
+        </w:rPr>
+        <w:t>ในโจทย์</w:t>
+      </w:r>
+      <w:proofErr w:type="spellEnd"/>
+      <w:r>
+        <w:rPr>
+          <w:rFonts w:asciiTheme="minorBidi" w:hAnsiTheme="minorBidi"/>
+          <w:sz w:val="28"/>
+        </w:rPr>
+        <w:t xml:space="preserve"> single-label </w:t>
+      </w:r>
+      <w:proofErr w:type="spellStart"/>
+      <w:r>
+        <w:rPr>
+          <w:rFonts w:asciiTheme="minorBidi" w:hAnsiTheme="minorBidi"/>
+          <w:sz w:val="28"/>
+        </w:rPr>
+        <w:t>หลายคลาส</w:t>
+      </w:r>
+      <w:proofErr w:type="spellEnd"/>
+      <w:r>
+        <w:rPr>
+          <w:rFonts w:asciiTheme="minorBidi" w:hAnsiTheme="minorBidi"/>
+          <w:sz w:val="28"/>
+        </w:rPr>
+        <w:t xml:space="preserve"> </w:t>
+      </w:r>
+      <w:proofErr w:type="spellStart"/>
+      <w:r>
+        <w:rPr>
+          <w:rFonts w:asciiTheme="minorBidi" w:hAnsiTheme="minorBidi"/>
+          <w:sz w:val="28"/>
+        </w:rPr>
+        <w:t>จึงไม่ให้ข้อมูลเพิ่ม</w:t>
+      </w:r>
+      <w:proofErr w:type="spellEnd"/>
+      <w:r>
+        <w:rPr>
+          <w:rFonts w:asciiTheme="minorBidi" w:hAnsiTheme="minorBidi"/>
+          <w:sz w:val="28"/>
+        </w:rPr>
+        <w:t xml:space="preserve"> </w:t>
+      </w:r>
+      <w:proofErr w:type="spellStart"/>
+      <w:r>
+        <w:rPr>
+          <w:rFonts w:asciiTheme="minorBidi" w:hAnsiTheme="minorBidi"/>
+          <w:sz w:val="28"/>
+        </w:rPr>
+        <w:t>และ</w:t>
+      </w:r>
+      <w:proofErr w:type="spellEnd"/>
+      <w:r>
+        <w:rPr>
+          <w:rFonts w:asciiTheme="minorBidi" w:hAnsiTheme="minorBidi"/>
+          <w:sz w:val="28"/>
+        </w:rPr>
+        <w:t xml:space="preserve"> weighted-F1 </w:t>
+      </w:r>
+      <w:proofErr w:type="spellStart"/>
+      <w:r>
+        <w:rPr>
+          <w:rFonts w:asciiTheme="minorBidi" w:hAnsiTheme="minorBidi"/>
+          <w:sz w:val="28"/>
+        </w:rPr>
+        <w:t>ให้น้ำหนักตามจำนวนภาพ</w:t>
+      </w:r>
+      <w:proofErr w:type="spellEnd"/>
+      <w:r>
+        <w:rPr>
+          <w:rFonts w:asciiTheme="minorBidi" w:hAnsiTheme="minorBidi"/>
+          <w:sz w:val="28"/>
+        </w:rPr>
+        <w:t xml:space="preserve"> </w:t>
+      </w:r>
+      <w:proofErr w:type="spellStart"/>
+      <w:r>
+        <w:rPr>
+          <w:rFonts w:asciiTheme="minorBidi" w:hAnsiTheme="minorBidi"/>
+          <w:sz w:val="28"/>
+        </w:rPr>
+        <w:t>ซึ่งจะซ่อนคลาสเล็ก</w:t>
+      </w:r>
+      <w:proofErr w:type="spellEnd"/>
+      <w:r>
+        <w:rPr>
+          <w:rFonts w:asciiTheme="minorBidi" w:hAnsiTheme="minorBidi"/>
+          <w:sz w:val="28"/>
+        </w:rPr>
+        <w:t xml:space="preserve"> </w:t>
+      </w:r>
+      <w:proofErr w:type="spellStart"/>
+      <w:r>
+        <w:rPr>
+          <w:rFonts w:asciiTheme="minorBidi" w:hAnsiTheme="minorBidi"/>
+          <w:sz w:val="28"/>
+        </w:rPr>
+        <w:t>จึงไม่ใช้</w:t>
+      </w:r>
+      <w:proofErr w:type="spellEnd"/>
+    </w:p>
+    <w:p>
+      <w:pPr>
+        <w:rPr>
+          <w:rFonts w:asciiTheme="minorBidi" w:hAnsiTheme="minorBidi"/>
+          <w:sz w:val="28"/>
+        </w:rPr>
+      </w:pPr>
+      <w:proofErr w:type="spellStart"/>
+      <w:r>
+        <w:rPr>
+          <w:rFonts w:asciiTheme="minorBidi" w:hAnsiTheme="minorBidi"/>
+          <w:b/>
+          <w:sz w:val="28"/>
+        </w:rPr>
+        <w:t>การรันซ้ำและ</w:t>
+      </w:r>
+      <w:proofErr w:type="spellEnd"/>
+      <w:r>
+        <w:rPr>
+          <w:rFonts w:asciiTheme="minorBidi" w:hAnsiTheme="minorBidi"/>
+          <w:b/>
+          <w:sz w:val="28"/>
+        </w:rPr>
+        <w:t xml:space="preserve"> seed </w:t>
+      </w:r>
+      <w:proofErr w:type="spellStart"/>
+      <w:r>
+        <w:rPr>
+          <w:rFonts w:asciiTheme="minorBidi" w:hAnsiTheme="minorBidi"/>
+          <w:b/>
+          <w:sz w:val="28"/>
+        </w:rPr>
+        <w:t>ที่ใช้แสดง</w:t>
+      </w:r>
+      <w:proofErr w:type="spellEnd"/>
+      <w:r>
+        <w:rPr>
+          <w:rFonts w:asciiTheme="minorBidi" w:hAnsiTheme="minorBidi"/>
+          <w:b/>
+          <w:sz w:val="28"/>
+        </w:rPr>
+        <w:t>.</w:t>
+      </w:r>
+      <w:r>
+        <w:rPr>
+          <w:rFonts w:asciiTheme="minorBidi" w:hAnsiTheme="minorBidi"/>
+          <w:sz w:val="28"/>
+        </w:rPr>
+        <w:t xml:space="preserve"> </w:t>
+      </w:r>
+      <w:proofErr w:type="spellStart"/>
+      <w:r>
+        <w:rPr>
+          <w:rFonts w:asciiTheme="minorBidi" w:hAnsiTheme="minorBidi"/>
+          <w:sz w:val="28"/>
+        </w:rPr>
+        <w:t>ตัวเลขในตารางทุกค่าคือ</w:t>
+      </w:r>
+      <w:proofErr w:type="spellEnd"/>
+      <w:r>
+        <w:rPr>
+          <w:rFonts w:asciiTheme="minorBidi" w:hAnsiTheme="minorBidi"/>
+          <w:sz w:val="28"/>
+        </w:rPr>
+        <w:t xml:space="preserve"> mean ± SD </w:t>
+      </w:r>
+      <w:proofErr w:type="spellStart"/>
+      <w:r>
+        <w:rPr>
+          <w:rFonts w:asciiTheme="minorBidi" w:hAnsiTheme="minorBidi"/>
+          <w:sz w:val="28"/>
+        </w:rPr>
+        <w:t>จาก</w:t>
+      </w:r>
+      <w:proofErr w:type="spellEnd"/>
+      <w:r>
+        <w:rPr>
+          <w:rFonts w:asciiTheme="minorBidi" w:hAnsiTheme="minorBidi"/>
+          <w:sz w:val="28"/>
+        </w:rPr>
+        <w:t xml:space="preserve"> 10 seed (100-109) </w:t>
+      </w:r>
+      <w:proofErr w:type="spellStart"/>
+      <w:r>
+        <w:rPr>
+          <w:rFonts w:asciiTheme="minorBidi" w:hAnsiTheme="minorBidi"/>
+          <w:sz w:val="28"/>
+        </w:rPr>
+        <w:t>ส่วนรูปจากการรันเดียว</w:t>
+      </w:r>
+      <w:proofErr w:type="spellEnd"/>
+      <w:r>
+        <w:rPr>
+          <w:rFonts w:asciiTheme="minorBidi" w:hAnsiTheme="minorBidi"/>
+          <w:sz w:val="28"/>
+        </w:rPr>
+        <w:t xml:space="preserve"> (learning curve, confusion matrix, </w:t>
+      </w:r>
+      <w:proofErr w:type="spellStart"/>
+      <w:r>
+        <w:rPr>
+          <w:rFonts w:asciiTheme="minorBidi" w:hAnsiTheme="minorBidi"/>
+          <w:sz w:val="28"/>
+        </w:rPr>
+        <w:t>GradCAM</w:t>
+      </w:r>
+      <w:proofErr w:type="spellEnd"/>
+      <w:r>
+        <w:rPr>
+          <w:rFonts w:asciiTheme="minorBidi" w:hAnsiTheme="minorBidi"/>
+          <w:sz w:val="28"/>
+        </w:rPr>
+        <w:t xml:space="preserve">) </w:t>
+      </w:r>
+      <w:proofErr w:type="spellStart"/>
+      <w:r>
+        <w:rPr>
+          <w:rFonts w:asciiTheme="minorBidi" w:hAnsiTheme="minorBidi"/>
+          <w:sz w:val="28"/>
+        </w:rPr>
+        <w:t>ใช้</w:t>
+      </w:r>
+      <w:proofErr w:type="spellEnd"/>
+      <w:r>
+        <w:rPr>
+          <w:rFonts w:asciiTheme="minorBidi" w:hAnsiTheme="minorBidi"/>
+          <w:sz w:val="28"/>
+        </w:rPr>
+        <w:t xml:space="preserve"> median seed </w:t>
+      </w:r>
+      <w:proofErr w:type="spellStart"/>
+      <w:r>
+        <w:rPr>
+          <w:rFonts w:asciiTheme="minorBidi" w:hAnsiTheme="minorBidi"/>
+          <w:sz w:val="28"/>
+        </w:rPr>
+        <w:t>ของแต่ละ</w:t>
+      </w:r>
+      <w:proofErr w:type="spellEnd"/>
+      <w:r>
+        <w:rPr>
+          <w:rFonts w:asciiTheme="minorBidi" w:hAnsiTheme="minorBidi"/>
+          <w:sz w:val="28"/>
+        </w:rPr>
+        <w:t xml:space="preserve"> backbone </w:t>
+      </w:r>
+      <w:proofErr w:type="spellStart"/>
+      <w:r>
+        <w:rPr>
+          <w:rFonts w:asciiTheme="minorBidi" w:hAnsiTheme="minorBidi"/>
+          <w:sz w:val="28"/>
+        </w:rPr>
+        <w:t>และแต่ละวิธี</w:t>
+      </w:r>
+      <w:proofErr w:type="spellEnd"/>
+      <w:r>
+        <w:rPr>
+          <w:rFonts w:asciiTheme="minorBidi" w:hAnsiTheme="minorBidi"/>
+          <w:sz w:val="28"/>
+        </w:rPr>
+        <w:t xml:space="preserve"> </w:t>
+      </w:r>
+      <w:proofErr w:type="spellStart"/>
+      <w:r>
+        <w:rPr>
+          <w:rFonts w:asciiTheme="minorBidi" w:hAnsiTheme="minorBidi"/>
+          <w:sz w:val="28"/>
+        </w:rPr>
+        <w:t>คือ</w:t>
+      </w:r>
+      <w:proofErr w:type="spellEnd"/>
+      <w:r>
+        <w:rPr>
+          <w:rFonts w:asciiTheme="minorBidi" w:hAnsiTheme="minorBidi"/>
+          <w:sz w:val="28"/>
+        </w:rPr>
+        <w:t xml:space="preserve"> seed </w:t>
+      </w:r>
+      <w:proofErr w:type="spellStart"/>
+      <w:r>
+        <w:rPr>
+          <w:rFonts w:asciiTheme="minorBidi" w:hAnsiTheme="minorBidi"/>
+          <w:sz w:val="28"/>
+        </w:rPr>
+        <w:t>ที่ได้</w:t>
+      </w:r>
+      <w:proofErr w:type="spellEnd"/>
+      <w:r>
+        <w:rPr>
+          <w:rFonts w:asciiTheme="minorBidi" w:hAnsiTheme="minorBidi"/>
+          <w:sz w:val="28"/>
+        </w:rPr>
+        <w:t xml:space="preserve"> </w:t>
+      </w:r>
+      <w:r>
+        <w:rPr>
+          <w:rFonts w:asciiTheme="minorBidi" w:hAnsiTheme="minorBidi"/>
+          <w:sz w:val="28"/>
+        </w:rPr>
+        <w:lastRenderedPageBreak/>
+        <w:t xml:space="preserve">macro-F1 </w:t>
+      </w:r>
+      <w:proofErr w:type="spellStart"/>
+      <w:r>
+        <w:rPr>
+          <w:rFonts w:asciiTheme="minorBidi" w:hAnsiTheme="minorBidi"/>
+          <w:sz w:val="28"/>
+        </w:rPr>
+        <w:t>บน</w:t>
+      </w:r>
+      <w:proofErr w:type="spellEnd"/>
+      <w:r>
+        <w:rPr>
+          <w:rFonts w:asciiTheme="minorBidi" w:hAnsiTheme="minorBidi"/>
+          <w:sz w:val="28"/>
+        </w:rPr>
+        <w:t xml:space="preserve"> test </w:t>
+      </w:r>
+      <w:proofErr w:type="spellStart"/>
+      <w:r>
+        <w:rPr>
+          <w:rFonts w:asciiTheme="minorBidi" w:hAnsiTheme="minorBidi"/>
+          <w:sz w:val="28"/>
+        </w:rPr>
+        <w:t>เป็นลำดับที่</w:t>
+      </w:r>
+      <w:proofErr w:type="spellEnd"/>
+      <w:r>
+        <w:rPr>
+          <w:rFonts w:asciiTheme="minorBidi" w:hAnsiTheme="minorBidi"/>
+          <w:sz w:val="28"/>
+        </w:rPr>
+        <w:t xml:space="preserve"> 5 </w:t>
+      </w:r>
+      <w:proofErr w:type="spellStart"/>
+      <w:r>
+        <w:rPr>
+          <w:rFonts w:asciiTheme="minorBidi" w:hAnsiTheme="minorBidi"/>
+          <w:sz w:val="28"/>
+        </w:rPr>
+        <w:t>จาก</w:t>
+      </w:r>
+      <w:proofErr w:type="spellEnd"/>
+      <w:r>
+        <w:rPr>
+          <w:rFonts w:asciiTheme="minorBidi" w:hAnsiTheme="minorBidi"/>
+          <w:sz w:val="28"/>
+        </w:rPr>
+        <w:t xml:space="preserve"> 10 (lower median) </w:t>
+      </w:r>
+      <w:proofErr w:type="spellStart"/>
+      <w:r>
+        <w:rPr>
+          <w:rFonts w:asciiTheme="minorBidi" w:hAnsiTheme="minorBidi"/>
+          <w:sz w:val="28"/>
+        </w:rPr>
+        <w:t>ไม่เลือกรันที่ดีที่สุดและไม่สุ่ม</w:t>
+      </w:r>
+      <w:proofErr w:type="spellEnd"/>
+      <w:r>
+        <w:rPr>
+          <w:rFonts w:asciiTheme="minorBidi" w:hAnsiTheme="minorBidi"/>
+          <w:sz w:val="28"/>
+        </w:rPr>
+        <w:t xml:space="preserve"> </w:t>
+      </w:r>
+      <w:proofErr w:type="spellStart"/>
+      <w:r>
+        <w:rPr>
+          <w:rFonts w:asciiTheme="minorBidi" w:hAnsiTheme="minorBidi"/>
+          <w:sz w:val="28"/>
+        </w:rPr>
+        <w:t>ภาพจึงเป็นตัวแทนที่ไม่เอนเอียง</w:t>
+      </w:r>
+      <w:proofErr w:type="spellEnd"/>
+      <w:r>
+        <w:rPr>
+          <w:rFonts w:asciiTheme="minorBidi" w:hAnsiTheme="minorBidi"/>
+          <w:sz w:val="28"/>
+        </w:rPr>
+        <w:t xml:space="preserve"> </w:t>
+      </w:r>
+      <w:proofErr w:type="spellStart"/>
+      <w:r>
+        <w:rPr>
+          <w:rFonts w:asciiTheme="minorBidi" w:hAnsiTheme="minorBidi"/>
+          <w:sz w:val="28"/>
+        </w:rPr>
+        <w:t>การจัดอันดับด้วย</w:t>
+      </w:r>
+      <w:proofErr w:type="spellEnd"/>
+      <w:r>
+        <w:rPr>
+          <w:rFonts w:asciiTheme="minorBidi" w:hAnsiTheme="minorBidi"/>
+          <w:sz w:val="28"/>
+        </w:rPr>
+        <w:t xml:space="preserve"> test macro-F1 </w:t>
+      </w:r>
+      <w:proofErr w:type="spellStart"/>
+      <w:r>
+        <w:rPr>
+          <w:rFonts w:asciiTheme="minorBidi" w:hAnsiTheme="minorBidi"/>
+          <w:sz w:val="28"/>
+        </w:rPr>
+        <w:t>ใช้เพื่อเลือกรันที่จะนำมาพล็อตเท่านั้น</w:t>
+      </w:r>
+      <w:proofErr w:type="spellEnd"/>
+      <w:r>
+        <w:rPr>
+          <w:rFonts w:asciiTheme="minorBidi" w:hAnsiTheme="minorBidi"/>
+          <w:sz w:val="28"/>
+        </w:rPr>
+        <w:t xml:space="preserve"> </w:t>
+      </w:r>
+      <w:proofErr w:type="spellStart"/>
+      <w:r>
+        <w:rPr>
+          <w:rFonts w:asciiTheme="minorBidi" w:hAnsiTheme="minorBidi"/>
+          <w:sz w:val="28"/>
+        </w:rPr>
+        <w:t>ไม่ได้ใช้เลือกโมเดลหรือ</w:t>
+      </w:r>
+      <w:proofErr w:type="spellEnd"/>
+      <w:r>
+        <w:rPr>
+          <w:rFonts w:asciiTheme="minorBidi" w:hAnsiTheme="minorBidi"/>
+          <w:sz w:val="28"/>
+        </w:rPr>
+        <w:t xml:space="preserve"> hyperparameter </w:t>
+      </w:r>
+      <w:proofErr w:type="spellStart"/>
+      <w:r>
+        <w:rPr>
+          <w:rFonts w:asciiTheme="minorBidi" w:hAnsiTheme="minorBidi"/>
+          <w:sz w:val="28"/>
+        </w:rPr>
+        <w:t>จำนวนใน</w:t>
+      </w:r>
+      <w:proofErr w:type="spellEnd"/>
+      <w:r>
+        <w:rPr>
+          <w:rFonts w:asciiTheme="minorBidi" w:hAnsiTheme="minorBidi"/>
+          <w:sz w:val="28"/>
+        </w:rPr>
+        <w:t xml:space="preserve"> confusion matrix </w:t>
+      </w:r>
+      <w:proofErr w:type="spellStart"/>
+      <w:r>
+        <w:rPr>
+          <w:rFonts w:asciiTheme="minorBidi" w:hAnsiTheme="minorBidi"/>
+          <w:sz w:val="28"/>
+        </w:rPr>
+        <w:t>ที่อ้างในข้อความเป็นผลรวมของทั้ง</w:t>
+      </w:r>
+      <w:proofErr w:type="spellEnd"/>
+      <w:r>
+        <w:rPr>
+          <w:rFonts w:asciiTheme="minorBidi" w:hAnsiTheme="minorBidi"/>
+          <w:sz w:val="28"/>
+        </w:rPr>
+        <w:t xml:space="preserve"> 10 seed</w:t>
+      </w:r>
+    </w:p>
+    <w:p>
+      <w:pPr>
+        <w:rPr>
+          <w:rFonts w:asciiTheme="minorBidi" w:hAnsiTheme="minorBidi"/>
+          <w:sz w:val="28"/>
+        </w:rPr>
+      </w:pPr>
+      <w:proofErr w:type="spellStart"/>
+      <w:r>
+        <w:rPr>
+          <w:rFonts w:asciiTheme="minorBidi" w:hAnsiTheme="minorBidi"/>
+          <w:b/>
+          <w:sz w:val="28"/>
+        </w:rPr>
+        <w:t>การทดสอบนัยสำคัญ</w:t>
+      </w:r>
+      <w:proofErr w:type="spellEnd"/>
+      <w:r>
+        <w:rPr>
+          <w:rFonts w:asciiTheme="minorBidi" w:hAnsiTheme="minorBidi"/>
+          <w:b/>
+          <w:sz w:val="28"/>
+        </w:rPr>
+        <w:t>.</w:t>
+      </w:r>
+      <w:r>
+        <w:rPr>
+          <w:rFonts w:asciiTheme="minorBidi" w:hAnsiTheme="minorBidi"/>
+          <w:sz w:val="28"/>
+        </w:rPr>
+        <w:t xml:space="preserve"> </w:t>
+      </w:r>
+      <w:proofErr w:type="spellStart"/>
+      <w:r>
+        <w:rPr>
+          <w:rFonts w:asciiTheme="minorBidi" w:hAnsiTheme="minorBidi"/>
+          <w:sz w:val="28"/>
+        </w:rPr>
+        <w:t>เปรียบเทียบ</w:t>
+      </w:r>
+      <w:proofErr w:type="spellEnd"/>
+      <w:r>
+        <w:rPr>
+          <w:rFonts w:asciiTheme="minorBidi" w:hAnsiTheme="minorBidi"/>
+          <w:sz w:val="28"/>
+        </w:rPr>
+        <w:t xml:space="preserve"> freeze all </w:t>
+      </w:r>
+      <w:proofErr w:type="spellStart"/>
+      <w:r>
+        <w:rPr>
+          <w:rFonts w:asciiTheme="minorBidi" w:hAnsiTheme="minorBidi"/>
+          <w:sz w:val="28"/>
+        </w:rPr>
+        <w:t>กับ</w:t>
+      </w:r>
+      <w:proofErr w:type="spellEnd"/>
+      <w:r>
+        <w:rPr>
+          <w:rFonts w:asciiTheme="minorBidi" w:hAnsiTheme="minorBidi"/>
+          <w:sz w:val="28"/>
+        </w:rPr>
+        <w:t xml:space="preserve"> unfreeze last n </w:t>
+      </w:r>
+      <w:proofErr w:type="spellStart"/>
+      <w:r>
+        <w:rPr>
+          <w:rFonts w:asciiTheme="minorBidi" w:hAnsiTheme="minorBidi"/>
+          <w:sz w:val="28"/>
+        </w:rPr>
+        <w:t>ในแต่ละ</w:t>
+      </w:r>
+      <w:proofErr w:type="spellEnd"/>
+      <w:r>
+        <w:rPr>
+          <w:rFonts w:asciiTheme="minorBidi" w:hAnsiTheme="minorBidi"/>
+          <w:sz w:val="28"/>
+        </w:rPr>
+        <w:t xml:space="preserve"> backbone </w:t>
+      </w:r>
+      <w:proofErr w:type="spellStart"/>
+      <w:r>
+        <w:rPr>
+          <w:rFonts w:asciiTheme="minorBidi" w:hAnsiTheme="minorBidi"/>
+          <w:sz w:val="28"/>
+        </w:rPr>
+        <w:t>ด้วย</w:t>
+      </w:r>
+      <w:proofErr w:type="spellEnd"/>
+      <w:r>
+        <w:rPr>
+          <w:rFonts w:asciiTheme="minorBidi" w:hAnsiTheme="minorBidi"/>
+          <w:sz w:val="28"/>
+        </w:rPr>
+        <w:t xml:space="preserve"> Welch's t-test (</w:t>
+      </w:r>
+      <w:proofErr w:type="spellStart"/>
+      <w:r>
+        <w:rPr>
+          <w:rFonts w:asciiTheme="minorBidi" w:hAnsiTheme="minorBidi"/>
+          <w:sz w:val="28"/>
+        </w:rPr>
+        <w:t>ไม่สมมติว่าความแปรปรวนเท่ากัน</w:t>
+      </w:r>
+      <w:proofErr w:type="spellEnd"/>
+      <w:r>
+        <w:rPr>
+          <w:rFonts w:asciiTheme="minorBidi" w:hAnsiTheme="minorBidi"/>
+          <w:sz w:val="28"/>
+        </w:rPr>
+        <w:t xml:space="preserve">) </w:t>
+      </w:r>
+      <w:proofErr w:type="spellStart"/>
+      <w:r>
+        <w:rPr>
+          <w:rFonts w:asciiTheme="minorBidi" w:hAnsiTheme="minorBidi"/>
+          <w:sz w:val="28"/>
+        </w:rPr>
+        <w:t>บนค่า</w:t>
+      </w:r>
+      <w:proofErr w:type="spellEnd"/>
+      <w:r>
+        <w:rPr>
+          <w:rFonts w:asciiTheme="minorBidi" w:hAnsiTheme="minorBidi"/>
+          <w:sz w:val="28"/>
+        </w:rPr>
+        <w:t xml:space="preserve"> macro-F1 </w:t>
+      </w:r>
+      <w:proofErr w:type="spellStart"/>
+      <w:r>
+        <w:rPr>
+          <w:rFonts w:asciiTheme="minorBidi" w:hAnsiTheme="minorBidi"/>
+          <w:sz w:val="28"/>
+        </w:rPr>
+        <w:t>รายละ</w:t>
+      </w:r>
+      <w:proofErr w:type="spellEnd"/>
+      <w:r>
+        <w:rPr>
+          <w:rFonts w:asciiTheme="minorBidi" w:hAnsiTheme="minorBidi"/>
+          <w:sz w:val="28"/>
+        </w:rPr>
+        <w:t xml:space="preserve"> seed </w:t>
+      </w:r>
+      <w:proofErr w:type="spellStart"/>
+      <w:r>
+        <w:rPr>
+          <w:rFonts w:asciiTheme="minorBidi" w:hAnsiTheme="minorBidi"/>
+          <w:sz w:val="28"/>
+        </w:rPr>
+        <w:t>จำนวน</w:t>
+      </w:r>
+      <w:proofErr w:type="spellEnd"/>
+      <w:r>
+        <w:rPr>
+          <w:rFonts w:asciiTheme="minorBidi" w:hAnsiTheme="minorBidi"/>
+          <w:sz w:val="28"/>
+        </w:rPr>
+        <w:t xml:space="preserve"> 10 </w:t>
+      </w:r>
+      <w:proofErr w:type="spellStart"/>
+      <w:r>
+        <w:rPr>
+          <w:rFonts w:asciiTheme="minorBidi" w:hAnsiTheme="minorBidi"/>
+          <w:sz w:val="28"/>
+        </w:rPr>
+        <w:t>ค่า</w:t>
+      </w:r>
+      <w:proofErr w:type="spellEnd"/>
+      <w:r>
+        <w:rPr>
+          <w:rFonts w:asciiTheme="minorBidi" w:hAnsiTheme="minorBidi"/>
+          <w:sz w:val="28"/>
+        </w:rPr>
+        <w:t xml:space="preserve"> (seed 100 </w:t>
+      </w:r>
+      <w:proofErr w:type="spellStart"/>
+      <w:r>
+        <w:rPr>
+          <w:rFonts w:asciiTheme="minorBidi" w:hAnsiTheme="minorBidi"/>
+          <w:sz w:val="28"/>
+        </w:rPr>
+        <w:t>ถึง</w:t>
+      </w:r>
+      <w:proofErr w:type="spellEnd"/>
+      <w:r>
+        <w:rPr>
+          <w:rFonts w:asciiTheme="minorBidi" w:hAnsiTheme="minorBidi"/>
+          <w:sz w:val="28"/>
+        </w:rPr>
+        <w:t xml:space="preserve"> 109 </w:t>
+      </w:r>
+      <w:proofErr w:type="spellStart"/>
+      <w:r>
+        <w:rPr>
+          <w:rFonts w:asciiTheme="minorBidi" w:hAnsiTheme="minorBidi"/>
+          <w:sz w:val="28"/>
+        </w:rPr>
+        <w:t>ชุดเดียวกัน</w:t>
+      </w:r>
+      <w:proofErr w:type="spellEnd"/>
+      <w:r>
+        <w:rPr>
+          <w:rFonts w:asciiTheme="minorBidi" w:hAnsiTheme="minorBidi"/>
+          <w:sz w:val="28"/>
+        </w:rPr>
+        <w:t xml:space="preserve"> </w:t>
+      </w:r>
+      <w:proofErr w:type="spellStart"/>
+      <w:r>
+        <w:rPr>
+          <w:rFonts w:asciiTheme="minorBidi" w:hAnsiTheme="minorBidi"/>
+          <w:sz w:val="28"/>
+        </w:rPr>
+        <w:t>แต่ไม่ถือเป็นคู่</w:t>
+      </w:r>
+      <w:proofErr w:type="spellEnd"/>
+      <w:r>
+        <w:rPr>
+          <w:rFonts w:asciiTheme="minorBidi" w:hAnsiTheme="minorBidi"/>
+          <w:sz w:val="28"/>
+        </w:rPr>
+        <w:t xml:space="preserve"> </w:t>
+      </w:r>
+      <w:proofErr w:type="spellStart"/>
+      <w:r>
+        <w:rPr>
+          <w:rFonts w:asciiTheme="minorBidi" w:hAnsiTheme="minorBidi"/>
+          <w:sz w:val="28"/>
+        </w:rPr>
+        <w:t>เพราะสองวิธีใช้</w:t>
+      </w:r>
+      <w:proofErr w:type="spellEnd"/>
+      <w:r>
+        <w:rPr>
+          <w:rFonts w:asciiTheme="minorBidi" w:hAnsiTheme="minorBidi"/>
+          <w:sz w:val="28"/>
+        </w:rPr>
+        <w:t xml:space="preserve"> hyperparameter </w:t>
+      </w:r>
+      <w:proofErr w:type="spellStart"/>
+      <w:r>
+        <w:rPr>
+          <w:rFonts w:asciiTheme="minorBidi" w:hAnsiTheme="minorBidi"/>
+          <w:sz w:val="28"/>
+        </w:rPr>
+        <w:t>ต่างกัน</w:t>
+      </w:r>
+      <w:proofErr w:type="spellEnd"/>
+      <w:r>
+        <w:rPr>
+          <w:rFonts w:asciiTheme="minorBidi" w:hAnsiTheme="minorBidi"/>
+          <w:sz w:val="28"/>
+        </w:rPr>
+        <w:t xml:space="preserve"> </w:t>
+      </w:r>
+      <w:proofErr w:type="spellStart"/>
+      <w:r>
+        <w:rPr>
+          <w:rFonts w:asciiTheme="minorBidi" w:hAnsiTheme="minorBidi"/>
+          <w:sz w:val="28"/>
+        </w:rPr>
+        <w:t>จึงใช้แบบ</w:t>
+      </w:r>
+      <w:proofErr w:type="spellEnd"/>
+      <w:r>
+        <w:rPr>
+          <w:rFonts w:asciiTheme="minorBidi" w:hAnsiTheme="minorBidi"/>
+          <w:sz w:val="28"/>
+        </w:rPr>
+        <w:t xml:space="preserve"> independent) </w:t>
+      </w:r>
+      <w:proofErr w:type="spellStart"/>
+      <w:r>
+        <w:rPr>
+          <w:rFonts w:asciiTheme="minorBidi" w:hAnsiTheme="minorBidi"/>
+          <w:sz w:val="28"/>
+        </w:rPr>
+        <w:t>และรายงาน</w:t>
+      </w:r>
+      <w:proofErr w:type="spellEnd"/>
+      <w:r>
+        <w:rPr>
+          <w:rFonts w:asciiTheme="minorBidi" w:hAnsiTheme="minorBidi"/>
+          <w:sz w:val="28"/>
+        </w:rPr>
+        <w:t xml:space="preserve"> Cohen's d (pooled SD) </w:t>
+      </w:r>
+      <w:proofErr w:type="spellStart"/>
+      <w:r>
+        <w:rPr>
+          <w:rFonts w:asciiTheme="minorBidi" w:hAnsiTheme="minorBidi"/>
+          <w:sz w:val="28"/>
+        </w:rPr>
+        <w:t>เป็น</w:t>
+      </w:r>
+      <w:proofErr w:type="spellEnd"/>
+      <w:r>
+        <w:rPr>
+          <w:rFonts w:asciiTheme="minorBidi" w:hAnsiTheme="minorBidi"/>
+          <w:sz w:val="28"/>
+        </w:rPr>
+        <w:t xml:space="preserve"> effect size </w:t>
+      </w:r>
+      <w:proofErr w:type="spellStart"/>
+      <w:r>
+        <w:rPr>
+          <w:rFonts w:asciiTheme="minorBidi" w:hAnsiTheme="minorBidi"/>
+          <w:sz w:val="28"/>
+        </w:rPr>
+        <w:t>พร้อมช่วงความเชื่อมั่น</w:t>
+      </w:r>
+      <w:proofErr w:type="spellEnd"/>
+      <w:r>
+        <w:rPr>
+          <w:rFonts w:asciiTheme="minorBidi" w:hAnsiTheme="minorBidi"/>
+          <w:sz w:val="28"/>
+        </w:rPr>
+        <w:t xml:space="preserve"> 95% </w:t>
+      </w:r>
+      <w:proofErr w:type="spellStart"/>
+      <w:r>
+        <w:rPr>
+          <w:rFonts w:asciiTheme="minorBidi" w:hAnsiTheme="minorBidi"/>
+          <w:sz w:val="28"/>
+        </w:rPr>
+        <w:t>ของผลต่างค่าเฉลี่ย</w:t>
+      </w:r>
+      <w:proofErr w:type="spellEnd"/>
+      <w:r>
+        <w:rPr>
+          <w:rFonts w:asciiTheme="minorBidi" w:hAnsiTheme="minorBidi"/>
+          <w:sz w:val="28"/>
+        </w:rPr>
+        <w:t xml:space="preserve"> </w:t>
+      </w:r>
+      <w:proofErr w:type="spellStart"/>
+      <w:r>
+        <w:rPr>
+          <w:rFonts w:asciiTheme="minorBidi" w:hAnsiTheme="minorBidi"/>
+          <w:sz w:val="28"/>
+        </w:rPr>
+        <w:t>การเปรียบเทียบระหว่าง</w:t>
+      </w:r>
+      <w:proofErr w:type="spellEnd"/>
+      <w:r>
+        <w:rPr>
+          <w:rFonts w:asciiTheme="minorBidi" w:hAnsiTheme="minorBidi"/>
+          <w:sz w:val="28"/>
+        </w:rPr>
+        <w:t xml:space="preserve"> backbone </w:t>
+      </w:r>
+      <w:proofErr w:type="spellStart"/>
+      <w:r>
+        <w:rPr>
+          <w:rFonts w:asciiTheme="minorBidi" w:hAnsiTheme="minorBidi"/>
+          <w:sz w:val="28"/>
+        </w:rPr>
+        <w:t>ใช้การทดสอบเดียวกันโดยปรับ</w:t>
+      </w:r>
+      <w:proofErr w:type="spellEnd"/>
+      <w:r>
+        <w:rPr>
+          <w:rFonts w:asciiTheme="minorBidi" w:hAnsiTheme="minorBidi"/>
+          <w:sz w:val="28"/>
+        </w:rPr>
+        <w:t xml:space="preserve"> threshold </w:t>
+      </w:r>
+      <w:proofErr w:type="spellStart"/>
+      <w:r>
+        <w:rPr>
+          <w:rFonts w:asciiTheme="minorBidi" w:hAnsiTheme="minorBidi"/>
+          <w:sz w:val="28"/>
+        </w:rPr>
+        <w:t>แบบ</w:t>
+      </w:r>
+      <w:proofErr w:type="spellEnd"/>
+      <w:r>
+        <w:rPr>
+          <w:rFonts w:asciiTheme="minorBidi" w:hAnsiTheme="minorBidi"/>
+          <w:sz w:val="28"/>
+        </w:rPr>
+        <w:t xml:space="preserve"> Bonferroni </w:t>
+      </w:r>
+      <w:proofErr w:type="spellStart"/>
+      <w:r>
+        <w:rPr>
+          <w:rFonts w:asciiTheme="minorBidi" w:hAnsiTheme="minorBidi"/>
+          <w:sz w:val="28"/>
+        </w:rPr>
+        <w:t>เป็น</w:t>
+      </w:r>
+      <w:proofErr w:type="spellEnd"/>
+      <w:r>
+        <w:rPr>
+          <w:rFonts w:asciiTheme="minorBidi" w:hAnsiTheme="minorBidi"/>
+          <w:sz w:val="28"/>
+        </w:rPr>
+        <w:t xml:space="preserve"> 0.05 / 6 = 0.0083</w:t>
+      </w:r>
+    </w:p>
+    <w:p>
+      <w:pPr>
+        <w:rPr>
+          <w:rFonts w:asciiTheme="minorBidi" w:hAnsiTheme="minorBidi"/>
+          <w:sz w:val="28"/>
+        </w:rPr>
+      </w:pPr>
+      <w:proofErr w:type="spellStart"/>
+      <w:r>
+        <w:rPr>
+          <w:rFonts w:asciiTheme="minorBidi" w:hAnsiTheme="minorBidi"/>
+          <w:b/>
+          <w:sz w:val="28"/>
+        </w:rPr>
+        <w:t>ข้อจำกัดของ</w:t>
+      </w:r>
+      <w:proofErr w:type="spellEnd"/>
+      <w:r>
+        <w:rPr>
+          <w:rFonts w:asciiTheme="minorBidi" w:hAnsiTheme="minorBidi"/>
+          <w:b/>
+          <w:sz w:val="28"/>
+        </w:rPr>
+        <w:t xml:space="preserve"> test set.</w:t>
+      </w:r>
+      <w:r>
+        <w:rPr>
+          <w:rFonts w:asciiTheme="minorBidi" w:hAnsiTheme="minorBidi"/>
+          <w:sz w:val="28"/>
+        </w:rPr>
+        <w:t xml:space="preserve"> </w:t>
+      </w:r>
+      <w:proofErr w:type="spellStart"/>
+      <w:r>
+        <w:rPr>
+          <w:rFonts w:asciiTheme="minorBidi" w:hAnsiTheme="minorBidi"/>
+          <w:sz w:val="28"/>
+        </w:rPr>
+        <w:t>ด้วยภาพเพียง</w:t>
+      </w:r>
+      <w:proofErr w:type="spellEnd"/>
+      <w:r>
+        <w:rPr>
+          <w:rFonts w:asciiTheme="minorBidi" w:hAnsiTheme="minorBidi"/>
+          <w:sz w:val="28"/>
+        </w:rPr>
+        <w:t xml:space="preserve"> 273 </w:t>
+      </w:r>
+      <w:proofErr w:type="spellStart"/>
+      <w:r>
+        <w:rPr>
+          <w:rFonts w:asciiTheme="minorBidi" w:hAnsiTheme="minorBidi"/>
+          <w:sz w:val="28"/>
+        </w:rPr>
+        <w:t>ภาพ</w:t>
+      </w:r>
+      <w:proofErr w:type="spellEnd"/>
+      <w:r>
+        <w:rPr>
+          <w:rFonts w:asciiTheme="minorBidi" w:hAnsiTheme="minorBidi"/>
+          <w:sz w:val="28"/>
+        </w:rPr>
+        <w:t xml:space="preserve"> </w:t>
+      </w:r>
+      <w:proofErr w:type="spellStart"/>
+      <w:r>
+        <w:rPr>
+          <w:rFonts w:asciiTheme="minorBidi" w:hAnsiTheme="minorBidi"/>
+          <w:sz w:val="28"/>
+        </w:rPr>
+        <w:t>ผลต่าง</w:t>
+      </w:r>
+      <w:proofErr w:type="spellEnd"/>
+      <w:r>
+        <w:rPr>
+          <w:rFonts w:asciiTheme="minorBidi" w:hAnsiTheme="minorBidi"/>
+          <w:sz w:val="28"/>
+        </w:rPr>
+        <w:t xml:space="preserve"> 1 </w:t>
+      </w:r>
+      <w:proofErr w:type="spellStart"/>
+      <w:r>
+        <w:rPr>
+          <w:rFonts w:asciiTheme="minorBidi" w:hAnsiTheme="minorBidi"/>
+          <w:sz w:val="28"/>
+        </w:rPr>
+        <w:t>ถึง</w:t>
+      </w:r>
+      <w:proofErr w:type="spellEnd"/>
+      <w:r>
+        <w:rPr>
+          <w:rFonts w:asciiTheme="minorBidi" w:hAnsiTheme="minorBidi"/>
+          <w:sz w:val="28"/>
+        </w:rPr>
+        <w:t xml:space="preserve"> 1.5 </w:t>
+      </w:r>
+      <w:proofErr w:type="spellStart"/>
+      <w:r>
+        <w:rPr>
+          <w:rFonts w:asciiTheme="minorBidi" w:hAnsiTheme="minorBidi"/>
+          <w:sz w:val="28"/>
+        </w:rPr>
+        <w:t>จุดเท่ากับเพียง</w:t>
+      </w:r>
+      <w:proofErr w:type="spellEnd"/>
+      <w:r>
+        <w:rPr>
+          <w:rFonts w:asciiTheme="minorBidi" w:hAnsiTheme="minorBidi"/>
+          <w:sz w:val="28"/>
+        </w:rPr>
+        <w:t xml:space="preserve"> 3 </w:t>
+      </w:r>
+      <w:proofErr w:type="spellStart"/>
+      <w:r>
+        <w:rPr>
+          <w:rFonts w:asciiTheme="minorBidi" w:hAnsiTheme="minorBidi"/>
+          <w:sz w:val="28"/>
+        </w:rPr>
+        <w:t>ถึง</w:t>
+      </w:r>
+      <w:proofErr w:type="spellEnd"/>
+      <w:r>
+        <w:rPr>
+          <w:rFonts w:asciiTheme="minorBidi" w:hAnsiTheme="minorBidi"/>
+          <w:sz w:val="28"/>
+        </w:rPr>
+        <w:t xml:space="preserve"> 4 </w:t>
+      </w:r>
+      <w:proofErr w:type="spellStart"/>
+      <w:r>
+        <w:rPr>
+          <w:rFonts w:asciiTheme="minorBidi" w:hAnsiTheme="minorBidi"/>
+          <w:sz w:val="28"/>
+        </w:rPr>
+        <w:t>ภาพ</w:t>
+      </w:r>
+      <w:proofErr w:type="spellEnd"/>
+      <w:r>
+        <w:rPr>
+          <w:rFonts w:asciiTheme="minorBidi" w:hAnsiTheme="minorBidi"/>
+          <w:sz w:val="28"/>
+        </w:rPr>
+        <w:t xml:space="preserve"> </w:t>
+      </w:r>
+      <w:proofErr w:type="spellStart"/>
+      <w:r>
+        <w:rPr>
+          <w:rFonts w:asciiTheme="minorBidi" w:hAnsiTheme="minorBidi"/>
+          <w:sz w:val="28"/>
+        </w:rPr>
+        <w:t>และทั้ง</w:t>
+      </w:r>
+      <w:proofErr w:type="spellEnd"/>
+      <w:r>
+        <w:rPr>
+          <w:rFonts w:asciiTheme="minorBidi" w:hAnsiTheme="minorBidi"/>
+          <w:sz w:val="28"/>
+        </w:rPr>
+        <w:t xml:space="preserve"> 10 seed </w:t>
+      </w:r>
+      <w:proofErr w:type="spellStart"/>
+      <w:r>
+        <w:rPr>
+          <w:rFonts w:asciiTheme="minorBidi" w:hAnsiTheme="minorBidi"/>
+          <w:sz w:val="28"/>
+        </w:rPr>
+        <w:t>ใช้</w:t>
+      </w:r>
+      <w:proofErr w:type="spellEnd"/>
+      <w:r>
+        <w:rPr>
+          <w:rFonts w:asciiTheme="minorBidi" w:hAnsiTheme="minorBidi"/>
+          <w:sz w:val="28"/>
+        </w:rPr>
+        <w:t xml:space="preserve"> split </w:t>
+      </w:r>
+      <w:proofErr w:type="spellStart"/>
+      <w:r>
+        <w:rPr>
+          <w:rFonts w:asciiTheme="minorBidi" w:hAnsiTheme="minorBidi"/>
+          <w:sz w:val="28"/>
+        </w:rPr>
+        <w:t>เดียวกัน</w:t>
+      </w:r>
+      <w:proofErr w:type="spellEnd"/>
+      <w:r>
+        <w:rPr>
+          <w:rFonts w:asciiTheme="minorBidi" w:hAnsiTheme="minorBidi"/>
+          <w:sz w:val="28"/>
+        </w:rPr>
+        <w:t xml:space="preserve"> </w:t>
+      </w:r>
+      <w:proofErr w:type="spellStart"/>
+      <w:r>
+        <w:rPr>
+          <w:rFonts w:asciiTheme="minorBidi" w:hAnsiTheme="minorBidi"/>
+          <w:sz w:val="28"/>
+        </w:rPr>
+        <w:t>ข้อสรุปจึงใช้ได้กับ</w:t>
+      </w:r>
+      <w:proofErr w:type="spellEnd"/>
+      <w:r>
+        <w:rPr>
+          <w:rFonts w:asciiTheme="minorBidi" w:hAnsiTheme="minorBidi"/>
+          <w:sz w:val="28"/>
+        </w:rPr>
+        <w:t xml:space="preserve"> split </w:t>
+      </w:r>
+      <w:proofErr w:type="spellStart"/>
+      <w:r>
+        <w:rPr>
+          <w:rFonts w:asciiTheme="minorBidi" w:hAnsiTheme="minorBidi"/>
+          <w:sz w:val="28"/>
+        </w:rPr>
+        <w:t>นี้</w:t>
+      </w:r>
+      <w:proofErr w:type="spellEnd"/>
+      <w:r>
+        <w:rPr>
+          <w:rFonts w:asciiTheme="minorBidi" w:hAnsiTheme="minorBidi"/>
+          <w:sz w:val="28"/>
+        </w:rPr>
+        <w:t xml:space="preserve"> </w:t>
+      </w:r>
+      <w:proofErr w:type="spellStart"/>
+      <w:r>
+        <w:rPr>
+          <w:rFonts w:asciiTheme="minorBidi" w:hAnsiTheme="minorBidi"/>
+          <w:sz w:val="28"/>
+        </w:rPr>
+        <w:t>ไม่ใช่ข้อสรุปทั่วไปของโดเมน</w:t>
+      </w:r>
+      <w:proofErr w:type="spellEnd"/>
+      <w:r>
+        <w:rPr>
+          <w:rFonts w:asciiTheme="minorBidi" w:hAnsiTheme="minorBidi"/>
+          <w:sz w:val="28"/>
+        </w:rPr>
+        <w:t xml:space="preserve"> Devil Fruit</w:t>
+      </w:r>
+    </w:p>
+    <w:p/>
+    <w:p>
+      <w:pPr>
+        <w:rPr>
+          <w:rFonts w:hint="cs"/>
+        </w:rPr>
+      </w:pPr>
+    </w:p>
+    <w:p>
+      <w:pPr>
+        <w:pStyle w:val="Heading2"/>
+        <w:rPr>
+          <w:rFonts w:asciiTheme="minorBidi" w:hAnsiTheme="minorBidi" w:cstheme="minorBidi"/>
+          <w:b/>
+          <w:bCs/>
+          <w:sz w:val="36"/>
+          <w:szCs w:val="44"/>
+        </w:rPr>
+      </w:pPr>
+      <w:r>
+        <w:rPr>
+          <w:rFonts w:asciiTheme="minorBidi" w:hAnsiTheme="minorBidi" w:cstheme="minorBidi"/>
+          <w:b/>
+          <w:bCs/>
+          <w:sz w:val="36"/>
+          <w:szCs w:val="44"/>
+        </w:rPr>
+        <w:t>6</w:t>
+      </w:r>
+      <w:r>
+        <w:rPr>
+          <w:rFonts w:asciiTheme="minorBidi" w:hAnsiTheme="minorBidi" w:cstheme="minorBidi"/>
+          <w:b/>
+          <w:bCs/>
+          <w:sz w:val="36"/>
+          <w:szCs w:val="44"/>
+        </w:rPr>
+        <w:t>.</w:t>
+      </w:r>
+      <w:r>
+        <w:rPr>
+          <w:rFonts w:asciiTheme="minorBidi" w:hAnsiTheme="minorBidi" w:cstheme="minorBidi"/>
+          <w:b/>
+          <w:bCs/>
+          <w:sz w:val="36"/>
+          <w:szCs w:val="44"/>
+        </w:rPr>
+        <w:t xml:space="preserve">Experimental results </w:t>
+      </w:r>
+    </w:p>
+    <w:p>
+      <w:r>
+        <w:t xml:space="preserve">&gt;&gt; </w:t>
+      </w:r>
+      <w:r>
+        <w:rPr>
+          <w:rFonts w:hint="cs"/>
+          <w:cs/>
+        </w:rPr>
+        <w:t xml:space="preserve">ตารางแสดงผลเทียบ </w:t>
+      </w:r>
+      <w:r>
+        <w:t>train, test</w:t>
+      </w:r>
+    </w:p>
+    <w:p>
+      <w:r>
+        <w:t>&gt;&gt; T-test</w:t>
+      </w:r>
+    </w:p>
+    <w:p>
+      <w:r>
+        <w:t xml:space="preserve">&gt;&gt; </w:t>
+      </w:r>
+      <w:proofErr w:type="spellStart"/>
+      <w:r>
+        <w:t>GradCam</w:t>
+      </w:r>
+      <w:proofErr w:type="spellEnd"/>
+    </w:p>
+    <w:p>
+      <w:pPr>
+        <w:pStyle w:val="Heading2"/>
+        <w:rPr>
+          <w:rFonts w:asciiTheme="minorBidi" w:hAnsiTheme="minorBidi" w:cstheme="minorBidi"/>
+          <w:b/>
+          <w:bCs/>
+          <w:sz w:val="36"/>
+          <w:szCs w:val="44"/>
+        </w:rPr>
+      </w:pPr>
+      <w:r>
+        <w:rPr>
+          <w:rFonts w:asciiTheme="minorBidi" w:hAnsiTheme="minorBidi" w:cstheme="minorBidi"/>
+          <w:b/>
+          <w:bCs/>
+          <w:sz w:val="36"/>
+          <w:szCs w:val="44"/>
+        </w:rPr>
+        <w:t>7.</w:t>
+      </w:r>
+      <w:r>
+        <w:rPr>
+          <w:rFonts w:asciiTheme="minorBidi" w:hAnsiTheme="minorBidi" w:cstheme="minorBidi"/>
+          <w:b/>
+          <w:bCs/>
+          <w:sz w:val="36"/>
+          <w:szCs w:val="44"/>
+        </w:rPr>
+        <w:t>Discussion and conclusions</w:t>
+      </w:r>
+    </w:p>
+    <w:p/>
+    <w:p>
+      <w:pPr>
+        <w:pStyle w:val="Heading2"/>
+        <w:rPr>
+          <w:rFonts w:asciiTheme="minorBidi" w:hAnsiTheme="minorBidi" w:cstheme="minorBidi"/>
+          <w:b/>
+          <w:bCs/>
+          <w:sz w:val="36"/>
+          <w:szCs w:val="44"/>
+        </w:rPr>
+      </w:pPr>
+      <w:r>
+        <w:rPr>
+          <w:rFonts w:asciiTheme="minorBidi" w:hAnsiTheme="minorBidi" w:cstheme="minorBidi" w:hint="cs"/>
+          <w:b/>
+          <w:bCs/>
+          <w:sz w:val="36"/>
+          <w:szCs w:val="44"/>
+          <w:cs/>
+        </w:rPr>
+        <w:t xml:space="preserve"> </w:t>
+      </w:r>
+    </w:p>
+    <w:p/>
+    <w:p/>
+    <w:p/>
+    <w:p/>
     <w:p/>
     <w:p/>
     <w:p/>
     <w:p/>
     <w:p>
       <w:pPr>
-        <w:spacing w:before="100" w:after="200"/>
-        <w:rPr>
-          <w:rFonts w:ascii="Segoe UI Symbol" w:hAnsi="Segoe UI Symbol"/>
-          <w:b/>
-          <w:bCs/>
-          <w:color w:val="C00000"/>
-          <w:cs/>
-        </w:rPr>
-      </w:pPr>
-    </w:p>
-    <w:p>
-      <w:pPr>
-        <w:pStyle w:val="Heading2"/>
-        <w:rPr>
-          <w:rFonts w:asciiTheme="minorBidi" w:hAnsiTheme="minorBidi" w:cstheme="minorBidi"/>
-          <w:b/>
-          <w:bCs/>
-          <w:sz w:val="36"/>
-          <w:szCs w:val="44"/>
-        </w:rPr>
-      </w:pPr>
-      <w:r>
-        <w:rPr>
-          <w:rFonts w:asciiTheme="minorBidi" w:hAnsiTheme="minorBidi" w:cstheme="minorBidi"/>
-          <w:b/>
-          <w:bCs/>
-          <w:sz w:val="36"/>
-          <w:szCs w:val="44"/>
-        </w:rPr>
-        <w:lastRenderedPageBreak/>
-        <w:t>5.</w:t>
-      </w:r>
-      <w:r>
-        <w:rPr>
-          <w:rFonts w:asciiTheme="minorBidi" w:hAnsiTheme="minorBidi" w:cstheme="minorBidi"/>
-          <w:b/>
-          <w:bCs/>
-          <w:sz w:val="36"/>
-          <w:szCs w:val="44"/>
-        </w:rPr>
-        <w:t>Evaluation metrics &amp; Error Analysis</w:t>
-      </w:r>
-      <w:r>
-        <w:rPr>
-          <w:rFonts w:asciiTheme="minorBidi" w:hAnsiTheme="minorBidi" w:cstheme="minorBidi" w:hint="cs"/>
-          <w:b/>
-          <w:bCs/>
-          <w:sz w:val="36"/>
-          <w:szCs w:val="44"/>
-          <w:cs/>
-        </w:rPr>
-        <w:t xml:space="preserve"> </w:t>
-      </w:r>
-    </w:p>
-    <w:p>
-      <w:pPr>
-        <w:numPr>
-          <w:ilvl w:val="0"/>
-          <w:numId w:val="6"/>
-        </w:numPr>
-      </w:pPr>
-      <w:r>
-        <w:t>Learning Curves (train/</w:t>
-      </w:r>
-      <w:proofErr w:type="spellStart"/>
-      <w:r>
-        <w:t>val</w:t>
-      </w:r>
-      <w:proofErr w:type="spellEnd"/>
-      <w:r>
-        <w:t xml:space="preserve"> loss, accuracy </w:t>
-      </w:r>
-      <w:r>
-        <w:rPr>
-          <w:cs/>
-        </w:rPr>
-        <w:t xml:space="preserve">ต่อ </w:t>
-      </w:r>
-      <w:r>
-        <w:t>epoch)</w:t>
-      </w:r>
-    </w:p>
-    <w:p>
-      <w:pPr>
-        <w:numPr>
-          <w:ilvl w:val="0"/>
-          <w:numId w:val="6"/>
-        </w:numPr>
-      </w:pPr>
-      <w:r>
-        <w:rPr>
-          <w:cs/>
-        </w:rPr>
-        <w:t xml:space="preserve">การประเมินภาพรวมทุกคลาส: </w:t>
-      </w:r>
-      <w:r>
-        <w:t xml:space="preserve">Accuracy, Precision, Recall, F1-Score — </w:t>
-      </w:r>
-      <w:r>
-        <w:rPr>
-          <w:cs/>
-        </w:rPr>
-        <w:t xml:space="preserve">คำนวณแบบ </w:t>
-      </w:r>
-      <w:r>
-        <w:t>macro average (</w:t>
-      </w:r>
-      <w:proofErr w:type="spellStart"/>
-      <w:r>
-        <w:t>precision_macro</w:t>
-      </w:r>
-      <w:proofErr w:type="spellEnd"/>
-      <w:r>
-        <w:t xml:space="preserve">, </w:t>
-      </w:r>
-      <w:proofErr w:type="spellStart"/>
-      <w:r>
-        <w:t>recall_macro</w:t>
-      </w:r>
-      <w:proofErr w:type="spellEnd"/>
-      <w:r>
-        <w:t xml:space="preserve">, f1_macro </w:t>
-      </w:r>
-      <w:r>
-        <w:rPr>
-          <w:cs/>
-        </w:rPr>
-        <w:t xml:space="preserve">ตามที่ </w:t>
-      </w:r>
-      <w:proofErr w:type="spellStart"/>
-      <w:r>
-        <w:t>ExperimentRunner</w:t>
-      </w:r>
-      <w:proofErr w:type="spellEnd"/>
-      <w:r>
-        <w:t xml:space="preserve"> </w:t>
-      </w:r>
-      <w:r>
-        <w:rPr>
-          <w:cs/>
-        </w:rPr>
-        <w:t>บันทึกจริงในโค้ด)</w:t>
-      </w:r>
-    </w:p>
-    <w:p>
-      <w:pPr>
-        <w:numPr>
-          <w:ilvl w:val="0"/>
-          <w:numId w:val="6"/>
-        </w:numPr>
-      </w:pPr>
-      <w:r>
-        <w:rPr>
-          <w:cs/>
-        </w:rPr>
-        <w:t xml:space="preserve">การประเมินแยกรายคลาส: </w:t>
-      </w:r>
-      <w:r>
-        <w:t xml:space="preserve">Precision, Recall, F1-Score </w:t>
-      </w:r>
-      <w:r>
-        <w:rPr>
-          <w:cs/>
-        </w:rPr>
-        <w:t>ต่อคลาส</w:t>
-      </w:r>
-    </w:p>
-    <w:p>
-      <w:pPr>
-        <w:numPr>
-          <w:ilvl w:val="0"/>
-          <w:numId w:val="6"/>
-        </w:numPr>
-      </w:pPr>
-      <w:r>
-        <w:t xml:space="preserve">Error Analysis: Confusion Matrix </w:t>
-      </w:r>
-      <w:r>
-        <w:rPr>
-          <w:cs/>
-        </w:rPr>
-        <w:t xml:space="preserve">และ </w:t>
-      </w:r>
-      <w:proofErr w:type="spellStart"/>
-      <w:r>
-        <w:t>GradCAM</w:t>
-      </w:r>
-      <w:proofErr w:type="spellEnd"/>
-    </w:p>
-    <w:p>
-      <w:pPr>
-        <w:numPr>
-          <w:ilvl w:val="0"/>
-          <w:numId w:val="6"/>
-        </w:numPr>
-      </w:pPr>
-      <w:r>
-        <w:rPr>
-          <w:cs/>
-        </w:rPr>
-        <w:t>การเลือกตัวอย่างที่นำมาแสดง (</w:t>
-      </w:r>
-      <w:r>
-        <w:t xml:space="preserve">best run </w:t>
-      </w:r>
-      <w:r>
-        <w:rPr>
-          <w:cs/>
-        </w:rPr>
-        <w:t>ต่อ</w:t>
-      </w:r>
-      <w:r>
-        <w:t xml:space="preserve"> architecture): </w:t>
-      </w:r>
-      <w:r>
-        <w:rPr>
-          <w:cs/>
-        </w:rPr>
-        <w:t xml:space="preserve">เลือกจาก </w:t>
-      </w:r>
-      <w:r>
-        <w:t xml:space="preserve">run </w:t>
-      </w:r>
-      <w:r>
-        <w:rPr>
-          <w:cs/>
-        </w:rPr>
-        <w:t xml:space="preserve">ที่ได้ </w:t>
-      </w:r>
-      <w:r>
-        <w:t xml:space="preserve">test accuracy </w:t>
-      </w:r>
-      <w:r>
-        <w:rPr>
-          <w:cs/>
-        </w:rPr>
-        <w:t xml:space="preserve">สูงสุดในบรรดา </w:t>
-      </w:r>
-      <w:r>
-        <w:t xml:space="preserve">5 seed </w:t>
-      </w:r>
-      <w:r>
-        <w:rPr>
-          <w:cs/>
-        </w:rPr>
-        <w:t>ของ</w:t>
-      </w:r>
-      <w:r>
-        <w:t xml:space="preserve"> architecture </w:t>
-      </w:r>
-      <w:r>
-        <w:rPr>
-          <w:cs/>
-        </w:rPr>
-        <w:t>นั้น (</w:t>
-      </w:r>
-      <w:r>
-        <w:t xml:space="preserve">max accuracy) — </w:t>
-      </w:r>
-      <w:r>
-        <w:rPr>
-          <w:cs/>
-        </w:rPr>
-        <w:t xml:space="preserve">ใช้ทั้งสำหรับ </w:t>
-      </w:r>
-      <w:r>
-        <w:t xml:space="preserve">training curves, confusion matrix </w:t>
-      </w:r>
-      <w:r>
-        <w:rPr>
-          <w:cs/>
-        </w:rPr>
-        <w:t xml:space="preserve">และ </w:t>
-      </w:r>
-      <w:proofErr w:type="spellStart"/>
-      <w:r>
-        <w:t>GradCAM</w:t>
-      </w:r>
-      <w:proofErr w:type="spellEnd"/>
-      <w:r>
-        <w:t xml:space="preserve"> </w:t>
-      </w:r>
-      <w:r>
-        <w:rPr>
-          <w:cs/>
-        </w:rPr>
-        <w:t xml:space="preserve">ที่แสดงในหัวข้อ </w:t>
-      </w:r>
-      <w:r>
-        <w:t>6</w:t>
-      </w:r>
-    </w:p>
-    <w:p>
-      <w:pPr>
-        <w:pStyle w:val="Heading2"/>
-        <w:rPr>
-          <w:rFonts w:asciiTheme="minorBidi" w:hAnsiTheme="minorBidi" w:cstheme="minorBidi"/>
-          <w:b/>
-          <w:bCs/>
-          <w:sz w:val="36"/>
-          <w:szCs w:val="44"/>
-        </w:rPr>
-      </w:pPr>
-      <w:r>
-        <w:rPr>
-          <w:rFonts w:asciiTheme="minorBidi" w:hAnsiTheme="minorBidi" w:cstheme="minorBidi"/>
-          <w:b/>
-          <w:bCs/>
-          <w:sz w:val="36"/>
-          <w:szCs w:val="44"/>
-        </w:rPr>
-        <w:t>6</w:t>
-      </w:r>
-      <w:r>
-        <w:rPr>
-          <w:rFonts w:asciiTheme="minorBidi" w:hAnsiTheme="minorBidi" w:cstheme="minorBidi"/>
-          <w:b/>
-          <w:bCs/>
-          <w:sz w:val="36"/>
-          <w:szCs w:val="44"/>
-        </w:rPr>
-        <w:t>.</w:t>
-      </w:r>
-      <w:r>
-        <w:rPr>
-          <w:rFonts w:asciiTheme="minorBidi" w:hAnsiTheme="minorBidi" w:cstheme="minorBidi"/>
-          <w:b/>
-          <w:bCs/>
-          <w:sz w:val="36"/>
-          <w:szCs w:val="44"/>
-        </w:rPr>
-        <w:t xml:space="preserve">Experimental results </w:t>
-      </w:r>
-    </w:p>
-    <w:p>
-      <w:r>
-        <w:t xml:space="preserve">&gt;&gt; </w:t>
-      </w:r>
-      <w:r>
         <w:rPr>
           <w:rFonts w:hint="cs"/>
-          <w:cs/>
-        </w:rPr>
-        <w:t xml:space="preserve">ตารางแสดงผลเทียบ </w:t>
-      </w:r>
-      <w:r>
-        <w:t>train, test</w:t>
-      </w:r>
-    </w:p>
-    <w:p>
-      <w:r>
-        <w:t>&gt;&gt; T-test</w:t>
-      </w:r>
-    </w:p>
-    <w:p>
-      <w:r>
-        <w:t xml:space="preserve">&gt;&gt; </w:t>
-      </w:r>
-      <w:proofErr w:type="spellStart"/>
-      <w:r>
-        <w:t>GradCam</w:t>
-      </w:r>
-      <w:proofErr w:type="spellEnd"/>
-    </w:p>
-    <w:p>
-      <w:pPr>
-        <w:pStyle w:val="Heading2"/>
-        <w:rPr>
-          <w:rFonts w:asciiTheme="minorBidi" w:hAnsiTheme="minorBidi" w:cstheme="minorBidi"/>
-          <w:b/>
-          <w:bCs/>
-          <w:sz w:val="36"/>
-          <w:szCs w:val="44"/>
-        </w:rPr>
-      </w:pPr>
-      <w:r>
-        <w:rPr>
-          <w:rFonts w:asciiTheme="minorBidi" w:hAnsiTheme="minorBidi" w:cstheme="minorBidi"/>
-          <w:b/>
-          <w:bCs/>
-          <w:sz w:val="36"/>
-          <w:szCs w:val="44"/>
-        </w:rPr>
-        <w:t>7.</w:t>
-      </w:r>
-      <w:r>
-        <w:rPr>
-          <w:rFonts w:asciiTheme="minorBidi" w:hAnsiTheme="minorBidi" w:cstheme="minorBidi"/>
-          <w:b/>
-          <w:bCs/>
-          <w:sz w:val="36"/>
-          <w:szCs w:val="44"/>
-        </w:rPr>
-        <w:t>Discussion and conclusions</w:t>
-      </w:r>
-    </w:p>
-    <w:p/>
-    <w:p>
-      <w:pPr>
-        <w:pStyle w:val="Heading2"/>
-        <w:rPr>
-          <w:rFonts w:asciiTheme="minorBidi" w:hAnsiTheme="minorBidi" w:cstheme="minorBidi"/>
-          <w:b/>
-          <w:bCs/>
-          <w:sz w:val="36"/>
-          <w:szCs w:val="44"/>
-        </w:rPr>
-      </w:pPr>
-      <w:r>
-        <w:rPr>
-          <w:rFonts w:asciiTheme="minorBidi" w:hAnsiTheme="minorBidi" w:cstheme="minorBidi" w:hint="cs"/>
-          <w:b/>
-          <w:bCs/>
-          <w:sz w:val="36"/>
-          <w:szCs w:val="44"/>
-          <w:cs/>
-        </w:rPr>
-        <w:t xml:space="preserve"> </w:t>
-      </w:r>
-    </w:p>
-    <w:p/>
-    <w:p>
-      <w:pPr>
-        <w:rPr>
           <w:cs/>
         </w:rPr>
       </w:pPr>
@@ -10004,6 +14748,92 @@
     </w:lvl>
   </w:abstractNum>
   <w:abstractNum w:abstractNumId="4" w15:restartNumberingAfterBreak="0">
+    <w:nsid w:val="2F9E76C8"/>
+    <w:multiLevelType w:val="hybridMultilevel"/>
+    <w:tmpl w:val="5C965DA0"/>
+    <w:lvl w:ilvl="0" w:tplc="0409000F">
+      <w:start w:val="1"/>
+      <w:numFmt w:val="decimal"/>
+      <w:lvlText w:val="%1."/>
+      <w:lvlJc w:val="left"/>
+      <w:pPr>
+        <w:ind w:left="720" w:hanging="360"/>
+      </w:pPr>
+    </w:lvl>
+    <w:lvl w:ilvl="1" w:tplc="04090019" w:tentative="1">
+      <w:start w:val="1"/>
+      <w:numFmt w:val="lowerLetter"/>
+      <w:lvlText w:val="%2."/>
+      <w:lvlJc w:val="left"/>
+      <w:pPr>
+        <w:ind w:left="1440" w:hanging="360"/>
+      </w:pPr>
+    </w:lvl>
+    <w:lvl w:ilvl="2" w:tplc="0409001B" w:tentative="1">
+      <w:start w:val="1"/>
+      <w:numFmt w:val="lowerRoman"/>
+      <w:lvlText w:val="%3."/>
+      <w:lvlJc w:val="right"/>
+      <w:pPr>
+        <w:ind w:left="2160" w:hanging="180"/>
+      </w:pPr>
+    </w:lvl>
+    <w:lvl w:ilvl="3" w:tplc="0409000F" w:tentative="1">
+      <w:start w:val="1"/>
+      <w:numFmt w:val="decimal"/>
+      <w:lvlText w:val="%4."/>
+      <w:lvlJc w:val="left"/>
+      <w:pPr>
+        <w:ind w:left="2880" w:hanging="360"/>
+      </w:pPr>
+    </w:lvl>
+    <w:lvl w:ilvl="4" w:tplc="04090019" w:tentative="1">
+      <w:start w:val="1"/>
+      <w:numFmt w:val="lowerLetter"/>
+      <w:lvlText w:val="%5."/>
+      <w:lvlJc w:val="left"/>
+      <w:pPr>
+        <w:ind w:left="3600" w:hanging="360"/>
+      </w:pPr>
+    </w:lvl>
+    <w:lvl w:ilvl="5" w:tplc="0409001B" w:tentative="1">
+      <w:start w:val="1"/>
+      <w:numFmt w:val="lowerRoman"/>
+      <w:lvlText w:val="%6."/>
+      <w:lvlJc w:val="right"/>
+      <w:pPr>
+        <w:ind w:left="4320" w:hanging="180"/>
+      </w:pPr>
+    </w:lvl>
+    <w:lvl w:ilvl="6" w:tplc="0409000F" w:tentative="1">
+      <w:start w:val="1"/>
+      <w:numFmt w:val="decimal"/>
+      <w:lvlText w:val="%7."/>
+      <w:lvlJc w:val="left"/>
+      <w:pPr>
+        <w:ind w:left="5040" w:hanging="360"/>
+      </w:pPr>
+    </w:lvl>
+    <w:lvl w:ilvl="7" w:tplc="04090019" w:tentative="1">
+      <w:start w:val="1"/>
+      <w:numFmt w:val="lowerLetter"/>
+      <w:lvlText w:val="%8."/>
+      <w:lvlJc w:val="left"/>
+      <w:pPr>
+        <w:ind w:left="5760" w:hanging="360"/>
+      </w:pPr>
+    </w:lvl>
+    <w:lvl w:ilvl="8" w:tplc="0409001B" w:tentative="1">
+      <w:start w:val="1"/>
+      <w:numFmt w:val="lowerRoman"/>
+      <w:lvlText w:val="%9."/>
+      <w:lvlJc w:val="right"/>
+      <w:pPr>
+        <w:ind w:left="6480" w:hanging="180"/>
+      </w:pPr>
+    </w:lvl>
+  </w:abstractNum>
+  <w:abstractNum w:abstractNumId="5" w15:restartNumberingAfterBreak="0">
     <w:nsid w:val="391D53A6"/>
     <w:multiLevelType w:val="hybridMultilevel"/>
     <w:tmpl w:val="802226F6"/>
@@ -10116,7 +14946,7 @@
       </w:rPr>
     </w:lvl>
   </w:abstractNum>
-  <w:abstractNum w:abstractNumId="5" w15:restartNumberingAfterBreak="0">
+  <w:abstractNum w:abstractNumId="6" w15:restartNumberingAfterBreak="0">
     <w:nsid w:val="3D187DDD"/>
     <w:multiLevelType w:val="hybridMultilevel"/>
     <w:tmpl w:val="CF300338"/>
@@ -10229,7 +15059,7 @@
       </w:rPr>
     </w:lvl>
   </w:abstractNum>
-  <w:abstractNum w:abstractNumId="6" w15:restartNumberingAfterBreak="0">
+  <w:abstractNum w:abstractNumId="7" w15:restartNumberingAfterBreak="0">
     <w:nsid w:val="5FAB6306"/>
     <w:multiLevelType w:val="hybridMultilevel"/>
     <w:tmpl w:val="644AE98E"/>
@@ -10342,7 +15172,7 @@
       </w:rPr>
     </w:lvl>
   </w:abstractNum>
-  <w:abstractNum w:abstractNumId="7" w15:restartNumberingAfterBreak="0">
+  <w:abstractNum w:abstractNumId="8" w15:restartNumberingAfterBreak="0">
     <w:nsid w:val="739E5170"/>
     <w:multiLevelType w:val="hybridMultilevel"/>
     <w:tmpl w:val="DADCC286"/>
@@ -10456,10 +15286,10 @@
     </w:lvl>
   </w:abstractNum>
   <w:num w:numId="1">
-    <w:abstractNumId w:val="6"/>
+    <w:abstractNumId w:val="7"/>
   </w:num>
   <w:num w:numId="2">
-    <w:abstractNumId w:val="5"/>
+    <w:abstractNumId w:val="6"/>
   </w:num>
   <w:num w:numId="3">
     <w:abstractNumId w:val="0"/>
@@ -10468,16 +15298,19 @@
     <w:abstractNumId w:val="3"/>
   </w:num>
   <w:num w:numId="5">
-    <w:abstractNumId w:val="7"/>
+    <w:abstractNumId w:val="8"/>
   </w:num>
   <w:num w:numId="6">
     <w:abstractNumId w:val="2"/>
   </w:num>
   <w:num w:numId="7">
-    <w:abstractNumId w:val="4"/>
+    <w:abstractNumId w:val="5"/>
   </w:num>
   <w:num w:numId="8">
     <w:abstractNumId w:val="1"/>
+  </w:num>
+  <w:num w:numId="9">
+    <w:abstractNumId w:val="4"/>
   </w:num>
 </w:numbering>
 </file>
@@ -10927,7 +15760,6 @@
   <w:style w:type="character" w:default="1" w:styleId="DefaultParagraphFont">
     <w:name w:val="Default Paragraph Font"/>
     <w:uiPriority w:val="1"/>
-    <w:semiHidden/>
     <w:unhideWhenUsed/>
   </w:style>
   <w:style w:type="table" w:default="1" w:styleId="TableNormal">
@@ -11359,6 +16191,46 @@
       </w:rPr>
     </w:tblStylePr>
   </w:style>
+  <w:style w:type="paragraph" w:customStyle="1" w:styleId="Code">
+    <w:name w:val="Code"/>
+    <w:basedOn w:val="Normal"/>
+    <w:link w:val="CodeChar"/>
+    <w:rsid w:val="008B5F57"/>
+    <w:pPr>
+      <w:shd w:val="clear" w:color="auto" w:fill="F5F5F5"/>
+      <w:spacing w:after="0" w:line="240" w:lineRule="auto"/>
+      <w:contextualSpacing/>
+    </w:pPr>
+    <w:rPr>
+      <w:rFonts w:ascii="Consolas" w:eastAsia="Consolas" w:hAnsi="Consolas" w:cs="Consolas"/>
+      <w:sz w:val="20"/>
+      <w:szCs w:val="22"/>
+    </w:rPr>
+  </w:style>
+  <w:style w:type="character" w:customStyle="1" w:styleId="CodeChar">
+    <w:name w:val="Code Char"/>
+    <w:link w:val="Code"/>
+    <w:rsid w:val="008B5F57"/>
+    <w:rPr>
+      <w:rFonts w:ascii="Consolas" w:eastAsia="Consolas" w:hAnsi="Consolas" w:cs="Consolas"/>
+      <w:sz w:val="20"/>
+      <w:szCs w:val="22"/>
+      <w:shd w:val="clear" w:color="auto" w:fill="F5F5F5"/>
+    </w:rPr>
+  </w:style>
+  <w:style w:type="character" w:styleId="HTMLCode">
+    <w:name w:val="HTML Code"/>
+    <w:basedOn w:val="DefaultParagraphFont"/>
+    <w:uiPriority w:val="99"/>
+    <w:semiHidden/>
+    <w:unhideWhenUsed/>
+    <w:rsid w:val="0025372D"/>
+    <w:rPr>
+      <w:rFonts w:ascii="Courier New" w:eastAsia="Times New Roman" w:hAnsi="Courier New" w:cs="Courier New"/>
+      <w:sz w:val="20"/>
+      <w:szCs w:val="20"/>
+    </w:rPr>
+  </w:style>
 </w:styles>
 </file>
 

--- a/_Document/task_summary.docx
+++ b/_Document/task_summary.docx
@@ -8301,7 +8301,6 @@
           <w:numId w:val="5"/>
         </w:numPr>
         <w:rPr>
-          <w:rFonts w:hint="cs"/>
           <w:color w:val="00B050"/>
         </w:rPr>
       </w:pPr>
@@ -8573,7 +8572,6 @@
             <w:pPr>
               <w:jc w:val="center"/>
               <w:rPr>
-                <w:rFonts w:hint="cs"/>
                 <w:color w:val="FF0000"/>
                 <w:szCs w:val="22"/>
               </w:rPr>
@@ -9322,13 +9320,7 @@
         </w:tc>
       </w:tr>
     </w:tbl>
-    <w:p>
-      <w:pPr>
-        <w:rPr>
-          <w:rFonts w:hint="cs"/>
-        </w:rPr>
-      </w:pPr>
-    </w:p>
+    <w:p/>
     <w:p>
       <w:pPr>
         <w:pStyle w:val="ListParagraph"/>
@@ -9991,7 +9983,6 @@
           <w:p>
             <w:pPr>
               <w:rPr>
-                <w:rFonts w:hint="cs"/>
                 <w:color w:val="FF0000"/>
               </w:rPr>
             </w:pPr>
@@ -10023,13 +10014,7 @@
         </w:tc>
       </w:tr>
     </w:tbl>
-    <w:p>
-      <w:pPr>
-        <w:rPr>
-          <w:rFonts w:hint="cs"/>
-        </w:rPr>
-      </w:pPr>
-    </w:p>
+    <w:p/>
     <w:p>
       <w:pPr>
         <w:pStyle w:val="ListParagraph"/>
@@ -14166,13 +14151,7 @@
       </w:r>
     </w:p>
     <w:p/>
-    <w:p>
-      <w:pPr>
-        <w:rPr>
-          <w:rFonts w:hint="cs"/>
-        </w:rPr>
-      </w:pPr>
-    </w:p>
+    <w:p/>
     <w:p>
       <w:pPr>
         <w:pStyle w:val="Heading2"/>
@@ -14231,20 +14210,194 @@
       </w:r>
     </w:p>
     <w:p>
+      <w:pPr>
+        <w:rPr>
+          <w:rFonts w:hint="cs"/>
+        </w:rPr>
+      </w:pPr>
       <w:r>
         <w:t>&gt;&gt; T-test</w:t>
       </w:r>
     </w:p>
     <w:p>
-      <w:r>
-        <w:t xml:space="preserve">&gt;&gt; </w:t>
-      </w:r>
+      <w:pPr>
+        <w:pStyle w:val="ListParagraph"/>
+        <w:numPr>
+          <w:ilvl w:val="0"/>
+          <w:numId w:val="5"/>
+        </w:numPr>
+      </w:pPr>
       <w:proofErr w:type="spellStart"/>
       <w:r>
-        <w:t>GradCam</w:t>
+        <w:t>GradCAM</w:t>
       </w:r>
       <w:proofErr w:type="spellEnd"/>
+      <w:r>
+        <w:t xml:space="preserve"> analysis </w:t>
+      </w:r>
+      <w:r>
+        <w:rPr>
+          <w:rFonts w:hint="cs"/>
+          <w:cs/>
+        </w:rPr>
+        <w:t>ใช้เพื่อตรวจสอบว่าโมเดลตัดสินใจจำแนกภาพโดยโฟกัสไปที่บริวณที่เหมาะสมหรือไม่ โดยสีแดง-เหลืองแสดงพื้นที่ที่โมเดลให้ความสนใจมากที่สุด พบว่าทุกโมเดลสามารถโฟกัสไปที่ตัวผลไม้ได้โดยตรง แต่จุดที่โฟกัสจะแตกต่างกันไปแต่ละโมเดล</w:t>
+      </w:r>
+      <w:r>
+        <w:rPr>
+          <w:rFonts w:hint="cs"/>
+          <w:cs/>
+        </w:rPr>
+        <w:t xml:space="preserve"> โดยการ</w:t>
+      </w:r>
+      <w:r>
+        <w:rPr>
+          <w:rFonts w:hint="cs"/>
+          <w:cs/>
+        </w:rPr>
+        <w:t>ทำ</w:t>
+      </w:r>
+      <w:r>
+        <w:rPr>
+          <w:rFonts w:hint="cs"/>
+          <w:cs/>
+        </w:rPr>
+        <w:t xml:space="preserve"> </w:t>
+      </w:r>
+      <w:proofErr w:type="spellStart"/>
+      <w:r>
+        <w:t>GradCAM</w:t>
+      </w:r>
+      <w:proofErr w:type="spellEnd"/>
+      <w:r>
+        <w:t xml:space="preserve"> analysis</w:t>
+      </w:r>
+      <w:r>
+        <w:rPr>
+          <w:rFonts w:hint="cs"/>
+          <w:cs/>
+        </w:rPr>
+        <w:t xml:space="preserve"> ในส่วนนี้วิเคราะห์ผลจากโมเดล</w:t>
+      </w:r>
+      <w:r>
+        <w:rPr>
+          <w:rFonts w:hint="cs"/>
+          <w:cs/>
+        </w:rPr>
+        <w:t xml:space="preserve">ที่ทำการ </w:t>
+      </w:r>
+      <w:r>
+        <w:t xml:space="preserve">unfreeze </w:t>
+      </w:r>
+      <w:r>
+        <w:rPr>
+          <w:rFonts w:cs="Cordia New"/>
+          <w:cs/>
+        </w:rPr>
+        <w:t xml:space="preserve">บางส่วนของ </w:t>
+      </w:r>
+      <w:r>
+        <w:t>backbone</w:t>
+      </w:r>
+      <w:r>
+        <w:t xml:space="preserve"> </w:t>
+      </w:r>
+      <w:r>
+        <w:rPr>
+          <w:rFonts w:hint="cs"/>
+          <w:cs/>
+        </w:rPr>
+        <w:t>ซึ่งให้ผลลัพธ์ที่ดีที่สุด</w:t>
+      </w:r>
     </w:p>
+    <w:p>
+      <w:pPr>
+        <w:pStyle w:val="ListParagraph"/>
+        <w:numPr>
+          <w:ilvl w:val="1"/>
+          <w:numId w:val="5"/>
+        </w:numPr>
+        <w:rPr>
+          <w:color w:val="000000" w:themeColor="text1"/>
+        </w:rPr>
+      </w:pPr>
+      <w:r>
+        <w:rPr>
+          <w:rFonts w:eastAsia="Times New Roman" w:cstheme="minorHAnsi"/>
+          <w:color w:val="000000" w:themeColor="text1"/>
+          <w:szCs w:val="22"/>
+        </w:rPr>
+        <w:t>ResNet50</w:t>
+      </w:r>
+      <w:r>
+        <w:rPr>
+          <w:rFonts w:eastAsia="Times New Roman" w:cstheme="minorHAnsi"/>
+          <w:color w:val="000000" w:themeColor="text1"/>
+          <w:szCs w:val="22"/>
+        </w:rPr>
+        <w:t xml:space="preserve"> </w:t>
+      </w:r>
+    </w:p>
+    <w:p>
+      <w:pPr>
+        <w:pStyle w:val="ListParagraph"/>
+        <w:numPr>
+          <w:ilvl w:val="1"/>
+          <w:numId w:val="5"/>
+        </w:numPr>
+        <w:rPr>
+          <w:color w:val="000000" w:themeColor="text1"/>
+        </w:rPr>
+      </w:pPr>
+      <w:r>
+        <w:rPr>
+          <w:rFonts w:cstheme="minorHAnsi"/>
+          <w:color w:val="000000" w:themeColor="text1"/>
+          <w:szCs w:val="22"/>
+        </w:rPr>
+        <w:t>VGG16</w:t>
+      </w:r>
+    </w:p>
+    <w:p>
+      <w:pPr>
+        <w:pStyle w:val="ListParagraph"/>
+        <w:numPr>
+          <w:ilvl w:val="1"/>
+          <w:numId w:val="5"/>
+        </w:numPr>
+        <w:rPr>
+          <w:color w:val="000000" w:themeColor="text1"/>
+        </w:rPr>
+      </w:pPr>
+      <w:r>
+        <w:rPr>
+          <w:rFonts w:cstheme="minorHAnsi"/>
+          <w:color w:val="000000" w:themeColor="text1"/>
+          <w:szCs w:val="22"/>
+        </w:rPr>
+        <w:t>EfficientNet-B0</w:t>
+      </w:r>
+    </w:p>
+    <w:p>
+      <w:pPr>
+        <w:pStyle w:val="ListParagraph"/>
+        <w:numPr>
+          <w:ilvl w:val="1"/>
+          <w:numId w:val="5"/>
+        </w:numPr>
+        <w:rPr>
+          <w:color w:val="000000" w:themeColor="text1"/>
+        </w:rPr>
+      </w:pPr>
+      <w:r>
+        <w:rPr>
+          <w:rFonts w:cstheme="minorHAnsi"/>
+          <w:color w:val="000000" w:themeColor="text1"/>
+          <w:szCs w:val="22"/>
+        </w:rPr>
+        <w:t>MobileNetV3-Small</w:t>
+      </w:r>
+    </w:p>
+    <w:p/>
     <w:p>
       <w:pPr>
         <w:pStyle w:val="Heading2"/>
@@ -14312,7 +14465,6 @@
     <w:p>
       <w:pPr>
         <w:rPr>
-          <w:rFonts w:hint="cs"/>
           <w:cs/>
         </w:rPr>
       </w:pPr>
@@ -15175,7 +15327,7 @@
   <w:abstractNum w:abstractNumId="8" w15:restartNumberingAfterBreak="0">
     <w:nsid w:val="739E5170"/>
     <w:multiLevelType w:val="hybridMultilevel"/>
-    <w:tmpl w:val="DADCC286"/>
+    <w:tmpl w:val="48C03E1A"/>
     <w:lvl w:ilvl="0" w:tplc="04090001">
       <w:start w:val="1"/>
       <w:numFmt w:val="bullet"/>
@@ -15188,16 +15340,16 @@
         <w:rFonts w:ascii="Symbol" w:hAnsi="Symbol" w:hint="default"/>
       </w:rPr>
     </w:lvl>
-    <w:lvl w:ilvl="1" w:tplc="04090003">
+    <w:lvl w:ilvl="1" w:tplc="04090005">
       <w:start w:val="1"/>
       <w:numFmt w:val="bullet"/>
-      <w:lvlText w:val="o"/>
+      <w:lvlText w:val=""/>
       <w:lvlJc w:val="left"/>
       <w:pPr>
         <w:ind w:left="1440" w:hanging="360"/>
       </w:pPr>
       <w:rPr>
-        <w:rFonts w:ascii="Courier New" w:hAnsi="Courier New" w:cs="Courier New" w:hint="default"/>
+        <w:rFonts w:ascii="Wingdings" w:hAnsi="Wingdings" w:hint="default"/>
       </w:rPr>
     </w:lvl>
     <w:lvl w:ilvl="2" w:tplc="04090005" w:tentative="1">
@@ -15760,6 +15912,7 @@
   <w:style w:type="character" w:default="1" w:styleId="DefaultParagraphFont">
     <w:name w:val="Default Paragraph Font"/>
     <w:uiPriority w:val="1"/>
+    <w:semiHidden/>
     <w:unhideWhenUsed/>
   </w:style>
   <w:style w:type="table" w:default="1" w:styleId="TableNormal">

--- a/_Document/task_summary.docx
+++ b/_Document/task_summary.docx
@@ -3050,7 +3050,6 @@
         </w:rPr>
       </w:pPr>
       <w:proofErr w:type="spellStart"/>
-      <w:proofErr w:type="gramStart"/>
       <w:r>
         <w:rPr>
           <w:color w:val="00B050"/>
@@ -3058,7 +3057,6 @@
         <w:t>transforms.Resize</w:t>
       </w:r>
       <w:proofErr w:type="spellEnd"/>
-      <w:proofErr w:type="gramEnd"/>
       <w:r>
         <w:rPr>
           <w:color w:val="00B050"/>
@@ -3124,7 +3122,6 @@
         </w:rPr>
       </w:pPr>
       <w:proofErr w:type="spellStart"/>
-      <w:proofErr w:type="gramStart"/>
       <w:r>
         <w:rPr>
           <w:color w:val="00B050"/>
@@ -3132,7 +3129,6 @@
         <w:t>transforms.ToTensor</w:t>
       </w:r>
       <w:proofErr w:type="spellEnd"/>
-      <w:proofErr w:type="gramEnd"/>
       <w:r>
         <w:rPr>
           <w:color w:val="00B050"/>
@@ -3238,7 +3234,6 @@
         </w:rPr>
       </w:pPr>
       <w:proofErr w:type="spellStart"/>
-      <w:proofErr w:type="gramStart"/>
       <w:r>
         <w:rPr>
           <w:color w:val="00B050"/>
@@ -3246,7 +3241,6 @@
         <w:t>transforms.Normalize</w:t>
       </w:r>
       <w:proofErr w:type="spellEnd"/>
-      <w:proofErr w:type="gramEnd"/>
       <w:r>
         <w:rPr>
           <w:color w:val="00B050"/>
@@ -3412,7 +3406,6 @@
         </w:rPr>
       </w:pPr>
       <w:proofErr w:type="spellStart"/>
-      <w:proofErr w:type="gramStart"/>
       <w:r>
         <w:rPr>
           <w:color w:val="00B050"/>
@@ -3420,7 +3413,6 @@
         <w:t>transforms.RandomHorizontalFlip</w:t>
       </w:r>
       <w:proofErr w:type="spellEnd"/>
-      <w:proofErr w:type="gramEnd"/>
       <w:r>
         <w:rPr>
           <w:color w:val="00B050"/>
@@ -3476,7 +3468,6 @@
         </w:rPr>
       </w:pPr>
       <w:proofErr w:type="spellStart"/>
-      <w:proofErr w:type="gramStart"/>
       <w:r>
         <w:rPr>
           <w:color w:val="00B050"/>
@@ -3484,7 +3475,6 @@
         <w:t>transforms.RandomRotation</w:t>
       </w:r>
       <w:proofErr w:type="spellEnd"/>
-      <w:proofErr w:type="gramEnd"/>
       <w:r>
         <w:rPr>
           <w:color w:val="00B050"/>
@@ -3547,7 +3537,6 @@
         </w:rPr>
       </w:pPr>
       <w:proofErr w:type="spellStart"/>
-      <w:proofErr w:type="gramStart"/>
       <w:r>
         <w:rPr>
           <w:color w:val="00B050"/>
@@ -3556,7 +3545,6 @@
         <w:t>transforms.ColorJitter</w:t>
       </w:r>
       <w:proofErr w:type="spellEnd"/>
-      <w:proofErr w:type="gramEnd"/>
       <w:r>
         <w:rPr>
           <w:color w:val="00B050"/>
@@ -3753,7 +3741,6 @@
         </w:rPr>
       </w:pPr>
       <w:proofErr w:type="spellStart"/>
-      <w:proofErr w:type="gramStart"/>
       <w:r>
         <w:rPr>
           <w:color w:val="00B050"/>
@@ -3761,7 +3748,6 @@
         <w:t>transforms.RandomResizedCrop</w:t>
       </w:r>
       <w:proofErr w:type="spellEnd"/>
-      <w:proofErr w:type="gramEnd"/>
       <w:r>
         <w:rPr>
           <w:color w:val="00B050"/>
@@ -3885,7 +3871,6 @@
         </w:rPr>
       </w:pPr>
       <w:proofErr w:type="spellStart"/>
-      <w:proofErr w:type="gramStart"/>
       <w:r>
         <w:rPr>
           <w:color w:val="00B050"/>
@@ -3893,7 +3878,6 @@
         <w:t>transforms.RandomPerspective</w:t>
       </w:r>
       <w:proofErr w:type="spellEnd"/>
-      <w:proofErr w:type="gramEnd"/>
       <w:r>
         <w:rPr>
           <w:color w:val="00B050"/>
@@ -3985,7 +3969,6 @@
         </w:rPr>
       </w:pPr>
       <w:proofErr w:type="spellStart"/>
-      <w:proofErr w:type="gramStart"/>
       <w:r>
         <w:rPr>
           <w:color w:val="00B050"/>
@@ -3993,7 +3976,6 @@
         <w:t>transforms.RandomGrayscale</w:t>
       </w:r>
       <w:proofErr w:type="spellEnd"/>
-      <w:proofErr w:type="gramEnd"/>
       <w:r>
         <w:rPr>
           <w:color w:val="00B050"/>
@@ -6822,7 +6804,6 @@
         </w:rPr>
       </w:pPr>
       <w:proofErr w:type="spellStart"/>
-      <w:proofErr w:type="gramStart"/>
       <w:r>
         <w:rPr>
           <w:rFonts w:asciiTheme="minorBidi" w:hAnsiTheme="minorBidi"/>
@@ -6832,7 +6813,6 @@
         <w:t>nn.Linear</w:t>
       </w:r>
       <w:proofErr w:type="spellEnd"/>
-      <w:proofErr w:type="gramEnd"/>
       <w:r>
         <w:rPr>
           <w:rFonts w:asciiTheme="minorBidi" w:hAnsiTheme="minorBidi"/>
@@ -6960,23 +6940,13 @@
           <w:sz w:val="28"/>
         </w:rPr>
       </w:pPr>
-      <w:proofErr w:type="gramStart"/>
-      <w:r>
-        <w:rPr>
-          <w:rFonts w:asciiTheme="minorBidi" w:hAnsiTheme="minorBidi"/>
-          <w:color w:val="00B050"/>
-          <w:sz w:val="28"/>
-        </w:rPr>
-        <w:t>nn.BatchNorm</w:t>
-      </w:r>
-      <w:proofErr w:type="gramEnd"/>
-      <w:r>
-        <w:rPr>
-          <w:rFonts w:asciiTheme="minorBidi" w:hAnsiTheme="minorBidi"/>
-          <w:color w:val="00B050"/>
-          <w:sz w:val="28"/>
-        </w:rPr>
-        <w:t>1d (</w:t>
+      <w:r>
+        <w:rPr>
+          <w:rFonts w:asciiTheme="minorBidi" w:hAnsiTheme="minorBidi"/>
+          <w:color w:val="00B050"/>
+          <w:sz w:val="28"/>
+        </w:rPr>
+        <w:t>nn.BatchNorm1d (</w:t>
       </w:r>
       <w:proofErr w:type="spellStart"/>
       <w:r>
@@ -7037,7 +7007,6 @@
         </w:rPr>
       </w:pPr>
       <w:proofErr w:type="spellStart"/>
-      <w:proofErr w:type="gramStart"/>
       <w:r>
         <w:rPr>
           <w:rFonts w:asciiTheme="minorBidi" w:hAnsiTheme="minorBidi"/>
@@ -7047,7 +7016,6 @@
         <w:t>nn.ReLU</w:t>
       </w:r>
       <w:proofErr w:type="spellEnd"/>
-      <w:proofErr w:type="gramEnd"/>
       <w:r>
         <w:rPr>
           <w:rFonts w:asciiTheme="minorBidi" w:hAnsiTheme="minorBidi"/>
@@ -7080,7 +7048,6 @@
         </w:rPr>
       </w:pPr>
       <w:proofErr w:type="spellStart"/>
-      <w:proofErr w:type="gramStart"/>
       <w:r>
         <w:rPr>
           <w:rFonts w:asciiTheme="minorBidi" w:hAnsiTheme="minorBidi"/>
@@ -7090,7 +7057,6 @@
         <w:t>nn.Dropout</w:t>
       </w:r>
       <w:proofErr w:type="spellEnd"/>
-      <w:proofErr w:type="gramEnd"/>
       <w:r>
         <w:rPr>
           <w:rFonts w:asciiTheme="minorBidi" w:hAnsiTheme="minorBidi"/>
@@ -7148,7 +7114,6 @@
         </w:rPr>
       </w:pPr>
       <w:proofErr w:type="spellStart"/>
-      <w:proofErr w:type="gramStart"/>
       <w:r>
         <w:rPr>
           <w:rFonts w:asciiTheme="minorBidi" w:hAnsiTheme="minorBidi"/>
@@ -7158,7 +7123,6 @@
         <w:t>nn.Linear</w:t>
       </w:r>
       <w:proofErr w:type="spellEnd"/>
-      <w:proofErr w:type="gramEnd"/>
       <w:r>
         <w:rPr>
           <w:rFonts w:asciiTheme="minorBidi" w:hAnsiTheme="minorBidi"/>
@@ -8823,7 +8787,6 @@
                 <w:szCs w:val="22"/>
               </w:rPr>
             </w:pPr>
-            <w:proofErr w:type="gramStart"/>
             <w:r>
               <w:rPr>
                 <w:rStyle w:val="CodeChar"/>
@@ -8831,17 +8794,7 @@
                 <w:color w:val="FF0000"/>
                 <w:sz w:val="22"/>
               </w:rPr>
-              <w:t>features[</w:t>
-            </w:r>
-            <w:proofErr w:type="gramEnd"/>
-            <w:r>
-              <w:rPr>
-                <w:rStyle w:val="CodeChar"/>
-                <w:rFonts w:asciiTheme="minorHAnsi" w:hAnsiTheme="minorHAnsi" w:cstheme="minorHAnsi"/>
-                <w:color w:val="FF0000"/>
-                <w:sz w:val="22"/>
-              </w:rPr>
-              <w:t>24:31]</w:t>
+              <w:t>features[24:31]</w:t>
             </w:r>
             <w:r>
               <w:rPr>
@@ -8866,7 +8819,6 @@
                 <w:szCs w:val="22"/>
               </w:rPr>
             </w:pPr>
-            <w:proofErr w:type="gramStart"/>
             <w:r>
               <w:rPr>
                 <w:rStyle w:val="CodeChar"/>
@@ -8874,17 +8826,7 @@
                 <w:color w:val="FF0000"/>
                 <w:sz w:val="22"/>
               </w:rPr>
-              <w:t>features[</w:t>
-            </w:r>
-            <w:proofErr w:type="gramEnd"/>
-            <w:r>
-              <w:rPr>
-                <w:rStyle w:val="CodeChar"/>
-                <w:rFonts w:asciiTheme="minorHAnsi" w:hAnsiTheme="minorHAnsi" w:cstheme="minorHAnsi"/>
-                <w:color w:val="FF0000"/>
-                <w:sz w:val="22"/>
-              </w:rPr>
-              <w:t>17:24]</w:t>
+              <w:t>features[17:24]</w:t>
             </w:r>
             <w:r>
               <w:rPr>
@@ -8909,7 +8851,6 @@
                 <w:szCs w:val="22"/>
               </w:rPr>
             </w:pPr>
-            <w:proofErr w:type="gramStart"/>
             <w:r>
               <w:rPr>
                 <w:rStyle w:val="CodeChar"/>
@@ -8917,17 +8858,7 @@
                 <w:color w:val="FF0000"/>
                 <w:sz w:val="22"/>
               </w:rPr>
-              <w:t>features[</w:t>
-            </w:r>
-            <w:proofErr w:type="gramEnd"/>
-            <w:r>
-              <w:rPr>
-                <w:rStyle w:val="CodeChar"/>
-                <w:rFonts w:asciiTheme="minorHAnsi" w:hAnsiTheme="minorHAnsi" w:cstheme="minorHAnsi"/>
-                <w:color w:val="FF0000"/>
-                <w:sz w:val="22"/>
-              </w:rPr>
-              <w:t>10:17]</w:t>
+              <w:t>features[10:17]</w:t>
             </w:r>
             <w:r>
               <w:rPr>
@@ -8952,7 +8883,6 @@
                 <w:szCs w:val="22"/>
               </w:rPr>
             </w:pPr>
-            <w:proofErr w:type="gramStart"/>
             <w:r>
               <w:rPr>
                 <w:rStyle w:val="CodeChar"/>
@@ -8960,17 +8890,7 @@
                 <w:color w:val="FF0000"/>
                 <w:sz w:val="22"/>
               </w:rPr>
-              <w:t>features[</w:t>
-            </w:r>
-            <w:proofErr w:type="gramEnd"/>
-            <w:r>
-              <w:rPr>
-                <w:rStyle w:val="CodeChar"/>
-                <w:rFonts w:asciiTheme="minorHAnsi" w:hAnsiTheme="minorHAnsi" w:cstheme="minorHAnsi"/>
-                <w:color w:val="FF0000"/>
-                <w:sz w:val="22"/>
-              </w:rPr>
-              <w:t>5:10]</w:t>
+              <w:t>features[5:10]</w:t>
             </w:r>
             <w:r>
               <w:rPr>
@@ -9023,7 +8943,6 @@
                 <w:szCs w:val="22"/>
               </w:rPr>
             </w:pPr>
-            <w:proofErr w:type="gramStart"/>
             <w:r>
               <w:rPr>
                 <w:rStyle w:val="CodeChar"/>
@@ -9031,17 +8950,7 @@
                 <w:color w:val="FF0000"/>
                 <w:sz w:val="22"/>
               </w:rPr>
-              <w:t>features[</w:t>
-            </w:r>
-            <w:proofErr w:type="gramEnd"/>
-            <w:r>
-              <w:rPr>
-                <w:rStyle w:val="CodeChar"/>
-                <w:rFonts w:asciiTheme="minorHAnsi" w:hAnsiTheme="minorHAnsi" w:cstheme="minorHAnsi"/>
-                <w:color w:val="FF0000"/>
-                <w:sz w:val="22"/>
-              </w:rPr>
-              <w:t>6:9]</w:t>
+              <w:t>features[6:9]</w:t>
             </w:r>
           </w:p>
         </w:tc>
@@ -9058,7 +8967,6 @@
                 <w:szCs w:val="22"/>
               </w:rPr>
             </w:pPr>
-            <w:proofErr w:type="gramStart"/>
             <w:r>
               <w:rPr>
                 <w:rStyle w:val="CodeChar"/>
@@ -9066,17 +8974,7 @@
                 <w:color w:val="FF0000"/>
                 <w:sz w:val="22"/>
               </w:rPr>
-              <w:t>features[</w:t>
-            </w:r>
-            <w:proofErr w:type="gramEnd"/>
-            <w:r>
-              <w:rPr>
-                <w:rStyle w:val="CodeChar"/>
-                <w:rFonts w:asciiTheme="minorHAnsi" w:hAnsiTheme="minorHAnsi" w:cstheme="minorHAnsi"/>
-                <w:color w:val="FF0000"/>
-                <w:sz w:val="22"/>
-              </w:rPr>
-              <w:t>4:6]</w:t>
+              <w:t>features[4:6]</w:t>
             </w:r>
           </w:p>
         </w:tc>
@@ -9093,7 +8991,6 @@
                 <w:szCs w:val="22"/>
               </w:rPr>
             </w:pPr>
-            <w:proofErr w:type="gramStart"/>
             <w:r>
               <w:rPr>
                 <w:rStyle w:val="CodeChar"/>
@@ -9101,17 +8998,7 @@
                 <w:color w:val="FF0000"/>
                 <w:sz w:val="22"/>
               </w:rPr>
-              <w:t>features[</w:t>
-            </w:r>
-            <w:proofErr w:type="gramEnd"/>
-            <w:r>
-              <w:rPr>
-                <w:rStyle w:val="CodeChar"/>
-                <w:rFonts w:asciiTheme="minorHAnsi" w:hAnsiTheme="minorHAnsi" w:cstheme="minorHAnsi"/>
-                <w:color w:val="FF0000"/>
-                <w:sz w:val="22"/>
-              </w:rPr>
-              <w:t>3]</w:t>
+              <w:t>features[3]</w:t>
             </w:r>
           </w:p>
         </w:tc>
@@ -9128,7 +9015,6 @@
                 <w:szCs w:val="22"/>
               </w:rPr>
             </w:pPr>
-            <w:proofErr w:type="gramStart"/>
             <w:r>
               <w:rPr>
                 <w:rStyle w:val="CodeChar"/>
@@ -9136,17 +9022,7 @@
                 <w:color w:val="FF0000"/>
                 <w:sz w:val="22"/>
               </w:rPr>
-              <w:t>features[</w:t>
-            </w:r>
-            <w:proofErr w:type="gramEnd"/>
-            <w:r>
-              <w:rPr>
-                <w:rStyle w:val="CodeChar"/>
-                <w:rFonts w:asciiTheme="minorHAnsi" w:hAnsiTheme="minorHAnsi" w:cstheme="minorHAnsi"/>
-                <w:color w:val="FF0000"/>
-                <w:sz w:val="22"/>
-              </w:rPr>
-              <w:t>0:3]</w:t>
+              <w:t>features[0:3]</w:t>
             </w:r>
           </w:p>
         </w:tc>
@@ -9191,7 +9067,6 @@
                 <w:szCs w:val="22"/>
               </w:rPr>
             </w:pPr>
-            <w:proofErr w:type="gramStart"/>
             <w:r>
               <w:rPr>
                 <w:rStyle w:val="CodeChar"/>
@@ -9199,17 +9074,7 @@
                 <w:color w:val="FF0000"/>
                 <w:sz w:val="22"/>
               </w:rPr>
-              <w:t>features[</w:t>
-            </w:r>
-            <w:proofErr w:type="gramEnd"/>
-            <w:r>
-              <w:rPr>
-                <w:rStyle w:val="CodeChar"/>
-                <w:rFonts w:asciiTheme="minorHAnsi" w:hAnsiTheme="minorHAnsi" w:cstheme="minorHAnsi"/>
-                <w:color w:val="FF0000"/>
-                <w:sz w:val="22"/>
-              </w:rPr>
-              <w:t>9:13]</w:t>
+              <w:t>features[9:13]</w:t>
             </w:r>
           </w:p>
         </w:tc>
@@ -9226,7 +9091,6 @@
                 <w:szCs w:val="22"/>
               </w:rPr>
             </w:pPr>
-            <w:proofErr w:type="gramStart"/>
             <w:r>
               <w:rPr>
                 <w:rStyle w:val="CodeChar"/>
@@ -9234,17 +9098,7 @@
                 <w:color w:val="FF0000"/>
                 <w:sz w:val="22"/>
               </w:rPr>
-              <w:t>features[</w:t>
-            </w:r>
-            <w:proofErr w:type="gramEnd"/>
-            <w:r>
-              <w:rPr>
-                <w:rStyle w:val="CodeChar"/>
-                <w:rFonts w:asciiTheme="minorHAnsi" w:hAnsiTheme="minorHAnsi" w:cstheme="minorHAnsi"/>
-                <w:color w:val="FF0000"/>
-                <w:sz w:val="22"/>
-              </w:rPr>
-              <w:t>4:9]</w:t>
+              <w:t>features[4:9]</w:t>
             </w:r>
           </w:p>
         </w:tc>
@@ -9261,7 +9115,6 @@
                 <w:szCs w:val="22"/>
               </w:rPr>
             </w:pPr>
-            <w:proofErr w:type="gramStart"/>
             <w:r>
               <w:rPr>
                 <w:rStyle w:val="CodeChar"/>
@@ -9269,17 +9122,7 @@
                 <w:color w:val="FF0000"/>
                 <w:sz w:val="22"/>
               </w:rPr>
-              <w:t>features[</w:t>
-            </w:r>
-            <w:proofErr w:type="gramEnd"/>
-            <w:r>
-              <w:rPr>
-                <w:rStyle w:val="CodeChar"/>
-                <w:rFonts w:asciiTheme="minorHAnsi" w:hAnsiTheme="minorHAnsi" w:cstheme="minorHAnsi"/>
-                <w:color w:val="FF0000"/>
-                <w:sz w:val="22"/>
-              </w:rPr>
-              <w:t>2:4]</w:t>
+              <w:t>features[2:4]</w:t>
             </w:r>
           </w:p>
         </w:tc>
@@ -9296,7 +9139,6 @@
                 <w:szCs w:val="22"/>
               </w:rPr>
             </w:pPr>
-            <w:proofErr w:type="gramStart"/>
             <w:r>
               <w:rPr>
                 <w:rStyle w:val="CodeChar"/>
@@ -9304,17 +9146,7 @@
                 <w:color w:val="FF0000"/>
                 <w:sz w:val="22"/>
               </w:rPr>
-              <w:t>features[</w:t>
-            </w:r>
-            <w:proofErr w:type="gramEnd"/>
-            <w:r>
-              <w:rPr>
-                <w:rStyle w:val="CodeChar"/>
-                <w:rFonts w:asciiTheme="minorHAnsi" w:hAnsiTheme="minorHAnsi" w:cstheme="minorHAnsi"/>
-                <w:color w:val="FF0000"/>
-                <w:sz w:val="22"/>
-              </w:rPr>
-              <w:t>0:2]</w:t>
+              <w:t>features[0:2]</w:t>
             </w:r>
           </w:p>
         </w:tc>
@@ -11532,7 +11364,6 @@
                 <w:szCs w:val="22"/>
               </w:rPr>
             </w:pPr>
-            <w:proofErr w:type="gramStart"/>
             <w:r>
               <w:rPr>
                 <w:rStyle w:val="CodeChar"/>
@@ -11540,17 +11371,7 @@
                 <w:color w:val="FF0000"/>
                 <w:sz w:val="22"/>
               </w:rPr>
-              <w:t>features[</w:t>
-            </w:r>
-            <w:proofErr w:type="gramEnd"/>
-            <w:r>
-              <w:rPr>
-                <w:rStyle w:val="CodeChar"/>
-                <w:rFonts w:asciiTheme="minorHAnsi" w:hAnsiTheme="minorHAnsi" w:cstheme="minorHAnsi"/>
-                <w:color w:val="FF0000"/>
-                <w:sz w:val="22"/>
-              </w:rPr>
-              <w:t>17:]</w:t>
+              <w:t>features[17:]</w:t>
             </w:r>
             <w:r>
               <w:rPr>
@@ -11758,7 +11579,6 @@
                 <w:szCs w:val="22"/>
               </w:rPr>
             </w:pPr>
-            <w:proofErr w:type="gramStart"/>
             <w:r>
               <w:rPr>
                 <w:rStyle w:val="CodeChar"/>
@@ -11766,17 +11586,7 @@
                 <w:color w:val="FF0000"/>
                 <w:sz w:val="22"/>
               </w:rPr>
-              <w:t>features[</w:t>
-            </w:r>
-            <w:proofErr w:type="gramEnd"/>
-            <w:r>
-              <w:rPr>
-                <w:rStyle w:val="CodeChar"/>
-                <w:rFonts w:asciiTheme="minorHAnsi" w:hAnsiTheme="minorHAnsi" w:cstheme="minorHAnsi"/>
-                <w:color w:val="FF0000"/>
-                <w:sz w:val="22"/>
-              </w:rPr>
-              <w:t>3:]</w:t>
+              <w:t>features[3:]</w:t>
             </w:r>
             <w:r>
               <w:rPr>
@@ -11986,7 +11796,6 @@
                 <w:szCs w:val="22"/>
               </w:rPr>
             </w:pPr>
-            <w:proofErr w:type="gramStart"/>
             <w:r>
               <w:rPr>
                 <w:rStyle w:val="CodeChar"/>
@@ -11994,17 +11803,7 @@
                 <w:color w:val="FF0000"/>
                 <w:sz w:val="22"/>
               </w:rPr>
-              <w:t>features[</w:t>
-            </w:r>
-            <w:proofErr w:type="gramEnd"/>
-            <w:r>
-              <w:rPr>
-                <w:rStyle w:val="CodeChar"/>
-                <w:rFonts w:asciiTheme="minorHAnsi" w:hAnsiTheme="minorHAnsi" w:cstheme="minorHAnsi"/>
-                <w:color w:val="FF0000"/>
-                <w:sz w:val="22"/>
-              </w:rPr>
-              <w:t>4:]</w:t>
+              <w:t>features[4:]</w:t>
             </w:r>
             <w:r>
               <w:rPr>
@@ -12196,14 +11995,15 @@
     <w:p>
       <w:pPr>
         <w:rPr>
-          <w:rFonts w:asciiTheme="minorBidi" w:hAnsiTheme="minorBidi"/>
-          <w:sz w:val="28"/>
+          <w:rFonts w:hint="cs"/>
+          <w:color w:val="FF0000"/>
         </w:rPr>
       </w:pPr>
       <w:proofErr w:type="spellStart"/>
       <w:r>
         <w:rPr>
           <w:rFonts w:asciiTheme="minorBidi" w:hAnsiTheme="minorBidi"/>
+          <w:color w:val="FF0000"/>
           <w:sz w:val="28"/>
         </w:rPr>
         <w:t>ผลลัพธ์ทั้งหมดคำนวณบน</w:t>
@@ -12212,6 +12012,7 @@
       <w:r>
         <w:rPr>
           <w:rFonts w:asciiTheme="minorBidi" w:hAnsiTheme="minorBidi"/>
+          <w:color w:val="FF0000"/>
           <w:sz w:val="28"/>
         </w:rPr>
         <w:t xml:space="preserve"> </w:t>
@@ -12219,16 +12020,157 @@
       <w:r>
         <w:rPr>
           <w:rFonts w:asciiTheme="minorBidi" w:hAnsiTheme="minorBidi"/>
+          <w:bCs/>
+          <w:color w:val="FF0000"/>
+          <w:sz w:val="28"/>
+        </w:rPr>
+        <w:t>t</w:t>
+      </w:r>
+      <w:r>
+        <w:rPr>
+          <w:rFonts w:asciiTheme="minorBidi" w:hAnsiTheme="minorBidi"/>
+          <w:bCs/>
+          <w:color w:val="FF0000"/>
+          <w:sz w:val="28"/>
+        </w:rPr>
+        <w:t xml:space="preserve">est </w:t>
+      </w:r>
+      <w:r>
+        <w:rPr>
+          <w:rFonts w:asciiTheme="minorBidi" w:hAnsiTheme="minorBidi"/>
+          <w:bCs/>
+          <w:color w:val="FF0000"/>
+          <w:sz w:val="28"/>
+        </w:rPr>
+        <w:t>data</w:t>
+      </w:r>
+      <w:r>
+        <w:rPr>
+          <w:rFonts w:asciiTheme="minorBidi" w:hAnsiTheme="minorBidi"/>
+          <w:bCs/>
+          <w:color w:val="FF0000"/>
+          <w:sz w:val="28"/>
+        </w:rPr>
+        <w:t>set</w:t>
+      </w:r>
+      <w:r>
+        <w:rPr>
+          <w:rFonts w:asciiTheme="minorBidi" w:hAnsiTheme="minorBidi"/>
           <w:b/>
-          <w:sz w:val="28"/>
-        </w:rPr>
-        <w:t xml:space="preserve">test set (273 </w:t>
+          <w:color w:val="FF0000"/>
+          <w:sz w:val="28"/>
+        </w:rPr>
+        <w:t xml:space="preserve"> </w:t>
       </w:r>
       <w:proofErr w:type="spellStart"/>
       <w:r>
         <w:rPr>
           <w:rFonts w:asciiTheme="minorBidi" w:hAnsiTheme="minorBidi"/>
+          <w:color w:val="FF0000"/>
+          <w:sz w:val="28"/>
+        </w:rPr>
+        <w:t>ซึ่งไม่ได้ใช้ในการเทรน</w:t>
+      </w:r>
+      <w:proofErr w:type="spellEnd"/>
+      <w:r>
+        <w:rPr>
+          <w:rFonts w:asciiTheme="minorBidi" w:hAnsiTheme="minorBidi"/>
+          <w:color w:val="FF0000"/>
+          <w:sz w:val="28"/>
+        </w:rPr>
+        <w:t xml:space="preserve">, </w:t>
+      </w:r>
+      <w:proofErr w:type="spellStart"/>
+      <w:r>
+        <w:rPr>
+          <w:rFonts w:asciiTheme="minorBidi" w:hAnsiTheme="minorBidi"/>
+          <w:color w:val="FF0000"/>
+          <w:sz w:val="28"/>
+        </w:rPr>
+        <w:t>การ</w:t>
+      </w:r>
+      <w:proofErr w:type="spellEnd"/>
+      <w:r>
+        <w:rPr>
+          <w:rFonts w:asciiTheme="minorBidi" w:hAnsiTheme="minorBidi"/>
+          <w:color w:val="FF0000"/>
+          <w:sz w:val="28"/>
+        </w:rPr>
+        <w:t xml:space="preserve"> tune </w:t>
+      </w:r>
+      <w:proofErr w:type="spellStart"/>
+      <w:r>
+        <w:rPr>
+          <w:rFonts w:asciiTheme="minorBidi" w:hAnsiTheme="minorBidi"/>
+          <w:color w:val="FF0000"/>
+          <w:sz w:val="28"/>
+        </w:rPr>
+        <w:t>หรือ</w:t>
+      </w:r>
+      <w:proofErr w:type="spellEnd"/>
+      <w:r>
+        <w:rPr>
+          <w:rFonts w:asciiTheme="minorBidi" w:hAnsiTheme="minorBidi"/>
+          <w:color w:val="FF0000"/>
+          <w:sz w:val="28"/>
+        </w:rPr>
+        <w:t xml:space="preserve"> early stopping </w:t>
+      </w:r>
+      <w:r>
+        <w:rPr>
+          <w:rFonts w:asciiTheme="minorBidi" w:hAnsiTheme="minorBidi" w:hint="cs"/>
           <w:b/>
+          <w:color w:val="FF0000"/>
+          <w:sz w:val="28"/>
+          <w:cs/>
+        </w:rPr>
+        <w:t>มี</w:t>
+      </w:r>
+      <w:r>
+        <w:rPr>
+          <w:rFonts w:asciiTheme="minorBidi" w:hAnsiTheme="minorBidi" w:hint="cs"/>
+          <w:b/>
+          <w:color w:val="FF0000"/>
+          <w:sz w:val="28"/>
+          <w:cs/>
+        </w:rPr>
+        <w:t>จำนวน</w:t>
+      </w:r>
+      <w:r>
+        <w:rPr>
+          <w:rFonts w:asciiTheme="minorBidi" w:hAnsiTheme="minorBidi" w:hint="cs"/>
+          <w:b/>
+          <w:color w:val="FF0000"/>
+          <w:sz w:val="28"/>
+          <w:cs/>
+        </w:rPr>
+        <w:t>ทั้งหมด</w:t>
+      </w:r>
+      <w:r>
+        <w:rPr>
+          <w:rFonts w:asciiTheme="minorBidi" w:hAnsiTheme="minorBidi" w:hint="cs"/>
+          <w:b/>
+          <w:color w:val="FF0000"/>
+          <w:sz w:val="28"/>
+          <w:cs/>
+        </w:rPr>
+        <w:t xml:space="preserve"> </w:t>
+      </w:r>
+      <w:r>
+        <w:rPr>
+          <w:rFonts w:asciiTheme="minorBidi" w:hAnsiTheme="minorBidi"/>
+          <w:bCs/>
+          <w:color w:val="FF0000"/>
+          <w:sz w:val="28"/>
+        </w:rPr>
+        <w:t xml:space="preserve">273 </w:t>
+      </w:r>
+      <w:proofErr w:type="spellStart"/>
+      <w:r>
+        <w:rPr>
+          <w:rFonts w:asciiTheme="minorBidi" w:hAnsiTheme="minorBidi"/>
+          <w:bCs/>
+          <w:color w:val="FF0000"/>
           <w:sz w:val="28"/>
         </w:rPr>
         <w:t>ภาพ</w:t>
@@ -12237,123 +12179,196 @@
       <w:r>
         <w:rPr>
           <w:rFonts w:asciiTheme="minorBidi" w:hAnsiTheme="minorBidi"/>
+          <w:bCs/>
+          <w:color w:val="FF0000"/>
+          <w:sz w:val="28"/>
+        </w:rPr>
+        <w:t xml:space="preserve"> </w:t>
+      </w:r>
+      <w:r>
+        <w:rPr>
+          <w:rFonts w:asciiTheme="minorBidi" w:hAnsiTheme="minorBidi" w:hint="cs"/>
           <w:b/>
-          <w:sz w:val="28"/>
-        </w:rPr>
-        <w:t>)</w:t>
-      </w:r>
-      <w:r>
-        <w:rPr>
-          <w:rFonts w:asciiTheme="minorBidi" w:hAnsiTheme="minorBidi"/>
-          <w:sz w:val="28"/>
+          <w:color w:val="FF0000"/>
+          <w:sz w:val="28"/>
+          <w:cs/>
+        </w:rPr>
+        <w:t xml:space="preserve">โดยแบ่งเป็น </w:t>
+      </w:r>
+      <w:proofErr w:type="spellStart"/>
+      <w:r>
+        <w:rPr>
+          <w:color w:val="FF0000"/>
+        </w:rPr>
+        <w:t>gomu_gomu</w:t>
+      </w:r>
+      <w:proofErr w:type="spellEnd"/>
+      <w:r>
+        <w:rPr>
+          <w:rFonts w:hint="cs"/>
+          <w:color w:val="FF0000"/>
+          <w:cs/>
         </w:rPr>
         <w:t xml:space="preserve"> </w:t>
       </w:r>
+      <w:r>
+        <w:rPr>
+          <w:color w:val="FF0000"/>
+        </w:rPr>
+        <w:t xml:space="preserve">90 </w:t>
+      </w:r>
+      <w:r>
+        <w:rPr>
+          <w:rFonts w:hint="cs"/>
+          <w:color w:val="FF0000"/>
+          <w:cs/>
+        </w:rPr>
+        <w:t>ภาพ</w:t>
+      </w:r>
+      <w:r>
+        <w:rPr>
+          <w:color w:val="FF0000"/>
+        </w:rPr>
+        <w:t xml:space="preserve">, </w:t>
+      </w:r>
       <w:proofErr w:type="spellStart"/>
       <w:r>
         <w:rPr>
-          <w:rFonts w:asciiTheme="minorBidi" w:hAnsiTheme="minorBidi"/>
-          <w:sz w:val="28"/>
-        </w:rPr>
-        <w:t>ซึ่งไม่ได้ใช้ในการเทรน</w:t>
+          <w:color w:val="FF0000"/>
+        </w:rPr>
+        <w:t>mera_mera</w:t>
       </w:r>
       <w:proofErr w:type="spellEnd"/>
       <w:r>
         <w:rPr>
-          <w:rFonts w:asciiTheme="minorBidi" w:hAnsiTheme="minorBidi"/>
-          <w:sz w:val="28"/>
+          <w:rFonts w:hint="cs"/>
+          <w:color w:val="FF0000"/>
+          <w:cs/>
         </w:rPr>
         <w:t xml:space="preserve"> </w:t>
       </w:r>
+      <w:r>
+        <w:rPr>
+          <w:color w:val="FF0000"/>
+        </w:rPr>
+        <w:t>73</w:t>
+      </w:r>
+      <w:r>
+        <w:rPr>
+          <w:color w:val="FF0000"/>
+        </w:rPr>
+        <w:t xml:space="preserve"> </w:t>
+      </w:r>
+      <w:r>
+        <w:rPr>
+          <w:rFonts w:hint="cs"/>
+          <w:color w:val="FF0000"/>
+          <w:cs/>
+        </w:rPr>
+        <w:t>ภาพ</w:t>
+      </w:r>
+      <w:r>
+        <w:rPr>
+          <w:color w:val="FF0000"/>
+        </w:rPr>
+        <w:t>,</w:t>
+      </w:r>
+      <w:r>
+        <w:rPr>
+          <w:color w:val="FF0000"/>
+        </w:rPr>
+        <w:t xml:space="preserve"> </w:t>
+      </w:r>
       <w:proofErr w:type="spellStart"/>
       <w:r>
         <w:rPr>
-          <w:rFonts w:asciiTheme="minorBidi" w:hAnsiTheme="minorBidi"/>
-          <w:sz w:val="28"/>
-        </w:rPr>
-        <w:t>การ</w:t>
+          <w:color w:val="FF0000"/>
+        </w:rPr>
+        <w:t>ope_ope</w:t>
       </w:r>
       <w:proofErr w:type="spellEnd"/>
       <w:r>
         <w:rPr>
-          <w:rFonts w:asciiTheme="minorBidi" w:hAnsiTheme="minorBidi"/>
-          <w:sz w:val="28"/>
-        </w:rPr>
-        <w:t xml:space="preserve"> tune </w:t>
+          <w:rFonts w:hint="cs"/>
+          <w:color w:val="FF0000"/>
+          <w:cs/>
+        </w:rPr>
+        <w:t xml:space="preserve"> </w:t>
+      </w:r>
+      <w:r>
+        <w:rPr>
+          <w:color w:val="FF0000"/>
+        </w:rPr>
+        <w:t>62</w:t>
+      </w:r>
+      <w:r>
+        <w:rPr>
+          <w:color w:val="FF0000"/>
+        </w:rPr>
+        <w:t xml:space="preserve"> </w:t>
+      </w:r>
+      <w:r>
+        <w:rPr>
+          <w:rFonts w:hint="cs"/>
+          <w:color w:val="FF0000"/>
+          <w:cs/>
+        </w:rPr>
+        <w:t>ภาพ</w:t>
+      </w:r>
+      <w:r>
+        <w:rPr>
+          <w:color w:val="FF0000"/>
+        </w:rPr>
+        <w:t>,</w:t>
+      </w:r>
+      <w:r>
+        <w:rPr>
+          <w:color w:val="FF0000"/>
+        </w:rPr>
+        <w:t xml:space="preserve"> </w:t>
       </w:r>
       <w:proofErr w:type="spellStart"/>
       <w:r>
         <w:rPr>
-          <w:rFonts w:asciiTheme="minorBidi" w:hAnsiTheme="minorBidi"/>
-          <w:sz w:val="28"/>
-        </w:rPr>
-        <w:t>หรือ</w:t>
+          <w:color w:val="FF0000"/>
+        </w:rPr>
+        <w:t>yami_yami</w:t>
       </w:r>
       <w:proofErr w:type="spellEnd"/>
       <w:r>
         <w:rPr>
-          <w:rFonts w:asciiTheme="minorBidi" w:hAnsiTheme="minorBidi"/>
-          <w:sz w:val="28"/>
-        </w:rPr>
-        <w:t xml:space="preserve"> early stopping </w:t>
-      </w:r>
-      <w:proofErr w:type="spellStart"/>
-      <w:r>
-        <w:rPr>
-          <w:rFonts w:asciiTheme="minorBidi" w:hAnsiTheme="minorBidi"/>
-          <w:sz w:val="28"/>
-        </w:rPr>
-        <w:t>กราฟ</w:t>
-      </w:r>
-      <w:proofErr w:type="spellEnd"/>
-      <w:r>
-        <w:rPr>
-          <w:rFonts w:asciiTheme="minorBidi" w:hAnsiTheme="minorBidi"/>
-          <w:sz w:val="28"/>
-        </w:rPr>
-        <w:t xml:space="preserve"> train/validation </w:t>
-      </w:r>
-      <w:proofErr w:type="spellStart"/>
-      <w:r>
-        <w:rPr>
-          <w:rFonts w:asciiTheme="minorBidi" w:hAnsiTheme="minorBidi"/>
-          <w:sz w:val="28"/>
-        </w:rPr>
-        <w:t>ใช้เพื่อดู</w:t>
-      </w:r>
-      <w:proofErr w:type="spellEnd"/>
-      <w:r>
-        <w:rPr>
-          <w:rFonts w:asciiTheme="minorBidi" w:hAnsiTheme="minorBidi"/>
-          <w:sz w:val="28"/>
-        </w:rPr>
-        <w:t xml:space="preserve"> over-fit </w:t>
-      </w:r>
-      <w:proofErr w:type="spellStart"/>
-      <w:r>
-        <w:rPr>
-          <w:rFonts w:asciiTheme="minorBidi" w:hAnsiTheme="minorBidi"/>
-          <w:sz w:val="28"/>
-        </w:rPr>
-        <w:t>และ</w:t>
-      </w:r>
-      <w:proofErr w:type="spellEnd"/>
-      <w:r>
-        <w:rPr>
-          <w:rFonts w:asciiTheme="minorBidi" w:hAnsiTheme="minorBidi"/>
-          <w:sz w:val="28"/>
-        </w:rPr>
-        <w:t xml:space="preserve"> under-fit </w:t>
-      </w:r>
-      <w:proofErr w:type="spellStart"/>
-      <w:r>
-        <w:rPr>
-          <w:rFonts w:asciiTheme="minorBidi" w:hAnsiTheme="minorBidi"/>
-          <w:sz w:val="28"/>
-        </w:rPr>
-        <w:t>เท่านั้น</w:t>
-      </w:r>
-      <w:proofErr w:type="spellEnd"/>
+          <w:rFonts w:hint="cs"/>
+          <w:color w:val="FF0000"/>
+          <w:cs/>
+        </w:rPr>
+        <w:t xml:space="preserve"> </w:t>
+      </w:r>
+      <w:r>
+        <w:rPr>
+          <w:color w:val="FF0000"/>
+        </w:rPr>
+        <w:t>48</w:t>
+      </w:r>
+      <w:r>
+        <w:rPr>
+          <w:color w:val="FF0000"/>
+        </w:rPr>
+        <w:t xml:space="preserve"> </w:t>
+      </w:r>
+      <w:r>
+        <w:rPr>
+          <w:rFonts w:hint="cs"/>
+          <w:color w:val="FF0000"/>
+          <w:cs/>
+        </w:rPr>
+        <w:t>ภาพ</w:t>
+      </w:r>
+      <w:r>
+        <w:rPr>
+          <w:color w:val="FF0000"/>
+        </w:rPr>
+        <w:t xml:space="preserve"> </w:t>
+      </w:r>
     </w:p>
     <w:tbl>
       <w:tblPr>
@@ -12377,8 +12392,10 @@
           </w:tcPr>
           <w:p>
             <w:pPr>
+              <w:jc w:val="center"/>
               <w:rPr>
                 <w:rFonts w:asciiTheme="minorBidi" w:hAnsiTheme="minorBidi" w:cstheme="minorBidi"/>
+                <w:color w:val="FF0000"/>
                 <w:sz w:val="28"/>
                 <w:szCs w:val="28"/>
               </w:rPr>
@@ -12387,6 +12404,7 @@
             <w:r>
               <w:rPr>
                 <w:rFonts w:asciiTheme="minorBidi" w:hAnsiTheme="minorBidi" w:cstheme="minorBidi"/>
+                <w:color w:val="FF0000"/>
                 <w:sz w:val="28"/>
                 <w:szCs w:val="28"/>
               </w:rPr>
@@ -12402,8 +12420,10 @@
           </w:tcPr>
           <w:p>
             <w:pPr>
+              <w:jc w:val="center"/>
               <w:rPr>
                 <w:rFonts w:asciiTheme="minorBidi" w:hAnsiTheme="minorBidi" w:cstheme="minorBidi"/>
+                <w:color w:val="FF0000"/>
                 <w:sz w:val="28"/>
                 <w:szCs w:val="28"/>
               </w:rPr>
@@ -12412,6 +12432,7 @@
             <w:r>
               <w:rPr>
                 <w:rFonts w:asciiTheme="minorBidi" w:hAnsiTheme="minorBidi" w:cstheme="minorBidi"/>
+                <w:color w:val="FF0000"/>
                 <w:sz w:val="28"/>
                 <w:szCs w:val="28"/>
               </w:rPr>
@@ -12430,6 +12451,7 @@
             <w:pPr>
               <w:rPr>
                 <w:rFonts w:asciiTheme="minorBidi" w:hAnsiTheme="minorBidi" w:cstheme="minorBidi"/>
+                <w:color w:val="FF0000"/>
                 <w:sz w:val="28"/>
                 <w:szCs w:val="28"/>
               </w:rPr>
@@ -12437,6 +12459,7 @@
             <w:r>
               <w:rPr>
                 <w:rFonts w:asciiTheme="minorBidi" w:hAnsiTheme="minorBidi" w:cstheme="minorBidi"/>
+                <w:color w:val="FF0000"/>
                 <w:sz w:val="28"/>
                 <w:szCs w:val="28"/>
               </w:rPr>
@@ -12452,6 +12475,7 @@
             <w:pPr>
               <w:rPr>
                 <w:rFonts w:asciiTheme="minorBidi" w:hAnsiTheme="minorBidi" w:cstheme="minorBidi"/>
+                <w:color w:val="FF0000"/>
                 <w:sz w:val="28"/>
                 <w:szCs w:val="28"/>
               </w:rPr>
@@ -12460,6 +12484,7 @@
             <w:r>
               <w:rPr>
                 <w:rFonts w:asciiTheme="minorBidi" w:hAnsiTheme="minorBidi" w:cstheme="minorBidi"/>
+                <w:color w:val="FF0000"/>
                 <w:sz w:val="28"/>
                 <w:szCs w:val="28"/>
               </w:rPr>
@@ -12469,6 +12494,7 @@
             <w:r>
               <w:rPr>
                 <w:rFonts w:asciiTheme="minorBidi" w:hAnsiTheme="minorBidi" w:cstheme="minorBidi"/>
+                <w:color w:val="FF0000"/>
                 <w:sz w:val="28"/>
                 <w:szCs w:val="28"/>
               </w:rPr>
@@ -12478,6 +12504,7 @@
             <w:r>
               <w:rPr>
                 <w:rFonts w:asciiTheme="minorBidi" w:hAnsiTheme="minorBidi" w:cstheme="minorBidi"/>
+                <w:color w:val="FF0000"/>
                 <w:sz w:val="28"/>
                 <w:szCs w:val="28"/>
               </w:rPr>
@@ -12487,6 +12514,7 @@
             <w:r>
               <w:rPr>
                 <w:rFonts w:asciiTheme="minorBidi" w:hAnsiTheme="minorBidi" w:cstheme="minorBidi"/>
+                <w:color w:val="FF0000"/>
                 <w:sz w:val="28"/>
                 <w:szCs w:val="28"/>
               </w:rPr>
@@ -12496,6 +12524,7 @@
             <w:r>
               <w:rPr>
                 <w:rFonts w:asciiTheme="minorBidi" w:hAnsiTheme="minorBidi" w:cstheme="minorBidi"/>
+                <w:color w:val="FF0000"/>
                 <w:sz w:val="28"/>
                 <w:szCs w:val="28"/>
               </w:rPr>
@@ -12505,6 +12534,7 @@
             <w:r>
               <w:rPr>
                 <w:rFonts w:asciiTheme="minorBidi" w:hAnsiTheme="minorBidi" w:cstheme="minorBidi"/>
+                <w:color w:val="FF0000"/>
                 <w:sz w:val="28"/>
                 <w:szCs w:val="28"/>
               </w:rPr>
@@ -12514,6 +12544,7 @@
             <w:r>
               <w:rPr>
                 <w:rFonts w:asciiTheme="minorBidi" w:hAnsiTheme="minorBidi" w:cstheme="minorBidi"/>
+                <w:color w:val="FF0000"/>
                 <w:sz w:val="28"/>
                 <w:szCs w:val="28"/>
               </w:rPr>
@@ -12523,6 +12554,7 @@
             <w:r>
               <w:rPr>
                 <w:rFonts w:asciiTheme="minorBidi" w:hAnsiTheme="minorBidi" w:cstheme="minorBidi"/>
+                <w:color w:val="FF0000"/>
                 <w:sz w:val="28"/>
                 <w:szCs w:val="28"/>
               </w:rPr>
@@ -12540,6 +12572,7 @@
             <w:pPr>
               <w:rPr>
                 <w:rFonts w:asciiTheme="minorBidi" w:hAnsiTheme="minorBidi" w:cstheme="minorBidi"/>
+                <w:color w:val="FF0000"/>
                 <w:sz w:val="28"/>
                 <w:szCs w:val="28"/>
               </w:rPr>
@@ -12547,6 +12580,7 @@
             <w:r>
               <w:rPr>
                 <w:rFonts w:asciiTheme="minorBidi" w:hAnsiTheme="minorBidi" w:cstheme="minorBidi"/>
+                <w:color w:val="FF0000"/>
                 <w:sz w:val="28"/>
                 <w:szCs w:val="28"/>
               </w:rPr>
@@ -12556,6 +12590,7 @@
               <w:rPr>
                 <w:rFonts w:asciiTheme="minorBidi" w:hAnsiTheme="minorBidi" w:cstheme="minorBidi"/>
                 <w:b/>
+                <w:color w:val="FF0000"/>
                 <w:sz w:val="28"/>
                 <w:szCs w:val="28"/>
               </w:rPr>
@@ -12564,6 +12599,7 @@
             <w:r>
               <w:rPr>
                 <w:rFonts w:asciiTheme="minorBidi" w:hAnsiTheme="minorBidi" w:cstheme="minorBidi"/>
+                <w:color w:val="FF0000"/>
                 <w:sz w:val="28"/>
                 <w:szCs w:val="28"/>
               </w:rPr>
@@ -12579,6 +12615,7 @@
             <w:pPr>
               <w:rPr>
                 <w:rFonts w:asciiTheme="minorBidi" w:hAnsiTheme="minorBidi" w:cstheme="minorBidi"/>
+                <w:color w:val="FF0000"/>
                 <w:sz w:val="28"/>
                 <w:szCs w:val="28"/>
               </w:rPr>
@@ -12587,6 +12624,7 @@
             <w:r>
               <w:rPr>
                 <w:rFonts w:asciiTheme="minorBidi" w:hAnsiTheme="minorBidi" w:cstheme="minorBidi"/>
+                <w:color w:val="FF0000"/>
                 <w:sz w:val="28"/>
                 <w:szCs w:val="28"/>
               </w:rPr>
@@ -12596,6 +12634,7 @@
             <w:r>
               <w:rPr>
                 <w:rFonts w:asciiTheme="minorBidi" w:hAnsiTheme="minorBidi" w:cstheme="minorBidi"/>
+                <w:color w:val="FF0000"/>
                 <w:sz w:val="28"/>
                 <w:szCs w:val="28"/>
               </w:rPr>
@@ -12605,6 +12644,7 @@
             <w:r>
               <w:rPr>
                 <w:rFonts w:asciiTheme="minorBidi" w:hAnsiTheme="minorBidi" w:cstheme="minorBidi"/>
+                <w:color w:val="FF0000"/>
                 <w:sz w:val="28"/>
                 <w:szCs w:val="28"/>
               </w:rPr>
@@ -12614,6 +12654,7 @@
             <w:r>
               <w:rPr>
                 <w:rFonts w:asciiTheme="minorBidi" w:hAnsiTheme="minorBidi" w:cstheme="minorBidi"/>
+                <w:color w:val="FF0000"/>
                 <w:sz w:val="28"/>
                 <w:szCs w:val="28"/>
               </w:rPr>
@@ -12623,6 +12664,7 @@
             <w:r>
               <w:rPr>
                 <w:rFonts w:asciiTheme="minorBidi" w:hAnsiTheme="minorBidi" w:cstheme="minorBidi"/>
+                <w:color w:val="FF0000"/>
                 <w:sz w:val="28"/>
                 <w:szCs w:val="28"/>
               </w:rPr>
@@ -12632,6 +12674,7 @@
             <w:r>
               <w:rPr>
                 <w:rFonts w:asciiTheme="minorBidi" w:hAnsiTheme="minorBidi" w:cstheme="minorBidi"/>
+                <w:color w:val="FF0000"/>
                 <w:sz w:val="28"/>
                 <w:szCs w:val="28"/>
               </w:rPr>
@@ -12641,6 +12684,7 @@
             <w:r>
               <w:rPr>
                 <w:rFonts w:asciiTheme="minorBidi" w:hAnsiTheme="minorBidi" w:cstheme="minorBidi"/>
+                <w:color w:val="FF0000"/>
                 <w:sz w:val="28"/>
                 <w:szCs w:val="28"/>
               </w:rPr>
@@ -12650,6 +12694,7 @@
             <w:r>
               <w:rPr>
                 <w:rFonts w:asciiTheme="minorBidi" w:hAnsiTheme="minorBidi" w:cstheme="minorBidi"/>
+                <w:color w:val="FF0000"/>
                 <w:sz w:val="28"/>
                 <w:szCs w:val="28"/>
               </w:rPr>
@@ -12659,6 +12704,7 @@
               <w:rPr>
                 <w:rFonts w:asciiTheme="minorBidi" w:hAnsiTheme="minorBidi" w:cstheme="minorBidi"/>
                 <w:b/>
+                <w:color w:val="FF0000"/>
                 <w:sz w:val="28"/>
                 <w:szCs w:val="28"/>
               </w:rPr>
@@ -12669,6 +12715,7 @@
               <w:rPr>
                 <w:rFonts w:asciiTheme="minorBidi" w:hAnsiTheme="minorBidi" w:cstheme="minorBidi"/>
                 <w:b/>
+                <w:color w:val="FF0000"/>
                 <w:sz w:val="28"/>
                 <w:szCs w:val="28"/>
               </w:rPr>
@@ -12687,6 +12734,7 @@
             <w:pPr>
               <w:rPr>
                 <w:rFonts w:asciiTheme="minorBidi" w:hAnsiTheme="minorBidi" w:cstheme="minorBidi"/>
+                <w:color w:val="FF0000"/>
                 <w:sz w:val="28"/>
                 <w:szCs w:val="28"/>
               </w:rPr>
@@ -12694,6 +12742,7 @@
             <w:r>
               <w:rPr>
                 <w:rFonts w:asciiTheme="minorBidi" w:hAnsiTheme="minorBidi" w:cstheme="minorBidi"/>
+                <w:color w:val="FF0000"/>
                 <w:sz w:val="28"/>
                 <w:szCs w:val="28"/>
               </w:rPr>
@@ -12703,6 +12752,7 @@
             <w:r>
               <w:rPr>
                 <w:rFonts w:asciiTheme="minorBidi" w:hAnsiTheme="minorBidi" w:cstheme="minorBidi"/>
+                <w:color w:val="FF0000"/>
                 <w:sz w:val="28"/>
                 <w:szCs w:val="28"/>
               </w:rPr>
@@ -12719,6 +12769,7 @@
             <w:pPr>
               <w:rPr>
                 <w:rFonts w:asciiTheme="minorBidi" w:hAnsiTheme="minorBidi" w:cstheme="minorBidi"/>
+                <w:color w:val="FF0000"/>
                 <w:sz w:val="28"/>
                 <w:szCs w:val="28"/>
               </w:rPr>
@@ -12727,6 +12778,7 @@
             <w:r>
               <w:rPr>
                 <w:rFonts w:asciiTheme="minorBidi" w:hAnsiTheme="minorBidi" w:cstheme="minorBidi"/>
+                <w:color w:val="FF0000"/>
                 <w:sz w:val="28"/>
                 <w:szCs w:val="28"/>
               </w:rPr>
@@ -12736,6 +12788,7 @@
             <w:r>
               <w:rPr>
                 <w:rFonts w:asciiTheme="minorBidi" w:hAnsiTheme="minorBidi" w:cstheme="minorBidi"/>
+                <w:color w:val="FF0000"/>
                 <w:sz w:val="28"/>
                 <w:szCs w:val="28"/>
               </w:rPr>
@@ -12745,6 +12798,7 @@
             <w:r>
               <w:rPr>
                 <w:rFonts w:asciiTheme="minorBidi" w:hAnsiTheme="minorBidi" w:cstheme="minorBidi"/>
+                <w:color w:val="FF0000"/>
                 <w:sz w:val="28"/>
                 <w:szCs w:val="28"/>
               </w:rPr>
@@ -12754,6 +12808,7 @@
             <w:r>
               <w:rPr>
                 <w:rFonts w:asciiTheme="minorBidi" w:hAnsiTheme="minorBidi" w:cstheme="minorBidi"/>
+                <w:color w:val="FF0000"/>
                 <w:sz w:val="28"/>
                 <w:szCs w:val="28"/>
               </w:rPr>
@@ -12763,6 +12818,7 @@
             <w:r>
               <w:rPr>
                 <w:rFonts w:asciiTheme="minorBidi" w:hAnsiTheme="minorBidi" w:cstheme="minorBidi"/>
+                <w:color w:val="FF0000"/>
                 <w:sz w:val="28"/>
                 <w:szCs w:val="28"/>
               </w:rPr>
@@ -12772,6 +12828,7 @@
             <w:r>
               <w:rPr>
                 <w:rFonts w:asciiTheme="minorBidi" w:hAnsiTheme="minorBidi" w:cstheme="minorBidi"/>
+                <w:color w:val="FF0000"/>
                 <w:sz w:val="28"/>
                 <w:szCs w:val="28"/>
               </w:rPr>
@@ -12789,6 +12846,7 @@
             <w:pPr>
               <w:rPr>
                 <w:rFonts w:asciiTheme="minorBidi" w:hAnsiTheme="minorBidi" w:cstheme="minorBidi"/>
+                <w:color w:val="FF0000"/>
                 <w:sz w:val="28"/>
                 <w:szCs w:val="28"/>
               </w:rPr>
@@ -12796,6 +12854,7 @@
             <w:r>
               <w:rPr>
                 <w:rFonts w:asciiTheme="minorBidi" w:hAnsiTheme="minorBidi" w:cstheme="minorBidi"/>
+                <w:color w:val="FF0000"/>
                 <w:sz w:val="28"/>
                 <w:szCs w:val="28"/>
               </w:rPr>
@@ -12811,6 +12870,7 @@
             <w:pPr>
               <w:rPr>
                 <w:rFonts w:asciiTheme="minorBidi" w:hAnsiTheme="minorBidi" w:cstheme="minorBidi"/>
+                <w:color w:val="FF0000"/>
                 <w:sz w:val="28"/>
                 <w:szCs w:val="28"/>
               </w:rPr>
@@ -12819,6 +12879,7 @@
             <w:r>
               <w:rPr>
                 <w:rFonts w:asciiTheme="minorBidi" w:hAnsiTheme="minorBidi" w:cstheme="minorBidi"/>
+                <w:color w:val="FF0000"/>
                 <w:sz w:val="28"/>
                 <w:szCs w:val="28"/>
               </w:rPr>
@@ -12837,6 +12898,7 @@
             <w:pPr>
               <w:rPr>
                 <w:rFonts w:asciiTheme="minorBidi" w:hAnsiTheme="minorBidi" w:cstheme="minorBidi"/>
+                <w:color w:val="FF0000"/>
                 <w:sz w:val="28"/>
                 <w:szCs w:val="28"/>
               </w:rPr>
@@ -12845,6 +12907,7 @@
             <w:r>
               <w:rPr>
                 <w:rFonts w:asciiTheme="minorBidi" w:hAnsiTheme="minorBidi" w:cstheme="minorBidi"/>
+                <w:color w:val="FF0000"/>
                 <w:sz w:val="28"/>
                 <w:szCs w:val="28"/>
               </w:rPr>
@@ -12861,6 +12924,7 @@
             <w:pPr>
               <w:rPr>
                 <w:rFonts w:asciiTheme="minorBidi" w:hAnsiTheme="minorBidi" w:cstheme="minorBidi"/>
+                <w:color w:val="FF0000"/>
                 <w:sz w:val="28"/>
                 <w:szCs w:val="28"/>
               </w:rPr>
@@ -12869,6 +12933,7 @@
             <w:r>
               <w:rPr>
                 <w:rFonts w:asciiTheme="minorBidi" w:hAnsiTheme="minorBidi" w:cstheme="minorBidi"/>
+                <w:color w:val="FF0000"/>
                 <w:sz w:val="28"/>
                 <w:szCs w:val="28"/>
               </w:rPr>
@@ -12883,6 +12948,7 @@
       <w:pPr>
         <w:rPr>
           <w:rFonts w:asciiTheme="minorBidi" w:hAnsiTheme="minorBidi"/>
+          <w:color w:val="FF0000"/>
           <w:sz w:val="28"/>
         </w:rPr>
       </w:pPr>
@@ -12891,6 +12957,7 @@
         <w:rPr>
           <w:rFonts w:asciiTheme="minorBidi" w:hAnsiTheme="minorBidi"/>
           <w:b/>
+          <w:color w:val="FF0000"/>
           <w:sz w:val="28"/>
         </w:rPr>
         <w:t>เหตุผลที่ใช้</w:t>
@@ -12900,6 +12967,7 @@
         <w:rPr>
           <w:rFonts w:asciiTheme="minorBidi" w:hAnsiTheme="minorBidi"/>
           <w:b/>
+          <w:color w:val="FF0000"/>
           <w:sz w:val="28"/>
         </w:rPr>
         <w:t xml:space="preserve"> macro.</w:t>
@@ -12907,6 +12975,7 @@
       <w:r>
         <w:rPr>
           <w:rFonts w:asciiTheme="minorBidi" w:hAnsiTheme="minorBidi"/>
+          <w:color w:val="FF0000"/>
           <w:sz w:val="28"/>
         </w:rPr>
         <w:t xml:space="preserve"> </w:t>
@@ -12915,6 +12984,7 @@
       <w:r>
         <w:rPr>
           <w:rFonts w:asciiTheme="minorBidi" w:hAnsiTheme="minorBidi"/>
+          <w:color w:val="FF0000"/>
           <w:sz w:val="28"/>
         </w:rPr>
         <w:t>ใช้</w:t>
@@ -12923,6 +12993,7 @@
       <w:r>
         <w:rPr>
           <w:rFonts w:asciiTheme="minorBidi" w:hAnsiTheme="minorBidi"/>
+          <w:color w:val="FF0000"/>
           <w:sz w:val="28"/>
         </w:rPr>
         <w:t xml:space="preserve"> macro-average </w:t>
@@ -12931,6 +13002,7 @@
       <w:r>
         <w:rPr>
           <w:rFonts w:asciiTheme="minorBidi" w:hAnsiTheme="minorBidi"/>
+          <w:color w:val="FF0000"/>
           <w:sz w:val="28"/>
         </w:rPr>
         <w:t>เป็นหลัก</w:t>
@@ -12939,6 +13011,7 @@
       <w:r>
         <w:rPr>
           <w:rFonts w:asciiTheme="minorBidi" w:hAnsiTheme="minorBidi"/>
+          <w:color w:val="FF0000"/>
           <w:sz w:val="28"/>
         </w:rPr>
         <w:t xml:space="preserve"> </w:t>
@@ -12947,6 +13020,7 @@
       <w:r>
         <w:rPr>
           <w:rFonts w:asciiTheme="minorBidi" w:hAnsiTheme="minorBidi"/>
+          <w:color w:val="FF0000"/>
           <w:sz w:val="28"/>
         </w:rPr>
         <w:t>เพราะให้น้ำหนักเท่ากันทุกคลาส</w:t>
@@ -12955,6 +13029,7 @@
       <w:r>
         <w:rPr>
           <w:rFonts w:asciiTheme="minorBidi" w:hAnsiTheme="minorBidi"/>
+          <w:color w:val="FF0000"/>
           <w:sz w:val="28"/>
         </w:rPr>
         <w:t xml:space="preserve"> </w:t>
@@ -12963,6 +13038,7 @@
       <w:r>
         <w:rPr>
           <w:rFonts w:asciiTheme="minorBidi" w:hAnsiTheme="minorBidi"/>
+          <w:color w:val="FF0000"/>
           <w:sz w:val="28"/>
         </w:rPr>
         <w:t>คลาสเล็กอย่าง</w:t>
@@ -12971,6 +13047,7 @@
       <w:r>
         <w:rPr>
           <w:rFonts w:asciiTheme="minorBidi" w:hAnsiTheme="minorBidi"/>
+          <w:color w:val="FF0000"/>
           <w:sz w:val="28"/>
         </w:rPr>
         <w:t xml:space="preserve"> </w:t>
@@ -12979,6 +13056,7 @@
       <w:r>
         <w:rPr>
           <w:rFonts w:asciiTheme="minorBidi" w:hAnsiTheme="minorBidi"/>
+          <w:color w:val="FF0000"/>
           <w:sz w:val="28"/>
         </w:rPr>
         <w:t>yami_yami</w:t>
@@ -12987,6 +13065,7 @@
       <w:r>
         <w:rPr>
           <w:rFonts w:asciiTheme="minorBidi" w:hAnsiTheme="minorBidi"/>
+          <w:color w:val="FF0000"/>
           <w:sz w:val="28"/>
         </w:rPr>
         <w:t xml:space="preserve"> </w:t>
@@ -12995,6 +13074,7 @@
       <w:r>
         <w:rPr>
           <w:rFonts w:asciiTheme="minorBidi" w:hAnsiTheme="minorBidi"/>
+          <w:color w:val="FF0000"/>
           <w:sz w:val="28"/>
         </w:rPr>
         <w:t>จึงไม่ถูกกลบ</w:t>
@@ -13003,6 +13083,7 @@
       <w:r>
         <w:rPr>
           <w:rFonts w:asciiTheme="minorBidi" w:hAnsiTheme="minorBidi"/>
+          <w:color w:val="FF0000"/>
           <w:sz w:val="28"/>
         </w:rPr>
         <w:t xml:space="preserve"> </w:t>
@@ -13011,6 +13092,7 @@
       <w:r>
         <w:rPr>
           <w:rFonts w:asciiTheme="minorBidi" w:hAnsiTheme="minorBidi"/>
+          <w:color w:val="FF0000"/>
           <w:sz w:val="28"/>
         </w:rPr>
         <w:t>ส่วน</w:t>
@@ -13019,6 +13101,7 @@
       <w:r>
         <w:rPr>
           <w:rFonts w:asciiTheme="minorBidi" w:hAnsiTheme="minorBidi"/>
+          <w:color w:val="FF0000"/>
           <w:sz w:val="28"/>
         </w:rPr>
         <w:t xml:space="preserve"> micro-F1 </w:t>
@@ -13027,6 +13110,7 @@
       <w:r>
         <w:rPr>
           <w:rFonts w:asciiTheme="minorBidi" w:hAnsiTheme="minorBidi"/>
+          <w:color w:val="FF0000"/>
           <w:sz w:val="28"/>
         </w:rPr>
         <w:t>เท่ากับ</w:t>
@@ -13035,6 +13119,7 @@
       <w:r>
         <w:rPr>
           <w:rFonts w:asciiTheme="minorBidi" w:hAnsiTheme="minorBidi"/>
+          <w:color w:val="FF0000"/>
           <w:sz w:val="28"/>
         </w:rPr>
         <w:t xml:space="preserve"> accuracy </w:t>
@@ -13043,6 +13128,7 @@
       <w:r>
         <w:rPr>
           <w:rFonts w:asciiTheme="minorBidi" w:hAnsiTheme="minorBidi"/>
+          <w:color w:val="FF0000"/>
           <w:sz w:val="28"/>
         </w:rPr>
         <w:t>ในโจทย์</w:t>
@@ -13051,6 +13137,7 @@
       <w:r>
         <w:rPr>
           <w:rFonts w:asciiTheme="minorBidi" w:hAnsiTheme="minorBidi"/>
+          <w:color w:val="FF0000"/>
           <w:sz w:val="28"/>
         </w:rPr>
         <w:t xml:space="preserve"> single-label </w:t>
@@ -13059,6 +13146,7 @@
       <w:r>
         <w:rPr>
           <w:rFonts w:asciiTheme="minorBidi" w:hAnsiTheme="minorBidi"/>
+          <w:color w:val="FF0000"/>
           <w:sz w:val="28"/>
         </w:rPr>
         <w:t>หลายคลาส</w:t>
@@ -13067,6 +13155,7 @@
       <w:r>
         <w:rPr>
           <w:rFonts w:asciiTheme="minorBidi" w:hAnsiTheme="minorBidi"/>
+          <w:color w:val="FF0000"/>
           <w:sz w:val="28"/>
         </w:rPr>
         <w:t xml:space="preserve"> </w:t>
@@ -13075,6 +13164,7 @@
       <w:r>
         <w:rPr>
           <w:rFonts w:asciiTheme="minorBidi" w:hAnsiTheme="minorBidi"/>
+          <w:color w:val="FF0000"/>
           <w:sz w:val="28"/>
         </w:rPr>
         <w:t>จึงไม่ให้ข้อมูลเพิ่ม</w:t>
@@ -13083,6 +13173,7 @@
       <w:r>
         <w:rPr>
           <w:rFonts w:asciiTheme="minorBidi" w:hAnsiTheme="minorBidi"/>
+          <w:color w:val="FF0000"/>
           <w:sz w:val="28"/>
         </w:rPr>
         <w:t xml:space="preserve"> </w:t>
@@ -13091,6 +13182,7 @@
       <w:r>
         <w:rPr>
           <w:rFonts w:asciiTheme="minorBidi" w:hAnsiTheme="minorBidi"/>
+          <w:color w:val="FF0000"/>
           <w:sz w:val="28"/>
         </w:rPr>
         <w:t>และ</w:t>
@@ -13099,6 +13191,7 @@
       <w:r>
         <w:rPr>
           <w:rFonts w:asciiTheme="minorBidi" w:hAnsiTheme="minorBidi"/>
+          <w:color w:val="FF0000"/>
           <w:sz w:val="28"/>
         </w:rPr>
         <w:t xml:space="preserve"> weighted-F1 </w:t>
@@ -13107,6 +13200,7 @@
       <w:r>
         <w:rPr>
           <w:rFonts w:asciiTheme="minorBidi" w:hAnsiTheme="minorBidi"/>
+          <w:color w:val="FF0000"/>
           <w:sz w:val="28"/>
         </w:rPr>
         <w:t>ให้น้ำหนักตามจำนวนภาพ</w:t>
@@ -13115,6 +13209,7 @@
       <w:r>
         <w:rPr>
           <w:rFonts w:asciiTheme="minorBidi" w:hAnsiTheme="minorBidi"/>
+          <w:color w:val="FF0000"/>
           <w:sz w:val="28"/>
         </w:rPr>
         <w:t xml:space="preserve"> </w:t>
@@ -13123,6 +13218,7 @@
       <w:r>
         <w:rPr>
           <w:rFonts w:asciiTheme="minorBidi" w:hAnsiTheme="minorBidi"/>
+          <w:color w:val="FF0000"/>
           <w:sz w:val="28"/>
         </w:rPr>
         <w:t>ซึ่งจะซ่อนคลาสเล็ก</w:t>
@@ -13131,6 +13227,7 @@
       <w:r>
         <w:rPr>
           <w:rFonts w:asciiTheme="minorBidi" w:hAnsiTheme="minorBidi"/>
+          <w:color w:val="FF0000"/>
           <w:sz w:val="28"/>
         </w:rPr>
         <w:t xml:space="preserve"> </w:t>
@@ -13139,6 +13236,7 @@
       <w:r>
         <w:rPr>
           <w:rFonts w:asciiTheme="minorBidi" w:hAnsiTheme="minorBidi"/>
+          <w:color w:val="FF0000"/>
           <w:sz w:val="28"/>
         </w:rPr>
         <w:t>จึงไม่ใช้</w:t>
@@ -13149,6 +13247,7 @@
       <w:pPr>
         <w:rPr>
           <w:rFonts w:asciiTheme="minorBidi" w:hAnsiTheme="minorBidi"/>
+          <w:color w:val="FF0000"/>
           <w:sz w:val="28"/>
         </w:rPr>
       </w:pPr>
@@ -13157,6 +13256,7 @@
         <w:rPr>
           <w:rFonts w:asciiTheme="minorBidi" w:hAnsiTheme="minorBidi"/>
           <w:b/>
+          <w:color w:val="FF0000"/>
           <w:sz w:val="28"/>
         </w:rPr>
         <w:t>การรันซ้ำและ</w:t>
@@ -13166,6 +13266,7 @@
         <w:rPr>
           <w:rFonts w:asciiTheme="minorBidi" w:hAnsiTheme="minorBidi"/>
           <w:b/>
+          <w:color w:val="FF0000"/>
           <w:sz w:val="28"/>
         </w:rPr>
         <w:t xml:space="preserve"> seed </w:t>
@@ -13175,6 +13276,7 @@
         <w:rPr>
           <w:rFonts w:asciiTheme="minorBidi" w:hAnsiTheme="minorBidi"/>
           <w:b/>
+          <w:color w:val="FF0000"/>
           <w:sz w:val="28"/>
         </w:rPr>
         <w:t>ที่ใช้แสดง</w:t>
@@ -13184,6 +13286,7 @@
         <w:rPr>
           <w:rFonts w:asciiTheme="minorBidi" w:hAnsiTheme="minorBidi"/>
           <w:b/>
+          <w:color w:val="FF0000"/>
           <w:sz w:val="28"/>
         </w:rPr>
         <w:t>.</w:t>
@@ -13191,6 +13294,7 @@
       <w:r>
         <w:rPr>
           <w:rFonts w:asciiTheme="minorBidi" w:hAnsiTheme="minorBidi"/>
+          <w:color w:val="FF0000"/>
           <w:sz w:val="28"/>
         </w:rPr>
         <w:t xml:space="preserve"> </w:t>
@@ -13199,6 +13303,7 @@
       <w:r>
         <w:rPr>
           <w:rFonts w:asciiTheme="minorBidi" w:hAnsiTheme="minorBidi"/>
+          <w:color w:val="FF0000"/>
           <w:sz w:val="28"/>
         </w:rPr>
         <w:t>ตัวเลขในตารางทุกค่าคือ</w:t>
@@ -13207,6 +13312,7 @@
       <w:r>
         <w:rPr>
           <w:rFonts w:asciiTheme="minorBidi" w:hAnsiTheme="minorBidi"/>
+          <w:color w:val="FF0000"/>
           <w:sz w:val="28"/>
         </w:rPr>
         <w:t xml:space="preserve"> mean ± SD </w:t>
@@ -13215,6 +13321,7 @@
       <w:r>
         <w:rPr>
           <w:rFonts w:asciiTheme="minorBidi" w:hAnsiTheme="minorBidi"/>
+          <w:color w:val="FF0000"/>
           <w:sz w:val="28"/>
         </w:rPr>
         <w:t>จาก</w:t>
@@ -13223,6 +13330,7 @@
       <w:r>
         <w:rPr>
           <w:rFonts w:asciiTheme="minorBidi" w:hAnsiTheme="minorBidi"/>
+          <w:color w:val="FF0000"/>
           <w:sz w:val="28"/>
         </w:rPr>
         <w:t xml:space="preserve"> 10 seed (100-109) </w:t>
@@ -13231,6 +13339,7 @@
       <w:r>
         <w:rPr>
           <w:rFonts w:asciiTheme="minorBidi" w:hAnsiTheme="minorBidi"/>
+          <w:color w:val="FF0000"/>
           <w:sz w:val="28"/>
         </w:rPr>
         <w:t>ส่วนรูปจากการรันเดียว</w:t>
@@ -13239,6 +13348,7 @@
       <w:r>
         <w:rPr>
           <w:rFonts w:asciiTheme="minorBidi" w:hAnsiTheme="minorBidi"/>
+          <w:color w:val="FF0000"/>
           <w:sz w:val="28"/>
         </w:rPr>
         <w:t xml:space="preserve"> (learning curve, confusion matrix, </w:t>
@@ -13247,6 +13357,7 @@
       <w:r>
         <w:rPr>
           <w:rFonts w:asciiTheme="minorBidi" w:hAnsiTheme="minorBidi"/>
+          <w:color w:val="FF0000"/>
           <w:sz w:val="28"/>
         </w:rPr>
         <w:t>GradCAM</w:t>
@@ -13255,6 +13366,7 @@
       <w:r>
         <w:rPr>
           <w:rFonts w:asciiTheme="minorBidi" w:hAnsiTheme="minorBidi"/>
+          <w:color w:val="FF0000"/>
           <w:sz w:val="28"/>
         </w:rPr>
         <w:t xml:space="preserve">) </w:t>
@@ -13263,6 +13375,7 @@
       <w:r>
         <w:rPr>
           <w:rFonts w:asciiTheme="minorBidi" w:hAnsiTheme="minorBidi"/>
+          <w:color w:val="FF0000"/>
           <w:sz w:val="28"/>
         </w:rPr>
         <w:t>ใช้</w:t>
@@ -13271,6 +13384,7 @@
       <w:r>
         <w:rPr>
           <w:rFonts w:asciiTheme="minorBidi" w:hAnsiTheme="minorBidi"/>
+          <w:color w:val="FF0000"/>
           <w:sz w:val="28"/>
         </w:rPr>
         <w:t xml:space="preserve"> median seed </w:t>
@@ -13279,6 +13393,7 @@
       <w:r>
         <w:rPr>
           <w:rFonts w:asciiTheme="minorBidi" w:hAnsiTheme="minorBidi"/>
+          <w:color w:val="FF0000"/>
           <w:sz w:val="28"/>
         </w:rPr>
         <w:t>ของแต่ละ</w:t>
@@ -13287,6 +13402,7 @@
       <w:r>
         <w:rPr>
           <w:rFonts w:asciiTheme="minorBidi" w:hAnsiTheme="minorBidi"/>
+          <w:color w:val="FF0000"/>
           <w:sz w:val="28"/>
         </w:rPr>
         <w:t xml:space="preserve"> backbone </w:t>
@@ -13295,6 +13411,7 @@
       <w:r>
         <w:rPr>
           <w:rFonts w:asciiTheme="minorBidi" w:hAnsiTheme="minorBidi"/>
+          <w:color w:val="FF0000"/>
           <w:sz w:val="28"/>
         </w:rPr>
         <w:t>และแต่ละวิธี</w:t>
@@ -13303,6 +13420,7 @@
       <w:r>
         <w:rPr>
           <w:rFonts w:asciiTheme="minorBidi" w:hAnsiTheme="minorBidi"/>
+          <w:color w:val="FF0000"/>
           <w:sz w:val="28"/>
         </w:rPr>
         <w:t xml:space="preserve"> </w:t>
@@ -13311,6 +13429,7 @@
       <w:r>
         <w:rPr>
           <w:rFonts w:asciiTheme="minorBidi" w:hAnsiTheme="minorBidi"/>
+          <w:color w:val="FF0000"/>
           <w:sz w:val="28"/>
         </w:rPr>
         <w:t>คือ</w:t>
@@ -13319,6 +13438,7 @@
       <w:r>
         <w:rPr>
           <w:rFonts w:asciiTheme="minorBidi" w:hAnsiTheme="minorBidi"/>
+          <w:color w:val="FF0000"/>
           <w:sz w:val="28"/>
         </w:rPr>
         <w:t xml:space="preserve"> seed </w:t>
@@ -13327,6 +13447,7 @@
       <w:r>
         <w:rPr>
           <w:rFonts w:asciiTheme="minorBidi" w:hAnsiTheme="minorBidi"/>
+          <w:color w:val="FF0000"/>
           <w:sz w:val="28"/>
         </w:rPr>
         <w:t>ที่ได้</w:t>
@@ -13335,6 +13456,7 @@
       <w:r>
         <w:rPr>
           <w:rFonts w:asciiTheme="minorBidi" w:hAnsiTheme="minorBidi"/>
+          <w:color w:val="FF0000"/>
           <w:sz w:val="28"/>
         </w:rPr>
         <w:t xml:space="preserve"> </w:t>
@@ -13342,6 +13464,7 @@
       <w:r>
         <w:rPr>
           <w:rFonts w:asciiTheme="minorBidi" w:hAnsiTheme="minorBidi"/>
+          <w:color w:val="FF0000"/>
           <w:sz w:val="28"/>
         </w:rPr>
         <w:lastRenderedPageBreak/>
@@ -13351,6 +13474,7 @@
       <w:r>
         <w:rPr>
           <w:rFonts w:asciiTheme="minorBidi" w:hAnsiTheme="minorBidi"/>
+          <w:color w:val="FF0000"/>
           <w:sz w:val="28"/>
         </w:rPr>
         <w:t>บน</w:t>
@@ -13359,6 +13483,7 @@
       <w:r>
         <w:rPr>
           <w:rFonts w:asciiTheme="minorBidi" w:hAnsiTheme="minorBidi"/>
+          <w:color w:val="FF0000"/>
           <w:sz w:val="28"/>
         </w:rPr>
         <w:t xml:space="preserve"> test </w:t>
@@ -13367,6 +13492,7 @@
       <w:r>
         <w:rPr>
           <w:rFonts w:asciiTheme="minorBidi" w:hAnsiTheme="minorBidi"/>
+          <w:color w:val="FF0000"/>
           <w:sz w:val="28"/>
         </w:rPr>
         <w:t>เป็นลำดับที่</w:t>
@@ -13375,6 +13501,7 @@
       <w:r>
         <w:rPr>
           <w:rFonts w:asciiTheme="minorBidi" w:hAnsiTheme="minorBidi"/>
+          <w:color w:val="FF0000"/>
           <w:sz w:val="28"/>
         </w:rPr>
         <w:t xml:space="preserve"> 5 </w:t>
@@ -13383,6 +13510,7 @@
       <w:r>
         <w:rPr>
           <w:rFonts w:asciiTheme="minorBidi" w:hAnsiTheme="minorBidi"/>
+          <w:color w:val="FF0000"/>
           <w:sz w:val="28"/>
         </w:rPr>
         <w:t>จาก</w:t>
@@ -13391,6 +13519,7 @@
       <w:r>
         <w:rPr>
           <w:rFonts w:asciiTheme="minorBidi" w:hAnsiTheme="minorBidi"/>
+          <w:color w:val="FF0000"/>
           <w:sz w:val="28"/>
         </w:rPr>
         <w:t xml:space="preserve"> 10 (lower median) </w:t>
@@ -13399,6 +13528,7 @@
       <w:r>
         <w:rPr>
           <w:rFonts w:asciiTheme="minorBidi" w:hAnsiTheme="minorBidi"/>
+          <w:color w:val="FF0000"/>
           <w:sz w:val="28"/>
         </w:rPr>
         <w:t>ไม่เลือกรันที่ดีที่สุดและไม่สุ่ม</w:t>
@@ -13407,6 +13537,7 @@
       <w:r>
         <w:rPr>
           <w:rFonts w:asciiTheme="minorBidi" w:hAnsiTheme="minorBidi"/>
+          <w:color w:val="FF0000"/>
           <w:sz w:val="28"/>
         </w:rPr>
         <w:t xml:space="preserve"> </w:t>
@@ -13415,6 +13546,7 @@
       <w:r>
         <w:rPr>
           <w:rFonts w:asciiTheme="minorBidi" w:hAnsiTheme="minorBidi"/>
+          <w:color w:val="FF0000"/>
           <w:sz w:val="28"/>
         </w:rPr>
         <w:t>ภาพจึงเป็นตัวแทนที่ไม่เอนเอียง</w:t>
@@ -13423,6 +13555,7 @@
       <w:r>
         <w:rPr>
           <w:rFonts w:asciiTheme="minorBidi" w:hAnsiTheme="minorBidi"/>
+          <w:color w:val="FF0000"/>
           <w:sz w:val="28"/>
         </w:rPr>
         <w:t xml:space="preserve"> </w:t>
@@ -13431,6 +13564,7 @@
       <w:r>
         <w:rPr>
           <w:rFonts w:asciiTheme="minorBidi" w:hAnsiTheme="minorBidi"/>
+          <w:color w:val="FF0000"/>
           <w:sz w:val="28"/>
         </w:rPr>
         <w:t>การจัดอันดับด้วย</w:t>
@@ -13439,6 +13573,7 @@
       <w:r>
         <w:rPr>
           <w:rFonts w:asciiTheme="minorBidi" w:hAnsiTheme="minorBidi"/>
+          <w:color w:val="FF0000"/>
           <w:sz w:val="28"/>
         </w:rPr>
         <w:t xml:space="preserve"> test macro-F1 </w:t>
@@ -13447,6 +13582,7 @@
       <w:r>
         <w:rPr>
           <w:rFonts w:asciiTheme="minorBidi" w:hAnsiTheme="minorBidi"/>
+          <w:color w:val="FF0000"/>
           <w:sz w:val="28"/>
         </w:rPr>
         <w:t>ใช้เพื่อเลือกรันที่จะนำมาพล็อตเท่านั้น</w:t>
@@ -13455,6 +13591,7 @@
       <w:r>
         <w:rPr>
           <w:rFonts w:asciiTheme="minorBidi" w:hAnsiTheme="minorBidi"/>
+          <w:color w:val="FF0000"/>
           <w:sz w:val="28"/>
         </w:rPr>
         <w:t xml:space="preserve"> </w:t>
@@ -13463,6 +13600,7 @@
       <w:r>
         <w:rPr>
           <w:rFonts w:asciiTheme="minorBidi" w:hAnsiTheme="minorBidi"/>
+          <w:color w:val="FF0000"/>
           <w:sz w:val="28"/>
         </w:rPr>
         <w:t>ไม่ได้ใช้เลือกโมเดลหรือ</w:t>
@@ -13471,6 +13609,7 @@
       <w:r>
         <w:rPr>
           <w:rFonts w:asciiTheme="minorBidi" w:hAnsiTheme="minorBidi"/>
+          <w:color w:val="FF0000"/>
           <w:sz w:val="28"/>
         </w:rPr>
         <w:t xml:space="preserve"> hyperparameter </w:t>
@@ -13479,6 +13618,7 @@
       <w:r>
         <w:rPr>
           <w:rFonts w:asciiTheme="minorBidi" w:hAnsiTheme="minorBidi"/>
+          <w:color w:val="FF0000"/>
           <w:sz w:val="28"/>
         </w:rPr>
         <w:t>จำนวนใน</w:t>
@@ -13487,6 +13627,7 @@
       <w:r>
         <w:rPr>
           <w:rFonts w:asciiTheme="minorBidi" w:hAnsiTheme="minorBidi"/>
+          <w:color w:val="FF0000"/>
           <w:sz w:val="28"/>
         </w:rPr>
         <w:t xml:space="preserve"> confusion matrix </w:t>
@@ -13495,6 +13636,7 @@
       <w:r>
         <w:rPr>
           <w:rFonts w:asciiTheme="minorBidi" w:hAnsiTheme="minorBidi"/>
+          <w:color w:val="FF0000"/>
           <w:sz w:val="28"/>
         </w:rPr>
         <w:t>ที่อ้างในข้อความเป็นผลรวมของทั้ง</w:t>
@@ -13503,6 +13645,7 @@
       <w:r>
         <w:rPr>
           <w:rFonts w:asciiTheme="minorBidi" w:hAnsiTheme="minorBidi"/>
+          <w:color w:val="FF0000"/>
           <w:sz w:val="28"/>
         </w:rPr>
         <w:t xml:space="preserve"> 10 seed</w:t>
@@ -13512,6 +13655,7 @@
       <w:pPr>
         <w:rPr>
           <w:rFonts w:asciiTheme="minorBidi" w:hAnsiTheme="minorBidi"/>
+          <w:color w:val="FF0000"/>
           <w:sz w:val="28"/>
         </w:rPr>
       </w:pPr>
@@ -13520,6 +13664,7 @@
         <w:rPr>
           <w:rFonts w:asciiTheme="minorBidi" w:hAnsiTheme="minorBidi"/>
           <w:b/>
+          <w:color w:val="FF0000"/>
           <w:sz w:val="28"/>
         </w:rPr>
         <w:t>การทดสอบนัยสำคัญ</w:t>
@@ -13529,6 +13674,7 @@
         <w:rPr>
           <w:rFonts w:asciiTheme="minorBidi" w:hAnsiTheme="minorBidi"/>
           <w:b/>
+          <w:color w:val="FF0000"/>
           <w:sz w:val="28"/>
         </w:rPr>
         <w:t>.</w:t>
@@ -13536,6 +13682,7 @@
       <w:r>
         <w:rPr>
           <w:rFonts w:asciiTheme="minorBidi" w:hAnsiTheme="minorBidi"/>
+          <w:color w:val="FF0000"/>
           <w:sz w:val="28"/>
         </w:rPr>
         <w:t xml:space="preserve"> </w:t>
@@ -13544,6 +13691,7 @@
       <w:r>
         <w:rPr>
           <w:rFonts w:asciiTheme="minorBidi" w:hAnsiTheme="minorBidi"/>
+          <w:color w:val="FF0000"/>
           <w:sz w:val="28"/>
         </w:rPr>
         <w:t>เปรียบเทียบ</w:t>
@@ -13552,6 +13700,7 @@
       <w:r>
         <w:rPr>
           <w:rFonts w:asciiTheme="minorBidi" w:hAnsiTheme="minorBidi"/>
+          <w:color w:val="FF0000"/>
           <w:sz w:val="28"/>
         </w:rPr>
         <w:t xml:space="preserve"> freeze all </w:t>
@@ -13560,6 +13709,7 @@
       <w:r>
         <w:rPr>
           <w:rFonts w:asciiTheme="minorBidi" w:hAnsiTheme="minorBidi"/>
+          <w:color w:val="FF0000"/>
           <w:sz w:val="28"/>
         </w:rPr>
         <w:t>กับ</w:t>
@@ -13568,6 +13718,7 @@
       <w:r>
         <w:rPr>
           <w:rFonts w:asciiTheme="minorBidi" w:hAnsiTheme="minorBidi"/>
+          <w:color w:val="FF0000"/>
           <w:sz w:val="28"/>
         </w:rPr>
         <w:t xml:space="preserve"> unfreeze last n </w:t>
@@ -13576,6 +13727,7 @@
       <w:r>
         <w:rPr>
           <w:rFonts w:asciiTheme="minorBidi" w:hAnsiTheme="minorBidi"/>
+          <w:color w:val="FF0000"/>
           <w:sz w:val="28"/>
         </w:rPr>
         <w:t>ในแต่ละ</w:t>
@@ -13584,6 +13736,7 @@
       <w:r>
         <w:rPr>
           <w:rFonts w:asciiTheme="minorBidi" w:hAnsiTheme="minorBidi"/>
+          <w:color w:val="FF0000"/>
           <w:sz w:val="28"/>
         </w:rPr>
         <w:t xml:space="preserve"> backbone </w:t>
@@ -13592,6 +13745,7 @@
       <w:r>
         <w:rPr>
           <w:rFonts w:asciiTheme="minorBidi" w:hAnsiTheme="minorBidi"/>
+          <w:color w:val="FF0000"/>
           <w:sz w:val="28"/>
         </w:rPr>
         <w:t>ด้วย</w:t>
@@ -13600,6 +13754,7 @@
       <w:r>
         <w:rPr>
           <w:rFonts w:asciiTheme="minorBidi" w:hAnsiTheme="minorBidi"/>
+          <w:color w:val="FF0000"/>
           <w:sz w:val="28"/>
         </w:rPr>
         <w:t xml:space="preserve"> Welch's t-test (</w:t>
@@ -13608,6 +13763,7 @@
       <w:r>
         <w:rPr>
           <w:rFonts w:asciiTheme="minorBidi" w:hAnsiTheme="minorBidi"/>
+          <w:color w:val="FF0000"/>
           <w:sz w:val="28"/>
         </w:rPr>
         <w:t>ไม่สมมติว่าความแปรปรวนเท่ากัน</w:t>
@@ -13616,6 +13772,7 @@
       <w:r>
         <w:rPr>
           <w:rFonts w:asciiTheme="minorBidi" w:hAnsiTheme="minorBidi"/>
+          <w:color w:val="FF0000"/>
           <w:sz w:val="28"/>
         </w:rPr>
         <w:t xml:space="preserve">) </w:t>
@@ -13624,6 +13781,7 @@
       <w:r>
         <w:rPr>
           <w:rFonts w:asciiTheme="minorBidi" w:hAnsiTheme="minorBidi"/>
+          <w:color w:val="FF0000"/>
           <w:sz w:val="28"/>
         </w:rPr>
         <w:t>บนค่า</w:t>
@@ -13632,6 +13790,7 @@
       <w:r>
         <w:rPr>
           <w:rFonts w:asciiTheme="minorBidi" w:hAnsiTheme="minorBidi"/>
+          <w:color w:val="FF0000"/>
           <w:sz w:val="28"/>
         </w:rPr>
         <w:t xml:space="preserve"> macro-F1 </w:t>
@@ -13640,6 +13799,7 @@
       <w:r>
         <w:rPr>
           <w:rFonts w:asciiTheme="minorBidi" w:hAnsiTheme="minorBidi"/>
+          <w:color w:val="FF0000"/>
           <w:sz w:val="28"/>
         </w:rPr>
         <w:t>รายละ</w:t>
@@ -13648,6 +13808,7 @@
       <w:r>
         <w:rPr>
           <w:rFonts w:asciiTheme="minorBidi" w:hAnsiTheme="minorBidi"/>
+          <w:color w:val="FF0000"/>
           <w:sz w:val="28"/>
         </w:rPr>
         <w:t xml:space="preserve"> seed </w:t>
@@ -13656,6 +13817,7 @@
       <w:r>
         <w:rPr>
           <w:rFonts w:asciiTheme="minorBidi" w:hAnsiTheme="minorBidi"/>
+          <w:color w:val="FF0000"/>
           <w:sz w:val="28"/>
         </w:rPr>
         <w:t>จำนวน</w:t>
@@ -13664,6 +13826,7 @@
       <w:r>
         <w:rPr>
           <w:rFonts w:asciiTheme="minorBidi" w:hAnsiTheme="minorBidi"/>
+          <w:color w:val="FF0000"/>
           <w:sz w:val="28"/>
         </w:rPr>
         <w:t xml:space="preserve"> 10 </w:t>
@@ -13672,6 +13835,7 @@
       <w:r>
         <w:rPr>
           <w:rFonts w:asciiTheme="minorBidi" w:hAnsiTheme="minorBidi"/>
+          <w:color w:val="FF0000"/>
           <w:sz w:val="28"/>
         </w:rPr>
         <w:t>ค่า</w:t>
@@ -13680,6 +13844,7 @@
       <w:r>
         <w:rPr>
           <w:rFonts w:asciiTheme="minorBidi" w:hAnsiTheme="minorBidi"/>
+          <w:color w:val="FF0000"/>
           <w:sz w:val="28"/>
         </w:rPr>
         <w:t xml:space="preserve"> (seed 100 </w:t>
@@ -13688,6 +13853,7 @@
       <w:r>
         <w:rPr>
           <w:rFonts w:asciiTheme="minorBidi" w:hAnsiTheme="minorBidi"/>
+          <w:color w:val="FF0000"/>
           <w:sz w:val="28"/>
         </w:rPr>
         <w:t>ถึง</w:t>
@@ -13696,6 +13862,7 @@
       <w:r>
         <w:rPr>
           <w:rFonts w:asciiTheme="minorBidi" w:hAnsiTheme="minorBidi"/>
+          <w:color w:val="FF0000"/>
           <w:sz w:val="28"/>
         </w:rPr>
         <w:t xml:space="preserve"> 109 </w:t>
@@ -13704,6 +13871,7 @@
       <w:r>
         <w:rPr>
           <w:rFonts w:asciiTheme="minorBidi" w:hAnsiTheme="minorBidi"/>
+          <w:color w:val="FF0000"/>
           <w:sz w:val="28"/>
         </w:rPr>
         <w:t>ชุดเดียวกัน</w:t>
@@ -13712,6 +13880,7 @@
       <w:r>
         <w:rPr>
           <w:rFonts w:asciiTheme="minorBidi" w:hAnsiTheme="minorBidi"/>
+          <w:color w:val="FF0000"/>
           <w:sz w:val="28"/>
         </w:rPr>
         <w:t xml:space="preserve"> </w:t>
@@ -13720,6 +13889,7 @@
       <w:r>
         <w:rPr>
           <w:rFonts w:asciiTheme="minorBidi" w:hAnsiTheme="minorBidi"/>
+          <w:color w:val="FF0000"/>
           <w:sz w:val="28"/>
         </w:rPr>
         <w:t>แต่ไม่ถือเป็นคู่</w:t>
@@ -13728,6 +13898,7 @@
       <w:r>
         <w:rPr>
           <w:rFonts w:asciiTheme="minorBidi" w:hAnsiTheme="minorBidi"/>
+          <w:color w:val="FF0000"/>
           <w:sz w:val="28"/>
         </w:rPr>
         <w:t xml:space="preserve"> </w:t>
@@ -13736,6 +13907,7 @@
       <w:r>
         <w:rPr>
           <w:rFonts w:asciiTheme="minorBidi" w:hAnsiTheme="minorBidi"/>
+          <w:color w:val="FF0000"/>
           <w:sz w:val="28"/>
         </w:rPr>
         <w:t>เพราะสองวิธีใช้</w:t>
@@ -13744,6 +13916,7 @@
       <w:r>
         <w:rPr>
           <w:rFonts w:asciiTheme="minorBidi" w:hAnsiTheme="minorBidi"/>
+          <w:color w:val="FF0000"/>
           <w:sz w:val="28"/>
         </w:rPr>
         <w:t xml:space="preserve"> hyperparameter </w:t>
@@ -13752,6 +13925,7 @@
       <w:r>
         <w:rPr>
           <w:rFonts w:asciiTheme="minorBidi" w:hAnsiTheme="minorBidi"/>
+          <w:color w:val="FF0000"/>
           <w:sz w:val="28"/>
         </w:rPr>
         <w:t>ต่างกัน</w:t>
@@ -13760,6 +13934,7 @@
       <w:r>
         <w:rPr>
           <w:rFonts w:asciiTheme="minorBidi" w:hAnsiTheme="minorBidi"/>
+          <w:color w:val="FF0000"/>
           <w:sz w:val="28"/>
         </w:rPr>
         <w:t xml:space="preserve"> </w:t>
@@ -13768,6 +13943,7 @@
       <w:r>
         <w:rPr>
           <w:rFonts w:asciiTheme="minorBidi" w:hAnsiTheme="minorBidi"/>
+          <w:color w:val="FF0000"/>
           <w:sz w:val="28"/>
         </w:rPr>
         <w:t>จึงใช้แบบ</w:t>
@@ -13776,6 +13952,7 @@
       <w:r>
         <w:rPr>
           <w:rFonts w:asciiTheme="minorBidi" w:hAnsiTheme="minorBidi"/>
+          <w:color w:val="FF0000"/>
           <w:sz w:val="28"/>
         </w:rPr>
         <w:t xml:space="preserve"> independent) </w:t>
@@ -13784,6 +13961,7 @@
       <w:r>
         <w:rPr>
           <w:rFonts w:asciiTheme="minorBidi" w:hAnsiTheme="minorBidi"/>
+          <w:color w:val="FF0000"/>
           <w:sz w:val="28"/>
         </w:rPr>
         <w:t>และรายงาน</w:t>
@@ -13792,6 +13970,7 @@
       <w:r>
         <w:rPr>
           <w:rFonts w:asciiTheme="minorBidi" w:hAnsiTheme="minorBidi"/>
+          <w:color w:val="FF0000"/>
           <w:sz w:val="28"/>
         </w:rPr>
         <w:t xml:space="preserve"> Cohen's d (pooled SD) </w:t>
@@ -13800,6 +13979,7 @@
       <w:r>
         <w:rPr>
           <w:rFonts w:asciiTheme="minorBidi" w:hAnsiTheme="minorBidi"/>
+          <w:color w:val="FF0000"/>
           <w:sz w:val="28"/>
         </w:rPr>
         <w:t>เป็น</w:t>
@@ -13808,6 +13988,7 @@
       <w:r>
         <w:rPr>
           <w:rFonts w:asciiTheme="minorBidi" w:hAnsiTheme="minorBidi"/>
+          <w:color w:val="FF0000"/>
           <w:sz w:val="28"/>
         </w:rPr>
         <w:t xml:space="preserve"> effect size </w:t>
@@ -13816,6 +13997,7 @@
       <w:r>
         <w:rPr>
           <w:rFonts w:asciiTheme="minorBidi" w:hAnsiTheme="minorBidi"/>
+          <w:color w:val="FF0000"/>
           <w:sz w:val="28"/>
         </w:rPr>
         <w:t>พร้อมช่วงความเชื่อมั่น</w:t>
@@ -13824,6 +14006,7 @@
       <w:r>
         <w:rPr>
           <w:rFonts w:asciiTheme="minorBidi" w:hAnsiTheme="minorBidi"/>
+          <w:color w:val="FF0000"/>
           <w:sz w:val="28"/>
         </w:rPr>
         <w:t xml:space="preserve"> 95% </w:t>
@@ -13832,6 +14015,7 @@
       <w:r>
         <w:rPr>
           <w:rFonts w:asciiTheme="minorBidi" w:hAnsiTheme="minorBidi"/>
+          <w:color w:val="FF0000"/>
           <w:sz w:val="28"/>
         </w:rPr>
         <w:t>ของผลต่างค่าเฉลี่ย</w:t>
@@ -13840,6 +14024,7 @@
       <w:r>
         <w:rPr>
           <w:rFonts w:asciiTheme="minorBidi" w:hAnsiTheme="minorBidi"/>
+          <w:color w:val="FF0000"/>
           <w:sz w:val="28"/>
         </w:rPr>
         <w:t xml:space="preserve"> </w:t>
@@ -13848,6 +14033,7 @@
       <w:r>
         <w:rPr>
           <w:rFonts w:asciiTheme="minorBidi" w:hAnsiTheme="minorBidi"/>
+          <w:color w:val="FF0000"/>
           <w:sz w:val="28"/>
         </w:rPr>
         <w:t>การเปรียบเทียบระหว่าง</w:t>
@@ -13856,6 +14042,7 @@
       <w:r>
         <w:rPr>
           <w:rFonts w:asciiTheme="minorBidi" w:hAnsiTheme="minorBidi"/>
+          <w:color w:val="FF0000"/>
           <w:sz w:val="28"/>
         </w:rPr>
         <w:t xml:space="preserve"> backbone </w:t>
@@ -13864,6 +14051,7 @@
       <w:r>
         <w:rPr>
           <w:rFonts w:asciiTheme="minorBidi" w:hAnsiTheme="minorBidi"/>
+          <w:color w:val="FF0000"/>
           <w:sz w:val="28"/>
         </w:rPr>
         <w:t>ใช้การทดสอบเดียวกันโดยปรับ</w:t>
@@ -13872,6 +14060,7 @@
       <w:r>
         <w:rPr>
           <w:rFonts w:asciiTheme="minorBidi" w:hAnsiTheme="minorBidi"/>
+          <w:color w:val="FF0000"/>
           <w:sz w:val="28"/>
         </w:rPr>
         <w:t xml:space="preserve"> threshold </w:t>
@@ -13880,6 +14069,7 @@
       <w:r>
         <w:rPr>
           <w:rFonts w:asciiTheme="minorBidi" w:hAnsiTheme="minorBidi"/>
+          <w:color w:val="FF0000"/>
           <w:sz w:val="28"/>
         </w:rPr>
         <w:t>แบบ</w:t>
@@ -13888,6 +14078,7 @@
       <w:r>
         <w:rPr>
           <w:rFonts w:asciiTheme="minorBidi" w:hAnsiTheme="minorBidi"/>
+          <w:color w:val="FF0000"/>
           <w:sz w:val="28"/>
         </w:rPr>
         <w:t xml:space="preserve"> Bonferroni </w:t>
@@ -13896,6 +14087,7 @@
       <w:r>
         <w:rPr>
           <w:rFonts w:asciiTheme="minorBidi" w:hAnsiTheme="minorBidi"/>
+          <w:color w:val="FF0000"/>
           <w:sz w:val="28"/>
         </w:rPr>
         <w:t>เป็น</w:t>
@@ -13904,6 +14096,7 @@
       <w:r>
         <w:rPr>
           <w:rFonts w:asciiTheme="minorBidi" w:hAnsiTheme="minorBidi"/>
+          <w:color w:val="FF0000"/>
           <w:sz w:val="28"/>
         </w:rPr>
         <w:t xml:space="preserve"> 0.05 / 6 = 0.0083</w:t>
@@ -13913,6 +14106,7 @@
       <w:pPr>
         <w:rPr>
           <w:rFonts w:asciiTheme="minorBidi" w:hAnsiTheme="minorBidi"/>
+          <w:color w:val="FF0000"/>
           <w:sz w:val="28"/>
         </w:rPr>
       </w:pPr>
@@ -13921,6 +14115,7 @@
         <w:rPr>
           <w:rFonts w:asciiTheme="minorBidi" w:hAnsiTheme="minorBidi"/>
           <w:b/>
+          <w:color w:val="FF0000"/>
           <w:sz w:val="28"/>
         </w:rPr>
         <w:t>ข้อจำกัดของ</w:t>
@@ -13930,6 +14125,7 @@
         <w:rPr>
           <w:rFonts w:asciiTheme="minorBidi" w:hAnsiTheme="minorBidi"/>
           <w:b/>
+          <w:color w:val="FF0000"/>
           <w:sz w:val="28"/>
         </w:rPr>
         <w:t xml:space="preserve"> test set.</w:t>
@@ -13937,6 +14133,7 @@
       <w:r>
         <w:rPr>
           <w:rFonts w:asciiTheme="minorBidi" w:hAnsiTheme="minorBidi"/>
+          <w:color w:val="FF0000"/>
           <w:sz w:val="28"/>
         </w:rPr>
         <w:t xml:space="preserve"> </w:t>
@@ -13945,6 +14142,7 @@
       <w:r>
         <w:rPr>
           <w:rFonts w:asciiTheme="minorBidi" w:hAnsiTheme="minorBidi"/>
+          <w:color w:val="FF0000"/>
           <w:sz w:val="28"/>
         </w:rPr>
         <w:t>ด้วยภาพเพียง</w:t>
@@ -13953,6 +14151,7 @@
       <w:r>
         <w:rPr>
           <w:rFonts w:asciiTheme="minorBidi" w:hAnsiTheme="minorBidi"/>
+          <w:color w:val="FF0000"/>
           <w:sz w:val="28"/>
         </w:rPr>
         <w:t xml:space="preserve"> 273 </w:t>
@@ -13961,6 +14160,7 @@
       <w:r>
         <w:rPr>
           <w:rFonts w:asciiTheme="minorBidi" w:hAnsiTheme="minorBidi"/>
+          <w:color w:val="FF0000"/>
           <w:sz w:val="28"/>
         </w:rPr>
         <w:t>ภาพ</w:t>
@@ -13969,6 +14169,7 @@
       <w:r>
         <w:rPr>
           <w:rFonts w:asciiTheme="minorBidi" w:hAnsiTheme="minorBidi"/>
+          <w:color w:val="FF0000"/>
           <w:sz w:val="28"/>
         </w:rPr>
         <w:t xml:space="preserve"> </w:t>
@@ -13977,6 +14178,7 @@
       <w:r>
         <w:rPr>
           <w:rFonts w:asciiTheme="minorBidi" w:hAnsiTheme="minorBidi"/>
+          <w:color w:val="FF0000"/>
           <w:sz w:val="28"/>
         </w:rPr>
         <w:t>ผลต่าง</w:t>
@@ -13985,6 +14187,7 @@
       <w:r>
         <w:rPr>
           <w:rFonts w:asciiTheme="minorBidi" w:hAnsiTheme="minorBidi"/>
+          <w:color w:val="FF0000"/>
           <w:sz w:val="28"/>
         </w:rPr>
         <w:t xml:space="preserve"> 1 </w:t>
@@ -13993,6 +14196,7 @@
       <w:r>
         <w:rPr>
           <w:rFonts w:asciiTheme="minorBidi" w:hAnsiTheme="minorBidi"/>
+          <w:color w:val="FF0000"/>
           <w:sz w:val="28"/>
         </w:rPr>
         <w:t>ถึง</w:t>
@@ -14001,6 +14205,7 @@
       <w:r>
         <w:rPr>
           <w:rFonts w:asciiTheme="minorBidi" w:hAnsiTheme="minorBidi"/>
+          <w:color w:val="FF0000"/>
           <w:sz w:val="28"/>
         </w:rPr>
         <w:t xml:space="preserve"> 1.5 </w:t>
@@ -14009,6 +14214,7 @@
       <w:r>
         <w:rPr>
           <w:rFonts w:asciiTheme="minorBidi" w:hAnsiTheme="minorBidi"/>
+          <w:color w:val="FF0000"/>
           <w:sz w:val="28"/>
         </w:rPr>
         <w:t>จุดเท่ากับเพียง</w:t>
@@ -14017,6 +14223,7 @@
       <w:r>
         <w:rPr>
           <w:rFonts w:asciiTheme="minorBidi" w:hAnsiTheme="minorBidi"/>
+          <w:color w:val="FF0000"/>
           <w:sz w:val="28"/>
         </w:rPr>
         <w:t xml:space="preserve"> 3 </w:t>
@@ -14025,6 +14232,7 @@
       <w:r>
         <w:rPr>
           <w:rFonts w:asciiTheme="minorBidi" w:hAnsiTheme="minorBidi"/>
+          <w:color w:val="FF0000"/>
           <w:sz w:val="28"/>
         </w:rPr>
         <w:t>ถึง</w:t>
@@ -14033,6 +14241,7 @@
       <w:r>
         <w:rPr>
           <w:rFonts w:asciiTheme="minorBidi" w:hAnsiTheme="minorBidi"/>
+          <w:color w:val="FF0000"/>
           <w:sz w:val="28"/>
         </w:rPr>
         <w:t xml:space="preserve"> 4 </w:t>
@@ -14041,6 +14250,7 @@
       <w:r>
         <w:rPr>
           <w:rFonts w:asciiTheme="minorBidi" w:hAnsiTheme="minorBidi"/>
+          <w:color w:val="FF0000"/>
           <w:sz w:val="28"/>
         </w:rPr>
         <w:t>ภาพ</w:t>
@@ -14049,6 +14259,7 @@
       <w:r>
         <w:rPr>
           <w:rFonts w:asciiTheme="minorBidi" w:hAnsiTheme="minorBidi"/>
+          <w:color w:val="FF0000"/>
           <w:sz w:val="28"/>
         </w:rPr>
         <w:t xml:space="preserve"> </w:t>
@@ -14057,6 +14268,7 @@
       <w:r>
         <w:rPr>
           <w:rFonts w:asciiTheme="minorBidi" w:hAnsiTheme="minorBidi"/>
+          <w:color w:val="FF0000"/>
           <w:sz w:val="28"/>
         </w:rPr>
         <w:t>และทั้ง</w:t>
@@ -14065,6 +14277,7 @@
       <w:r>
         <w:rPr>
           <w:rFonts w:asciiTheme="minorBidi" w:hAnsiTheme="minorBidi"/>
+          <w:color w:val="FF0000"/>
           <w:sz w:val="28"/>
         </w:rPr>
         <w:t xml:space="preserve"> 10 seed </w:t>
@@ -14073,6 +14286,7 @@
       <w:r>
         <w:rPr>
           <w:rFonts w:asciiTheme="minorBidi" w:hAnsiTheme="minorBidi"/>
+          <w:color w:val="FF0000"/>
           <w:sz w:val="28"/>
         </w:rPr>
         <w:t>ใช้</w:t>
@@ -14081,6 +14295,7 @@
       <w:r>
         <w:rPr>
           <w:rFonts w:asciiTheme="minorBidi" w:hAnsiTheme="minorBidi"/>
+          <w:color w:val="FF0000"/>
           <w:sz w:val="28"/>
         </w:rPr>
         <w:t xml:space="preserve"> split </w:t>
@@ -14089,6 +14304,7 @@
       <w:r>
         <w:rPr>
           <w:rFonts w:asciiTheme="minorBidi" w:hAnsiTheme="minorBidi"/>
+          <w:color w:val="FF0000"/>
           <w:sz w:val="28"/>
         </w:rPr>
         <w:t>เดียวกัน</w:t>
@@ -14097,6 +14313,7 @@
       <w:r>
         <w:rPr>
           <w:rFonts w:asciiTheme="minorBidi" w:hAnsiTheme="minorBidi"/>
+          <w:color w:val="FF0000"/>
           <w:sz w:val="28"/>
         </w:rPr>
         <w:t xml:space="preserve"> </w:t>
@@ -14105,6 +14322,7 @@
       <w:r>
         <w:rPr>
           <w:rFonts w:asciiTheme="minorBidi" w:hAnsiTheme="minorBidi"/>
+          <w:color w:val="FF0000"/>
           <w:sz w:val="28"/>
         </w:rPr>
         <w:t>ข้อสรุปจึงใช้ได้กับ</w:t>
@@ -14113,6 +14331,7 @@
       <w:r>
         <w:rPr>
           <w:rFonts w:asciiTheme="minorBidi" w:hAnsiTheme="minorBidi"/>
+          <w:color w:val="FF0000"/>
           <w:sz w:val="28"/>
         </w:rPr>
         <w:t xml:space="preserve"> split </w:t>
@@ -14121,6 +14340,7 @@
       <w:r>
         <w:rPr>
           <w:rFonts w:asciiTheme="minorBidi" w:hAnsiTheme="minorBidi"/>
+          <w:color w:val="FF0000"/>
           <w:sz w:val="28"/>
         </w:rPr>
         <w:t>นี้</w:t>
@@ -14129,6 +14349,7 @@
       <w:r>
         <w:rPr>
           <w:rFonts w:asciiTheme="minorBidi" w:hAnsiTheme="minorBidi"/>
+          <w:color w:val="FF0000"/>
           <w:sz w:val="28"/>
         </w:rPr>
         <w:t xml:space="preserve"> </w:t>
@@ -14137,6 +14358,7 @@
       <w:r>
         <w:rPr>
           <w:rFonts w:asciiTheme="minorBidi" w:hAnsiTheme="minorBidi"/>
+          <w:color w:val="FF0000"/>
           <w:sz w:val="28"/>
         </w:rPr>
         <w:t>ไม่ใช่ข้อสรุปทั่วไปของโดเมน</w:t>
@@ -14145,6 +14367,7 @@
       <w:r>
         <w:rPr>
           <w:rFonts w:asciiTheme="minorBidi" w:hAnsiTheme="minorBidi"/>
+          <w:color w:val="FF0000"/>
           <w:sz w:val="28"/>
         </w:rPr>
         <w:t xml:space="preserve"> Devil Fruit</w:t>
@@ -14195,28 +14418,414 @@
       </w:r>
     </w:p>
     <w:p>
-      <w:r>
-        <w:t xml:space="preserve">&gt;&gt; </w:t>
-      </w:r>
-      <w:r>
-        <w:rPr>
-          <w:rFonts w:hint="cs"/>
-          <w:cs/>
-        </w:rPr>
-        <w:t xml:space="preserve">ตารางแสดงผลเทียบ </w:t>
-      </w:r>
-      <w:r>
-        <w:t>train, test</w:t>
+      <w:pPr>
+        <w:pStyle w:val="ListParagraph"/>
+        <w:numPr>
+          <w:ilvl w:val="0"/>
+          <w:numId w:val="8"/>
+        </w:numPr>
+      </w:pPr>
+      <w:r>
+        <w:t>Learning Curves</w:t>
       </w:r>
     </w:p>
     <w:p>
       <w:pPr>
+        <w:pStyle w:val="ListParagraph"/>
+        <w:numPr>
+          <w:ilvl w:val="1"/>
+          <w:numId w:val="8"/>
+        </w:numPr>
+        <w:rPr>
+          <w:color w:val="000000" w:themeColor="text1"/>
+        </w:rPr>
+      </w:pPr>
+      <w:r>
+        <w:rPr>
+          <w:rFonts w:eastAsia="Times New Roman" w:cstheme="minorHAnsi"/>
+          <w:color w:val="000000" w:themeColor="text1"/>
+          <w:szCs w:val="22"/>
+        </w:rPr>
+        <w:t>ResNet50</w:t>
+      </w:r>
+      <w:r>
+        <w:rPr>
+          <w:rFonts w:eastAsia="Times New Roman" w:cstheme="minorHAnsi"/>
+          <w:color w:val="000000" w:themeColor="text1"/>
+          <w:szCs w:val="22"/>
+        </w:rPr>
+        <w:t xml:space="preserve"> </w:t>
+      </w:r>
+    </w:p>
+    <w:p>
+      <w:pPr>
+        <w:pStyle w:val="ListParagraph"/>
+        <w:numPr>
+          <w:ilvl w:val="1"/>
+          <w:numId w:val="8"/>
+        </w:numPr>
+        <w:rPr>
+          <w:color w:val="000000" w:themeColor="text1"/>
+        </w:rPr>
+      </w:pPr>
+      <w:r>
+        <w:rPr>
+          <w:rFonts w:cstheme="minorHAnsi"/>
+          <w:color w:val="000000" w:themeColor="text1"/>
+          <w:szCs w:val="22"/>
+        </w:rPr>
+        <w:t>VGG16</w:t>
+      </w:r>
+    </w:p>
+    <w:p>
+      <w:pPr>
+        <w:pStyle w:val="ListParagraph"/>
+        <w:numPr>
+          <w:ilvl w:val="1"/>
+          <w:numId w:val="8"/>
+        </w:numPr>
+        <w:rPr>
+          <w:color w:val="000000" w:themeColor="text1"/>
+        </w:rPr>
+      </w:pPr>
+      <w:r>
+        <w:rPr>
+          <w:rFonts w:cstheme="minorHAnsi"/>
+          <w:color w:val="000000" w:themeColor="text1"/>
+          <w:szCs w:val="22"/>
+        </w:rPr>
+        <w:t>EfficientNet-B0</w:t>
+      </w:r>
+    </w:p>
+    <w:p>
+      <w:pPr>
+        <w:pStyle w:val="ListParagraph"/>
+        <w:numPr>
+          <w:ilvl w:val="1"/>
+          <w:numId w:val="8"/>
+        </w:numPr>
+        <w:rPr>
+          <w:color w:val="000000" w:themeColor="text1"/>
+        </w:rPr>
+      </w:pPr>
+      <w:r>
+        <w:rPr>
+          <w:rFonts w:cstheme="minorHAnsi"/>
+          <w:color w:val="000000" w:themeColor="text1"/>
+          <w:szCs w:val="22"/>
+        </w:rPr>
+        <w:t>MobileNetV3-Small</w:t>
+      </w:r>
+    </w:p>
+    <w:p>
+      <w:pPr>
         <w:rPr>
           <w:rFonts w:hint="cs"/>
-        </w:rPr>
-      </w:pPr>
-      <w:r>
-        <w:t>&gt;&gt; T-test</w:t>
+          <w:color w:val="000000" w:themeColor="text1"/>
+        </w:rPr>
+      </w:pPr>
+    </w:p>
+    <w:p>
+      <w:pPr>
+        <w:pStyle w:val="ListParagraph"/>
+        <w:numPr>
+          <w:ilvl w:val="0"/>
+          <w:numId w:val="8"/>
+        </w:numPr>
+      </w:pPr>
+      <w:r>
+        <w:rPr>
+          <w:rFonts w:hint="cs"/>
+          <w:cs/>
+        </w:rPr>
+        <w:t>การประเมินภาพรวมทุกคลา</w:t>
+      </w:r>
+      <w:r>
+        <w:rPr>
+          <w:rFonts w:hint="cs"/>
+          <w:cs/>
+        </w:rPr>
+        <w:t xml:space="preserve">ส </w:t>
+      </w:r>
+      <w:r>
+        <w:t xml:space="preserve">Accuracy, Precision, Recall </w:t>
+      </w:r>
+      <w:r>
+        <w:rPr>
+          <w:rFonts w:hint="cs"/>
+          <w:cs/>
+        </w:rPr>
+        <w:t>และ</w:t>
+      </w:r>
+      <w:r>
+        <w:t xml:space="preserve"> Macro-F1 Score</w:t>
+      </w:r>
+    </w:p>
+    <w:p>
+      <w:pPr>
+        <w:pStyle w:val="ListParagraph"/>
+        <w:numPr>
+          <w:ilvl w:val="1"/>
+          <w:numId w:val="8"/>
+        </w:numPr>
+        <w:rPr>
+          <w:color w:val="000000" w:themeColor="text1"/>
+        </w:rPr>
+      </w:pPr>
+      <w:r>
+        <w:rPr>
+          <w:rFonts w:eastAsia="Times New Roman" w:cstheme="minorHAnsi"/>
+          <w:color w:val="000000" w:themeColor="text1"/>
+          <w:szCs w:val="22"/>
+        </w:rPr>
+        <w:t>ResNet50</w:t>
+      </w:r>
+      <w:r>
+        <w:rPr>
+          <w:rFonts w:eastAsia="Times New Roman" w:cstheme="minorHAnsi"/>
+          <w:color w:val="000000" w:themeColor="text1"/>
+          <w:szCs w:val="22"/>
+        </w:rPr>
+        <w:t xml:space="preserve"> </w:t>
+      </w:r>
+    </w:p>
+    <w:p>
+      <w:pPr>
+        <w:pStyle w:val="ListParagraph"/>
+        <w:numPr>
+          <w:ilvl w:val="1"/>
+          <w:numId w:val="8"/>
+        </w:numPr>
+        <w:rPr>
+          <w:color w:val="000000" w:themeColor="text1"/>
+        </w:rPr>
+      </w:pPr>
+      <w:r>
+        <w:rPr>
+          <w:rFonts w:cstheme="minorHAnsi"/>
+          <w:color w:val="000000" w:themeColor="text1"/>
+          <w:szCs w:val="22"/>
+        </w:rPr>
+        <w:t>VGG16</w:t>
+      </w:r>
+    </w:p>
+    <w:p>
+      <w:pPr>
+        <w:pStyle w:val="ListParagraph"/>
+        <w:numPr>
+          <w:ilvl w:val="1"/>
+          <w:numId w:val="8"/>
+        </w:numPr>
+        <w:rPr>
+          <w:color w:val="000000" w:themeColor="text1"/>
+        </w:rPr>
+      </w:pPr>
+      <w:r>
+        <w:rPr>
+          <w:rFonts w:cstheme="minorHAnsi"/>
+          <w:color w:val="000000" w:themeColor="text1"/>
+          <w:szCs w:val="22"/>
+        </w:rPr>
+        <w:t>EfficientNet-B0</w:t>
+      </w:r>
+    </w:p>
+    <w:p>
+      <w:pPr>
+        <w:pStyle w:val="ListParagraph"/>
+        <w:numPr>
+          <w:ilvl w:val="1"/>
+          <w:numId w:val="8"/>
+        </w:numPr>
+        <w:rPr>
+          <w:color w:val="000000" w:themeColor="text1"/>
+        </w:rPr>
+      </w:pPr>
+      <w:r>
+        <w:rPr>
+          <w:rFonts w:cstheme="minorHAnsi"/>
+          <w:color w:val="000000" w:themeColor="text1"/>
+          <w:szCs w:val="22"/>
+        </w:rPr>
+        <w:t>MobileNetV3-Small</w:t>
+      </w:r>
+    </w:p>
+    <w:p>
+      <w:pPr>
+        <w:rPr>
+          <w:rFonts w:hint="cs"/>
+        </w:rPr>
+      </w:pPr>
+    </w:p>
+    <w:p>
+      <w:pPr>
+        <w:pStyle w:val="ListParagraph"/>
+        <w:numPr>
+          <w:ilvl w:val="0"/>
+          <w:numId w:val="8"/>
+        </w:numPr>
+      </w:pPr>
+      <w:r>
+        <w:t>T-Test</w:t>
+      </w:r>
+    </w:p>
+    <w:p>
+      <w:pPr>
+        <w:ind w:left="360"/>
+        <w:rPr>
+          <w:rFonts w:hint="cs"/>
+        </w:rPr>
+      </w:pPr>
+    </w:p>
+    <w:p>
+      <w:pPr>
+        <w:pStyle w:val="ListParagraph"/>
+        <w:numPr>
+          <w:ilvl w:val="0"/>
+          <w:numId w:val="8"/>
+        </w:numPr>
+      </w:pPr>
+      <w:r>
+        <w:rPr>
+          <w:rFonts w:hint="cs"/>
+          <w:cs/>
+        </w:rPr>
+        <w:t>การประเมิน</w:t>
+      </w:r>
+      <w:r>
+        <w:rPr>
+          <w:rFonts w:hint="cs"/>
+          <w:cs/>
+        </w:rPr>
+        <w:t>แยกร</w:t>
+      </w:r>
+      <w:r>
+        <w:rPr>
+          <w:rFonts w:hint="cs"/>
+          <w:cs/>
+        </w:rPr>
+        <w:t>าย</w:t>
+      </w:r>
+      <w:r>
+        <w:rPr>
+          <w:rFonts w:hint="cs"/>
+          <w:cs/>
+        </w:rPr>
+        <w:t xml:space="preserve">คลาส </w:t>
+      </w:r>
+      <w:r>
+        <w:t xml:space="preserve">Accuracy, Precision, Recall </w:t>
+      </w:r>
+      <w:r>
+        <w:rPr>
+          <w:rFonts w:hint="cs"/>
+          <w:cs/>
+        </w:rPr>
+        <w:t>และ</w:t>
+      </w:r>
+      <w:r>
+        <w:t xml:space="preserve"> Macro-F1 Score</w:t>
+      </w:r>
+    </w:p>
+    <w:p>
+      <w:pPr>
+        <w:pStyle w:val="ListParagraph"/>
+        <w:numPr>
+          <w:ilvl w:val="1"/>
+          <w:numId w:val="8"/>
+        </w:numPr>
+        <w:rPr>
+          <w:color w:val="000000" w:themeColor="text1"/>
+        </w:rPr>
+      </w:pPr>
+      <w:r>
+        <w:rPr>
+          <w:rFonts w:eastAsia="Times New Roman" w:cstheme="minorHAnsi"/>
+          <w:color w:val="000000" w:themeColor="text1"/>
+          <w:szCs w:val="22"/>
+        </w:rPr>
+        <w:t>ResNet50</w:t>
+      </w:r>
+      <w:r>
+        <w:rPr>
+          <w:rFonts w:eastAsia="Times New Roman" w:cstheme="minorHAnsi"/>
+          <w:color w:val="000000" w:themeColor="text1"/>
+          <w:szCs w:val="22"/>
+        </w:rPr>
+        <w:t xml:space="preserve"> </w:t>
+      </w:r>
+    </w:p>
+    <w:p>
+      <w:pPr>
+        <w:pStyle w:val="ListParagraph"/>
+        <w:numPr>
+          <w:ilvl w:val="1"/>
+          <w:numId w:val="8"/>
+        </w:numPr>
+        <w:rPr>
+          <w:color w:val="000000" w:themeColor="text1"/>
+        </w:rPr>
+      </w:pPr>
+      <w:r>
+        <w:rPr>
+          <w:rFonts w:cstheme="minorHAnsi"/>
+          <w:color w:val="000000" w:themeColor="text1"/>
+          <w:szCs w:val="22"/>
+        </w:rPr>
+        <w:t>VGG16</w:t>
+      </w:r>
+    </w:p>
+    <w:p>
+      <w:pPr>
+        <w:pStyle w:val="ListParagraph"/>
+        <w:numPr>
+          <w:ilvl w:val="1"/>
+          <w:numId w:val="8"/>
+        </w:numPr>
+        <w:rPr>
+          <w:color w:val="000000" w:themeColor="text1"/>
+        </w:rPr>
+      </w:pPr>
+      <w:r>
+        <w:rPr>
+          <w:rFonts w:cstheme="minorHAnsi"/>
+          <w:color w:val="000000" w:themeColor="text1"/>
+          <w:szCs w:val="22"/>
+        </w:rPr>
+        <w:t>EfficientNet-B0</w:t>
+      </w:r>
+    </w:p>
+    <w:p>
+      <w:pPr>
+        <w:pStyle w:val="ListParagraph"/>
+        <w:numPr>
+          <w:ilvl w:val="1"/>
+          <w:numId w:val="8"/>
+        </w:numPr>
+        <w:rPr>
+          <w:rFonts w:hint="cs"/>
+          <w:color w:val="000000" w:themeColor="text1"/>
+        </w:rPr>
+      </w:pPr>
+      <w:r>
+        <w:rPr>
+          <w:rFonts w:cstheme="minorHAnsi"/>
+          <w:color w:val="000000" w:themeColor="text1"/>
+          <w:szCs w:val="22"/>
+        </w:rPr>
+        <w:t>MobileNetV3-Small</w:t>
+      </w:r>
+    </w:p>
+    <w:p>
+      <w:pPr>
+        <w:pStyle w:val="ListParagraph"/>
+        <w:numPr>
+          <w:ilvl w:val="0"/>
+          <w:numId w:val="8"/>
+        </w:numPr>
+      </w:pPr>
+      <w:r>
+        <w:lastRenderedPageBreak/>
+        <w:t>Confusion Matrix</w:t>
       </w:r>
     </w:p>
     <w:p>
@@ -14430,7 +15039,76 @@
         <w:t>Discussion and conclusions</w:t>
       </w:r>
     </w:p>
-    <w:p/>
+    <w:p>
+      <w:pPr>
+        <w:pStyle w:val="ListParagraph"/>
+        <w:numPr>
+          <w:ilvl w:val="0"/>
+          <w:numId w:val="11"/>
+        </w:numPr>
+      </w:pPr>
+      <w:r>
+        <w:t>T-test</w:t>
+      </w:r>
+    </w:p>
+    <w:p>
+      <w:pPr>
+        <w:pStyle w:val="ListParagraph"/>
+        <w:numPr>
+          <w:ilvl w:val="0"/>
+          <w:numId w:val="11"/>
+        </w:numPr>
+      </w:pPr>
+      <w:r>
+        <w:rPr>
+          <w:rFonts w:hint="cs"/>
+          <w:cs/>
+        </w:rPr>
+        <w:t>การประเมินภาพรวมทุกคลาส</w:t>
+      </w:r>
+    </w:p>
+    <w:p>
+      <w:pPr>
+        <w:pStyle w:val="ListParagraph"/>
+        <w:numPr>
+          <w:ilvl w:val="0"/>
+          <w:numId w:val="11"/>
+        </w:numPr>
+      </w:pPr>
+      <w:r>
+        <w:rPr>
+          <w:rFonts w:hint="cs"/>
+          <w:cs/>
+        </w:rPr>
+        <w:t>การประเมิน</w:t>
+      </w:r>
+      <w:r>
+        <w:rPr>
+          <w:rFonts w:hint="cs"/>
+          <w:cs/>
+        </w:rPr>
+        <w:t>แยกราย</w:t>
+      </w:r>
+      <w:r>
+        <w:rPr>
+          <w:rFonts w:hint="cs"/>
+          <w:cs/>
+        </w:rPr>
+        <w:t>คลาส</w:t>
+      </w:r>
+    </w:p>
+    <w:p>
+      <w:pPr>
+        <w:pStyle w:val="ListParagraph"/>
+        <w:numPr>
+          <w:ilvl w:val="0"/>
+          <w:numId w:val="11"/>
+        </w:numPr>
+      </w:pPr>
+      <w:r>
+        <w:t>Eyeball Analysis</w:t>
+      </w:r>
+    </w:p>
     <w:p>
       <w:pPr>
         <w:pStyle w:val="Heading2"/>
@@ -14597,7 +15275,7 @@
   <w:abstractNum w:abstractNumId="1" w15:restartNumberingAfterBreak="0">
     <w:nsid w:val="069E0C4F"/>
     <w:multiLevelType w:val="hybridMultilevel"/>
-    <w:tmpl w:val="FF92296E"/>
+    <w:tmpl w:val="1382E088"/>
     <w:lvl w:ilvl="0" w:tplc="04090001">
       <w:start w:val="1"/>
       <w:numFmt w:val="bullet"/>
@@ -14610,16 +15288,16 @@
         <w:rFonts w:ascii="Symbol" w:hAnsi="Symbol" w:hint="default"/>
       </w:rPr>
     </w:lvl>
-    <w:lvl w:ilvl="1" w:tplc="04090003" w:tentative="1">
+    <w:lvl w:ilvl="1" w:tplc="04090005">
       <w:start w:val="1"/>
       <w:numFmt w:val="bullet"/>
-      <w:lvlText w:val="o"/>
+      <w:lvlText w:val=""/>
       <w:lvlJc w:val="left"/>
       <w:pPr>
         <w:ind w:left="1440" w:hanging="360"/>
       </w:pPr>
       <w:rPr>
-        <w:rFonts w:ascii="Courier New" w:hAnsi="Courier New" w:cs="Courier New" w:hint="default"/>
+        <w:rFonts w:ascii="Wingdings" w:hAnsi="Wingdings" w:hint="default"/>
       </w:rPr>
     </w:lvl>
     <w:lvl w:ilvl="2" w:tplc="04090005" w:tentative="1">
@@ -14900,95 +15578,9 @@
     </w:lvl>
   </w:abstractNum>
   <w:abstractNum w:abstractNumId="4" w15:restartNumberingAfterBreak="0">
-    <w:nsid w:val="2F9E76C8"/>
+    <w:nsid w:val="2650753F"/>
     <w:multiLevelType w:val="hybridMultilevel"/>
-    <w:tmpl w:val="5C965DA0"/>
-    <w:lvl w:ilvl="0" w:tplc="0409000F">
-      <w:start w:val="1"/>
-      <w:numFmt w:val="decimal"/>
-      <w:lvlText w:val="%1."/>
-      <w:lvlJc w:val="left"/>
-      <w:pPr>
-        <w:ind w:left="720" w:hanging="360"/>
-      </w:pPr>
-    </w:lvl>
-    <w:lvl w:ilvl="1" w:tplc="04090019" w:tentative="1">
-      <w:start w:val="1"/>
-      <w:numFmt w:val="lowerLetter"/>
-      <w:lvlText w:val="%2."/>
-      <w:lvlJc w:val="left"/>
-      <w:pPr>
-        <w:ind w:left="1440" w:hanging="360"/>
-      </w:pPr>
-    </w:lvl>
-    <w:lvl w:ilvl="2" w:tplc="0409001B" w:tentative="1">
-      <w:start w:val="1"/>
-      <w:numFmt w:val="lowerRoman"/>
-      <w:lvlText w:val="%3."/>
-      <w:lvlJc w:val="right"/>
-      <w:pPr>
-        <w:ind w:left="2160" w:hanging="180"/>
-      </w:pPr>
-    </w:lvl>
-    <w:lvl w:ilvl="3" w:tplc="0409000F" w:tentative="1">
-      <w:start w:val="1"/>
-      <w:numFmt w:val="decimal"/>
-      <w:lvlText w:val="%4."/>
-      <w:lvlJc w:val="left"/>
-      <w:pPr>
-        <w:ind w:left="2880" w:hanging="360"/>
-      </w:pPr>
-    </w:lvl>
-    <w:lvl w:ilvl="4" w:tplc="04090019" w:tentative="1">
-      <w:start w:val="1"/>
-      <w:numFmt w:val="lowerLetter"/>
-      <w:lvlText w:val="%5."/>
-      <w:lvlJc w:val="left"/>
-      <w:pPr>
-        <w:ind w:left="3600" w:hanging="360"/>
-      </w:pPr>
-    </w:lvl>
-    <w:lvl w:ilvl="5" w:tplc="0409001B" w:tentative="1">
-      <w:start w:val="1"/>
-      <w:numFmt w:val="lowerRoman"/>
-      <w:lvlText w:val="%6."/>
-      <w:lvlJc w:val="right"/>
-      <w:pPr>
-        <w:ind w:left="4320" w:hanging="180"/>
-      </w:pPr>
-    </w:lvl>
-    <w:lvl w:ilvl="6" w:tplc="0409000F" w:tentative="1">
-      <w:start w:val="1"/>
-      <w:numFmt w:val="decimal"/>
-      <w:lvlText w:val="%7."/>
-      <w:lvlJc w:val="left"/>
-      <w:pPr>
-        <w:ind w:left="5040" w:hanging="360"/>
-      </w:pPr>
-    </w:lvl>
-    <w:lvl w:ilvl="7" w:tplc="04090019" w:tentative="1">
-      <w:start w:val="1"/>
-      <w:numFmt w:val="lowerLetter"/>
-      <w:lvlText w:val="%8."/>
-      <w:lvlJc w:val="left"/>
-      <w:pPr>
-        <w:ind w:left="5760" w:hanging="360"/>
-      </w:pPr>
-    </w:lvl>
-    <w:lvl w:ilvl="8" w:tplc="0409001B" w:tentative="1">
-      <w:start w:val="1"/>
-      <w:numFmt w:val="lowerRoman"/>
-      <w:lvlText w:val="%9."/>
-      <w:lvlJc w:val="right"/>
-      <w:pPr>
-        <w:ind w:left="6480" w:hanging="180"/>
-      </w:pPr>
-    </w:lvl>
-  </w:abstractNum>
-  <w:abstractNum w:abstractNumId="5" w15:restartNumberingAfterBreak="0">
-    <w:nsid w:val="391D53A6"/>
-    <w:multiLevelType w:val="hybridMultilevel"/>
-    <w:tmpl w:val="802226F6"/>
+    <w:tmpl w:val="90767D06"/>
     <w:lvl w:ilvl="0" w:tplc="04090001">
       <w:start w:val="1"/>
       <w:numFmt w:val="bullet"/>
@@ -15098,10 +15690,209 @@
       </w:rPr>
     </w:lvl>
   </w:abstractNum>
+  <w:abstractNum w:abstractNumId="5" w15:restartNumberingAfterBreak="0">
+    <w:nsid w:val="2F9E76C8"/>
+    <w:multiLevelType w:val="hybridMultilevel"/>
+    <w:tmpl w:val="5C965DA0"/>
+    <w:lvl w:ilvl="0" w:tplc="0409000F">
+      <w:start w:val="1"/>
+      <w:numFmt w:val="decimal"/>
+      <w:lvlText w:val="%1."/>
+      <w:lvlJc w:val="left"/>
+      <w:pPr>
+        <w:ind w:left="720" w:hanging="360"/>
+      </w:pPr>
+    </w:lvl>
+    <w:lvl w:ilvl="1" w:tplc="04090019" w:tentative="1">
+      <w:start w:val="1"/>
+      <w:numFmt w:val="lowerLetter"/>
+      <w:lvlText w:val="%2."/>
+      <w:lvlJc w:val="left"/>
+      <w:pPr>
+        <w:ind w:left="1440" w:hanging="360"/>
+      </w:pPr>
+    </w:lvl>
+    <w:lvl w:ilvl="2" w:tplc="0409001B" w:tentative="1">
+      <w:start w:val="1"/>
+      <w:numFmt w:val="lowerRoman"/>
+      <w:lvlText w:val="%3."/>
+      <w:lvlJc w:val="right"/>
+      <w:pPr>
+        <w:ind w:left="2160" w:hanging="180"/>
+      </w:pPr>
+    </w:lvl>
+    <w:lvl w:ilvl="3" w:tplc="0409000F" w:tentative="1">
+      <w:start w:val="1"/>
+      <w:numFmt w:val="decimal"/>
+      <w:lvlText w:val="%4."/>
+      <w:lvlJc w:val="left"/>
+      <w:pPr>
+        <w:ind w:left="2880" w:hanging="360"/>
+      </w:pPr>
+    </w:lvl>
+    <w:lvl w:ilvl="4" w:tplc="04090019" w:tentative="1">
+      <w:start w:val="1"/>
+      <w:numFmt w:val="lowerLetter"/>
+      <w:lvlText w:val="%5."/>
+      <w:lvlJc w:val="left"/>
+      <w:pPr>
+        <w:ind w:left="3600" w:hanging="360"/>
+      </w:pPr>
+    </w:lvl>
+    <w:lvl w:ilvl="5" w:tplc="0409001B" w:tentative="1">
+      <w:start w:val="1"/>
+      <w:numFmt w:val="lowerRoman"/>
+      <w:lvlText w:val="%6."/>
+      <w:lvlJc w:val="right"/>
+      <w:pPr>
+        <w:ind w:left="4320" w:hanging="180"/>
+      </w:pPr>
+    </w:lvl>
+    <w:lvl w:ilvl="6" w:tplc="0409000F" w:tentative="1">
+      <w:start w:val="1"/>
+      <w:numFmt w:val="decimal"/>
+      <w:lvlText w:val="%7."/>
+      <w:lvlJc w:val="left"/>
+      <w:pPr>
+        <w:ind w:left="5040" w:hanging="360"/>
+      </w:pPr>
+    </w:lvl>
+    <w:lvl w:ilvl="7" w:tplc="04090019" w:tentative="1">
+      <w:start w:val="1"/>
+      <w:numFmt w:val="lowerLetter"/>
+      <w:lvlText w:val="%8."/>
+      <w:lvlJc w:val="left"/>
+      <w:pPr>
+        <w:ind w:left="5760" w:hanging="360"/>
+      </w:pPr>
+    </w:lvl>
+    <w:lvl w:ilvl="8" w:tplc="0409001B" w:tentative="1">
+      <w:start w:val="1"/>
+      <w:numFmt w:val="lowerRoman"/>
+      <w:lvlText w:val="%9."/>
+      <w:lvlJc w:val="right"/>
+      <w:pPr>
+        <w:ind w:left="6480" w:hanging="180"/>
+      </w:pPr>
+    </w:lvl>
+  </w:abstractNum>
   <w:abstractNum w:abstractNumId="6" w15:restartNumberingAfterBreak="0">
-    <w:nsid w:val="3D187DDD"/>
+    <w:nsid w:val="32495FBD"/>
     <w:multiLevelType w:val="hybridMultilevel"/>
-    <w:tmpl w:val="CF300338"/>
+    <w:tmpl w:val="20A24618"/>
+    <w:lvl w:ilvl="0" w:tplc="04090005">
+      <w:start w:val="1"/>
+      <w:numFmt w:val="bullet"/>
+      <w:lvlText w:val=""/>
+      <w:lvlJc w:val="left"/>
+      <w:pPr>
+        <w:ind w:left="720" w:hanging="360"/>
+      </w:pPr>
+      <w:rPr>
+        <w:rFonts w:ascii="Wingdings" w:hAnsi="Wingdings" w:hint="default"/>
+      </w:rPr>
+    </w:lvl>
+    <w:lvl w:ilvl="1" w:tplc="04090003" w:tentative="1">
+      <w:start w:val="1"/>
+      <w:numFmt w:val="bullet"/>
+      <w:lvlText w:val="o"/>
+      <w:lvlJc w:val="left"/>
+      <w:pPr>
+        <w:ind w:left="1440" w:hanging="360"/>
+      </w:pPr>
+      <w:rPr>
+        <w:rFonts w:ascii="Courier New" w:hAnsi="Courier New" w:cs="Courier New" w:hint="default"/>
+      </w:rPr>
+    </w:lvl>
+    <w:lvl w:ilvl="2" w:tplc="04090005" w:tentative="1">
+      <w:start w:val="1"/>
+      <w:numFmt w:val="bullet"/>
+      <w:lvlText w:val=""/>
+      <w:lvlJc w:val="left"/>
+      <w:pPr>
+        <w:ind w:left="2160" w:hanging="360"/>
+      </w:pPr>
+      <w:rPr>
+        <w:rFonts w:ascii="Wingdings" w:hAnsi="Wingdings" w:hint="default"/>
+      </w:rPr>
+    </w:lvl>
+    <w:lvl w:ilvl="3" w:tplc="04090001" w:tentative="1">
+      <w:start w:val="1"/>
+      <w:numFmt w:val="bullet"/>
+      <w:lvlText w:val=""/>
+      <w:lvlJc w:val="left"/>
+      <w:pPr>
+        <w:ind w:left="2880" w:hanging="360"/>
+      </w:pPr>
+      <w:rPr>
+        <w:rFonts w:ascii="Symbol" w:hAnsi="Symbol" w:hint="default"/>
+      </w:rPr>
+    </w:lvl>
+    <w:lvl w:ilvl="4" w:tplc="04090003" w:tentative="1">
+      <w:start w:val="1"/>
+      <w:numFmt w:val="bullet"/>
+      <w:lvlText w:val="o"/>
+      <w:lvlJc w:val="left"/>
+      <w:pPr>
+        <w:ind w:left="3600" w:hanging="360"/>
+      </w:pPr>
+      <w:rPr>
+        <w:rFonts w:ascii="Courier New" w:hAnsi="Courier New" w:cs="Courier New" w:hint="default"/>
+      </w:rPr>
+    </w:lvl>
+    <w:lvl w:ilvl="5" w:tplc="04090005" w:tentative="1">
+      <w:start w:val="1"/>
+      <w:numFmt w:val="bullet"/>
+      <w:lvlText w:val=""/>
+      <w:lvlJc w:val="left"/>
+      <w:pPr>
+        <w:ind w:left="4320" w:hanging="360"/>
+      </w:pPr>
+      <w:rPr>
+        <w:rFonts w:ascii="Wingdings" w:hAnsi="Wingdings" w:hint="default"/>
+      </w:rPr>
+    </w:lvl>
+    <w:lvl w:ilvl="6" w:tplc="04090001" w:tentative="1">
+      <w:start w:val="1"/>
+      <w:numFmt w:val="bullet"/>
+      <w:lvlText w:val=""/>
+      <w:lvlJc w:val="left"/>
+      <w:pPr>
+        <w:ind w:left="5040" w:hanging="360"/>
+      </w:pPr>
+      <w:rPr>
+        <w:rFonts w:ascii="Symbol" w:hAnsi="Symbol" w:hint="default"/>
+      </w:rPr>
+    </w:lvl>
+    <w:lvl w:ilvl="7" w:tplc="04090003" w:tentative="1">
+      <w:start w:val="1"/>
+      <w:numFmt w:val="bullet"/>
+      <w:lvlText w:val="o"/>
+      <w:lvlJc w:val="left"/>
+      <w:pPr>
+        <w:ind w:left="5760" w:hanging="360"/>
+      </w:pPr>
+      <w:rPr>
+        <w:rFonts w:ascii="Courier New" w:hAnsi="Courier New" w:cs="Courier New" w:hint="default"/>
+      </w:rPr>
+    </w:lvl>
+    <w:lvl w:ilvl="8" w:tplc="04090005" w:tentative="1">
+      <w:start w:val="1"/>
+      <w:numFmt w:val="bullet"/>
+      <w:lvlText w:val=""/>
+      <w:lvlJc w:val="left"/>
+      <w:pPr>
+        <w:ind w:left="6480" w:hanging="360"/>
+      </w:pPr>
+      <w:rPr>
+        <w:rFonts w:ascii="Wingdings" w:hAnsi="Wingdings" w:hint="default"/>
+      </w:rPr>
+    </w:lvl>
+  </w:abstractNum>
+  <w:abstractNum w:abstractNumId="7" w15:restartNumberingAfterBreak="0">
+    <w:nsid w:val="391D53A6"/>
+    <w:multiLevelType w:val="hybridMultilevel"/>
+    <w:tmpl w:val="802226F6"/>
     <w:lvl w:ilvl="0" w:tplc="04090001">
       <w:start w:val="1"/>
       <w:numFmt w:val="bullet"/>
@@ -15211,7 +16002,120 @@
       </w:rPr>
     </w:lvl>
   </w:abstractNum>
-  <w:abstractNum w:abstractNumId="7" w15:restartNumberingAfterBreak="0">
+  <w:abstractNum w:abstractNumId="8" w15:restartNumberingAfterBreak="0">
+    <w:nsid w:val="3D187DDD"/>
+    <w:multiLevelType w:val="hybridMultilevel"/>
+    <w:tmpl w:val="CF300338"/>
+    <w:lvl w:ilvl="0" w:tplc="04090001">
+      <w:start w:val="1"/>
+      <w:numFmt w:val="bullet"/>
+      <w:lvlText w:val=""/>
+      <w:lvlJc w:val="left"/>
+      <w:pPr>
+        <w:ind w:left="720" w:hanging="360"/>
+      </w:pPr>
+      <w:rPr>
+        <w:rFonts w:ascii="Symbol" w:hAnsi="Symbol" w:hint="default"/>
+      </w:rPr>
+    </w:lvl>
+    <w:lvl w:ilvl="1" w:tplc="04090003" w:tentative="1">
+      <w:start w:val="1"/>
+      <w:numFmt w:val="bullet"/>
+      <w:lvlText w:val="o"/>
+      <w:lvlJc w:val="left"/>
+      <w:pPr>
+        <w:ind w:left="1440" w:hanging="360"/>
+      </w:pPr>
+      <w:rPr>
+        <w:rFonts w:ascii="Courier New" w:hAnsi="Courier New" w:cs="Courier New" w:hint="default"/>
+      </w:rPr>
+    </w:lvl>
+    <w:lvl w:ilvl="2" w:tplc="04090005" w:tentative="1">
+      <w:start w:val="1"/>
+      <w:numFmt w:val="bullet"/>
+      <w:lvlText w:val=""/>
+      <w:lvlJc w:val="left"/>
+      <w:pPr>
+        <w:ind w:left="2160" w:hanging="360"/>
+      </w:pPr>
+      <w:rPr>
+        <w:rFonts w:ascii="Wingdings" w:hAnsi="Wingdings" w:hint="default"/>
+      </w:rPr>
+    </w:lvl>
+    <w:lvl w:ilvl="3" w:tplc="04090001" w:tentative="1">
+      <w:start w:val="1"/>
+      <w:numFmt w:val="bullet"/>
+      <w:lvlText w:val=""/>
+      <w:lvlJc w:val="left"/>
+      <w:pPr>
+        <w:ind w:left="2880" w:hanging="360"/>
+      </w:pPr>
+      <w:rPr>
+        <w:rFonts w:ascii="Symbol" w:hAnsi="Symbol" w:hint="default"/>
+      </w:rPr>
+    </w:lvl>
+    <w:lvl w:ilvl="4" w:tplc="04090003" w:tentative="1">
+      <w:start w:val="1"/>
+      <w:numFmt w:val="bullet"/>
+      <w:lvlText w:val="o"/>
+      <w:lvlJc w:val="left"/>
+      <w:pPr>
+        <w:ind w:left="3600" w:hanging="360"/>
+      </w:pPr>
+      <w:rPr>
+        <w:rFonts w:ascii="Courier New" w:hAnsi="Courier New" w:cs="Courier New" w:hint="default"/>
+      </w:rPr>
+    </w:lvl>
+    <w:lvl w:ilvl="5" w:tplc="04090005" w:tentative="1">
+      <w:start w:val="1"/>
+      <w:numFmt w:val="bullet"/>
+      <w:lvlText w:val=""/>
+      <w:lvlJc w:val="left"/>
+      <w:pPr>
+        <w:ind w:left="4320" w:hanging="360"/>
+      </w:pPr>
+      <w:rPr>
+        <w:rFonts w:ascii="Wingdings" w:hAnsi="Wingdings" w:hint="default"/>
+      </w:rPr>
+    </w:lvl>
+    <w:lvl w:ilvl="6" w:tplc="04090001" w:tentative="1">
+      <w:start w:val="1"/>
+      <w:numFmt w:val="bullet"/>
+      <w:lvlText w:val=""/>
+      <w:lvlJc w:val="left"/>
+      <w:pPr>
+        <w:ind w:left="5040" w:hanging="360"/>
+      </w:pPr>
+      <w:rPr>
+        <w:rFonts w:ascii="Symbol" w:hAnsi="Symbol" w:hint="default"/>
+      </w:rPr>
+    </w:lvl>
+    <w:lvl w:ilvl="7" w:tplc="04090003" w:tentative="1">
+      <w:start w:val="1"/>
+      <w:numFmt w:val="bullet"/>
+      <w:lvlText w:val="o"/>
+      <w:lvlJc w:val="left"/>
+      <w:pPr>
+        <w:ind w:left="5760" w:hanging="360"/>
+      </w:pPr>
+      <w:rPr>
+        <w:rFonts w:ascii="Courier New" w:hAnsi="Courier New" w:cs="Courier New" w:hint="default"/>
+      </w:rPr>
+    </w:lvl>
+    <w:lvl w:ilvl="8" w:tplc="04090005" w:tentative="1">
+      <w:start w:val="1"/>
+      <w:numFmt w:val="bullet"/>
+      <w:lvlText w:val=""/>
+      <w:lvlJc w:val="left"/>
+      <w:pPr>
+        <w:ind w:left="6480" w:hanging="360"/>
+      </w:pPr>
+      <w:rPr>
+        <w:rFonts w:ascii="Wingdings" w:hAnsi="Wingdings" w:hint="default"/>
+      </w:rPr>
+    </w:lvl>
+  </w:abstractNum>
+  <w:abstractNum w:abstractNumId="9" w15:restartNumberingAfterBreak="0">
     <w:nsid w:val="5FAB6306"/>
     <w:multiLevelType w:val="hybridMultilevel"/>
     <w:tmpl w:val="644AE98E"/>
@@ -15324,7 +16228,7 @@
       </w:rPr>
     </w:lvl>
   </w:abstractNum>
-  <w:abstractNum w:abstractNumId="8" w15:restartNumberingAfterBreak="0">
+  <w:abstractNum w:abstractNumId="10" w15:restartNumberingAfterBreak="0">
     <w:nsid w:val="739E5170"/>
     <w:multiLevelType w:val="hybridMultilevel"/>
     <w:tmpl w:val="48C03E1A"/>
@@ -15438,10 +16342,10 @@
     </w:lvl>
   </w:abstractNum>
   <w:num w:numId="1">
-    <w:abstractNumId w:val="7"/>
+    <w:abstractNumId w:val="9"/>
   </w:num>
   <w:num w:numId="2">
-    <w:abstractNumId w:val="6"/>
+    <w:abstractNumId w:val="8"/>
   </w:num>
   <w:num w:numId="3">
     <w:abstractNumId w:val="0"/>
@@ -15450,18 +16354,24 @@
     <w:abstractNumId w:val="3"/>
   </w:num>
   <w:num w:numId="5">
-    <w:abstractNumId w:val="8"/>
+    <w:abstractNumId w:val="10"/>
   </w:num>
   <w:num w:numId="6">
     <w:abstractNumId w:val="2"/>
   </w:num>
   <w:num w:numId="7">
-    <w:abstractNumId w:val="5"/>
+    <w:abstractNumId w:val="7"/>
   </w:num>
   <w:num w:numId="8">
     <w:abstractNumId w:val="1"/>
   </w:num>
   <w:num w:numId="9">
+    <w:abstractNumId w:val="5"/>
+  </w:num>
+  <w:num w:numId="10">
+    <w:abstractNumId w:val="6"/>
+  </w:num>
+  <w:num w:numId="11">
     <w:abstractNumId w:val="4"/>
   </w:num>
 </w:numbering>
